--- a/ECommerce By Neil Cummings.docx
+++ b/ECommerce By Neil Cummings.docx
@@ -12256,7 +12256,7 @@
       <w:pPr>
         <w:bidi/>
         <w:rPr>
-          <w:rFonts w:cs="B Nazanin" w:hint="cs"/>
+          <w:rFonts w:cs="B Nazanin"/>
           <w:sz w:val="24"/>
           <w:szCs w:val="24"/>
           <w:lang w:bidi="fa-IR"/>
@@ -12328,7 +12328,7 @@
       <w:pPr>
         <w:bidi/>
         <w:rPr>
-          <w:rFonts w:cs="B Nazanin" w:hint="cs"/>
+          <w:rFonts w:cs="B Nazanin"/>
           <w:sz w:val="24"/>
           <w:szCs w:val="24"/>
           <w:rtl/>
@@ -12547,7 +12547,7 @@
       <w:pPr>
         <w:bidi/>
         <w:rPr>
-          <w:rFonts w:cs="B Nazanin" w:hint="cs"/>
+          <w:rFonts w:cs="B Nazanin"/>
           <w:sz w:val="24"/>
           <w:szCs w:val="24"/>
           <w:rtl/>
@@ -12851,7 +12851,7 @@
       <w:pPr>
         <w:bidi/>
         <w:rPr>
-          <w:rFonts w:cs="B Nazanin" w:hint="cs"/>
+          <w:rFonts w:cs="B Nazanin"/>
           <w:b/>
           <w:bCs/>
           <w:sz w:val="36"/>
@@ -12887,7 +12887,7 @@
       <w:pPr>
         <w:bidi/>
         <w:rPr>
-          <w:rFonts w:cs="B Nazanin" w:hint="cs"/>
+          <w:rFonts w:cs="B Nazanin"/>
           <w:b/>
           <w:bCs/>
           <w:sz w:val="36"/>
@@ -12952,10 +12952,9 @@
       <w:pPr>
         <w:bidi/>
         <w:rPr>
-          <w:rFonts w:cs="B Nazanin" w:hint="cs"/>
-          <w:sz w:val="24"/>
-          <w:szCs w:val="24"/>
-          <w:rtl/>
+          <w:rFonts w:cs="B Nazanin"/>
+          <w:sz w:val="24"/>
+          <w:szCs w:val="24"/>
           <w:lang w:bidi="fa-IR"/>
         </w:rPr>
       </w:pPr>
@@ -13039,100 +13038,263 @@
           <w:rFonts w:cs="B Nazanin"/>
           <w:sz w:val="24"/>
           <w:szCs w:val="24"/>
-          <w:lang w:bidi="fa-IR"/>
-        </w:rPr>
-      </w:pPr>
-    </w:p>
-    <w:p>
-      <w:pPr>
-        <w:bidi/>
-        <w:rPr>
-          <w:rFonts w:cs="B Nazanin"/>
-          <w:sz w:val="24"/>
-          <w:szCs w:val="24"/>
-          <w:lang w:bidi="fa-IR"/>
-        </w:rPr>
-      </w:pPr>
-    </w:p>
-    <w:p>
-      <w:pPr>
-        <w:bidi/>
-        <w:rPr>
-          <w:rFonts w:cs="B Nazanin"/>
-          <w:sz w:val="24"/>
-          <w:szCs w:val="24"/>
-          <w:lang w:bidi="fa-IR"/>
-        </w:rPr>
-      </w:pPr>
-    </w:p>
-    <w:p>
-      <w:pPr>
-        <w:bidi/>
-        <w:rPr>
-          <w:rFonts w:cs="B Nazanin"/>
-          <w:sz w:val="24"/>
-          <w:szCs w:val="24"/>
-          <w:lang w:bidi="fa-IR"/>
-        </w:rPr>
-      </w:pPr>
-    </w:p>
-    <w:p>
-      <w:pPr>
-        <w:bidi/>
-        <w:rPr>
-          <w:rFonts w:cs="B Nazanin"/>
-          <w:sz w:val="24"/>
-          <w:szCs w:val="24"/>
-          <w:rtl/>
-          <w:lang w:bidi="fa-IR"/>
-        </w:rPr>
-      </w:pPr>
-    </w:p>
-    <w:p>
-      <w:pPr>
-        <w:bidi/>
-        <w:rPr>
-          <w:rFonts w:cs="B Nazanin"/>
-          <w:b/>
+          <w:rtl/>
+          <w:lang w:bidi="fa-IR"/>
+        </w:rPr>
+      </w:pPr>
+    </w:p>
+    <w:p>
+      <w:pPr>
+        <w:bidi/>
+        <w:rPr>
+          <w:rFonts w:cs="B Nazanin"/>
+          <w:sz w:val="24"/>
+          <w:szCs w:val="24"/>
+          <w:rtl/>
+          <w:lang w:bidi="fa-IR"/>
+        </w:rPr>
+      </w:pPr>
+    </w:p>
+    <w:p>
+      <w:pPr>
+        <w:bidi/>
+        <w:rPr>
+          <w:rFonts w:cs="B Nazanin"/>
+          <w:sz w:val="24"/>
+          <w:szCs w:val="24"/>
+          <w:rtl/>
+          <w:lang w:bidi="fa-IR"/>
+        </w:rPr>
+      </w:pPr>
+    </w:p>
+    <w:p>
+      <w:pPr>
+        <w:bidi/>
+        <w:rPr>
+          <w:rFonts w:cs="B Nazanin"/>
+          <w:sz w:val="24"/>
+          <w:szCs w:val="24"/>
+          <w:rtl/>
+          <w:lang w:bidi="fa-IR"/>
+        </w:rPr>
+      </w:pPr>
+    </w:p>
+    <w:p>
+      <w:pPr>
+        <w:bidi/>
+        <w:rPr>
+          <w:rFonts w:cs="B Nazanin"/>
+          <w:sz w:val="24"/>
+          <w:szCs w:val="24"/>
+          <w:rtl/>
+          <w:lang w:bidi="fa-IR"/>
+        </w:rPr>
+      </w:pPr>
+    </w:p>
+    <w:p>
+      <w:pPr>
+        <w:bidi/>
+        <w:rPr>
+          <w:rFonts w:cs="B Nazanin"/>
+          <w:sz w:val="24"/>
+          <w:szCs w:val="24"/>
+          <w:rtl/>
+          <w:lang w:bidi="fa-IR"/>
+        </w:rPr>
+      </w:pPr>
+    </w:p>
+    <w:p>
+      <w:pPr>
+        <w:bidi/>
+        <w:rPr>
+          <w:rFonts w:cs="B Nazanin"/>
+          <w:sz w:val="24"/>
+          <w:szCs w:val="24"/>
+          <w:rtl/>
+          <w:lang w:bidi="fa-IR"/>
+        </w:rPr>
+      </w:pPr>
+    </w:p>
+    <w:p>
+      <w:pPr>
+        <w:bidi/>
+        <w:rPr>
+          <w:rFonts w:cs="B Nazanin"/>
+          <w:sz w:val="24"/>
+          <w:szCs w:val="24"/>
+          <w:rtl/>
+          <w:lang w:bidi="fa-IR"/>
+        </w:rPr>
+      </w:pPr>
+    </w:p>
+    <w:p>
+      <w:pPr>
+        <w:bidi/>
+        <w:rPr>
+          <w:rFonts w:cs="B Nazanin"/>
+          <w:sz w:val="24"/>
+          <w:szCs w:val="24"/>
+          <w:lang w:bidi="fa-IR"/>
+        </w:rPr>
+      </w:pPr>
+    </w:p>
+    <w:p>
+      <w:pPr>
+        <w:bidi/>
+        <w:rPr>
+          <w:rFonts w:cs="B Nazanin"/>
           <w:bCs/>
-          <w:sz w:val="40"/>
-          <w:szCs w:val="40"/>
-          <w:lang w:bidi="fa-IR"/>
-        </w:rPr>
-      </w:pPr>
-      <w:r>
-        <w:rPr>
-          <w:rFonts w:cs="B Nazanin" w:hint="cs"/>
-          <w:b/>
+          <w:sz w:val="36"/>
+          <w:szCs w:val="36"/>
+          <w:rtl/>
+          <w:lang w:bidi="fa-IR"/>
+        </w:rPr>
+      </w:pPr>
+      <w:r>
+        <w:rPr>
+          <w:rFonts w:cs="B Nazanin"/>
           <w:bCs/>
-          <w:sz w:val="40"/>
-          <w:szCs w:val="40"/>
-          <w:rtl/>
-          <w:lang w:bidi="fa-IR"/>
-        </w:rPr>
-        <w:t xml:space="preserve">سوالات </w:t>
-      </w:r>
-    </w:p>
-    <w:p>
-      <w:pPr>
-        <w:bidi/>
-        <w:rPr>
-          <w:rFonts w:cs="B Nazanin"/>
-          <w:b/>
+          <w:sz w:val="36"/>
+          <w:szCs w:val="36"/>
+          <w:lang w:bidi="fa-IR"/>
+        </w:rPr>
+        <w:lastRenderedPageBreak/>
+        <w:t>API</w:t>
+      </w:r>
+      <w:r>
+        <w:rPr>
+          <w:rFonts w:cs="B Nazanin" w:hint="cs"/>
           <w:bCs/>
-          <w:sz w:val="40"/>
-          <w:szCs w:val="40"/>
-          <w:rtl/>
-          <w:lang w:bidi="fa-IR"/>
-        </w:rPr>
-      </w:pPr>
+          <w:sz w:val="36"/>
+          <w:szCs w:val="36"/>
+          <w:rtl/>
+          <w:lang w:bidi="fa-IR"/>
+        </w:rPr>
+        <w:t xml:space="preserve"> سبد خرید</w:t>
+      </w:r>
+      <w:r>
+        <w:rPr>
+          <w:rFonts w:cs="B Nazanin" w:hint="cs"/>
+          <w:bCs/>
+          <w:sz w:val="36"/>
+          <w:szCs w:val="36"/>
+          <w:rtl/>
+          <w:lang w:bidi="fa-IR"/>
+        </w:rPr>
+        <w:t>-.--.-.--.-.-.-.-.-.-.-.-.-.--.-.-.-.-.-.-.-.-.-.-.-.-.-</w:t>
+      </w:r>
+    </w:p>
+    <w:p>
+      <w:pPr>
+        <w:bidi/>
+        <w:rPr>
+          <w:rFonts w:cs="B Nazanin"/>
+          <w:sz w:val="24"/>
+          <w:szCs w:val="24"/>
+          <w:rtl/>
+          <w:lang w:bidi="fa-IR"/>
+        </w:rPr>
+      </w:pPr>
+      <w:r>
+        <w:rPr>
+          <w:rFonts w:cs="B Nazanin" w:hint="cs"/>
+          <w:sz w:val="24"/>
+          <w:szCs w:val="24"/>
+          <w:rtl/>
+          <w:lang w:bidi="fa-IR"/>
+        </w:rPr>
+        <w:t xml:space="preserve">قرار است که از </w:t>
+      </w:r>
+      <w:r>
+        <w:rPr>
+          <w:rFonts w:cs="B Nazanin"/>
+          <w:sz w:val="24"/>
+          <w:szCs w:val="24"/>
+          <w:lang w:bidi="fa-IR"/>
+        </w:rPr>
+        <w:t>Redis</w:t>
+      </w:r>
+      <w:r>
+        <w:rPr>
+          <w:rFonts w:cs="B Nazanin" w:hint="cs"/>
+          <w:sz w:val="24"/>
+          <w:szCs w:val="24"/>
+          <w:rtl/>
+          <w:lang w:bidi="fa-IR"/>
+        </w:rPr>
+        <w:t xml:space="preserve"> برای ذخیره سازی </w:t>
+      </w:r>
+      <w:r>
+        <w:rPr>
+          <w:rFonts w:cs="B Nazanin" w:hint="cs"/>
+          <w:sz w:val="24"/>
+          <w:szCs w:val="24"/>
+          <w:u w:val="single"/>
+          <w:rtl/>
+          <w:lang w:bidi="fa-IR"/>
+        </w:rPr>
+        <w:t>کارت</w:t>
+      </w:r>
+      <w:r>
+        <w:rPr>
+          <w:rFonts w:cs="B Nazanin" w:hint="cs"/>
+          <w:sz w:val="24"/>
+          <w:szCs w:val="24"/>
+          <w:rtl/>
+          <w:lang w:bidi="fa-IR"/>
+        </w:rPr>
+        <w:t xml:space="preserve"> های مشتری استفاده کنیم . </w:t>
+      </w:r>
+    </w:p>
+    <w:p>
+      <w:pPr>
+        <w:bidi/>
+        <w:rPr>
+          <w:rFonts w:cs="B Nazanin"/>
+          <w:sz w:val="24"/>
+          <w:szCs w:val="24"/>
+          <w:rtl/>
+          <w:lang w:bidi="fa-IR"/>
+        </w:rPr>
+      </w:pPr>
+      <w:r>
+        <w:rPr>
+          <w:rFonts w:cs="B Nazanin" w:hint="cs"/>
+          <w:sz w:val="24"/>
+          <w:szCs w:val="24"/>
+          <w:rtl/>
+          <w:lang w:bidi="fa-IR"/>
+        </w:rPr>
+        <w:t xml:space="preserve">حالا خود </w:t>
+      </w:r>
+      <w:r>
+        <w:rPr>
+          <w:rFonts w:cs="B Nazanin" w:hint="cs"/>
+          <w:sz w:val="24"/>
+          <w:szCs w:val="24"/>
+          <w:u w:val="single"/>
+          <w:rtl/>
+          <w:lang w:bidi="fa-IR"/>
+        </w:rPr>
+        <w:t>سبد</w:t>
+      </w:r>
+      <w:r>
+        <w:rPr>
+          <w:rFonts w:cs="B Nazanin" w:hint="cs"/>
+          <w:sz w:val="24"/>
+          <w:szCs w:val="24"/>
+          <w:rtl/>
+          <w:lang w:bidi="fa-IR"/>
+        </w:rPr>
+        <w:t xml:space="preserve"> مشتری را کجا ذخیره کنیم ؟</w:t>
+      </w:r>
     </w:p>
     <w:p>
       <w:pPr>
         <w:pStyle w:val="ListParagraph"/>
         <w:numPr>
           <w:ilvl w:val="0"/>
-          <w:numId w:val="1"/>
+          <w:numId w:val="8"/>
         </w:numPr>
         <w:bidi/>
         <w:rPr>
@@ -13150,56 +13312,28 @@
           <w:rtl/>
           <w:lang w:bidi="fa-IR"/>
         </w:rPr>
-        <w:lastRenderedPageBreak/>
-        <w:t xml:space="preserve">اگر </w:t>
-      </w:r>
-      <w:r>
-        <w:rPr>
-          <w:rFonts w:cs="B Nazanin"/>
-          <w:sz w:val="24"/>
-          <w:szCs w:val="24"/>
-          <w:lang w:bidi="fa-IR"/>
-        </w:rPr>
-        <w:t>Route</w:t>
-      </w:r>
-      <w:r>
-        <w:rPr>
-          <w:rFonts w:cs="B Nazanin" w:hint="cs"/>
-          <w:sz w:val="24"/>
-          <w:szCs w:val="24"/>
-          <w:rtl/>
-          <w:lang w:bidi="fa-IR"/>
-        </w:rPr>
-        <w:t xml:space="preserve"> یک درخواست </w:t>
-      </w:r>
-      <w:r>
-        <w:rPr>
-          <w:rFonts w:cs="B Nazanin"/>
-          <w:sz w:val="24"/>
-          <w:szCs w:val="24"/>
-          <w:lang w:bidi="fa-IR"/>
-        </w:rPr>
-        <w:t>post</w:t>
-      </w:r>
-      <w:r>
-        <w:rPr>
-          <w:rFonts w:cs="B Nazanin" w:hint="cs"/>
-          <w:sz w:val="24"/>
-          <w:szCs w:val="24"/>
-          <w:rtl/>
-          <w:lang w:bidi="fa-IR"/>
-        </w:rPr>
-        <w:t xml:space="preserve"> باشد و ما در </w:t>
+        <w:t xml:space="preserve">راه اول ) </w:t>
+      </w:r>
+      <w:r>
+        <w:rPr>
+          <w:rFonts w:cs="B Nazanin" w:hint="cs"/>
+          <w:sz w:val="24"/>
+          <w:szCs w:val="24"/>
+          <w:rtl/>
+          <w:lang w:bidi="fa-IR"/>
+        </w:rPr>
+        <w:t xml:space="preserve">اگر سبد را داخل یک پایگاه داده دائمی اضافه کنیم مزایای زیادی دارد مثل آنکه هر وقت مشتری خواست این سبد را فرا می خواند و اقلام آن را کم و زیاد می کند . ولی اگر روزی کاربر </w:t>
       </w:r>
       <w:proofErr w:type="spellStart"/>
       <w:r>
         <w:rPr>
-          <w:rFonts w:cs="B Nazanin"/>
-          <w:sz w:val="24"/>
-          <w:szCs w:val="24"/>
-          <w:lang w:bidi="fa-IR"/>
-        </w:rPr>
-        <w:t>api</w:t>
+          <w:rFonts w:cs="B Nazanin" w:hint="cs"/>
+          <w:sz w:val="24"/>
+          <w:szCs w:val="24"/>
+          <w:rtl/>
+          <w:lang w:bidi="fa-IR"/>
+        </w:rPr>
+        <w:t>هایی</w:t>
       </w:r>
       <w:proofErr w:type="spellEnd"/>
       <w:r>
@@ -13210,52 +13344,307 @@
           <w:rtl/>
           <w:lang w:bidi="fa-IR"/>
         </w:rPr>
-        <w:t xml:space="preserve"> مثلا دو متد </w:t>
-      </w:r>
-      <w:r>
-        <w:rPr>
-          <w:rFonts w:cs="B Nazanin"/>
-          <w:sz w:val="24"/>
-          <w:szCs w:val="24"/>
-          <w:lang w:bidi="fa-IR"/>
-        </w:rPr>
-        <w:t>post</w:t>
-      </w:r>
-      <w:r>
-        <w:rPr>
-          <w:rFonts w:cs="B Nazanin" w:hint="cs"/>
-          <w:sz w:val="24"/>
-          <w:szCs w:val="24"/>
-          <w:rtl/>
-          <w:lang w:bidi="fa-IR"/>
-        </w:rPr>
-        <w:t xml:space="preserve"> داشته باشیم که دارای </w:t>
-      </w:r>
-      <w:r>
-        <w:rPr>
-          <w:rFonts w:cs="B Nazanin"/>
-          <w:sz w:val="24"/>
-          <w:szCs w:val="24"/>
-          <w:lang w:bidi="fa-IR"/>
-        </w:rPr>
-        <w:t>route</w:t>
-      </w:r>
-      <w:r>
-        <w:rPr>
-          <w:rFonts w:cs="B Nazanin" w:hint="cs"/>
-          <w:sz w:val="24"/>
-          <w:szCs w:val="24"/>
-          <w:rtl/>
-          <w:lang w:bidi="fa-IR"/>
-        </w:rPr>
-        <w:t xml:space="preserve"> مشخص هستند آنگاه به کدام ارجاع داده می شود ؟</w:t>
-      </w:r>
-    </w:p>
-    <w:p>
-      <w:pPr>
-        <w:bidi/>
-        <w:rPr>
-          <w:rFonts w:cs="B Nazanin"/>
+        <w:t xml:space="preserve"> سبد </w:t>
+      </w:r>
+      <w:proofErr w:type="spellStart"/>
+      <w:r>
+        <w:rPr>
+          <w:rFonts w:cs="B Nazanin" w:hint="cs"/>
+          <w:sz w:val="24"/>
+          <w:szCs w:val="24"/>
+          <w:rtl/>
+          <w:lang w:bidi="fa-IR"/>
+        </w:rPr>
+        <w:t>هایی</w:t>
+      </w:r>
+      <w:proofErr w:type="spellEnd"/>
+      <w:r>
+        <w:rPr>
+          <w:rFonts w:cs="B Nazanin" w:hint="cs"/>
+          <w:sz w:val="24"/>
+          <w:szCs w:val="24"/>
+          <w:rtl/>
+          <w:lang w:bidi="fa-IR"/>
+        </w:rPr>
+        <w:t xml:space="preserve"> باز کنند که اقلامی در آن است ولی هیچ وقت به مرحله خرید نرسد و برای همیشه از سامانه بروند چه ؟ چه سناریویی قرار است این نوع سبد ها را حذف کند ؟ می توانیم به آن سبد خرید ها تاریخ </w:t>
+      </w:r>
+      <w:proofErr w:type="spellStart"/>
+      <w:r>
+        <w:rPr>
+          <w:rFonts w:cs="B Nazanin" w:hint="cs"/>
+          <w:sz w:val="24"/>
+          <w:szCs w:val="24"/>
+          <w:rtl/>
+          <w:lang w:bidi="fa-IR"/>
+        </w:rPr>
+        <w:t>انقضا</w:t>
+      </w:r>
+      <w:proofErr w:type="spellEnd"/>
+      <w:r>
+        <w:rPr>
+          <w:rFonts w:cs="B Nazanin" w:hint="cs"/>
+          <w:sz w:val="24"/>
+          <w:szCs w:val="24"/>
+          <w:rtl/>
+          <w:lang w:bidi="fa-IR"/>
+        </w:rPr>
+        <w:t xml:space="preserve"> بدهیم و بعدا برای آن سناریویی اجرا کنیم که این نوع سبد ها حذف شوند ولی کار اضافه است .</w:t>
+      </w:r>
+    </w:p>
+    <w:p>
+      <w:pPr>
+        <w:pStyle w:val="ListParagraph"/>
+        <w:numPr>
+          <w:ilvl w:val="0"/>
+          <w:numId w:val="8"/>
+        </w:numPr>
+        <w:bidi/>
+        <w:rPr>
+          <w:rFonts w:cs="B Nazanin"/>
+          <w:sz w:val="24"/>
+          <w:szCs w:val="24"/>
+          <w:lang w:bidi="fa-IR"/>
+        </w:rPr>
+      </w:pPr>
+      <w:r>
+        <w:rPr>
+          <w:rFonts w:cs="B Nazanin" w:hint="cs"/>
+          <w:sz w:val="24"/>
+          <w:szCs w:val="24"/>
+          <w:rtl/>
+          <w:lang w:bidi="fa-IR"/>
+        </w:rPr>
+        <w:t xml:space="preserve">راه دوم ) اگر سبد خرید در یک حافظه محلی ذخیره شود چه ؟ یعنی در </w:t>
+      </w:r>
+      <w:r>
+        <w:rPr>
+          <w:rFonts w:cs="B Nazanin"/>
+          <w:sz w:val="24"/>
+          <w:szCs w:val="24"/>
+          <w:lang w:bidi="fa-IR"/>
+        </w:rPr>
+        <w:t>local storage</w:t>
+      </w:r>
+      <w:r>
+        <w:rPr>
+          <w:rFonts w:cs="B Nazanin" w:hint="cs"/>
+          <w:sz w:val="24"/>
+          <w:szCs w:val="24"/>
+          <w:rtl/>
+          <w:lang w:bidi="fa-IR"/>
+        </w:rPr>
+        <w:t xml:space="preserve"> . این نوع حافظه از فضای ذخیره سازی </w:t>
+      </w:r>
+      <w:proofErr w:type="spellStart"/>
+      <w:r>
+        <w:rPr>
+          <w:rFonts w:cs="B Nazanin" w:hint="cs"/>
+          <w:sz w:val="24"/>
+          <w:szCs w:val="24"/>
+          <w:rtl/>
+          <w:lang w:bidi="fa-IR"/>
+        </w:rPr>
+        <w:t>مرورگر</w:t>
+      </w:r>
+      <w:proofErr w:type="spellEnd"/>
+      <w:r>
+        <w:rPr>
+          <w:rFonts w:cs="B Nazanin" w:hint="cs"/>
+          <w:sz w:val="24"/>
+          <w:szCs w:val="24"/>
+          <w:rtl/>
+          <w:lang w:bidi="fa-IR"/>
+        </w:rPr>
+        <w:t xml:space="preserve"> استفاده می کند و اگر کاربر مدت ها بعد هم برگشت باز ما می دانیم چه سبد خریدی داشته است . نقطه ضعف آن است که در سبد ها در سمت مشتری است و سرور هیچ راه تعاملی با داده های سبد خرید ندارد . پس خیلی گزینه خوبی نیست </w:t>
+      </w:r>
+    </w:p>
+    <w:p>
+      <w:pPr>
+        <w:pStyle w:val="ListParagraph"/>
+        <w:numPr>
+          <w:ilvl w:val="0"/>
+          <w:numId w:val="8"/>
+        </w:numPr>
+        <w:bidi/>
+        <w:rPr>
+          <w:rFonts w:cs="B Nazanin"/>
+          <w:sz w:val="24"/>
+          <w:szCs w:val="24"/>
+          <w:lang w:bidi="fa-IR"/>
+        </w:rPr>
+      </w:pPr>
+      <w:r>
+        <w:rPr>
+          <w:rFonts w:cs="B Nazanin" w:hint="cs"/>
+          <w:sz w:val="24"/>
+          <w:szCs w:val="24"/>
+          <w:rtl/>
+          <w:lang w:bidi="fa-IR"/>
+        </w:rPr>
+        <w:t xml:space="preserve">راه سوم ) در مورد </w:t>
+      </w:r>
+      <w:r>
+        <w:rPr>
+          <w:rFonts w:cs="B Nazanin"/>
+          <w:sz w:val="24"/>
+          <w:szCs w:val="24"/>
+          <w:lang w:bidi="fa-IR"/>
+        </w:rPr>
+        <w:t>Cookie</w:t>
+      </w:r>
+      <w:r>
+        <w:rPr>
+          <w:rFonts w:cs="B Nazanin" w:hint="cs"/>
+          <w:sz w:val="24"/>
+          <w:szCs w:val="24"/>
+          <w:rtl/>
+          <w:lang w:bidi="fa-IR"/>
+        </w:rPr>
+        <w:t xml:space="preserve"> چطور ؟ این هم خیر</w:t>
+      </w:r>
+    </w:p>
+    <w:p>
+      <w:pPr>
+        <w:pStyle w:val="ListParagraph"/>
+        <w:numPr>
+          <w:ilvl w:val="0"/>
+          <w:numId w:val="8"/>
+        </w:numPr>
+        <w:bidi/>
+        <w:rPr>
+          <w:rFonts w:cs="B Nazanin"/>
+          <w:sz w:val="24"/>
+          <w:szCs w:val="24"/>
+          <w:lang w:bidi="fa-IR"/>
+        </w:rPr>
+      </w:pPr>
+      <w:r>
+        <w:rPr>
+          <w:rFonts w:cs="B Nazanin" w:hint="cs"/>
+          <w:sz w:val="24"/>
+          <w:szCs w:val="24"/>
+          <w:rtl/>
+          <w:lang w:bidi="fa-IR"/>
+        </w:rPr>
+        <w:t xml:space="preserve">راه چهارم ) در مورد </w:t>
+      </w:r>
+      <w:r>
+        <w:rPr>
+          <w:rFonts w:cs="B Nazanin"/>
+          <w:sz w:val="24"/>
+          <w:szCs w:val="24"/>
+          <w:lang w:bidi="fa-IR"/>
+        </w:rPr>
+        <w:t>Redis</w:t>
+      </w:r>
+      <w:r>
+        <w:rPr>
+          <w:rFonts w:cs="B Nazanin" w:hint="cs"/>
+          <w:sz w:val="24"/>
+          <w:szCs w:val="24"/>
+          <w:rtl/>
+          <w:lang w:bidi="fa-IR"/>
+        </w:rPr>
+        <w:t xml:space="preserve"> چطور ؟ </w:t>
+      </w:r>
+      <w:r>
+        <w:rPr>
+          <w:rFonts w:cs="B Nazanin" w:hint="cs"/>
+          <w:sz w:val="24"/>
+          <w:szCs w:val="24"/>
+          <w:rtl/>
+          <w:lang w:bidi="fa-IR"/>
+        </w:rPr>
+        <w:t xml:space="preserve">از آن به عنوان ذخیره سازی در حافظه استفاده می کنند اما همچنین با ماندگاری همراه است زیرا از داده ها </w:t>
+      </w:r>
+      <w:proofErr w:type="spellStart"/>
+      <w:r>
+        <w:rPr>
+          <w:rFonts w:cs="B Nazanin"/>
+          <w:sz w:val="24"/>
+          <w:szCs w:val="24"/>
+          <w:lang w:bidi="fa-IR"/>
+        </w:rPr>
+        <w:t>SnapShot</w:t>
+      </w:r>
+      <w:proofErr w:type="spellEnd"/>
+      <w:r>
+        <w:rPr>
+          <w:rFonts w:cs="B Nazanin" w:hint="cs"/>
+          <w:sz w:val="24"/>
+          <w:szCs w:val="24"/>
+          <w:rtl/>
+          <w:lang w:bidi="fa-IR"/>
+        </w:rPr>
+        <w:t xml:space="preserve"> می گیرد . پس اگر </w:t>
+      </w:r>
+      <w:proofErr w:type="spellStart"/>
+      <w:r>
+        <w:rPr>
+          <w:rFonts w:cs="B Nazanin"/>
+          <w:sz w:val="24"/>
+          <w:szCs w:val="24"/>
+          <w:lang w:bidi="fa-IR"/>
+        </w:rPr>
+        <w:t>redis</w:t>
+      </w:r>
+      <w:proofErr w:type="spellEnd"/>
+      <w:r>
+        <w:rPr>
+          <w:rFonts w:cs="B Nazanin" w:hint="cs"/>
+          <w:sz w:val="24"/>
+          <w:szCs w:val="24"/>
+          <w:rtl/>
+          <w:lang w:bidi="fa-IR"/>
+        </w:rPr>
+        <w:t xml:space="preserve"> را دوباره راه اندازی کنیم از آن جایی که بود قبلا ادامه می دهد و آن داده ها را حفظ می کند .</w:t>
+      </w:r>
+      <w:r>
+        <w:rPr>
+          <w:rFonts w:cs="B Nazanin" w:hint="cs"/>
+          <w:sz w:val="24"/>
+          <w:szCs w:val="24"/>
+          <w:rtl/>
+          <w:lang w:bidi="fa-IR"/>
+        </w:rPr>
+        <w:t xml:space="preserve"> اما کاربرد بیشتر آن همان ذخیره سازی در حافظه است . بسیار سریع است و از </w:t>
+      </w:r>
+      <w:r>
+        <w:rPr>
+          <w:rFonts w:cs="B Nazanin"/>
+          <w:sz w:val="24"/>
+          <w:szCs w:val="24"/>
+          <w:lang w:bidi="fa-IR"/>
+        </w:rPr>
+        <w:t>Key Value</w:t>
+      </w:r>
+      <w:r>
+        <w:rPr>
+          <w:rFonts w:cs="B Nazanin" w:hint="cs"/>
+          <w:sz w:val="24"/>
+          <w:szCs w:val="24"/>
+          <w:rtl/>
+          <w:lang w:bidi="fa-IR"/>
+        </w:rPr>
+        <w:t xml:space="preserve"> استفاده می کند . چون سمت سرور هست پس سرور هم به راحتی به آن دسترسی دارد . تنها نقطه ضعف آن این است که باید آن را به عنوان یک پایگاه داده اضافی پیکر بندی کنیم . همین را اتخاذ می کنیم .</w:t>
+      </w:r>
+      <w:r>
+        <w:rPr>
+          <w:rFonts w:cs="B Nazanin" w:hint="cs"/>
+          <w:sz w:val="24"/>
+          <w:szCs w:val="24"/>
+          <w:rtl/>
+          <w:lang w:bidi="fa-IR"/>
+        </w:rPr>
+        <w:t xml:space="preserve"> آیا ریسک از دست دادن داده داریم ؟ بله ولی می توان آن را مدیریت کرد .</w:t>
+      </w:r>
+    </w:p>
+    <w:p>
+      <w:pPr>
+        <w:bidi/>
+        <w:jc w:val="center"/>
+        <w:rPr>
+          <w:rFonts w:cs="B Nazanin" w:hint="cs"/>
           <w:sz w:val="24"/>
           <w:szCs w:val="24"/>
           <w:rtl/>
@@ -13267,10 +13656,10 @@
           <w:noProof/>
         </w:rPr>
         <w:drawing>
-          <wp:inline distT="0" distB="0" distL="0" distR="0" wp14:anchorId="61374A00" wp14:editId="02107822">
-            <wp:extent cx="5943600" cy="4927600"/>
-            <wp:effectExtent l="0" t="0" r="0" b="6350"/>
-            <wp:docPr id="4" name="Picture 4"/>
+          <wp:inline distT="0" distB="0" distL="0" distR="0" wp14:anchorId="0140356C" wp14:editId="2811E28A">
+            <wp:extent cx="3944975" cy="2425148"/>
+            <wp:effectExtent l="0" t="0" r="0" b="0"/>
+            <wp:docPr id="7" name="Picture 7"/>
             <wp:cNvGraphicFramePr>
               <a:graphicFrameLocks xmlns:a="http://schemas.openxmlformats.org/drawingml/2006/main" noChangeAspect="1"/>
             </wp:cNvGraphicFramePr>
@@ -13290,7 +13679,7 @@
                   <pic:spPr>
                     <a:xfrm>
                       <a:off x="0" y="0"/>
-                      <a:ext cx="5943600" cy="4927600"/>
+                      <a:ext cx="3954691" cy="2431121"/>
                     </a:xfrm>
                     <a:prstGeom prst="rect">
                       <a:avLst/>
@@ -13302,264 +13691,360 @@
           </wp:inline>
         </w:drawing>
       </w:r>
-    </w:p>
-    <w:p>
-      <w:pPr>
-        <w:bidi/>
-        <w:rPr>
-          <w:rFonts w:cs="B Nazanin"/>
-          <w:sz w:val="24"/>
-          <w:szCs w:val="24"/>
-          <w:rtl/>
-          <w:lang w:bidi="fa-IR"/>
-        </w:rPr>
-      </w:pPr>
-    </w:p>
-    <w:p>
-      <w:pPr>
-        <w:bidi/>
-        <w:rPr>
-          <w:rFonts w:cs="B Nazanin"/>
-          <w:sz w:val="24"/>
-          <w:szCs w:val="24"/>
-          <w:rtl/>
-          <w:lang w:bidi="fa-IR"/>
-        </w:rPr>
-      </w:pPr>
-    </w:p>
-    <w:p>
-      <w:pPr>
-        <w:bidi/>
-        <w:rPr>
-          <w:rFonts w:cs="B Nazanin"/>
-          <w:sz w:val="24"/>
-          <w:szCs w:val="24"/>
-          <w:rtl/>
-          <w:lang w:bidi="fa-IR"/>
-        </w:rPr>
-      </w:pPr>
-    </w:p>
-    <w:p>
-      <w:pPr>
-        <w:bidi/>
-        <w:rPr>
-          <w:rFonts w:cs="B Nazanin"/>
-          <w:sz w:val="24"/>
-          <w:szCs w:val="24"/>
-          <w:rtl/>
-          <w:lang w:bidi="fa-IR"/>
-        </w:rPr>
-      </w:pPr>
-    </w:p>
-    <w:p>
-      <w:pPr>
-        <w:bidi/>
-        <w:rPr>
-          <w:rFonts w:cs="B Nazanin"/>
-          <w:sz w:val="24"/>
-          <w:szCs w:val="24"/>
-          <w:rtl/>
-          <w:lang w:bidi="fa-IR"/>
-        </w:rPr>
-      </w:pPr>
-    </w:p>
-    <w:p>
-      <w:pPr>
-        <w:bidi/>
-        <w:rPr>
-          <w:rFonts w:cs="B Nazanin"/>
-          <w:sz w:val="24"/>
-          <w:szCs w:val="24"/>
-          <w:rtl/>
-          <w:lang w:bidi="fa-IR"/>
-        </w:rPr>
-      </w:pPr>
-    </w:p>
-    <w:p>
-      <w:pPr>
-        <w:pStyle w:val="ListParagraph"/>
-        <w:numPr>
-          <w:ilvl w:val="0"/>
-          <w:numId w:val="1"/>
-        </w:numPr>
-        <w:bidi/>
-        <w:rPr>
-          <w:rFonts w:cs="B Nazanin"/>
-          <w:sz w:val="24"/>
-          <w:szCs w:val="24"/>
-          <w:lang w:bidi="fa-IR"/>
-        </w:rPr>
-      </w:pPr>
-      <w:r>
-        <w:rPr>
-          <w:rFonts w:cs="B Nazanin" w:hint="cs"/>
-          <w:sz w:val="24"/>
-          <w:szCs w:val="24"/>
-          <w:rtl/>
-          <w:lang w:bidi="fa-IR"/>
-        </w:rPr>
-        <w:t xml:space="preserve">آیا می توان برای </w:t>
-      </w:r>
-      <w:r>
-        <w:rPr>
-          <w:rFonts w:cs="B Nazanin"/>
-          <w:sz w:val="24"/>
-          <w:szCs w:val="24"/>
-          <w:lang w:bidi="fa-IR"/>
-        </w:rPr>
-        <w:t>Update</w:t>
-      </w:r>
-      <w:r>
-        <w:rPr>
-          <w:rFonts w:cs="B Nazanin" w:hint="cs"/>
-          <w:sz w:val="24"/>
-          <w:szCs w:val="24"/>
-          <w:rtl/>
-          <w:lang w:bidi="fa-IR"/>
-        </w:rPr>
-        <w:t xml:space="preserve"> از </w:t>
-      </w:r>
-      <w:r>
-        <w:rPr>
-          <w:rFonts w:cs="B Nazanin"/>
-          <w:sz w:val="24"/>
-          <w:szCs w:val="24"/>
-          <w:lang w:bidi="fa-IR"/>
-        </w:rPr>
-        <w:t>post</w:t>
-      </w:r>
-      <w:r>
-        <w:rPr>
-          <w:rFonts w:cs="B Nazanin" w:hint="cs"/>
-          <w:sz w:val="24"/>
-          <w:szCs w:val="24"/>
-          <w:rtl/>
-          <w:lang w:bidi="fa-IR"/>
-        </w:rPr>
-        <w:t xml:space="preserve"> به جای </w:t>
-      </w:r>
-      <w:r>
-        <w:rPr>
-          <w:rFonts w:cs="B Nazanin"/>
-          <w:sz w:val="24"/>
-          <w:szCs w:val="24"/>
-          <w:lang w:bidi="fa-IR"/>
-        </w:rPr>
-        <w:t>put</w:t>
-      </w:r>
-      <w:r>
-        <w:rPr>
-          <w:rFonts w:cs="B Nazanin" w:hint="cs"/>
-          <w:sz w:val="24"/>
-          <w:szCs w:val="24"/>
-          <w:rtl/>
-          <w:lang w:bidi="fa-IR"/>
-        </w:rPr>
-        <w:t xml:space="preserve"> استفاده کرد ؟</w:t>
-      </w:r>
-    </w:p>
-    <w:p>
-      <w:pPr>
-        <w:bidi/>
-        <w:ind w:left="360"/>
-        <w:rPr>
-          <w:rFonts w:cs="B Nazanin"/>
-          <w:sz w:val="24"/>
-          <w:szCs w:val="24"/>
-          <w:rtl/>
-          <w:lang w:bidi="fa-IR"/>
-        </w:rPr>
-      </w:pPr>
-      <w:r>
-        <w:rPr>
-          <w:rFonts w:cs="B Nazanin"/>
+      <w:r>
+        <w:rPr>
+          <w:rFonts w:cs="B Nazanin"/>
+          <w:sz w:val="24"/>
+          <w:szCs w:val="24"/>
+          <w:lang w:bidi="fa-IR"/>
+        </w:rPr>
+        <w:t>s</w:t>
+      </w:r>
+    </w:p>
+    <w:p>
+      <w:pPr>
+        <w:bidi/>
+        <w:rPr>
+          <w:rFonts w:cs="B Nazanin"/>
+          <w:sz w:val="24"/>
+          <w:szCs w:val="24"/>
+          <w:rtl/>
+          <w:lang w:bidi="fa-IR"/>
+        </w:rPr>
+      </w:pPr>
+    </w:p>
+    <w:p>
+      <w:pPr>
+        <w:bidi/>
+        <w:rPr>
+          <w:rFonts w:cs="B Nazanin" w:hint="cs"/>
+          <w:sz w:val="24"/>
+          <w:szCs w:val="24"/>
+          <w:rtl/>
+          <w:lang w:bidi="fa-IR"/>
+        </w:rPr>
+      </w:pPr>
+      <w:r>
+        <w:rPr>
+          <w:rFonts w:cs="B Nazanin" w:hint="cs"/>
           <w:sz w:val="24"/>
           <w:szCs w:val="24"/>
           <w:rtl/>
           <w:lang w:bidi="fa-IR"/>
         </w:rPr>
         <w:lastRenderedPageBreak/>
-        <w:t>نه، اگر برای</w:t>
-      </w:r>
-      <w:r>
-        <w:rPr>
-          <w:rFonts w:cs="B Nazanin"/>
-          <w:sz w:val="24"/>
-          <w:szCs w:val="24"/>
-          <w:lang w:bidi="fa-IR"/>
-        </w:rPr>
-        <w:t xml:space="preserve"> Update </w:t>
-      </w:r>
-      <w:r>
-        <w:rPr>
-          <w:rFonts w:cs="B Nazanin"/>
-          <w:sz w:val="24"/>
-          <w:szCs w:val="24"/>
-          <w:rtl/>
-          <w:lang w:bidi="fa-IR"/>
-        </w:rPr>
-        <w:t>از</w:t>
-      </w:r>
-      <w:r>
-        <w:rPr>
-          <w:rFonts w:cs="B Nazanin"/>
-          <w:sz w:val="24"/>
-          <w:szCs w:val="24"/>
-          <w:lang w:bidi="fa-IR"/>
-        </w:rPr>
-        <w:t xml:space="preserve"> POST </w:t>
-      </w:r>
-      <w:r>
-        <w:rPr>
-          <w:rFonts w:cs="B Nazanin"/>
-          <w:sz w:val="24"/>
-          <w:szCs w:val="24"/>
-          <w:rtl/>
-          <w:lang w:bidi="fa-IR"/>
-        </w:rPr>
-        <w:t>استفاده کنی، از نظر فنی لزوماً غلط نیست و</w:t>
-      </w:r>
-      <w:r>
-        <w:rPr>
-          <w:rFonts w:cs="B Nazanin"/>
-          <w:sz w:val="24"/>
-          <w:szCs w:val="24"/>
-          <w:lang w:bidi="fa-IR"/>
-        </w:rPr>
-        <w:t xml:space="preserve"> ASP.NET Core </w:t>
-      </w:r>
-      <w:r>
-        <w:rPr>
-          <w:rFonts w:cs="B Nazanin"/>
-          <w:sz w:val="24"/>
-          <w:szCs w:val="24"/>
-          <w:rtl/>
-          <w:lang w:bidi="fa-IR"/>
-        </w:rPr>
-        <w:t xml:space="preserve">هم </w:t>
+        <w:t xml:space="preserve">در این دوره </w:t>
+      </w:r>
+      <w:r>
+        <w:rPr>
+          <w:rFonts w:cs="B Nazanin"/>
+          <w:sz w:val="24"/>
+          <w:szCs w:val="24"/>
+          <w:lang w:bidi="fa-IR"/>
+        </w:rPr>
+        <w:t>Redis</w:t>
+      </w:r>
+      <w:r>
+        <w:rPr>
+          <w:rFonts w:cs="B Nazanin" w:hint="cs"/>
+          <w:sz w:val="24"/>
+          <w:szCs w:val="24"/>
+          <w:rtl/>
+          <w:lang w:bidi="fa-IR"/>
+        </w:rPr>
+        <w:t xml:space="preserve"> را با </w:t>
+      </w:r>
+      <w:r>
+        <w:rPr>
+          <w:rFonts w:cs="B Nazanin"/>
+          <w:sz w:val="24"/>
+          <w:szCs w:val="24"/>
+          <w:lang w:bidi="fa-IR"/>
+        </w:rPr>
+        <w:t>Docker</w:t>
+      </w:r>
+      <w:r>
+        <w:rPr>
+          <w:rFonts w:cs="B Nazanin" w:hint="cs"/>
+          <w:sz w:val="24"/>
+          <w:szCs w:val="24"/>
+          <w:rtl/>
+          <w:lang w:bidi="fa-IR"/>
+        </w:rPr>
+        <w:t xml:space="preserve"> اجرا می کند . </w:t>
       </w:r>
       <w:proofErr w:type="spellStart"/>
       <w:r>
         <w:rPr>
-          <w:rFonts w:cs="B Nazanin"/>
-          <w:sz w:val="24"/>
-          <w:szCs w:val="24"/>
-          <w:rtl/>
-          <w:lang w:bidi="fa-IR"/>
-        </w:rPr>
-        <w:t>می‌تواند</w:t>
+          <w:rFonts w:cs="B Nazanin" w:hint="cs"/>
+          <w:sz w:val="24"/>
+          <w:szCs w:val="24"/>
+          <w:rtl/>
+          <w:lang w:bidi="fa-IR"/>
+        </w:rPr>
+        <w:t>پورت</w:t>
       </w:r>
       <w:proofErr w:type="spellEnd"/>
       <w:r>
         <w:rPr>
-          <w:rFonts w:cs="B Nazanin"/>
-          <w:sz w:val="24"/>
-          <w:szCs w:val="24"/>
-          <w:rtl/>
-          <w:lang w:bidi="fa-IR"/>
-        </w:rPr>
-        <w:t xml:space="preserve"> کاملاً با آن کار کند</w:t>
-      </w:r>
+          <w:rFonts w:cs="B Nazanin" w:hint="cs"/>
+          <w:sz w:val="24"/>
+          <w:szCs w:val="24"/>
+          <w:rtl/>
+          <w:lang w:bidi="fa-IR"/>
+        </w:rPr>
+        <w:t xml:space="preserve"> استاندارد آن </w:t>
+      </w:r>
+      <w:r>
+        <w:rPr>
+          <w:rFonts w:cs="B Nazanin" w:hint="cs"/>
+          <w:sz w:val="24"/>
+          <w:szCs w:val="24"/>
+          <w:rtl/>
+          <w:lang w:bidi="fa-IR"/>
+        </w:rPr>
+        <w:t>6379 هست .</w:t>
+      </w:r>
+    </w:p>
+    <w:p>
+      <w:pPr>
+        <w:bidi/>
+        <w:rPr>
+          <w:rFonts w:cs="B Nazanin"/>
+          <w:sz w:val="24"/>
+          <w:szCs w:val="24"/>
+          <w:lang w:bidi="fa-IR"/>
+        </w:rPr>
+      </w:pPr>
+      <w:r>
+        <w:rPr>
+          <w:rFonts w:cs="B Nazanin" w:hint="cs"/>
+          <w:sz w:val="24"/>
+          <w:szCs w:val="24"/>
+          <w:rtl/>
+          <w:lang w:bidi="fa-IR"/>
+        </w:rPr>
+        <w:t xml:space="preserve">خب اگر ما </w:t>
+      </w:r>
+      <w:proofErr w:type="spellStart"/>
+      <w:r>
+        <w:rPr>
+          <w:rFonts w:cs="B Nazanin"/>
+          <w:sz w:val="24"/>
+          <w:szCs w:val="24"/>
+          <w:lang w:bidi="fa-IR"/>
+        </w:rPr>
+        <w:t>sql</w:t>
+      </w:r>
+      <w:proofErr w:type="spellEnd"/>
+      <w:r>
+        <w:rPr>
+          <w:rFonts w:cs="B Nazanin" w:hint="cs"/>
+          <w:sz w:val="24"/>
+          <w:szCs w:val="24"/>
+          <w:rtl/>
+          <w:lang w:bidi="fa-IR"/>
+        </w:rPr>
+        <w:t xml:space="preserve"> داخل </w:t>
+      </w:r>
+      <w:r>
+        <w:rPr>
+          <w:rFonts w:cs="B Nazanin"/>
+          <w:sz w:val="24"/>
+          <w:szCs w:val="24"/>
+          <w:lang w:bidi="fa-IR"/>
+        </w:rPr>
+        <w:t>docker</w:t>
+      </w:r>
+      <w:r>
+        <w:rPr>
+          <w:rFonts w:cs="B Nazanin" w:hint="cs"/>
+          <w:sz w:val="24"/>
+          <w:szCs w:val="24"/>
+          <w:rtl/>
+          <w:lang w:bidi="fa-IR"/>
+        </w:rPr>
+        <w:t xml:space="preserve"> را ببندیم یا اصلا </w:t>
+      </w:r>
+      <w:r>
+        <w:rPr>
+          <w:rFonts w:cs="B Nazanin"/>
+          <w:sz w:val="24"/>
+          <w:szCs w:val="24"/>
+          <w:lang w:bidi="fa-IR"/>
+        </w:rPr>
+        <w:t>container</w:t>
+      </w:r>
+      <w:r>
+        <w:rPr>
+          <w:rFonts w:cs="B Nazanin" w:hint="cs"/>
+          <w:sz w:val="24"/>
+          <w:szCs w:val="24"/>
+          <w:rtl/>
+          <w:lang w:bidi="fa-IR"/>
+        </w:rPr>
+        <w:t xml:space="preserve"> را حذف کنیم چه اتفاقی برای داده های </w:t>
+      </w:r>
+      <w:proofErr w:type="spellStart"/>
+      <w:r>
+        <w:rPr>
+          <w:rFonts w:cs="B Nazanin"/>
+          <w:sz w:val="24"/>
+          <w:szCs w:val="24"/>
+          <w:lang w:bidi="fa-IR"/>
+        </w:rPr>
+        <w:t>sql</w:t>
+      </w:r>
+      <w:proofErr w:type="spellEnd"/>
+      <w:r>
+        <w:rPr>
+          <w:rFonts w:cs="B Nazanin" w:hint="cs"/>
+          <w:sz w:val="24"/>
+          <w:szCs w:val="24"/>
+          <w:rtl/>
+          <w:lang w:bidi="fa-IR"/>
+        </w:rPr>
+        <w:t xml:space="preserve"> می افتد ؟ چون تمام داده های ما در داخل ظرف یا </w:t>
+      </w:r>
+      <w:r>
+        <w:rPr>
+          <w:rFonts w:cs="B Nazanin"/>
+          <w:sz w:val="24"/>
+          <w:szCs w:val="24"/>
+          <w:lang w:bidi="fa-IR"/>
+        </w:rPr>
+        <w:t>container</w:t>
+      </w:r>
+      <w:r>
+        <w:rPr>
+          <w:rFonts w:cs="B Nazanin" w:hint="cs"/>
+          <w:sz w:val="24"/>
+          <w:szCs w:val="24"/>
+          <w:rtl/>
+          <w:lang w:bidi="fa-IR"/>
+        </w:rPr>
+        <w:t xml:space="preserve"> ذخیره می شوند پس تمام داده ها پاک می شوند . برای جلوگیری از این مشکل با مفهوم </w:t>
+      </w:r>
+      <w:r>
+        <w:rPr>
+          <w:rFonts w:cs="B Nazanin"/>
+          <w:sz w:val="24"/>
+          <w:szCs w:val="24"/>
+          <w:lang w:bidi="fa-IR"/>
+        </w:rPr>
+        <w:t>VOLUME</w:t>
+      </w:r>
+      <w:r>
+        <w:rPr>
+          <w:rFonts w:cs="B Nazanin" w:hint="cs"/>
+          <w:sz w:val="24"/>
+          <w:szCs w:val="24"/>
+          <w:rtl/>
+          <w:lang w:bidi="fa-IR"/>
+        </w:rPr>
+        <w:t xml:space="preserve"> مواجه می شویم . یعنی می گوییم که داده های </w:t>
+      </w:r>
+      <w:r>
+        <w:rPr>
+          <w:rFonts w:cs="B Nazanin"/>
+          <w:sz w:val="24"/>
+          <w:szCs w:val="24"/>
+          <w:lang w:bidi="fa-IR"/>
+        </w:rPr>
+        <w:t>container</w:t>
+      </w:r>
+      <w:r>
+        <w:rPr>
+          <w:rFonts w:cs="B Nazanin" w:hint="cs"/>
+          <w:sz w:val="24"/>
+          <w:szCs w:val="24"/>
+          <w:rtl/>
+          <w:lang w:bidi="fa-IR"/>
+        </w:rPr>
+        <w:t xml:space="preserve"> داخل یک پوشه به خصوص ذخیره شوند . </w:t>
+      </w:r>
+      <w:r>
+        <w:rPr>
+          <w:rFonts w:cs="B Nazanin"/>
+          <w:sz w:val="24"/>
+          <w:szCs w:val="24"/>
+          <w:rtl/>
+          <w:lang w:bidi="fa-IR"/>
+        </w:rPr>
+        <w:t>اگر</w:t>
+      </w:r>
+      <w:r>
+        <w:rPr>
+          <w:rFonts w:cs="B Nazanin"/>
+          <w:sz w:val="24"/>
+          <w:szCs w:val="24"/>
+          <w:lang w:bidi="fa-IR"/>
+        </w:rPr>
+        <w:t xml:space="preserve"> Container </w:t>
+      </w:r>
+      <w:r>
+        <w:rPr>
+          <w:rFonts w:cs="B Nazanin"/>
+          <w:sz w:val="24"/>
+          <w:szCs w:val="24"/>
+          <w:rtl/>
+          <w:lang w:bidi="fa-IR"/>
+        </w:rPr>
+        <w:t xml:space="preserve">را </w:t>
+      </w:r>
+      <w:r>
+        <w:rPr>
+          <w:rFonts w:cs="B Nazanin"/>
+          <w:sz w:val="24"/>
+          <w:szCs w:val="24"/>
+          <w:lang w:bidi="fa-IR"/>
+        </w:rPr>
+        <w:t xml:space="preserve">Stop </w:t>
+      </w:r>
+      <w:r>
+        <w:rPr>
+          <w:rFonts w:cs="B Nazanin"/>
+          <w:sz w:val="24"/>
+          <w:szCs w:val="24"/>
+          <w:rtl/>
+          <w:lang w:bidi="fa-IR"/>
+        </w:rPr>
+        <w:t xml:space="preserve">کنیم، </w:t>
+      </w:r>
+      <w:proofErr w:type="spellStart"/>
+      <w:r>
+        <w:rPr>
+          <w:rFonts w:cs="B Nazanin"/>
+          <w:sz w:val="24"/>
+          <w:szCs w:val="24"/>
+          <w:rtl/>
+          <w:lang w:bidi="fa-IR"/>
+        </w:rPr>
+        <w:t>داده‌ها</w:t>
+      </w:r>
+      <w:proofErr w:type="spellEnd"/>
+      <w:r>
+        <w:rPr>
+          <w:rFonts w:cs="B Nazanin"/>
+          <w:sz w:val="24"/>
+          <w:szCs w:val="24"/>
+          <w:rtl/>
+          <w:lang w:bidi="fa-IR"/>
+        </w:rPr>
+        <w:t xml:space="preserve"> پاک </w:t>
+      </w:r>
+      <w:proofErr w:type="spellStart"/>
+      <w:r>
+        <w:rPr>
+          <w:rFonts w:cs="B Nazanin"/>
+          <w:sz w:val="24"/>
+          <w:szCs w:val="24"/>
+          <w:rtl/>
+          <w:lang w:bidi="fa-IR"/>
+        </w:rPr>
+        <w:t>نمی‌شوند</w:t>
+      </w:r>
+      <w:proofErr w:type="spellEnd"/>
       <w:r>
         <w:rPr>
           <w:rFonts w:cs="B Nazanin"/>
@@ -13577,73 +14062,194 @@
           <w:rtl/>
           <w:lang w:bidi="fa-IR"/>
         </w:rPr>
-        <w:t>اما از نظر</w:t>
-      </w:r>
-      <w:r>
-        <w:rPr>
-          <w:rFonts w:cs="B Nazanin"/>
-          <w:sz w:val="24"/>
-          <w:szCs w:val="24"/>
-          <w:lang w:bidi="fa-IR"/>
-        </w:rPr>
-        <w:t xml:space="preserve"> RESTful API design </w:t>
-      </w:r>
-      <w:r>
-        <w:rPr>
-          <w:rFonts w:cs="B Nazanin"/>
-          <w:sz w:val="24"/>
-          <w:szCs w:val="24"/>
-          <w:rtl/>
-          <w:lang w:bidi="fa-IR"/>
-        </w:rPr>
-        <w:t>معمولاً برای</w:t>
-      </w:r>
-      <w:r>
-        <w:rPr>
-          <w:rFonts w:cs="B Nazanin"/>
-          <w:sz w:val="24"/>
-          <w:szCs w:val="24"/>
-          <w:lang w:bidi="fa-IR"/>
-        </w:rPr>
-        <w:t xml:space="preserve"> Update </w:t>
-      </w:r>
-      <w:r>
-        <w:rPr>
-          <w:rFonts w:cs="B Nazanin"/>
-          <w:sz w:val="24"/>
-          <w:szCs w:val="24"/>
-          <w:rtl/>
-          <w:lang w:bidi="fa-IR"/>
-        </w:rPr>
-        <w:t>از</w:t>
-      </w:r>
-      <w:r>
-        <w:rPr>
-          <w:rFonts w:cs="B Nazanin"/>
-          <w:sz w:val="24"/>
-          <w:szCs w:val="24"/>
-          <w:lang w:bidi="fa-IR"/>
-        </w:rPr>
-        <w:t xml:space="preserve"> PUT </w:t>
-      </w:r>
-      <w:r>
-        <w:rPr>
-          <w:rFonts w:cs="B Nazanin"/>
-          <w:sz w:val="24"/>
-          <w:szCs w:val="24"/>
-          <w:rtl/>
-          <w:lang w:bidi="fa-IR"/>
-        </w:rPr>
-        <w:t>یا</w:t>
-      </w:r>
-      <w:r>
-        <w:rPr>
-          <w:rFonts w:cs="B Nazanin"/>
-          <w:sz w:val="24"/>
-          <w:szCs w:val="24"/>
-          <w:lang w:bidi="fa-IR"/>
-        </w:rPr>
-        <w:t xml:space="preserve"> PATCH </w:t>
+        <w:t>حتی اگر</w:t>
+      </w:r>
+      <w:r>
+        <w:rPr>
+          <w:rFonts w:cs="B Nazanin"/>
+          <w:sz w:val="24"/>
+          <w:szCs w:val="24"/>
+          <w:lang w:bidi="fa-IR"/>
+        </w:rPr>
+        <w:t xml:space="preserve"> Container </w:t>
+      </w:r>
+      <w:r>
+        <w:rPr>
+          <w:rFonts w:cs="B Nazanin"/>
+          <w:sz w:val="24"/>
+          <w:szCs w:val="24"/>
+          <w:rtl/>
+          <w:lang w:bidi="fa-IR"/>
+        </w:rPr>
+        <w:t xml:space="preserve">را </w:t>
+      </w:r>
+      <w:r>
+        <w:rPr>
+          <w:rFonts w:cs="B Nazanin"/>
+          <w:sz w:val="24"/>
+          <w:szCs w:val="24"/>
+          <w:lang w:bidi="fa-IR"/>
+        </w:rPr>
+        <w:t xml:space="preserve">Restart </w:t>
+      </w:r>
+      <w:r>
+        <w:rPr>
+          <w:rFonts w:cs="B Nazanin"/>
+          <w:sz w:val="24"/>
+          <w:szCs w:val="24"/>
+          <w:rtl/>
+          <w:lang w:bidi="fa-IR"/>
+        </w:rPr>
+        <w:t xml:space="preserve">کنیم، </w:t>
+      </w:r>
+      <w:proofErr w:type="spellStart"/>
+      <w:r>
+        <w:rPr>
+          <w:rFonts w:cs="B Nazanin"/>
+          <w:sz w:val="24"/>
+          <w:szCs w:val="24"/>
+          <w:rtl/>
+          <w:lang w:bidi="fa-IR"/>
+        </w:rPr>
+        <w:t>داده‌ها</w:t>
+      </w:r>
+      <w:proofErr w:type="spellEnd"/>
+      <w:r>
+        <w:rPr>
+          <w:rFonts w:cs="B Nazanin"/>
+          <w:sz w:val="24"/>
+          <w:szCs w:val="24"/>
+          <w:rtl/>
+          <w:lang w:bidi="fa-IR"/>
+        </w:rPr>
+        <w:t xml:space="preserve"> باقی </w:t>
+      </w:r>
+      <w:proofErr w:type="spellStart"/>
+      <w:r>
+        <w:rPr>
+          <w:rFonts w:cs="B Nazanin"/>
+          <w:sz w:val="24"/>
+          <w:szCs w:val="24"/>
+          <w:rtl/>
+          <w:lang w:bidi="fa-IR"/>
+        </w:rPr>
+        <w:t>می‌مانند</w:t>
+      </w:r>
+      <w:proofErr w:type="spellEnd"/>
+      <w:r>
+        <w:rPr>
+          <w:rFonts w:cs="B Nazanin"/>
+          <w:sz w:val="24"/>
+          <w:szCs w:val="24"/>
+          <w:lang w:bidi="fa-IR"/>
+        </w:rPr>
+        <w:t>.</w:t>
+      </w:r>
+      <w:r>
+        <w:rPr>
+          <w:rFonts w:cs="B Nazanin"/>
+          <w:sz w:val="24"/>
+          <w:szCs w:val="24"/>
+          <w:rtl/>
+          <w:lang w:bidi="fa-IR"/>
+        </w:rPr>
+        <w:t>اما اگر</w:t>
+      </w:r>
+      <w:r>
+        <w:rPr>
+          <w:rFonts w:cs="B Nazanin"/>
+          <w:sz w:val="24"/>
+          <w:szCs w:val="24"/>
+          <w:lang w:bidi="fa-IR"/>
+        </w:rPr>
+        <w:t xml:space="preserve"> Container </w:t>
+      </w:r>
+      <w:r>
+        <w:rPr>
+          <w:rFonts w:cs="B Nazanin"/>
+          <w:sz w:val="24"/>
+          <w:szCs w:val="24"/>
+          <w:rtl/>
+          <w:lang w:bidi="fa-IR"/>
+        </w:rPr>
+        <w:t xml:space="preserve">را </w:t>
+      </w:r>
+      <w:r>
+        <w:rPr>
+          <w:rFonts w:cs="B Nazanin"/>
+          <w:sz w:val="24"/>
+          <w:szCs w:val="24"/>
+          <w:lang w:bidi="fa-IR"/>
+        </w:rPr>
+        <w:t xml:space="preserve">Delete/Remove </w:t>
+      </w:r>
+      <w:r>
+        <w:rPr>
+          <w:rFonts w:cs="B Nazanin"/>
+          <w:sz w:val="24"/>
+          <w:szCs w:val="24"/>
+          <w:rtl/>
+          <w:lang w:bidi="fa-IR"/>
+        </w:rPr>
+        <w:t>کنیم، داده‌هایی که فقط داخل خود</w:t>
+      </w:r>
+      <w:r>
+        <w:rPr>
+          <w:rFonts w:cs="B Nazanin"/>
+          <w:sz w:val="24"/>
+          <w:szCs w:val="24"/>
+          <w:lang w:bidi="fa-IR"/>
+        </w:rPr>
+        <w:t xml:space="preserve"> Container </w:t>
+      </w:r>
+      <w:r>
+        <w:rPr>
+          <w:rFonts w:cs="B Nazanin"/>
+          <w:sz w:val="24"/>
+          <w:szCs w:val="24"/>
+          <w:rtl/>
+          <w:lang w:bidi="fa-IR"/>
+        </w:rPr>
+        <w:t>بوده‌اند از بین می‌روند</w:t>
+      </w:r>
+      <w:r>
+        <w:rPr>
+          <w:rFonts w:cs="B Nazanin"/>
+          <w:sz w:val="24"/>
+          <w:szCs w:val="24"/>
+          <w:lang w:bidi="fa-IR"/>
+        </w:rPr>
+        <w:t>.</w:t>
+      </w:r>
+    </w:p>
+    <w:p>
+      <w:pPr>
+        <w:bidi/>
+        <w:rPr>
+          <w:rFonts w:cs="B Nazanin"/>
+          <w:sz w:val="24"/>
+          <w:szCs w:val="24"/>
+          <w:lang w:bidi="fa-IR"/>
+        </w:rPr>
+      </w:pPr>
+      <w:r>
+        <w:rPr>
+          <w:rFonts w:cs="B Nazanin"/>
+          <w:sz w:val="24"/>
+          <w:szCs w:val="24"/>
+          <w:rtl/>
+          <w:lang w:bidi="fa-IR"/>
+        </w:rPr>
+        <w:t xml:space="preserve">برای همین از </w:t>
+      </w:r>
+      <w:r>
+        <w:rPr>
+          <w:rFonts w:cs="B Nazanin"/>
+          <w:sz w:val="24"/>
+          <w:szCs w:val="24"/>
+          <w:lang w:bidi="fa-IR"/>
+        </w:rPr>
+        <w:t xml:space="preserve">Volume </w:t>
       </w:r>
       <w:r>
         <w:rPr>
@@ -13662,78 +14268,217 @@
           <w:szCs w:val="24"/>
           <w:lang w:bidi="fa-IR"/>
         </w:rPr>
+        <w:t>:</w:t>
+      </w:r>
+    </w:p>
+    <w:p>
+      <w:pPr>
+        <w:bidi/>
+        <w:rPr>
+          <w:rFonts w:cs="B Nazanin"/>
+          <w:sz w:val="24"/>
+          <w:szCs w:val="24"/>
+          <w:lang w:bidi="fa-IR"/>
+        </w:rPr>
+      </w:pPr>
+      <w:r>
+        <w:rPr>
+          <w:rFonts w:cs="B Nazanin"/>
+          <w:sz w:val="24"/>
+          <w:szCs w:val="24"/>
+          <w:lang w:bidi="fa-IR"/>
+        </w:rPr>
+        <w:t xml:space="preserve">Volume </w:t>
+      </w:r>
+      <w:r>
+        <w:rPr>
+          <w:rFonts w:cs="B Nazanin"/>
+          <w:sz w:val="24"/>
+          <w:szCs w:val="24"/>
+          <w:rtl/>
+          <w:lang w:bidi="fa-IR"/>
+        </w:rPr>
+        <w:t>باعث می‌شود داده‌های</w:t>
+      </w:r>
+      <w:r>
+        <w:rPr>
+          <w:rFonts w:cs="B Nazanin"/>
+          <w:sz w:val="24"/>
+          <w:szCs w:val="24"/>
+          <w:lang w:bidi="fa-IR"/>
+        </w:rPr>
+        <w:t xml:space="preserve"> SQL Server </w:t>
+      </w:r>
+      <w:r>
+        <w:rPr>
+          <w:rFonts w:cs="B Nazanin"/>
+          <w:sz w:val="24"/>
+          <w:szCs w:val="24"/>
+          <w:rtl/>
+          <w:lang w:bidi="fa-IR"/>
+        </w:rPr>
+        <w:t>خارج از</w:t>
+      </w:r>
+      <w:r>
+        <w:rPr>
+          <w:rFonts w:cs="B Nazanin"/>
+          <w:sz w:val="24"/>
+          <w:szCs w:val="24"/>
+          <w:lang w:bidi="fa-IR"/>
+        </w:rPr>
+        <w:t xml:space="preserve"> Lifecycle </w:t>
+      </w:r>
+      <w:r>
+        <w:rPr>
+          <w:rFonts w:cs="B Nazanin"/>
+          <w:sz w:val="24"/>
+          <w:szCs w:val="24"/>
+          <w:rtl/>
+          <w:lang w:bidi="fa-IR"/>
+        </w:rPr>
+        <w:t>خود</w:t>
+      </w:r>
+      <w:r>
+        <w:rPr>
+          <w:rFonts w:cs="B Nazanin"/>
+          <w:sz w:val="24"/>
+          <w:szCs w:val="24"/>
+          <w:lang w:bidi="fa-IR"/>
+        </w:rPr>
+        <w:t xml:space="preserve"> Container </w:t>
+      </w:r>
+      <w:r>
+        <w:rPr>
+          <w:rFonts w:cs="B Nazanin"/>
+          <w:sz w:val="24"/>
+          <w:szCs w:val="24"/>
+          <w:rtl/>
+          <w:lang w:bidi="fa-IR"/>
+        </w:rPr>
+        <w:t>نگهداری شوند؛ بنابراین حتی اگر</w:t>
+      </w:r>
+      <w:r>
+        <w:rPr>
+          <w:rFonts w:cs="B Nazanin"/>
+          <w:sz w:val="24"/>
+          <w:szCs w:val="24"/>
+          <w:lang w:bidi="fa-IR"/>
+        </w:rPr>
+        <w:t xml:space="preserve"> Container </w:t>
+      </w:r>
+      <w:r>
+        <w:rPr>
+          <w:rFonts w:cs="B Nazanin"/>
+          <w:sz w:val="24"/>
+          <w:szCs w:val="24"/>
+          <w:rtl/>
+          <w:lang w:bidi="fa-IR"/>
+        </w:rPr>
+        <w:t xml:space="preserve">حذف و دوباره ساخته شود، </w:t>
+      </w:r>
+      <w:proofErr w:type="spellStart"/>
+      <w:r>
+        <w:rPr>
+          <w:rFonts w:cs="B Nazanin"/>
+          <w:sz w:val="24"/>
+          <w:szCs w:val="24"/>
+          <w:rtl/>
+          <w:lang w:bidi="fa-IR"/>
+        </w:rPr>
+        <w:t>می‌توانیم</w:t>
+      </w:r>
+      <w:proofErr w:type="spellEnd"/>
+      <w:r>
+        <w:rPr>
+          <w:rFonts w:cs="B Nazanin"/>
+          <w:sz w:val="24"/>
+          <w:szCs w:val="24"/>
+          <w:rtl/>
+          <w:lang w:bidi="fa-IR"/>
+        </w:rPr>
+        <w:t xml:space="preserve"> </w:t>
+      </w:r>
+      <w:proofErr w:type="spellStart"/>
+      <w:r>
+        <w:rPr>
+          <w:rFonts w:cs="B Nazanin"/>
+          <w:sz w:val="24"/>
+          <w:szCs w:val="24"/>
+          <w:rtl/>
+          <w:lang w:bidi="fa-IR"/>
+        </w:rPr>
+        <w:t>داده‌های</w:t>
+      </w:r>
+      <w:proofErr w:type="spellEnd"/>
+      <w:r>
+        <w:rPr>
+          <w:rFonts w:cs="B Nazanin"/>
+          <w:sz w:val="24"/>
+          <w:szCs w:val="24"/>
+          <w:rtl/>
+          <w:lang w:bidi="fa-IR"/>
+        </w:rPr>
+        <w:t xml:space="preserve"> قبلی را داشته باشیم</w:t>
+      </w:r>
+      <w:r>
+        <w:rPr>
+          <w:rFonts w:cs="B Nazanin"/>
+          <w:sz w:val="24"/>
+          <w:szCs w:val="24"/>
+          <w:lang w:bidi="fa-IR"/>
+        </w:rPr>
         <w:t>.</w:t>
       </w:r>
-      <w:r>
-        <w:rPr>
-          <w:rFonts w:cs="B Nazanin" w:hint="cs"/>
-          <w:sz w:val="24"/>
-          <w:szCs w:val="24"/>
-          <w:rtl/>
-          <w:lang w:bidi="fa-IR"/>
-        </w:rPr>
-        <w:t xml:space="preserve">برای رعایت </w:t>
-      </w:r>
-      <w:r>
-        <w:rPr>
-          <w:rFonts w:cs="B Nazanin"/>
-          <w:sz w:val="24"/>
-          <w:szCs w:val="24"/>
-          <w:lang w:bidi="fa-IR"/>
-        </w:rPr>
-        <w:t>rest</w:t>
-      </w:r>
-      <w:r>
-        <w:rPr>
-          <w:rFonts w:cs="B Nazanin" w:hint="cs"/>
-          <w:sz w:val="24"/>
-          <w:szCs w:val="24"/>
-          <w:rtl/>
-          <w:lang w:bidi="fa-IR"/>
-        </w:rPr>
-        <w:t xml:space="preserve"> بودن یک </w:t>
-      </w:r>
-      <w:r>
-        <w:rPr>
-          <w:rFonts w:cs="B Nazanin"/>
-          <w:sz w:val="24"/>
-          <w:szCs w:val="24"/>
-          <w:lang w:bidi="fa-IR"/>
-        </w:rPr>
-        <w:t>API</w:t>
-      </w:r>
-      <w:r>
-        <w:rPr>
-          <w:rFonts w:cs="B Nazanin" w:hint="cs"/>
-          <w:sz w:val="24"/>
-          <w:szCs w:val="24"/>
-          <w:rtl/>
-          <w:lang w:bidi="fa-IR"/>
-        </w:rPr>
-        <w:t xml:space="preserve"> بهتر است از روش زیر استفاده کرد : </w:t>
-      </w:r>
-    </w:p>
-    <w:p>
-      <w:pPr>
-        <w:bidi/>
-        <w:ind w:left="360"/>
-        <w:rPr>
-          <w:rFonts w:cs="B Nazanin"/>
-          <w:sz w:val="24"/>
-          <w:szCs w:val="24"/>
-          <w:rtl/>
-          <w:lang w:bidi="fa-IR"/>
-        </w:rPr>
-      </w:pPr>
-    </w:p>
-    <w:p>
-      <w:pPr>
-        <w:bidi/>
-        <w:ind w:left="360"/>
-        <w:rPr>
-          <w:rFonts w:cs="B Nazanin"/>
-          <w:sz w:val="24"/>
-          <w:szCs w:val="24"/>
+    </w:p>
+    <w:p>
+      <w:pPr>
+        <w:bidi/>
+        <w:rPr>
+          <w:rFonts w:cs="B Nazanin"/>
+          <w:sz w:val="24"/>
+          <w:szCs w:val="24"/>
+          <w:rtl/>
+          <w:lang w:bidi="fa-IR"/>
+        </w:rPr>
+      </w:pPr>
+      <w:r>
+        <w:rPr>
+          <w:rFonts w:cs="B Nazanin" w:hint="cs"/>
+          <w:sz w:val="24"/>
+          <w:szCs w:val="24"/>
+          <w:rtl/>
+          <w:lang w:bidi="fa-IR"/>
+        </w:rPr>
+        <w:t xml:space="preserve">توضیح کامل فایل </w:t>
+      </w:r>
+      <w:r>
+        <w:rPr>
+          <w:rFonts w:cs="B Nazanin"/>
+          <w:sz w:val="24"/>
+          <w:szCs w:val="24"/>
+          <w:lang w:bidi="fa-IR"/>
+        </w:rPr>
+        <w:t>Docker</w:t>
+      </w:r>
+      <w:r>
+        <w:rPr>
+          <w:rFonts w:cs="B Nazanin" w:hint="cs"/>
+          <w:sz w:val="24"/>
+          <w:szCs w:val="24"/>
+          <w:rtl/>
+          <w:lang w:bidi="fa-IR"/>
+        </w:rPr>
+        <w:t xml:space="preserve"> این پروژه : </w:t>
+      </w:r>
+    </w:p>
+    <w:p>
+      <w:pPr>
+        <w:bidi/>
+        <w:rPr>
+          <w:rFonts w:cs="B Nazanin" w:hint="cs"/>
+          <w:sz w:val="24"/>
+          <w:szCs w:val="24"/>
+          <w:rtl/>
           <w:lang w:bidi="fa-IR"/>
         </w:rPr>
       </w:pPr>
@@ -13742,10 +14487,10 @@
           <w:noProof/>
         </w:rPr>
         <w:drawing>
-          <wp:inline distT="0" distB="0" distL="0" distR="0" wp14:anchorId="0FB616AA" wp14:editId="3105F371">
-            <wp:extent cx="5943600" cy="2432050"/>
-            <wp:effectExtent l="0" t="0" r="0" b="6350"/>
-            <wp:docPr id="5" name="Picture 5"/>
+          <wp:inline distT="0" distB="0" distL="0" distR="0" wp14:anchorId="3A0BE949" wp14:editId="76016D8F">
+            <wp:extent cx="4276725" cy="3990975"/>
+            <wp:effectExtent l="0" t="0" r="9525" b="9525"/>
+            <wp:docPr id="10" name="Picture 10"/>
             <wp:cNvGraphicFramePr>
               <a:graphicFrameLocks xmlns:a="http://schemas.openxmlformats.org/drawingml/2006/main" noChangeAspect="1"/>
             </wp:cNvGraphicFramePr>
@@ -13765,7 +14510,7 @@
                   <pic:spPr>
                     <a:xfrm>
                       <a:off x="0" y="0"/>
-                      <a:ext cx="5943600" cy="2432050"/>
+                      <a:ext cx="4276725" cy="3990975"/>
                     </a:xfrm>
                     <a:prstGeom prst="rect">
                       <a:avLst/>
@@ -13781,213 +14526,91 @@
     <w:p>
       <w:pPr>
         <w:bidi/>
-        <w:ind w:left="360"/>
-        <w:rPr>
-          <w:rFonts w:cs="B Nazanin"/>
-          <w:sz w:val="24"/>
-          <w:szCs w:val="24"/>
-          <w:lang w:bidi="fa-IR"/>
-        </w:rPr>
-      </w:pPr>
-    </w:p>
-    <w:p>
-      <w:pPr>
-        <w:bidi/>
-        <w:ind w:left="360"/>
-        <w:rPr>
-          <w:rFonts w:cs="B Nazanin"/>
-          <w:sz w:val="24"/>
-          <w:szCs w:val="24"/>
-          <w:lang w:bidi="fa-IR"/>
-        </w:rPr>
-      </w:pPr>
-    </w:p>
-    <w:p>
-      <w:pPr>
-        <w:bidi/>
-        <w:ind w:left="360"/>
-        <w:rPr>
-          <w:rFonts w:cs="B Nazanin"/>
-          <w:sz w:val="24"/>
-          <w:szCs w:val="24"/>
-          <w:lang w:bidi="fa-IR"/>
-        </w:rPr>
-      </w:pPr>
-    </w:p>
-    <w:p>
-      <w:pPr>
-        <w:bidi/>
-        <w:ind w:left="360"/>
-        <w:rPr>
-          <w:rFonts w:cs="B Nazanin"/>
-          <w:sz w:val="24"/>
-          <w:szCs w:val="24"/>
-          <w:lang w:bidi="fa-IR"/>
-        </w:rPr>
-      </w:pPr>
-    </w:p>
-    <w:p>
-      <w:pPr>
-        <w:bidi/>
-        <w:ind w:left="360"/>
-        <w:rPr>
-          <w:rFonts w:cs="B Nazanin"/>
-          <w:sz w:val="24"/>
-          <w:szCs w:val="24"/>
-          <w:lang w:bidi="fa-IR"/>
-        </w:rPr>
-      </w:pPr>
-    </w:p>
-    <w:p>
-      <w:pPr>
-        <w:bidi/>
-        <w:ind w:left="360"/>
-        <w:rPr>
-          <w:rFonts w:cs="B Nazanin"/>
-          <w:sz w:val="24"/>
-          <w:szCs w:val="24"/>
-          <w:lang w:bidi="fa-IR"/>
-        </w:rPr>
-      </w:pPr>
-    </w:p>
-    <w:p>
-      <w:pPr>
-        <w:bidi/>
-        <w:ind w:left="360"/>
-        <w:rPr>
-          <w:rFonts w:cs="B Nazanin"/>
-          <w:sz w:val="24"/>
-          <w:szCs w:val="24"/>
-          <w:lang w:bidi="fa-IR"/>
-        </w:rPr>
-      </w:pPr>
-    </w:p>
-    <w:p>
-      <w:pPr>
-        <w:bidi/>
-        <w:ind w:left="360"/>
-        <w:rPr>
-          <w:rFonts w:cs="B Nazanin"/>
-          <w:sz w:val="24"/>
-          <w:szCs w:val="24"/>
-          <w:rtl/>
-          <w:lang w:bidi="fa-IR"/>
-        </w:rPr>
-      </w:pPr>
-    </w:p>
-    <w:p>
-      <w:pPr>
-        <w:pStyle w:val="ListParagraph"/>
-        <w:numPr>
-          <w:ilvl w:val="0"/>
-          <w:numId w:val="1"/>
-        </w:numPr>
-        <w:bidi/>
-        <w:rPr>
-          <w:rFonts w:cs="B Nazanin"/>
-          <w:sz w:val="24"/>
-          <w:szCs w:val="24"/>
-          <w:lang w:bidi="fa-IR"/>
-        </w:rPr>
-      </w:pPr>
-      <w:r>
-        <w:rPr>
-          <w:rFonts w:cs="B Nazanin" w:hint="cs"/>
-          <w:sz w:val="24"/>
-          <w:szCs w:val="24"/>
-          <w:rtl/>
-          <w:lang w:bidi="fa-IR"/>
-        </w:rPr>
-        <w:t xml:space="preserve">در کل عبارت دو نقطه یا  : چه کاربرد </w:t>
+        <w:rPr>
+          <w:rFonts w:cs="B Nazanin"/>
+          <w:sz w:val="24"/>
+          <w:szCs w:val="24"/>
+          <w:rtl/>
+          <w:lang w:bidi="fa-IR"/>
+        </w:rPr>
+      </w:pPr>
+      <w:r>
+        <w:rPr>
+          <w:rFonts w:cs="B Nazanin"/>
+          <w:sz w:val="24"/>
+          <w:szCs w:val="24"/>
+          <w:rtl/>
+          <w:lang w:bidi="fa-IR"/>
+        </w:rPr>
+        <w:t xml:space="preserve">در این فایل </w:t>
+      </w:r>
+      <w:r>
+        <w:rPr>
+          <w:rFonts w:cs="B Nazanin"/>
+          <w:sz w:val="24"/>
+          <w:szCs w:val="24"/>
+          <w:lang w:bidi="fa-IR"/>
+        </w:rPr>
+        <w:t>docker-</w:t>
       </w:r>
       <w:proofErr w:type="spellStart"/>
       <w:r>
         <w:rPr>
-          <w:rFonts w:cs="B Nazanin" w:hint="cs"/>
-          <w:sz w:val="24"/>
-          <w:szCs w:val="24"/>
-          <w:rtl/>
-          <w:lang w:bidi="fa-IR"/>
-        </w:rPr>
-        <w:t>هایی</w:t>
+          <w:rFonts w:cs="B Nazanin"/>
+          <w:sz w:val="24"/>
+          <w:szCs w:val="24"/>
+          <w:lang w:bidi="fa-IR"/>
+        </w:rPr>
+        <w:t>compose.yml</w:t>
       </w:r>
       <w:proofErr w:type="spellEnd"/>
       <w:r>
         <w:rPr>
-          <w:rFonts w:cs="B Nazanin" w:hint="cs"/>
-          <w:sz w:val="24"/>
-          <w:szCs w:val="24"/>
-          <w:rtl/>
-          <w:lang w:bidi="fa-IR"/>
-        </w:rPr>
-        <w:t xml:space="preserve"> در </w:t>
-      </w:r>
-      <w:r>
-        <w:rPr>
-          <w:rFonts w:cs="B Nazanin"/>
-          <w:sz w:val="24"/>
-          <w:szCs w:val="24"/>
-          <w:lang w:bidi="fa-IR"/>
-        </w:rPr>
-        <w:t>C#</w:t>
-      </w:r>
-      <w:r>
-        <w:rPr>
-          <w:rFonts w:cs="B Nazanin" w:hint="cs"/>
-          <w:sz w:val="24"/>
-          <w:szCs w:val="24"/>
-          <w:rtl/>
-          <w:lang w:bidi="fa-IR"/>
-        </w:rPr>
-        <w:t xml:space="preserve"> دارد ؟</w:t>
-      </w:r>
-      <w:r>
-        <w:rPr>
-          <w:rFonts w:cs="B Nazanin" w:hint="cs"/>
-          <w:sz w:val="24"/>
-          <w:szCs w:val="24"/>
-          <w:rtl/>
-          <w:lang w:bidi="fa-IR"/>
-        </w:rPr>
-        <w:t xml:space="preserve"> در کل این عبارت 4 کاربرد دارد :</w:t>
-      </w:r>
-    </w:p>
-    <w:p>
-      <w:pPr>
-        <w:bidi/>
-        <w:rPr>
-          <w:rFonts w:cs="B Nazanin"/>
-          <w:sz w:val="24"/>
-          <w:szCs w:val="24"/>
-          <w:lang w:bidi="fa-IR"/>
-        </w:rPr>
-      </w:pPr>
-    </w:p>
-    <w:p>
-      <w:pPr>
-        <w:pStyle w:val="ListParagraph"/>
-        <w:numPr>
-          <w:ilvl w:val="2"/>
-          <w:numId w:val="7"/>
-        </w:numPr>
-        <w:bidi/>
-        <w:rPr>
-          <w:rFonts w:cs="B Nazanin"/>
-          <w:sz w:val="24"/>
-          <w:szCs w:val="24"/>
-          <w:lang w:bidi="fa-IR"/>
-        </w:rPr>
-      </w:pPr>
+          <w:rFonts w:cs="B Nazanin"/>
+          <w:sz w:val="24"/>
+          <w:szCs w:val="24"/>
+          <w:lang w:bidi="fa-IR"/>
+        </w:rPr>
+        <w:t xml:space="preserve"> </w:t>
+      </w:r>
+      <w:r>
+        <w:rPr>
+          <w:rFonts w:cs="B Nazanin"/>
+          <w:sz w:val="24"/>
+          <w:szCs w:val="24"/>
+          <w:rtl/>
+          <w:lang w:bidi="fa-IR"/>
+        </w:rPr>
+        <w:t xml:space="preserve">ابتدا با </w:t>
+      </w:r>
+      <w:r>
+        <w:rPr>
+          <w:rFonts w:cs="B Nazanin"/>
+          <w:sz w:val="24"/>
+          <w:szCs w:val="24"/>
+          <w:lang w:bidi="fa-IR"/>
+        </w:rPr>
+        <w:t xml:space="preserve">services: </w:t>
+      </w:r>
+      <w:r>
+        <w:rPr>
+          <w:rFonts w:cs="B Nazanin"/>
+          <w:sz w:val="24"/>
+          <w:szCs w:val="24"/>
+          <w:rtl/>
+          <w:lang w:bidi="fa-IR"/>
+        </w:rPr>
+        <w:t xml:space="preserve">مشخص می‌کنیم که سرویس‌های ما چه چیزهایی هستند؛ در اینجا دو سرویس </w:t>
+      </w:r>
       <w:proofErr w:type="spellStart"/>
       <w:r>
         <w:rPr>
           <w:rFonts w:cs="B Nazanin"/>
           <w:sz w:val="24"/>
           <w:szCs w:val="24"/>
-          <w:rtl/>
-          <w:lang w:bidi="fa-IR"/>
-        </w:rPr>
-        <w:t>ارث‌بری</w:t>
+          <w:lang w:bidi="fa-IR"/>
+        </w:rPr>
+        <w:t>sql</w:t>
       </w:r>
       <w:proofErr w:type="spellEnd"/>
       <w:r>
@@ -13995,101 +14618,1094 @@
           <w:rFonts w:cs="B Nazanin"/>
           <w:sz w:val="24"/>
           <w:szCs w:val="24"/>
-          <w:rtl/>
-          <w:lang w:bidi="fa-IR"/>
-        </w:rPr>
-        <w:t xml:space="preserve"> از کلاس </w:t>
-      </w:r>
-    </w:p>
-    <w:p>
-      <w:pPr>
-        <w:bidi/>
-        <w:ind w:left="360"/>
-        <w:jc w:val="right"/>
-        <w:rPr>
-          <w:rFonts w:cs="B Nazanin"/>
-          <w:sz w:val="24"/>
-          <w:szCs w:val="24"/>
-          <w:lang w:bidi="fa-IR"/>
-        </w:rPr>
-      </w:pPr>
-      <w:r>
-        <w:rPr>
-          <w:rFonts w:cs="B Nazanin"/>
-          <w:sz w:val="24"/>
-          <w:szCs w:val="24"/>
-          <w:lang w:bidi="fa-IR"/>
-        </w:rPr>
-        <w:t>class Dog : Animal</w:t>
-      </w:r>
-      <w:r>
-        <w:rPr>
-          <w:rFonts w:cs="B Nazanin"/>
-          <w:sz w:val="24"/>
-          <w:szCs w:val="24"/>
-          <w:lang w:bidi="fa-IR"/>
-        </w:rPr>
-        <w:tab/>
-      </w:r>
-    </w:p>
-    <w:p>
-      <w:pPr>
-        <w:bidi/>
-        <w:ind w:left="360"/>
-        <w:rPr>
-          <w:rFonts w:cs="B Nazanin"/>
-          <w:sz w:val="24"/>
-          <w:szCs w:val="24"/>
-          <w:lang w:bidi="fa-IR"/>
-        </w:rPr>
-      </w:pPr>
-      <w:r>
-        <w:rPr>
-          <w:rFonts w:cs="B Nazanin"/>
-          <w:sz w:val="24"/>
-          <w:szCs w:val="24"/>
-          <w:rtl/>
-          <w:lang w:bidi="fa-IR"/>
-        </w:rPr>
-        <w:t xml:space="preserve">یعنی </w:t>
-      </w:r>
-      <w:r>
-        <w:rPr>
-          <w:rFonts w:cs="B Nazanin"/>
-          <w:sz w:val="24"/>
-          <w:szCs w:val="24"/>
-          <w:lang w:bidi="fa-IR"/>
-        </w:rPr>
-        <w:t xml:space="preserve">Dog </w:t>
-      </w:r>
-      <w:r>
-        <w:rPr>
-          <w:rFonts w:cs="B Nazanin"/>
-          <w:sz w:val="24"/>
-          <w:szCs w:val="24"/>
-          <w:rtl/>
-          <w:lang w:bidi="fa-IR"/>
-        </w:rPr>
-        <w:t xml:space="preserve">از </w:t>
-      </w:r>
-      <w:r>
-        <w:rPr>
-          <w:rFonts w:cs="B Nazanin"/>
-          <w:sz w:val="24"/>
-          <w:szCs w:val="24"/>
-          <w:lang w:bidi="fa-IR"/>
-        </w:rPr>
-        <w:t xml:space="preserve">Animal </w:t>
-      </w:r>
-      <w:r>
-        <w:rPr>
-          <w:rFonts w:cs="B Nazanin"/>
-          <w:sz w:val="24"/>
-          <w:szCs w:val="24"/>
-          <w:rtl/>
-          <w:lang w:bidi="fa-IR"/>
-        </w:rPr>
-        <w:t>ارث می‌برد</w:t>
+          <w:lang w:bidi="fa-IR"/>
+        </w:rPr>
+        <w:t xml:space="preserve"> </w:t>
+      </w:r>
+      <w:r>
+        <w:rPr>
+          <w:rFonts w:cs="B Nazanin"/>
+          <w:sz w:val="24"/>
+          <w:szCs w:val="24"/>
+          <w:rtl/>
+          <w:lang w:bidi="fa-IR"/>
+        </w:rPr>
+        <w:t xml:space="preserve">و </w:t>
+      </w:r>
+      <w:proofErr w:type="spellStart"/>
+      <w:r>
+        <w:rPr>
+          <w:rFonts w:cs="B Nazanin"/>
+          <w:sz w:val="24"/>
+          <w:szCs w:val="24"/>
+          <w:lang w:bidi="fa-IR"/>
+        </w:rPr>
+        <w:t>redis</w:t>
+      </w:r>
+      <w:proofErr w:type="spellEnd"/>
+      <w:r>
+        <w:rPr>
+          <w:rFonts w:cs="B Nazanin"/>
+          <w:sz w:val="24"/>
+          <w:szCs w:val="24"/>
+          <w:lang w:bidi="fa-IR"/>
+        </w:rPr>
+        <w:t xml:space="preserve"> </w:t>
+      </w:r>
+      <w:r>
+        <w:rPr>
+          <w:rFonts w:cs="B Nazanin"/>
+          <w:sz w:val="24"/>
+          <w:szCs w:val="24"/>
+          <w:rtl/>
+          <w:lang w:bidi="fa-IR"/>
+        </w:rPr>
+        <w:t xml:space="preserve">داریم. در بخش </w:t>
+      </w:r>
+      <w:proofErr w:type="spellStart"/>
+      <w:r>
+        <w:rPr>
+          <w:rFonts w:cs="B Nazanin"/>
+          <w:sz w:val="24"/>
+          <w:szCs w:val="24"/>
+          <w:lang w:bidi="fa-IR"/>
+        </w:rPr>
+        <w:t>sql</w:t>
+      </w:r>
+      <w:proofErr w:type="spellEnd"/>
+      <w:r>
+        <w:rPr>
+          <w:rFonts w:cs="B Nazanin"/>
+          <w:sz w:val="24"/>
+          <w:szCs w:val="24"/>
+          <w:lang w:bidi="fa-IR"/>
+        </w:rPr>
+        <w:t xml:space="preserve"> </w:t>
+      </w:r>
+      <w:r>
+        <w:rPr>
+          <w:rFonts w:cs="B Nazanin"/>
+          <w:sz w:val="24"/>
+          <w:szCs w:val="24"/>
+          <w:rtl/>
+          <w:lang w:bidi="fa-IR"/>
+        </w:rPr>
+        <w:t xml:space="preserve">با </w:t>
+      </w:r>
+      <w:r>
+        <w:rPr>
+          <w:rFonts w:cs="B Nazanin"/>
+          <w:sz w:val="24"/>
+          <w:szCs w:val="24"/>
+          <w:lang w:bidi="fa-IR"/>
+        </w:rPr>
+        <w:t>image: mcr.microsoft.com/azure-</w:t>
+      </w:r>
+      <w:proofErr w:type="spellStart"/>
+      <w:r>
+        <w:rPr>
+          <w:rFonts w:cs="B Nazanin"/>
+          <w:sz w:val="24"/>
+          <w:szCs w:val="24"/>
+          <w:lang w:bidi="fa-IR"/>
+        </w:rPr>
+        <w:t>sql</w:t>
+      </w:r>
+      <w:proofErr w:type="spellEnd"/>
+      <w:r>
+        <w:rPr>
+          <w:rFonts w:cs="B Nazanin"/>
+          <w:sz w:val="24"/>
+          <w:szCs w:val="24"/>
+          <w:lang w:bidi="fa-IR"/>
+        </w:rPr>
+        <w:t xml:space="preserve">-edge </w:t>
+      </w:r>
+      <w:r>
+        <w:rPr>
+          <w:rFonts w:cs="B Nazanin"/>
+          <w:sz w:val="24"/>
+          <w:szCs w:val="24"/>
+          <w:rtl/>
+          <w:lang w:bidi="fa-IR"/>
+        </w:rPr>
+        <w:t>مشخص می‌کنیم</w:t>
+      </w:r>
+      <w:r>
+        <w:rPr>
+          <w:rFonts w:cs="B Nazanin"/>
+          <w:sz w:val="24"/>
+          <w:szCs w:val="24"/>
+          <w:lang w:bidi="fa-IR"/>
+        </w:rPr>
+        <w:t xml:space="preserve"> Container </w:t>
+      </w:r>
+      <w:r>
+        <w:rPr>
+          <w:rFonts w:cs="B Nazanin"/>
+          <w:sz w:val="24"/>
+          <w:szCs w:val="24"/>
+          <w:rtl/>
+          <w:lang w:bidi="fa-IR"/>
+        </w:rPr>
+        <w:t>مربوط به</w:t>
+      </w:r>
+      <w:r>
+        <w:rPr>
+          <w:rFonts w:cs="B Nazanin"/>
+          <w:sz w:val="24"/>
+          <w:szCs w:val="24"/>
+          <w:lang w:bidi="fa-IR"/>
+        </w:rPr>
+        <w:t xml:space="preserve"> SQL </w:t>
+      </w:r>
+      <w:r>
+        <w:rPr>
+          <w:rFonts w:cs="B Nazanin"/>
+          <w:sz w:val="24"/>
+          <w:szCs w:val="24"/>
+          <w:rtl/>
+          <w:lang w:bidi="fa-IR"/>
+        </w:rPr>
+        <w:t>از این</w:t>
+      </w:r>
+      <w:r>
+        <w:rPr>
+          <w:rFonts w:cs="B Nazanin"/>
+          <w:sz w:val="24"/>
+          <w:szCs w:val="24"/>
+          <w:lang w:bidi="fa-IR"/>
+        </w:rPr>
+        <w:t xml:space="preserve"> Image </w:t>
+      </w:r>
+      <w:r>
+        <w:rPr>
+          <w:rFonts w:cs="B Nazanin"/>
+          <w:sz w:val="24"/>
+          <w:szCs w:val="24"/>
+          <w:rtl/>
+          <w:lang w:bidi="fa-IR"/>
+        </w:rPr>
+        <w:t xml:space="preserve">ساخته شود، سپس در </w:t>
+      </w:r>
+      <w:r>
+        <w:rPr>
+          <w:rFonts w:cs="B Nazanin"/>
+          <w:sz w:val="24"/>
+          <w:szCs w:val="24"/>
+          <w:lang w:bidi="fa-IR"/>
+        </w:rPr>
+        <w:t xml:space="preserve">environment </w:t>
+      </w:r>
+      <w:r>
+        <w:rPr>
+          <w:rFonts w:cs="B Nazanin"/>
+          <w:sz w:val="24"/>
+          <w:szCs w:val="24"/>
+          <w:rtl/>
+          <w:lang w:bidi="fa-IR"/>
+        </w:rPr>
+        <w:t xml:space="preserve">تنظیمات لازم را می‌دهیم که </w:t>
+      </w:r>
+      <w:r>
+        <w:rPr>
+          <w:rFonts w:cs="B Nazanin"/>
+          <w:sz w:val="24"/>
+          <w:szCs w:val="24"/>
+          <w:lang w:bidi="fa-IR"/>
+        </w:rPr>
+        <w:t xml:space="preserve">ACCEPT_EULA: "1" </w:t>
+      </w:r>
+      <w:r>
+        <w:rPr>
+          <w:rFonts w:cs="B Nazanin"/>
+          <w:sz w:val="24"/>
+          <w:szCs w:val="24"/>
+          <w:rtl/>
+          <w:lang w:bidi="fa-IR"/>
+        </w:rPr>
+        <w:t xml:space="preserve">یعنی شرایط استفاده را قبول کرده‌ایم و </w:t>
+      </w:r>
+      <w:r>
+        <w:rPr>
+          <w:rFonts w:cs="B Nazanin"/>
+          <w:sz w:val="24"/>
+          <w:szCs w:val="24"/>
+          <w:lang w:bidi="fa-IR"/>
+        </w:rPr>
+        <w:t xml:space="preserve">MSSQL_SA_PASSWORD: "Password@1" </w:t>
+      </w:r>
+      <w:r>
+        <w:rPr>
+          <w:rFonts w:cs="B Nazanin"/>
+          <w:sz w:val="24"/>
+          <w:szCs w:val="24"/>
+          <w:rtl/>
+          <w:lang w:bidi="fa-IR"/>
+        </w:rPr>
+        <w:t xml:space="preserve">یعنی رمز </w:t>
+      </w:r>
+      <w:r>
+        <w:rPr>
+          <w:rFonts w:cs="B Nazanin"/>
+          <w:sz w:val="24"/>
+          <w:szCs w:val="24"/>
+          <w:rtl/>
+          <w:lang w:bidi="fa-IR"/>
+        </w:rPr>
+        <w:lastRenderedPageBreak/>
+        <w:t xml:space="preserve">کاربر </w:t>
+      </w:r>
+      <w:proofErr w:type="spellStart"/>
+      <w:r>
+        <w:rPr>
+          <w:rFonts w:cs="B Nazanin"/>
+          <w:sz w:val="24"/>
+          <w:szCs w:val="24"/>
+          <w:lang w:bidi="fa-IR"/>
+        </w:rPr>
+        <w:t>sa</w:t>
+      </w:r>
+      <w:proofErr w:type="spellEnd"/>
+      <w:r>
+        <w:rPr>
+          <w:rFonts w:cs="B Nazanin"/>
+          <w:sz w:val="24"/>
+          <w:szCs w:val="24"/>
+          <w:lang w:bidi="fa-IR"/>
+        </w:rPr>
+        <w:t xml:space="preserve"> </w:t>
+      </w:r>
+      <w:r>
+        <w:rPr>
+          <w:rFonts w:cs="B Nazanin"/>
+          <w:sz w:val="24"/>
+          <w:szCs w:val="24"/>
+          <w:rtl/>
+          <w:lang w:bidi="fa-IR"/>
+        </w:rPr>
+        <w:t xml:space="preserve">را مشخص می‌کنیم. در </w:t>
+      </w:r>
+      <w:r>
+        <w:rPr>
+          <w:rFonts w:cs="B Nazanin"/>
+          <w:sz w:val="24"/>
+          <w:szCs w:val="24"/>
+          <w:lang w:bidi="fa-IR"/>
+        </w:rPr>
+        <w:t xml:space="preserve">ports </w:t>
+      </w:r>
+      <w:r>
+        <w:rPr>
+          <w:rFonts w:cs="B Nazanin"/>
+          <w:sz w:val="24"/>
+          <w:szCs w:val="24"/>
+          <w:rtl/>
+          <w:lang w:bidi="fa-IR"/>
+        </w:rPr>
+        <w:t xml:space="preserve">مقدار </w:t>
+      </w:r>
+      <w:r>
+        <w:rPr>
+          <w:rFonts w:cs="B Nazanin"/>
+          <w:sz w:val="24"/>
+          <w:szCs w:val="24"/>
+          <w:lang w:bidi="fa-IR"/>
+        </w:rPr>
+        <w:t xml:space="preserve">"1434:1433" </w:t>
+      </w:r>
+      <w:r>
+        <w:rPr>
+          <w:rFonts w:cs="B Nazanin"/>
+          <w:sz w:val="24"/>
+          <w:szCs w:val="24"/>
+          <w:rtl/>
+          <w:lang w:bidi="fa-IR"/>
+        </w:rPr>
+        <w:t xml:space="preserve">یعنی پورت </w:t>
+      </w:r>
+      <w:r>
+        <w:rPr>
+          <w:rFonts w:cs="B Nazanin"/>
+          <w:sz w:val="24"/>
+          <w:szCs w:val="24"/>
+          <w:lang w:bidi="fa-IR"/>
+        </w:rPr>
+        <w:t xml:space="preserve">1434 </w:t>
+      </w:r>
+      <w:r>
+        <w:rPr>
+          <w:rFonts w:cs="B Nazanin"/>
+          <w:sz w:val="24"/>
+          <w:szCs w:val="24"/>
+          <w:rtl/>
+          <w:lang w:bidi="fa-IR"/>
+        </w:rPr>
+        <w:t xml:space="preserve">کامپیوتر خودمان را به پورت </w:t>
+      </w:r>
+      <w:r>
+        <w:rPr>
+          <w:rFonts w:cs="B Nazanin"/>
+          <w:sz w:val="24"/>
+          <w:szCs w:val="24"/>
+          <w:lang w:bidi="fa-IR"/>
+        </w:rPr>
+        <w:t xml:space="preserve">1433 </w:t>
+      </w:r>
+      <w:r>
+        <w:rPr>
+          <w:rFonts w:cs="B Nazanin"/>
+          <w:sz w:val="24"/>
+          <w:szCs w:val="24"/>
+          <w:rtl/>
+          <w:lang w:bidi="fa-IR"/>
+        </w:rPr>
+        <w:t>داخل</w:t>
+      </w:r>
+      <w:r>
+        <w:rPr>
+          <w:rFonts w:cs="B Nazanin"/>
+          <w:sz w:val="24"/>
+          <w:szCs w:val="24"/>
+          <w:lang w:bidi="fa-IR"/>
+        </w:rPr>
+        <w:t xml:space="preserve"> Container </w:t>
+      </w:r>
+      <w:r>
+        <w:rPr>
+          <w:rFonts w:cs="B Nazanin"/>
+          <w:sz w:val="24"/>
+          <w:szCs w:val="24"/>
+          <w:rtl/>
+          <w:lang w:bidi="fa-IR"/>
+        </w:rPr>
+        <w:t xml:space="preserve">متصل کن؛ بنابراین از بیرون با </w:t>
+      </w:r>
+      <w:r>
+        <w:rPr>
+          <w:rFonts w:cs="B Nazanin"/>
+          <w:sz w:val="24"/>
+          <w:szCs w:val="24"/>
+          <w:lang w:bidi="fa-IR"/>
+        </w:rPr>
+        <w:t xml:space="preserve">localhost:1434 </w:t>
+      </w:r>
+      <w:r>
+        <w:rPr>
+          <w:rFonts w:cs="B Nazanin"/>
+          <w:sz w:val="24"/>
+          <w:szCs w:val="24"/>
+          <w:rtl/>
+          <w:lang w:bidi="fa-IR"/>
+        </w:rPr>
+        <w:t>به</w:t>
+      </w:r>
+      <w:r>
+        <w:rPr>
+          <w:rFonts w:cs="B Nazanin"/>
+          <w:sz w:val="24"/>
+          <w:szCs w:val="24"/>
+          <w:lang w:bidi="fa-IR"/>
+        </w:rPr>
+        <w:t xml:space="preserve"> SQL </w:t>
+      </w:r>
+      <w:r>
+        <w:rPr>
+          <w:rFonts w:cs="B Nazanin"/>
+          <w:sz w:val="24"/>
+          <w:szCs w:val="24"/>
+          <w:rtl/>
+          <w:lang w:bidi="fa-IR"/>
+        </w:rPr>
+        <w:t>داخل</w:t>
+      </w:r>
+      <w:r>
+        <w:rPr>
+          <w:rFonts w:cs="B Nazanin"/>
+          <w:sz w:val="24"/>
+          <w:szCs w:val="24"/>
+          <w:lang w:bidi="fa-IR"/>
+        </w:rPr>
+        <w:t xml:space="preserve"> Container </w:t>
+      </w:r>
+      <w:r>
+        <w:rPr>
+          <w:rFonts w:cs="B Nazanin"/>
+          <w:sz w:val="24"/>
+          <w:szCs w:val="24"/>
+          <w:rtl/>
+          <w:lang w:bidi="fa-IR"/>
+        </w:rPr>
+        <w:t xml:space="preserve">دسترسی داریم. در </w:t>
+      </w:r>
+      <w:r>
+        <w:rPr>
+          <w:rFonts w:cs="B Nazanin"/>
+          <w:sz w:val="24"/>
+          <w:szCs w:val="24"/>
+          <w:lang w:bidi="fa-IR"/>
+        </w:rPr>
+        <w:t xml:space="preserve">volumes </w:t>
+      </w:r>
+      <w:r>
+        <w:rPr>
+          <w:rFonts w:cs="B Nazanin"/>
+          <w:sz w:val="24"/>
+          <w:szCs w:val="24"/>
+          <w:rtl/>
+          <w:lang w:bidi="fa-IR"/>
+        </w:rPr>
+        <w:t xml:space="preserve">هم </w:t>
+      </w:r>
+      <w:proofErr w:type="spellStart"/>
+      <w:r>
+        <w:rPr>
+          <w:rFonts w:cs="B Nazanin"/>
+          <w:sz w:val="24"/>
+          <w:szCs w:val="24"/>
+          <w:lang w:bidi="fa-IR"/>
+        </w:rPr>
+        <w:t>sql</w:t>
+      </w:r>
+      <w:proofErr w:type="spellEnd"/>
+      <w:r>
+        <w:rPr>
+          <w:rFonts w:cs="B Nazanin"/>
+          <w:sz w:val="24"/>
+          <w:szCs w:val="24"/>
+          <w:lang w:bidi="fa-IR"/>
+        </w:rPr>
+        <w:t>-data:/var/opt/</w:t>
+      </w:r>
+      <w:proofErr w:type="spellStart"/>
+      <w:r>
+        <w:rPr>
+          <w:rFonts w:cs="B Nazanin"/>
+          <w:sz w:val="24"/>
+          <w:szCs w:val="24"/>
+          <w:lang w:bidi="fa-IR"/>
+        </w:rPr>
+        <w:t>mssql</w:t>
+      </w:r>
+      <w:proofErr w:type="spellEnd"/>
+      <w:r>
+        <w:rPr>
+          <w:rFonts w:cs="B Nazanin"/>
+          <w:sz w:val="24"/>
+          <w:szCs w:val="24"/>
+          <w:lang w:bidi="fa-IR"/>
+        </w:rPr>
+        <w:t xml:space="preserve"> </w:t>
+      </w:r>
+      <w:r>
+        <w:rPr>
+          <w:rFonts w:cs="B Nazanin"/>
+          <w:sz w:val="24"/>
+          <w:szCs w:val="24"/>
+          <w:rtl/>
+          <w:lang w:bidi="fa-IR"/>
+        </w:rPr>
+        <w:t>یعنی</w:t>
+      </w:r>
+      <w:r>
+        <w:rPr>
+          <w:rFonts w:cs="B Nazanin"/>
+          <w:sz w:val="24"/>
+          <w:szCs w:val="24"/>
+          <w:lang w:bidi="fa-IR"/>
+        </w:rPr>
+        <w:t xml:space="preserve"> Volume</w:t>
+      </w:r>
+      <w:r>
+        <w:rPr>
+          <w:rFonts w:cs="B Nazanin"/>
+          <w:sz w:val="24"/>
+          <w:szCs w:val="24"/>
+          <w:rtl/>
+          <w:lang w:bidi="fa-IR"/>
+        </w:rPr>
+        <w:t xml:space="preserve">ای به نام </w:t>
+      </w:r>
+      <w:proofErr w:type="spellStart"/>
+      <w:r>
+        <w:rPr>
+          <w:rFonts w:cs="B Nazanin"/>
+          <w:sz w:val="24"/>
+          <w:szCs w:val="24"/>
+          <w:lang w:bidi="fa-IR"/>
+        </w:rPr>
+        <w:t>sql</w:t>
+      </w:r>
+      <w:proofErr w:type="spellEnd"/>
+      <w:r>
+        <w:rPr>
+          <w:rFonts w:cs="B Nazanin"/>
+          <w:sz w:val="24"/>
+          <w:szCs w:val="24"/>
+          <w:lang w:bidi="fa-IR"/>
+        </w:rPr>
+        <w:t xml:space="preserve">-data </w:t>
+      </w:r>
+      <w:r>
+        <w:rPr>
+          <w:rFonts w:cs="B Nazanin"/>
+          <w:sz w:val="24"/>
+          <w:szCs w:val="24"/>
+          <w:rtl/>
+          <w:lang w:bidi="fa-IR"/>
+        </w:rPr>
+        <w:t xml:space="preserve">را به مسیر </w:t>
+      </w:r>
+      <w:r>
+        <w:rPr>
+          <w:rFonts w:cs="B Nazanin"/>
+          <w:sz w:val="24"/>
+          <w:szCs w:val="24"/>
+          <w:lang w:bidi="fa-IR"/>
+        </w:rPr>
+        <w:t>/var/opt/</w:t>
+      </w:r>
+      <w:proofErr w:type="spellStart"/>
+      <w:r>
+        <w:rPr>
+          <w:rFonts w:cs="B Nazanin"/>
+          <w:sz w:val="24"/>
+          <w:szCs w:val="24"/>
+          <w:lang w:bidi="fa-IR"/>
+        </w:rPr>
+        <w:t>mssql</w:t>
+      </w:r>
+      <w:proofErr w:type="spellEnd"/>
+      <w:r>
+        <w:rPr>
+          <w:rFonts w:cs="B Nazanin"/>
+          <w:sz w:val="24"/>
+          <w:szCs w:val="24"/>
+          <w:lang w:bidi="fa-IR"/>
+        </w:rPr>
+        <w:t xml:space="preserve"> </w:t>
+      </w:r>
+      <w:r>
+        <w:rPr>
+          <w:rFonts w:cs="B Nazanin"/>
+          <w:sz w:val="24"/>
+          <w:szCs w:val="24"/>
+          <w:rtl/>
+          <w:lang w:bidi="fa-IR"/>
+        </w:rPr>
+        <w:t>داخل</w:t>
+      </w:r>
+      <w:r>
+        <w:rPr>
+          <w:rFonts w:cs="B Nazanin"/>
+          <w:sz w:val="24"/>
+          <w:szCs w:val="24"/>
+          <w:lang w:bidi="fa-IR"/>
+        </w:rPr>
+        <w:t xml:space="preserve"> Container </w:t>
+      </w:r>
+      <w:r>
+        <w:rPr>
+          <w:rFonts w:cs="B Nazanin"/>
+          <w:sz w:val="24"/>
+          <w:szCs w:val="24"/>
+          <w:rtl/>
+          <w:lang w:bidi="fa-IR"/>
+        </w:rPr>
+        <w:t>وصل کن تا اطلاعات</w:t>
+      </w:r>
+      <w:r>
+        <w:rPr>
+          <w:rFonts w:cs="B Nazanin"/>
+          <w:sz w:val="24"/>
+          <w:szCs w:val="24"/>
+          <w:lang w:bidi="fa-IR"/>
+        </w:rPr>
+        <w:t xml:space="preserve"> SQL </w:t>
+      </w:r>
+      <w:r>
+        <w:rPr>
+          <w:rFonts w:cs="B Nazanin"/>
+          <w:sz w:val="24"/>
+          <w:szCs w:val="24"/>
+          <w:rtl/>
+          <w:lang w:bidi="fa-IR"/>
+        </w:rPr>
+        <w:t>خارج از خود</w:t>
+      </w:r>
+      <w:r>
+        <w:rPr>
+          <w:rFonts w:cs="B Nazanin"/>
+          <w:sz w:val="24"/>
+          <w:szCs w:val="24"/>
+          <w:lang w:bidi="fa-IR"/>
+        </w:rPr>
+        <w:t xml:space="preserve"> Container </w:t>
+      </w:r>
+      <w:r>
+        <w:rPr>
+          <w:rFonts w:cs="B Nazanin"/>
+          <w:sz w:val="24"/>
+          <w:szCs w:val="24"/>
+          <w:rtl/>
+          <w:lang w:bidi="fa-IR"/>
+        </w:rPr>
+        <w:t xml:space="preserve">نگهداری شود. سپس سرویس </w:t>
+      </w:r>
+      <w:proofErr w:type="spellStart"/>
+      <w:r>
+        <w:rPr>
+          <w:rFonts w:cs="B Nazanin"/>
+          <w:sz w:val="24"/>
+          <w:szCs w:val="24"/>
+          <w:lang w:bidi="fa-IR"/>
+        </w:rPr>
+        <w:t>redis</w:t>
+      </w:r>
+      <w:proofErr w:type="spellEnd"/>
+      <w:r>
+        <w:rPr>
+          <w:rFonts w:cs="B Nazanin"/>
+          <w:sz w:val="24"/>
+          <w:szCs w:val="24"/>
+          <w:lang w:bidi="fa-IR"/>
+        </w:rPr>
+        <w:t xml:space="preserve"> </w:t>
+      </w:r>
+      <w:r>
+        <w:rPr>
+          <w:rFonts w:cs="B Nazanin"/>
+          <w:sz w:val="24"/>
+          <w:szCs w:val="24"/>
+          <w:rtl/>
+          <w:lang w:bidi="fa-IR"/>
+        </w:rPr>
+        <w:t xml:space="preserve">را داریم که با </w:t>
+      </w:r>
+      <w:r>
+        <w:rPr>
+          <w:rFonts w:cs="B Nazanin"/>
+          <w:sz w:val="24"/>
+          <w:szCs w:val="24"/>
+          <w:lang w:bidi="fa-IR"/>
+        </w:rPr>
+        <w:t xml:space="preserve">image: </w:t>
+      </w:r>
+      <w:proofErr w:type="spellStart"/>
+      <w:r>
+        <w:rPr>
+          <w:rFonts w:cs="B Nazanin"/>
+          <w:sz w:val="24"/>
+          <w:szCs w:val="24"/>
+          <w:lang w:bidi="fa-IR"/>
+        </w:rPr>
+        <w:t>redis:latest</w:t>
+      </w:r>
+      <w:proofErr w:type="spellEnd"/>
+      <w:r>
+        <w:rPr>
+          <w:rFonts w:cs="B Nazanin"/>
+          <w:sz w:val="24"/>
+          <w:szCs w:val="24"/>
+          <w:lang w:bidi="fa-IR"/>
+        </w:rPr>
+        <w:t xml:space="preserve"> </w:t>
+      </w:r>
+      <w:r>
+        <w:rPr>
+          <w:rFonts w:cs="B Nazanin"/>
+          <w:sz w:val="24"/>
+          <w:szCs w:val="24"/>
+          <w:rtl/>
+          <w:lang w:bidi="fa-IR"/>
+        </w:rPr>
+        <w:t>از</w:t>
+      </w:r>
+      <w:r>
+        <w:rPr>
+          <w:rFonts w:cs="B Nazanin"/>
+          <w:sz w:val="24"/>
+          <w:szCs w:val="24"/>
+          <w:lang w:bidi="fa-IR"/>
+        </w:rPr>
+        <w:t xml:space="preserve"> Image </w:t>
+      </w:r>
+      <w:r>
+        <w:rPr>
+          <w:rFonts w:cs="B Nazanin"/>
+          <w:sz w:val="24"/>
+          <w:szCs w:val="24"/>
+          <w:rtl/>
+          <w:lang w:bidi="fa-IR"/>
+        </w:rPr>
+        <w:t>مربوط به</w:t>
+      </w:r>
+      <w:r>
+        <w:rPr>
+          <w:rFonts w:cs="B Nazanin"/>
+          <w:sz w:val="24"/>
+          <w:szCs w:val="24"/>
+          <w:lang w:bidi="fa-IR"/>
+        </w:rPr>
+        <w:t xml:space="preserve"> Redis </w:t>
+      </w:r>
+      <w:r>
+        <w:rPr>
+          <w:rFonts w:cs="B Nazanin"/>
+          <w:sz w:val="24"/>
+          <w:szCs w:val="24"/>
+          <w:rtl/>
+          <w:lang w:bidi="fa-IR"/>
+        </w:rPr>
+        <w:t xml:space="preserve">ساخته می‌شود و با </w:t>
+      </w:r>
+      <w:r>
+        <w:rPr>
+          <w:rFonts w:cs="B Nazanin"/>
+          <w:sz w:val="24"/>
+          <w:szCs w:val="24"/>
+          <w:lang w:bidi="fa-IR"/>
+        </w:rPr>
+        <w:t xml:space="preserve">"6379:6379" </w:t>
+      </w:r>
+      <w:r>
+        <w:rPr>
+          <w:rFonts w:cs="B Nazanin"/>
+          <w:sz w:val="24"/>
+          <w:szCs w:val="24"/>
+          <w:rtl/>
+          <w:lang w:bidi="fa-IR"/>
+        </w:rPr>
+        <w:t xml:space="preserve">پورت </w:t>
+      </w:r>
+      <w:r>
+        <w:rPr>
+          <w:rFonts w:cs="B Nazanin"/>
+          <w:sz w:val="24"/>
+          <w:szCs w:val="24"/>
+          <w:lang w:bidi="fa-IR"/>
+        </w:rPr>
+        <w:t xml:space="preserve">6379 </w:t>
+      </w:r>
+      <w:r>
+        <w:rPr>
+          <w:rFonts w:cs="B Nazanin"/>
+          <w:sz w:val="24"/>
+          <w:szCs w:val="24"/>
+          <w:rtl/>
+          <w:lang w:bidi="fa-IR"/>
+        </w:rPr>
+        <w:t xml:space="preserve">سیستم خودمان را به پورت </w:t>
+      </w:r>
+      <w:r>
+        <w:rPr>
+          <w:rFonts w:cs="B Nazanin"/>
+          <w:sz w:val="24"/>
+          <w:szCs w:val="24"/>
+          <w:lang w:bidi="fa-IR"/>
+        </w:rPr>
+        <w:t xml:space="preserve">6379 </w:t>
+      </w:r>
+      <w:r>
+        <w:rPr>
+          <w:rFonts w:cs="B Nazanin"/>
+          <w:sz w:val="24"/>
+          <w:szCs w:val="24"/>
+          <w:rtl/>
+          <w:lang w:bidi="fa-IR"/>
+        </w:rPr>
+        <w:t>داخل</w:t>
+      </w:r>
+      <w:r>
+        <w:rPr>
+          <w:rFonts w:cs="B Nazanin"/>
+          <w:sz w:val="24"/>
+          <w:szCs w:val="24"/>
+          <w:lang w:bidi="fa-IR"/>
+        </w:rPr>
+        <w:t xml:space="preserve"> Container </w:t>
+      </w:r>
+      <w:r>
+        <w:rPr>
+          <w:rFonts w:cs="B Nazanin"/>
+          <w:sz w:val="24"/>
+          <w:szCs w:val="24"/>
+          <w:rtl/>
+          <w:lang w:bidi="fa-IR"/>
+        </w:rPr>
+        <w:t xml:space="preserve">متصل می‌کنیم. همچنین </w:t>
+      </w:r>
+      <w:proofErr w:type="spellStart"/>
+      <w:r>
+        <w:rPr>
+          <w:rFonts w:cs="B Nazanin"/>
+          <w:sz w:val="24"/>
+          <w:szCs w:val="24"/>
+          <w:lang w:bidi="fa-IR"/>
+        </w:rPr>
+        <w:t>redis</w:t>
+      </w:r>
+      <w:proofErr w:type="spellEnd"/>
+      <w:r>
+        <w:rPr>
+          <w:rFonts w:cs="B Nazanin"/>
+          <w:sz w:val="24"/>
+          <w:szCs w:val="24"/>
+          <w:lang w:bidi="fa-IR"/>
+        </w:rPr>
+        <w:t xml:space="preserve">-data:/data </w:t>
+      </w:r>
+      <w:r>
+        <w:rPr>
+          <w:rFonts w:cs="B Nazanin"/>
+          <w:sz w:val="24"/>
+          <w:szCs w:val="24"/>
+          <w:rtl/>
+          <w:lang w:bidi="fa-IR"/>
+        </w:rPr>
+        <w:t>یعنی</w:t>
+      </w:r>
+      <w:r>
+        <w:rPr>
+          <w:rFonts w:cs="B Nazanin"/>
+          <w:sz w:val="24"/>
+          <w:szCs w:val="24"/>
+          <w:lang w:bidi="fa-IR"/>
+        </w:rPr>
+        <w:t xml:space="preserve"> Volume</w:t>
+      </w:r>
+      <w:r>
+        <w:rPr>
+          <w:rFonts w:cs="B Nazanin"/>
+          <w:sz w:val="24"/>
+          <w:szCs w:val="24"/>
+          <w:rtl/>
+          <w:lang w:bidi="fa-IR"/>
+        </w:rPr>
+        <w:t xml:space="preserve">ای به نام </w:t>
+      </w:r>
+      <w:proofErr w:type="spellStart"/>
+      <w:r>
+        <w:rPr>
+          <w:rFonts w:cs="B Nazanin"/>
+          <w:sz w:val="24"/>
+          <w:szCs w:val="24"/>
+          <w:lang w:bidi="fa-IR"/>
+        </w:rPr>
+        <w:t>redis</w:t>
+      </w:r>
+      <w:proofErr w:type="spellEnd"/>
+      <w:r>
+        <w:rPr>
+          <w:rFonts w:cs="B Nazanin"/>
+          <w:sz w:val="24"/>
+          <w:szCs w:val="24"/>
+          <w:lang w:bidi="fa-IR"/>
+        </w:rPr>
+        <w:t xml:space="preserve">-data </w:t>
+      </w:r>
+      <w:r>
+        <w:rPr>
+          <w:rFonts w:cs="B Nazanin"/>
+          <w:sz w:val="24"/>
+          <w:szCs w:val="24"/>
+          <w:rtl/>
+          <w:lang w:bidi="fa-IR"/>
+        </w:rPr>
+        <w:t xml:space="preserve">را به مسیر </w:t>
+      </w:r>
+      <w:r>
+        <w:rPr>
+          <w:rFonts w:cs="B Nazanin"/>
+          <w:sz w:val="24"/>
+          <w:szCs w:val="24"/>
+          <w:lang w:bidi="fa-IR"/>
+        </w:rPr>
+        <w:t xml:space="preserve">/data </w:t>
+      </w:r>
+      <w:r>
+        <w:rPr>
+          <w:rFonts w:cs="B Nazanin"/>
+          <w:sz w:val="24"/>
+          <w:szCs w:val="24"/>
+          <w:rtl/>
+          <w:lang w:bidi="fa-IR"/>
+        </w:rPr>
+        <w:t>داخل</w:t>
+      </w:r>
+      <w:r>
+        <w:rPr>
+          <w:rFonts w:cs="B Nazanin"/>
+          <w:sz w:val="24"/>
+          <w:szCs w:val="24"/>
+          <w:lang w:bidi="fa-IR"/>
+        </w:rPr>
+        <w:t xml:space="preserve"> Redis </w:t>
+      </w:r>
+      <w:r>
+        <w:rPr>
+          <w:rFonts w:cs="B Nazanin"/>
+          <w:sz w:val="24"/>
+          <w:szCs w:val="24"/>
+          <w:rtl/>
+          <w:lang w:bidi="fa-IR"/>
+        </w:rPr>
+        <w:t>متصل می‌کنیم تا داده‌های</w:t>
+      </w:r>
+      <w:r>
+        <w:rPr>
+          <w:rFonts w:cs="B Nazanin"/>
+          <w:sz w:val="24"/>
+          <w:szCs w:val="24"/>
+          <w:lang w:bidi="fa-IR"/>
+        </w:rPr>
+        <w:t xml:space="preserve"> Redis </w:t>
+      </w:r>
+      <w:r>
+        <w:rPr>
+          <w:rFonts w:cs="B Nazanin"/>
+          <w:sz w:val="24"/>
+          <w:szCs w:val="24"/>
+          <w:rtl/>
+          <w:lang w:bidi="fa-IR"/>
+        </w:rPr>
+        <w:t>در</w:t>
+      </w:r>
+      <w:r>
+        <w:rPr>
+          <w:rFonts w:cs="B Nazanin"/>
+          <w:sz w:val="24"/>
+          <w:szCs w:val="24"/>
+          <w:lang w:bidi="fa-IR"/>
+        </w:rPr>
+        <w:t xml:space="preserve"> Volume </w:t>
+      </w:r>
+      <w:r>
+        <w:rPr>
+          <w:rFonts w:cs="B Nazanin"/>
+          <w:sz w:val="24"/>
+          <w:szCs w:val="24"/>
+          <w:rtl/>
+          <w:lang w:bidi="fa-IR"/>
+        </w:rPr>
+        <w:t xml:space="preserve">نگهداری شوند. در نهایت بخش </w:t>
+      </w:r>
+      <w:r>
+        <w:rPr>
+          <w:rFonts w:cs="B Nazanin"/>
+          <w:sz w:val="24"/>
+          <w:szCs w:val="24"/>
+          <w:lang w:bidi="fa-IR"/>
+        </w:rPr>
+        <w:t xml:space="preserve">volumes: </w:t>
+      </w:r>
+      <w:r>
+        <w:rPr>
+          <w:rFonts w:cs="B Nazanin"/>
+          <w:sz w:val="24"/>
+          <w:szCs w:val="24"/>
+          <w:rtl/>
+          <w:lang w:bidi="fa-IR"/>
+        </w:rPr>
+        <w:t>در انتهای فایل اعلام می‌کند که دو</w:t>
+      </w:r>
+      <w:r>
+        <w:rPr>
+          <w:rFonts w:cs="B Nazanin"/>
+          <w:sz w:val="24"/>
+          <w:szCs w:val="24"/>
+          <w:lang w:bidi="fa-IR"/>
+        </w:rPr>
+        <w:t xml:space="preserve"> Volume </w:t>
+      </w:r>
+      <w:r>
+        <w:rPr>
+          <w:rFonts w:cs="B Nazanin"/>
+          <w:sz w:val="24"/>
+          <w:szCs w:val="24"/>
+          <w:rtl/>
+          <w:lang w:bidi="fa-IR"/>
+        </w:rPr>
+        <w:t xml:space="preserve">به نام‌های </w:t>
+      </w:r>
+      <w:proofErr w:type="spellStart"/>
+      <w:r>
+        <w:rPr>
+          <w:rFonts w:cs="B Nazanin"/>
+          <w:sz w:val="24"/>
+          <w:szCs w:val="24"/>
+          <w:lang w:bidi="fa-IR"/>
+        </w:rPr>
+        <w:t>redis</w:t>
+      </w:r>
+      <w:proofErr w:type="spellEnd"/>
+      <w:r>
+        <w:rPr>
+          <w:rFonts w:cs="B Nazanin"/>
+          <w:sz w:val="24"/>
+          <w:szCs w:val="24"/>
+          <w:lang w:bidi="fa-IR"/>
+        </w:rPr>
+        <w:t xml:space="preserve">-data </w:t>
+      </w:r>
+      <w:r>
+        <w:rPr>
+          <w:rFonts w:cs="B Nazanin"/>
+          <w:sz w:val="24"/>
+          <w:szCs w:val="24"/>
+          <w:rtl/>
+          <w:lang w:bidi="fa-IR"/>
+        </w:rPr>
+        <w:t xml:space="preserve">و </w:t>
+      </w:r>
+      <w:proofErr w:type="spellStart"/>
+      <w:r>
+        <w:rPr>
+          <w:rFonts w:cs="B Nazanin"/>
+          <w:sz w:val="24"/>
+          <w:szCs w:val="24"/>
+          <w:lang w:bidi="fa-IR"/>
+        </w:rPr>
+        <w:t>sql</w:t>
+      </w:r>
+      <w:proofErr w:type="spellEnd"/>
+      <w:r>
+        <w:rPr>
+          <w:rFonts w:cs="B Nazanin"/>
+          <w:sz w:val="24"/>
+          <w:szCs w:val="24"/>
+          <w:lang w:bidi="fa-IR"/>
+        </w:rPr>
+        <w:t xml:space="preserve">-data </w:t>
+      </w:r>
+      <w:r>
+        <w:rPr>
+          <w:rFonts w:cs="B Nazanin"/>
+          <w:sz w:val="24"/>
+          <w:szCs w:val="24"/>
+          <w:rtl/>
+          <w:lang w:bidi="fa-IR"/>
+        </w:rPr>
+        <w:t>توسط</w:t>
+      </w:r>
+      <w:r>
+        <w:rPr>
+          <w:rFonts w:cs="B Nazanin"/>
+          <w:sz w:val="24"/>
+          <w:szCs w:val="24"/>
+          <w:lang w:bidi="fa-IR"/>
+        </w:rPr>
+        <w:t xml:space="preserve"> Docker </w:t>
+      </w:r>
+      <w:r>
+        <w:rPr>
+          <w:rFonts w:cs="B Nazanin"/>
+          <w:sz w:val="24"/>
+          <w:szCs w:val="24"/>
+          <w:rtl/>
+          <w:lang w:bidi="fa-IR"/>
+        </w:rPr>
+        <w:t>مدیریت شوند</w:t>
       </w:r>
       <w:r>
         <w:rPr>
@@ -14104,22 +15720,33 @@
     <w:p>
       <w:pPr>
         <w:bidi/>
-        <w:ind w:left="360"/>
-        <w:rPr>
-          <w:rFonts w:cs="B Nazanin"/>
-          <w:sz w:val="24"/>
-          <w:szCs w:val="24"/>
-          <w:lang w:bidi="fa-IR"/>
-        </w:rPr>
-      </w:pPr>
-      <w:r>
-        <w:rPr>
-          <w:rFonts w:cs="B Nazanin"/>
-          <w:sz w:val="24"/>
-          <w:szCs w:val="24"/>
-          <w:lang w:bidi="fa-IR"/>
-        </w:rPr>
-        <w:t xml:space="preserve"> (ii      </w:t>
+        <w:ind w:left="720"/>
+        <w:rPr>
+          <w:rFonts w:cs="B Nazanin"/>
+          <w:sz w:val="24"/>
+          <w:szCs w:val="24"/>
+          <w:rtl/>
+          <w:lang w:bidi="fa-IR"/>
+        </w:rPr>
+      </w:pPr>
+      <w:r>
+        <w:rPr>
+          <w:rFonts w:cs="B Nazanin" w:hint="cs"/>
+          <w:sz w:val="24"/>
+          <w:szCs w:val="24"/>
+          <w:rtl/>
+          <w:lang w:bidi="fa-IR"/>
+        </w:rPr>
+        <w:t xml:space="preserve">سوال اول ) مسیر </w:t>
+      </w:r>
+      <w:r>
+        <w:rPr>
+          <w:rFonts w:cs="B Nazanin"/>
+          <w:sz w:val="24"/>
+          <w:szCs w:val="24"/>
+          <w:lang w:bidi="fa-IR"/>
+        </w:rPr>
+        <w:t>/var/opt/</w:t>
       </w:r>
       <w:proofErr w:type="spellStart"/>
       <w:r>
@@ -14127,40 +15754,1060 @@
           <w:rFonts w:cs="B Nazanin"/>
           <w:sz w:val="24"/>
           <w:szCs w:val="24"/>
-          <w:rtl/>
-          <w:lang w:bidi="fa-IR"/>
-        </w:rPr>
-        <w:t>پیاده‌سازی</w:t>
+          <w:lang w:bidi="fa-IR"/>
+        </w:rPr>
+        <w:t>mssql</w:t>
       </w:r>
       <w:proofErr w:type="spellEnd"/>
       <w:r>
         <w:rPr>
-          <w:rFonts w:cs="B Nazanin"/>
-          <w:sz w:val="24"/>
-          <w:szCs w:val="24"/>
-          <w:lang w:bidi="fa-IR"/>
-        </w:rPr>
-        <w:t xml:space="preserve"> Interface </w:t>
-      </w:r>
-    </w:p>
-    <w:p>
-      <w:pPr>
-        <w:rPr>
-          <w:rFonts w:cs="B Nazanin"/>
-          <w:sz w:val="24"/>
-          <w:szCs w:val="24"/>
-          <w:lang w:bidi="fa-IR"/>
-        </w:rPr>
-      </w:pPr>
-      <w:r>
-        <w:rPr>
-          <w:rFonts w:cs="B Nazanin"/>
-          <w:sz w:val="24"/>
-          <w:szCs w:val="24"/>
+          <w:rFonts w:cs="B Nazanin" w:hint="cs"/>
+          <w:sz w:val="24"/>
+          <w:szCs w:val="24"/>
+          <w:rtl/>
+          <w:lang w:bidi="fa-IR"/>
+        </w:rPr>
+        <w:t xml:space="preserve"> کجاست ؟ </w:t>
+      </w:r>
+      <w:r>
+        <w:rPr>
+          <w:rFonts w:cs="B Nazanin" w:hint="cs"/>
+          <w:sz w:val="24"/>
+          <w:szCs w:val="24"/>
+          <w:rtl/>
+          <w:lang w:bidi="fa-IR"/>
+        </w:rPr>
+        <w:t xml:space="preserve">این مسیر داخل خود </w:t>
+      </w:r>
+      <w:r>
+        <w:rPr>
+          <w:rFonts w:cs="B Nazanin"/>
+          <w:sz w:val="24"/>
+          <w:szCs w:val="24"/>
+          <w:lang w:bidi="fa-IR"/>
+        </w:rPr>
+        <w:t>Image</w:t>
+      </w:r>
+      <w:r>
+        <w:rPr>
+          <w:rFonts w:cs="B Nazanin" w:hint="cs"/>
+          <w:sz w:val="24"/>
+          <w:szCs w:val="24"/>
+          <w:rtl/>
+          <w:lang w:bidi="fa-IR"/>
+        </w:rPr>
+        <w:t xml:space="preserve"> مربوط به </w:t>
+      </w:r>
+      <w:r>
+        <w:rPr>
+          <w:rFonts w:cs="B Nazanin"/>
+          <w:sz w:val="24"/>
+          <w:szCs w:val="24"/>
+          <w:lang w:bidi="fa-IR"/>
+        </w:rPr>
+        <w:t>SQL</w:t>
+      </w:r>
+      <w:r>
+        <w:rPr>
+          <w:rFonts w:cs="B Nazanin" w:hint="cs"/>
+          <w:sz w:val="24"/>
+          <w:szCs w:val="24"/>
+          <w:rtl/>
+          <w:lang w:bidi="fa-IR"/>
+        </w:rPr>
+        <w:t xml:space="preserve"> است و ما </w:t>
+      </w:r>
+      <w:proofErr w:type="spellStart"/>
+      <w:r>
+        <w:rPr>
+          <w:rFonts w:cs="B Nazanin" w:hint="cs"/>
+          <w:sz w:val="24"/>
+          <w:szCs w:val="24"/>
+          <w:rtl/>
+          <w:lang w:bidi="fa-IR"/>
+        </w:rPr>
+        <w:t>نمی</w:t>
+      </w:r>
+      <w:proofErr w:type="spellEnd"/>
+      <w:r>
+        <w:rPr>
+          <w:rFonts w:cs="B Nazanin" w:hint="cs"/>
+          <w:sz w:val="24"/>
+          <w:szCs w:val="24"/>
+          <w:rtl/>
+          <w:lang w:bidi="fa-IR"/>
+        </w:rPr>
+        <w:t xml:space="preserve"> توانیم از مسیر ویندوز به آن برسیم .</w:t>
+      </w:r>
+    </w:p>
+    <w:p>
+      <w:pPr>
+        <w:bidi/>
+        <w:ind w:left="720"/>
+        <w:rPr>
+          <w:rFonts w:cs="B Nazanin"/>
+          <w:sz w:val="24"/>
+          <w:szCs w:val="24"/>
+          <w:rtl/>
+          <w:lang w:bidi="fa-IR"/>
+        </w:rPr>
+      </w:pPr>
+      <w:r>
+        <w:rPr>
+          <w:rFonts w:cs="B Nazanin" w:hint="cs"/>
+          <w:sz w:val="24"/>
+          <w:szCs w:val="24"/>
+          <w:rtl/>
+          <w:lang w:bidi="fa-IR"/>
+        </w:rPr>
+        <w:t xml:space="preserve">سوال دوم ) </w:t>
+      </w:r>
+      <w:r>
+        <w:rPr>
+          <w:rFonts w:cs="B Nazanin"/>
+          <w:sz w:val="24"/>
+          <w:szCs w:val="24"/>
+          <w:rtl/>
+          <w:lang w:bidi="fa-IR"/>
+        </w:rPr>
+        <w:t>چرا دو</w:t>
+      </w:r>
+      <w:r>
+        <w:rPr>
+          <w:rFonts w:cs="B Nazanin"/>
+          <w:sz w:val="24"/>
+          <w:szCs w:val="24"/>
+          <w:lang w:bidi="fa-IR"/>
+        </w:rPr>
+        <w:t xml:space="preserve"> container </w:t>
+      </w:r>
+      <w:r>
+        <w:rPr>
+          <w:rFonts w:cs="B Nazanin"/>
+          <w:sz w:val="24"/>
+          <w:szCs w:val="24"/>
+          <w:rtl/>
+          <w:lang w:bidi="fa-IR"/>
+        </w:rPr>
+        <w:t>؟ نمیشه مگه داخل یک ظرف هر دو رو داشته باشیم ؟ یعنی هم ردیس هم اس کی ال داخل یک ظرف</w:t>
+      </w:r>
+      <w:r>
+        <w:rPr>
+          <w:rFonts w:cs="B Nazanin" w:hint="cs"/>
+          <w:sz w:val="24"/>
+          <w:szCs w:val="24"/>
+          <w:rtl/>
+          <w:lang w:bidi="fa-IR"/>
+        </w:rPr>
+        <w:t xml:space="preserve"> ؟ </w:t>
+      </w:r>
+    </w:p>
+    <w:p>
+      <w:pPr>
+        <w:bidi/>
+        <w:ind w:left="720"/>
+        <w:rPr>
+          <w:rFonts w:cs="B Nazanin"/>
+          <w:sz w:val="24"/>
+          <w:szCs w:val="24"/>
+          <w:rtl/>
+          <w:lang w:bidi="fa-IR"/>
+        </w:rPr>
+      </w:pPr>
+      <w:r>
+        <w:rPr>
+          <w:rFonts w:cs="B Nazanin"/>
+          <w:sz w:val="24"/>
+          <w:szCs w:val="24"/>
+          <w:rtl/>
+          <w:lang w:bidi="fa-IR"/>
+        </w:rPr>
+        <w:t xml:space="preserve">از نظر فنی </w:t>
+      </w:r>
+      <w:r>
+        <w:rPr>
+          <w:rFonts w:cs="B Nazanin"/>
+          <w:sz w:val="24"/>
+          <w:szCs w:val="24"/>
+          <w:rtl/>
+          <w:lang w:bidi="fa-IR"/>
+        </w:rPr>
+        <w:t>می‌شود</w:t>
+      </w:r>
+      <w:r>
+        <w:rPr>
+          <w:rFonts w:cs="B Nazanin"/>
+          <w:sz w:val="24"/>
+          <w:szCs w:val="24"/>
+          <w:rtl/>
+          <w:lang w:bidi="fa-IR"/>
+        </w:rPr>
+        <w:t>، ولی معمولاً کار درستی نیست</w:t>
+      </w:r>
+      <w:r>
+        <w:rPr>
+          <w:rFonts w:cs="B Nazanin"/>
+          <w:sz w:val="24"/>
+          <w:szCs w:val="24"/>
+          <w:lang w:bidi="fa-IR"/>
+        </w:rPr>
+        <w:t>.</w:t>
+      </w:r>
+      <w:r>
+        <w:rPr>
+          <w:rFonts w:cs="B Nazanin"/>
+          <w:sz w:val="24"/>
+          <w:szCs w:val="24"/>
+          <w:rtl/>
+          <w:lang w:bidi="fa-IR"/>
+        </w:rPr>
+        <w:t>قاعده‌ی</w:t>
+      </w:r>
+      <w:r>
+        <w:rPr>
+          <w:rFonts w:cs="B Nazanin"/>
+          <w:sz w:val="24"/>
+          <w:szCs w:val="24"/>
+          <w:lang w:bidi="fa-IR"/>
+        </w:rPr>
+        <w:t xml:space="preserve"> Docker </w:t>
+      </w:r>
+      <w:r>
+        <w:rPr>
+          <w:rFonts w:cs="B Nazanin"/>
+          <w:sz w:val="24"/>
+          <w:szCs w:val="24"/>
+          <w:rtl/>
+          <w:lang w:bidi="fa-IR"/>
+        </w:rPr>
+        <w:t>این است که بهتر است هر</w:t>
+      </w:r>
+      <w:r>
+        <w:rPr>
+          <w:rFonts w:cs="B Nazanin"/>
+          <w:sz w:val="24"/>
+          <w:szCs w:val="24"/>
+          <w:lang w:bidi="fa-IR"/>
+        </w:rPr>
+        <w:t xml:space="preserve"> Container </w:t>
+      </w:r>
+      <w:r>
+        <w:rPr>
+          <w:rFonts w:cs="B Nazanin"/>
+          <w:sz w:val="24"/>
+          <w:szCs w:val="24"/>
+          <w:rtl/>
+          <w:lang w:bidi="fa-IR"/>
+        </w:rPr>
+        <w:t>یک سرویس اصلی داشته باشد</w:t>
+      </w:r>
+      <w:r>
+        <w:rPr>
+          <w:rFonts w:cs="B Nazanin" w:hint="cs"/>
+          <w:sz w:val="24"/>
+          <w:szCs w:val="24"/>
+          <w:rtl/>
+          <w:lang w:bidi="fa-IR"/>
+        </w:rPr>
+        <w:t xml:space="preserve"> .</w:t>
+      </w:r>
+    </w:p>
+    <w:p>
+      <w:pPr>
+        <w:bidi/>
+        <w:ind w:left="720"/>
+        <w:rPr>
+          <w:rFonts w:cs="B Nazanin"/>
+          <w:sz w:val="24"/>
+          <w:szCs w:val="24"/>
+          <w:lang w:bidi="fa-IR"/>
+        </w:rPr>
+      </w:pPr>
+      <w:r>
+        <w:rPr>
+          <w:rFonts w:cs="B Nazanin"/>
+          <w:sz w:val="24"/>
+          <w:szCs w:val="24"/>
+          <w:rtl/>
+          <w:lang w:bidi="fa-IR"/>
+        </w:rPr>
+        <w:t>جدا بودن</w:t>
+      </w:r>
+      <w:r>
+        <w:rPr>
+          <w:rFonts w:cs="B Nazanin"/>
+          <w:sz w:val="24"/>
+          <w:szCs w:val="24"/>
+          <w:lang w:bidi="fa-IR"/>
+        </w:rPr>
+        <w:t xml:space="preserve"> Lifecycle </w:t>
+      </w:r>
+      <w:r>
+        <w:rPr>
+          <w:rFonts w:cs="B Nazanin" w:hint="cs"/>
+          <w:sz w:val="24"/>
+          <w:szCs w:val="24"/>
+          <w:rtl/>
+          <w:lang w:bidi="fa-IR"/>
+        </w:rPr>
+        <w:t>----</w:t>
+      </w:r>
+      <w:r>
+        <w:rPr>
+          <w:rFonts w:cs="B Nazanin" w:hint="cs"/>
+          <w:sz w:val="24"/>
+          <w:szCs w:val="24"/>
+          <w:rtl/>
+          <w:lang w:bidi="fa-IR"/>
+        </w:rPr>
+        <w:t>&gt;</w:t>
+      </w:r>
+      <w:r>
+        <w:rPr>
+          <w:rFonts w:cs="B Nazanin"/>
+          <w:sz w:val="24"/>
+          <w:szCs w:val="24"/>
+          <w:rtl/>
+          <w:lang w:bidi="fa-IR"/>
+        </w:rPr>
+        <w:t>اگر</w:t>
+      </w:r>
+      <w:r>
+        <w:rPr>
+          <w:rFonts w:cs="B Nazanin"/>
+          <w:sz w:val="24"/>
+          <w:szCs w:val="24"/>
+          <w:lang w:bidi="fa-IR"/>
+        </w:rPr>
+        <w:t xml:space="preserve"> Redis </w:t>
+      </w:r>
+      <w:r>
+        <w:rPr>
+          <w:rFonts w:cs="B Nazanin"/>
+          <w:sz w:val="24"/>
+          <w:szCs w:val="24"/>
+          <w:rtl/>
+          <w:lang w:bidi="fa-IR"/>
+        </w:rPr>
+        <w:t>را</w:t>
+      </w:r>
+      <w:r>
+        <w:rPr>
+          <w:rFonts w:cs="B Nazanin"/>
+          <w:sz w:val="24"/>
+          <w:szCs w:val="24"/>
+          <w:lang w:bidi="fa-IR"/>
+        </w:rPr>
+        <w:t xml:space="preserve"> Restart </w:t>
+      </w:r>
+      <w:r>
+        <w:rPr>
+          <w:rFonts w:cs="B Nazanin"/>
+          <w:sz w:val="24"/>
+          <w:szCs w:val="24"/>
+          <w:rtl/>
+          <w:lang w:bidi="fa-IR"/>
+        </w:rPr>
+        <w:t xml:space="preserve">کنی، </w:t>
+      </w:r>
+      <w:r>
+        <w:rPr>
+          <w:rFonts w:cs="B Nazanin"/>
+          <w:sz w:val="24"/>
+          <w:szCs w:val="24"/>
+          <w:lang w:bidi="fa-IR"/>
+        </w:rPr>
+        <w:t xml:space="preserve">SQL </w:t>
+      </w:r>
+      <w:r>
+        <w:rPr>
+          <w:rFonts w:cs="B Nazanin"/>
+          <w:sz w:val="24"/>
+          <w:szCs w:val="24"/>
+          <w:rtl/>
+          <w:lang w:bidi="fa-IR"/>
+        </w:rPr>
+        <w:t>را هم مجبور نیستی</w:t>
+      </w:r>
+      <w:r>
+        <w:rPr>
+          <w:rFonts w:cs="B Nazanin"/>
+          <w:sz w:val="24"/>
+          <w:szCs w:val="24"/>
+          <w:lang w:bidi="fa-IR"/>
+        </w:rPr>
+        <w:t xml:space="preserve"> Restart </w:t>
+      </w:r>
+      <w:r>
+        <w:rPr>
+          <w:rFonts w:cs="B Nazanin"/>
+          <w:sz w:val="24"/>
+          <w:szCs w:val="24"/>
+          <w:rtl/>
+          <w:lang w:bidi="fa-IR"/>
+        </w:rPr>
+        <w:t>کنی</w:t>
+      </w:r>
+      <w:r>
+        <w:rPr>
+          <w:rFonts w:cs="B Nazanin"/>
+          <w:sz w:val="24"/>
+          <w:szCs w:val="24"/>
+          <w:lang w:bidi="fa-IR"/>
+        </w:rPr>
+        <w:t xml:space="preserve">. </w:t>
+      </w:r>
+    </w:p>
+    <w:p>
+      <w:pPr>
+        <w:bidi/>
+        <w:ind w:left="720"/>
+        <w:rPr>
+          <w:rFonts w:cs="B Nazanin"/>
+          <w:sz w:val="24"/>
+          <w:szCs w:val="24"/>
+          <w:lang w:bidi="fa-IR"/>
+        </w:rPr>
+      </w:pPr>
+      <w:r>
+        <w:rPr>
+          <w:rFonts w:cs="B Nazanin"/>
+          <w:sz w:val="24"/>
+          <w:szCs w:val="24"/>
+          <w:rtl/>
+          <w:lang w:bidi="fa-IR"/>
+        </w:rPr>
+        <w:t xml:space="preserve">مدیریت منابع </w:t>
+      </w:r>
+      <w:r>
+        <w:rPr>
+          <w:rFonts w:cs="B Nazanin"/>
+          <w:sz w:val="24"/>
+          <w:szCs w:val="24"/>
+          <w:lang w:bidi="fa-IR"/>
+        </w:rPr>
+        <w:t xml:space="preserve">→ </w:t>
+      </w:r>
+      <w:r>
+        <w:rPr>
+          <w:rFonts w:cs="B Nazanin"/>
+          <w:sz w:val="24"/>
+          <w:szCs w:val="24"/>
+          <w:rtl/>
+          <w:lang w:bidi="fa-IR"/>
+        </w:rPr>
+        <w:t>می‌توانی برای</w:t>
+      </w:r>
+      <w:r>
+        <w:rPr>
+          <w:rFonts w:cs="B Nazanin"/>
+          <w:sz w:val="24"/>
+          <w:szCs w:val="24"/>
+          <w:lang w:bidi="fa-IR"/>
+        </w:rPr>
+        <w:t xml:space="preserve"> SQL </w:t>
+      </w:r>
+      <w:r>
+        <w:rPr>
+          <w:rFonts w:cs="B Nazanin"/>
+          <w:sz w:val="24"/>
+          <w:szCs w:val="24"/>
+          <w:rtl/>
+          <w:lang w:bidi="fa-IR"/>
+        </w:rPr>
+        <w:t>و</w:t>
+      </w:r>
+      <w:r>
+        <w:rPr>
+          <w:rFonts w:cs="B Nazanin"/>
+          <w:sz w:val="24"/>
+          <w:szCs w:val="24"/>
+          <w:lang w:bidi="fa-IR"/>
+        </w:rPr>
+        <w:t xml:space="preserve"> Redis </w:t>
+      </w:r>
+      <w:r>
+        <w:rPr>
+          <w:rFonts w:cs="B Nazanin"/>
+          <w:sz w:val="24"/>
+          <w:szCs w:val="24"/>
+          <w:rtl/>
+          <w:lang w:bidi="fa-IR"/>
+        </w:rPr>
+        <w:t>منابع متفاوتی در نظر بگیری</w:t>
+      </w:r>
+      <w:r>
+        <w:rPr>
+          <w:rFonts w:cs="B Nazanin"/>
+          <w:sz w:val="24"/>
+          <w:szCs w:val="24"/>
+          <w:lang w:bidi="fa-IR"/>
+        </w:rPr>
+        <w:t xml:space="preserve">. </w:t>
+      </w:r>
+    </w:p>
+    <w:p>
+      <w:pPr>
+        <w:bidi/>
+        <w:ind w:left="720"/>
+        <w:rPr>
+          <w:rFonts w:cs="B Nazanin"/>
+          <w:sz w:val="24"/>
+          <w:szCs w:val="24"/>
+          <w:lang w:bidi="fa-IR"/>
+        </w:rPr>
+      </w:pPr>
+      <w:r>
+        <w:rPr>
+          <w:rFonts w:cs="B Nazanin"/>
+          <w:sz w:val="24"/>
+          <w:szCs w:val="24"/>
+          <w:lang w:bidi="fa-IR"/>
+        </w:rPr>
+        <w:t xml:space="preserve"> </w:t>
+      </w:r>
+      <w:r>
+        <w:rPr>
+          <w:rFonts w:cs="B Nazanin"/>
+          <w:sz w:val="24"/>
+          <w:szCs w:val="24"/>
+          <w:lang w:bidi="fa-IR"/>
+        </w:rPr>
+        <w:t xml:space="preserve">Scale </w:t>
+      </w:r>
+      <w:r>
+        <w:rPr>
+          <w:rFonts w:cs="B Nazanin"/>
+          <w:sz w:val="24"/>
+          <w:szCs w:val="24"/>
+          <w:rtl/>
+          <w:lang w:bidi="fa-IR"/>
+        </w:rPr>
+        <w:t xml:space="preserve">کردن </w:t>
+      </w:r>
+      <w:r>
+        <w:rPr>
+          <w:rFonts w:cs="B Nazanin"/>
+          <w:sz w:val="24"/>
+          <w:szCs w:val="24"/>
+          <w:lang w:bidi="fa-IR"/>
+        </w:rPr>
+        <w:t xml:space="preserve">→ </w:t>
+      </w:r>
+      <w:r>
+        <w:rPr>
+          <w:rFonts w:cs="B Nazanin"/>
+          <w:sz w:val="24"/>
+          <w:szCs w:val="24"/>
+          <w:rtl/>
+          <w:lang w:bidi="fa-IR"/>
+        </w:rPr>
+        <w:t>اگر فقط</w:t>
+      </w:r>
+      <w:r>
+        <w:rPr>
+          <w:rFonts w:cs="B Nazanin"/>
+          <w:sz w:val="24"/>
+          <w:szCs w:val="24"/>
+          <w:lang w:bidi="fa-IR"/>
+        </w:rPr>
+        <w:t xml:space="preserve"> Redis </w:t>
+      </w:r>
+      <w:r>
+        <w:rPr>
+          <w:rFonts w:cs="B Nazanin"/>
+          <w:sz w:val="24"/>
+          <w:szCs w:val="24"/>
+          <w:rtl/>
+          <w:lang w:bidi="fa-IR"/>
+        </w:rPr>
+        <w:t xml:space="preserve">را بیشتر کنی، </w:t>
+      </w:r>
+      <w:r>
+        <w:rPr>
+          <w:rFonts w:cs="B Nazanin"/>
+          <w:sz w:val="24"/>
+          <w:szCs w:val="24"/>
+          <w:lang w:bidi="fa-IR"/>
+        </w:rPr>
+        <w:t xml:space="preserve">SQL </w:t>
+      </w:r>
+      <w:proofErr w:type="spellStart"/>
+      <w:r>
+        <w:rPr>
+          <w:rFonts w:cs="B Nazanin"/>
+          <w:sz w:val="24"/>
+          <w:szCs w:val="24"/>
+          <w:rtl/>
+          <w:lang w:bidi="fa-IR"/>
+        </w:rPr>
+        <w:t>دست‌نخورده</w:t>
+      </w:r>
+      <w:proofErr w:type="spellEnd"/>
+      <w:r>
+        <w:rPr>
+          <w:rFonts w:cs="B Nazanin"/>
+          <w:sz w:val="24"/>
+          <w:szCs w:val="24"/>
+          <w:rtl/>
+          <w:lang w:bidi="fa-IR"/>
+        </w:rPr>
+        <w:t xml:space="preserve"> </w:t>
+      </w:r>
+      <w:proofErr w:type="spellStart"/>
+      <w:r>
+        <w:rPr>
+          <w:rFonts w:cs="B Nazanin"/>
+          <w:sz w:val="24"/>
+          <w:szCs w:val="24"/>
+          <w:rtl/>
+          <w:lang w:bidi="fa-IR"/>
+        </w:rPr>
+        <w:t>می‌ماند</w:t>
+      </w:r>
+      <w:proofErr w:type="spellEnd"/>
+      <w:r>
+        <w:rPr>
+          <w:rFonts w:cs="B Nazanin"/>
+          <w:sz w:val="24"/>
+          <w:szCs w:val="24"/>
+          <w:lang w:bidi="fa-IR"/>
+        </w:rPr>
+        <w:t xml:space="preserve">. </w:t>
+      </w:r>
+    </w:p>
+    <w:p>
+      <w:pPr>
+        <w:bidi/>
+        <w:ind w:left="720"/>
+        <w:rPr>
+          <w:rFonts w:cs="B Nazanin"/>
+          <w:sz w:val="24"/>
+          <w:szCs w:val="24"/>
+          <w:lang w:bidi="fa-IR"/>
+        </w:rPr>
+      </w:pPr>
+      <w:r>
+        <w:rPr>
+          <w:rFonts w:cs="B Nazanin"/>
+          <w:sz w:val="24"/>
+          <w:szCs w:val="24"/>
+          <w:rtl/>
+          <w:lang w:bidi="fa-IR"/>
+        </w:rPr>
+        <w:t>نگهداری و</w:t>
+      </w:r>
+      <w:r>
+        <w:rPr>
+          <w:rFonts w:cs="B Nazanin"/>
+          <w:sz w:val="24"/>
+          <w:szCs w:val="24"/>
+          <w:lang w:bidi="fa-IR"/>
+        </w:rPr>
+        <w:t xml:space="preserve"> Debug </w:t>
+      </w:r>
+      <w:r>
+        <w:rPr>
+          <w:rFonts w:cs="B Nazanin"/>
+          <w:sz w:val="24"/>
+          <w:szCs w:val="24"/>
+          <w:rtl/>
+          <w:lang w:bidi="fa-IR"/>
+        </w:rPr>
+        <w:t xml:space="preserve">راحت‌تر </w:t>
+      </w:r>
+      <w:r>
+        <w:rPr>
+          <w:rFonts w:cs="B Nazanin"/>
+          <w:sz w:val="24"/>
+          <w:szCs w:val="24"/>
+          <w:lang w:bidi="fa-IR"/>
+        </w:rPr>
+        <w:t xml:space="preserve">→ </w:t>
+      </w:r>
+      <w:r>
+        <w:rPr>
+          <w:rFonts w:cs="B Nazanin"/>
+          <w:sz w:val="24"/>
+          <w:szCs w:val="24"/>
+          <w:rtl/>
+          <w:lang w:bidi="fa-IR"/>
+        </w:rPr>
+        <w:t>هر</w:t>
+      </w:r>
+      <w:r>
+        <w:rPr>
+          <w:rFonts w:cs="B Nazanin"/>
+          <w:sz w:val="24"/>
+          <w:szCs w:val="24"/>
+          <w:lang w:bidi="fa-IR"/>
+        </w:rPr>
+        <w:t xml:space="preserve"> Container </w:t>
+      </w:r>
+      <w:r>
+        <w:rPr>
+          <w:rFonts w:cs="B Nazanin"/>
+          <w:sz w:val="24"/>
+          <w:szCs w:val="24"/>
+          <w:rtl/>
+          <w:lang w:bidi="fa-IR"/>
+        </w:rPr>
+        <w:t>مسئول یک سرویس است</w:t>
+      </w:r>
+      <w:r>
+        <w:rPr>
+          <w:rFonts w:cs="B Nazanin"/>
+          <w:sz w:val="24"/>
+          <w:szCs w:val="24"/>
+          <w:lang w:bidi="fa-IR"/>
+        </w:rPr>
+        <w:t xml:space="preserve">. </w:t>
+      </w:r>
+    </w:p>
+    <w:p>
+      <w:pPr>
+        <w:bidi/>
+        <w:ind w:left="720"/>
+        <w:rPr>
+          <w:rFonts w:cs="B Nazanin"/>
+          <w:sz w:val="24"/>
+          <w:szCs w:val="24"/>
+          <w:lang w:bidi="fa-IR"/>
+        </w:rPr>
+      </w:pPr>
+      <w:r>
+        <w:rPr>
+          <w:rFonts w:cs="B Nazanin"/>
+          <w:sz w:val="24"/>
+          <w:szCs w:val="24"/>
+          <w:lang w:bidi="fa-IR"/>
+        </w:rPr>
+        <w:t>Image</w:t>
+      </w:r>
+      <w:r>
+        <w:rPr>
+          <w:rFonts w:cs="B Nazanin"/>
+          <w:sz w:val="24"/>
+          <w:szCs w:val="24"/>
+          <w:rtl/>
+          <w:lang w:bidi="fa-IR"/>
+        </w:rPr>
+        <w:t>ها</w:t>
+      </w:r>
+      <w:r>
+        <w:rPr>
+          <w:rFonts w:cs="B Nazanin"/>
+          <w:sz w:val="24"/>
+          <w:szCs w:val="24"/>
+          <w:lang w:bidi="fa-IR"/>
+        </w:rPr>
+        <w:sym w:font="Wingdings" w:char="F0DF"/>
+      </w:r>
+      <w:r>
+        <w:rPr>
+          <w:rFonts w:cs="B Nazanin"/>
+          <w:sz w:val="24"/>
+          <w:szCs w:val="24"/>
+          <w:lang w:bidi="fa-IR"/>
+        </w:rPr>
+        <w:t>----</w:t>
+      </w:r>
+      <w:r>
+        <w:rPr>
+          <w:rFonts w:cs="B Nazanin"/>
+          <w:sz w:val="24"/>
+          <w:szCs w:val="24"/>
+          <w:rtl/>
+          <w:lang w:bidi="fa-IR"/>
+        </w:rPr>
+        <w:t xml:space="preserve"> </w:t>
+      </w:r>
+      <w:r>
+        <w:rPr>
+          <w:rFonts w:cs="B Nazanin"/>
+          <w:sz w:val="24"/>
+          <w:szCs w:val="24"/>
+          <w:lang w:bidi="fa-IR"/>
+        </w:rPr>
+        <w:t xml:space="preserve">Image </w:t>
+      </w:r>
+      <w:r>
+        <w:rPr>
+          <w:rFonts w:cs="B Nazanin"/>
+          <w:sz w:val="24"/>
+          <w:szCs w:val="24"/>
+          <w:rtl/>
+          <w:lang w:bidi="fa-IR"/>
+        </w:rPr>
+        <w:t>رسمی</w:t>
+      </w:r>
+      <w:r>
+        <w:rPr>
+          <w:rFonts w:cs="B Nazanin"/>
+          <w:sz w:val="24"/>
+          <w:szCs w:val="24"/>
+          <w:lang w:bidi="fa-IR"/>
+        </w:rPr>
+        <w:t xml:space="preserve"> SQL </w:t>
+      </w:r>
+      <w:r>
+        <w:rPr>
+          <w:rFonts w:cs="B Nazanin"/>
+          <w:sz w:val="24"/>
+          <w:szCs w:val="24"/>
+          <w:rtl/>
+          <w:lang w:bidi="fa-IR"/>
+        </w:rPr>
+        <w:t>و</w:t>
+      </w:r>
+      <w:r>
+        <w:rPr>
+          <w:rFonts w:cs="B Nazanin"/>
+          <w:sz w:val="24"/>
+          <w:szCs w:val="24"/>
+          <w:lang w:bidi="fa-IR"/>
+        </w:rPr>
+        <w:t xml:space="preserve"> Image </w:t>
+      </w:r>
+      <w:r>
+        <w:rPr>
+          <w:rFonts w:cs="B Nazanin"/>
+          <w:sz w:val="24"/>
+          <w:szCs w:val="24"/>
+          <w:rtl/>
+          <w:lang w:bidi="fa-IR"/>
+        </w:rPr>
+        <w:t>رسمی</w:t>
+      </w:r>
+      <w:r>
+        <w:rPr>
+          <w:rFonts w:cs="B Nazanin"/>
+          <w:sz w:val="24"/>
+          <w:szCs w:val="24"/>
+          <w:lang w:bidi="fa-IR"/>
+        </w:rPr>
+        <w:t xml:space="preserve"> Redis </w:t>
+      </w:r>
+      <w:r>
+        <w:rPr>
+          <w:rFonts w:cs="B Nazanin"/>
+          <w:sz w:val="24"/>
+          <w:szCs w:val="24"/>
+          <w:rtl/>
+          <w:lang w:bidi="fa-IR"/>
+        </w:rPr>
+        <w:t xml:space="preserve">جدا هستند و </w:t>
+      </w:r>
+      <w:proofErr w:type="spellStart"/>
+      <w:r>
+        <w:rPr>
+          <w:rFonts w:cs="B Nazanin"/>
+          <w:sz w:val="24"/>
+          <w:szCs w:val="24"/>
+          <w:rtl/>
+          <w:lang w:bidi="fa-IR"/>
+        </w:rPr>
+        <w:t>هرکدام</w:t>
+      </w:r>
+      <w:proofErr w:type="spellEnd"/>
+      <w:r>
+        <w:rPr>
+          <w:rFonts w:cs="B Nazanin"/>
+          <w:sz w:val="24"/>
+          <w:szCs w:val="24"/>
+          <w:rtl/>
+          <w:lang w:bidi="fa-IR"/>
+        </w:rPr>
+        <w:t xml:space="preserve"> محیط موردنیاز خودشان را دارند</w:t>
+      </w:r>
+      <w:r>
+        <w:rPr>
+          <w:rFonts w:cs="B Nazanin"/>
+          <w:sz w:val="24"/>
+          <w:szCs w:val="24"/>
+          <w:lang w:bidi="fa-IR"/>
+        </w:rPr>
+        <w:t>.</w:t>
+      </w:r>
+    </w:p>
+    <w:p>
+      <w:pPr>
+        <w:bidi/>
+        <w:rPr>
+          <w:rFonts w:cs="B Nazanin"/>
+          <w:sz w:val="24"/>
+          <w:szCs w:val="24"/>
+          <w:rtl/>
+          <w:lang w:bidi="fa-IR"/>
+        </w:rPr>
+      </w:pPr>
+    </w:p>
+    <w:p>
+      <w:pPr>
+        <w:bidi/>
+        <w:rPr>
+          <w:rFonts w:cs="B Nazanin"/>
+          <w:sz w:val="24"/>
+          <w:szCs w:val="24"/>
+          <w:rtl/>
+          <w:lang w:bidi="fa-IR"/>
+        </w:rPr>
+      </w:pPr>
+    </w:p>
+    <w:p>
+      <w:pPr>
+        <w:bidi/>
+        <w:rPr>
+          <w:rFonts w:cs="B Nazanin"/>
+          <w:sz w:val="24"/>
+          <w:szCs w:val="24"/>
+          <w:lang w:bidi="fa-IR"/>
+        </w:rPr>
+      </w:pPr>
+      <w:r>
+        <w:rPr>
+          <w:rFonts w:cs="B Nazanin" w:hint="cs"/>
+          <w:sz w:val="24"/>
+          <w:szCs w:val="24"/>
+          <w:rtl/>
+          <w:lang w:bidi="fa-IR"/>
+        </w:rPr>
+        <w:t xml:space="preserve">نصب </w:t>
+      </w:r>
+      <w:r>
+        <w:rPr>
+          <w:rFonts w:cs="B Nazanin"/>
+          <w:sz w:val="24"/>
+          <w:szCs w:val="24"/>
+          <w:lang w:bidi="fa-IR"/>
+        </w:rPr>
+        <w:t>Redis</w:t>
+      </w:r>
+    </w:p>
+    <w:p>
+      <w:pPr>
+        <w:bidi/>
+        <w:rPr>
+          <w:rFonts w:cs="B Nazanin"/>
+          <w:sz w:val="24"/>
+          <w:szCs w:val="24"/>
+          <w:lang w:bidi="fa-IR"/>
+        </w:rPr>
+      </w:pPr>
+      <w:r>
+        <w:rPr>
+          <w:rFonts w:cs="B Nazanin" w:hint="cs"/>
+          <w:sz w:val="24"/>
+          <w:szCs w:val="24"/>
+          <w:rtl/>
+          <w:lang w:bidi="fa-IR"/>
+        </w:rPr>
+        <w:t xml:space="preserve">در لایه </w:t>
+      </w:r>
+      <w:proofErr w:type="spellStart"/>
+      <w:r>
+        <w:rPr>
+          <w:rFonts w:cs="B Nazanin"/>
+          <w:sz w:val="24"/>
+          <w:szCs w:val="24"/>
+          <w:lang w:bidi="fa-IR"/>
+        </w:rPr>
+        <w:t>infras</w:t>
+      </w:r>
+      <w:proofErr w:type="spellEnd"/>
+      <w:r>
+        <w:rPr>
+          <w:rFonts w:cs="B Nazanin" w:hint="cs"/>
+          <w:sz w:val="24"/>
+          <w:szCs w:val="24"/>
+          <w:rtl/>
+          <w:lang w:bidi="fa-IR"/>
+        </w:rPr>
+        <w:t xml:space="preserve"> باید پکیج </w:t>
+      </w:r>
+      <w:proofErr w:type="spellStart"/>
+      <w:r>
+        <w:rPr>
+          <w:rFonts w:cs="B Nazanin"/>
+          <w:sz w:val="24"/>
+          <w:szCs w:val="24"/>
+          <w:lang w:bidi="fa-IR"/>
+        </w:rPr>
+        <w:t>StackExchange.Redis</w:t>
+      </w:r>
+      <w:proofErr w:type="spellEnd"/>
+      <w:r>
+        <w:rPr>
+          <w:rFonts w:cs="B Nazanin" w:hint="cs"/>
+          <w:sz w:val="24"/>
+          <w:szCs w:val="24"/>
+          <w:rtl/>
+          <w:lang w:bidi="fa-IR"/>
+        </w:rPr>
+        <w:t xml:space="preserve"> را نصب کنیم و سپس در </w:t>
+      </w:r>
+      <w:proofErr w:type="spellStart"/>
+      <w:r>
+        <w:rPr>
+          <w:rFonts w:cs="B Nazanin"/>
+          <w:sz w:val="24"/>
+          <w:szCs w:val="24"/>
+          <w:lang w:bidi="fa-IR"/>
+        </w:rPr>
+        <w:t>program.cs</w:t>
+      </w:r>
+      <w:proofErr w:type="spellEnd"/>
+      <w:r>
+        <w:rPr>
+          <w:rFonts w:cs="B Nazanin" w:hint="cs"/>
+          <w:sz w:val="24"/>
+          <w:szCs w:val="24"/>
+          <w:rtl/>
+          <w:lang w:bidi="fa-IR"/>
+        </w:rPr>
+        <w:t xml:space="preserve"> باید </w:t>
+      </w:r>
+      <w:r>
+        <w:rPr>
+          <w:rFonts w:cs="B Nazanin"/>
+          <w:sz w:val="24"/>
+          <w:szCs w:val="24"/>
+          <w:lang w:bidi="fa-IR"/>
+        </w:rPr>
+        <w:t>connection</w:t>
+      </w:r>
+      <w:r>
+        <w:rPr>
+          <w:rFonts w:cs="B Nazanin" w:hint="cs"/>
+          <w:sz w:val="24"/>
+          <w:szCs w:val="24"/>
+          <w:rtl/>
+          <w:lang w:bidi="fa-IR"/>
+        </w:rPr>
+        <w:t xml:space="preserve"> را تعریف کنیم .</w:t>
+      </w:r>
+    </w:p>
+    <w:p>
+      <w:pPr>
+        <w:bidi/>
+        <w:rPr>
+          <w:rFonts w:cs="B Nazanin" w:hint="cs"/>
+          <w:sz w:val="24"/>
+          <w:szCs w:val="24"/>
+          <w:rtl/>
+          <w:lang w:bidi="fa-IR"/>
+        </w:rPr>
+      </w:pPr>
+      <w:r>
+        <w:rPr>
+          <w:rFonts w:cs="B Nazanin" w:hint="cs"/>
+          <w:sz w:val="24"/>
+          <w:szCs w:val="24"/>
+          <w:rtl/>
           <w:lang w:bidi="fa-IR"/>
         </w:rPr>
         <w:lastRenderedPageBreak/>
-        <w:t xml:space="preserve">class Product : </w:t>
+        <w:t xml:space="preserve">چرا </w:t>
       </w:r>
       <w:proofErr w:type="spellStart"/>
       <w:r>
@@ -14170,860 +16817,93 @@
           <w:szCs w:val="24"/>
           <w:lang w:bidi="fa-IR"/>
         </w:rPr>
-        <w:t>IProduct</w:t>
+        <w:t>singletone</w:t>
       </w:r>
       <w:proofErr w:type="spellEnd"/>
-    </w:p>
-    <w:p>
-      <w:pPr>
-        <w:bidi/>
-        <w:ind w:left="360"/>
-        <w:rPr>
-          <w:rFonts w:cs="B Nazanin"/>
-          <w:sz w:val="24"/>
-          <w:szCs w:val="24"/>
-          <w:lang w:bidi="fa-IR"/>
-        </w:rPr>
-      </w:pPr>
-      <w:r>
-        <w:rPr>
-          <w:rFonts w:cs="B Nazanin"/>
-          <w:sz w:val="24"/>
-          <w:szCs w:val="24"/>
-          <w:rtl/>
-          <w:lang w:bidi="fa-IR"/>
-        </w:rPr>
-        <w:t xml:space="preserve">یعنی </w:t>
-      </w:r>
-      <w:r>
-        <w:rPr>
-          <w:rFonts w:cs="B Nazanin"/>
-          <w:sz w:val="24"/>
-          <w:szCs w:val="24"/>
-          <w:lang w:bidi="fa-IR"/>
-        </w:rPr>
-        <w:t>Product</w:t>
-      </w:r>
-      <w:r>
-        <w:rPr>
-          <w:rFonts w:cs="B Nazanin"/>
-          <w:sz w:val="24"/>
-          <w:szCs w:val="24"/>
-          <w:rtl/>
-          <w:lang w:bidi="fa-IR"/>
-        </w:rPr>
-        <w:t xml:space="preserve">، </w:t>
-      </w:r>
-      <w:proofErr w:type="spellStart"/>
-      <w:r>
-        <w:rPr>
-          <w:rFonts w:cs="B Nazanin"/>
-          <w:sz w:val="24"/>
-          <w:szCs w:val="24"/>
-          <w:lang w:bidi="fa-IR"/>
-        </w:rPr>
-        <w:t>IProduct</w:t>
-      </w:r>
-      <w:proofErr w:type="spellEnd"/>
-      <w:r>
-        <w:rPr>
-          <w:rFonts w:cs="B Nazanin"/>
-          <w:sz w:val="24"/>
-          <w:szCs w:val="24"/>
+      <w:r>
+        <w:rPr>
+          <w:rFonts w:cs="B Nazanin" w:hint="cs"/>
+          <w:sz w:val="24"/>
+          <w:szCs w:val="24"/>
+          <w:rtl/>
+          <w:lang w:bidi="fa-IR"/>
+        </w:rPr>
+        <w:t xml:space="preserve"> تعریف کردیم </w:t>
+      </w:r>
+      <w:r>
+        <w:rPr>
+          <w:rFonts w:cs="B Nazanin" w:hint="cs"/>
+          <w:sz w:val="24"/>
+          <w:szCs w:val="24"/>
+          <w:rtl/>
+          <w:lang w:bidi="fa-IR"/>
+        </w:rPr>
+        <w:t xml:space="preserve">؟ </w:t>
+      </w:r>
+      <w:r>
+        <w:rPr>
+          <w:rFonts w:cs="B Nazanin"/>
+          <w:sz w:val="24"/>
+          <w:szCs w:val="24"/>
+          <w:lang w:bidi="fa-IR"/>
+        </w:rPr>
+        <w:t xml:space="preserve">Singleton </w:t>
+      </w:r>
+      <w:r>
+        <w:rPr>
+          <w:rFonts w:cs="B Nazanin"/>
+          <w:sz w:val="24"/>
+          <w:szCs w:val="24"/>
+          <w:rtl/>
+        </w:rPr>
+        <w:t>یعنی از یک کلاس، فقط یک نمونه</w:t>
+      </w:r>
+      <w:r>
+        <w:rPr>
+          <w:rFonts w:cs="B Nazanin"/>
+          <w:sz w:val="24"/>
+          <w:szCs w:val="24"/>
+          <w:lang w:bidi="fa-IR"/>
+        </w:rPr>
+        <w:t xml:space="preserve"> (Instance) </w:t>
+      </w:r>
+      <w:r>
+        <w:rPr>
+          <w:rFonts w:cs="B Nazanin"/>
+          <w:sz w:val="24"/>
+          <w:szCs w:val="24"/>
+          <w:rtl/>
+        </w:rPr>
+        <w:t>در کل طول عمر برنامه داشته باشیم و همه همان یک نمونه را استفاده کنند</w:t>
+      </w:r>
+      <w:r>
+        <w:rPr>
+          <w:rFonts w:cs="B Nazanin"/>
+          <w:sz w:val="24"/>
+          <w:szCs w:val="24"/>
+          <w:lang w:bidi="fa-IR"/>
+        </w:rPr>
+        <w:t>.</w:t>
+      </w:r>
+      <w:r>
+        <w:rPr>
+          <w:rFonts w:cs="B Nazanin" w:hint="cs"/>
+          <w:sz w:val="24"/>
+          <w:szCs w:val="24"/>
+          <w:rtl/>
           <w:lang w:bidi="fa-IR"/>
         </w:rPr>
         <w:t xml:space="preserve"> </w:t>
       </w:r>
       <w:r>
         <w:rPr>
-          <w:rFonts w:cs="B Nazanin"/>
-          <w:sz w:val="24"/>
-          <w:szCs w:val="24"/>
-          <w:rtl/>
-          <w:lang w:bidi="fa-IR"/>
-        </w:rPr>
-        <w:t xml:space="preserve">را </w:t>
-      </w:r>
-      <w:proofErr w:type="spellStart"/>
-      <w:r>
-        <w:rPr>
-          <w:rFonts w:cs="B Nazanin"/>
-          <w:sz w:val="24"/>
-          <w:szCs w:val="24"/>
-          <w:rtl/>
-          <w:lang w:bidi="fa-IR"/>
-        </w:rPr>
-        <w:t>پیاده‌سازی</w:t>
-      </w:r>
-      <w:proofErr w:type="spellEnd"/>
-      <w:r>
-        <w:rPr>
-          <w:rFonts w:cs="B Nazanin"/>
-          <w:sz w:val="24"/>
-          <w:szCs w:val="24"/>
-          <w:rtl/>
-          <w:lang w:bidi="fa-IR"/>
-        </w:rPr>
-        <w:t xml:space="preserve"> </w:t>
-      </w:r>
-      <w:proofErr w:type="spellStart"/>
-      <w:r>
-        <w:rPr>
-          <w:rFonts w:cs="B Nazanin"/>
-          <w:sz w:val="24"/>
-          <w:szCs w:val="24"/>
-          <w:rtl/>
-          <w:lang w:bidi="fa-IR"/>
-        </w:rPr>
-        <w:t>می‌کند</w:t>
-      </w:r>
-      <w:proofErr w:type="spellEnd"/>
-      <w:r>
-        <w:rPr>
-          <w:rFonts w:cs="B Nazanin"/>
-          <w:sz w:val="24"/>
-          <w:szCs w:val="24"/>
-          <w:lang w:bidi="fa-IR"/>
-        </w:rPr>
-        <w:t>.</w:t>
-      </w:r>
-    </w:p>
-    <w:p>
-      <w:pPr>
-        <w:bidi/>
-        <w:ind w:left="360"/>
-        <w:rPr>
-          <w:rFonts w:cs="B Nazanin"/>
-          <w:sz w:val="24"/>
-          <w:szCs w:val="24"/>
-          <w:lang w:bidi="fa-IR"/>
-        </w:rPr>
-      </w:pPr>
-      <w:r>
-        <w:rPr>
-          <w:rFonts w:cs="B Nazanin" w:hint="cs"/>
-          <w:sz w:val="24"/>
-          <w:szCs w:val="24"/>
-          <w:rtl/>
-          <w:lang w:bidi="fa-IR"/>
-        </w:rPr>
-        <w:t xml:space="preserve">      </w:t>
-      </w:r>
-      <w:r>
-        <w:rPr>
-          <w:rFonts w:cs="B Nazanin"/>
-          <w:sz w:val="24"/>
-          <w:szCs w:val="24"/>
-          <w:lang w:bidi="fa-IR"/>
-        </w:rPr>
-        <w:t>(iii</w:t>
-      </w:r>
-      <w:r>
-        <w:rPr>
-          <w:rFonts w:cs="B Nazanin"/>
-          <w:sz w:val="24"/>
-          <w:szCs w:val="24"/>
-          <w:rtl/>
-          <w:lang w:bidi="fa-IR"/>
-        </w:rPr>
-        <w:t>صدا زدن</w:t>
-      </w:r>
-      <w:r>
-        <w:rPr>
-          <w:rFonts w:cs="B Nazanin"/>
-          <w:sz w:val="24"/>
-          <w:szCs w:val="24"/>
-          <w:lang w:bidi="fa-IR"/>
-        </w:rPr>
-        <w:t xml:space="preserve"> Constructor </w:t>
-      </w:r>
-      <w:r>
-        <w:rPr>
-          <w:rFonts w:cs="B Nazanin"/>
-          <w:sz w:val="24"/>
-          <w:szCs w:val="24"/>
-          <w:rtl/>
-          <w:lang w:bidi="fa-IR"/>
-        </w:rPr>
-        <w:t xml:space="preserve">پدر </w:t>
-      </w:r>
-    </w:p>
-    <w:p>
-      <w:pPr>
-        <w:bidi/>
-        <w:ind w:left="360"/>
-        <w:jc w:val="right"/>
-        <w:rPr>
-          <w:rFonts w:cs="B Nazanin"/>
-          <w:sz w:val="24"/>
-          <w:szCs w:val="24"/>
-          <w:lang w:bidi="fa-IR"/>
-        </w:rPr>
-      </w:pPr>
-      <w:r>
-        <w:rPr>
-          <w:rFonts w:cs="B Nazanin"/>
-          <w:sz w:val="24"/>
-          <w:szCs w:val="24"/>
-          <w:lang w:bidi="fa-IR"/>
-        </w:rPr>
-        <w:t>Product() : base(...)</w:t>
-      </w:r>
-    </w:p>
-    <w:p>
-      <w:pPr>
-        <w:bidi/>
-        <w:ind w:left="360"/>
-        <w:rPr>
-          <w:rFonts w:cs="B Nazanin"/>
-          <w:sz w:val="24"/>
-          <w:szCs w:val="24"/>
-          <w:lang w:bidi="fa-IR"/>
-        </w:rPr>
-      </w:pPr>
-      <w:r>
-        <w:rPr>
-          <w:rFonts w:cs="B Nazanin"/>
-          <w:sz w:val="24"/>
-          <w:szCs w:val="24"/>
-          <w:rtl/>
-          <w:lang w:bidi="fa-IR"/>
-        </w:rPr>
-        <w:t>یعنی</w:t>
-      </w:r>
-      <w:r>
-        <w:rPr>
-          <w:rFonts w:cs="B Nazanin"/>
-          <w:sz w:val="24"/>
-          <w:szCs w:val="24"/>
-          <w:lang w:bidi="fa-IR"/>
-        </w:rPr>
-        <w:t xml:space="preserve"> Constructor </w:t>
-      </w:r>
-      <w:r>
-        <w:rPr>
-          <w:rFonts w:cs="B Nazanin"/>
-          <w:sz w:val="24"/>
-          <w:szCs w:val="24"/>
-          <w:rtl/>
-          <w:lang w:bidi="fa-IR"/>
-        </w:rPr>
-        <w:t>کلاس پدر را صدا بزن</w:t>
-      </w:r>
-      <w:r>
-        <w:rPr>
-          <w:rFonts w:cs="B Nazanin"/>
-          <w:sz w:val="24"/>
-          <w:szCs w:val="24"/>
-          <w:lang w:bidi="fa-IR"/>
-        </w:rPr>
-        <w:t>.</w:t>
-      </w:r>
-    </w:p>
-    <w:p>
-      <w:pPr>
-        <w:bidi/>
-        <w:ind w:left="360"/>
-        <w:rPr>
-          <w:rFonts w:cs="B Nazanin"/>
-          <w:sz w:val="24"/>
-          <w:szCs w:val="24"/>
-          <w:lang w:bidi="fa-IR"/>
-        </w:rPr>
-      </w:pPr>
-      <w:r>
-        <w:rPr>
-          <w:rFonts w:cs="B Nazanin" w:hint="cs"/>
-          <w:sz w:val="24"/>
-          <w:szCs w:val="24"/>
-          <w:rtl/>
-          <w:lang w:bidi="fa-IR"/>
-        </w:rPr>
-        <w:t xml:space="preserve"> </w:t>
-      </w:r>
-      <w:r>
-        <w:rPr>
-          <w:rFonts w:cs="B Nazanin"/>
-          <w:sz w:val="24"/>
-          <w:szCs w:val="24"/>
-          <w:lang w:bidi="fa-IR"/>
-        </w:rPr>
-        <w:t xml:space="preserve"> (</w:t>
-      </w:r>
-      <w:r>
-        <w:rPr>
-          <w:rFonts w:cs="B Nazanin"/>
-          <w:sz w:val="24"/>
-          <w:szCs w:val="24"/>
-          <w:lang w:bidi="fa-IR"/>
-        </w:rPr>
-        <w:t>iv</w:t>
-      </w:r>
-      <w:r>
-        <w:rPr>
-          <w:rFonts w:cs="B Nazanin"/>
-          <w:sz w:val="24"/>
-          <w:szCs w:val="24"/>
-          <w:rtl/>
-          <w:lang w:bidi="fa-IR"/>
-        </w:rPr>
-        <w:t xml:space="preserve"> زدن</w:t>
-      </w:r>
-      <w:r>
-        <w:rPr>
-          <w:rFonts w:cs="B Nazanin"/>
-          <w:sz w:val="24"/>
-          <w:szCs w:val="24"/>
-          <w:lang w:bidi="fa-IR"/>
-        </w:rPr>
-        <w:t xml:space="preserve"> Constructor </w:t>
-      </w:r>
-      <w:r>
-        <w:rPr>
-          <w:rFonts w:cs="B Nazanin"/>
-          <w:sz w:val="24"/>
-          <w:szCs w:val="24"/>
-          <w:rtl/>
-          <w:lang w:bidi="fa-IR"/>
-        </w:rPr>
-        <w:t xml:space="preserve">دیگر همین کلاس </w:t>
-      </w:r>
-    </w:p>
-    <w:p>
-      <w:pPr>
-        <w:bidi/>
-        <w:ind w:left="360"/>
-        <w:jc w:val="right"/>
-        <w:rPr>
-          <w:rFonts w:cs="B Nazanin"/>
-          <w:sz w:val="24"/>
-          <w:szCs w:val="24"/>
-          <w:lang w:bidi="fa-IR"/>
-        </w:rPr>
-      </w:pPr>
-      <w:r>
-        <w:rPr>
-          <w:rFonts w:cs="B Nazanin"/>
-          <w:sz w:val="24"/>
-          <w:szCs w:val="24"/>
-          <w:lang w:bidi="fa-IR"/>
-        </w:rPr>
-        <w:t>Product() : this(...)</w:t>
-      </w:r>
-    </w:p>
-    <w:p>
-      <w:pPr>
-        <w:bidi/>
-        <w:rPr>
-          <w:rFonts w:cs="B Nazanin"/>
-          <w:sz w:val="24"/>
-          <w:szCs w:val="24"/>
-          <w:lang w:bidi="fa-IR"/>
-        </w:rPr>
-      </w:pPr>
-      <w:r>
-        <w:rPr>
-          <w:rFonts w:cs="B Nazanin"/>
-          <w:sz w:val="24"/>
-          <w:szCs w:val="24"/>
-          <w:lang w:bidi="fa-IR"/>
-        </w:rPr>
-        <w:t xml:space="preserve">   </w:t>
-      </w:r>
-      <w:r>
-        <w:rPr>
-          <w:rFonts w:cs="B Nazanin"/>
-          <w:sz w:val="24"/>
-          <w:szCs w:val="24"/>
-          <w:rtl/>
-          <w:lang w:bidi="fa-IR"/>
-        </w:rPr>
-        <w:t>یعنی</w:t>
-      </w:r>
-      <w:r>
-        <w:rPr>
-          <w:rFonts w:cs="B Nazanin"/>
-          <w:sz w:val="24"/>
-          <w:szCs w:val="24"/>
-          <w:lang w:bidi="fa-IR"/>
-        </w:rPr>
-        <w:t xml:space="preserve"> Constructor </w:t>
-      </w:r>
-      <w:r>
-        <w:rPr>
-          <w:rFonts w:cs="B Nazanin"/>
-          <w:sz w:val="24"/>
-          <w:szCs w:val="24"/>
-          <w:rtl/>
-          <w:lang w:bidi="fa-IR"/>
-        </w:rPr>
-        <w:t>دیگری از همین کلاس را صدا بزن</w:t>
-      </w:r>
-      <w:r>
-        <w:rPr>
-          <w:rFonts w:cs="B Nazanin"/>
-          <w:sz w:val="24"/>
-          <w:szCs w:val="24"/>
-          <w:lang w:bidi="fa-IR"/>
-        </w:rPr>
-        <w:t>.</w:t>
-      </w:r>
-    </w:p>
-    <w:p>
-      <w:pPr>
-        <w:bidi/>
-        <w:rPr>
-          <w:rFonts w:cs="B Nazanin"/>
-          <w:sz w:val="24"/>
-          <w:szCs w:val="24"/>
-          <w:lang w:bidi="fa-IR"/>
-        </w:rPr>
-      </w:pPr>
-    </w:p>
-    <w:p>
-      <w:pPr>
-        <w:pStyle w:val="ListParagraph"/>
-        <w:numPr>
-          <w:ilvl w:val="0"/>
-          <w:numId w:val="1"/>
-        </w:numPr>
-        <w:bidi/>
-        <w:rPr>
-          <w:rFonts w:cs="B Nazanin"/>
-          <w:sz w:val="24"/>
-          <w:szCs w:val="24"/>
-          <w:lang w:bidi="fa-IR"/>
-        </w:rPr>
-      </w:pPr>
-      <w:r>
-        <w:rPr>
-          <w:rFonts w:cs="B Nazanin" w:hint="cs"/>
-          <w:sz w:val="24"/>
-          <w:szCs w:val="24"/>
-          <w:rtl/>
-          <w:lang w:bidi="fa-IR"/>
-        </w:rPr>
-        <w:t xml:space="preserve">کلید واژه </w:t>
-      </w:r>
-      <w:r>
-        <w:rPr>
-          <w:rFonts w:cs="B Nazanin"/>
-          <w:sz w:val="24"/>
-          <w:szCs w:val="24"/>
-          <w:lang w:bidi="fa-IR"/>
-        </w:rPr>
-        <w:t>Virtual</w:t>
-      </w:r>
-      <w:r>
-        <w:rPr>
-          <w:rFonts w:cs="B Nazanin" w:hint="cs"/>
-          <w:sz w:val="24"/>
-          <w:szCs w:val="24"/>
-          <w:rtl/>
-          <w:lang w:bidi="fa-IR"/>
-        </w:rPr>
-        <w:t xml:space="preserve"> یعنی چی ؟ این کلید واژه اگر قبل از هر کدام از اعضای کلاس پدر بیاید یعنی کلاس فرزند می تواند رفتار این عضو از کلاس پدر را در بنده خود تغییر دهد . در واقع </w:t>
-      </w:r>
-      <w:r>
-        <w:rPr>
-          <w:rFonts w:cs="B Nazanin"/>
-          <w:sz w:val="24"/>
-          <w:szCs w:val="24"/>
-          <w:lang w:bidi="fa-IR"/>
-        </w:rPr>
-        <w:t>Virtual</w:t>
-      </w:r>
-      <w:r>
-        <w:rPr>
-          <w:rFonts w:cs="B Nazanin" w:hint="cs"/>
-          <w:sz w:val="24"/>
-          <w:szCs w:val="24"/>
-          <w:rtl/>
-          <w:lang w:bidi="fa-IR"/>
-        </w:rPr>
-        <w:t xml:space="preserve"> به معنای آن نیست که کلاس فرزند بتواند این عضو را در بدنه خود صدا بزند (که در حالت عادی هم می تواند) بلکه به معنای آن است که می تواند رفتار آن عضو را تغییر دهد . </w:t>
-      </w:r>
-      <w:r>
-        <w:rPr>
-          <w:rtl/>
-        </w:rPr>
-        <w:t xml:space="preserve">خب چطور یک عضو از کلاس رو </w:t>
-      </w:r>
-      <w:r>
-        <w:rPr>
-          <w:rFonts w:hint="cs"/>
-          <w:rtl/>
-        </w:rPr>
-        <w:t>طوری محدود کنم</w:t>
-      </w:r>
-      <w:r>
-        <w:rPr>
-          <w:rtl/>
-        </w:rPr>
-        <w:t xml:space="preserve"> که در کلاس های فرزند خود قابل صدا زدن </w:t>
-      </w:r>
-      <w:r>
-        <w:rPr>
-          <w:rFonts w:hint="cs"/>
-          <w:rtl/>
-        </w:rPr>
-        <w:t>نباشد</w:t>
-      </w:r>
-      <w:r>
-        <w:rPr>
-          <w:rtl/>
-        </w:rPr>
-        <w:t xml:space="preserve"> ؟</w:t>
-      </w:r>
-      <w:r>
-        <w:rPr>
-          <w:rFonts w:hint="cs"/>
-          <w:rtl/>
-        </w:rPr>
-        <w:t xml:space="preserve"> با کلید واژه </w:t>
-      </w:r>
-      <w:r>
-        <w:t>Private</w:t>
-      </w:r>
-      <w:r>
-        <w:rPr>
-          <w:rFonts w:hint="cs"/>
-          <w:rtl/>
-          <w:lang w:bidi="fa-IR"/>
-        </w:rPr>
-        <w:t xml:space="preserve"> می توان عضو را طوری محدود کرد که فقط در بدنه خود کلاس قابل استفاده و صدا زدن باشد . (برای آماده سازی برای سوال بعدی یا سوال 5)</w:t>
-      </w:r>
-    </w:p>
-    <w:p>
-      <w:pPr>
-        <w:bidi/>
-        <w:rPr>
-          <w:rFonts w:cs="B Nazanin"/>
-          <w:sz w:val="24"/>
-          <w:szCs w:val="24"/>
-          <w:rtl/>
-          <w:lang w:bidi="fa-IR"/>
-        </w:rPr>
-      </w:pPr>
-    </w:p>
-    <w:p>
-      <w:pPr>
-        <w:pStyle w:val="ListParagraph"/>
-        <w:numPr>
-          <w:ilvl w:val="0"/>
-          <w:numId w:val="1"/>
-        </w:numPr>
-        <w:bidi/>
-        <w:rPr>
-          <w:rFonts w:cs="B Nazanin"/>
-          <w:sz w:val="24"/>
-          <w:szCs w:val="24"/>
-          <w:lang w:bidi="fa-IR"/>
-        </w:rPr>
-      </w:pPr>
-      <w:r>
-        <w:rPr>
-          <w:rFonts w:cs="B Nazanin" w:hint="cs"/>
-          <w:sz w:val="24"/>
-          <w:szCs w:val="24"/>
-          <w:rtl/>
-          <w:lang w:bidi="fa-IR"/>
-        </w:rPr>
-        <w:t xml:space="preserve">کلید واژه </w:t>
-      </w:r>
-      <w:r>
-        <w:rPr>
-          <w:rFonts w:cs="B Nazanin"/>
-          <w:sz w:val="24"/>
-          <w:szCs w:val="24"/>
-          <w:lang w:bidi="fa-IR"/>
-        </w:rPr>
-        <w:t>Protected</w:t>
-      </w:r>
-      <w:r>
-        <w:rPr>
-          <w:rFonts w:cs="B Nazanin" w:hint="cs"/>
-          <w:sz w:val="24"/>
-          <w:szCs w:val="24"/>
-          <w:rtl/>
-          <w:lang w:bidi="fa-IR"/>
-        </w:rPr>
-        <w:t xml:space="preserve"> به چه معناست ؟ یعنی این عضو از کلاس فقط در بدنه خود کلاس و در بدنه تمام فرزندان آن قابل دسترس و صدا کردن است و در بیرون از موارد مذکور در دسترس نیست . </w:t>
-      </w:r>
-    </w:p>
-    <w:p>
-      <w:pPr>
-        <w:pStyle w:val="ListParagraph"/>
-        <w:rPr>
-          <w:rFonts w:cs="B Nazanin" w:hint="cs"/>
-          <w:sz w:val="24"/>
-          <w:szCs w:val="24"/>
-          <w:rtl/>
-          <w:lang w:bidi="fa-IR"/>
-        </w:rPr>
-      </w:pPr>
-    </w:p>
-    <w:p>
-      <w:pPr>
-        <w:pStyle w:val="ListParagraph"/>
-        <w:numPr>
-          <w:ilvl w:val="0"/>
-          <w:numId w:val="1"/>
-        </w:numPr>
-        <w:bidi/>
-        <w:rPr>
-          <w:rFonts w:cs="B Nazanin"/>
-          <w:sz w:val="24"/>
-          <w:szCs w:val="24"/>
-          <w:lang w:bidi="fa-IR"/>
-        </w:rPr>
-      </w:pPr>
-      <w:r>
-        <w:rPr>
-          <w:rFonts w:cs="B Nazanin" w:hint="cs"/>
-          <w:sz w:val="24"/>
-          <w:szCs w:val="24"/>
-          <w:rtl/>
-          <w:lang w:bidi="fa-IR"/>
-        </w:rPr>
-        <w:t xml:space="preserve">آیا همیشه </w:t>
-      </w:r>
-      <w:r>
-        <w:rPr>
-          <w:rFonts w:cs="B Nazanin"/>
-          <w:sz w:val="24"/>
-          <w:szCs w:val="24"/>
-          <w:lang w:bidi="fa-IR"/>
-        </w:rPr>
-        <w:t>Property</w:t>
-      </w:r>
-      <w:r>
-        <w:rPr>
-          <w:rFonts w:cs="B Nazanin" w:hint="cs"/>
-          <w:sz w:val="24"/>
-          <w:szCs w:val="24"/>
-          <w:rtl/>
-          <w:lang w:bidi="fa-IR"/>
-        </w:rPr>
-        <w:t xml:space="preserve"> همیشه </w:t>
-      </w:r>
-      <w:r>
-        <w:rPr>
-          <w:rFonts w:cs="B Nazanin"/>
-          <w:sz w:val="24"/>
-          <w:szCs w:val="24"/>
-          <w:lang w:bidi="fa-IR"/>
-        </w:rPr>
-        <w:t xml:space="preserve">public </w:t>
-      </w:r>
-      <w:r>
-        <w:rPr>
-          <w:rFonts w:cs="B Nazanin" w:hint="cs"/>
-          <w:sz w:val="24"/>
-          <w:szCs w:val="24"/>
-          <w:rtl/>
-          <w:lang w:bidi="fa-IR"/>
-        </w:rPr>
-        <w:t xml:space="preserve"> هست ؟ خیر اصلا ربطی ندارد . یک صفت می تواند </w:t>
-      </w:r>
-      <w:r>
-        <w:rPr>
-          <w:rFonts w:cs="B Nazanin"/>
-          <w:sz w:val="24"/>
-          <w:szCs w:val="24"/>
-          <w:lang w:bidi="fa-IR"/>
-        </w:rPr>
-        <w:t>public private protected</w:t>
-      </w:r>
-      <w:r>
-        <w:rPr>
-          <w:rFonts w:cs="B Nazanin" w:hint="cs"/>
-          <w:sz w:val="24"/>
-          <w:szCs w:val="24"/>
-          <w:rtl/>
-          <w:lang w:bidi="fa-IR"/>
-        </w:rPr>
-        <w:t xml:space="preserve"> یا ... باشد . در واقع </w:t>
-      </w:r>
-      <w:r>
-        <w:rPr>
-          <w:rFonts w:cs="B Nazanin"/>
-          <w:sz w:val="24"/>
-          <w:szCs w:val="24"/>
-          <w:lang w:bidi="fa-IR"/>
-        </w:rPr>
-        <w:t>property</w:t>
-      </w:r>
-      <w:r>
-        <w:rPr>
-          <w:rFonts w:cs="B Nazanin" w:hint="cs"/>
-          <w:sz w:val="24"/>
-          <w:szCs w:val="24"/>
-          <w:rtl/>
-          <w:lang w:bidi="fa-IR"/>
-        </w:rPr>
-        <w:t xml:space="preserve"> یک عضو از یک کلاس است و فرق آن با </w:t>
-      </w:r>
-      <w:r>
-        <w:rPr>
-          <w:rFonts w:cs="B Nazanin"/>
-          <w:sz w:val="24"/>
-          <w:szCs w:val="24"/>
-          <w:lang w:bidi="fa-IR"/>
-        </w:rPr>
-        <w:t>field</w:t>
-      </w:r>
-      <w:r>
-        <w:rPr>
-          <w:rFonts w:cs="B Nazanin" w:hint="cs"/>
-          <w:sz w:val="24"/>
-          <w:szCs w:val="24"/>
-          <w:rtl/>
-          <w:lang w:bidi="fa-IR"/>
-        </w:rPr>
-        <w:t xml:space="preserve"> آن است که </w:t>
-      </w:r>
-      <w:r>
-        <w:rPr>
-          <w:rFonts w:cs="B Nazanin"/>
-          <w:sz w:val="24"/>
-          <w:szCs w:val="24"/>
-          <w:lang w:bidi="fa-IR"/>
-        </w:rPr>
-        <w:t>property</w:t>
-      </w:r>
-      <w:r>
-        <w:rPr>
-          <w:rFonts w:cs="B Nazanin" w:hint="cs"/>
-          <w:sz w:val="24"/>
-          <w:szCs w:val="24"/>
-          <w:rtl/>
-          <w:lang w:bidi="fa-IR"/>
-        </w:rPr>
-        <w:t xml:space="preserve"> قابلیت </w:t>
-      </w:r>
-      <w:r>
-        <w:rPr>
-          <w:rFonts w:cs="B Nazanin"/>
-          <w:sz w:val="24"/>
-          <w:szCs w:val="24"/>
-          <w:lang w:bidi="fa-IR"/>
-        </w:rPr>
-        <w:t>get set</w:t>
-      </w:r>
-      <w:r>
-        <w:rPr>
-          <w:rFonts w:cs="B Nazanin" w:hint="cs"/>
-          <w:sz w:val="24"/>
-          <w:szCs w:val="24"/>
-          <w:rtl/>
-          <w:lang w:bidi="fa-IR"/>
-        </w:rPr>
-        <w:t xml:space="preserve"> دارد ولی </w:t>
-      </w:r>
-      <w:r>
-        <w:rPr>
-          <w:rFonts w:cs="B Nazanin"/>
-          <w:sz w:val="24"/>
-          <w:szCs w:val="24"/>
-          <w:lang w:bidi="fa-IR"/>
-        </w:rPr>
-        <w:t>filed</w:t>
-      </w:r>
-      <w:r>
-        <w:rPr>
-          <w:rFonts w:cs="B Nazanin" w:hint="cs"/>
-          <w:sz w:val="24"/>
-          <w:szCs w:val="24"/>
-          <w:rtl/>
-          <w:lang w:bidi="fa-IR"/>
-        </w:rPr>
-        <w:t xml:space="preserve"> ندارد . در واقع </w:t>
-      </w:r>
-      <w:r>
-        <w:rPr>
-          <w:rFonts w:cs="B Nazanin"/>
-          <w:sz w:val="24"/>
-          <w:szCs w:val="24"/>
-          <w:lang w:bidi="fa-IR"/>
-        </w:rPr>
-        <w:t>property</w:t>
-      </w:r>
-      <w:r>
-        <w:rPr>
-          <w:rFonts w:cs="B Nazanin" w:hint="cs"/>
-          <w:sz w:val="24"/>
-          <w:szCs w:val="24"/>
-          <w:rtl/>
-          <w:lang w:bidi="fa-IR"/>
-        </w:rPr>
-        <w:t xml:space="preserve"> به ما امکان می دهد نحوه خواندن و نوشتن یک مقدار را کنترل کنیم . در واقع </w:t>
-      </w:r>
-      <w:r>
-        <w:rPr>
-          <w:rFonts w:cs="B Nazanin"/>
-          <w:sz w:val="24"/>
-          <w:szCs w:val="24"/>
-          <w:lang w:bidi="fa-IR"/>
-        </w:rPr>
-        <w:t>Filed</w:t>
-      </w:r>
-      <w:r>
-        <w:rPr>
-          <w:rFonts w:cs="B Nazanin" w:hint="cs"/>
-          <w:sz w:val="24"/>
-          <w:szCs w:val="24"/>
-          <w:rtl/>
-          <w:lang w:bidi="fa-IR"/>
-        </w:rPr>
-        <w:t xml:space="preserve"> برای نگهداری مستقیم یک مقدار در بدنه خود کلاس استفاده می شود .</w:t>
-      </w:r>
-      <w:r>
-        <w:rPr>
-          <w:rFonts w:cs="B Nazanin" w:hint="cs"/>
-          <w:sz w:val="24"/>
-          <w:szCs w:val="24"/>
-          <w:rtl/>
-          <w:lang w:bidi="fa-IR"/>
-        </w:rPr>
-        <w:t xml:space="preserve"> لیست دسته بندی اعضای یک کلاس در شکل زیر آورده شده است : </w:t>
-      </w:r>
-    </w:p>
-    <w:p>
-      <w:pPr>
-        <w:pStyle w:val="ListParagraph"/>
-        <w:rPr>
-          <w:rFonts w:cs="B Nazanin" w:hint="cs"/>
-          <w:sz w:val="24"/>
-          <w:szCs w:val="24"/>
-          <w:rtl/>
-          <w:lang w:bidi="fa-IR"/>
-        </w:rPr>
-      </w:pPr>
-    </w:p>
-    <w:p>
-      <w:pPr>
-        <w:pStyle w:val="ListParagraph"/>
-        <w:bidi/>
-        <w:jc w:val="right"/>
-        <w:rPr>
-          <w:rFonts w:cs="B Nazanin" w:hint="cs"/>
-          <w:sz w:val="24"/>
-          <w:szCs w:val="24"/>
-          <w:rtl/>
-          <w:lang w:bidi="fa-IR"/>
-        </w:rPr>
-      </w:pPr>
-      <w:r>
-        <w:rPr>
           <w:noProof/>
         </w:rPr>
-        <w:lastRenderedPageBreak/>
         <w:drawing>
-          <wp:inline distT="0" distB="0" distL="0" distR="0" wp14:anchorId="30C6F8DC" wp14:editId="7B6AD6BE">
-            <wp:extent cx="1240225" cy="2586251"/>
-            <wp:effectExtent l="0" t="0" r="0" b="5080"/>
-            <wp:docPr id="8" name="Picture 8"/>
+          <wp:inline distT="0" distB="0" distL="0" distR="0" wp14:anchorId="6BC3ED0C" wp14:editId="2977BC50">
+            <wp:extent cx="5943600" cy="2006600"/>
+            <wp:effectExtent l="0" t="0" r="0" b="0"/>
+            <wp:docPr id="11" name="Picture 11"/>
             <wp:cNvGraphicFramePr>
               <a:graphicFrameLocks xmlns:a="http://schemas.openxmlformats.org/drawingml/2006/main" noChangeAspect="1"/>
             </wp:cNvGraphicFramePr>
@@ -15043,6 +16923,2358 @@
                   <pic:spPr>
                     <a:xfrm>
                       <a:off x="0" y="0"/>
+                      <a:ext cx="5943600" cy="2006600"/>
+                    </a:xfrm>
+                    <a:prstGeom prst="rect">
+                      <a:avLst/>
+                    </a:prstGeom>
+                  </pic:spPr>
+                </pic:pic>
+              </a:graphicData>
+            </a:graphic>
+          </wp:inline>
+        </w:drawing>
+      </w:r>
+    </w:p>
+    <w:p>
+      <w:pPr>
+        <w:bidi/>
+        <w:ind w:left="720"/>
+        <w:rPr>
+          <w:rFonts w:cs="B Nazanin"/>
+          <w:sz w:val="24"/>
+          <w:szCs w:val="24"/>
+          <w:rtl/>
+          <w:lang w:bidi="fa-IR"/>
+        </w:rPr>
+      </w:pPr>
+    </w:p>
+    <w:p>
+      <w:pPr>
+        <w:bidi/>
+        <w:rPr>
+          <w:rFonts w:cs="B Nazanin" w:hint="cs"/>
+          <w:sz w:val="24"/>
+          <w:szCs w:val="24"/>
+          <w:rtl/>
+          <w:lang w:bidi="fa-IR"/>
+        </w:rPr>
+      </w:pPr>
+      <w:r>
+        <w:rPr>
+          <w:rFonts w:cs="B Nazanin"/>
+          <w:sz w:val="24"/>
+          <w:szCs w:val="24"/>
+          <w:rtl/>
+        </w:rPr>
+        <w:t>پس در مثال</w:t>
+      </w:r>
+      <w:r>
+        <w:rPr>
+          <w:rFonts w:cs="B Nazanin"/>
+          <w:sz w:val="24"/>
+          <w:szCs w:val="24"/>
+          <w:lang w:bidi="fa-IR"/>
+        </w:rPr>
+        <w:t xml:space="preserve"> Redis</w:t>
+      </w:r>
+      <w:r>
+        <w:rPr>
+          <w:rFonts w:cs="B Nazanin"/>
+          <w:sz w:val="24"/>
+          <w:szCs w:val="24"/>
+          <w:rtl/>
+        </w:rPr>
+        <w:t>، می‌گوییم</w:t>
+      </w:r>
+      <w:r>
+        <w:rPr>
+          <w:rFonts w:cs="B Nazanin"/>
+          <w:sz w:val="24"/>
+          <w:szCs w:val="24"/>
+          <w:lang w:bidi="fa-IR"/>
+        </w:rPr>
+        <w:t>:</w:t>
+      </w:r>
+      <w:r>
+        <w:rPr>
+          <w:rFonts w:cs="B Nazanin"/>
+          <w:sz w:val="24"/>
+          <w:szCs w:val="24"/>
+          <w:rtl/>
+        </w:rPr>
+        <w:t xml:space="preserve">در کل برنامه یک </w:t>
+      </w:r>
+      <w:proofErr w:type="spellStart"/>
+      <w:r>
+        <w:rPr>
+          <w:rFonts w:cs="B Nazanin"/>
+          <w:sz w:val="24"/>
+          <w:szCs w:val="24"/>
+          <w:lang w:bidi="fa-IR"/>
+        </w:rPr>
+        <w:t>ConnectionMultiplexer</w:t>
+      </w:r>
+      <w:proofErr w:type="spellEnd"/>
+      <w:r>
+        <w:rPr>
+          <w:rFonts w:cs="B Nazanin"/>
+          <w:sz w:val="24"/>
+          <w:szCs w:val="24"/>
+          <w:lang w:bidi="fa-IR"/>
+        </w:rPr>
+        <w:t xml:space="preserve"> </w:t>
+      </w:r>
+      <w:r>
+        <w:rPr>
+          <w:rFonts w:cs="B Nazanin"/>
+          <w:sz w:val="24"/>
+          <w:szCs w:val="24"/>
+          <w:rtl/>
+        </w:rPr>
+        <w:t>داشته باش و همه از همان اتصال استفاده کنند</w:t>
+      </w:r>
+      <w:r>
+        <w:rPr>
+          <w:rFonts w:cs="B Nazanin" w:hint="cs"/>
+          <w:sz w:val="24"/>
+          <w:szCs w:val="24"/>
+          <w:rtl/>
+          <w:lang w:bidi="fa-IR"/>
+        </w:rPr>
+        <w:t xml:space="preserve"> .</w:t>
+      </w:r>
+      <w:r>
+        <w:rPr>
+          <w:rFonts w:cs="B Nazanin" w:hint="cs"/>
+          <w:sz w:val="24"/>
+          <w:szCs w:val="24"/>
+          <w:rtl/>
+          <w:lang w:bidi="fa-IR"/>
+        </w:rPr>
+        <w:t xml:space="preserve"> ولی در </w:t>
+      </w:r>
+      <w:proofErr w:type="spellStart"/>
+      <w:r>
+        <w:rPr>
+          <w:rFonts w:cs="B Nazanin"/>
+          <w:sz w:val="24"/>
+          <w:szCs w:val="24"/>
+          <w:lang w:bidi="fa-IR"/>
+        </w:rPr>
+        <w:t>sql</w:t>
+      </w:r>
+      <w:proofErr w:type="spellEnd"/>
+      <w:r>
+        <w:rPr>
+          <w:rFonts w:cs="B Nazanin"/>
+          <w:sz w:val="24"/>
+          <w:szCs w:val="24"/>
+          <w:lang w:bidi="fa-IR"/>
+        </w:rPr>
+        <w:t xml:space="preserve"> server</w:t>
+      </w:r>
+      <w:r>
+        <w:rPr>
+          <w:rFonts w:cs="B Nazanin" w:hint="cs"/>
+          <w:sz w:val="24"/>
+          <w:szCs w:val="24"/>
+          <w:rtl/>
+          <w:lang w:bidi="fa-IR"/>
+        </w:rPr>
+        <w:t xml:space="preserve"> باید به </w:t>
+      </w:r>
+      <w:proofErr w:type="spellStart"/>
+      <w:r>
+        <w:rPr>
+          <w:rFonts w:cs="B Nazanin" w:hint="cs"/>
+          <w:sz w:val="24"/>
+          <w:szCs w:val="24"/>
+          <w:rtl/>
+          <w:lang w:bidi="fa-IR"/>
+        </w:rPr>
+        <w:t>ازای</w:t>
+      </w:r>
+      <w:proofErr w:type="spellEnd"/>
+      <w:r>
+        <w:rPr>
+          <w:rFonts w:cs="B Nazanin" w:hint="cs"/>
+          <w:sz w:val="24"/>
+          <w:szCs w:val="24"/>
+          <w:rtl/>
+          <w:lang w:bidi="fa-IR"/>
+        </w:rPr>
+        <w:t xml:space="preserve"> هر درخواست یک نمونه جدید از </w:t>
+      </w:r>
+      <w:proofErr w:type="spellStart"/>
+      <w:r>
+        <w:rPr>
+          <w:rFonts w:cs="B Nazanin"/>
+          <w:sz w:val="24"/>
+          <w:szCs w:val="24"/>
+          <w:lang w:bidi="fa-IR"/>
+        </w:rPr>
+        <w:t>dbcontext</w:t>
+      </w:r>
+      <w:proofErr w:type="spellEnd"/>
+      <w:r>
+        <w:rPr>
+          <w:rFonts w:cs="B Nazanin" w:hint="cs"/>
+          <w:sz w:val="24"/>
+          <w:szCs w:val="24"/>
+          <w:rtl/>
+          <w:lang w:bidi="fa-IR"/>
+        </w:rPr>
+        <w:t xml:space="preserve"> ارسال شود پس نباید </w:t>
+      </w:r>
+      <w:r>
+        <w:rPr>
+          <w:rFonts w:cs="B Nazanin"/>
+          <w:sz w:val="24"/>
+          <w:szCs w:val="24"/>
+          <w:lang w:bidi="fa-IR"/>
+        </w:rPr>
+        <w:t>singleton</w:t>
+      </w:r>
+      <w:r>
+        <w:rPr>
+          <w:rFonts w:cs="B Nazanin" w:hint="cs"/>
+          <w:sz w:val="24"/>
+          <w:szCs w:val="24"/>
+          <w:rtl/>
+          <w:lang w:bidi="fa-IR"/>
+        </w:rPr>
+        <w:t xml:space="preserve"> باشد و معمولا به صورت </w:t>
+      </w:r>
+      <w:proofErr w:type="spellStart"/>
+      <w:r>
+        <w:rPr>
+          <w:rFonts w:cs="B Nazanin"/>
+          <w:sz w:val="24"/>
+          <w:szCs w:val="24"/>
+          <w:lang w:bidi="fa-IR"/>
+        </w:rPr>
+        <w:t>addscoped</w:t>
+      </w:r>
+      <w:proofErr w:type="spellEnd"/>
+      <w:r>
+        <w:rPr>
+          <w:rFonts w:cs="B Nazanin" w:hint="cs"/>
+          <w:sz w:val="24"/>
+          <w:szCs w:val="24"/>
+          <w:rtl/>
+          <w:lang w:bidi="fa-IR"/>
+        </w:rPr>
+        <w:t xml:space="preserve"> هست .</w:t>
+      </w:r>
+    </w:p>
+    <w:p>
+      <w:pPr>
+        <w:bidi/>
+        <w:rPr>
+          <w:rFonts w:cs="B Nazanin"/>
+          <w:sz w:val="24"/>
+          <w:szCs w:val="24"/>
+          <w:rtl/>
+          <w:lang w:bidi="fa-IR"/>
+        </w:rPr>
+      </w:pPr>
+    </w:p>
+    <w:p>
+      <w:pPr>
+        <w:bidi/>
+        <w:rPr>
+          <w:rFonts w:cs="B Nazanin"/>
+          <w:sz w:val="24"/>
+          <w:szCs w:val="24"/>
+          <w:rtl/>
+          <w:lang w:bidi="fa-IR"/>
+        </w:rPr>
+      </w:pPr>
+    </w:p>
+    <w:p>
+      <w:pPr>
+        <w:bidi/>
+        <w:rPr>
+          <w:rFonts w:cs="B Nazanin"/>
+          <w:sz w:val="24"/>
+          <w:szCs w:val="24"/>
+          <w:rtl/>
+          <w:lang w:bidi="fa-IR"/>
+        </w:rPr>
+      </w:pPr>
+    </w:p>
+    <w:p>
+      <w:pPr>
+        <w:bidi/>
+        <w:rPr>
+          <w:rFonts w:cs="B Nazanin"/>
+          <w:sz w:val="24"/>
+          <w:szCs w:val="24"/>
+          <w:rtl/>
+          <w:lang w:bidi="fa-IR"/>
+        </w:rPr>
+      </w:pPr>
+    </w:p>
+    <w:p>
+      <w:pPr>
+        <w:bidi/>
+        <w:rPr>
+          <w:rFonts w:cs="B Nazanin"/>
+          <w:sz w:val="24"/>
+          <w:szCs w:val="24"/>
+          <w:rtl/>
+          <w:lang w:bidi="fa-IR"/>
+        </w:rPr>
+      </w:pPr>
+    </w:p>
+    <w:p>
+      <w:pPr>
+        <w:bidi/>
+        <w:rPr>
+          <w:rFonts w:cs="B Nazanin"/>
+          <w:sz w:val="24"/>
+          <w:szCs w:val="24"/>
+          <w:rtl/>
+          <w:lang w:bidi="fa-IR"/>
+        </w:rPr>
+      </w:pPr>
+    </w:p>
+    <w:p>
+      <w:pPr>
+        <w:bidi/>
+        <w:rPr>
+          <w:rFonts w:cs="B Nazanin"/>
+          <w:sz w:val="24"/>
+          <w:szCs w:val="24"/>
+          <w:rtl/>
+          <w:lang w:bidi="fa-IR"/>
+        </w:rPr>
+      </w:pPr>
+    </w:p>
+    <w:p>
+      <w:pPr>
+        <w:bidi/>
+        <w:rPr>
+          <w:rFonts w:cs="B Nazanin"/>
+          <w:sz w:val="24"/>
+          <w:szCs w:val="24"/>
+          <w:rtl/>
+          <w:lang w:bidi="fa-IR"/>
+        </w:rPr>
+      </w:pPr>
+    </w:p>
+    <w:p>
+      <w:pPr>
+        <w:bidi/>
+        <w:rPr>
+          <w:rFonts w:cs="B Nazanin"/>
+          <w:sz w:val="24"/>
+          <w:szCs w:val="24"/>
+          <w:rtl/>
+          <w:lang w:bidi="fa-IR"/>
+        </w:rPr>
+      </w:pPr>
+    </w:p>
+    <w:p>
+      <w:pPr>
+        <w:bidi/>
+        <w:rPr>
+          <w:rFonts w:cs="B Nazanin"/>
+          <w:sz w:val="24"/>
+          <w:szCs w:val="24"/>
+          <w:rtl/>
+          <w:lang w:bidi="fa-IR"/>
+        </w:rPr>
+      </w:pPr>
+    </w:p>
+    <w:p>
+      <w:pPr>
+        <w:bidi/>
+        <w:rPr>
+          <w:rFonts w:cs="B Nazanin"/>
+          <w:sz w:val="24"/>
+          <w:szCs w:val="24"/>
+          <w:lang w:bidi="fa-IR"/>
+        </w:rPr>
+      </w:pPr>
+      <w:r>
+        <w:rPr>
+          <w:rFonts w:cs="B Nazanin"/>
+          <w:sz w:val="24"/>
+          <w:szCs w:val="24"/>
+          <w:rtl/>
+          <w:lang w:bidi="fa-IR"/>
+        </w:rPr>
+        <w:tab/>
+      </w:r>
+    </w:p>
+    <w:p>
+      <w:pPr>
+        <w:bidi/>
+        <w:rPr>
+          <w:rFonts w:cs="B Nazanin"/>
+          <w:sz w:val="24"/>
+          <w:szCs w:val="24"/>
+          <w:rtl/>
+          <w:lang w:bidi="fa-IR"/>
+        </w:rPr>
+      </w:pPr>
+    </w:p>
+    <w:p>
+      <w:pPr>
+        <w:bidi/>
+        <w:rPr>
+          <w:rFonts w:cs="B Nazanin"/>
+          <w:b/>
+          <w:bCs/>
+          <w:sz w:val="40"/>
+          <w:szCs w:val="40"/>
+          <w:lang w:bidi="fa-IR"/>
+        </w:rPr>
+      </w:pPr>
+      <w:r>
+        <w:rPr>
+          <w:rFonts w:cs="B Nazanin" w:hint="cs"/>
+          <w:b/>
+          <w:bCs/>
+          <w:sz w:val="40"/>
+          <w:szCs w:val="40"/>
+          <w:rtl/>
+          <w:lang w:bidi="fa-IR"/>
+        </w:rPr>
+        <w:lastRenderedPageBreak/>
+        <w:t xml:space="preserve">سوالات </w:t>
+      </w:r>
+    </w:p>
+    <w:p>
+      <w:pPr>
+        <w:bidi/>
+        <w:rPr>
+          <w:rFonts w:cs="B Nazanin"/>
+          <w:b/>
+          <w:bCs/>
+          <w:sz w:val="40"/>
+          <w:szCs w:val="40"/>
+          <w:rtl/>
+          <w:lang w:bidi="fa-IR"/>
+        </w:rPr>
+      </w:pPr>
+    </w:p>
+    <w:p>
+      <w:pPr>
+        <w:pStyle w:val="ListParagraph"/>
+        <w:numPr>
+          <w:ilvl w:val="0"/>
+          <w:numId w:val="1"/>
+        </w:numPr>
+        <w:bidi/>
+        <w:rPr>
+          <w:rFonts w:cs="B Nazanin"/>
+          <w:sz w:val="24"/>
+          <w:szCs w:val="24"/>
+          <w:lang w:bidi="fa-IR"/>
+        </w:rPr>
+      </w:pPr>
+      <w:r>
+        <w:rPr>
+          <w:rFonts w:cs="B Nazanin" w:hint="cs"/>
+          <w:sz w:val="24"/>
+          <w:szCs w:val="24"/>
+          <w:rtl/>
+          <w:lang w:bidi="fa-IR"/>
+        </w:rPr>
+        <w:t xml:space="preserve">اگر </w:t>
+      </w:r>
+      <w:r>
+        <w:rPr>
+          <w:rFonts w:cs="B Nazanin"/>
+          <w:sz w:val="24"/>
+          <w:szCs w:val="24"/>
+          <w:lang w:bidi="fa-IR"/>
+        </w:rPr>
+        <w:t>Route</w:t>
+      </w:r>
+      <w:r>
+        <w:rPr>
+          <w:rFonts w:cs="B Nazanin" w:hint="cs"/>
+          <w:sz w:val="24"/>
+          <w:szCs w:val="24"/>
+          <w:rtl/>
+          <w:lang w:bidi="fa-IR"/>
+        </w:rPr>
+        <w:t xml:space="preserve"> یک درخواست </w:t>
+      </w:r>
+      <w:r>
+        <w:rPr>
+          <w:rFonts w:cs="B Nazanin"/>
+          <w:sz w:val="24"/>
+          <w:szCs w:val="24"/>
+          <w:lang w:bidi="fa-IR"/>
+        </w:rPr>
+        <w:t>post</w:t>
+      </w:r>
+      <w:r>
+        <w:rPr>
+          <w:rFonts w:cs="B Nazanin" w:hint="cs"/>
+          <w:sz w:val="24"/>
+          <w:szCs w:val="24"/>
+          <w:rtl/>
+          <w:lang w:bidi="fa-IR"/>
+        </w:rPr>
+        <w:t xml:space="preserve"> باشد و ما در </w:t>
+      </w:r>
+      <w:proofErr w:type="spellStart"/>
+      <w:r>
+        <w:rPr>
+          <w:rFonts w:cs="B Nazanin"/>
+          <w:sz w:val="24"/>
+          <w:szCs w:val="24"/>
+          <w:lang w:bidi="fa-IR"/>
+        </w:rPr>
+        <w:t>api</w:t>
+      </w:r>
+      <w:proofErr w:type="spellEnd"/>
+      <w:r>
+        <w:rPr>
+          <w:rFonts w:cs="B Nazanin" w:hint="cs"/>
+          <w:sz w:val="24"/>
+          <w:szCs w:val="24"/>
+          <w:rtl/>
+          <w:lang w:bidi="fa-IR"/>
+        </w:rPr>
+        <w:t xml:space="preserve"> مثلا دو متد </w:t>
+      </w:r>
+      <w:r>
+        <w:rPr>
+          <w:rFonts w:cs="B Nazanin"/>
+          <w:sz w:val="24"/>
+          <w:szCs w:val="24"/>
+          <w:lang w:bidi="fa-IR"/>
+        </w:rPr>
+        <w:t>post</w:t>
+      </w:r>
+      <w:r>
+        <w:rPr>
+          <w:rFonts w:cs="B Nazanin" w:hint="cs"/>
+          <w:sz w:val="24"/>
+          <w:szCs w:val="24"/>
+          <w:rtl/>
+          <w:lang w:bidi="fa-IR"/>
+        </w:rPr>
+        <w:t xml:space="preserve"> داشته باشیم که دارای </w:t>
+      </w:r>
+      <w:r>
+        <w:rPr>
+          <w:rFonts w:cs="B Nazanin"/>
+          <w:sz w:val="24"/>
+          <w:szCs w:val="24"/>
+          <w:lang w:bidi="fa-IR"/>
+        </w:rPr>
+        <w:t>route</w:t>
+      </w:r>
+      <w:r>
+        <w:rPr>
+          <w:rFonts w:cs="B Nazanin" w:hint="cs"/>
+          <w:sz w:val="24"/>
+          <w:szCs w:val="24"/>
+          <w:rtl/>
+          <w:lang w:bidi="fa-IR"/>
+        </w:rPr>
+        <w:t xml:space="preserve"> مشخص هستند آنگاه به کدام ارجاع داده می شود ؟</w:t>
+      </w:r>
+    </w:p>
+    <w:p>
+      <w:pPr>
+        <w:bidi/>
+        <w:rPr>
+          <w:rFonts w:cs="B Nazanin"/>
+          <w:sz w:val="24"/>
+          <w:szCs w:val="24"/>
+          <w:rtl/>
+          <w:lang w:bidi="fa-IR"/>
+        </w:rPr>
+      </w:pPr>
+      <w:r>
+        <w:rPr>
+          <w:noProof/>
+        </w:rPr>
+        <w:drawing>
+          <wp:inline distT="0" distB="0" distL="0" distR="0" wp14:anchorId="61374A00" wp14:editId="02107822">
+            <wp:extent cx="5943600" cy="4927600"/>
+            <wp:effectExtent l="0" t="0" r="0" b="6350"/>
+            <wp:docPr id="4" name="Picture 4"/>
+            <wp:cNvGraphicFramePr>
+              <a:graphicFrameLocks xmlns:a="http://schemas.openxmlformats.org/drawingml/2006/main" noChangeAspect="1"/>
+            </wp:cNvGraphicFramePr>
+            <a:graphic xmlns:a="http://schemas.openxmlformats.org/drawingml/2006/main">
+              <a:graphicData uri="http://schemas.openxmlformats.org/drawingml/2006/picture">
+                <pic:pic xmlns:pic="http://schemas.openxmlformats.org/drawingml/2006/picture">
+                  <pic:nvPicPr>
+                    <pic:cNvPr id="1" name=""/>
+                    <pic:cNvPicPr/>
+                  </pic:nvPicPr>
+                  <pic:blipFill>
+                    <a:blip r:embed="rId15"/>
+                    <a:stretch>
+                      <a:fillRect/>
+                    </a:stretch>
+                  </pic:blipFill>
+                  <pic:spPr>
+                    <a:xfrm>
+                      <a:off x="0" y="0"/>
+                      <a:ext cx="5943600" cy="4927600"/>
+                    </a:xfrm>
+                    <a:prstGeom prst="rect">
+                      <a:avLst/>
+                    </a:prstGeom>
+                  </pic:spPr>
+                </pic:pic>
+              </a:graphicData>
+            </a:graphic>
+          </wp:inline>
+        </w:drawing>
+      </w:r>
+    </w:p>
+    <w:p>
+      <w:pPr>
+        <w:bidi/>
+        <w:rPr>
+          <w:rFonts w:cs="B Nazanin"/>
+          <w:sz w:val="24"/>
+          <w:szCs w:val="24"/>
+          <w:rtl/>
+          <w:lang w:bidi="fa-IR"/>
+        </w:rPr>
+      </w:pPr>
+    </w:p>
+    <w:p>
+      <w:pPr>
+        <w:bidi/>
+        <w:rPr>
+          <w:rFonts w:cs="B Nazanin"/>
+          <w:sz w:val="24"/>
+          <w:szCs w:val="24"/>
+          <w:rtl/>
+          <w:lang w:bidi="fa-IR"/>
+        </w:rPr>
+      </w:pPr>
+    </w:p>
+    <w:p>
+      <w:pPr>
+        <w:bidi/>
+        <w:rPr>
+          <w:rFonts w:cs="B Nazanin"/>
+          <w:sz w:val="24"/>
+          <w:szCs w:val="24"/>
+          <w:rtl/>
+          <w:lang w:bidi="fa-IR"/>
+        </w:rPr>
+      </w:pPr>
+    </w:p>
+    <w:p>
+      <w:pPr>
+        <w:bidi/>
+        <w:rPr>
+          <w:rFonts w:cs="B Nazanin"/>
+          <w:sz w:val="24"/>
+          <w:szCs w:val="24"/>
+          <w:rtl/>
+          <w:lang w:bidi="fa-IR"/>
+        </w:rPr>
+      </w:pPr>
+    </w:p>
+    <w:p>
+      <w:pPr>
+        <w:bidi/>
+        <w:rPr>
+          <w:rFonts w:cs="B Nazanin"/>
+          <w:sz w:val="24"/>
+          <w:szCs w:val="24"/>
+          <w:rtl/>
+          <w:lang w:bidi="fa-IR"/>
+        </w:rPr>
+      </w:pPr>
+    </w:p>
+    <w:p>
+      <w:pPr>
+        <w:bidi/>
+        <w:rPr>
+          <w:rFonts w:cs="B Nazanin"/>
+          <w:sz w:val="24"/>
+          <w:szCs w:val="24"/>
+          <w:rtl/>
+          <w:lang w:bidi="fa-IR"/>
+        </w:rPr>
+      </w:pPr>
+    </w:p>
+    <w:p>
+      <w:pPr>
+        <w:pStyle w:val="ListParagraph"/>
+        <w:numPr>
+          <w:ilvl w:val="0"/>
+          <w:numId w:val="1"/>
+        </w:numPr>
+        <w:bidi/>
+        <w:rPr>
+          <w:rFonts w:cs="B Nazanin"/>
+          <w:sz w:val="24"/>
+          <w:szCs w:val="24"/>
+          <w:lang w:bidi="fa-IR"/>
+        </w:rPr>
+      </w:pPr>
+      <w:r>
+        <w:rPr>
+          <w:rFonts w:cs="B Nazanin" w:hint="cs"/>
+          <w:sz w:val="24"/>
+          <w:szCs w:val="24"/>
+          <w:rtl/>
+          <w:lang w:bidi="fa-IR"/>
+        </w:rPr>
+        <w:t xml:space="preserve">آیا می توان برای </w:t>
+      </w:r>
+      <w:r>
+        <w:rPr>
+          <w:rFonts w:cs="B Nazanin"/>
+          <w:sz w:val="24"/>
+          <w:szCs w:val="24"/>
+          <w:lang w:bidi="fa-IR"/>
+        </w:rPr>
+        <w:t>Update</w:t>
+      </w:r>
+      <w:r>
+        <w:rPr>
+          <w:rFonts w:cs="B Nazanin" w:hint="cs"/>
+          <w:sz w:val="24"/>
+          <w:szCs w:val="24"/>
+          <w:rtl/>
+          <w:lang w:bidi="fa-IR"/>
+        </w:rPr>
+        <w:t xml:space="preserve"> از </w:t>
+      </w:r>
+      <w:r>
+        <w:rPr>
+          <w:rFonts w:cs="B Nazanin"/>
+          <w:sz w:val="24"/>
+          <w:szCs w:val="24"/>
+          <w:lang w:bidi="fa-IR"/>
+        </w:rPr>
+        <w:t>post</w:t>
+      </w:r>
+      <w:r>
+        <w:rPr>
+          <w:rFonts w:cs="B Nazanin" w:hint="cs"/>
+          <w:sz w:val="24"/>
+          <w:szCs w:val="24"/>
+          <w:rtl/>
+          <w:lang w:bidi="fa-IR"/>
+        </w:rPr>
+        <w:t xml:space="preserve"> به جای </w:t>
+      </w:r>
+      <w:r>
+        <w:rPr>
+          <w:rFonts w:cs="B Nazanin"/>
+          <w:sz w:val="24"/>
+          <w:szCs w:val="24"/>
+          <w:lang w:bidi="fa-IR"/>
+        </w:rPr>
+        <w:t>put</w:t>
+      </w:r>
+      <w:r>
+        <w:rPr>
+          <w:rFonts w:cs="B Nazanin" w:hint="cs"/>
+          <w:sz w:val="24"/>
+          <w:szCs w:val="24"/>
+          <w:rtl/>
+          <w:lang w:bidi="fa-IR"/>
+        </w:rPr>
+        <w:t xml:space="preserve"> استفاده کرد ؟</w:t>
+      </w:r>
+    </w:p>
+    <w:p>
+      <w:pPr>
+        <w:bidi/>
+        <w:ind w:left="360"/>
+        <w:rPr>
+          <w:rFonts w:cs="B Nazanin"/>
+          <w:sz w:val="24"/>
+          <w:szCs w:val="24"/>
+          <w:rtl/>
+          <w:lang w:bidi="fa-IR"/>
+        </w:rPr>
+      </w:pPr>
+      <w:r>
+        <w:rPr>
+          <w:rFonts w:cs="B Nazanin"/>
+          <w:sz w:val="24"/>
+          <w:szCs w:val="24"/>
+          <w:rtl/>
+          <w:lang w:bidi="fa-IR"/>
+        </w:rPr>
+        <w:t>نه، اگر برای</w:t>
+      </w:r>
+      <w:r>
+        <w:rPr>
+          <w:rFonts w:cs="B Nazanin"/>
+          <w:sz w:val="24"/>
+          <w:szCs w:val="24"/>
+          <w:lang w:bidi="fa-IR"/>
+        </w:rPr>
+        <w:t xml:space="preserve"> Update </w:t>
+      </w:r>
+      <w:r>
+        <w:rPr>
+          <w:rFonts w:cs="B Nazanin"/>
+          <w:sz w:val="24"/>
+          <w:szCs w:val="24"/>
+          <w:rtl/>
+          <w:lang w:bidi="fa-IR"/>
+        </w:rPr>
+        <w:t>از</w:t>
+      </w:r>
+      <w:r>
+        <w:rPr>
+          <w:rFonts w:cs="B Nazanin"/>
+          <w:sz w:val="24"/>
+          <w:szCs w:val="24"/>
+          <w:lang w:bidi="fa-IR"/>
+        </w:rPr>
+        <w:t xml:space="preserve"> POST </w:t>
+      </w:r>
+      <w:r>
+        <w:rPr>
+          <w:rFonts w:cs="B Nazanin"/>
+          <w:sz w:val="24"/>
+          <w:szCs w:val="24"/>
+          <w:rtl/>
+          <w:lang w:bidi="fa-IR"/>
+        </w:rPr>
+        <w:t>استفاده کنی، از نظر فنی لزوماً غلط نیست و</w:t>
+      </w:r>
+      <w:r>
+        <w:rPr>
+          <w:rFonts w:cs="B Nazanin"/>
+          <w:sz w:val="24"/>
+          <w:szCs w:val="24"/>
+          <w:lang w:bidi="fa-IR"/>
+        </w:rPr>
+        <w:t xml:space="preserve"> ASP.NET Core </w:t>
+      </w:r>
+      <w:r>
+        <w:rPr>
+          <w:rFonts w:cs="B Nazanin"/>
+          <w:sz w:val="24"/>
+          <w:szCs w:val="24"/>
+          <w:rtl/>
+          <w:lang w:bidi="fa-IR"/>
+        </w:rPr>
+        <w:t xml:space="preserve">هم </w:t>
+      </w:r>
+      <w:proofErr w:type="spellStart"/>
+      <w:r>
+        <w:rPr>
+          <w:rFonts w:cs="B Nazanin"/>
+          <w:sz w:val="24"/>
+          <w:szCs w:val="24"/>
+          <w:rtl/>
+          <w:lang w:bidi="fa-IR"/>
+        </w:rPr>
+        <w:t>می‌تواند</w:t>
+      </w:r>
+      <w:proofErr w:type="spellEnd"/>
+      <w:r>
+        <w:rPr>
+          <w:rFonts w:cs="B Nazanin"/>
+          <w:sz w:val="24"/>
+          <w:szCs w:val="24"/>
+          <w:rtl/>
+          <w:lang w:bidi="fa-IR"/>
+        </w:rPr>
+        <w:t xml:space="preserve"> کاملاً با آن کار کند</w:t>
+      </w:r>
+      <w:r>
+        <w:rPr>
+          <w:rFonts w:cs="B Nazanin"/>
+          <w:sz w:val="24"/>
+          <w:szCs w:val="24"/>
+          <w:lang w:bidi="fa-IR"/>
+        </w:rPr>
+        <w:t>.</w:t>
+      </w:r>
+      <w:r>
+        <w:rPr>
+          <w:rFonts w:cs="B Nazanin"/>
+          <w:sz w:val="24"/>
+          <w:szCs w:val="24"/>
+          <w:rtl/>
+          <w:lang w:bidi="fa-IR"/>
+        </w:rPr>
+        <w:t>اما از نظر</w:t>
+      </w:r>
+      <w:r>
+        <w:rPr>
+          <w:rFonts w:cs="B Nazanin"/>
+          <w:sz w:val="24"/>
+          <w:szCs w:val="24"/>
+          <w:lang w:bidi="fa-IR"/>
+        </w:rPr>
+        <w:t xml:space="preserve"> RESTful API design </w:t>
+      </w:r>
+      <w:r>
+        <w:rPr>
+          <w:rFonts w:cs="B Nazanin"/>
+          <w:sz w:val="24"/>
+          <w:szCs w:val="24"/>
+          <w:rtl/>
+          <w:lang w:bidi="fa-IR"/>
+        </w:rPr>
+        <w:t>معمولاً برای</w:t>
+      </w:r>
+      <w:r>
+        <w:rPr>
+          <w:rFonts w:cs="B Nazanin"/>
+          <w:sz w:val="24"/>
+          <w:szCs w:val="24"/>
+          <w:lang w:bidi="fa-IR"/>
+        </w:rPr>
+        <w:t xml:space="preserve"> Update </w:t>
+      </w:r>
+      <w:r>
+        <w:rPr>
+          <w:rFonts w:cs="B Nazanin"/>
+          <w:sz w:val="24"/>
+          <w:szCs w:val="24"/>
+          <w:rtl/>
+          <w:lang w:bidi="fa-IR"/>
+        </w:rPr>
+        <w:t>از</w:t>
+      </w:r>
+      <w:r>
+        <w:rPr>
+          <w:rFonts w:cs="B Nazanin"/>
+          <w:sz w:val="24"/>
+          <w:szCs w:val="24"/>
+          <w:lang w:bidi="fa-IR"/>
+        </w:rPr>
+        <w:t xml:space="preserve"> PUT </w:t>
+      </w:r>
+      <w:r>
+        <w:rPr>
+          <w:rFonts w:cs="B Nazanin"/>
+          <w:sz w:val="24"/>
+          <w:szCs w:val="24"/>
+          <w:rtl/>
+          <w:lang w:bidi="fa-IR"/>
+        </w:rPr>
+        <w:t>یا</w:t>
+      </w:r>
+      <w:r>
+        <w:rPr>
+          <w:rFonts w:cs="B Nazanin"/>
+          <w:sz w:val="24"/>
+          <w:szCs w:val="24"/>
+          <w:lang w:bidi="fa-IR"/>
+        </w:rPr>
+        <w:t xml:space="preserve"> PATCH </w:t>
+      </w:r>
+      <w:r>
+        <w:rPr>
+          <w:rFonts w:cs="B Nazanin"/>
+          <w:sz w:val="24"/>
+          <w:szCs w:val="24"/>
+          <w:rtl/>
+          <w:lang w:bidi="fa-IR"/>
+        </w:rPr>
+        <w:t>استفاده می‌کنیم</w:t>
+      </w:r>
+      <w:r>
+        <w:rPr>
+          <w:rFonts w:cs="B Nazanin"/>
+          <w:sz w:val="24"/>
+          <w:szCs w:val="24"/>
+          <w:lang w:bidi="fa-IR"/>
+        </w:rPr>
+        <w:t>.</w:t>
+      </w:r>
+      <w:r>
+        <w:rPr>
+          <w:rFonts w:cs="B Nazanin" w:hint="cs"/>
+          <w:sz w:val="24"/>
+          <w:szCs w:val="24"/>
+          <w:rtl/>
+          <w:lang w:bidi="fa-IR"/>
+        </w:rPr>
+        <w:t xml:space="preserve">برای رعایت </w:t>
+      </w:r>
+      <w:r>
+        <w:rPr>
+          <w:rFonts w:cs="B Nazanin"/>
+          <w:sz w:val="24"/>
+          <w:szCs w:val="24"/>
+          <w:lang w:bidi="fa-IR"/>
+        </w:rPr>
+        <w:t>rest</w:t>
+      </w:r>
+      <w:r>
+        <w:rPr>
+          <w:rFonts w:cs="B Nazanin" w:hint="cs"/>
+          <w:sz w:val="24"/>
+          <w:szCs w:val="24"/>
+          <w:rtl/>
+          <w:lang w:bidi="fa-IR"/>
+        </w:rPr>
+        <w:t xml:space="preserve"> بودن یک </w:t>
+      </w:r>
+      <w:r>
+        <w:rPr>
+          <w:rFonts w:cs="B Nazanin"/>
+          <w:sz w:val="24"/>
+          <w:szCs w:val="24"/>
+          <w:lang w:bidi="fa-IR"/>
+        </w:rPr>
+        <w:t>API</w:t>
+      </w:r>
+      <w:r>
+        <w:rPr>
+          <w:rFonts w:cs="B Nazanin" w:hint="cs"/>
+          <w:sz w:val="24"/>
+          <w:szCs w:val="24"/>
+          <w:rtl/>
+          <w:lang w:bidi="fa-IR"/>
+        </w:rPr>
+        <w:t xml:space="preserve"> بهتر است از روش زیر استفاده کرد : </w:t>
+      </w:r>
+    </w:p>
+    <w:p>
+      <w:pPr>
+        <w:bidi/>
+        <w:ind w:left="360"/>
+        <w:rPr>
+          <w:rFonts w:cs="B Nazanin"/>
+          <w:sz w:val="24"/>
+          <w:szCs w:val="24"/>
+          <w:rtl/>
+          <w:lang w:bidi="fa-IR"/>
+        </w:rPr>
+      </w:pPr>
+    </w:p>
+    <w:p>
+      <w:pPr>
+        <w:bidi/>
+        <w:ind w:left="360"/>
+        <w:rPr>
+          <w:rFonts w:cs="B Nazanin"/>
+          <w:sz w:val="24"/>
+          <w:szCs w:val="24"/>
+          <w:lang w:bidi="fa-IR"/>
+        </w:rPr>
+      </w:pPr>
+      <w:r>
+        <w:rPr>
+          <w:noProof/>
+        </w:rPr>
+        <w:drawing>
+          <wp:inline distT="0" distB="0" distL="0" distR="0" wp14:anchorId="0FB616AA" wp14:editId="3105F371">
+            <wp:extent cx="5943600" cy="2432050"/>
+            <wp:effectExtent l="0" t="0" r="0" b="6350"/>
+            <wp:docPr id="5" name="Picture 5"/>
+            <wp:cNvGraphicFramePr>
+              <a:graphicFrameLocks xmlns:a="http://schemas.openxmlformats.org/drawingml/2006/main" noChangeAspect="1"/>
+            </wp:cNvGraphicFramePr>
+            <a:graphic xmlns:a="http://schemas.openxmlformats.org/drawingml/2006/main">
+              <a:graphicData uri="http://schemas.openxmlformats.org/drawingml/2006/picture">
+                <pic:pic xmlns:pic="http://schemas.openxmlformats.org/drawingml/2006/picture">
+                  <pic:nvPicPr>
+                    <pic:cNvPr id="1" name=""/>
+                    <pic:cNvPicPr/>
+                  </pic:nvPicPr>
+                  <pic:blipFill>
+                    <a:blip r:embed="rId16"/>
+                    <a:stretch>
+                      <a:fillRect/>
+                    </a:stretch>
+                  </pic:blipFill>
+                  <pic:spPr>
+                    <a:xfrm>
+                      <a:off x="0" y="0"/>
+                      <a:ext cx="5943600" cy="2432050"/>
+                    </a:xfrm>
+                    <a:prstGeom prst="rect">
+                      <a:avLst/>
+                    </a:prstGeom>
+                  </pic:spPr>
+                </pic:pic>
+              </a:graphicData>
+            </a:graphic>
+          </wp:inline>
+        </w:drawing>
+      </w:r>
+    </w:p>
+    <w:p>
+      <w:pPr>
+        <w:bidi/>
+        <w:ind w:left="360"/>
+        <w:rPr>
+          <w:rFonts w:cs="B Nazanin"/>
+          <w:sz w:val="24"/>
+          <w:szCs w:val="24"/>
+          <w:lang w:bidi="fa-IR"/>
+        </w:rPr>
+      </w:pPr>
+    </w:p>
+    <w:p>
+      <w:pPr>
+        <w:bidi/>
+        <w:ind w:left="360"/>
+        <w:rPr>
+          <w:rFonts w:cs="B Nazanin"/>
+          <w:sz w:val="24"/>
+          <w:szCs w:val="24"/>
+          <w:lang w:bidi="fa-IR"/>
+        </w:rPr>
+      </w:pPr>
+    </w:p>
+    <w:p>
+      <w:pPr>
+        <w:bidi/>
+        <w:ind w:left="360"/>
+        <w:rPr>
+          <w:rFonts w:cs="B Nazanin"/>
+          <w:sz w:val="24"/>
+          <w:szCs w:val="24"/>
+          <w:lang w:bidi="fa-IR"/>
+        </w:rPr>
+      </w:pPr>
+    </w:p>
+    <w:p>
+      <w:pPr>
+        <w:bidi/>
+        <w:ind w:left="360"/>
+        <w:rPr>
+          <w:rFonts w:cs="B Nazanin"/>
+          <w:sz w:val="24"/>
+          <w:szCs w:val="24"/>
+          <w:lang w:bidi="fa-IR"/>
+        </w:rPr>
+      </w:pPr>
+    </w:p>
+    <w:p>
+      <w:pPr>
+        <w:bidi/>
+        <w:ind w:left="360"/>
+        <w:rPr>
+          <w:rFonts w:cs="B Nazanin"/>
+          <w:sz w:val="24"/>
+          <w:szCs w:val="24"/>
+          <w:lang w:bidi="fa-IR"/>
+        </w:rPr>
+      </w:pPr>
+    </w:p>
+    <w:p>
+      <w:pPr>
+        <w:bidi/>
+        <w:ind w:left="360"/>
+        <w:rPr>
+          <w:rFonts w:cs="B Nazanin"/>
+          <w:sz w:val="24"/>
+          <w:szCs w:val="24"/>
+          <w:lang w:bidi="fa-IR"/>
+        </w:rPr>
+      </w:pPr>
+    </w:p>
+    <w:p>
+      <w:pPr>
+        <w:bidi/>
+        <w:ind w:left="360"/>
+        <w:rPr>
+          <w:rFonts w:cs="B Nazanin"/>
+          <w:sz w:val="24"/>
+          <w:szCs w:val="24"/>
+          <w:lang w:bidi="fa-IR"/>
+        </w:rPr>
+      </w:pPr>
+    </w:p>
+    <w:p>
+      <w:pPr>
+        <w:bidi/>
+        <w:ind w:left="360"/>
+        <w:rPr>
+          <w:rFonts w:cs="B Nazanin"/>
+          <w:sz w:val="24"/>
+          <w:szCs w:val="24"/>
+          <w:rtl/>
+          <w:lang w:bidi="fa-IR"/>
+        </w:rPr>
+      </w:pPr>
+    </w:p>
+    <w:p>
+      <w:pPr>
+        <w:pStyle w:val="ListParagraph"/>
+        <w:numPr>
+          <w:ilvl w:val="0"/>
+          <w:numId w:val="1"/>
+        </w:numPr>
+        <w:bidi/>
+        <w:rPr>
+          <w:rFonts w:cs="B Nazanin"/>
+          <w:sz w:val="24"/>
+          <w:szCs w:val="24"/>
+          <w:lang w:bidi="fa-IR"/>
+        </w:rPr>
+      </w:pPr>
+      <w:r>
+        <w:rPr>
+          <w:rFonts w:cs="B Nazanin" w:hint="cs"/>
+          <w:sz w:val="24"/>
+          <w:szCs w:val="24"/>
+          <w:rtl/>
+          <w:lang w:bidi="fa-IR"/>
+        </w:rPr>
+        <w:t xml:space="preserve">در کل عبارت دو نقطه یا  : چه کاربرد </w:t>
+      </w:r>
+      <w:proofErr w:type="spellStart"/>
+      <w:r>
+        <w:rPr>
+          <w:rFonts w:cs="B Nazanin" w:hint="cs"/>
+          <w:sz w:val="24"/>
+          <w:szCs w:val="24"/>
+          <w:rtl/>
+          <w:lang w:bidi="fa-IR"/>
+        </w:rPr>
+        <w:t>هایی</w:t>
+      </w:r>
+      <w:proofErr w:type="spellEnd"/>
+      <w:r>
+        <w:rPr>
+          <w:rFonts w:cs="B Nazanin" w:hint="cs"/>
+          <w:sz w:val="24"/>
+          <w:szCs w:val="24"/>
+          <w:rtl/>
+          <w:lang w:bidi="fa-IR"/>
+        </w:rPr>
+        <w:t xml:space="preserve"> در </w:t>
+      </w:r>
+      <w:r>
+        <w:rPr>
+          <w:rFonts w:cs="B Nazanin"/>
+          <w:sz w:val="24"/>
+          <w:szCs w:val="24"/>
+          <w:lang w:bidi="fa-IR"/>
+        </w:rPr>
+        <w:t>C#</w:t>
+      </w:r>
+      <w:r>
+        <w:rPr>
+          <w:rFonts w:cs="B Nazanin" w:hint="cs"/>
+          <w:sz w:val="24"/>
+          <w:szCs w:val="24"/>
+          <w:rtl/>
+          <w:lang w:bidi="fa-IR"/>
+        </w:rPr>
+        <w:t xml:space="preserve"> دارد ؟</w:t>
+      </w:r>
+      <w:r>
+        <w:rPr>
+          <w:rFonts w:cs="B Nazanin" w:hint="cs"/>
+          <w:sz w:val="24"/>
+          <w:szCs w:val="24"/>
+          <w:rtl/>
+          <w:lang w:bidi="fa-IR"/>
+        </w:rPr>
+        <w:t xml:space="preserve"> در کل این عبارت 4 کاربرد دارد :</w:t>
+      </w:r>
+    </w:p>
+    <w:p>
+      <w:pPr>
+        <w:bidi/>
+        <w:rPr>
+          <w:rFonts w:cs="B Nazanin"/>
+          <w:sz w:val="24"/>
+          <w:szCs w:val="24"/>
+          <w:lang w:bidi="fa-IR"/>
+        </w:rPr>
+      </w:pPr>
+    </w:p>
+    <w:p>
+      <w:pPr>
+        <w:pStyle w:val="ListParagraph"/>
+        <w:numPr>
+          <w:ilvl w:val="2"/>
+          <w:numId w:val="7"/>
+        </w:numPr>
+        <w:bidi/>
+        <w:rPr>
+          <w:rFonts w:cs="B Nazanin"/>
+          <w:sz w:val="24"/>
+          <w:szCs w:val="24"/>
+          <w:lang w:bidi="fa-IR"/>
+        </w:rPr>
+      </w:pPr>
+      <w:proofErr w:type="spellStart"/>
+      <w:r>
+        <w:rPr>
+          <w:rFonts w:cs="B Nazanin"/>
+          <w:sz w:val="24"/>
+          <w:szCs w:val="24"/>
+          <w:rtl/>
+          <w:lang w:bidi="fa-IR"/>
+        </w:rPr>
+        <w:t>ارث‌بری</w:t>
+      </w:r>
+      <w:proofErr w:type="spellEnd"/>
+      <w:r>
+        <w:rPr>
+          <w:rFonts w:cs="B Nazanin"/>
+          <w:sz w:val="24"/>
+          <w:szCs w:val="24"/>
+          <w:rtl/>
+          <w:lang w:bidi="fa-IR"/>
+        </w:rPr>
+        <w:t xml:space="preserve"> از کلاس </w:t>
+      </w:r>
+    </w:p>
+    <w:p>
+      <w:pPr>
+        <w:bidi/>
+        <w:ind w:left="360"/>
+        <w:jc w:val="right"/>
+        <w:rPr>
+          <w:rFonts w:cs="B Nazanin"/>
+          <w:sz w:val="24"/>
+          <w:szCs w:val="24"/>
+          <w:lang w:bidi="fa-IR"/>
+        </w:rPr>
+      </w:pPr>
+      <w:r>
+        <w:rPr>
+          <w:rFonts w:cs="B Nazanin"/>
+          <w:sz w:val="24"/>
+          <w:szCs w:val="24"/>
+          <w:lang w:bidi="fa-IR"/>
+        </w:rPr>
+        <w:lastRenderedPageBreak/>
+        <w:t>class Dog : Animal</w:t>
+      </w:r>
+      <w:r>
+        <w:rPr>
+          <w:rFonts w:cs="B Nazanin"/>
+          <w:sz w:val="24"/>
+          <w:szCs w:val="24"/>
+          <w:lang w:bidi="fa-IR"/>
+        </w:rPr>
+        <w:tab/>
+      </w:r>
+    </w:p>
+    <w:p>
+      <w:pPr>
+        <w:bidi/>
+        <w:ind w:left="360"/>
+        <w:rPr>
+          <w:rFonts w:cs="B Nazanin"/>
+          <w:sz w:val="24"/>
+          <w:szCs w:val="24"/>
+          <w:lang w:bidi="fa-IR"/>
+        </w:rPr>
+      </w:pPr>
+      <w:r>
+        <w:rPr>
+          <w:rFonts w:cs="B Nazanin"/>
+          <w:sz w:val="24"/>
+          <w:szCs w:val="24"/>
+          <w:rtl/>
+          <w:lang w:bidi="fa-IR"/>
+        </w:rPr>
+        <w:t xml:space="preserve">یعنی </w:t>
+      </w:r>
+      <w:r>
+        <w:rPr>
+          <w:rFonts w:cs="B Nazanin"/>
+          <w:sz w:val="24"/>
+          <w:szCs w:val="24"/>
+          <w:lang w:bidi="fa-IR"/>
+        </w:rPr>
+        <w:t xml:space="preserve">Dog </w:t>
+      </w:r>
+      <w:r>
+        <w:rPr>
+          <w:rFonts w:cs="B Nazanin"/>
+          <w:sz w:val="24"/>
+          <w:szCs w:val="24"/>
+          <w:rtl/>
+          <w:lang w:bidi="fa-IR"/>
+        </w:rPr>
+        <w:t xml:space="preserve">از </w:t>
+      </w:r>
+      <w:r>
+        <w:rPr>
+          <w:rFonts w:cs="B Nazanin"/>
+          <w:sz w:val="24"/>
+          <w:szCs w:val="24"/>
+          <w:lang w:bidi="fa-IR"/>
+        </w:rPr>
+        <w:t xml:space="preserve">Animal </w:t>
+      </w:r>
+      <w:r>
+        <w:rPr>
+          <w:rFonts w:cs="B Nazanin"/>
+          <w:sz w:val="24"/>
+          <w:szCs w:val="24"/>
+          <w:rtl/>
+          <w:lang w:bidi="fa-IR"/>
+        </w:rPr>
+        <w:t>ارث می‌برد</w:t>
+      </w:r>
+      <w:r>
+        <w:rPr>
+          <w:rFonts w:cs="B Nazanin"/>
+          <w:sz w:val="24"/>
+          <w:szCs w:val="24"/>
+          <w:lang w:bidi="fa-IR"/>
+        </w:rPr>
+        <w:t>.</w:t>
+      </w:r>
+    </w:p>
+    <w:p>
+      <w:pPr>
+        <w:bidi/>
+        <w:ind w:left="360"/>
+        <w:rPr>
+          <w:rFonts w:cs="B Nazanin"/>
+          <w:sz w:val="24"/>
+          <w:szCs w:val="24"/>
+          <w:lang w:bidi="fa-IR"/>
+        </w:rPr>
+      </w:pPr>
+      <w:r>
+        <w:rPr>
+          <w:rFonts w:cs="B Nazanin"/>
+          <w:sz w:val="24"/>
+          <w:szCs w:val="24"/>
+          <w:lang w:bidi="fa-IR"/>
+        </w:rPr>
+        <w:t xml:space="preserve"> (ii      </w:t>
+      </w:r>
+      <w:proofErr w:type="spellStart"/>
+      <w:r>
+        <w:rPr>
+          <w:rFonts w:cs="B Nazanin"/>
+          <w:sz w:val="24"/>
+          <w:szCs w:val="24"/>
+          <w:rtl/>
+          <w:lang w:bidi="fa-IR"/>
+        </w:rPr>
+        <w:t>پیاده‌سازی</w:t>
+      </w:r>
+      <w:proofErr w:type="spellEnd"/>
+      <w:r>
+        <w:rPr>
+          <w:rFonts w:cs="B Nazanin"/>
+          <w:sz w:val="24"/>
+          <w:szCs w:val="24"/>
+          <w:lang w:bidi="fa-IR"/>
+        </w:rPr>
+        <w:t xml:space="preserve"> Interface </w:t>
+      </w:r>
+    </w:p>
+    <w:p>
+      <w:pPr>
+        <w:rPr>
+          <w:rFonts w:cs="B Nazanin"/>
+          <w:sz w:val="24"/>
+          <w:szCs w:val="24"/>
+          <w:lang w:bidi="fa-IR"/>
+        </w:rPr>
+      </w:pPr>
+      <w:r>
+        <w:rPr>
+          <w:rFonts w:cs="B Nazanin"/>
+          <w:sz w:val="24"/>
+          <w:szCs w:val="24"/>
+          <w:lang w:bidi="fa-IR"/>
+        </w:rPr>
+        <w:t xml:space="preserve">class Product : </w:t>
+      </w:r>
+      <w:proofErr w:type="spellStart"/>
+      <w:r>
+        <w:rPr>
+          <w:rFonts w:cs="B Nazanin"/>
+          <w:sz w:val="24"/>
+          <w:szCs w:val="24"/>
+          <w:lang w:bidi="fa-IR"/>
+        </w:rPr>
+        <w:t>IProduct</w:t>
+      </w:r>
+      <w:proofErr w:type="spellEnd"/>
+    </w:p>
+    <w:p>
+      <w:pPr>
+        <w:bidi/>
+        <w:ind w:left="360"/>
+        <w:rPr>
+          <w:rFonts w:cs="B Nazanin"/>
+          <w:sz w:val="24"/>
+          <w:szCs w:val="24"/>
+          <w:lang w:bidi="fa-IR"/>
+        </w:rPr>
+      </w:pPr>
+      <w:r>
+        <w:rPr>
+          <w:rFonts w:cs="B Nazanin"/>
+          <w:sz w:val="24"/>
+          <w:szCs w:val="24"/>
+          <w:rtl/>
+          <w:lang w:bidi="fa-IR"/>
+        </w:rPr>
+        <w:t xml:space="preserve">یعنی </w:t>
+      </w:r>
+      <w:r>
+        <w:rPr>
+          <w:rFonts w:cs="B Nazanin"/>
+          <w:sz w:val="24"/>
+          <w:szCs w:val="24"/>
+          <w:lang w:bidi="fa-IR"/>
+        </w:rPr>
+        <w:t>Product</w:t>
+      </w:r>
+      <w:r>
+        <w:rPr>
+          <w:rFonts w:cs="B Nazanin"/>
+          <w:sz w:val="24"/>
+          <w:szCs w:val="24"/>
+          <w:rtl/>
+          <w:lang w:bidi="fa-IR"/>
+        </w:rPr>
+        <w:t xml:space="preserve">، </w:t>
+      </w:r>
+      <w:proofErr w:type="spellStart"/>
+      <w:r>
+        <w:rPr>
+          <w:rFonts w:cs="B Nazanin"/>
+          <w:sz w:val="24"/>
+          <w:szCs w:val="24"/>
+          <w:lang w:bidi="fa-IR"/>
+        </w:rPr>
+        <w:t>IProduct</w:t>
+      </w:r>
+      <w:proofErr w:type="spellEnd"/>
+      <w:r>
+        <w:rPr>
+          <w:rFonts w:cs="B Nazanin"/>
+          <w:sz w:val="24"/>
+          <w:szCs w:val="24"/>
+          <w:lang w:bidi="fa-IR"/>
+        </w:rPr>
+        <w:t xml:space="preserve"> </w:t>
+      </w:r>
+      <w:r>
+        <w:rPr>
+          <w:rFonts w:cs="B Nazanin"/>
+          <w:sz w:val="24"/>
+          <w:szCs w:val="24"/>
+          <w:rtl/>
+          <w:lang w:bidi="fa-IR"/>
+        </w:rPr>
+        <w:t xml:space="preserve">را </w:t>
+      </w:r>
+      <w:proofErr w:type="spellStart"/>
+      <w:r>
+        <w:rPr>
+          <w:rFonts w:cs="B Nazanin"/>
+          <w:sz w:val="24"/>
+          <w:szCs w:val="24"/>
+          <w:rtl/>
+          <w:lang w:bidi="fa-IR"/>
+        </w:rPr>
+        <w:t>پیاده‌سازی</w:t>
+      </w:r>
+      <w:proofErr w:type="spellEnd"/>
+      <w:r>
+        <w:rPr>
+          <w:rFonts w:cs="B Nazanin"/>
+          <w:sz w:val="24"/>
+          <w:szCs w:val="24"/>
+          <w:rtl/>
+          <w:lang w:bidi="fa-IR"/>
+        </w:rPr>
+        <w:t xml:space="preserve"> </w:t>
+      </w:r>
+      <w:proofErr w:type="spellStart"/>
+      <w:r>
+        <w:rPr>
+          <w:rFonts w:cs="B Nazanin"/>
+          <w:sz w:val="24"/>
+          <w:szCs w:val="24"/>
+          <w:rtl/>
+          <w:lang w:bidi="fa-IR"/>
+        </w:rPr>
+        <w:t>می‌کند</w:t>
+      </w:r>
+      <w:proofErr w:type="spellEnd"/>
+      <w:r>
+        <w:rPr>
+          <w:rFonts w:cs="B Nazanin"/>
+          <w:sz w:val="24"/>
+          <w:szCs w:val="24"/>
+          <w:lang w:bidi="fa-IR"/>
+        </w:rPr>
+        <w:t>.</w:t>
+      </w:r>
+    </w:p>
+    <w:p>
+      <w:pPr>
+        <w:bidi/>
+        <w:ind w:left="360"/>
+        <w:rPr>
+          <w:rFonts w:cs="B Nazanin"/>
+          <w:sz w:val="24"/>
+          <w:szCs w:val="24"/>
+          <w:lang w:bidi="fa-IR"/>
+        </w:rPr>
+      </w:pPr>
+      <w:r>
+        <w:rPr>
+          <w:rFonts w:cs="B Nazanin" w:hint="cs"/>
+          <w:sz w:val="24"/>
+          <w:szCs w:val="24"/>
+          <w:rtl/>
+          <w:lang w:bidi="fa-IR"/>
+        </w:rPr>
+        <w:t xml:space="preserve">      </w:t>
+      </w:r>
+      <w:r>
+        <w:rPr>
+          <w:rFonts w:cs="B Nazanin"/>
+          <w:sz w:val="24"/>
+          <w:szCs w:val="24"/>
+          <w:lang w:bidi="fa-IR"/>
+        </w:rPr>
+        <w:t>(iii</w:t>
+      </w:r>
+      <w:r>
+        <w:rPr>
+          <w:rFonts w:cs="B Nazanin"/>
+          <w:sz w:val="24"/>
+          <w:szCs w:val="24"/>
+          <w:rtl/>
+          <w:lang w:bidi="fa-IR"/>
+        </w:rPr>
+        <w:t>صدا زدن</w:t>
+      </w:r>
+      <w:r>
+        <w:rPr>
+          <w:rFonts w:cs="B Nazanin"/>
+          <w:sz w:val="24"/>
+          <w:szCs w:val="24"/>
+          <w:lang w:bidi="fa-IR"/>
+        </w:rPr>
+        <w:t xml:space="preserve"> Constructor </w:t>
+      </w:r>
+      <w:r>
+        <w:rPr>
+          <w:rFonts w:cs="B Nazanin"/>
+          <w:sz w:val="24"/>
+          <w:szCs w:val="24"/>
+          <w:rtl/>
+          <w:lang w:bidi="fa-IR"/>
+        </w:rPr>
+        <w:t xml:space="preserve">پدر </w:t>
+      </w:r>
+    </w:p>
+    <w:p>
+      <w:pPr>
+        <w:bidi/>
+        <w:ind w:left="360"/>
+        <w:jc w:val="right"/>
+        <w:rPr>
+          <w:rFonts w:cs="B Nazanin"/>
+          <w:sz w:val="24"/>
+          <w:szCs w:val="24"/>
+          <w:lang w:bidi="fa-IR"/>
+        </w:rPr>
+      </w:pPr>
+      <w:r>
+        <w:rPr>
+          <w:rFonts w:cs="B Nazanin"/>
+          <w:sz w:val="24"/>
+          <w:szCs w:val="24"/>
+          <w:lang w:bidi="fa-IR"/>
+        </w:rPr>
+        <w:t>Product() : base(...)</w:t>
+      </w:r>
+    </w:p>
+    <w:p>
+      <w:pPr>
+        <w:bidi/>
+        <w:ind w:left="360"/>
+        <w:rPr>
+          <w:rFonts w:cs="B Nazanin"/>
+          <w:sz w:val="24"/>
+          <w:szCs w:val="24"/>
+          <w:lang w:bidi="fa-IR"/>
+        </w:rPr>
+      </w:pPr>
+      <w:r>
+        <w:rPr>
+          <w:rFonts w:cs="B Nazanin"/>
+          <w:sz w:val="24"/>
+          <w:szCs w:val="24"/>
+          <w:rtl/>
+          <w:lang w:bidi="fa-IR"/>
+        </w:rPr>
+        <w:t>یعنی</w:t>
+      </w:r>
+      <w:r>
+        <w:rPr>
+          <w:rFonts w:cs="B Nazanin"/>
+          <w:sz w:val="24"/>
+          <w:szCs w:val="24"/>
+          <w:lang w:bidi="fa-IR"/>
+        </w:rPr>
+        <w:t xml:space="preserve"> Constructor </w:t>
+      </w:r>
+      <w:r>
+        <w:rPr>
+          <w:rFonts w:cs="B Nazanin"/>
+          <w:sz w:val="24"/>
+          <w:szCs w:val="24"/>
+          <w:rtl/>
+          <w:lang w:bidi="fa-IR"/>
+        </w:rPr>
+        <w:t>کلاس پدر را صدا بزن</w:t>
+      </w:r>
+      <w:r>
+        <w:rPr>
+          <w:rFonts w:cs="B Nazanin"/>
+          <w:sz w:val="24"/>
+          <w:szCs w:val="24"/>
+          <w:lang w:bidi="fa-IR"/>
+        </w:rPr>
+        <w:t>.</w:t>
+      </w:r>
+    </w:p>
+    <w:p>
+      <w:pPr>
+        <w:bidi/>
+        <w:ind w:left="360"/>
+        <w:rPr>
+          <w:rFonts w:cs="B Nazanin"/>
+          <w:sz w:val="24"/>
+          <w:szCs w:val="24"/>
+          <w:lang w:bidi="fa-IR"/>
+        </w:rPr>
+      </w:pPr>
+      <w:r>
+        <w:rPr>
+          <w:rFonts w:cs="B Nazanin" w:hint="cs"/>
+          <w:sz w:val="24"/>
+          <w:szCs w:val="24"/>
+          <w:rtl/>
+          <w:lang w:bidi="fa-IR"/>
+        </w:rPr>
+        <w:t xml:space="preserve"> </w:t>
+      </w:r>
+      <w:r>
+        <w:rPr>
+          <w:rFonts w:cs="B Nazanin"/>
+          <w:sz w:val="24"/>
+          <w:szCs w:val="24"/>
+          <w:lang w:bidi="fa-IR"/>
+        </w:rPr>
+        <w:t xml:space="preserve"> (</w:t>
+      </w:r>
+      <w:r>
+        <w:rPr>
+          <w:rFonts w:cs="B Nazanin"/>
+          <w:sz w:val="24"/>
+          <w:szCs w:val="24"/>
+          <w:lang w:bidi="fa-IR"/>
+        </w:rPr>
+        <w:t>iv</w:t>
+      </w:r>
+      <w:r>
+        <w:rPr>
+          <w:rFonts w:cs="B Nazanin"/>
+          <w:sz w:val="24"/>
+          <w:szCs w:val="24"/>
+          <w:rtl/>
+          <w:lang w:bidi="fa-IR"/>
+        </w:rPr>
+        <w:t xml:space="preserve"> زدن</w:t>
+      </w:r>
+      <w:r>
+        <w:rPr>
+          <w:rFonts w:cs="B Nazanin"/>
+          <w:sz w:val="24"/>
+          <w:szCs w:val="24"/>
+          <w:lang w:bidi="fa-IR"/>
+        </w:rPr>
+        <w:t xml:space="preserve"> Constructor </w:t>
+      </w:r>
+      <w:r>
+        <w:rPr>
+          <w:rFonts w:cs="B Nazanin"/>
+          <w:sz w:val="24"/>
+          <w:szCs w:val="24"/>
+          <w:rtl/>
+          <w:lang w:bidi="fa-IR"/>
+        </w:rPr>
+        <w:t xml:space="preserve">دیگر همین کلاس </w:t>
+      </w:r>
+    </w:p>
+    <w:p>
+      <w:pPr>
+        <w:bidi/>
+        <w:ind w:left="360"/>
+        <w:jc w:val="right"/>
+        <w:rPr>
+          <w:rFonts w:cs="B Nazanin"/>
+          <w:sz w:val="24"/>
+          <w:szCs w:val="24"/>
+          <w:lang w:bidi="fa-IR"/>
+        </w:rPr>
+      </w:pPr>
+      <w:r>
+        <w:rPr>
+          <w:rFonts w:cs="B Nazanin"/>
+          <w:sz w:val="24"/>
+          <w:szCs w:val="24"/>
+          <w:lang w:bidi="fa-IR"/>
+        </w:rPr>
+        <w:t>Product() : this(...)</w:t>
+      </w:r>
+    </w:p>
+    <w:p>
+      <w:pPr>
+        <w:bidi/>
+        <w:rPr>
+          <w:rFonts w:cs="B Nazanin"/>
+          <w:sz w:val="24"/>
+          <w:szCs w:val="24"/>
+          <w:lang w:bidi="fa-IR"/>
+        </w:rPr>
+      </w:pPr>
+      <w:r>
+        <w:rPr>
+          <w:rFonts w:cs="B Nazanin"/>
+          <w:sz w:val="24"/>
+          <w:szCs w:val="24"/>
+          <w:lang w:bidi="fa-IR"/>
+        </w:rPr>
+        <w:t xml:space="preserve">   </w:t>
+      </w:r>
+      <w:r>
+        <w:rPr>
+          <w:rFonts w:cs="B Nazanin"/>
+          <w:sz w:val="24"/>
+          <w:szCs w:val="24"/>
+          <w:rtl/>
+          <w:lang w:bidi="fa-IR"/>
+        </w:rPr>
+        <w:t>یعنی</w:t>
+      </w:r>
+      <w:r>
+        <w:rPr>
+          <w:rFonts w:cs="B Nazanin"/>
+          <w:sz w:val="24"/>
+          <w:szCs w:val="24"/>
+          <w:lang w:bidi="fa-IR"/>
+        </w:rPr>
+        <w:t xml:space="preserve"> Constructor </w:t>
+      </w:r>
+      <w:r>
+        <w:rPr>
+          <w:rFonts w:cs="B Nazanin"/>
+          <w:sz w:val="24"/>
+          <w:szCs w:val="24"/>
+          <w:rtl/>
+          <w:lang w:bidi="fa-IR"/>
+        </w:rPr>
+        <w:t>دیگری از همین کلاس را صدا بزن</w:t>
+      </w:r>
+      <w:r>
+        <w:rPr>
+          <w:rFonts w:cs="B Nazanin"/>
+          <w:sz w:val="24"/>
+          <w:szCs w:val="24"/>
+          <w:lang w:bidi="fa-IR"/>
+        </w:rPr>
+        <w:t>.</w:t>
+      </w:r>
+    </w:p>
+    <w:p>
+      <w:pPr>
+        <w:bidi/>
+        <w:rPr>
+          <w:rFonts w:cs="B Nazanin"/>
+          <w:sz w:val="24"/>
+          <w:szCs w:val="24"/>
+          <w:lang w:bidi="fa-IR"/>
+        </w:rPr>
+      </w:pPr>
+    </w:p>
+    <w:p>
+      <w:pPr>
+        <w:pStyle w:val="ListParagraph"/>
+        <w:numPr>
+          <w:ilvl w:val="0"/>
+          <w:numId w:val="1"/>
+        </w:numPr>
+        <w:bidi/>
+        <w:rPr>
+          <w:rFonts w:cs="B Nazanin"/>
+          <w:sz w:val="24"/>
+          <w:szCs w:val="24"/>
+          <w:lang w:bidi="fa-IR"/>
+        </w:rPr>
+      </w:pPr>
+      <w:r>
+        <w:rPr>
+          <w:rFonts w:cs="B Nazanin" w:hint="cs"/>
+          <w:sz w:val="24"/>
+          <w:szCs w:val="24"/>
+          <w:rtl/>
+          <w:lang w:bidi="fa-IR"/>
+        </w:rPr>
+        <w:t xml:space="preserve">کلید واژه </w:t>
+      </w:r>
+      <w:r>
+        <w:rPr>
+          <w:rFonts w:cs="B Nazanin"/>
+          <w:sz w:val="24"/>
+          <w:szCs w:val="24"/>
+          <w:lang w:bidi="fa-IR"/>
+        </w:rPr>
+        <w:t>Virtual</w:t>
+      </w:r>
+      <w:r>
+        <w:rPr>
+          <w:rFonts w:cs="B Nazanin" w:hint="cs"/>
+          <w:sz w:val="24"/>
+          <w:szCs w:val="24"/>
+          <w:rtl/>
+          <w:lang w:bidi="fa-IR"/>
+        </w:rPr>
+        <w:t xml:space="preserve"> یعنی چی ؟ این کلید واژه اگر قبل از هر کدام از اعضای کلاس پدر بیاید یعنی کلاس فرزند می تواند رفتار این عضو از کلاس پدر را در بنده خود تغییر دهد . در واقع </w:t>
+      </w:r>
+      <w:r>
+        <w:rPr>
+          <w:rFonts w:cs="B Nazanin"/>
+          <w:sz w:val="24"/>
+          <w:szCs w:val="24"/>
+          <w:lang w:bidi="fa-IR"/>
+        </w:rPr>
+        <w:t>Virtual</w:t>
+      </w:r>
+      <w:r>
+        <w:rPr>
+          <w:rFonts w:cs="B Nazanin" w:hint="cs"/>
+          <w:sz w:val="24"/>
+          <w:szCs w:val="24"/>
+          <w:rtl/>
+          <w:lang w:bidi="fa-IR"/>
+        </w:rPr>
+        <w:t xml:space="preserve"> به معنای آن نیست که کلاس فرزند بتواند این عضو را در بدنه خود صدا بزند (که در حالت عادی هم می تواند) بلکه به معنای آن است که می تواند رفتار آن عضو را تغییر دهد . </w:t>
+      </w:r>
+      <w:r>
+        <w:rPr>
+          <w:rtl/>
+        </w:rPr>
+        <w:t xml:space="preserve">خب چطور یک عضو از کلاس رو </w:t>
+      </w:r>
+      <w:r>
+        <w:rPr>
+          <w:rFonts w:hint="cs"/>
+          <w:rtl/>
+        </w:rPr>
+        <w:t>طوری محدود کنم</w:t>
+      </w:r>
+      <w:r>
+        <w:rPr>
+          <w:rtl/>
+        </w:rPr>
+        <w:t xml:space="preserve"> که در کلاس های فرزند خود قابل صدا زدن </w:t>
+      </w:r>
+      <w:r>
+        <w:rPr>
+          <w:rFonts w:hint="cs"/>
+          <w:rtl/>
+        </w:rPr>
+        <w:t>نباشد</w:t>
+      </w:r>
+      <w:r>
+        <w:rPr>
+          <w:rtl/>
+        </w:rPr>
+        <w:t xml:space="preserve"> ؟</w:t>
+      </w:r>
+      <w:r>
+        <w:rPr>
+          <w:rFonts w:hint="cs"/>
+          <w:rtl/>
+        </w:rPr>
+        <w:t xml:space="preserve"> با کلید واژه </w:t>
+      </w:r>
+      <w:r>
+        <w:t>Private</w:t>
+      </w:r>
+      <w:r>
+        <w:rPr>
+          <w:rFonts w:hint="cs"/>
+          <w:rtl/>
+          <w:lang w:bidi="fa-IR"/>
+        </w:rPr>
+        <w:t xml:space="preserve"> می توان عضو را طوری محدود کرد که فقط در بدنه خود کلاس قابل استفاده و صدا زدن باشد . (برای آماده سازی برای سوال بعدی یا سوال 5)</w:t>
+      </w:r>
+    </w:p>
+    <w:p>
+      <w:pPr>
+        <w:bidi/>
+        <w:rPr>
+          <w:rFonts w:cs="B Nazanin"/>
+          <w:sz w:val="24"/>
+          <w:szCs w:val="24"/>
+          <w:rtl/>
+          <w:lang w:bidi="fa-IR"/>
+        </w:rPr>
+      </w:pPr>
+    </w:p>
+    <w:p>
+      <w:pPr>
+        <w:pStyle w:val="ListParagraph"/>
+        <w:numPr>
+          <w:ilvl w:val="0"/>
+          <w:numId w:val="1"/>
+        </w:numPr>
+        <w:bidi/>
+        <w:rPr>
+          <w:rFonts w:cs="B Nazanin"/>
+          <w:sz w:val="24"/>
+          <w:szCs w:val="24"/>
+          <w:lang w:bidi="fa-IR"/>
+        </w:rPr>
+      </w:pPr>
+      <w:r>
+        <w:rPr>
+          <w:rFonts w:cs="B Nazanin" w:hint="cs"/>
+          <w:sz w:val="24"/>
+          <w:szCs w:val="24"/>
+          <w:rtl/>
+          <w:lang w:bidi="fa-IR"/>
+        </w:rPr>
+        <w:t xml:space="preserve">کلید واژه </w:t>
+      </w:r>
+      <w:r>
+        <w:rPr>
+          <w:rFonts w:cs="B Nazanin"/>
+          <w:sz w:val="24"/>
+          <w:szCs w:val="24"/>
+          <w:lang w:bidi="fa-IR"/>
+        </w:rPr>
+        <w:t>Protected</w:t>
+      </w:r>
+      <w:r>
+        <w:rPr>
+          <w:rFonts w:cs="B Nazanin" w:hint="cs"/>
+          <w:sz w:val="24"/>
+          <w:szCs w:val="24"/>
+          <w:rtl/>
+          <w:lang w:bidi="fa-IR"/>
+        </w:rPr>
+        <w:t xml:space="preserve"> به چه معناست ؟ یعنی این عضو از کلاس فقط در بدنه خود کلاس و در بدنه تمام فرزندان آن قابل دسترس و صدا کردن است و در بیرون از موارد مذکور در دسترس نیست . </w:t>
+      </w:r>
+    </w:p>
+    <w:p>
+      <w:pPr>
+        <w:pStyle w:val="ListParagraph"/>
+        <w:rPr>
+          <w:rFonts w:cs="B Nazanin"/>
+          <w:sz w:val="24"/>
+          <w:szCs w:val="24"/>
+          <w:rtl/>
+          <w:lang w:bidi="fa-IR"/>
+        </w:rPr>
+      </w:pPr>
+    </w:p>
+    <w:p>
+      <w:pPr>
+        <w:pStyle w:val="ListParagraph"/>
+        <w:numPr>
+          <w:ilvl w:val="0"/>
+          <w:numId w:val="1"/>
+        </w:numPr>
+        <w:bidi/>
+        <w:rPr>
+          <w:rFonts w:cs="B Nazanin"/>
+          <w:sz w:val="24"/>
+          <w:szCs w:val="24"/>
+          <w:lang w:bidi="fa-IR"/>
+        </w:rPr>
+      </w:pPr>
+      <w:r>
+        <w:rPr>
+          <w:rFonts w:cs="B Nazanin" w:hint="cs"/>
+          <w:sz w:val="24"/>
+          <w:szCs w:val="24"/>
+          <w:rtl/>
+          <w:lang w:bidi="fa-IR"/>
+        </w:rPr>
+        <w:t xml:space="preserve">آیا همیشه </w:t>
+      </w:r>
+      <w:r>
+        <w:rPr>
+          <w:rFonts w:cs="B Nazanin"/>
+          <w:sz w:val="24"/>
+          <w:szCs w:val="24"/>
+          <w:lang w:bidi="fa-IR"/>
+        </w:rPr>
+        <w:t>Property</w:t>
+      </w:r>
+      <w:r>
+        <w:rPr>
+          <w:rFonts w:cs="B Nazanin" w:hint="cs"/>
+          <w:sz w:val="24"/>
+          <w:szCs w:val="24"/>
+          <w:rtl/>
+          <w:lang w:bidi="fa-IR"/>
+        </w:rPr>
+        <w:t xml:space="preserve"> همیشه </w:t>
+      </w:r>
+      <w:r>
+        <w:rPr>
+          <w:rFonts w:cs="B Nazanin"/>
+          <w:sz w:val="24"/>
+          <w:szCs w:val="24"/>
+          <w:lang w:bidi="fa-IR"/>
+        </w:rPr>
+        <w:t xml:space="preserve">public </w:t>
+      </w:r>
+      <w:r>
+        <w:rPr>
+          <w:rFonts w:cs="B Nazanin" w:hint="cs"/>
+          <w:sz w:val="24"/>
+          <w:szCs w:val="24"/>
+          <w:rtl/>
+          <w:lang w:bidi="fa-IR"/>
+        </w:rPr>
+        <w:t xml:space="preserve"> هست ؟ خیر اصلا ربطی ندارد . یک صفت می تواند </w:t>
+      </w:r>
+      <w:r>
+        <w:rPr>
+          <w:rFonts w:cs="B Nazanin"/>
+          <w:sz w:val="24"/>
+          <w:szCs w:val="24"/>
+          <w:lang w:bidi="fa-IR"/>
+        </w:rPr>
+        <w:t>public private protected</w:t>
+      </w:r>
+      <w:r>
+        <w:rPr>
+          <w:rFonts w:cs="B Nazanin" w:hint="cs"/>
+          <w:sz w:val="24"/>
+          <w:szCs w:val="24"/>
+          <w:rtl/>
+          <w:lang w:bidi="fa-IR"/>
+        </w:rPr>
+        <w:t xml:space="preserve"> یا ... باشد . در واقع </w:t>
+      </w:r>
+      <w:r>
+        <w:rPr>
+          <w:rFonts w:cs="B Nazanin"/>
+          <w:sz w:val="24"/>
+          <w:szCs w:val="24"/>
+          <w:lang w:bidi="fa-IR"/>
+        </w:rPr>
+        <w:t>property</w:t>
+      </w:r>
+      <w:r>
+        <w:rPr>
+          <w:rFonts w:cs="B Nazanin" w:hint="cs"/>
+          <w:sz w:val="24"/>
+          <w:szCs w:val="24"/>
+          <w:rtl/>
+          <w:lang w:bidi="fa-IR"/>
+        </w:rPr>
+        <w:t xml:space="preserve"> یک عضو از یک کلاس است و فرق آن با </w:t>
+      </w:r>
+      <w:r>
+        <w:rPr>
+          <w:rFonts w:cs="B Nazanin"/>
+          <w:sz w:val="24"/>
+          <w:szCs w:val="24"/>
+          <w:lang w:bidi="fa-IR"/>
+        </w:rPr>
+        <w:t>field</w:t>
+      </w:r>
+      <w:r>
+        <w:rPr>
+          <w:rFonts w:cs="B Nazanin" w:hint="cs"/>
+          <w:sz w:val="24"/>
+          <w:szCs w:val="24"/>
+          <w:rtl/>
+          <w:lang w:bidi="fa-IR"/>
+        </w:rPr>
+        <w:t xml:space="preserve"> آن است که </w:t>
+      </w:r>
+      <w:r>
+        <w:rPr>
+          <w:rFonts w:cs="B Nazanin"/>
+          <w:sz w:val="24"/>
+          <w:szCs w:val="24"/>
+          <w:lang w:bidi="fa-IR"/>
+        </w:rPr>
+        <w:t>property</w:t>
+      </w:r>
+      <w:r>
+        <w:rPr>
+          <w:rFonts w:cs="B Nazanin" w:hint="cs"/>
+          <w:sz w:val="24"/>
+          <w:szCs w:val="24"/>
+          <w:rtl/>
+          <w:lang w:bidi="fa-IR"/>
+        </w:rPr>
+        <w:t xml:space="preserve"> قابلیت </w:t>
+      </w:r>
+      <w:r>
+        <w:rPr>
+          <w:rFonts w:cs="B Nazanin"/>
+          <w:sz w:val="24"/>
+          <w:szCs w:val="24"/>
+          <w:lang w:bidi="fa-IR"/>
+        </w:rPr>
+        <w:t>get set</w:t>
+      </w:r>
+      <w:r>
+        <w:rPr>
+          <w:rFonts w:cs="B Nazanin" w:hint="cs"/>
+          <w:sz w:val="24"/>
+          <w:szCs w:val="24"/>
+          <w:rtl/>
+          <w:lang w:bidi="fa-IR"/>
+        </w:rPr>
+        <w:t xml:space="preserve"> دارد ولی </w:t>
+      </w:r>
+      <w:r>
+        <w:rPr>
+          <w:rFonts w:cs="B Nazanin"/>
+          <w:sz w:val="24"/>
+          <w:szCs w:val="24"/>
+          <w:lang w:bidi="fa-IR"/>
+        </w:rPr>
+        <w:t>filed</w:t>
+      </w:r>
+      <w:r>
+        <w:rPr>
+          <w:rFonts w:cs="B Nazanin" w:hint="cs"/>
+          <w:sz w:val="24"/>
+          <w:szCs w:val="24"/>
+          <w:rtl/>
+          <w:lang w:bidi="fa-IR"/>
+        </w:rPr>
+        <w:t xml:space="preserve"> ندارد . در واقع </w:t>
+      </w:r>
+      <w:r>
+        <w:rPr>
+          <w:rFonts w:cs="B Nazanin"/>
+          <w:sz w:val="24"/>
+          <w:szCs w:val="24"/>
+          <w:lang w:bidi="fa-IR"/>
+        </w:rPr>
+        <w:t>property</w:t>
+      </w:r>
+      <w:r>
+        <w:rPr>
+          <w:rFonts w:cs="B Nazanin" w:hint="cs"/>
+          <w:sz w:val="24"/>
+          <w:szCs w:val="24"/>
+          <w:rtl/>
+          <w:lang w:bidi="fa-IR"/>
+        </w:rPr>
+        <w:t xml:space="preserve"> به ما امکان می دهد نحوه خواندن و نوشتن یک مقدار را کنترل کنیم . در واقع </w:t>
+      </w:r>
+      <w:r>
+        <w:rPr>
+          <w:rFonts w:cs="B Nazanin"/>
+          <w:sz w:val="24"/>
+          <w:szCs w:val="24"/>
+          <w:lang w:bidi="fa-IR"/>
+        </w:rPr>
+        <w:t>Filed</w:t>
+      </w:r>
+      <w:r>
+        <w:rPr>
+          <w:rFonts w:cs="B Nazanin" w:hint="cs"/>
+          <w:sz w:val="24"/>
+          <w:szCs w:val="24"/>
+          <w:rtl/>
+          <w:lang w:bidi="fa-IR"/>
+        </w:rPr>
+        <w:t xml:space="preserve"> برای نگهداری مستقیم یک مقدار در بدنه خود کلاس استفاده می شود .</w:t>
+      </w:r>
+      <w:r>
+        <w:rPr>
+          <w:rFonts w:cs="B Nazanin" w:hint="cs"/>
+          <w:sz w:val="24"/>
+          <w:szCs w:val="24"/>
+          <w:rtl/>
+          <w:lang w:bidi="fa-IR"/>
+        </w:rPr>
+        <w:t xml:space="preserve"> لیست دسته بندی اعضای یک کلاس در شکل زیر آورده شده است : </w:t>
+      </w:r>
+    </w:p>
+    <w:p>
+      <w:pPr>
+        <w:pStyle w:val="ListParagraph"/>
+        <w:rPr>
+          <w:rFonts w:cs="B Nazanin"/>
+          <w:sz w:val="24"/>
+          <w:szCs w:val="24"/>
+          <w:rtl/>
+          <w:lang w:bidi="fa-IR"/>
+        </w:rPr>
+      </w:pPr>
+    </w:p>
+    <w:p>
+      <w:pPr>
+        <w:pStyle w:val="ListParagraph"/>
+        <w:bidi/>
+        <w:jc w:val="right"/>
+        <w:rPr>
+          <w:rFonts w:cs="B Nazanin"/>
+          <w:sz w:val="24"/>
+          <w:szCs w:val="24"/>
+          <w:rtl/>
+          <w:lang w:bidi="fa-IR"/>
+        </w:rPr>
+      </w:pPr>
+      <w:r>
+        <w:rPr>
+          <w:noProof/>
+        </w:rPr>
+        <w:lastRenderedPageBreak/>
+        <w:drawing>
+          <wp:inline distT="0" distB="0" distL="0" distR="0" wp14:anchorId="30C6F8DC" wp14:editId="7B6AD6BE">
+            <wp:extent cx="1240225" cy="2586251"/>
+            <wp:effectExtent l="0" t="0" r="0" b="5080"/>
+            <wp:docPr id="8" name="Picture 8"/>
+            <wp:cNvGraphicFramePr>
+              <a:graphicFrameLocks xmlns:a="http://schemas.openxmlformats.org/drawingml/2006/main" noChangeAspect="1"/>
+            </wp:cNvGraphicFramePr>
+            <a:graphic xmlns:a="http://schemas.openxmlformats.org/drawingml/2006/main">
+              <a:graphicData uri="http://schemas.openxmlformats.org/drawingml/2006/picture">
+                <pic:pic xmlns:pic="http://schemas.openxmlformats.org/drawingml/2006/picture">
+                  <pic:nvPicPr>
+                    <pic:cNvPr id="1" name=""/>
+                    <pic:cNvPicPr/>
+                  </pic:nvPicPr>
+                  <pic:blipFill>
+                    <a:blip r:embed="rId17"/>
+                    <a:stretch>
+                      <a:fillRect/>
+                    </a:stretch>
+                  </pic:blipFill>
+                  <pic:spPr>
+                    <a:xfrm>
+                      <a:off x="0" y="0"/>
                       <a:ext cx="1240225" cy="2586251"/>
                     </a:xfrm>
                     <a:prstGeom prst="rect">
@@ -15069,6 +19301,408 @@
     </w:p>
     <w:p>
       <w:pPr>
+        <w:pStyle w:val="ListParagraph"/>
+        <w:numPr>
+          <w:ilvl w:val="0"/>
+          <w:numId w:val="1"/>
+        </w:numPr>
+        <w:bidi/>
+        <w:rPr>
+          <w:rFonts w:cs="B Nazanin"/>
+          <w:sz w:val="24"/>
+          <w:szCs w:val="24"/>
+          <w:lang w:bidi="fa-IR"/>
+        </w:rPr>
+      </w:pPr>
+      <w:r>
+        <w:rPr>
+          <w:rFonts w:cs="B Nazanin" w:hint="cs"/>
+          <w:sz w:val="24"/>
+          <w:szCs w:val="24"/>
+          <w:rtl/>
+          <w:lang w:bidi="fa-IR"/>
+        </w:rPr>
+        <w:t xml:space="preserve">عبارت </w:t>
+      </w:r>
+      <w:r>
+        <w:rPr>
+          <w:rFonts w:cs="B Nazanin"/>
+          <w:sz w:val="24"/>
+          <w:szCs w:val="24"/>
+          <w:lang w:bidi="fa-IR"/>
+        </w:rPr>
+        <w:t>??</w:t>
+      </w:r>
+      <w:r>
+        <w:rPr>
+          <w:rFonts w:cs="B Nazanin" w:hint="cs"/>
+          <w:sz w:val="24"/>
+          <w:szCs w:val="24"/>
+          <w:rtl/>
+          <w:lang w:bidi="fa-IR"/>
+        </w:rPr>
+        <w:t xml:space="preserve"> یعنی چ</w:t>
+      </w:r>
+      <w:r>
+        <w:rPr>
+          <w:rFonts w:cs="B Nazanin" w:hint="cs"/>
+          <w:sz w:val="24"/>
+          <w:szCs w:val="24"/>
+          <w:rtl/>
+          <w:lang w:bidi="fa-IR"/>
+        </w:rPr>
+        <w:t>ه</w:t>
+      </w:r>
+      <w:r>
+        <w:rPr>
+          <w:rFonts w:cs="B Nazanin" w:hint="cs"/>
+          <w:sz w:val="24"/>
+          <w:szCs w:val="24"/>
+          <w:rtl/>
+          <w:lang w:bidi="fa-IR"/>
+        </w:rPr>
+        <w:t xml:space="preserve"> ؟</w:t>
+      </w:r>
+      <w:r>
+        <w:rPr>
+          <w:rFonts w:cs="B Nazanin" w:hint="cs"/>
+          <w:sz w:val="24"/>
+          <w:szCs w:val="24"/>
+          <w:rtl/>
+          <w:lang w:bidi="fa-IR"/>
+        </w:rPr>
+        <w:t xml:space="preserve"> ی</w:t>
+      </w:r>
+      <w:r>
+        <w:rPr>
+          <w:rFonts w:cs="B Nazanin"/>
+          <w:sz w:val="24"/>
+          <w:szCs w:val="24"/>
+          <w:rtl/>
+          <w:lang w:bidi="fa-IR"/>
+        </w:rPr>
+        <w:t xml:space="preserve">عنی اگر مقدار سمت چپ </w:t>
+      </w:r>
+      <w:r>
+        <w:rPr>
+          <w:rFonts w:cs="B Nazanin"/>
+          <w:sz w:val="24"/>
+          <w:szCs w:val="24"/>
+          <w:lang w:bidi="fa-IR"/>
+        </w:rPr>
+        <w:t xml:space="preserve"> </w:t>
+      </w:r>
+      <w:r>
+        <w:rPr>
+          <w:rFonts w:cs="B Nazanin"/>
+          <w:sz w:val="24"/>
+          <w:szCs w:val="24"/>
+          <w:lang w:bidi="fa-IR"/>
+        </w:rPr>
+        <w:t xml:space="preserve">null </w:t>
+      </w:r>
+      <w:r>
+        <w:rPr>
+          <w:rFonts w:cs="B Nazanin"/>
+          <w:sz w:val="24"/>
+          <w:szCs w:val="24"/>
+          <w:rtl/>
+          <w:lang w:bidi="fa-IR"/>
+        </w:rPr>
+        <w:t>بود</w:t>
+      </w:r>
+      <w:r>
+        <w:rPr>
+          <w:rFonts w:cs="B Nazanin" w:hint="cs"/>
+          <w:sz w:val="24"/>
+          <w:szCs w:val="24"/>
+          <w:rtl/>
+          <w:lang w:bidi="fa-IR"/>
+        </w:rPr>
+        <w:t xml:space="preserve"> </w:t>
+      </w:r>
+      <w:r>
+        <w:rPr>
+          <w:rFonts w:cs="B Nazanin"/>
+          <w:sz w:val="24"/>
+          <w:szCs w:val="24"/>
+          <w:rtl/>
+          <w:lang w:bidi="fa-IR"/>
+        </w:rPr>
+        <w:t>، مقدار سمت راست را استفاده ک</w:t>
+      </w:r>
+      <w:r>
+        <w:rPr>
+          <w:rFonts w:cs="B Nazanin" w:hint="cs"/>
+          <w:sz w:val="24"/>
+          <w:szCs w:val="24"/>
+          <w:rtl/>
+          <w:lang w:bidi="fa-IR"/>
+        </w:rPr>
+        <w:t xml:space="preserve">ن به آن در زبان سی </w:t>
+      </w:r>
+      <w:proofErr w:type="spellStart"/>
+      <w:r>
+        <w:rPr>
+          <w:rFonts w:cs="B Nazanin" w:hint="cs"/>
+          <w:sz w:val="24"/>
+          <w:szCs w:val="24"/>
+          <w:rtl/>
+          <w:lang w:bidi="fa-IR"/>
+        </w:rPr>
+        <w:t>شارپ</w:t>
+      </w:r>
+      <w:proofErr w:type="spellEnd"/>
+      <w:r>
+        <w:rPr>
+          <w:rFonts w:cs="B Nazanin" w:hint="cs"/>
+          <w:sz w:val="24"/>
+          <w:szCs w:val="24"/>
+          <w:rtl/>
+          <w:lang w:bidi="fa-IR"/>
+        </w:rPr>
+        <w:t xml:space="preserve">  </w:t>
+      </w:r>
+      <w:r>
+        <w:rPr>
+          <w:rFonts w:cs="B Nazanin"/>
+          <w:sz w:val="24"/>
+          <w:szCs w:val="24"/>
+          <w:lang w:bidi="fa-IR"/>
+        </w:rPr>
+        <w:t>Null-coalescing operator</w:t>
+      </w:r>
+      <w:r>
+        <w:rPr>
+          <w:rFonts w:cs="B Nazanin" w:hint="cs"/>
+          <w:sz w:val="24"/>
+          <w:szCs w:val="24"/>
+          <w:rtl/>
+          <w:lang w:bidi="fa-IR"/>
+        </w:rPr>
+        <w:t xml:space="preserve"> می گویند . </w:t>
+      </w:r>
+      <w:r>
+        <w:rPr>
+          <w:rFonts w:cs="B Nazanin"/>
+          <w:sz w:val="24"/>
+          <w:szCs w:val="24"/>
+          <w:lang w:bidi="fa-IR"/>
+        </w:rPr>
+        <w:t xml:space="preserve"> </w:t>
+      </w:r>
+    </w:p>
+    <w:p>
+      <w:pPr>
+        <w:bidi/>
+        <w:ind w:left="360"/>
+        <w:rPr>
+          <w:rFonts w:cs="B Nazanin"/>
+          <w:sz w:val="24"/>
+          <w:szCs w:val="24"/>
+          <w:lang w:bidi="fa-IR"/>
+        </w:rPr>
+      </w:pPr>
+      <w:r>
+        <w:rPr>
+          <w:noProof/>
+        </w:rPr>
+        <w:drawing>
+          <wp:inline distT="0" distB="0" distL="0" distR="0" wp14:anchorId="6F8BC644" wp14:editId="60420C19">
+            <wp:extent cx="2371725" cy="962025"/>
+            <wp:effectExtent l="0" t="0" r="9525" b="9525"/>
+            <wp:docPr id="12" name="Picture 12"/>
+            <wp:cNvGraphicFramePr>
+              <a:graphicFrameLocks xmlns:a="http://schemas.openxmlformats.org/drawingml/2006/main" noChangeAspect="1"/>
+            </wp:cNvGraphicFramePr>
+            <a:graphic xmlns:a="http://schemas.openxmlformats.org/drawingml/2006/main">
+              <a:graphicData uri="http://schemas.openxmlformats.org/drawingml/2006/picture">
+                <pic:pic xmlns:pic="http://schemas.openxmlformats.org/drawingml/2006/picture">
+                  <pic:nvPicPr>
+                    <pic:cNvPr id="1" name=""/>
+                    <pic:cNvPicPr/>
+                  </pic:nvPicPr>
+                  <pic:blipFill>
+                    <a:blip r:embed="rId18"/>
+                    <a:stretch>
+                      <a:fillRect/>
+                    </a:stretch>
+                  </pic:blipFill>
+                  <pic:spPr>
+                    <a:xfrm>
+                      <a:off x="0" y="0"/>
+                      <a:ext cx="2371725" cy="962025"/>
+                    </a:xfrm>
+                    <a:prstGeom prst="rect">
+                      <a:avLst/>
+                    </a:prstGeom>
+                  </pic:spPr>
+                </pic:pic>
+              </a:graphicData>
+            </a:graphic>
+          </wp:inline>
+        </w:drawing>
+      </w:r>
+    </w:p>
+    <w:p>
+      <w:pPr>
+        <w:bidi/>
+        <w:ind w:left="360"/>
+        <w:rPr>
+          <w:rFonts w:cs="B Nazanin" w:hint="cs"/>
+          <w:sz w:val="24"/>
+          <w:szCs w:val="24"/>
+          <w:rtl/>
+          <w:lang w:bidi="fa-IR"/>
+        </w:rPr>
+      </w:pPr>
+      <w:r>
+        <w:rPr>
+          <w:rFonts w:cs="B Nazanin" w:hint="cs"/>
+          <w:sz w:val="24"/>
+          <w:szCs w:val="24"/>
+          <w:rtl/>
+          <w:lang w:bidi="fa-IR"/>
+        </w:rPr>
+        <w:t xml:space="preserve">در مثال بالا یعنی اگر </w:t>
+      </w:r>
+      <w:r>
+        <w:rPr>
+          <w:rFonts w:cs="B Nazanin"/>
+          <w:sz w:val="24"/>
+          <w:szCs w:val="24"/>
+          <w:lang w:bidi="fa-IR"/>
+        </w:rPr>
+        <w:t>name</w:t>
+      </w:r>
+      <w:r>
+        <w:rPr>
+          <w:rFonts w:cs="B Nazanin" w:hint="cs"/>
+          <w:sz w:val="24"/>
+          <w:szCs w:val="24"/>
+          <w:rtl/>
+          <w:lang w:bidi="fa-IR"/>
+        </w:rPr>
+        <w:t xml:space="preserve"> برابر با </w:t>
+      </w:r>
+      <w:r>
+        <w:rPr>
+          <w:rFonts w:cs="B Nazanin"/>
+          <w:sz w:val="24"/>
+          <w:szCs w:val="24"/>
+          <w:lang w:bidi="fa-IR"/>
+        </w:rPr>
+        <w:t xml:space="preserve">null </w:t>
+      </w:r>
+      <w:r>
+        <w:rPr>
+          <w:rFonts w:cs="B Nazanin" w:hint="cs"/>
+          <w:sz w:val="24"/>
+          <w:szCs w:val="24"/>
+          <w:rtl/>
+          <w:lang w:bidi="fa-IR"/>
+        </w:rPr>
+        <w:t xml:space="preserve"> بود آن گاه </w:t>
+      </w:r>
+      <w:r>
+        <w:rPr>
+          <w:rFonts w:cs="B Nazanin"/>
+          <w:sz w:val="24"/>
+          <w:szCs w:val="24"/>
+          <w:lang w:bidi="fa-IR"/>
+        </w:rPr>
+        <w:t>result</w:t>
+      </w:r>
+      <w:r>
+        <w:rPr>
+          <w:rFonts w:cs="B Nazanin" w:hint="cs"/>
+          <w:sz w:val="24"/>
+          <w:szCs w:val="24"/>
+          <w:rtl/>
+          <w:lang w:bidi="fa-IR"/>
+        </w:rPr>
+        <w:t xml:space="preserve"> برابر با مقدار سمت راست و اگر </w:t>
+      </w:r>
+      <w:r>
+        <w:rPr>
+          <w:rFonts w:cs="B Nazanin"/>
+          <w:sz w:val="24"/>
+          <w:szCs w:val="24"/>
+          <w:lang w:bidi="fa-IR"/>
+        </w:rPr>
+        <w:t>null</w:t>
+      </w:r>
+      <w:r>
+        <w:rPr>
+          <w:rFonts w:cs="B Nazanin" w:hint="cs"/>
+          <w:sz w:val="24"/>
+          <w:szCs w:val="24"/>
+          <w:rtl/>
+          <w:lang w:bidi="fa-IR"/>
+        </w:rPr>
+        <w:t xml:space="preserve"> نبود برابر با خود مقدار </w:t>
+      </w:r>
+      <w:r>
+        <w:rPr>
+          <w:rFonts w:cs="B Nazanin"/>
+          <w:sz w:val="24"/>
+          <w:szCs w:val="24"/>
+          <w:lang w:bidi="fa-IR"/>
+        </w:rPr>
+        <w:t>name</w:t>
+      </w:r>
+      <w:r>
+        <w:rPr>
+          <w:rFonts w:cs="B Nazanin" w:hint="cs"/>
+          <w:sz w:val="24"/>
+          <w:szCs w:val="24"/>
+          <w:rtl/>
+          <w:lang w:bidi="fa-IR"/>
+        </w:rPr>
+        <w:t xml:space="preserve"> می شود که در مثال بالا مقدار </w:t>
+      </w:r>
+      <w:r>
+        <w:rPr>
+          <w:rFonts w:cs="B Nazanin"/>
+          <w:sz w:val="24"/>
+          <w:szCs w:val="24"/>
+          <w:lang w:bidi="fa-IR"/>
+        </w:rPr>
+        <w:t>result</w:t>
+      </w:r>
+      <w:r>
+        <w:rPr>
+          <w:rFonts w:cs="B Nazanin" w:hint="cs"/>
+          <w:sz w:val="24"/>
+          <w:szCs w:val="24"/>
+          <w:rtl/>
+          <w:lang w:bidi="fa-IR"/>
+        </w:rPr>
+        <w:t xml:space="preserve"> برابر با </w:t>
+      </w:r>
+      <w:r>
+        <w:rPr>
+          <w:rFonts w:cs="B Nazanin"/>
+          <w:sz w:val="24"/>
+          <w:szCs w:val="24"/>
+          <w:lang w:bidi="fa-IR"/>
+        </w:rPr>
+        <w:t>Unknown</w:t>
+      </w:r>
+      <w:r>
+        <w:rPr>
+          <w:rFonts w:cs="B Nazanin" w:hint="cs"/>
+          <w:sz w:val="24"/>
+          <w:szCs w:val="24"/>
+          <w:rtl/>
+          <w:lang w:bidi="fa-IR"/>
+        </w:rPr>
+        <w:t xml:space="preserve"> است .</w:t>
+      </w:r>
+    </w:p>
+    <w:p>
+      <w:pPr>
+        <w:pStyle w:val="ListParagraph"/>
         <w:bidi/>
         <w:rPr>
           <w:rFonts w:cs="B Nazanin"/>
@@ -15176,235 +19810,9 @@
 <file path=word/numbering.xml><?xml version="1.0" encoding="utf-8"?>
 <w:numbering xmlns:wpc="http://schemas.microsoft.com/office/word/2010/wordprocessingCanvas" xmlns:cx="http://schemas.microsoft.com/office/drawing/2014/chartex" xmlns:cx1="http://schemas.microsoft.com/office/drawing/2015/9/8/chartex" xmlns:cx2="http://schemas.microsoft.com/office/drawing/2015/10/21/chartex" xmlns:cx3="http://schemas.microsoft.com/office/drawing/2016/5/9/chartex" xmlns:cx4="http://schemas.microsoft.com/office/drawing/2016/5/10/chartex" xmlns:cx5="http://schemas.microsoft.com/office/drawing/2016/5/11/chartex" xmlns:cx6="http://schemas.microsoft.com/office/drawing/2016/5/12/chartex" xmlns:cx7="http://schemas.microsoft.com/office/drawing/2016/5/13/chartex" xmlns:cx8="http://schemas.microsoft.com/office/drawing/2016/5/14/chartex" xmlns:mc="http://schemas.openxmlformats.org/markup-compatibility/2006" xmlns:aink="http://schemas.microsoft.com/office/drawing/2016/ink" xmlns:am3d="http://schemas.microsoft.com/office/drawing/2017/model3d" xmlns:o="urn:schemas-microsoft-com:office:office" xmlns:r="http://schemas.openxmlformats.org/officeDocument/2006/relationships" xmlns:m="http://schemas.openxmlformats.org/officeDocument/2006/math" xmlns:v="urn:schemas-microsoft-com:vml" xmlns:wp14="http://schemas.microsoft.com/office/word/2010/wordprocessingDrawing" xmlns:wp="http://schemas.openxmlformats.org/drawingml/2006/wordprocessingDrawing" xmlns:w10="urn:schemas-microsoft-com:office:word" xmlns:w="http://schemas.openxmlformats.org/wordprocessingml/2006/main" xmlns:w14="http://schemas.microsoft.com/office/word/2010/wordml" xmlns:w15="http://schemas.microsoft.com/office/word/2012/wordml" xmlns:w16cex="http://schemas.microsoft.com/office/word/2018/wordml/cex" xmlns:w16cid="http://schemas.microsoft.com/office/word/2016/wordml/cid" xmlns:w16="http://schemas.microsoft.com/office/word/2018/wordml" xmlns:w16sdtdh="http://schemas.microsoft.com/office/word/2020/wordml/sdtdatahash" xmlns:w16se="http://schemas.microsoft.com/office/word/2015/wordml/symex" xmlns:wpg="http://schemas.microsoft.com/office/word/2010/wordprocessingGroup" xmlns:wpi="http://schemas.microsoft.com/office/word/2010/wordprocessingInk" xmlns:wne="http://schemas.microsoft.com/office/word/2006/wordml" xmlns:wps="http://schemas.microsoft.com/office/word/2010/wordprocessingShape" mc:Ignorable="w14 w15 w16se w16cid w16 w16cex w16sdtdh wp14">
   <w:abstractNum w:abstractNumId="0" w15:restartNumberingAfterBreak="0">
-    <w:nsid w:val="0BC701F1"/>
-    <w:multiLevelType w:val="multilevel"/>
-    <w:tmpl w:val="47C0E8CC"/>
-    <w:lvl w:ilvl="0">
-      <w:start w:val="3"/>
-      <w:numFmt w:val="decimal"/>
-      <w:lvlText w:val="%1."/>
-      <w:lvlJc w:val="left"/>
-      <w:pPr>
-        <w:tabs>
-          <w:tab w:val="num" w:pos="720"/>
-        </w:tabs>
-        <w:ind w:left="720" w:hanging="360"/>
-      </w:pPr>
-    </w:lvl>
-    <w:lvl w:ilvl="1" w:tentative="1">
-      <w:start w:val="1"/>
-      <w:numFmt w:val="decimal"/>
-      <w:lvlText w:val="%2."/>
-      <w:lvlJc w:val="left"/>
-      <w:pPr>
-        <w:tabs>
-          <w:tab w:val="num" w:pos="1440"/>
-        </w:tabs>
-        <w:ind w:left="1440" w:hanging="360"/>
-      </w:pPr>
-    </w:lvl>
-    <w:lvl w:ilvl="2" w:tentative="1">
-      <w:start w:val="1"/>
-      <w:numFmt w:val="decimal"/>
-      <w:lvlText w:val="%3."/>
-      <w:lvlJc w:val="left"/>
-      <w:pPr>
-        <w:tabs>
-          <w:tab w:val="num" w:pos="2160"/>
-        </w:tabs>
-        <w:ind w:left="2160" w:hanging="360"/>
-      </w:pPr>
-    </w:lvl>
-    <w:lvl w:ilvl="3" w:tentative="1">
-      <w:start w:val="1"/>
-      <w:numFmt w:val="decimal"/>
-      <w:lvlText w:val="%4."/>
-      <w:lvlJc w:val="left"/>
-      <w:pPr>
-        <w:tabs>
-          <w:tab w:val="num" w:pos="2880"/>
-        </w:tabs>
-        <w:ind w:left="2880" w:hanging="360"/>
-      </w:pPr>
-    </w:lvl>
-    <w:lvl w:ilvl="4" w:tentative="1">
-      <w:start w:val="1"/>
-      <w:numFmt w:val="decimal"/>
-      <w:lvlText w:val="%5."/>
-      <w:lvlJc w:val="left"/>
-      <w:pPr>
-        <w:tabs>
-          <w:tab w:val="num" w:pos="3600"/>
-        </w:tabs>
-        <w:ind w:left="3600" w:hanging="360"/>
-      </w:pPr>
-    </w:lvl>
-    <w:lvl w:ilvl="5" w:tentative="1">
-      <w:start w:val="1"/>
-      <w:numFmt w:val="decimal"/>
-      <w:lvlText w:val="%6."/>
-      <w:lvlJc w:val="left"/>
-      <w:pPr>
-        <w:tabs>
-          <w:tab w:val="num" w:pos="4320"/>
-        </w:tabs>
-        <w:ind w:left="4320" w:hanging="360"/>
-      </w:pPr>
-    </w:lvl>
-    <w:lvl w:ilvl="6" w:tentative="1">
-      <w:start w:val="1"/>
-      <w:numFmt w:val="decimal"/>
-      <w:lvlText w:val="%7."/>
-      <w:lvlJc w:val="left"/>
-      <w:pPr>
-        <w:tabs>
-          <w:tab w:val="num" w:pos="5040"/>
-        </w:tabs>
-        <w:ind w:left="5040" w:hanging="360"/>
-      </w:pPr>
-    </w:lvl>
-    <w:lvl w:ilvl="7" w:tentative="1">
-      <w:start w:val="1"/>
-      <w:numFmt w:val="decimal"/>
-      <w:lvlText w:val="%8."/>
-      <w:lvlJc w:val="left"/>
-      <w:pPr>
-        <w:tabs>
-          <w:tab w:val="num" w:pos="5760"/>
-        </w:tabs>
-        <w:ind w:left="5760" w:hanging="360"/>
-      </w:pPr>
-    </w:lvl>
-    <w:lvl w:ilvl="8" w:tentative="1">
-      <w:start w:val="1"/>
-      <w:numFmt w:val="decimal"/>
-      <w:lvlText w:val="%9."/>
-      <w:lvlJc w:val="left"/>
-      <w:pPr>
-        <w:tabs>
-          <w:tab w:val="num" w:pos="6480"/>
-        </w:tabs>
-        <w:ind w:left="6480" w:hanging="360"/>
-      </w:pPr>
-    </w:lvl>
-  </w:abstractNum>
-  <w:abstractNum w:abstractNumId="1" w15:restartNumberingAfterBreak="0">
-    <w:nsid w:val="245C1995"/>
-    <w:multiLevelType w:val="multilevel"/>
-    <w:tmpl w:val="565EEFA2"/>
-    <w:lvl w:ilvl="0">
-      <w:start w:val="4"/>
-      <w:numFmt w:val="decimal"/>
-      <w:lvlText w:val="%1."/>
-      <w:lvlJc w:val="left"/>
-      <w:pPr>
-        <w:tabs>
-          <w:tab w:val="num" w:pos="720"/>
-        </w:tabs>
-        <w:ind w:left="720" w:hanging="360"/>
-      </w:pPr>
-    </w:lvl>
-    <w:lvl w:ilvl="1" w:tentative="1">
-      <w:start w:val="1"/>
-      <w:numFmt w:val="decimal"/>
-      <w:lvlText w:val="%2."/>
-      <w:lvlJc w:val="left"/>
-      <w:pPr>
-        <w:tabs>
-          <w:tab w:val="num" w:pos="1440"/>
-        </w:tabs>
-        <w:ind w:left="1440" w:hanging="360"/>
-      </w:pPr>
-    </w:lvl>
-    <w:lvl w:ilvl="2" w:tentative="1">
-      <w:start w:val="1"/>
-      <w:numFmt w:val="decimal"/>
-      <w:lvlText w:val="%3."/>
-      <w:lvlJc w:val="left"/>
-      <w:pPr>
-        <w:tabs>
-          <w:tab w:val="num" w:pos="2160"/>
-        </w:tabs>
-        <w:ind w:left="2160" w:hanging="360"/>
-      </w:pPr>
-    </w:lvl>
-    <w:lvl w:ilvl="3" w:tentative="1">
-      <w:start w:val="1"/>
-      <w:numFmt w:val="decimal"/>
-      <w:lvlText w:val="%4."/>
-      <w:lvlJc w:val="left"/>
-      <w:pPr>
-        <w:tabs>
-          <w:tab w:val="num" w:pos="2880"/>
-        </w:tabs>
-        <w:ind w:left="2880" w:hanging="360"/>
-      </w:pPr>
-    </w:lvl>
-    <w:lvl w:ilvl="4" w:tentative="1">
-      <w:start w:val="1"/>
-      <w:numFmt w:val="decimal"/>
-      <w:lvlText w:val="%5."/>
-      <w:lvlJc w:val="left"/>
-      <w:pPr>
-        <w:tabs>
-          <w:tab w:val="num" w:pos="3600"/>
-        </w:tabs>
-        <w:ind w:left="3600" w:hanging="360"/>
-      </w:pPr>
-    </w:lvl>
-    <w:lvl w:ilvl="5" w:tentative="1">
-      <w:start w:val="1"/>
-      <w:numFmt w:val="decimal"/>
-      <w:lvlText w:val="%6."/>
-      <w:lvlJc w:val="left"/>
-      <w:pPr>
-        <w:tabs>
-          <w:tab w:val="num" w:pos="4320"/>
-        </w:tabs>
-        <w:ind w:left="4320" w:hanging="360"/>
-      </w:pPr>
-    </w:lvl>
-    <w:lvl w:ilvl="6" w:tentative="1">
-      <w:start w:val="1"/>
-      <w:numFmt w:val="decimal"/>
-      <w:lvlText w:val="%7."/>
-      <w:lvlJc w:val="left"/>
-      <w:pPr>
-        <w:tabs>
-          <w:tab w:val="num" w:pos="5040"/>
-        </w:tabs>
-        <w:ind w:left="5040" w:hanging="360"/>
-      </w:pPr>
-    </w:lvl>
-    <w:lvl w:ilvl="7" w:tentative="1">
-      <w:start w:val="1"/>
-      <w:numFmt w:val="decimal"/>
-      <w:lvlText w:val="%8."/>
-      <w:lvlJc w:val="left"/>
-      <w:pPr>
-        <w:tabs>
-          <w:tab w:val="num" w:pos="5760"/>
-        </w:tabs>
-        <w:ind w:left="5760" w:hanging="360"/>
-      </w:pPr>
-    </w:lvl>
-    <w:lvl w:ilvl="8" w:tentative="1">
-      <w:start w:val="1"/>
-      <w:numFmt w:val="decimal"/>
-      <w:lvlText w:val="%9."/>
-      <w:lvlJc w:val="left"/>
-      <w:pPr>
-        <w:tabs>
-          <w:tab w:val="num" w:pos="6480"/>
-        </w:tabs>
-        <w:ind w:left="6480" w:hanging="360"/>
-      </w:pPr>
-    </w:lvl>
-  </w:abstractNum>
-  <w:abstractNum w:abstractNumId="2" w15:restartNumberingAfterBreak="0">
-    <w:nsid w:val="33C8462F"/>
+    <w:nsid w:val="07184BEF"/>
     <w:multiLevelType w:val="hybridMultilevel"/>
-    <w:tmpl w:val="F85A157C"/>
+    <w:tmpl w:val="7B469ED8"/>
     <w:lvl w:ilvl="0" w:tplc="04090011">
       <w:start w:val="1"/>
       <w:numFmt w:val="decimal"/>
@@ -15490,12 +19898,12 @@
       </w:pPr>
     </w:lvl>
   </w:abstractNum>
-  <w:abstractNum w:abstractNumId="3" w15:restartNumberingAfterBreak="0">
-    <w:nsid w:val="554D2A37"/>
+  <w:abstractNum w:abstractNumId="1" w15:restartNumberingAfterBreak="0">
+    <w:nsid w:val="0BC701F1"/>
     <w:multiLevelType w:val="multilevel"/>
-    <w:tmpl w:val="945C24F2"/>
+    <w:tmpl w:val="47C0E8CC"/>
     <w:lvl w:ilvl="0">
-      <w:start w:val="1"/>
+      <w:start w:val="3"/>
       <w:numFmt w:val="decimal"/>
       <w:lvlText w:val="%1."/>
       <w:lvlJc w:val="left"/>
@@ -15603,96 +20011,123 @@
       </w:pPr>
     </w:lvl>
   </w:abstractNum>
-  <w:abstractNum w:abstractNumId="4" w15:restartNumberingAfterBreak="0">
-    <w:nsid w:val="56F832EC"/>
+  <w:abstractNum w:abstractNumId="2" w15:restartNumberingAfterBreak="0">
+    <w:nsid w:val="245C1995"/>
     <w:multiLevelType w:val="multilevel"/>
-    <w:tmpl w:val="0409001D"/>
+    <w:tmpl w:val="565EEFA2"/>
     <w:lvl w:ilvl="0">
+      <w:start w:val="4"/>
+      <w:numFmt w:val="decimal"/>
+      <w:lvlText w:val="%1."/>
+      <w:lvlJc w:val="left"/>
+      <w:pPr>
+        <w:tabs>
+          <w:tab w:val="num" w:pos="720"/>
+        </w:tabs>
+        <w:ind w:left="720" w:hanging="360"/>
+      </w:pPr>
+    </w:lvl>
+    <w:lvl w:ilvl="1" w:tentative="1">
       <w:start w:val="1"/>
       <w:numFmt w:val="decimal"/>
-      <w:lvlText w:val="%1)"/>
+      <w:lvlText w:val="%2."/>
       <w:lvlJc w:val="left"/>
       <w:pPr>
-        <w:ind w:left="360" w:hanging="360"/>
+        <w:tabs>
+          <w:tab w:val="num" w:pos="1440"/>
+        </w:tabs>
+        <w:ind w:left="1440" w:hanging="360"/>
       </w:pPr>
     </w:lvl>
-    <w:lvl w:ilvl="1">
-      <w:start w:val="1"/>
-      <w:numFmt w:val="lowerLetter"/>
-      <w:lvlText w:val="%2)"/>
-      <w:lvlJc w:val="left"/>
-      <w:pPr>
-        <w:ind w:left="720" w:hanging="360"/>
-      </w:pPr>
-    </w:lvl>
-    <w:lvl w:ilvl="2">
-      <w:start w:val="1"/>
-      <w:numFmt w:val="lowerRoman"/>
-      <w:lvlText w:val="%3)"/>
-      <w:lvlJc w:val="left"/>
-      <w:pPr>
-        <w:ind w:left="1080" w:hanging="360"/>
-      </w:pPr>
-    </w:lvl>
-    <w:lvl w:ilvl="3">
+    <w:lvl w:ilvl="2" w:tentative="1">
       <w:start w:val="1"/>
       <w:numFmt w:val="decimal"/>
-      <w:lvlText w:val="(%4)"/>
+      <w:lvlText w:val="%3."/>
       <w:lvlJc w:val="left"/>
       <w:pPr>
-        <w:ind w:left="1440" w:hanging="360"/>
+        <w:tabs>
+          <w:tab w:val="num" w:pos="2160"/>
+        </w:tabs>
+        <w:ind w:left="2160" w:hanging="360"/>
       </w:pPr>
     </w:lvl>
-    <w:lvl w:ilvl="4">
+    <w:lvl w:ilvl="3" w:tentative="1">
       <w:start w:val="1"/>
-      <w:numFmt w:val="lowerLetter"/>
-      <w:lvlText w:val="(%5)"/>
+      <w:numFmt w:val="decimal"/>
+      <w:lvlText w:val="%4."/>
       <w:lvlJc w:val="left"/>
       <w:pPr>
-        <w:ind w:left="1800" w:hanging="360"/>
+        <w:tabs>
+          <w:tab w:val="num" w:pos="2880"/>
+        </w:tabs>
+        <w:ind w:left="2880" w:hanging="360"/>
       </w:pPr>
     </w:lvl>
-    <w:lvl w:ilvl="5">
+    <w:lvl w:ilvl="4" w:tentative="1">
       <w:start w:val="1"/>
-      <w:numFmt w:val="lowerRoman"/>
-      <w:lvlText w:val="(%6)"/>
+      <w:numFmt w:val="decimal"/>
+      <w:lvlText w:val="%5."/>
       <w:lvlJc w:val="left"/>
       <w:pPr>
-        <w:ind w:left="2160" w:hanging="360"/>
+        <w:tabs>
+          <w:tab w:val="num" w:pos="3600"/>
+        </w:tabs>
+        <w:ind w:left="3600" w:hanging="360"/>
       </w:pPr>
     </w:lvl>
-    <w:lvl w:ilvl="6">
+    <w:lvl w:ilvl="5" w:tentative="1">
+      <w:start w:val="1"/>
+      <w:numFmt w:val="decimal"/>
+      <w:lvlText w:val="%6."/>
+      <w:lvlJc w:val="left"/>
+      <w:pPr>
+        <w:tabs>
+          <w:tab w:val="num" w:pos="4320"/>
+        </w:tabs>
+        <w:ind w:left="4320" w:hanging="360"/>
+      </w:pPr>
+    </w:lvl>
+    <w:lvl w:ilvl="6" w:tentative="1">
       <w:start w:val="1"/>
       <w:numFmt w:val="decimal"/>
       <w:lvlText w:val="%7."/>
       <w:lvlJc w:val="left"/>
       <w:pPr>
-        <w:ind w:left="2520" w:hanging="360"/>
+        <w:tabs>
+          <w:tab w:val="num" w:pos="5040"/>
+        </w:tabs>
+        <w:ind w:left="5040" w:hanging="360"/>
       </w:pPr>
     </w:lvl>
-    <w:lvl w:ilvl="7">
+    <w:lvl w:ilvl="7" w:tentative="1">
       <w:start w:val="1"/>
-      <w:numFmt w:val="lowerLetter"/>
+      <w:numFmt w:val="decimal"/>
       <w:lvlText w:val="%8."/>
       <w:lvlJc w:val="left"/>
       <w:pPr>
-        <w:ind w:left="2880" w:hanging="360"/>
+        <w:tabs>
+          <w:tab w:val="num" w:pos="5760"/>
+        </w:tabs>
+        <w:ind w:left="5760" w:hanging="360"/>
       </w:pPr>
     </w:lvl>
-    <w:lvl w:ilvl="8">
+    <w:lvl w:ilvl="8" w:tentative="1">
       <w:start w:val="1"/>
-      <w:numFmt w:val="lowerRoman"/>
+      <w:numFmt w:val="decimal"/>
       <w:lvlText w:val="%9."/>
       <w:lvlJc w:val="left"/>
       <w:pPr>
-        <w:ind w:left="3240" w:hanging="360"/>
+        <w:tabs>
+          <w:tab w:val="num" w:pos="6480"/>
+        </w:tabs>
+        <w:ind w:left="6480" w:hanging="360"/>
       </w:pPr>
     </w:lvl>
   </w:abstractNum>
-  <w:abstractNum w:abstractNumId="5" w15:restartNumberingAfterBreak="0">
-    <w:nsid w:val="68901ECE"/>
+  <w:abstractNum w:abstractNumId="3" w15:restartNumberingAfterBreak="0">
+    <w:nsid w:val="33C8462F"/>
     <w:multiLevelType w:val="hybridMultilevel"/>
-    <w:tmpl w:val="518C031A"/>
+    <w:tmpl w:val="F85A157C"/>
     <w:lvl w:ilvl="0" w:tplc="04090011">
       <w:start w:val="1"/>
       <w:numFmt w:val="decimal"/>
@@ -15778,7 +20213,384 @@
       </w:pPr>
     </w:lvl>
   </w:abstractNum>
+  <w:abstractNum w:abstractNumId="4" w15:restartNumberingAfterBreak="0">
+    <w:nsid w:val="436076F7"/>
+    <w:multiLevelType w:val="hybridMultilevel"/>
+    <w:tmpl w:val="5B88F8A8"/>
+    <w:lvl w:ilvl="0" w:tplc="04090011">
+      <w:start w:val="1"/>
+      <w:numFmt w:val="decimal"/>
+      <w:lvlText w:val="%1)"/>
+      <w:lvlJc w:val="left"/>
+      <w:pPr>
+        <w:ind w:left="720" w:hanging="360"/>
+      </w:pPr>
+      <w:rPr>
+        <w:rFonts w:hint="default"/>
+      </w:rPr>
+    </w:lvl>
+    <w:lvl w:ilvl="1" w:tplc="04090019" w:tentative="1">
+      <w:start w:val="1"/>
+      <w:numFmt w:val="lowerLetter"/>
+      <w:lvlText w:val="%2."/>
+      <w:lvlJc w:val="left"/>
+      <w:pPr>
+        <w:ind w:left="1440" w:hanging="360"/>
+      </w:pPr>
+    </w:lvl>
+    <w:lvl w:ilvl="2" w:tplc="0409001B" w:tentative="1">
+      <w:start w:val="1"/>
+      <w:numFmt w:val="lowerRoman"/>
+      <w:lvlText w:val="%3."/>
+      <w:lvlJc w:val="right"/>
+      <w:pPr>
+        <w:ind w:left="2160" w:hanging="180"/>
+      </w:pPr>
+    </w:lvl>
+    <w:lvl w:ilvl="3" w:tplc="0409000F" w:tentative="1">
+      <w:start w:val="1"/>
+      <w:numFmt w:val="decimal"/>
+      <w:lvlText w:val="%4."/>
+      <w:lvlJc w:val="left"/>
+      <w:pPr>
+        <w:ind w:left="2880" w:hanging="360"/>
+      </w:pPr>
+    </w:lvl>
+    <w:lvl w:ilvl="4" w:tplc="04090019" w:tentative="1">
+      <w:start w:val="1"/>
+      <w:numFmt w:val="lowerLetter"/>
+      <w:lvlText w:val="%5."/>
+      <w:lvlJc w:val="left"/>
+      <w:pPr>
+        <w:ind w:left="3600" w:hanging="360"/>
+      </w:pPr>
+    </w:lvl>
+    <w:lvl w:ilvl="5" w:tplc="0409001B" w:tentative="1">
+      <w:start w:val="1"/>
+      <w:numFmt w:val="lowerRoman"/>
+      <w:lvlText w:val="%6."/>
+      <w:lvlJc w:val="right"/>
+      <w:pPr>
+        <w:ind w:left="4320" w:hanging="180"/>
+      </w:pPr>
+    </w:lvl>
+    <w:lvl w:ilvl="6" w:tplc="0409000F" w:tentative="1">
+      <w:start w:val="1"/>
+      <w:numFmt w:val="decimal"/>
+      <w:lvlText w:val="%7."/>
+      <w:lvlJc w:val="left"/>
+      <w:pPr>
+        <w:ind w:left="5040" w:hanging="360"/>
+      </w:pPr>
+    </w:lvl>
+    <w:lvl w:ilvl="7" w:tplc="04090019" w:tentative="1">
+      <w:start w:val="1"/>
+      <w:numFmt w:val="lowerLetter"/>
+      <w:lvlText w:val="%8."/>
+      <w:lvlJc w:val="left"/>
+      <w:pPr>
+        <w:ind w:left="5760" w:hanging="360"/>
+      </w:pPr>
+    </w:lvl>
+    <w:lvl w:ilvl="8" w:tplc="0409001B" w:tentative="1">
+      <w:start w:val="1"/>
+      <w:numFmt w:val="lowerRoman"/>
+      <w:lvlText w:val="%9."/>
+      <w:lvlJc w:val="right"/>
+      <w:pPr>
+        <w:ind w:left="6480" w:hanging="180"/>
+      </w:pPr>
+    </w:lvl>
+  </w:abstractNum>
+  <w:abstractNum w:abstractNumId="5" w15:restartNumberingAfterBreak="0">
+    <w:nsid w:val="554D2A37"/>
+    <w:multiLevelType w:val="multilevel"/>
+    <w:tmpl w:val="945C24F2"/>
+    <w:lvl w:ilvl="0">
+      <w:start w:val="1"/>
+      <w:numFmt w:val="decimal"/>
+      <w:lvlText w:val="%1."/>
+      <w:lvlJc w:val="left"/>
+      <w:pPr>
+        <w:tabs>
+          <w:tab w:val="num" w:pos="720"/>
+        </w:tabs>
+        <w:ind w:left="720" w:hanging="360"/>
+      </w:pPr>
+    </w:lvl>
+    <w:lvl w:ilvl="1" w:tentative="1">
+      <w:start w:val="1"/>
+      <w:numFmt w:val="decimal"/>
+      <w:lvlText w:val="%2."/>
+      <w:lvlJc w:val="left"/>
+      <w:pPr>
+        <w:tabs>
+          <w:tab w:val="num" w:pos="1440"/>
+        </w:tabs>
+        <w:ind w:left="1440" w:hanging="360"/>
+      </w:pPr>
+    </w:lvl>
+    <w:lvl w:ilvl="2" w:tentative="1">
+      <w:start w:val="1"/>
+      <w:numFmt w:val="decimal"/>
+      <w:lvlText w:val="%3."/>
+      <w:lvlJc w:val="left"/>
+      <w:pPr>
+        <w:tabs>
+          <w:tab w:val="num" w:pos="2160"/>
+        </w:tabs>
+        <w:ind w:left="2160" w:hanging="360"/>
+      </w:pPr>
+    </w:lvl>
+    <w:lvl w:ilvl="3" w:tentative="1">
+      <w:start w:val="1"/>
+      <w:numFmt w:val="decimal"/>
+      <w:lvlText w:val="%4."/>
+      <w:lvlJc w:val="left"/>
+      <w:pPr>
+        <w:tabs>
+          <w:tab w:val="num" w:pos="2880"/>
+        </w:tabs>
+        <w:ind w:left="2880" w:hanging="360"/>
+      </w:pPr>
+    </w:lvl>
+    <w:lvl w:ilvl="4" w:tentative="1">
+      <w:start w:val="1"/>
+      <w:numFmt w:val="decimal"/>
+      <w:lvlText w:val="%5."/>
+      <w:lvlJc w:val="left"/>
+      <w:pPr>
+        <w:tabs>
+          <w:tab w:val="num" w:pos="3600"/>
+        </w:tabs>
+        <w:ind w:left="3600" w:hanging="360"/>
+      </w:pPr>
+    </w:lvl>
+    <w:lvl w:ilvl="5" w:tentative="1">
+      <w:start w:val="1"/>
+      <w:numFmt w:val="decimal"/>
+      <w:lvlText w:val="%6."/>
+      <w:lvlJc w:val="left"/>
+      <w:pPr>
+        <w:tabs>
+          <w:tab w:val="num" w:pos="4320"/>
+        </w:tabs>
+        <w:ind w:left="4320" w:hanging="360"/>
+      </w:pPr>
+    </w:lvl>
+    <w:lvl w:ilvl="6" w:tentative="1">
+      <w:start w:val="1"/>
+      <w:numFmt w:val="decimal"/>
+      <w:lvlText w:val="%7."/>
+      <w:lvlJc w:val="left"/>
+      <w:pPr>
+        <w:tabs>
+          <w:tab w:val="num" w:pos="5040"/>
+        </w:tabs>
+        <w:ind w:left="5040" w:hanging="360"/>
+      </w:pPr>
+    </w:lvl>
+    <w:lvl w:ilvl="7" w:tentative="1">
+      <w:start w:val="1"/>
+      <w:numFmt w:val="decimal"/>
+      <w:lvlText w:val="%8."/>
+      <w:lvlJc w:val="left"/>
+      <w:pPr>
+        <w:tabs>
+          <w:tab w:val="num" w:pos="5760"/>
+        </w:tabs>
+        <w:ind w:left="5760" w:hanging="360"/>
+      </w:pPr>
+    </w:lvl>
+    <w:lvl w:ilvl="8" w:tentative="1">
+      <w:start w:val="1"/>
+      <w:numFmt w:val="decimal"/>
+      <w:lvlText w:val="%9."/>
+      <w:lvlJc w:val="left"/>
+      <w:pPr>
+        <w:tabs>
+          <w:tab w:val="num" w:pos="6480"/>
+        </w:tabs>
+        <w:ind w:left="6480" w:hanging="360"/>
+      </w:pPr>
+    </w:lvl>
+  </w:abstractNum>
   <w:abstractNum w:abstractNumId="6" w15:restartNumberingAfterBreak="0">
+    <w:nsid w:val="56F832EC"/>
+    <w:multiLevelType w:val="multilevel"/>
+    <w:tmpl w:val="0409001D"/>
+    <w:lvl w:ilvl="0">
+      <w:start w:val="1"/>
+      <w:numFmt w:val="decimal"/>
+      <w:lvlText w:val="%1)"/>
+      <w:lvlJc w:val="left"/>
+      <w:pPr>
+        <w:ind w:left="360" w:hanging="360"/>
+      </w:pPr>
+    </w:lvl>
+    <w:lvl w:ilvl="1">
+      <w:start w:val="1"/>
+      <w:numFmt w:val="lowerLetter"/>
+      <w:lvlText w:val="%2)"/>
+      <w:lvlJc w:val="left"/>
+      <w:pPr>
+        <w:ind w:left="720" w:hanging="360"/>
+      </w:pPr>
+    </w:lvl>
+    <w:lvl w:ilvl="2">
+      <w:start w:val="1"/>
+      <w:numFmt w:val="lowerRoman"/>
+      <w:lvlText w:val="%3)"/>
+      <w:lvlJc w:val="left"/>
+      <w:pPr>
+        <w:ind w:left="1080" w:hanging="360"/>
+      </w:pPr>
+    </w:lvl>
+    <w:lvl w:ilvl="3">
+      <w:start w:val="1"/>
+      <w:numFmt w:val="decimal"/>
+      <w:lvlText w:val="(%4)"/>
+      <w:lvlJc w:val="left"/>
+      <w:pPr>
+        <w:ind w:left="1440" w:hanging="360"/>
+      </w:pPr>
+    </w:lvl>
+    <w:lvl w:ilvl="4">
+      <w:start w:val="1"/>
+      <w:numFmt w:val="lowerLetter"/>
+      <w:lvlText w:val="(%5)"/>
+      <w:lvlJc w:val="left"/>
+      <w:pPr>
+        <w:ind w:left="1800" w:hanging="360"/>
+      </w:pPr>
+    </w:lvl>
+    <w:lvl w:ilvl="5">
+      <w:start w:val="1"/>
+      <w:numFmt w:val="lowerRoman"/>
+      <w:lvlText w:val="(%6)"/>
+      <w:lvlJc w:val="left"/>
+      <w:pPr>
+        <w:ind w:left="2160" w:hanging="360"/>
+      </w:pPr>
+    </w:lvl>
+    <w:lvl w:ilvl="6">
+      <w:start w:val="1"/>
+      <w:numFmt w:val="decimal"/>
+      <w:lvlText w:val="%7."/>
+      <w:lvlJc w:val="left"/>
+      <w:pPr>
+        <w:ind w:left="2520" w:hanging="360"/>
+      </w:pPr>
+    </w:lvl>
+    <w:lvl w:ilvl="7">
+      <w:start w:val="1"/>
+      <w:numFmt w:val="lowerLetter"/>
+      <w:lvlText w:val="%8."/>
+      <w:lvlJc w:val="left"/>
+      <w:pPr>
+        <w:ind w:left="2880" w:hanging="360"/>
+      </w:pPr>
+    </w:lvl>
+    <w:lvl w:ilvl="8">
+      <w:start w:val="1"/>
+      <w:numFmt w:val="lowerRoman"/>
+      <w:lvlText w:val="%9."/>
+      <w:lvlJc w:val="left"/>
+      <w:pPr>
+        <w:ind w:left="3240" w:hanging="360"/>
+      </w:pPr>
+    </w:lvl>
+  </w:abstractNum>
+  <w:abstractNum w:abstractNumId="7" w15:restartNumberingAfterBreak="0">
+    <w:nsid w:val="68901ECE"/>
+    <w:multiLevelType w:val="hybridMultilevel"/>
+    <w:tmpl w:val="518C031A"/>
+    <w:lvl w:ilvl="0" w:tplc="04090011">
+      <w:start w:val="1"/>
+      <w:numFmt w:val="decimal"/>
+      <w:lvlText w:val="%1)"/>
+      <w:lvlJc w:val="left"/>
+      <w:pPr>
+        <w:ind w:left="720" w:hanging="360"/>
+      </w:pPr>
+      <w:rPr>
+        <w:rFonts w:hint="default"/>
+      </w:rPr>
+    </w:lvl>
+    <w:lvl w:ilvl="1" w:tplc="04090019" w:tentative="1">
+      <w:start w:val="1"/>
+      <w:numFmt w:val="lowerLetter"/>
+      <w:lvlText w:val="%2."/>
+      <w:lvlJc w:val="left"/>
+      <w:pPr>
+        <w:ind w:left="1440" w:hanging="360"/>
+      </w:pPr>
+    </w:lvl>
+    <w:lvl w:ilvl="2" w:tplc="0409001B" w:tentative="1">
+      <w:start w:val="1"/>
+      <w:numFmt w:val="lowerRoman"/>
+      <w:lvlText w:val="%3."/>
+      <w:lvlJc w:val="right"/>
+      <w:pPr>
+        <w:ind w:left="2160" w:hanging="180"/>
+      </w:pPr>
+    </w:lvl>
+    <w:lvl w:ilvl="3" w:tplc="0409000F" w:tentative="1">
+      <w:start w:val="1"/>
+      <w:numFmt w:val="decimal"/>
+      <w:lvlText w:val="%4."/>
+      <w:lvlJc w:val="left"/>
+      <w:pPr>
+        <w:ind w:left="2880" w:hanging="360"/>
+      </w:pPr>
+    </w:lvl>
+    <w:lvl w:ilvl="4" w:tplc="04090019" w:tentative="1">
+      <w:start w:val="1"/>
+      <w:numFmt w:val="lowerLetter"/>
+      <w:lvlText w:val="%5."/>
+      <w:lvlJc w:val="left"/>
+      <w:pPr>
+        <w:ind w:left="3600" w:hanging="360"/>
+      </w:pPr>
+    </w:lvl>
+    <w:lvl w:ilvl="5" w:tplc="0409001B" w:tentative="1">
+      <w:start w:val="1"/>
+      <w:numFmt w:val="lowerRoman"/>
+      <w:lvlText w:val="%6."/>
+      <w:lvlJc w:val="right"/>
+      <w:pPr>
+        <w:ind w:left="4320" w:hanging="180"/>
+      </w:pPr>
+    </w:lvl>
+    <w:lvl w:ilvl="6" w:tplc="0409000F" w:tentative="1">
+      <w:start w:val="1"/>
+      <w:numFmt w:val="decimal"/>
+      <w:lvlText w:val="%7."/>
+      <w:lvlJc w:val="left"/>
+      <w:pPr>
+        <w:ind w:left="5040" w:hanging="360"/>
+      </w:pPr>
+    </w:lvl>
+    <w:lvl w:ilvl="7" w:tplc="04090019" w:tentative="1">
+      <w:start w:val="1"/>
+      <w:numFmt w:val="lowerLetter"/>
+      <w:lvlText w:val="%8."/>
+      <w:lvlJc w:val="left"/>
+      <w:pPr>
+        <w:ind w:left="5760" w:hanging="360"/>
+      </w:pPr>
+    </w:lvl>
+    <w:lvl w:ilvl="8" w:tplc="0409001B" w:tentative="1">
+      <w:start w:val="1"/>
+      <w:numFmt w:val="lowerRoman"/>
+      <w:lvlText w:val="%9."/>
+      <w:lvlJc w:val="right"/>
+      <w:pPr>
+        <w:ind w:left="6480" w:hanging="180"/>
+      </w:pPr>
+    </w:lvl>
+  </w:abstractNum>
+  <w:abstractNum w:abstractNumId="8" w15:restartNumberingAfterBreak="0">
     <w:nsid w:val="792B48E0"/>
     <w:multiLevelType w:val="multilevel"/>
     <w:tmpl w:val="0C58ECD8"/>
@@ -15892,25 +20704,31 @@
     </w:lvl>
   </w:abstractNum>
   <w:num w:numId="1">
+    <w:abstractNumId w:val="3"/>
+  </w:num>
+  <w:num w:numId="2">
+    <w:abstractNumId w:val="7"/>
+  </w:num>
+  <w:num w:numId="3">
+    <w:abstractNumId w:val="5"/>
+  </w:num>
+  <w:num w:numId="4">
+    <w:abstractNumId w:val="8"/>
+  </w:num>
+  <w:num w:numId="5">
+    <w:abstractNumId w:val="1"/>
+  </w:num>
+  <w:num w:numId="6">
     <w:abstractNumId w:val="2"/>
   </w:num>
-  <w:num w:numId="2">
-    <w:abstractNumId w:val="5"/>
-  </w:num>
-  <w:num w:numId="3">
-    <w:abstractNumId w:val="3"/>
-  </w:num>
-  <w:num w:numId="4">
+  <w:num w:numId="7">
     <w:abstractNumId w:val="6"/>
   </w:num>
-  <w:num w:numId="5">
+  <w:num w:numId="8">
+    <w:abstractNumId w:val="4"/>
+  </w:num>
+  <w:num w:numId="9">
     <w:abstractNumId w:val="0"/>
-  </w:num>
-  <w:num w:numId="6">
-    <w:abstractNumId w:val="1"/>
-  </w:num>
-  <w:num w:numId="7">
-    <w:abstractNumId w:val="4"/>
   </w:num>
 </w:numbering>
 </file>
@@ -16318,7 +21136,6 @@
   <w:style w:type="character" w:default="1" w:styleId="DefaultParagraphFont">
     <w:name w:val="Default Paragraph Font"/>
     <w:uiPriority w:val="1"/>
-    <w:semiHidden/>
     <w:unhideWhenUsed/>
   </w:style>
   <w:style w:type="table" w:default="1" w:styleId="TableNormal">

--- a/ECommerce By Neil Cummings.docx
+++ b/ECommerce By Neil Cummings.docx
@@ -12852,6 +12852,54 @@
         <w:bidi/>
         <w:rPr>
           <w:rFonts w:cs="B Nazanin"/>
+          <w:sz w:val="24"/>
+          <w:szCs w:val="24"/>
+          <w:rtl/>
+          <w:lang w:bidi="fa-IR"/>
+        </w:rPr>
+      </w:pPr>
+    </w:p>
+    <w:p>
+      <w:pPr>
+        <w:bidi/>
+        <w:rPr>
+          <w:rFonts w:cs="B Nazanin"/>
+          <w:sz w:val="24"/>
+          <w:szCs w:val="24"/>
+          <w:rtl/>
+          <w:lang w:bidi="fa-IR"/>
+        </w:rPr>
+      </w:pPr>
+    </w:p>
+    <w:p>
+      <w:pPr>
+        <w:bidi/>
+        <w:rPr>
+          <w:rFonts w:cs="B Nazanin"/>
+          <w:sz w:val="24"/>
+          <w:szCs w:val="24"/>
+          <w:rtl/>
+          <w:lang w:bidi="fa-IR"/>
+        </w:rPr>
+      </w:pPr>
+    </w:p>
+    <w:p>
+      <w:pPr>
+        <w:bidi/>
+        <w:rPr>
+          <w:rFonts w:cs="B Nazanin"/>
+          <w:sz w:val="24"/>
+          <w:szCs w:val="24"/>
+          <w:rtl/>
+          <w:lang w:bidi="fa-IR"/>
+        </w:rPr>
+      </w:pPr>
+    </w:p>
+    <w:p>
+      <w:pPr>
+        <w:bidi/>
+        <w:rPr>
+          <w:rFonts w:cs="B Nazanin"/>
           <w:b/>
           <w:bCs/>
           <w:sz w:val="36"/>
@@ -12869,6 +12917,7 @@
           <w:rtl/>
           <w:lang w:bidi="fa-IR"/>
         </w:rPr>
+        <w:lastRenderedPageBreak/>
         <w:t xml:space="preserve">کد های پاسخ </w:t>
       </w:r>
       <w:r>
@@ -12899,7 +12948,6 @@
         <w:rPr>
           <w:noProof/>
         </w:rPr>
-        <w:lastRenderedPageBreak/>
         <w:drawing>
           <wp:inline distT="0" distB="0" distL="0" distR="0" wp14:anchorId="10F5F7B4" wp14:editId="52B74018">
             <wp:extent cx="5943600" cy="4375785"/>
@@ -13158,7 +13206,6 @@
           <w:szCs w:val="36"/>
           <w:lang w:bidi="fa-IR"/>
         </w:rPr>
-        <w:lastRenderedPageBreak/>
         <w:t>API</w:t>
       </w:r>
       <w:r>
@@ -13638,6 +13685,35 @@
         </w:rPr>
         <w:t xml:space="preserve"> آیا ریسک از دست دادن داده داریم ؟ بله ولی می توان آن را مدیریت کرد .</w:t>
       </w:r>
+      <w:r>
+        <w:rPr>
+          <w:rFonts w:cs="B Nazanin" w:hint="cs"/>
+          <w:sz w:val="24"/>
+          <w:szCs w:val="24"/>
+          <w:rtl/>
+          <w:lang w:bidi="fa-IR"/>
+        </w:rPr>
+        <w:t xml:space="preserve"> </w:t>
+      </w:r>
+      <w:r>
+        <w:rPr>
+          <w:rFonts w:cs="B Nazanin"/>
+          <w:sz w:val="24"/>
+          <w:szCs w:val="24"/>
+          <w:lang w:bidi="fa-IR"/>
+        </w:rPr>
+        <w:t>Redis</w:t>
+      </w:r>
+      <w:r>
+        <w:rPr>
+          <w:rFonts w:cs="B Nazanin" w:hint="cs"/>
+          <w:sz w:val="24"/>
+          <w:szCs w:val="24"/>
+          <w:rtl/>
+          <w:lang w:bidi="fa-IR"/>
+        </w:rPr>
+        <w:t xml:space="preserve"> یک پایگاه داده رابطه ای نیست .</w:t>
+      </w:r>
     </w:p>
     <w:p>
       <w:pPr>
@@ -13655,6 +13731,7 @@
         <w:rPr>
           <w:noProof/>
         </w:rPr>
+        <w:lastRenderedPageBreak/>
         <w:drawing>
           <wp:inline distT="0" distB="0" distL="0" distR="0" wp14:anchorId="0140356C" wp14:editId="2811E28A">
             <wp:extent cx="3944975" cy="2425148"/>
@@ -13732,760 +13809,760 @@
           <w:rtl/>
           <w:lang w:bidi="fa-IR"/>
         </w:rPr>
+        <w:t xml:space="preserve">در این دوره </w:t>
+      </w:r>
+      <w:r>
+        <w:rPr>
+          <w:rFonts w:cs="B Nazanin"/>
+          <w:sz w:val="24"/>
+          <w:szCs w:val="24"/>
+          <w:lang w:bidi="fa-IR"/>
+        </w:rPr>
+        <w:t>Redis</w:t>
+      </w:r>
+      <w:r>
+        <w:rPr>
+          <w:rFonts w:cs="B Nazanin" w:hint="cs"/>
+          <w:sz w:val="24"/>
+          <w:szCs w:val="24"/>
+          <w:rtl/>
+          <w:lang w:bidi="fa-IR"/>
+        </w:rPr>
+        <w:t xml:space="preserve"> را با </w:t>
+      </w:r>
+      <w:r>
+        <w:rPr>
+          <w:rFonts w:cs="B Nazanin"/>
+          <w:sz w:val="24"/>
+          <w:szCs w:val="24"/>
+          <w:lang w:bidi="fa-IR"/>
+        </w:rPr>
+        <w:t>Docker</w:t>
+      </w:r>
+      <w:r>
+        <w:rPr>
+          <w:rFonts w:cs="B Nazanin" w:hint="cs"/>
+          <w:sz w:val="24"/>
+          <w:szCs w:val="24"/>
+          <w:rtl/>
+          <w:lang w:bidi="fa-IR"/>
+        </w:rPr>
+        <w:t xml:space="preserve"> اجرا می کند . </w:t>
+      </w:r>
+      <w:proofErr w:type="spellStart"/>
+      <w:r>
+        <w:rPr>
+          <w:rFonts w:cs="B Nazanin" w:hint="cs"/>
+          <w:sz w:val="24"/>
+          <w:szCs w:val="24"/>
+          <w:rtl/>
+          <w:lang w:bidi="fa-IR"/>
+        </w:rPr>
+        <w:t>پورت</w:t>
+      </w:r>
+      <w:proofErr w:type="spellEnd"/>
+      <w:r>
+        <w:rPr>
+          <w:rFonts w:cs="B Nazanin" w:hint="cs"/>
+          <w:sz w:val="24"/>
+          <w:szCs w:val="24"/>
+          <w:rtl/>
+          <w:lang w:bidi="fa-IR"/>
+        </w:rPr>
+        <w:t xml:space="preserve"> استاندارد آن </w:t>
+      </w:r>
+      <w:r>
+        <w:rPr>
+          <w:rFonts w:cs="B Nazanin" w:hint="cs"/>
+          <w:sz w:val="24"/>
+          <w:szCs w:val="24"/>
+          <w:rtl/>
+          <w:lang w:bidi="fa-IR"/>
+        </w:rPr>
+        <w:t>6379 هست .</w:t>
+      </w:r>
+    </w:p>
+    <w:p>
+      <w:pPr>
+        <w:bidi/>
+        <w:rPr>
+          <w:rFonts w:cs="B Nazanin"/>
+          <w:sz w:val="24"/>
+          <w:szCs w:val="24"/>
+          <w:lang w:bidi="fa-IR"/>
+        </w:rPr>
+      </w:pPr>
+      <w:r>
+        <w:rPr>
+          <w:rFonts w:cs="B Nazanin" w:hint="cs"/>
+          <w:sz w:val="24"/>
+          <w:szCs w:val="24"/>
+          <w:rtl/>
+          <w:lang w:bidi="fa-IR"/>
+        </w:rPr>
+        <w:t xml:space="preserve">خب اگر ما </w:t>
+      </w:r>
+      <w:proofErr w:type="spellStart"/>
+      <w:r>
+        <w:rPr>
+          <w:rFonts w:cs="B Nazanin"/>
+          <w:sz w:val="24"/>
+          <w:szCs w:val="24"/>
+          <w:lang w:bidi="fa-IR"/>
+        </w:rPr>
+        <w:t>sql</w:t>
+      </w:r>
+      <w:proofErr w:type="spellEnd"/>
+      <w:r>
+        <w:rPr>
+          <w:rFonts w:cs="B Nazanin" w:hint="cs"/>
+          <w:sz w:val="24"/>
+          <w:szCs w:val="24"/>
+          <w:rtl/>
+          <w:lang w:bidi="fa-IR"/>
+        </w:rPr>
+        <w:t xml:space="preserve"> داخل </w:t>
+      </w:r>
+      <w:r>
+        <w:rPr>
+          <w:rFonts w:cs="B Nazanin"/>
+          <w:sz w:val="24"/>
+          <w:szCs w:val="24"/>
+          <w:lang w:bidi="fa-IR"/>
+        </w:rPr>
+        <w:t>docker</w:t>
+      </w:r>
+      <w:r>
+        <w:rPr>
+          <w:rFonts w:cs="B Nazanin" w:hint="cs"/>
+          <w:sz w:val="24"/>
+          <w:szCs w:val="24"/>
+          <w:rtl/>
+          <w:lang w:bidi="fa-IR"/>
+        </w:rPr>
+        <w:t xml:space="preserve"> را ببندیم یا اصلا </w:t>
+      </w:r>
+      <w:r>
+        <w:rPr>
+          <w:rFonts w:cs="B Nazanin"/>
+          <w:sz w:val="24"/>
+          <w:szCs w:val="24"/>
+          <w:lang w:bidi="fa-IR"/>
+        </w:rPr>
+        <w:t>container</w:t>
+      </w:r>
+      <w:r>
+        <w:rPr>
+          <w:rFonts w:cs="B Nazanin" w:hint="cs"/>
+          <w:sz w:val="24"/>
+          <w:szCs w:val="24"/>
+          <w:rtl/>
+          <w:lang w:bidi="fa-IR"/>
+        </w:rPr>
+        <w:t xml:space="preserve"> را حذف کنیم چه اتفاقی برای داده های </w:t>
+      </w:r>
+      <w:proofErr w:type="spellStart"/>
+      <w:r>
+        <w:rPr>
+          <w:rFonts w:cs="B Nazanin"/>
+          <w:sz w:val="24"/>
+          <w:szCs w:val="24"/>
+          <w:lang w:bidi="fa-IR"/>
+        </w:rPr>
+        <w:t>sql</w:t>
+      </w:r>
+      <w:proofErr w:type="spellEnd"/>
+      <w:r>
+        <w:rPr>
+          <w:rFonts w:cs="B Nazanin" w:hint="cs"/>
+          <w:sz w:val="24"/>
+          <w:szCs w:val="24"/>
+          <w:rtl/>
+          <w:lang w:bidi="fa-IR"/>
+        </w:rPr>
+        <w:t xml:space="preserve"> می افتد ؟ چون تمام داده های ما در داخل ظرف یا </w:t>
+      </w:r>
+      <w:r>
+        <w:rPr>
+          <w:rFonts w:cs="B Nazanin"/>
+          <w:sz w:val="24"/>
+          <w:szCs w:val="24"/>
+          <w:lang w:bidi="fa-IR"/>
+        </w:rPr>
+        <w:t>container</w:t>
+      </w:r>
+      <w:r>
+        <w:rPr>
+          <w:rFonts w:cs="B Nazanin" w:hint="cs"/>
+          <w:sz w:val="24"/>
+          <w:szCs w:val="24"/>
+          <w:rtl/>
+          <w:lang w:bidi="fa-IR"/>
+        </w:rPr>
+        <w:t xml:space="preserve"> ذخیره می شوند پس تمام داده ها پاک می شوند . برای جلوگیری از این مشکل با مفهوم </w:t>
+      </w:r>
+      <w:r>
+        <w:rPr>
+          <w:rFonts w:cs="B Nazanin"/>
+          <w:sz w:val="24"/>
+          <w:szCs w:val="24"/>
+          <w:lang w:bidi="fa-IR"/>
+        </w:rPr>
+        <w:t>VOLUME</w:t>
+      </w:r>
+      <w:r>
+        <w:rPr>
+          <w:rFonts w:cs="B Nazanin" w:hint="cs"/>
+          <w:sz w:val="24"/>
+          <w:szCs w:val="24"/>
+          <w:rtl/>
+          <w:lang w:bidi="fa-IR"/>
+        </w:rPr>
+        <w:t xml:space="preserve"> مواجه می شویم . یعنی می گوییم که داده های </w:t>
+      </w:r>
+      <w:r>
+        <w:rPr>
+          <w:rFonts w:cs="B Nazanin"/>
+          <w:sz w:val="24"/>
+          <w:szCs w:val="24"/>
+          <w:lang w:bidi="fa-IR"/>
+        </w:rPr>
+        <w:t>container</w:t>
+      </w:r>
+      <w:r>
+        <w:rPr>
+          <w:rFonts w:cs="B Nazanin" w:hint="cs"/>
+          <w:sz w:val="24"/>
+          <w:szCs w:val="24"/>
+          <w:rtl/>
+          <w:lang w:bidi="fa-IR"/>
+        </w:rPr>
+        <w:t xml:space="preserve"> داخل یک پوشه به خصوص ذخیره شوند . </w:t>
+      </w:r>
+      <w:r>
+        <w:rPr>
+          <w:rFonts w:cs="B Nazanin"/>
+          <w:sz w:val="24"/>
+          <w:szCs w:val="24"/>
+          <w:rtl/>
+          <w:lang w:bidi="fa-IR"/>
+        </w:rPr>
+        <w:t>اگر</w:t>
+      </w:r>
+      <w:r>
+        <w:rPr>
+          <w:rFonts w:cs="B Nazanin"/>
+          <w:sz w:val="24"/>
+          <w:szCs w:val="24"/>
+          <w:lang w:bidi="fa-IR"/>
+        </w:rPr>
+        <w:t xml:space="preserve"> Container </w:t>
+      </w:r>
+      <w:r>
+        <w:rPr>
+          <w:rFonts w:cs="B Nazanin"/>
+          <w:sz w:val="24"/>
+          <w:szCs w:val="24"/>
+          <w:rtl/>
+          <w:lang w:bidi="fa-IR"/>
+        </w:rPr>
+        <w:t xml:space="preserve">را </w:t>
+      </w:r>
+      <w:r>
+        <w:rPr>
+          <w:rFonts w:cs="B Nazanin"/>
+          <w:sz w:val="24"/>
+          <w:szCs w:val="24"/>
+          <w:lang w:bidi="fa-IR"/>
+        </w:rPr>
+        <w:t xml:space="preserve">Stop </w:t>
+      </w:r>
+      <w:r>
+        <w:rPr>
+          <w:rFonts w:cs="B Nazanin"/>
+          <w:sz w:val="24"/>
+          <w:szCs w:val="24"/>
+          <w:rtl/>
+          <w:lang w:bidi="fa-IR"/>
+        </w:rPr>
+        <w:t xml:space="preserve">کنیم، </w:t>
+      </w:r>
+      <w:proofErr w:type="spellStart"/>
+      <w:r>
+        <w:rPr>
+          <w:rFonts w:cs="B Nazanin"/>
+          <w:sz w:val="24"/>
+          <w:szCs w:val="24"/>
+          <w:rtl/>
+          <w:lang w:bidi="fa-IR"/>
+        </w:rPr>
+        <w:t>داده‌ها</w:t>
+      </w:r>
+      <w:proofErr w:type="spellEnd"/>
+      <w:r>
+        <w:rPr>
+          <w:rFonts w:cs="B Nazanin"/>
+          <w:sz w:val="24"/>
+          <w:szCs w:val="24"/>
+          <w:rtl/>
+          <w:lang w:bidi="fa-IR"/>
+        </w:rPr>
+        <w:t xml:space="preserve"> پاک </w:t>
+      </w:r>
+      <w:proofErr w:type="spellStart"/>
+      <w:r>
+        <w:rPr>
+          <w:rFonts w:cs="B Nazanin"/>
+          <w:sz w:val="24"/>
+          <w:szCs w:val="24"/>
+          <w:rtl/>
+          <w:lang w:bidi="fa-IR"/>
+        </w:rPr>
+        <w:t>نمی‌شوند</w:t>
+      </w:r>
+      <w:proofErr w:type="spellEnd"/>
+      <w:r>
+        <w:rPr>
+          <w:rFonts w:cs="B Nazanin"/>
+          <w:sz w:val="24"/>
+          <w:szCs w:val="24"/>
+          <w:lang w:bidi="fa-IR"/>
+        </w:rPr>
+        <w:t>.</w:t>
+      </w:r>
+      <w:r>
+        <w:rPr>
+          <w:rFonts w:cs="B Nazanin"/>
+          <w:sz w:val="24"/>
+          <w:szCs w:val="24"/>
+          <w:rtl/>
+          <w:lang w:bidi="fa-IR"/>
+        </w:rPr>
+        <w:t>حتی اگر</w:t>
+      </w:r>
+      <w:r>
+        <w:rPr>
+          <w:rFonts w:cs="B Nazanin"/>
+          <w:sz w:val="24"/>
+          <w:szCs w:val="24"/>
+          <w:lang w:bidi="fa-IR"/>
+        </w:rPr>
+        <w:t xml:space="preserve"> Container </w:t>
+      </w:r>
+      <w:r>
+        <w:rPr>
+          <w:rFonts w:cs="B Nazanin"/>
+          <w:sz w:val="24"/>
+          <w:szCs w:val="24"/>
+          <w:rtl/>
+          <w:lang w:bidi="fa-IR"/>
+        </w:rPr>
+        <w:t xml:space="preserve">را </w:t>
+      </w:r>
+      <w:r>
+        <w:rPr>
+          <w:rFonts w:cs="B Nazanin"/>
+          <w:sz w:val="24"/>
+          <w:szCs w:val="24"/>
+          <w:lang w:bidi="fa-IR"/>
+        </w:rPr>
+        <w:t xml:space="preserve">Restart </w:t>
+      </w:r>
+      <w:r>
+        <w:rPr>
+          <w:rFonts w:cs="B Nazanin"/>
+          <w:sz w:val="24"/>
+          <w:szCs w:val="24"/>
+          <w:rtl/>
+          <w:lang w:bidi="fa-IR"/>
+        </w:rPr>
+        <w:t xml:space="preserve">کنیم، </w:t>
+      </w:r>
+      <w:proofErr w:type="spellStart"/>
+      <w:r>
+        <w:rPr>
+          <w:rFonts w:cs="B Nazanin"/>
+          <w:sz w:val="24"/>
+          <w:szCs w:val="24"/>
+          <w:rtl/>
+          <w:lang w:bidi="fa-IR"/>
+        </w:rPr>
+        <w:t>داده‌ها</w:t>
+      </w:r>
+      <w:proofErr w:type="spellEnd"/>
+      <w:r>
+        <w:rPr>
+          <w:rFonts w:cs="B Nazanin"/>
+          <w:sz w:val="24"/>
+          <w:szCs w:val="24"/>
+          <w:rtl/>
+          <w:lang w:bidi="fa-IR"/>
+        </w:rPr>
+        <w:t xml:space="preserve"> باقی </w:t>
+      </w:r>
+      <w:proofErr w:type="spellStart"/>
+      <w:r>
+        <w:rPr>
+          <w:rFonts w:cs="B Nazanin"/>
+          <w:sz w:val="24"/>
+          <w:szCs w:val="24"/>
+          <w:rtl/>
+          <w:lang w:bidi="fa-IR"/>
+        </w:rPr>
+        <w:t>می‌مانند</w:t>
+      </w:r>
+      <w:proofErr w:type="spellEnd"/>
+      <w:r>
+        <w:rPr>
+          <w:rFonts w:cs="B Nazanin"/>
+          <w:sz w:val="24"/>
+          <w:szCs w:val="24"/>
+          <w:lang w:bidi="fa-IR"/>
+        </w:rPr>
+        <w:t>.</w:t>
+      </w:r>
+      <w:r>
+        <w:rPr>
+          <w:rFonts w:cs="B Nazanin"/>
+          <w:sz w:val="24"/>
+          <w:szCs w:val="24"/>
+          <w:rtl/>
+          <w:lang w:bidi="fa-IR"/>
+        </w:rPr>
+        <w:t>اما اگر</w:t>
+      </w:r>
+      <w:r>
+        <w:rPr>
+          <w:rFonts w:cs="B Nazanin"/>
+          <w:sz w:val="24"/>
+          <w:szCs w:val="24"/>
+          <w:lang w:bidi="fa-IR"/>
+        </w:rPr>
+        <w:t xml:space="preserve"> Container </w:t>
+      </w:r>
+      <w:r>
+        <w:rPr>
+          <w:rFonts w:cs="B Nazanin"/>
+          <w:sz w:val="24"/>
+          <w:szCs w:val="24"/>
+          <w:rtl/>
+          <w:lang w:bidi="fa-IR"/>
+        </w:rPr>
+        <w:t xml:space="preserve">را </w:t>
+      </w:r>
+      <w:r>
+        <w:rPr>
+          <w:rFonts w:cs="B Nazanin"/>
+          <w:sz w:val="24"/>
+          <w:szCs w:val="24"/>
+          <w:lang w:bidi="fa-IR"/>
+        </w:rPr>
+        <w:t xml:space="preserve">Delete/Remove </w:t>
+      </w:r>
+      <w:r>
+        <w:rPr>
+          <w:rFonts w:cs="B Nazanin"/>
+          <w:sz w:val="24"/>
+          <w:szCs w:val="24"/>
+          <w:rtl/>
+          <w:lang w:bidi="fa-IR"/>
+        </w:rPr>
+        <w:t>کنیم، داده‌هایی که فقط داخل خود</w:t>
+      </w:r>
+      <w:r>
+        <w:rPr>
+          <w:rFonts w:cs="B Nazanin"/>
+          <w:sz w:val="24"/>
+          <w:szCs w:val="24"/>
+          <w:lang w:bidi="fa-IR"/>
+        </w:rPr>
+        <w:t xml:space="preserve"> Container </w:t>
+      </w:r>
+      <w:r>
+        <w:rPr>
+          <w:rFonts w:cs="B Nazanin"/>
+          <w:sz w:val="24"/>
+          <w:szCs w:val="24"/>
+          <w:rtl/>
+          <w:lang w:bidi="fa-IR"/>
+        </w:rPr>
+        <w:t>بوده‌اند از بین می‌روند</w:t>
+      </w:r>
+      <w:r>
+        <w:rPr>
+          <w:rFonts w:cs="B Nazanin"/>
+          <w:sz w:val="24"/>
+          <w:szCs w:val="24"/>
+          <w:lang w:bidi="fa-IR"/>
+        </w:rPr>
+        <w:t>.</w:t>
+      </w:r>
+    </w:p>
+    <w:p>
+      <w:pPr>
+        <w:bidi/>
+        <w:rPr>
+          <w:rFonts w:cs="B Nazanin"/>
+          <w:sz w:val="24"/>
+          <w:szCs w:val="24"/>
+          <w:lang w:bidi="fa-IR"/>
+        </w:rPr>
+      </w:pPr>
+      <w:r>
+        <w:rPr>
+          <w:rFonts w:cs="B Nazanin"/>
+          <w:sz w:val="24"/>
+          <w:szCs w:val="24"/>
+          <w:rtl/>
+          <w:lang w:bidi="fa-IR"/>
+        </w:rPr>
+        <w:t xml:space="preserve">برای همین از </w:t>
+      </w:r>
+      <w:r>
+        <w:rPr>
+          <w:rFonts w:cs="B Nazanin"/>
+          <w:sz w:val="24"/>
+          <w:szCs w:val="24"/>
+          <w:lang w:bidi="fa-IR"/>
+        </w:rPr>
+        <w:t xml:space="preserve">Volume </w:t>
+      </w:r>
+      <w:r>
+        <w:rPr>
+          <w:rFonts w:cs="B Nazanin"/>
+          <w:sz w:val="24"/>
+          <w:szCs w:val="24"/>
+          <w:rtl/>
+          <w:lang w:bidi="fa-IR"/>
+        </w:rPr>
+        <w:t>استفاده می‌کنیم</w:t>
+      </w:r>
+      <w:r>
+        <w:rPr>
+          <w:rFonts w:cs="B Nazanin"/>
+          <w:sz w:val="24"/>
+          <w:szCs w:val="24"/>
+          <w:lang w:bidi="fa-IR"/>
+        </w:rPr>
+        <w:t>:</w:t>
+      </w:r>
+    </w:p>
+    <w:p>
+      <w:pPr>
+        <w:bidi/>
+        <w:rPr>
+          <w:rFonts w:cs="B Nazanin"/>
+          <w:sz w:val="24"/>
+          <w:szCs w:val="24"/>
+          <w:lang w:bidi="fa-IR"/>
+        </w:rPr>
+      </w:pPr>
+      <w:r>
+        <w:rPr>
+          <w:rFonts w:cs="B Nazanin"/>
+          <w:sz w:val="24"/>
+          <w:szCs w:val="24"/>
+          <w:lang w:bidi="fa-IR"/>
+        </w:rPr>
+        <w:t xml:space="preserve">Volume </w:t>
+      </w:r>
+      <w:r>
+        <w:rPr>
+          <w:rFonts w:cs="B Nazanin"/>
+          <w:sz w:val="24"/>
+          <w:szCs w:val="24"/>
+          <w:rtl/>
+          <w:lang w:bidi="fa-IR"/>
+        </w:rPr>
+        <w:t>باعث می‌شود داده‌های</w:t>
+      </w:r>
+      <w:r>
+        <w:rPr>
+          <w:rFonts w:cs="B Nazanin"/>
+          <w:sz w:val="24"/>
+          <w:szCs w:val="24"/>
+          <w:lang w:bidi="fa-IR"/>
+        </w:rPr>
+        <w:t xml:space="preserve"> SQL Server </w:t>
+      </w:r>
+      <w:r>
+        <w:rPr>
+          <w:rFonts w:cs="B Nazanin"/>
+          <w:sz w:val="24"/>
+          <w:szCs w:val="24"/>
+          <w:rtl/>
+          <w:lang w:bidi="fa-IR"/>
+        </w:rPr>
+        <w:t>خارج از</w:t>
+      </w:r>
+      <w:r>
+        <w:rPr>
+          <w:rFonts w:cs="B Nazanin"/>
+          <w:sz w:val="24"/>
+          <w:szCs w:val="24"/>
+          <w:lang w:bidi="fa-IR"/>
+        </w:rPr>
+        <w:t xml:space="preserve"> Lifecycle </w:t>
+      </w:r>
+      <w:r>
+        <w:rPr>
+          <w:rFonts w:cs="B Nazanin"/>
+          <w:sz w:val="24"/>
+          <w:szCs w:val="24"/>
+          <w:rtl/>
+          <w:lang w:bidi="fa-IR"/>
+        </w:rPr>
+        <w:t>خود</w:t>
+      </w:r>
+      <w:r>
+        <w:rPr>
+          <w:rFonts w:cs="B Nazanin"/>
+          <w:sz w:val="24"/>
+          <w:szCs w:val="24"/>
+          <w:lang w:bidi="fa-IR"/>
+        </w:rPr>
+        <w:t xml:space="preserve"> Container </w:t>
+      </w:r>
+      <w:r>
+        <w:rPr>
+          <w:rFonts w:cs="B Nazanin"/>
+          <w:sz w:val="24"/>
+          <w:szCs w:val="24"/>
+          <w:rtl/>
+          <w:lang w:bidi="fa-IR"/>
+        </w:rPr>
+        <w:t>نگهداری شوند؛ بنابراین حتی اگر</w:t>
+      </w:r>
+      <w:r>
+        <w:rPr>
+          <w:rFonts w:cs="B Nazanin"/>
+          <w:sz w:val="24"/>
+          <w:szCs w:val="24"/>
+          <w:lang w:bidi="fa-IR"/>
+        </w:rPr>
+        <w:t xml:space="preserve"> Container </w:t>
+      </w:r>
+      <w:r>
+        <w:rPr>
+          <w:rFonts w:cs="B Nazanin"/>
+          <w:sz w:val="24"/>
+          <w:szCs w:val="24"/>
+          <w:rtl/>
+          <w:lang w:bidi="fa-IR"/>
+        </w:rPr>
+        <w:t xml:space="preserve">حذف و دوباره ساخته شود، </w:t>
+      </w:r>
+      <w:proofErr w:type="spellStart"/>
+      <w:r>
+        <w:rPr>
+          <w:rFonts w:cs="B Nazanin"/>
+          <w:sz w:val="24"/>
+          <w:szCs w:val="24"/>
+          <w:rtl/>
+          <w:lang w:bidi="fa-IR"/>
+        </w:rPr>
+        <w:t>می‌توانیم</w:t>
+      </w:r>
+      <w:proofErr w:type="spellEnd"/>
+      <w:r>
+        <w:rPr>
+          <w:rFonts w:cs="B Nazanin"/>
+          <w:sz w:val="24"/>
+          <w:szCs w:val="24"/>
+          <w:rtl/>
+          <w:lang w:bidi="fa-IR"/>
+        </w:rPr>
+        <w:t xml:space="preserve"> </w:t>
+      </w:r>
+      <w:proofErr w:type="spellStart"/>
+      <w:r>
+        <w:rPr>
+          <w:rFonts w:cs="B Nazanin"/>
+          <w:sz w:val="24"/>
+          <w:szCs w:val="24"/>
+          <w:rtl/>
+          <w:lang w:bidi="fa-IR"/>
+        </w:rPr>
+        <w:t>داده‌های</w:t>
+      </w:r>
+      <w:proofErr w:type="spellEnd"/>
+      <w:r>
+        <w:rPr>
+          <w:rFonts w:cs="B Nazanin"/>
+          <w:sz w:val="24"/>
+          <w:szCs w:val="24"/>
+          <w:rtl/>
+          <w:lang w:bidi="fa-IR"/>
+        </w:rPr>
+        <w:t xml:space="preserve"> قبلی را داشته باشیم</w:t>
+      </w:r>
+      <w:r>
+        <w:rPr>
+          <w:rFonts w:cs="B Nazanin"/>
+          <w:sz w:val="24"/>
+          <w:szCs w:val="24"/>
+          <w:lang w:bidi="fa-IR"/>
+        </w:rPr>
+        <w:t>.</w:t>
+      </w:r>
+    </w:p>
+    <w:p>
+      <w:pPr>
+        <w:bidi/>
+        <w:rPr>
+          <w:rFonts w:cs="B Nazanin"/>
+          <w:sz w:val="24"/>
+          <w:szCs w:val="24"/>
+          <w:rtl/>
+          <w:lang w:bidi="fa-IR"/>
+        </w:rPr>
+      </w:pPr>
+      <w:r>
+        <w:rPr>
+          <w:rFonts w:cs="B Nazanin" w:hint="cs"/>
+          <w:sz w:val="24"/>
+          <w:szCs w:val="24"/>
+          <w:rtl/>
+          <w:lang w:bidi="fa-IR"/>
+        </w:rPr>
+        <w:t xml:space="preserve">توضیح کامل فایل </w:t>
+      </w:r>
+      <w:r>
+        <w:rPr>
+          <w:rFonts w:cs="B Nazanin"/>
+          <w:sz w:val="24"/>
+          <w:szCs w:val="24"/>
+          <w:lang w:bidi="fa-IR"/>
+        </w:rPr>
+        <w:t>Docker</w:t>
+      </w:r>
+      <w:r>
+        <w:rPr>
+          <w:rFonts w:cs="B Nazanin" w:hint="cs"/>
+          <w:sz w:val="24"/>
+          <w:szCs w:val="24"/>
+          <w:rtl/>
+          <w:lang w:bidi="fa-IR"/>
+        </w:rPr>
+        <w:t xml:space="preserve"> این پروژه : </w:t>
+      </w:r>
+    </w:p>
+    <w:p>
+      <w:pPr>
+        <w:bidi/>
+        <w:rPr>
+          <w:rFonts w:cs="B Nazanin" w:hint="cs"/>
+          <w:sz w:val="24"/>
+          <w:szCs w:val="24"/>
+          <w:rtl/>
+          <w:lang w:bidi="fa-IR"/>
+        </w:rPr>
+      </w:pPr>
+      <w:r>
+        <w:rPr>
+          <w:noProof/>
+        </w:rPr>
         <w:lastRenderedPageBreak/>
-        <w:t xml:space="preserve">در این دوره </w:t>
-      </w:r>
-      <w:r>
-        <w:rPr>
-          <w:rFonts w:cs="B Nazanin"/>
-          <w:sz w:val="24"/>
-          <w:szCs w:val="24"/>
-          <w:lang w:bidi="fa-IR"/>
-        </w:rPr>
-        <w:t>Redis</w:t>
-      </w:r>
-      <w:r>
-        <w:rPr>
-          <w:rFonts w:cs="B Nazanin" w:hint="cs"/>
-          <w:sz w:val="24"/>
-          <w:szCs w:val="24"/>
-          <w:rtl/>
-          <w:lang w:bidi="fa-IR"/>
-        </w:rPr>
-        <w:t xml:space="preserve"> را با </w:t>
-      </w:r>
-      <w:r>
-        <w:rPr>
-          <w:rFonts w:cs="B Nazanin"/>
-          <w:sz w:val="24"/>
-          <w:szCs w:val="24"/>
-          <w:lang w:bidi="fa-IR"/>
-        </w:rPr>
-        <w:t>Docker</w:t>
-      </w:r>
-      <w:r>
-        <w:rPr>
-          <w:rFonts w:cs="B Nazanin" w:hint="cs"/>
-          <w:sz w:val="24"/>
-          <w:szCs w:val="24"/>
-          <w:rtl/>
-          <w:lang w:bidi="fa-IR"/>
-        </w:rPr>
-        <w:t xml:space="preserve"> اجرا می کند . </w:t>
-      </w:r>
-      <w:proofErr w:type="spellStart"/>
-      <w:r>
-        <w:rPr>
-          <w:rFonts w:cs="B Nazanin" w:hint="cs"/>
-          <w:sz w:val="24"/>
-          <w:szCs w:val="24"/>
-          <w:rtl/>
-          <w:lang w:bidi="fa-IR"/>
-        </w:rPr>
-        <w:t>پورت</w:t>
-      </w:r>
-      <w:proofErr w:type="spellEnd"/>
-      <w:r>
-        <w:rPr>
-          <w:rFonts w:cs="B Nazanin" w:hint="cs"/>
-          <w:sz w:val="24"/>
-          <w:szCs w:val="24"/>
-          <w:rtl/>
-          <w:lang w:bidi="fa-IR"/>
-        </w:rPr>
-        <w:t xml:space="preserve"> استاندارد آن </w:t>
-      </w:r>
-      <w:r>
-        <w:rPr>
-          <w:rFonts w:cs="B Nazanin" w:hint="cs"/>
-          <w:sz w:val="24"/>
-          <w:szCs w:val="24"/>
-          <w:rtl/>
-          <w:lang w:bidi="fa-IR"/>
-        </w:rPr>
-        <w:t>6379 هست .</w:t>
-      </w:r>
-    </w:p>
-    <w:p>
-      <w:pPr>
-        <w:bidi/>
-        <w:rPr>
-          <w:rFonts w:cs="B Nazanin"/>
-          <w:sz w:val="24"/>
-          <w:szCs w:val="24"/>
-          <w:lang w:bidi="fa-IR"/>
-        </w:rPr>
-      </w:pPr>
-      <w:r>
-        <w:rPr>
-          <w:rFonts w:cs="B Nazanin" w:hint="cs"/>
-          <w:sz w:val="24"/>
-          <w:szCs w:val="24"/>
-          <w:rtl/>
-          <w:lang w:bidi="fa-IR"/>
-        </w:rPr>
-        <w:t xml:space="preserve">خب اگر ما </w:t>
-      </w:r>
-      <w:proofErr w:type="spellStart"/>
-      <w:r>
-        <w:rPr>
-          <w:rFonts w:cs="B Nazanin"/>
-          <w:sz w:val="24"/>
-          <w:szCs w:val="24"/>
-          <w:lang w:bidi="fa-IR"/>
-        </w:rPr>
-        <w:t>sql</w:t>
-      </w:r>
-      <w:proofErr w:type="spellEnd"/>
-      <w:r>
-        <w:rPr>
-          <w:rFonts w:cs="B Nazanin" w:hint="cs"/>
-          <w:sz w:val="24"/>
-          <w:szCs w:val="24"/>
-          <w:rtl/>
-          <w:lang w:bidi="fa-IR"/>
-        </w:rPr>
-        <w:t xml:space="preserve"> داخل </w:t>
-      </w:r>
-      <w:r>
-        <w:rPr>
-          <w:rFonts w:cs="B Nazanin"/>
-          <w:sz w:val="24"/>
-          <w:szCs w:val="24"/>
-          <w:lang w:bidi="fa-IR"/>
-        </w:rPr>
-        <w:t>docker</w:t>
-      </w:r>
-      <w:r>
-        <w:rPr>
-          <w:rFonts w:cs="B Nazanin" w:hint="cs"/>
-          <w:sz w:val="24"/>
-          <w:szCs w:val="24"/>
-          <w:rtl/>
-          <w:lang w:bidi="fa-IR"/>
-        </w:rPr>
-        <w:t xml:space="preserve"> را ببندیم یا اصلا </w:t>
-      </w:r>
-      <w:r>
-        <w:rPr>
-          <w:rFonts w:cs="B Nazanin"/>
-          <w:sz w:val="24"/>
-          <w:szCs w:val="24"/>
-          <w:lang w:bidi="fa-IR"/>
-        </w:rPr>
-        <w:t>container</w:t>
-      </w:r>
-      <w:r>
-        <w:rPr>
-          <w:rFonts w:cs="B Nazanin" w:hint="cs"/>
-          <w:sz w:val="24"/>
-          <w:szCs w:val="24"/>
-          <w:rtl/>
-          <w:lang w:bidi="fa-IR"/>
-        </w:rPr>
-        <w:t xml:space="preserve"> را حذف کنیم چه اتفاقی برای داده های </w:t>
-      </w:r>
-      <w:proofErr w:type="spellStart"/>
-      <w:r>
-        <w:rPr>
-          <w:rFonts w:cs="B Nazanin"/>
-          <w:sz w:val="24"/>
-          <w:szCs w:val="24"/>
-          <w:lang w:bidi="fa-IR"/>
-        </w:rPr>
-        <w:t>sql</w:t>
-      </w:r>
-      <w:proofErr w:type="spellEnd"/>
-      <w:r>
-        <w:rPr>
-          <w:rFonts w:cs="B Nazanin" w:hint="cs"/>
-          <w:sz w:val="24"/>
-          <w:szCs w:val="24"/>
-          <w:rtl/>
-          <w:lang w:bidi="fa-IR"/>
-        </w:rPr>
-        <w:t xml:space="preserve"> می افتد ؟ چون تمام داده های ما در داخل ظرف یا </w:t>
-      </w:r>
-      <w:r>
-        <w:rPr>
-          <w:rFonts w:cs="B Nazanin"/>
-          <w:sz w:val="24"/>
-          <w:szCs w:val="24"/>
-          <w:lang w:bidi="fa-IR"/>
-        </w:rPr>
-        <w:t>container</w:t>
-      </w:r>
-      <w:r>
-        <w:rPr>
-          <w:rFonts w:cs="B Nazanin" w:hint="cs"/>
-          <w:sz w:val="24"/>
-          <w:szCs w:val="24"/>
-          <w:rtl/>
-          <w:lang w:bidi="fa-IR"/>
-        </w:rPr>
-        <w:t xml:space="preserve"> ذخیره می شوند پس تمام داده ها پاک می شوند . برای جلوگیری از این مشکل با مفهوم </w:t>
-      </w:r>
-      <w:r>
-        <w:rPr>
-          <w:rFonts w:cs="B Nazanin"/>
-          <w:sz w:val="24"/>
-          <w:szCs w:val="24"/>
-          <w:lang w:bidi="fa-IR"/>
-        </w:rPr>
-        <w:t>VOLUME</w:t>
-      </w:r>
-      <w:r>
-        <w:rPr>
-          <w:rFonts w:cs="B Nazanin" w:hint="cs"/>
-          <w:sz w:val="24"/>
-          <w:szCs w:val="24"/>
-          <w:rtl/>
-          <w:lang w:bidi="fa-IR"/>
-        </w:rPr>
-        <w:t xml:space="preserve"> مواجه می شویم . یعنی می گوییم که داده های </w:t>
-      </w:r>
-      <w:r>
-        <w:rPr>
-          <w:rFonts w:cs="B Nazanin"/>
-          <w:sz w:val="24"/>
-          <w:szCs w:val="24"/>
-          <w:lang w:bidi="fa-IR"/>
-        </w:rPr>
-        <w:t>container</w:t>
-      </w:r>
-      <w:r>
-        <w:rPr>
-          <w:rFonts w:cs="B Nazanin" w:hint="cs"/>
-          <w:sz w:val="24"/>
-          <w:szCs w:val="24"/>
-          <w:rtl/>
-          <w:lang w:bidi="fa-IR"/>
-        </w:rPr>
-        <w:t xml:space="preserve"> داخل یک پوشه به خصوص ذخیره شوند . </w:t>
-      </w:r>
-      <w:r>
-        <w:rPr>
-          <w:rFonts w:cs="B Nazanin"/>
-          <w:sz w:val="24"/>
-          <w:szCs w:val="24"/>
-          <w:rtl/>
-          <w:lang w:bidi="fa-IR"/>
-        </w:rPr>
-        <w:t>اگر</w:t>
-      </w:r>
-      <w:r>
-        <w:rPr>
-          <w:rFonts w:cs="B Nazanin"/>
-          <w:sz w:val="24"/>
-          <w:szCs w:val="24"/>
-          <w:lang w:bidi="fa-IR"/>
-        </w:rPr>
-        <w:t xml:space="preserve"> Container </w:t>
-      </w:r>
-      <w:r>
-        <w:rPr>
-          <w:rFonts w:cs="B Nazanin"/>
-          <w:sz w:val="24"/>
-          <w:szCs w:val="24"/>
-          <w:rtl/>
-          <w:lang w:bidi="fa-IR"/>
-        </w:rPr>
-        <w:t xml:space="preserve">را </w:t>
-      </w:r>
-      <w:r>
-        <w:rPr>
-          <w:rFonts w:cs="B Nazanin"/>
-          <w:sz w:val="24"/>
-          <w:szCs w:val="24"/>
-          <w:lang w:bidi="fa-IR"/>
-        </w:rPr>
-        <w:t xml:space="preserve">Stop </w:t>
-      </w:r>
-      <w:r>
-        <w:rPr>
-          <w:rFonts w:cs="B Nazanin"/>
-          <w:sz w:val="24"/>
-          <w:szCs w:val="24"/>
-          <w:rtl/>
-          <w:lang w:bidi="fa-IR"/>
-        </w:rPr>
-        <w:t xml:space="preserve">کنیم، </w:t>
-      </w:r>
-      <w:proofErr w:type="spellStart"/>
-      <w:r>
-        <w:rPr>
-          <w:rFonts w:cs="B Nazanin"/>
-          <w:sz w:val="24"/>
-          <w:szCs w:val="24"/>
-          <w:rtl/>
-          <w:lang w:bidi="fa-IR"/>
-        </w:rPr>
-        <w:t>داده‌ها</w:t>
-      </w:r>
-      <w:proofErr w:type="spellEnd"/>
-      <w:r>
-        <w:rPr>
-          <w:rFonts w:cs="B Nazanin"/>
-          <w:sz w:val="24"/>
-          <w:szCs w:val="24"/>
-          <w:rtl/>
-          <w:lang w:bidi="fa-IR"/>
-        </w:rPr>
-        <w:t xml:space="preserve"> پاک </w:t>
-      </w:r>
-      <w:proofErr w:type="spellStart"/>
-      <w:r>
-        <w:rPr>
-          <w:rFonts w:cs="B Nazanin"/>
-          <w:sz w:val="24"/>
-          <w:szCs w:val="24"/>
-          <w:rtl/>
-          <w:lang w:bidi="fa-IR"/>
-        </w:rPr>
-        <w:t>نمی‌شوند</w:t>
-      </w:r>
-      <w:proofErr w:type="spellEnd"/>
-      <w:r>
-        <w:rPr>
-          <w:rFonts w:cs="B Nazanin"/>
-          <w:sz w:val="24"/>
-          <w:szCs w:val="24"/>
-          <w:lang w:bidi="fa-IR"/>
-        </w:rPr>
-        <w:t>.</w:t>
-      </w:r>
-      <w:r>
-        <w:rPr>
-          <w:rFonts w:cs="B Nazanin"/>
-          <w:sz w:val="24"/>
-          <w:szCs w:val="24"/>
-          <w:rtl/>
-          <w:lang w:bidi="fa-IR"/>
-        </w:rPr>
-        <w:t>حتی اگر</w:t>
-      </w:r>
-      <w:r>
-        <w:rPr>
-          <w:rFonts w:cs="B Nazanin"/>
-          <w:sz w:val="24"/>
-          <w:szCs w:val="24"/>
-          <w:lang w:bidi="fa-IR"/>
-        </w:rPr>
-        <w:t xml:space="preserve"> Container </w:t>
-      </w:r>
-      <w:r>
-        <w:rPr>
-          <w:rFonts w:cs="B Nazanin"/>
-          <w:sz w:val="24"/>
-          <w:szCs w:val="24"/>
-          <w:rtl/>
-          <w:lang w:bidi="fa-IR"/>
-        </w:rPr>
-        <w:t xml:space="preserve">را </w:t>
-      </w:r>
-      <w:r>
-        <w:rPr>
-          <w:rFonts w:cs="B Nazanin"/>
-          <w:sz w:val="24"/>
-          <w:szCs w:val="24"/>
-          <w:lang w:bidi="fa-IR"/>
-        </w:rPr>
-        <w:t xml:space="preserve">Restart </w:t>
-      </w:r>
-      <w:r>
-        <w:rPr>
-          <w:rFonts w:cs="B Nazanin"/>
-          <w:sz w:val="24"/>
-          <w:szCs w:val="24"/>
-          <w:rtl/>
-          <w:lang w:bidi="fa-IR"/>
-        </w:rPr>
-        <w:t xml:space="preserve">کنیم، </w:t>
-      </w:r>
-      <w:proofErr w:type="spellStart"/>
-      <w:r>
-        <w:rPr>
-          <w:rFonts w:cs="B Nazanin"/>
-          <w:sz w:val="24"/>
-          <w:szCs w:val="24"/>
-          <w:rtl/>
-          <w:lang w:bidi="fa-IR"/>
-        </w:rPr>
-        <w:t>داده‌ها</w:t>
-      </w:r>
-      <w:proofErr w:type="spellEnd"/>
-      <w:r>
-        <w:rPr>
-          <w:rFonts w:cs="B Nazanin"/>
-          <w:sz w:val="24"/>
-          <w:szCs w:val="24"/>
-          <w:rtl/>
-          <w:lang w:bidi="fa-IR"/>
-        </w:rPr>
-        <w:t xml:space="preserve"> باقی </w:t>
-      </w:r>
-      <w:proofErr w:type="spellStart"/>
-      <w:r>
-        <w:rPr>
-          <w:rFonts w:cs="B Nazanin"/>
-          <w:sz w:val="24"/>
-          <w:szCs w:val="24"/>
-          <w:rtl/>
-          <w:lang w:bidi="fa-IR"/>
-        </w:rPr>
-        <w:t>می‌مانند</w:t>
-      </w:r>
-      <w:proofErr w:type="spellEnd"/>
-      <w:r>
-        <w:rPr>
-          <w:rFonts w:cs="B Nazanin"/>
-          <w:sz w:val="24"/>
-          <w:szCs w:val="24"/>
-          <w:lang w:bidi="fa-IR"/>
-        </w:rPr>
-        <w:t>.</w:t>
-      </w:r>
-      <w:r>
-        <w:rPr>
-          <w:rFonts w:cs="B Nazanin"/>
-          <w:sz w:val="24"/>
-          <w:szCs w:val="24"/>
-          <w:rtl/>
-          <w:lang w:bidi="fa-IR"/>
-        </w:rPr>
-        <w:t>اما اگر</w:t>
-      </w:r>
-      <w:r>
-        <w:rPr>
-          <w:rFonts w:cs="B Nazanin"/>
-          <w:sz w:val="24"/>
-          <w:szCs w:val="24"/>
-          <w:lang w:bidi="fa-IR"/>
-        </w:rPr>
-        <w:t xml:space="preserve"> Container </w:t>
-      </w:r>
-      <w:r>
-        <w:rPr>
-          <w:rFonts w:cs="B Nazanin"/>
-          <w:sz w:val="24"/>
-          <w:szCs w:val="24"/>
-          <w:rtl/>
-          <w:lang w:bidi="fa-IR"/>
-        </w:rPr>
-        <w:t xml:space="preserve">را </w:t>
-      </w:r>
-      <w:r>
-        <w:rPr>
-          <w:rFonts w:cs="B Nazanin"/>
-          <w:sz w:val="24"/>
-          <w:szCs w:val="24"/>
-          <w:lang w:bidi="fa-IR"/>
-        </w:rPr>
-        <w:t xml:space="preserve">Delete/Remove </w:t>
-      </w:r>
-      <w:r>
-        <w:rPr>
-          <w:rFonts w:cs="B Nazanin"/>
-          <w:sz w:val="24"/>
-          <w:szCs w:val="24"/>
-          <w:rtl/>
-          <w:lang w:bidi="fa-IR"/>
-        </w:rPr>
-        <w:t>کنیم، داده‌هایی که فقط داخل خود</w:t>
-      </w:r>
-      <w:r>
-        <w:rPr>
-          <w:rFonts w:cs="B Nazanin"/>
-          <w:sz w:val="24"/>
-          <w:szCs w:val="24"/>
-          <w:lang w:bidi="fa-IR"/>
-        </w:rPr>
-        <w:t xml:space="preserve"> Container </w:t>
-      </w:r>
-      <w:r>
-        <w:rPr>
-          <w:rFonts w:cs="B Nazanin"/>
-          <w:sz w:val="24"/>
-          <w:szCs w:val="24"/>
-          <w:rtl/>
-          <w:lang w:bidi="fa-IR"/>
-        </w:rPr>
-        <w:t>بوده‌اند از بین می‌روند</w:t>
-      </w:r>
-      <w:r>
-        <w:rPr>
-          <w:rFonts w:cs="B Nazanin"/>
-          <w:sz w:val="24"/>
-          <w:szCs w:val="24"/>
-          <w:lang w:bidi="fa-IR"/>
-        </w:rPr>
-        <w:t>.</w:t>
-      </w:r>
-    </w:p>
-    <w:p>
-      <w:pPr>
-        <w:bidi/>
-        <w:rPr>
-          <w:rFonts w:cs="B Nazanin"/>
-          <w:sz w:val="24"/>
-          <w:szCs w:val="24"/>
-          <w:lang w:bidi="fa-IR"/>
-        </w:rPr>
-      </w:pPr>
-      <w:r>
-        <w:rPr>
-          <w:rFonts w:cs="B Nazanin"/>
-          <w:sz w:val="24"/>
-          <w:szCs w:val="24"/>
-          <w:rtl/>
-          <w:lang w:bidi="fa-IR"/>
-        </w:rPr>
-        <w:t xml:space="preserve">برای همین از </w:t>
-      </w:r>
-      <w:r>
-        <w:rPr>
-          <w:rFonts w:cs="B Nazanin"/>
-          <w:sz w:val="24"/>
-          <w:szCs w:val="24"/>
-          <w:lang w:bidi="fa-IR"/>
-        </w:rPr>
-        <w:t xml:space="preserve">Volume </w:t>
-      </w:r>
-      <w:r>
-        <w:rPr>
-          <w:rFonts w:cs="B Nazanin"/>
-          <w:sz w:val="24"/>
-          <w:szCs w:val="24"/>
-          <w:rtl/>
-          <w:lang w:bidi="fa-IR"/>
-        </w:rPr>
-        <w:t>استفاده می‌کنیم</w:t>
-      </w:r>
-      <w:r>
-        <w:rPr>
-          <w:rFonts w:cs="B Nazanin"/>
-          <w:sz w:val="24"/>
-          <w:szCs w:val="24"/>
-          <w:lang w:bidi="fa-IR"/>
-        </w:rPr>
-        <w:t>:</w:t>
-      </w:r>
-    </w:p>
-    <w:p>
-      <w:pPr>
-        <w:bidi/>
-        <w:rPr>
-          <w:rFonts w:cs="B Nazanin"/>
-          <w:sz w:val="24"/>
-          <w:szCs w:val="24"/>
-          <w:lang w:bidi="fa-IR"/>
-        </w:rPr>
-      </w:pPr>
-      <w:r>
-        <w:rPr>
-          <w:rFonts w:cs="B Nazanin"/>
-          <w:sz w:val="24"/>
-          <w:szCs w:val="24"/>
-          <w:lang w:bidi="fa-IR"/>
-        </w:rPr>
-        <w:t xml:space="preserve">Volume </w:t>
-      </w:r>
-      <w:r>
-        <w:rPr>
-          <w:rFonts w:cs="B Nazanin"/>
-          <w:sz w:val="24"/>
-          <w:szCs w:val="24"/>
-          <w:rtl/>
-          <w:lang w:bidi="fa-IR"/>
-        </w:rPr>
-        <w:t>باعث می‌شود داده‌های</w:t>
-      </w:r>
-      <w:r>
-        <w:rPr>
-          <w:rFonts w:cs="B Nazanin"/>
-          <w:sz w:val="24"/>
-          <w:szCs w:val="24"/>
-          <w:lang w:bidi="fa-IR"/>
-        </w:rPr>
-        <w:t xml:space="preserve"> SQL Server </w:t>
-      </w:r>
-      <w:r>
-        <w:rPr>
-          <w:rFonts w:cs="B Nazanin"/>
-          <w:sz w:val="24"/>
-          <w:szCs w:val="24"/>
-          <w:rtl/>
-          <w:lang w:bidi="fa-IR"/>
-        </w:rPr>
-        <w:t>خارج از</w:t>
-      </w:r>
-      <w:r>
-        <w:rPr>
-          <w:rFonts w:cs="B Nazanin"/>
-          <w:sz w:val="24"/>
-          <w:szCs w:val="24"/>
-          <w:lang w:bidi="fa-IR"/>
-        </w:rPr>
-        <w:t xml:space="preserve"> Lifecycle </w:t>
-      </w:r>
-      <w:r>
-        <w:rPr>
-          <w:rFonts w:cs="B Nazanin"/>
-          <w:sz w:val="24"/>
-          <w:szCs w:val="24"/>
-          <w:rtl/>
-          <w:lang w:bidi="fa-IR"/>
-        </w:rPr>
-        <w:t>خود</w:t>
-      </w:r>
-      <w:r>
-        <w:rPr>
-          <w:rFonts w:cs="B Nazanin"/>
-          <w:sz w:val="24"/>
-          <w:szCs w:val="24"/>
-          <w:lang w:bidi="fa-IR"/>
-        </w:rPr>
-        <w:t xml:space="preserve"> Container </w:t>
-      </w:r>
-      <w:r>
-        <w:rPr>
-          <w:rFonts w:cs="B Nazanin"/>
-          <w:sz w:val="24"/>
-          <w:szCs w:val="24"/>
-          <w:rtl/>
-          <w:lang w:bidi="fa-IR"/>
-        </w:rPr>
-        <w:t>نگهداری شوند؛ بنابراین حتی اگر</w:t>
-      </w:r>
-      <w:r>
-        <w:rPr>
-          <w:rFonts w:cs="B Nazanin"/>
-          <w:sz w:val="24"/>
-          <w:szCs w:val="24"/>
-          <w:lang w:bidi="fa-IR"/>
-        </w:rPr>
-        <w:t xml:space="preserve"> Container </w:t>
-      </w:r>
-      <w:r>
-        <w:rPr>
-          <w:rFonts w:cs="B Nazanin"/>
-          <w:sz w:val="24"/>
-          <w:szCs w:val="24"/>
-          <w:rtl/>
-          <w:lang w:bidi="fa-IR"/>
-        </w:rPr>
-        <w:t xml:space="preserve">حذف و دوباره ساخته شود، </w:t>
-      </w:r>
-      <w:proofErr w:type="spellStart"/>
-      <w:r>
-        <w:rPr>
-          <w:rFonts w:cs="B Nazanin"/>
-          <w:sz w:val="24"/>
-          <w:szCs w:val="24"/>
-          <w:rtl/>
-          <w:lang w:bidi="fa-IR"/>
-        </w:rPr>
-        <w:t>می‌توانیم</w:t>
-      </w:r>
-      <w:proofErr w:type="spellEnd"/>
-      <w:r>
-        <w:rPr>
-          <w:rFonts w:cs="B Nazanin"/>
-          <w:sz w:val="24"/>
-          <w:szCs w:val="24"/>
-          <w:rtl/>
-          <w:lang w:bidi="fa-IR"/>
-        </w:rPr>
-        <w:t xml:space="preserve"> </w:t>
-      </w:r>
-      <w:proofErr w:type="spellStart"/>
-      <w:r>
-        <w:rPr>
-          <w:rFonts w:cs="B Nazanin"/>
-          <w:sz w:val="24"/>
-          <w:szCs w:val="24"/>
-          <w:rtl/>
-          <w:lang w:bidi="fa-IR"/>
-        </w:rPr>
-        <w:t>داده‌های</w:t>
-      </w:r>
-      <w:proofErr w:type="spellEnd"/>
-      <w:r>
-        <w:rPr>
-          <w:rFonts w:cs="B Nazanin"/>
-          <w:sz w:val="24"/>
-          <w:szCs w:val="24"/>
-          <w:rtl/>
-          <w:lang w:bidi="fa-IR"/>
-        </w:rPr>
-        <w:t xml:space="preserve"> قبلی را داشته باشیم</w:t>
-      </w:r>
-      <w:r>
-        <w:rPr>
-          <w:rFonts w:cs="B Nazanin"/>
-          <w:sz w:val="24"/>
-          <w:szCs w:val="24"/>
-          <w:lang w:bidi="fa-IR"/>
-        </w:rPr>
-        <w:t>.</w:t>
-      </w:r>
-    </w:p>
-    <w:p>
-      <w:pPr>
-        <w:bidi/>
-        <w:rPr>
-          <w:rFonts w:cs="B Nazanin"/>
-          <w:sz w:val="24"/>
-          <w:szCs w:val="24"/>
-          <w:rtl/>
-          <w:lang w:bidi="fa-IR"/>
-        </w:rPr>
-      </w:pPr>
-      <w:r>
-        <w:rPr>
-          <w:rFonts w:cs="B Nazanin" w:hint="cs"/>
-          <w:sz w:val="24"/>
-          <w:szCs w:val="24"/>
-          <w:rtl/>
-          <w:lang w:bidi="fa-IR"/>
-        </w:rPr>
-        <w:t xml:space="preserve">توضیح کامل فایل </w:t>
-      </w:r>
-      <w:r>
-        <w:rPr>
-          <w:rFonts w:cs="B Nazanin"/>
-          <w:sz w:val="24"/>
-          <w:szCs w:val="24"/>
-          <w:lang w:bidi="fa-IR"/>
-        </w:rPr>
-        <w:t>Docker</w:t>
-      </w:r>
-      <w:r>
-        <w:rPr>
-          <w:rFonts w:cs="B Nazanin" w:hint="cs"/>
-          <w:sz w:val="24"/>
-          <w:szCs w:val="24"/>
-          <w:rtl/>
-          <w:lang w:bidi="fa-IR"/>
-        </w:rPr>
-        <w:t xml:space="preserve"> این پروژه : </w:t>
-      </w:r>
-    </w:p>
-    <w:p>
-      <w:pPr>
-        <w:bidi/>
-        <w:rPr>
-          <w:rFonts w:cs="B Nazanin" w:hint="cs"/>
-          <w:sz w:val="24"/>
-          <w:szCs w:val="24"/>
-          <w:rtl/>
-          <w:lang w:bidi="fa-IR"/>
-        </w:rPr>
-      </w:pPr>
-      <w:r>
-        <w:rPr>
-          <w:noProof/>
-        </w:rPr>
         <w:drawing>
           <wp:inline distT="0" distB="0" distL="0" distR="0" wp14:anchorId="3A0BE949" wp14:editId="76016D8F">
             <wp:extent cx="4276725" cy="3990975"/>
@@ -14843,8 +14920,1066 @@
           <w:rtl/>
           <w:lang w:bidi="fa-IR"/>
         </w:rPr>
-        <w:t xml:space="preserve">یعنی رمز </w:t>
-      </w:r>
+        <w:t xml:space="preserve">یعنی رمز کاربر </w:t>
+      </w:r>
+      <w:proofErr w:type="spellStart"/>
+      <w:r>
+        <w:rPr>
+          <w:rFonts w:cs="B Nazanin"/>
+          <w:sz w:val="24"/>
+          <w:szCs w:val="24"/>
+          <w:lang w:bidi="fa-IR"/>
+        </w:rPr>
+        <w:t>sa</w:t>
+      </w:r>
+      <w:proofErr w:type="spellEnd"/>
+      <w:r>
+        <w:rPr>
+          <w:rFonts w:cs="B Nazanin"/>
+          <w:sz w:val="24"/>
+          <w:szCs w:val="24"/>
+          <w:lang w:bidi="fa-IR"/>
+        </w:rPr>
+        <w:t xml:space="preserve"> </w:t>
+      </w:r>
+      <w:r>
+        <w:rPr>
+          <w:rFonts w:cs="B Nazanin"/>
+          <w:sz w:val="24"/>
+          <w:szCs w:val="24"/>
+          <w:rtl/>
+          <w:lang w:bidi="fa-IR"/>
+        </w:rPr>
+        <w:t xml:space="preserve">را مشخص می‌کنیم. در </w:t>
+      </w:r>
+      <w:r>
+        <w:rPr>
+          <w:rFonts w:cs="B Nazanin"/>
+          <w:sz w:val="24"/>
+          <w:szCs w:val="24"/>
+          <w:lang w:bidi="fa-IR"/>
+        </w:rPr>
+        <w:t xml:space="preserve">ports </w:t>
+      </w:r>
+      <w:r>
+        <w:rPr>
+          <w:rFonts w:cs="B Nazanin"/>
+          <w:sz w:val="24"/>
+          <w:szCs w:val="24"/>
+          <w:rtl/>
+          <w:lang w:bidi="fa-IR"/>
+        </w:rPr>
+        <w:t xml:space="preserve">مقدار </w:t>
+      </w:r>
+      <w:r>
+        <w:rPr>
+          <w:rFonts w:cs="B Nazanin"/>
+          <w:sz w:val="24"/>
+          <w:szCs w:val="24"/>
+          <w:lang w:bidi="fa-IR"/>
+        </w:rPr>
+        <w:t xml:space="preserve">"1434:1433" </w:t>
+      </w:r>
+      <w:r>
+        <w:rPr>
+          <w:rFonts w:cs="B Nazanin"/>
+          <w:sz w:val="24"/>
+          <w:szCs w:val="24"/>
+          <w:rtl/>
+          <w:lang w:bidi="fa-IR"/>
+        </w:rPr>
+        <w:t xml:space="preserve">یعنی پورت </w:t>
+      </w:r>
+      <w:r>
+        <w:rPr>
+          <w:rFonts w:cs="B Nazanin"/>
+          <w:sz w:val="24"/>
+          <w:szCs w:val="24"/>
+          <w:lang w:bidi="fa-IR"/>
+        </w:rPr>
+        <w:t xml:space="preserve">1434 </w:t>
+      </w:r>
+      <w:r>
+        <w:rPr>
+          <w:rFonts w:cs="B Nazanin"/>
+          <w:sz w:val="24"/>
+          <w:szCs w:val="24"/>
+          <w:rtl/>
+          <w:lang w:bidi="fa-IR"/>
+        </w:rPr>
+        <w:t xml:space="preserve">کامپیوتر خودمان را به پورت </w:t>
+      </w:r>
+      <w:r>
+        <w:rPr>
+          <w:rFonts w:cs="B Nazanin"/>
+          <w:sz w:val="24"/>
+          <w:szCs w:val="24"/>
+          <w:lang w:bidi="fa-IR"/>
+        </w:rPr>
+        <w:t xml:space="preserve">1433 </w:t>
+      </w:r>
+      <w:r>
+        <w:rPr>
+          <w:rFonts w:cs="B Nazanin"/>
+          <w:sz w:val="24"/>
+          <w:szCs w:val="24"/>
+          <w:rtl/>
+          <w:lang w:bidi="fa-IR"/>
+        </w:rPr>
+        <w:t>داخل</w:t>
+      </w:r>
+      <w:r>
+        <w:rPr>
+          <w:rFonts w:cs="B Nazanin"/>
+          <w:sz w:val="24"/>
+          <w:szCs w:val="24"/>
+          <w:lang w:bidi="fa-IR"/>
+        </w:rPr>
+        <w:t xml:space="preserve"> Container </w:t>
+      </w:r>
+      <w:r>
+        <w:rPr>
+          <w:rFonts w:cs="B Nazanin"/>
+          <w:sz w:val="24"/>
+          <w:szCs w:val="24"/>
+          <w:rtl/>
+          <w:lang w:bidi="fa-IR"/>
+        </w:rPr>
+        <w:t xml:space="preserve">متصل کن؛ بنابراین از بیرون با </w:t>
+      </w:r>
+      <w:r>
+        <w:rPr>
+          <w:rFonts w:cs="B Nazanin"/>
+          <w:sz w:val="24"/>
+          <w:szCs w:val="24"/>
+          <w:lang w:bidi="fa-IR"/>
+        </w:rPr>
+        <w:t xml:space="preserve">localhost:1434 </w:t>
+      </w:r>
+      <w:r>
+        <w:rPr>
+          <w:rFonts w:cs="B Nazanin"/>
+          <w:sz w:val="24"/>
+          <w:szCs w:val="24"/>
+          <w:rtl/>
+          <w:lang w:bidi="fa-IR"/>
+        </w:rPr>
+        <w:t>به</w:t>
+      </w:r>
+      <w:r>
+        <w:rPr>
+          <w:rFonts w:cs="B Nazanin"/>
+          <w:sz w:val="24"/>
+          <w:szCs w:val="24"/>
+          <w:lang w:bidi="fa-IR"/>
+        </w:rPr>
+        <w:t xml:space="preserve"> SQL </w:t>
+      </w:r>
+      <w:r>
+        <w:rPr>
+          <w:rFonts w:cs="B Nazanin"/>
+          <w:sz w:val="24"/>
+          <w:szCs w:val="24"/>
+          <w:rtl/>
+          <w:lang w:bidi="fa-IR"/>
+        </w:rPr>
+        <w:t>داخل</w:t>
+      </w:r>
+      <w:r>
+        <w:rPr>
+          <w:rFonts w:cs="B Nazanin"/>
+          <w:sz w:val="24"/>
+          <w:szCs w:val="24"/>
+          <w:lang w:bidi="fa-IR"/>
+        </w:rPr>
+        <w:t xml:space="preserve"> Container </w:t>
+      </w:r>
+      <w:r>
+        <w:rPr>
+          <w:rFonts w:cs="B Nazanin"/>
+          <w:sz w:val="24"/>
+          <w:szCs w:val="24"/>
+          <w:rtl/>
+          <w:lang w:bidi="fa-IR"/>
+        </w:rPr>
+        <w:t xml:space="preserve">دسترسی داریم. در </w:t>
+      </w:r>
+      <w:r>
+        <w:rPr>
+          <w:rFonts w:cs="B Nazanin"/>
+          <w:sz w:val="24"/>
+          <w:szCs w:val="24"/>
+          <w:lang w:bidi="fa-IR"/>
+        </w:rPr>
+        <w:t xml:space="preserve">volumes </w:t>
+      </w:r>
+      <w:r>
+        <w:rPr>
+          <w:rFonts w:cs="B Nazanin"/>
+          <w:sz w:val="24"/>
+          <w:szCs w:val="24"/>
+          <w:rtl/>
+          <w:lang w:bidi="fa-IR"/>
+        </w:rPr>
+        <w:t xml:space="preserve">هم </w:t>
+      </w:r>
+      <w:proofErr w:type="spellStart"/>
+      <w:r>
+        <w:rPr>
+          <w:rFonts w:cs="B Nazanin"/>
+          <w:sz w:val="24"/>
+          <w:szCs w:val="24"/>
+          <w:lang w:bidi="fa-IR"/>
+        </w:rPr>
+        <w:t>sql</w:t>
+      </w:r>
+      <w:proofErr w:type="spellEnd"/>
+      <w:r>
+        <w:rPr>
+          <w:rFonts w:cs="B Nazanin"/>
+          <w:sz w:val="24"/>
+          <w:szCs w:val="24"/>
+          <w:lang w:bidi="fa-IR"/>
+        </w:rPr>
+        <w:t>-data:/var/opt/</w:t>
+      </w:r>
+      <w:proofErr w:type="spellStart"/>
+      <w:r>
+        <w:rPr>
+          <w:rFonts w:cs="B Nazanin"/>
+          <w:sz w:val="24"/>
+          <w:szCs w:val="24"/>
+          <w:lang w:bidi="fa-IR"/>
+        </w:rPr>
+        <w:t>mssql</w:t>
+      </w:r>
+      <w:proofErr w:type="spellEnd"/>
+      <w:r>
+        <w:rPr>
+          <w:rFonts w:cs="B Nazanin"/>
+          <w:sz w:val="24"/>
+          <w:szCs w:val="24"/>
+          <w:lang w:bidi="fa-IR"/>
+        </w:rPr>
+        <w:t xml:space="preserve"> </w:t>
+      </w:r>
+      <w:r>
+        <w:rPr>
+          <w:rFonts w:cs="B Nazanin"/>
+          <w:sz w:val="24"/>
+          <w:szCs w:val="24"/>
+          <w:rtl/>
+          <w:lang w:bidi="fa-IR"/>
+        </w:rPr>
+        <w:t>یعنی</w:t>
+      </w:r>
+      <w:r>
+        <w:rPr>
+          <w:rFonts w:cs="B Nazanin"/>
+          <w:sz w:val="24"/>
+          <w:szCs w:val="24"/>
+          <w:lang w:bidi="fa-IR"/>
+        </w:rPr>
+        <w:t xml:space="preserve"> Volume</w:t>
+      </w:r>
+      <w:r>
+        <w:rPr>
+          <w:rFonts w:cs="B Nazanin"/>
+          <w:sz w:val="24"/>
+          <w:szCs w:val="24"/>
+          <w:rtl/>
+          <w:lang w:bidi="fa-IR"/>
+        </w:rPr>
+        <w:t xml:space="preserve">ای به نام </w:t>
+      </w:r>
+      <w:proofErr w:type="spellStart"/>
+      <w:r>
+        <w:rPr>
+          <w:rFonts w:cs="B Nazanin"/>
+          <w:sz w:val="24"/>
+          <w:szCs w:val="24"/>
+          <w:lang w:bidi="fa-IR"/>
+        </w:rPr>
+        <w:t>sql</w:t>
+      </w:r>
+      <w:proofErr w:type="spellEnd"/>
+      <w:r>
+        <w:rPr>
+          <w:rFonts w:cs="B Nazanin"/>
+          <w:sz w:val="24"/>
+          <w:szCs w:val="24"/>
+          <w:lang w:bidi="fa-IR"/>
+        </w:rPr>
+        <w:t xml:space="preserve">-data </w:t>
+      </w:r>
+      <w:r>
+        <w:rPr>
+          <w:rFonts w:cs="B Nazanin"/>
+          <w:sz w:val="24"/>
+          <w:szCs w:val="24"/>
+          <w:rtl/>
+          <w:lang w:bidi="fa-IR"/>
+        </w:rPr>
+        <w:t xml:space="preserve">را به مسیر </w:t>
+      </w:r>
+      <w:r>
+        <w:rPr>
+          <w:rFonts w:cs="B Nazanin"/>
+          <w:sz w:val="24"/>
+          <w:szCs w:val="24"/>
+          <w:lang w:bidi="fa-IR"/>
+        </w:rPr>
+        <w:t>/var/opt/</w:t>
+      </w:r>
+      <w:proofErr w:type="spellStart"/>
+      <w:r>
+        <w:rPr>
+          <w:rFonts w:cs="B Nazanin"/>
+          <w:sz w:val="24"/>
+          <w:szCs w:val="24"/>
+          <w:lang w:bidi="fa-IR"/>
+        </w:rPr>
+        <w:t>mssql</w:t>
+      </w:r>
+      <w:proofErr w:type="spellEnd"/>
+      <w:r>
+        <w:rPr>
+          <w:rFonts w:cs="B Nazanin"/>
+          <w:sz w:val="24"/>
+          <w:szCs w:val="24"/>
+          <w:lang w:bidi="fa-IR"/>
+        </w:rPr>
+        <w:t xml:space="preserve"> </w:t>
+      </w:r>
+      <w:r>
+        <w:rPr>
+          <w:rFonts w:cs="B Nazanin"/>
+          <w:sz w:val="24"/>
+          <w:szCs w:val="24"/>
+          <w:rtl/>
+          <w:lang w:bidi="fa-IR"/>
+        </w:rPr>
+        <w:t>داخل</w:t>
+      </w:r>
+      <w:r>
+        <w:rPr>
+          <w:rFonts w:cs="B Nazanin"/>
+          <w:sz w:val="24"/>
+          <w:szCs w:val="24"/>
+          <w:lang w:bidi="fa-IR"/>
+        </w:rPr>
+        <w:t xml:space="preserve"> Container </w:t>
+      </w:r>
+      <w:r>
+        <w:rPr>
+          <w:rFonts w:cs="B Nazanin"/>
+          <w:sz w:val="24"/>
+          <w:szCs w:val="24"/>
+          <w:rtl/>
+          <w:lang w:bidi="fa-IR"/>
+        </w:rPr>
+        <w:t>وصل کن تا اطلاعات</w:t>
+      </w:r>
+      <w:r>
+        <w:rPr>
+          <w:rFonts w:cs="B Nazanin"/>
+          <w:sz w:val="24"/>
+          <w:szCs w:val="24"/>
+          <w:lang w:bidi="fa-IR"/>
+        </w:rPr>
+        <w:t xml:space="preserve"> SQL </w:t>
+      </w:r>
+      <w:r>
+        <w:rPr>
+          <w:rFonts w:cs="B Nazanin"/>
+          <w:sz w:val="24"/>
+          <w:szCs w:val="24"/>
+          <w:rtl/>
+          <w:lang w:bidi="fa-IR"/>
+        </w:rPr>
+        <w:t>خارج از خود</w:t>
+      </w:r>
+      <w:r>
+        <w:rPr>
+          <w:rFonts w:cs="B Nazanin"/>
+          <w:sz w:val="24"/>
+          <w:szCs w:val="24"/>
+          <w:lang w:bidi="fa-IR"/>
+        </w:rPr>
+        <w:t xml:space="preserve"> Container </w:t>
+      </w:r>
+      <w:r>
+        <w:rPr>
+          <w:rFonts w:cs="B Nazanin"/>
+          <w:sz w:val="24"/>
+          <w:szCs w:val="24"/>
+          <w:rtl/>
+          <w:lang w:bidi="fa-IR"/>
+        </w:rPr>
+        <w:t xml:space="preserve">نگهداری شود. سپس سرویس </w:t>
+      </w:r>
+      <w:proofErr w:type="spellStart"/>
+      <w:r>
+        <w:rPr>
+          <w:rFonts w:cs="B Nazanin"/>
+          <w:sz w:val="24"/>
+          <w:szCs w:val="24"/>
+          <w:lang w:bidi="fa-IR"/>
+        </w:rPr>
+        <w:t>redis</w:t>
+      </w:r>
+      <w:proofErr w:type="spellEnd"/>
+      <w:r>
+        <w:rPr>
+          <w:rFonts w:cs="B Nazanin"/>
+          <w:sz w:val="24"/>
+          <w:szCs w:val="24"/>
+          <w:lang w:bidi="fa-IR"/>
+        </w:rPr>
+        <w:t xml:space="preserve"> </w:t>
+      </w:r>
+      <w:r>
+        <w:rPr>
+          <w:rFonts w:cs="B Nazanin"/>
+          <w:sz w:val="24"/>
+          <w:szCs w:val="24"/>
+          <w:rtl/>
+          <w:lang w:bidi="fa-IR"/>
+        </w:rPr>
+        <w:t xml:space="preserve">را داریم که با </w:t>
+      </w:r>
+      <w:r>
+        <w:rPr>
+          <w:rFonts w:cs="B Nazanin"/>
+          <w:sz w:val="24"/>
+          <w:szCs w:val="24"/>
+          <w:lang w:bidi="fa-IR"/>
+        </w:rPr>
+        <w:t xml:space="preserve">image: </w:t>
+      </w:r>
+      <w:proofErr w:type="spellStart"/>
+      <w:r>
+        <w:rPr>
+          <w:rFonts w:cs="B Nazanin"/>
+          <w:sz w:val="24"/>
+          <w:szCs w:val="24"/>
+          <w:lang w:bidi="fa-IR"/>
+        </w:rPr>
+        <w:t>redis:latest</w:t>
+      </w:r>
+      <w:proofErr w:type="spellEnd"/>
+      <w:r>
+        <w:rPr>
+          <w:rFonts w:cs="B Nazanin"/>
+          <w:sz w:val="24"/>
+          <w:szCs w:val="24"/>
+          <w:lang w:bidi="fa-IR"/>
+        </w:rPr>
+        <w:t xml:space="preserve"> </w:t>
+      </w:r>
+      <w:r>
+        <w:rPr>
+          <w:rFonts w:cs="B Nazanin"/>
+          <w:sz w:val="24"/>
+          <w:szCs w:val="24"/>
+          <w:rtl/>
+          <w:lang w:bidi="fa-IR"/>
+        </w:rPr>
+        <w:t>از</w:t>
+      </w:r>
+      <w:r>
+        <w:rPr>
+          <w:rFonts w:cs="B Nazanin"/>
+          <w:sz w:val="24"/>
+          <w:szCs w:val="24"/>
+          <w:lang w:bidi="fa-IR"/>
+        </w:rPr>
+        <w:t xml:space="preserve"> Image </w:t>
+      </w:r>
+      <w:r>
+        <w:rPr>
+          <w:rFonts w:cs="B Nazanin"/>
+          <w:sz w:val="24"/>
+          <w:szCs w:val="24"/>
+          <w:rtl/>
+          <w:lang w:bidi="fa-IR"/>
+        </w:rPr>
+        <w:t>مربوط به</w:t>
+      </w:r>
+      <w:r>
+        <w:rPr>
+          <w:rFonts w:cs="B Nazanin"/>
+          <w:sz w:val="24"/>
+          <w:szCs w:val="24"/>
+          <w:lang w:bidi="fa-IR"/>
+        </w:rPr>
+        <w:t xml:space="preserve"> Redis </w:t>
+      </w:r>
+      <w:r>
+        <w:rPr>
+          <w:rFonts w:cs="B Nazanin"/>
+          <w:sz w:val="24"/>
+          <w:szCs w:val="24"/>
+          <w:rtl/>
+          <w:lang w:bidi="fa-IR"/>
+        </w:rPr>
+        <w:t xml:space="preserve">ساخته می‌شود و با </w:t>
+      </w:r>
+      <w:r>
+        <w:rPr>
+          <w:rFonts w:cs="B Nazanin"/>
+          <w:sz w:val="24"/>
+          <w:szCs w:val="24"/>
+          <w:lang w:bidi="fa-IR"/>
+        </w:rPr>
+        <w:t xml:space="preserve">"6379:6379" </w:t>
+      </w:r>
+      <w:r>
+        <w:rPr>
+          <w:rFonts w:cs="B Nazanin"/>
+          <w:sz w:val="24"/>
+          <w:szCs w:val="24"/>
+          <w:rtl/>
+          <w:lang w:bidi="fa-IR"/>
+        </w:rPr>
+        <w:t xml:space="preserve">پورت </w:t>
+      </w:r>
+      <w:r>
+        <w:rPr>
+          <w:rFonts w:cs="B Nazanin"/>
+          <w:sz w:val="24"/>
+          <w:szCs w:val="24"/>
+          <w:lang w:bidi="fa-IR"/>
+        </w:rPr>
+        <w:t xml:space="preserve">6379 </w:t>
+      </w:r>
+      <w:r>
+        <w:rPr>
+          <w:rFonts w:cs="B Nazanin"/>
+          <w:sz w:val="24"/>
+          <w:szCs w:val="24"/>
+          <w:rtl/>
+          <w:lang w:bidi="fa-IR"/>
+        </w:rPr>
+        <w:t xml:space="preserve">سیستم خودمان را به پورت </w:t>
+      </w:r>
+      <w:r>
+        <w:rPr>
+          <w:rFonts w:cs="B Nazanin"/>
+          <w:sz w:val="24"/>
+          <w:szCs w:val="24"/>
+          <w:lang w:bidi="fa-IR"/>
+        </w:rPr>
+        <w:t xml:space="preserve">6379 </w:t>
+      </w:r>
+      <w:r>
+        <w:rPr>
+          <w:rFonts w:cs="B Nazanin"/>
+          <w:sz w:val="24"/>
+          <w:szCs w:val="24"/>
+          <w:rtl/>
+          <w:lang w:bidi="fa-IR"/>
+        </w:rPr>
+        <w:t>داخل</w:t>
+      </w:r>
+      <w:r>
+        <w:rPr>
+          <w:rFonts w:cs="B Nazanin"/>
+          <w:sz w:val="24"/>
+          <w:szCs w:val="24"/>
+          <w:lang w:bidi="fa-IR"/>
+        </w:rPr>
+        <w:t xml:space="preserve"> Container </w:t>
+      </w:r>
+      <w:r>
+        <w:rPr>
+          <w:rFonts w:cs="B Nazanin"/>
+          <w:sz w:val="24"/>
+          <w:szCs w:val="24"/>
+          <w:rtl/>
+          <w:lang w:bidi="fa-IR"/>
+        </w:rPr>
+        <w:t xml:space="preserve">متصل می‌کنیم. همچنین </w:t>
+      </w:r>
+      <w:proofErr w:type="spellStart"/>
+      <w:r>
+        <w:rPr>
+          <w:rFonts w:cs="B Nazanin"/>
+          <w:sz w:val="24"/>
+          <w:szCs w:val="24"/>
+          <w:lang w:bidi="fa-IR"/>
+        </w:rPr>
+        <w:t>redis</w:t>
+      </w:r>
+      <w:proofErr w:type="spellEnd"/>
+      <w:r>
+        <w:rPr>
+          <w:rFonts w:cs="B Nazanin"/>
+          <w:sz w:val="24"/>
+          <w:szCs w:val="24"/>
+          <w:lang w:bidi="fa-IR"/>
+        </w:rPr>
+        <w:t xml:space="preserve">-data:/data </w:t>
+      </w:r>
+      <w:r>
+        <w:rPr>
+          <w:rFonts w:cs="B Nazanin"/>
+          <w:sz w:val="24"/>
+          <w:szCs w:val="24"/>
+          <w:rtl/>
+          <w:lang w:bidi="fa-IR"/>
+        </w:rPr>
+        <w:t>یعنی</w:t>
+      </w:r>
+      <w:r>
+        <w:rPr>
+          <w:rFonts w:cs="B Nazanin"/>
+          <w:sz w:val="24"/>
+          <w:szCs w:val="24"/>
+          <w:lang w:bidi="fa-IR"/>
+        </w:rPr>
+        <w:t xml:space="preserve"> Volume</w:t>
+      </w:r>
+      <w:r>
+        <w:rPr>
+          <w:rFonts w:cs="B Nazanin"/>
+          <w:sz w:val="24"/>
+          <w:szCs w:val="24"/>
+          <w:rtl/>
+          <w:lang w:bidi="fa-IR"/>
+        </w:rPr>
+        <w:t xml:space="preserve">ای به نام </w:t>
+      </w:r>
+      <w:proofErr w:type="spellStart"/>
+      <w:r>
+        <w:rPr>
+          <w:rFonts w:cs="B Nazanin"/>
+          <w:sz w:val="24"/>
+          <w:szCs w:val="24"/>
+          <w:lang w:bidi="fa-IR"/>
+        </w:rPr>
+        <w:t>redis</w:t>
+      </w:r>
+      <w:proofErr w:type="spellEnd"/>
+      <w:r>
+        <w:rPr>
+          <w:rFonts w:cs="B Nazanin"/>
+          <w:sz w:val="24"/>
+          <w:szCs w:val="24"/>
+          <w:lang w:bidi="fa-IR"/>
+        </w:rPr>
+        <w:t xml:space="preserve">-data </w:t>
+      </w:r>
+      <w:r>
+        <w:rPr>
+          <w:rFonts w:cs="B Nazanin"/>
+          <w:sz w:val="24"/>
+          <w:szCs w:val="24"/>
+          <w:rtl/>
+          <w:lang w:bidi="fa-IR"/>
+        </w:rPr>
+        <w:t xml:space="preserve">را به مسیر </w:t>
+      </w:r>
+      <w:r>
+        <w:rPr>
+          <w:rFonts w:cs="B Nazanin"/>
+          <w:sz w:val="24"/>
+          <w:szCs w:val="24"/>
+          <w:lang w:bidi="fa-IR"/>
+        </w:rPr>
+        <w:t xml:space="preserve">/data </w:t>
+      </w:r>
+      <w:r>
+        <w:rPr>
+          <w:rFonts w:cs="B Nazanin"/>
+          <w:sz w:val="24"/>
+          <w:szCs w:val="24"/>
+          <w:rtl/>
+          <w:lang w:bidi="fa-IR"/>
+        </w:rPr>
+        <w:t>داخل</w:t>
+      </w:r>
+      <w:r>
+        <w:rPr>
+          <w:rFonts w:cs="B Nazanin"/>
+          <w:sz w:val="24"/>
+          <w:szCs w:val="24"/>
+          <w:lang w:bidi="fa-IR"/>
+        </w:rPr>
+        <w:t xml:space="preserve"> Redis </w:t>
+      </w:r>
+      <w:r>
+        <w:rPr>
+          <w:rFonts w:cs="B Nazanin"/>
+          <w:sz w:val="24"/>
+          <w:szCs w:val="24"/>
+          <w:rtl/>
+          <w:lang w:bidi="fa-IR"/>
+        </w:rPr>
+        <w:t>متصل می‌کنیم تا داده‌های</w:t>
+      </w:r>
+      <w:r>
+        <w:rPr>
+          <w:rFonts w:cs="B Nazanin"/>
+          <w:sz w:val="24"/>
+          <w:szCs w:val="24"/>
+          <w:lang w:bidi="fa-IR"/>
+        </w:rPr>
+        <w:t xml:space="preserve"> Redis </w:t>
+      </w:r>
+      <w:r>
+        <w:rPr>
+          <w:rFonts w:cs="B Nazanin"/>
+          <w:sz w:val="24"/>
+          <w:szCs w:val="24"/>
+          <w:rtl/>
+          <w:lang w:bidi="fa-IR"/>
+        </w:rPr>
+        <w:t>در</w:t>
+      </w:r>
+      <w:r>
+        <w:rPr>
+          <w:rFonts w:cs="B Nazanin"/>
+          <w:sz w:val="24"/>
+          <w:szCs w:val="24"/>
+          <w:lang w:bidi="fa-IR"/>
+        </w:rPr>
+        <w:t xml:space="preserve"> Volume </w:t>
+      </w:r>
+      <w:r>
+        <w:rPr>
+          <w:rFonts w:cs="B Nazanin"/>
+          <w:sz w:val="24"/>
+          <w:szCs w:val="24"/>
+          <w:rtl/>
+          <w:lang w:bidi="fa-IR"/>
+        </w:rPr>
+        <w:t xml:space="preserve">نگهداری شوند. در نهایت بخش </w:t>
+      </w:r>
+      <w:r>
+        <w:rPr>
+          <w:rFonts w:cs="B Nazanin"/>
+          <w:sz w:val="24"/>
+          <w:szCs w:val="24"/>
+          <w:lang w:bidi="fa-IR"/>
+        </w:rPr>
+        <w:t xml:space="preserve">volumes: </w:t>
+      </w:r>
+      <w:r>
+        <w:rPr>
+          <w:rFonts w:cs="B Nazanin"/>
+          <w:sz w:val="24"/>
+          <w:szCs w:val="24"/>
+          <w:rtl/>
+          <w:lang w:bidi="fa-IR"/>
+        </w:rPr>
+        <w:t>در انتهای فایل اعلام می‌کند که دو</w:t>
+      </w:r>
+      <w:r>
+        <w:rPr>
+          <w:rFonts w:cs="B Nazanin"/>
+          <w:sz w:val="24"/>
+          <w:szCs w:val="24"/>
+          <w:lang w:bidi="fa-IR"/>
+        </w:rPr>
+        <w:t xml:space="preserve"> Volume </w:t>
+      </w:r>
+      <w:r>
+        <w:rPr>
+          <w:rFonts w:cs="B Nazanin"/>
+          <w:sz w:val="24"/>
+          <w:szCs w:val="24"/>
+          <w:rtl/>
+          <w:lang w:bidi="fa-IR"/>
+        </w:rPr>
+        <w:t xml:space="preserve">به نام‌های </w:t>
+      </w:r>
+      <w:proofErr w:type="spellStart"/>
+      <w:r>
+        <w:rPr>
+          <w:rFonts w:cs="B Nazanin"/>
+          <w:sz w:val="24"/>
+          <w:szCs w:val="24"/>
+          <w:lang w:bidi="fa-IR"/>
+        </w:rPr>
+        <w:t>redis</w:t>
+      </w:r>
+      <w:proofErr w:type="spellEnd"/>
+      <w:r>
+        <w:rPr>
+          <w:rFonts w:cs="B Nazanin"/>
+          <w:sz w:val="24"/>
+          <w:szCs w:val="24"/>
+          <w:lang w:bidi="fa-IR"/>
+        </w:rPr>
+        <w:t xml:space="preserve">-data </w:t>
+      </w:r>
+      <w:r>
+        <w:rPr>
+          <w:rFonts w:cs="B Nazanin"/>
+          <w:sz w:val="24"/>
+          <w:szCs w:val="24"/>
+          <w:rtl/>
+          <w:lang w:bidi="fa-IR"/>
+        </w:rPr>
+        <w:t xml:space="preserve">و </w:t>
+      </w:r>
+      <w:proofErr w:type="spellStart"/>
+      <w:r>
+        <w:rPr>
+          <w:rFonts w:cs="B Nazanin"/>
+          <w:sz w:val="24"/>
+          <w:szCs w:val="24"/>
+          <w:lang w:bidi="fa-IR"/>
+        </w:rPr>
+        <w:t>sql</w:t>
+      </w:r>
+      <w:proofErr w:type="spellEnd"/>
+      <w:r>
+        <w:rPr>
+          <w:rFonts w:cs="B Nazanin"/>
+          <w:sz w:val="24"/>
+          <w:szCs w:val="24"/>
+          <w:lang w:bidi="fa-IR"/>
+        </w:rPr>
+        <w:t xml:space="preserve">-data </w:t>
+      </w:r>
+      <w:r>
+        <w:rPr>
+          <w:rFonts w:cs="B Nazanin"/>
+          <w:sz w:val="24"/>
+          <w:szCs w:val="24"/>
+          <w:rtl/>
+          <w:lang w:bidi="fa-IR"/>
+        </w:rPr>
+        <w:t>توسط</w:t>
+      </w:r>
+      <w:r>
+        <w:rPr>
+          <w:rFonts w:cs="B Nazanin"/>
+          <w:sz w:val="24"/>
+          <w:szCs w:val="24"/>
+          <w:lang w:bidi="fa-IR"/>
+        </w:rPr>
+        <w:t xml:space="preserve"> Docker </w:t>
+      </w:r>
+      <w:r>
+        <w:rPr>
+          <w:rFonts w:cs="B Nazanin"/>
+          <w:sz w:val="24"/>
+          <w:szCs w:val="24"/>
+          <w:rtl/>
+          <w:lang w:bidi="fa-IR"/>
+        </w:rPr>
+        <w:t>مدیریت شوند</w:t>
+      </w:r>
+      <w:r>
+        <w:rPr>
+          <w:rFonts w:cs="B Nazanin"/>
+          <w:sz w:val="24"/>
+          <w:szCs w:val="24"/>
+          <w:lang w:bidi="fa-IR"/>
+        </w:rPr>
+        <w:t>.</w:t>
+      </w:r>
+    </w:p>
+    <w:p>
+      <w:pPr>
+        <w:bidi/>
+        <w:ind w:left="720"/>
+        <w:rPr>
+          <w:rFonts w:cs="B Nazanin"/>
+          <w:sz w:val="24"/>
+          <w:szCs w:val="24"/>
+          <w:rtl/>
+          <w:lang w:bidi="fa-IR"/>
+        </w:rPr>
+      </w:pPr>
+      <w:r>
+        <w:rPr>
+          <w:rFonts w:cs="B Nazanin" w:hint="cs"/>
+          <w:sz w:val="24"/>
+          <w:szCs w:val="24"/>
+          <w:rtl/>
+          <w:lang w:bidi="fa-IR"/>
+        </w:rPr>
+        <w:t xml:space="preserve">سوال اول ) مسیر </w:t>
+      </w:r>
+      <w:r>
+        <w:rPr>
+          <w:rFonts w:cs="B Nazanin"/>
+          <w:sz w:val="24"/>
+          <w:szCs w:val="24"/>
+          <w:lang w:bidi="fa-IR"/>
+        </w:rPr>
+        <w:t>/var/opt/</w:t>
+      </w:r>
+      <w:proofErr w:type="spellStart"/>
+      <w:r>
+        <w:rPr>
+          <w:rFonts w:cs="B Nazanin"/>
+          <w:sz w:val="24"/>
+          <w:szCs w:val="24"/>
+          <w:lang w:bidi="fa-IR"/>
+        </w:rPr>
+        <w:t>mssql</w:t>
+      </w:r>
+      <w:proofErr w:type="spellEnd"/>
+      <w:r>
+        <w:rPr>
+          <w:rFonts w:cs="B Nazanin" w:hint="cs"/>
+          <w:sz w:val="24"/>
+          <w:szCs w:val="24"/>
+          <w:rtl/>
+          <w:lang w:bidi="fa-IR"/>
+        </w:rPr>
+        <w:t xml:space="preserve"> کجاست ؟ </w:t>
+      </w:r>
+      <w:r>
+        <w:rPr>
+          <w:rFonts w:cs="B Nazanin" w:hint="cs"/>
+          <w:sz w:val="24"/>
+          <w:szCs w:val="24"/>
+          <w:rtl/>
+          <w:lang w:bidi="fa-IR"/>
+        </w:rPr>
+        <w:t xml:space="preserve">این مسیر داخل خود </w:t>
+      </w:r>
+      <w:r>
+        <w:rPr>
+          <w:rFonts w:cs="B Nazanin"/>
+          <w:sz w:val="24"/>
+          <w:szCs w:val="24"/>
+          <w:lang w:bidi="fa-IR"/>
+        </w:rPr>
+        <w:t>Image</w:t>
+      </w:r>
+      <w:r>
+        <w:rPr>
+          <w:rFonts w:cs="B Nazanin" w:hint="cs"/>
+          <w:sz w:val="24"/>
+          <w:szCs w:val="24"/>
+          <w:rtl/>
+          <w:lang w:bidi="fa-IR"/>
+        </w:rPr>
+        <w:t xml:space="preserve"> مربوط به </w:t>
+      </w:r>
+      <w:r>
+        <w:rPr>
+          <w:rFonts w:cs="B Nazanin"/>
+          <w:sz w:val="24"/>
+          <w:szCs w:val="24"/>
+          <w:lang w:bidi="fa-IR"/>
+        </w:rPr>
+        <w:t>SQL</w:t>
+      </w:r>
+      <w:r>
+        <w:rPr>
+          <w:rFonts w:cs="B Nazanin" w:hint="cs"/>
+          <w:sz w:val="24"/>
+          <w:szCs w:val="24"/>
+          <w:rtl/>
+          <w:lang w:bidi="fa-IR"/>
+        </w:rPr>
+        <w:t xml:space="preserve"> است و ما </w:t>
+      </w:r>
+      <w:proofErr w:type="spellStart"/>
+      <w:r>
+        <w:rPr>
+          <w:rFonts w:cs="B Nazanin" w:hint="cs"/>
+          <w:sz w:val="24"/>
+          <w:szCs w:val="24"/>
+          <w:rtl/>
+          <w:lang w:bidi="fa-IR"/>
+        </w:rPr>
+        <w:t>نمی</w:t>
+      </w:r>
+      <w:proofErr w:type="spellEnd"/>
+      <w:r>
+        <w:rPr>
+          <w:rFonts w:cs="B Nazanin" w:hint="cs"/>
+          <w:sz w:val="24"/>
+          <w:szCs w:val="24"/>
+          <w:rtl/>
+          <w:lang w:bidi="fa-IR"/>
+        </w:rPr>
+        <w:t xml:space="preserve"> توانیم از مسیر ویندوز به آن برسیم .</w:t>
+      </w:r>
+    </w:p>
+    <w:p>
+      <w:pPr>
+        <w:bidi/>
+        <w:ind w:left="720"/>
+        <w:rPr>
+          <w:rFonts w:cs="B Nazanin"/>
+          <w:sz w:val="24"/>
+          <w:szCs w:val="24"/>
+          <w:rtl/>
+          <w:lang w:bidi="fa-IR"/>
+        </w:rPr>
+      </w:pPr>
+      <w:r>
+        <w:rPr>
+          <w:rFonts w:cs="B Nazanin" w:hint="cs"/>
+          <w:sz w:val="24"/>
+          <w:szCs w:val="24"/>
+          <w:rtl/>
+          <w:lang w:bidi="fa-IR"/>
+        </w:rPr>
+        <w:t xml:space="preserve">سوال دوم ) </w:t>
+      </w:r>
+      <w:r>
+        <w:rPr>
+          <w:rFonts w:cs="B Nazanin"/>
+          <w:sz w:val="24"/>
+          <w:szCs w:val="24"/>
+          <w:rtl/>
+          <w:lang w:bidi="fa-IR"/>
+        </w:rPr>
+        <w:t>چرا دو</w:t>
+      </w:r>
+      <w:r>
+        <w:rPr>
+          <w:rFonts w:cs="B Nazanin"/>
+          <w:sz w:val="24"/>
+          <w:szCs w:val="24"/>
+          <w:lang w:bidi="fa-IR"/>
+        </w:rPr>
+        <w:t xml:space="preserve"> container </w:t>
+      </w:r>
+      <w:r>
+        <w:rPr>
+          <w:rFonts w:cs="B Nazanin"/>
+          <w:sz w:val="24"/>
+          <w:szCs w:val="24"/>
+          <w:rtl/>
+          <w:lang w:bidi="fa-IR"/>
+        </w:rPr>
+        <w:t>؟ نمیشه مگه داخل یک ظرف هر دو رو داشته باشیم ؟ یعنی هم ردیس هم اس کی ال داخل یک ظرف</w:t>
+      </w:r>
+      <w:r>
+        <w:rPr>
+          <w:rFonts w:cs="B Nazanin" w:hint="cs"/>
+          <w:sz w:val="24"/>
+          <w:szCs w:val="24"/>
+          <w:rtl/>
+          <w:lang w:bidi="fa-IR"/>
+        </w:rPr>
+        <w:t xml:space="preserve"> ؟ </w:t>
+      </w:r>
+    </w:p>
+    <w:p>
+      <w:pPr>
+        <w:bidi/>
+        <w:ind w:left="720"/>
+        <w:rPr>
+          <w:rFonts w:cs="B Nazanin"/>
+          <w:sz w:val="24"/>
+          <w:szCs w:val="24"/>
+          <w:rtl/>
+          <w:lang w:bidi="fa-IR"/>
+        </w:rPr>
+      </w:pPr>
       <w:r>
         <w:rPr>
           <w:rFonts w:cs="B Nazanin"/>
@@ -14854,7 +15989,415 @@
           <w:lang w:bidi="fa-IR"/>
         </w:rPr>
         <w:lastRenderedPageBreak/>
-        <w:t xml:space="preserve">کاربر </w:t>
+        <w:t xml:space="preserve">از نظر فنی </w:t>
+      </w:r>
+      <w:r>
+        <w:rPr>
+          <w:rFonts w:cs="B Nazanin"/>
+          <w:sz w:val="24"/>
+          <w:szCs w:val="24"/>
+          <w:rtl/>
+          <w:lang w:bidi="fa-IR"/>
+        </w:rPr>
+        <w:t>می‌شود</w:t>
+      </w:r>
+      <w:r>
+        <w:rPr>
+          <w:rFonts w:cs="B Nazanin"/>
+          <w:sz w:val="24"/>
+          <w:szCs w:val="24"/>
+          <w:rtl/>
+          <w:lang w:bidi="fa-IR"/>
+        </w:rPr>
+        <w:t>، ولی معمولاً کار درستی نیست</w:t>
+      </w:r>
+      <w:r>
+        <w:rPr>
+          <w:rFonts w:cs="B Nazanin"/>
+          <w:sz w:val="24"/>
+          <w:szCs w:val="24"/>
+          <w:lang w:bidi="fa-IR"/>
+        </w:rPr>
+        <w:t>.</w:t>
+      </w:r>
+      <w:r>
+        <w:rPr>
+          <w:rFonts w:cs="B Nazanin"/>
+          <w:sz w:val="24"/>
+          <w:szCs w:val="24"/>
+          <w:rtl/>
+          <w:lang w:bidi="fa-IR"/>
+        </w:rPr>
+        <w:t>قاعده‌ی</w:t>
+      </w:r>
+      <w:r>
+        <w:rPr>
+          <w:rFonts w:cs="B Nazanin"/>
+          <w:sz w:val="24"/>
+          <w:szCs w:val="24"/>
+          <w:lang w:bidi="fa-IR"/>
+        </w:rPr>
+        <w:t xml:space="preserve"> Docker </w:t>
+      </w:r>
+      <w:r>
+        <w:rPr>
+          <w:rFonts w:cs="B Nazanin"/>
+          <w:sz w:val="24"/>
+          <w:szCs w:val="24"/>
+          <w:rtl/>
+          <w:lang w:bidi="fa-IR"/>
+        </w:rPr>
+        <w:t>این است که بهتر است هر</w:t>
+      </w:r>
+      <w:r>
+        <w:rPr>
+          <w:rFonts w:cs="B Nazanin"/>
+          <w:sz w:val="24"/>
+          <w:szCs w:val="24"/>
+          <w:lang w:bidi="fa-IR"/>
+        </w:rPr>
+        <w:t xml:space="preserve"> Container </w:t>
+      </w:r>
+      <w:r>
+        <w:rPr>
+          <w:rFonts w:cs="B Nazanin"/>
+          <w:sz w:val="24"/>
+          <w:szCs w:val="24"/>
+          <w:rtl/>
+          <w:lang w:bidi="fa-IR"/>
+        </w:rPr>
+        <w:t>یک سرویس اصلی داشته باشد</w:t>
+      </w:r>
+      <w:r>
+        <w:rPr>
+          <w:rFonts w:cs="B Nazanin" w:hint="cs"/>
+          <w:sz w:val="24"/>
+          <w:szCs w:val="24"/>
+          <w:rtl/>
+          <w:lang w:bidi="fa-IR"/>
+        </w:rPr>
+        <w:t xml:space="preserve"> .</w:t>
+      </w:r>
+    </w:p>
+    <w:p>
+      <w:pPr>
+        <w:bidi/>
+        <w:ind w:left="720"/>
+        <w:rPr>
+          <w:rFonts w:cs="B Nazanin"/>
+          <w:sz w:val="24"/>
+          <w:szCs w:val="24"/>
+          <w:lang w:bidi="fa-IR"/>
+        </w:rPr>
+      </w:pPr>
+      <w:r>
+        <w:rPr>
+          <w:rFonts w:cs="B Nazanin"/>
+          <w:sz w:val="24"/>
+          <w:szCs w:val="24"/>
+          <w:rtl/>
+          <w:lang w:bidi="fa-IR"/>
+        </w:rPr>
+        <w:t>جدا بودن</w:t>
+      </w:r>
+      <w:r>
+        <w:rPr>
+          <w:rFonts w:cs="B Nazanin"/>
+          <w:sz w:val="24"/>
+          <w:szCs w:val="24"/>
+          <w:lang w:bidi="fa-IR"/>
+        </w:rPr>
+        <w:t xml:space="preserve"> Lifecycle </w:t>
+      </w:r>
+      <w:r>
+        <w:rPr>
+          <w:rFonts w:cs="B Nazanin" w:hint="cs"/>
+          <w:sz w:val="24"/>
+          <w:szCs w:val="24"/>
+          <w:rtl/>
+          <w:lang w:bidi="fa-IR"/>
+        </w:rPr>
+        <w:t>----</w:t>
+      </w:r>
+      <w:r>
+        <w:rPr>
+          <w:rFonts w:cs="B Nazanin" w:hint="cs"/>
+          <w:sz w:val="24"/>
+          <w:szCs w:val="24"/>
+          <w:rtl/>
+          <w:lang w:bidi="fa-IR"/>
+        </w:rPr>
+        <w:t>&gt;</w:t>
+      </w:r>
+      <w:r>
+        <w:rPr>
+          <w:rFonts w:cs="B Nazanin"/>
+          <w:sz w:val="24"/>
+          <w:szCs w:val="24"/>
+          <w:rtl/>
+          <w:lang w:bidi="fa-IR"/>
+        </w:rPr>
+        <w:t>اگر</w:t>
+      </w:r>
+      <w:r>
+        <w:rPr>
+          <w:rFonts w:cs="B Nazanin"/>
+          <w:sz w:val="24"/>
+          <w:szCs w:val="24"/>
+          <w:lang w:bidi="fa-IR"/>
+        </w:rPr>
+        <w:t xml:space="preserve"> Redis </w:t>
+      </w:r>
+      <w:r>
+        <w:rPr>
+          <w:rFonts w:cs="B Nazanin"/>
+          <w:sz w:val="24"/>
+          <w:szCs w:val="24"/>
+          <w:rtl/>
+          <w:lang w:bidi="fa-IR"/>
+        </w:rPr>
+        <w:t>را</w:t>
+      </w:r>
+      <w:r>
+        <w:rPr>
+          <w:rFonts w:cs="B Nazanin"/>
+          <w:sz w:val="24"/>
+          <w:szCs w:val="24"/>
+          <w:lang w:bidi="fa-IR"/>
+        </w:rPr>
+        <w:t xml:space="preserve"> Restart </w:t>
+      </w:r>
+      <w:r>
+        <w:rPr>
+          <w:rFonts w:cs="B Nazanin"/>
+          <w:sz w:val="24"/>
+          <w:szCs w:val="24"/>
+          <w:rtl/>
+          <w:lang w:bidi="fa-IR"/>
+        </w:rPr>
+        <w:t xml:space="preserve">کنی، </w:t>
+      </w:r>
+      <w:r>
+        <w:rPr>
+          <w:rFonts w:cs="B Nazanin"/>
+          <w:sz w:val="24"/>
+          <w:szCs w:val="24"/>
+          <w:lang w:bidi="fa-IR"/>
+        </w:rPr>
+        <w:t xml:space="preserve">SQL </w:t>
+      </w:r>
+      <w:r>
+        <w:rPr>
+          <w:rFonts w:cs="B Nazanin"/>
+          <w:sz w:val="24"/>
+          <w:szCs w:val="24"/>
+          <w:rtl/>
+          <w:lang w:bidi="fa-IR"/>
+        </w:rPr>
+        <w:t>را هم مجبور نیستی</w:t>
+      </w:r>
+      <w:r>
+        <w:rPr>
+          <w:rFonts w:cs="B Nazanin"/>
+          <w:sz w:val="24"/>
+          <w:szCs w:val="24"/>
+          <w:lang w:bidi="fa-IR"/>
+        </w:rPr>
+        <w:t xml:space="preserve"> Restart </w:t>
+      </w:r>
+      <w:r>
+        <w:rPr>
+          <w:rFonts w:cs="B Nazanin"/>
+          <w:sz w:val="24"/>
+          <w:szCs w:val="24"/>
+          <w:rtl/>
+          <w:lang w:bidi="fa-IR"/>
+        </w:rPr>
+        <w:t>کنی</w:t>
+      </w:r>
+      <w:r>
+        <w:rPr>
+          <w:rFonts w:cs="B Nazanin"/>
+          <w:sz w:val="24"/>
+          <w:szCs w:val="24"/>
+          <w:lang w:bidi="fa-IR"/>
+        </w:rPr>
+        <w:t xml:space="preserve">. </w:t>
+      </w:r>
+    </w:p>
+    <w:p>
+      <w:pPr>
+        <w:bidi/>
+        <w:ind w:left="720"/>
+        <w:rPr>
+          <w:rFonts w:cs="B Nazanin"/>
+          <w:sz w:val="24"/>
+          <w:szCs w:val="24"/>
+          <w:lang w:bidi="fa-IR"/>
+        </w:rPr>
+      </w:pPr>
+      <w:r>
+        <w:rPr>
+          <w:rFonts w:cs="B Nazanin"/>
+          <w:sz w:val="24"/>
+          <w:szCs w:val="24"/>
+          <w:rtl/>
+          <w:lang w:bidi="fa-IR"/>
+        </w:rPr>
+        <w:t xml:space="preserve">مدیریت منابع </w:t>
+      </w:r>
+      <w:r>
+        <w:rPr>
+          <w:rFonts w:cs="B Nazanin"/>
+          <w:sz w:val="24"/>
+          <w:szCs w:val="24"/>
+          <w:lang w:bidi="fa-IR"/>
+        </w:rPr>
+        <w:t xml:space="preserve">→ </w:t>
+      </w:r>
+      <w:r>
+        <w:rPr>
+          <w:rFonts w:cs="B Nazanin"/>
+          <w:sz w:val="24"/>
+          <w:szCs w:val="24"/>
+          <w:rtl/>
+          <w:lang w:bidi="fa-IR"/>
+        </w:rPr>
+        <w:t>می‌توانی برای</w:t>
+      </w:r>
+      <w:r>
+        <w:rPr>
+          <w:rFonts w:cs="B Nazanin"/>
+          <w:sz w:val="24"/>
+          <w:szCs w:val="24"/>
+          <w:lang w:bidi="fa-IR"/>
+        </w:rPr>
+        <w:t xml:space="preserve"> SQL </w:t>
+      </w:r>
+      <w:r>
+        <w:rPr>
+          <w:rFonts w:cs="B Nazanin"/>
+          <w:sz w:val="24"/>
+          <w:szCs w:val="24"/>
+          <w:rtl/>
+          <w:lang w:bidi="fa-IR"/>
+        </w:rPr>
+        <w:t>و</w:t>
+      </w:r>
+      <w:r>
+        <w:rPr>
+          <w:rFonts w:cs="B Nazanin"/>
+          <w:sz w:val="24"/>
+          <w:szCs w:val="24"/>
+          <w:lang w:bidi="fa-IR"/>
+        </w:rPr>
+        <w:t xml:space="preserve"> Redis </w:t>
+      </w:r>
+      <w:r>
+        <w:rPr>
+          <w:rFonts w:cs="B Nazanin"/>
+          <w:sz w:val="24"/>
+          <w:szCs w:val="24"/>
+          <w:rtl/>
+          <w:lang w:bidi="fa-IR"/>
+        </w:rPr>
+        <w:t>منابع متفاوتی در نظر بگیری</w:t>
+      </w:r>
+      <w:r>
+        <w:rPr>
+          <w:rFonts w:cs="B Nazanin"/>
+          <w:sz w:val="24"/>
+          <w:szCs w:val="24"/>
+          <w:lang w:bidi="fa-IR"/>
+        </w:rPr>
+        <w:t xml:space="preserve">. </w:t>
+      </w:r>
+    </w:p>
+    <w:p>
+      <w:pPr>
+        <w:bidi/>
+        <w:ind w:left="720"/>
+        <w:rPr>
+          <w:rFonts w:cs="B Nazanin"/>
+          <w:sz w:val="24"/>
+          <w:szCs w:val="24"/>
+          <w:lang w:bidi="fa-IR"/>
+        </w:rPr>
+      </w:pPr>
+      <w:r>
+        <w:rPr>
+          <w:rFonts w:cs="B Nazanin"/>
+          <w:sz w:val="24"/>
+          <w:szCs w:val="24"/>
+          <w:lang w:bidi="fa-IR"/>
+        </w:rPr>
+        <w:t xml:space="preserve"> </w:t>
+      </w:r>
+      <w:r>
+        <w:rPr>
+          <w:rFonts w:cs="B Nazanin"/>
+          <w:sz w:val="24"/>
+          <w:szCs w:val="24"/>
+          <w:lang w:bidi="fa-IR"/>
+        </w:rPr>
+        <w:t xml:space="preserve">Scale </w:t>
+      </w:r>
+      <w:r>
+        <w:rPr>
+          <w:rFonts w:cs="B Nazanin"/>
+          <w:sz w:val="24"/>
+          <w:szCs w:val="24"/>
+          <w:rtl/>
+          <w:lang w:bidi="fa-IR"/>
+        </w:rPr>
+        <w:t xml:space="preserve">کردن </w:t>
+      </w:r>
+      <w:r>
+        <w:rPr>
+          <w:rFonts w:cs="B Nazanin"/>
+          <w:sz w:val="24"/>
+          <w:szCs w:val="24"/>
+          <w:lang w:bidi="fa-IR"/>
+        </w:rPr>
+        <w:t xml:space="preserve">→ </w:t>
+      </w:r>
+      <w:r>
+        <w:rPr>
+          <w:rFonts w:cs="B Nazanin"/>
+          <w:sz w:val="24"/>
+          <w:szCs w:val="24"/>
+          <w:rtl/>
+          <w:lang w:bidi="fa-IR"/>
+        </w:rPr>
+        <w:t>اگر فقط</w:t>
+      </w:r>
+      <w:r>
+        <w:rPr>
+          <w:rFonts w:cs="B Nazanin"/>
+          <w:sz w:val="24"/>
+          <w:szCs w:val="24"/>
+          <w:lang w:bidi="fa-IR"/>
+        </w:rPr>
+        <w:t xml:space="preserve"> Redis </w:t>
+      </w:r>
+      <w:r>
+        <w:rPr>
+          <w:rFonts w:cs="B Nazanin"/>
+          <w:sz w:val="24"/>
+          <w:szCs w:val="24"/>
+          <w:rtl/>
+          <w:lang w:bidi="fa-IR"/>
+        </w:rPr>
+        <w:t xml:space="preserve">را بیشتر کنی، </w:t>
+      </w:r>
+      <w:r>
+        <w:rPr>
+          <w:rFonts w:cs="B Nazanin"/>
+          <w:sz w:val="24"/>
+          <w:szCs w:val="24"/>
+          <w:lang w:bidi="fa-IR"/>
+        </w:rPr>
+        <w:t xml:space="preserve">SQL </w:t>
       </w:r>
       <w:proofErr w:type="spellStart"/>
       <w:r>
@@ -14862,9 +16405,10 @@
           <w:rFonts w:cs="B Nazanin"/>
           <w:sz w:val="24"/>
           <w:szCs w:val="24"/>
-          <w:lang w:bidi="fa-IR"/>
-        </w:rPr>
-        <w:t>sa</w:t>
+          <w:rtl/>
+          <w:lang w:bidi="fa-IR"/>
+        </w:rPr>
+        <w:t>دست‌نخورده</w:t>
       </w:r>
       <w:proofErr w:type="spellEnd"/>
       <w:r>
@@ -14872,95 +16416,91 @@
           <w:rFonts w:cs="B Nazanin"/>
           <w:sz w:val="24"/>
           <w:szCs w:val="24"/>
+          <w:rtl/>
           <w:lang w:bidi="fa-IR"/>
         </w:rPr>
         <w:t xml:space="preserve"> </w:t>
       </w:r>
-      <w:r>
-        <w:rPr>
-          <w:rFonts w:cs="B Nazanin"/>
-          <w:sz w:val="24"/>
-          <w:szCs w:val="24"/>
-          <w:rtl/>
-          <w:lang w:bidi="fa-IR"/>
-        </w:rPr>
-        <w:t xml:space="preserve">را مشخص می‌کنیم. در </w:t>
-      </w:r>
-      <w:r>
-        <w:rPr>
-          <w:rFonts w:cs="B Nazanin"/>
-          <w:sz w:val="24"/>
-          <w:szCs w:val="24"/>
-          <w:lang w:bidi="fa-IR"/>
-        </w:rPr>
-        <w:t xml:space="preserve">ports </w:t>
-      </w:r>
-      <w:r>
-        <w:rPr>
-          <w:rFonts w:cs="B Nazanin"/>
-          <w:sz w:val="24"/>
-          <w:szCs w:val="24"/>
-          <w:rtl/>
-          <w:lang w:bidi="fa-IR"/>
-        </w:rPr>
-        <w:t xml:space="preserve">مقدار </w:t>
-      </w:r>
-      <w:r>
-        <w:rPr>
-          <w:rFonts w:cs="B Nazanin"/>
-          <w:sz w:val="24"/>
-          <w:szCs w:val="24"/>
-          <w:lang w:bidi="fa-IR"/>
-        </w:rPr>
-        <w:t xml:space="preserve">"1434:1433" </w:t>
-      </w:r>
-      <w:r>
-        <w:rPr>
-          <w:rFonts w:cs="B Nazanin"/>
-          <w:sz w:val="24"/>
-          <w:szCs w:val="24"/>
-          <w:rtl/>
-          <w:lang w:bidi="fa-IR"/>
-        </w:rPr>
-        <w:t xml:space="preserve">یعنی پورت </w:t>
-      </w:r>
-      <w:r>
-        <w:rPr>
-          <w:rFonts w:cs="B Nazanin"/>
-          <w:sz w:val="24"/>
-          <w:szCs w:val="24"/>
-          <w:lang w:bidi="fa-IR"/>
-        </w:rPr>
-        <w:t xml:space="preserve">1434 </w:t>
-      </w:r>
-      <w:r>
-        <w:rPr>
-          <w:rFonts w:cs="B Nazanin"/>
-          <w:sz w:val="24"/>
-          <w:szCs w:val="24"/>
-          <w:rtl/>
-          <w:lang w:bidi="fa-IR"/>
-        </w:rPr>
-        <w:t xml:space="preserve">کامپیوتر خودمان را به پورت </w:t>
-      </w:r>
-      <w:r>
-        <w:rPr>
-          <w:rFonts w:cs="B Nazanin"/>
-          <w:sz w:val="24"/>
-          <w:szCs w:val="24"/>
-          <w:lang w:bidi="fa-IR"/>
-        </w:rPr>
-        <w:t xml:space="preserve">1433 </w:t>
-      </w:r>
-      <w:r>
-        <w:rPr>
-          <w:rFonts w:cs="B Nazanin"/>
-          <w:sz w:val="24"/>
-          <w:szCs w:val="24"/>
-          <w:rtl/>
-          <w:lang w:bidi="fa-IR"/>
-        </w:rPr>
-        <w:t>داخل</w:t>
+      <w:proofErr w:type="spellStart"/>
+      <w:r>
+        <w:rPr>
+          <w:rFonts w:cs="B Nazanin"/>
+          <w:sz w:val="24"/>
+          <w:szCs w:val="24"/>
+          <w:rtl/>
+          <w:lang w:bidi="fa-IR"/>
+        </w:rPr>
+        <w:t>می‌ماند</w:t>
+      </w:r>
+      <w:proofErr w:type="spellEnd"/>
+      <w:r>
+        <w:rPr>
+          <w:rFonts w:cs="B Nazanin"/>
+          <w:sz w:val="24"/>
+          <w:szCs w:val="24"/>
+          <w:lang w:bidi="fa-IR"/>
+        </w:rPr>
+        <w:t xml:space="preserve">. </w:t>
+      </w:r>
+    </w:p>
+    <w:p>
+      <w:pPr>
+        <w:bidi/>
+        <w:ind w:left="720"/>
+        <w:rPr>
+          <w:rFonts w:cs="B Nazanin"/>
+          <w:sz w:val="24"/>
+          <w:szCs w:val="24"/>
+          <w:lang w:bidi="fa-IR"/>
+        </w:rPr>
+      </w:pPr>
+      <w:r>
+        <w:rPr>
+          <w:rFonts w:cs="B Nazanin"/>
+          <w:sz w:val="24"/>
+          <w:szCs w:val="24"/>
+          <w:rtl/>
+          <w:lang w:bidi="fa-IR"/>
+        </w:rPr>
+        <w:t>نگهداری و</w:t>
+      </w:r>
+      <w:r>
+        <w:rPr>
+          <w:rFonts w:cs="B Nazanin"/>
+          <w:sz w:val="24"/>
+          <w:szCs w:val="24"/>
+          <w:lang w:bidi="fa-IR"/>
+        </w:rPr>
+        <w:t xml:space="preserve"> Debug </w:t>
+      </w:r>
+      <w:r>
+        <w:rPr>
+          <w:rFonts w:cs="B Nazanin"/>
+          <w:sz w:val="24"/>
+          <w:szCs w:val="24"/>
+          <w:rtl/>
+          <w:lang w:bidi="fa-IR"/>
+        </w:rPr>
+        <w:t xml:space="preserve">راحت‌تر </w:t>
+      </w:r>
+      <w:r>
+        <w:rPr>
+          <w:rFonts w:cs="B Nazanin"/>
+          <w:sz w:val="24"/>
+          <w:szCs w:val="24"/>
+          <w:lang w:bidi="fa-IR"/>
+        </w:rPr>
+        <w:t xml:space="preserve">→ </w:t>
+      </w:r>
+      <w:r>
+        <w:rPr>
+          <w:rFonts w:cs="B Nazanin"/>
+          <w:sz w:val="24"/>
+          <w:szCs w:val="24"/>
+          <w:rtl/>
+          <w:lang w:bidi="fa-IR"/>
+        </w:rPr>
+        <w:t>هر</w:t>
       </w:r>
       <w:r>
         <w:rPr>
@@ -14979,26 +16519,94 @@
           <w:rtl/>
           <w:lang w:bidi="fa-IR"/>
         </w:rPr>
-        <w:t xml:space="preserve">متصل کن؛ بنابراین از بیرون با </w:t>
-      </w:r>
-      <w:r>
-        <w:rPr>
-          <w:rFonts w:cs="B Nazanin"/>
-          <w:sz w:val="24"/>
-          <w:szCs w:val="24"/>
-          <w:lang w:bidi="fa-IR"/>
-        </w:rPr>
-        <w:t xml:space="preserve">localhost:1434 </w:t>
-      </w:r>
-      <w:r>
-        <w:rPr>
-          <w:rFonts w:cs="B Nazanin"/>
-          <w:sz w:val="24"/>
-          <w:szCs w:val="24"/>
-          <w:rtl/>
-          <w:lang w:bidi="fa-IR"/>
-        </w:rPr>
-        <w:t>به</w:t>
+        <w:t>مسئول یک سرویس است</w:t>
+      </w:r>
+      <w:r>
+        <w:rPr>
+          <w:rFonts w:cs="B Nazanin"/>
+          <w:sz w:val="24"/>
+          <w:szCs w:val="24"/>
+          <w:lang w:bidi="fa-IR"/>
+        </w:rPr>
+        <w:t xml:space="preserve">. </w:t>
+      </w:r>
+    </w:p>
+    <w:p>
+      <w:pPr>
+        <w:bidi/>
+        <w:ind w:left="720"/>
+        <w:rPr>
+          <w:rFonts w:cs="B Nazanin"/>
+          <w:sz w:val="24"/>
+          <w:szCs w:val="24"/>
+          <w:lang w:bidi="fa-IR"/>
+        </w:rPr>
+      </w:pPr>
+      <w:r>
+        <w:rPr>
+          <w:rFonts w:cs="B Nazanin"/>
+          <w:sz w:val="24"/>
+          <w:szCs w:val="24"/>
+          <w:lang w:bidi="fa-IR"/>
+        </w:rPr>
+        <w:t>Image</w:t>
+      </w:r>
+      <w:r>
+        <w:rPr>
+          <w:rFonts w:cs="B Nazanin"/>
+          <w:sz w:val="24"/>
+          <w:szCs w:val="24"/>
+          <w:rtl/>
+          <w:lang w:bidi="fa-IR"/>
+        </w:rPr>
+        <w:t>ها</w:t>
+      </w:r>
+      <w:r>
+        <w:rPr>
+          <w:rFonts w:cs="B Nazanin"/>
+          <w:sz w:val="24"/>
+          <w:szCs w:val="24"/>
+          <w:lang w:bidi="fa-IR"/>
+        </w:rPr>
+        <w:sym w:font="Wingdings" w:char="F0DF"/>
+      </w:r>
+      <w:r>
+        <w:rPr>
+          <w:rFonts w:cs="B Nazanin"/>
+          <w:sz w:val="24"/>
+          <w:szCs w:val="24"/>
+          <w:lang w:bidi="fa-IR"/>
+        </w:rPr>
+        <w:t>----</w:t>
+      </w:r>
+      <w:r>
+        <w:rPr>
+          <w:rFonts w:cs="B Nazanin"/>
+          <w:sz w:val="24"/>
+          <w:szCs w:val="24"/>
+          <w:rtl/>
+          <w:lang w:bidi="fa-IR"/>
+        </w:rPr>
+        <w:t xml:space="preserve"> </w:t>
+      </w:r>
+      <w:r>
+        <w:rPr>
+          <w:rFonts w:cs="B Nazanin"/>
+          <w:sz w:val="24"/>
+          <w:szCs w:val="24"/>
+          <w:lang w:bidi="fa-IR"/>
+        </w:rPr>
+        <w:t xml:space="preserve">Image </w:t>
+      </w:r>
+      <w:r>
+        <w:rPr>
+          <w:rFonts w:cs="B Nazanin"/>
+          <w:sz w:val="24"/>
+          <w:szCs w:val="24"/>
+          <w:rtl/>
+          <w:lang w:bidi="fa-IR"/>
+        </w:rPr>
+        <w:t>رسمی</w:t>
       </w:r>
       <w:r>
         <w:rPr>
@@ -15017,45 +16625,45 @@
           <w:rtl/>
           <w:lang w:bidi="fa-IR"/>
         </w:rPr>
-        <w:t>داخل</w:t>
-      </w:r>
-      <w:r>
-        <w:rPr>
-          <w:rFonts w:cs="B Nazanin"/>
-          <w:sz w:val="24"/>
-          <w:szCs w:val="24"/>
-          <w:lang w:bidi="fa-IR"/>
-        </w:rPr>
-        <w:t xml:space="preserve"> Container </w:t>
-      </w:r>
-      <w:r>
-        <w:rPr>
-          <w:rFonts w:cs="B Nazanin"/>
-          <w:sz w:val="24"/>
-          <w:szCs w:val="24"/>
-          <w:rtl/>
-          <w:lang w:bidi="fa-IR"/>
-        </w:rPr>
-        <w:t xml:space="preserve">دسترسی داریم. در </w:t>
-      </w:r>
-      <w:r>
-        <w:rPr>
-          <w:rFonts w:cs="B Nazanin"/>
-          <w:sz w:val="24"/>
-          <w:szCs w:val="24"/>
-          <w:lang w:bidi="fa-IR"/>
-        </w:rPr>
-        <w:t xml:space="preserve">volumes </w:t>
-      </w:r>
-      <w:r>
-        <w:rPr>
-          <w:rFonts w:cs="B Nazanin"/>
-          <w:sz w:val="24"/>
-          <w:szCs w:val="24"/>
-          <w:rtl/>
-          <w:lang w:bidi="fa-IR"/>
-        </w:rPr>
-        <w:t xml:space="preserve">هم </w:t>
+        <w:t>و</w:t>
+      </w:r>
+      <w:r>
+        <w:rPr>
+          <w:rFonts w:cs="B Nazanin"/>
+          <w:sz w:val="24"/>
+          <w:szCs w:val="24"/>
+          <w:lang w:bidi="fa-IR"/>
+        </w:rPr>
+        <w:t xml:space="preserve"> Image </w:t>
+      </w:r>
+      <w:r>
+        <w:rPr>
+          <w:rFonts w:cs="B Nazanin"/>
+          <w:sz w:val="24"/>
+          <w:szCs w:val="24"/>
+          <w:rtl/>
+          <w:lang w:bidi="fa-IR"/>
+        </w:rPr>
+        <w:t>رسمی</w:t>
+      </w:r>
+      <w:r>
+        <w:rPr>
+          <w:rFonts w:cs="B Nazanin"/>
+          <w:sz w:val="24"/>
+          <w:szCs w:val="24"/>
+          <w:lang w:bidi="fa-IR"/>
+        </w:rPr>
+        <w:t xml:space="preserve"> Redis </w:t>
+      </w:r>
+      <w:r>
+        <w:rPr>
+          <w:rFonts w:cs="B Nazanin"/>
+          <w:sz w:val="24"/>
+          <w:szCs w:val="24"/>
+          <w:rtl/>
+          <w:lang w:bidi="fa-IR"/>
+        </w:rPr>
+        <w:t xml:space="preserve">جدا هستند و </w:t>
       </w:r>
       <w:proofErr w:type="spellStart"/>
       <w:r>
@@ -15063,9 +16671,10 @@
           <w:rFonts w:cs="B Nazanin"/>
           <w:sz w:val="24"/>
           <w:szCs w:val="24"/>
-          <w:lang w:bidi="fa-IR"/>
-        </w:rPr>
-        <w:t>sql</w:t>
+          <w:rtl/>
+          <w:lang w:bidi="fa-IR"/>
+        </w:rPr>
+        <w:t>هرکدام</w:t>
       </w:r>
       <w:proofErr w:type="spellEnd"/>
       <w:r>
@@ -15073,9 +16682,100 @@
           <w:rFonts w:cs="B Nazanin"/>
           <w:sz w:val="24"/>
           <w:szCs w:val="24"/>
-          <w:lang w:bidi="fa-IR"/>
-        </w:rPr>
-        <w:t>-data:/var/opt/</w:t>
+          <w:rtl/>
+          <w:lang w:bidi="fa-IR"/>
+        </w:rPr>
+        <w:t xml:space="preserve"> محیط موردنیاز خودشان را دارند</w:t>
+      </w:r>
+      <w:r>
+        <w:rPr>
+          <w:rFonts w:cs="B Nazanin"/>
+          <w:sz w:val="24"/>
+          <w:szCs w:val="24"/>
+          <w:lang w:bidi="fa-IR"/>
+        </w:rPr>
+        <w:t>.</w:t>
+      </w:r>
+    </w:p>
+    <w:p>
+      <w:pPr>
+        <w:bidi/>
+        <w:rPr>
+          <w:rFonts w:cs="B Nazanin"/>
+          <w:sz w:val="24"/>
+          <w:szCs w:val="24"/>
+          <w:rtl/>
+          <w:lang w:bidi="fa-IR"/>
+        </w:rPr>
+      </w:pPr>
+    </w:p>
+    <w:p>
+      <w:pPr>
+        <w:bidi/>
+        <w:rPr>
+          <w:rFonts w:cs="B Nazanin"/>
+          <w:sz w:val="24"/>
+          <w:szCs w:val="24"/>
+          <w:rtl/>
+          <w:lang w:bidi="fa-IR"/>
+        </w:rPr>
+      </w:pPr>
+    </w:p>
+    <w:p>
+      <w:pPr>
+        <w:bidi/>
+        <w:rPr>
+          <w:rFonts w:cs="B Nazanin"/>
+          <w:b/>
+          <w:bCs/>
+          <w:sz w:val="28"/>
+          <w:szCs w:val="28"/>
+          <w:lang w:bidi="fa-IR"/>
+        </w:rPr>
+      </w:pPr>
+      <w:r>
+        <w:rPr>
+          <w:rFonts w:cs="B Nazanin" w:hint="cs"/>
+          <w:b/>
+          <w:bCs/>
+          <w:sz w:val="28"/>
+          <w:szCs w:val="28"/>
+          <w:rtl/>
+          <w:lang w:bidi="fa-IR"/>
+        </w:rPr>
+        <w:t xml:space="preserve">نصب </w:t>
+      </w:r>
+      <w:r>
+        <w:rPr>
+          <w:rFonts w:cs="B Nazanin"/>
+          <w:b/>
+          <w:bCs/>
+          <w:sz w:val="28"/>
+          <w:szCs w:val="28"/>
+          <w:lang w:bidi="fa-IR"/>
+        </w:rPr>
+        <w:t>Redis</w:t>
+      </w:r>
+    </w:p>
+    <w:p>
+      <w:pPr>
+        <w:bidi/>
+        <w:rPr>
+          <w:rFonts w:cs="B Nazanin"/>
+          <w:sz w:val="24"/>
+          <w:szCs w:val="24"/>
+          <w:lang w:bidi="fa-IR"/>
+        </w:rPr>
+      </w:pPr>
+      <w:r>
+        <w:rPr>
+          <w:rFonts w:cs="B Nazanin" w:hint="cs"/>
+          <w:sz w:val="24"/>
+          <w:szCs w:val="24"/>
+          <w:rtl/>
+          <w:lang w:bidi="fa-IR"/>
+        </w:rPr>
+        <w:t xml:space="preserve">در لایه </w:t>
       </w:r>
       <w:proofErr w:type="spellStart"/>
       <w:r>
@@ -15085,46 +16785,18 @@
           <w:szCs w:val="24"/>
           <w:lang w:bidi="fa-IR"/>
         </w:rPr>
-        <w:t>mssql</w:t>
+        <w:t>infras</w:t>
       </w:r>
       <w:proofErr w:type="spellEnd"/>
       <w:r>
         <w:rPr>
-          <w:rFonts w:cs="B Nazanin"/>
-          <w:sz w:val="24"/>
-          <w:szCs w:val="24"/>
-          <w:lang w:bidi="fa-IR"/>
-        </w:rPr>
-        <w:t xml:space="preserve"> </w:t>
-      </w:r>
-      <w:r>
-        <w:rPr>
-          <w:rFonts w:cs="B Nazanin"/>
-          <w:sz w:val="24"/>
-          <w:szCs w:val="24"/>
-          <w:rtl/>
-          <w:lang w:bidi="fa-IR"/>
-        </w:rPr>
-        <w:t>یعنی</w:t>
-      </w:r>
-      <w:r>
-        <w:rPr>
-          <w:rFonts w:cs="B Nazanin"/>
-          <w:sz w:val="24"/>
-          <w:szCs w:val="24"/>
-          <w:lang w:bidi="fa-IR"/>
-        </w:rPr>
-        <w:t xml:space="preserve"> Volume</w:t>
-      </w:r>
-      <w:r>
-        <w:rPr>
-          <w:rFonts w:cs="B Nazanin"/>
-          <w:sz w:val="24"/>
-          <w:szCs w:val="24"/>
-          <w:rtl/>
-          <w:lang w:bidi="fa-IR"/>
-        </w:rPr>
-        <w:t xml:space="preserve">ای به نام </w:t>
+          <w:rFonts w:cs="B Nazanin" w:hint="cs"/>
+          <w:sz w:val="24"/>
+          <w:szCs w:val="24"/>
+          <w:rtl/>
+          <w:lang w:bidi="fa-IR"/>
+        </w:rPr>
+        <w:t xml:space="preserve"> باید پکیج </w:t>
       </w:r>
       <w:proofErr w:type="spellStart"/>
       <w:r>
@@ -15134,36 +16806,18 @@
           <w:szCs w:val="24"/>
           <w:lang w:bidi="fa-IR"/>
         </w:rPr>
-        <w:t>sql</w:t>
+        <w:t>StackExchange.Redis</w:t>
       </w:r>
       <w:proofErr w:type="spellEnd"/>
       <w:r>
         <w:rPr>
-          <w:rFonts w:cs="B Nazanin"/>
-          <w:sz w:val="24"/>
-          <w:szCs w:val="24"/>
-          <w:lang w:bidi="fa-IR"/>
-        </w:rPr>
-        <w:t xml:space="preserve">-data </w:t>
-      </w:r>
-      <w:r>
-        <w:rPr>
-          <w:rFonts w:cs="B Nazanin"/>
-          <w:sz w:val="24"/>
-          <w:szCs w:val="24"/>
-          <w:rtl/>
-          <w:lang w:bidi="fa-IR"/>
-        </w:rPr>
-        <w:t xml:space="preserve">را به مسیر </w:t>
-      </w:r>
-      <w:r>
-        <w:rPr>
-          <w:rFonts w:cs="B Nazanin"/>
-          <w:sz w:val="24"/>
-          <w:szCs w:val="24"/>
-          <w:lang w:bidi="fa-IR"/>
-        </w:rPr>
-        <w:t>/var/opt/</w:t>
+          <w:rFonts w:cs="B Nazanin" w:hint="cs"/>
+          <w:sz w:val="24"/>
+          <w:szCs w:val="24"/>
+          <w:rtl/>
+          <w:lang w:bidi="fa-IR"/>
+        </w:rPr>
+        <w:t xml:space="preserve"> را نصب کنیم و سپس در </w:t>
       </w:r>
       <w:proofErr w:type="spellStart"/>
       <w:r>
@@ -15173,1592 +16827,11 @@
           <w:szCs w:val="24"/>
           <w:lang w:bidi="fa-IR"/>
         </w:rPr>
-        <w:t>mssql</w:t>
+        <w:t>program.cs</w:t>
       </w:r>
       <w:proofErr w:type="spellEnd"/>
       <w:r>
         <w:rPr>
-          <w:rFonts w:cs="B Nazanin"/>
-          <w:sz w:val="24"/>
-          <w:szCs w:val="24"/>
-          <w:lang w:bidi="fa-IR"/>
-        </w:rPr>
-        <w:t xml:space="preserve"> </w:t>
-      </w:r>
-      <w:r>
-        <w:rPr>
-          <w:rFonts w:cs="B Nazanin"/>
-          <w:sz w:val="24"/>
-          <w:szCs w:val="24"/>
-          <w:rtl/>
-          <w:lang w:bidi="fa-IR"/>
-        </w:rPr>
-        <w:t>داخل</w:t>
-      </w:r>
-      <w:r>
-        <w:rPr>
-          <w:rFonts w:cs="B Nazanin"/>
-          <w:sz w:val="24"/>
-          <w:szCs w:val="24"/>
-          <w:lang w:bidi="fa-IR"/>
-        </w:rPr>
-        <w:t xml:space="preserve"> Container </w:t>
-      </w:r>
-      <w:r>
-        <w:rPr>
-          <w:rFonts w:cs="B Nazanin"/>
-          <w:sz w:val="24"/>
-          <w:szCs w:val="24"/>
-          <w:rtl/>
-          <w:lang w:bidi="fa-IR"/>
-        </w:rPr>
-        <w:t>وصل کن تا اطلاعات</w:t>
-      </w:r>
-      <w:r>
-        <w:rPr>
-          <w:rFonts w:cs="B Nazanin"/>
-          <w:sz w:val="24"/>
-          <w:szCs w:val="24"/>
-          <w:lang w:bidi="fa-IR"/>
-        </w:rPr>
-        <w:t xml:space="preserve"> SQL </w:t>
-      </w:r>
-      <w:r>
-        <w:rPr>
-          <w:rFonts w:cs="B Nazanin"/>
-          <w:sz w:val="24"/>
-          <w:szCs w:val="24"/>
-          <w:rtl/>
-          <w:lang w:bidi="fa-IR"/>
-        </w:rPr>
-        <w:t>خارج از خود</w:t>
-      </w:r>
-      <w:r>
-        <w:rPr>
-          <w:rFonts w:cs="B Nazanin"/>
-          <w:sz w:val="24"/>
-          <w:szCs w:val="24"/>
-          <w:lang w:bidi="fa-IR"/>
-        </w:rPr>
-        <w:t xml:space="preserve"> Container </w:t>
-      </w:r>
-      <w:r>
-        <w:rPr>
-          <w:rFonts w:cs="B Nazanin"/>
-          <w:sz w:val="24"/>
-          <w:szCs w:val="24"/>
-          <w:rtl/>
-          <w:lang w:bidi="fa-IR"/>
-        </w:rPr>
-        <w:t xml:space="preserve">نگهداری شود. سپس سرویس </w:t>
-      </w:r>
-      <w:proofErr w:type="spellStart"/>
-      <w:r>
-        <w:rPr>
-          <w:rFonts w:cs="B Nazanin"/>
-          <w:sz w:val="24"/>
-          <w:szCs w:val="24"/>
-          <w:lang w:bidi="fa-IR"/>
-        </w:rPr>
-        <w:t>redis</w:t>
-      </w:r>
-      <w:proofErr w:type="spellEnd"/>
-      <w:r>
-        <w:rPr>
-          <w:rFonts w:cs="B Nazanin"/>
-          <w:sz w:val="24"/>
-          <w:szCs w:val="24"/>
-          <w:lang w:bidi="fa-IR"/>
-        </w:rPr>
-        <w:t xml:space="preserve"> </w:t>
-      </w:r>
-      <w:r>
-        <w:rPr>
-          <w:rFonts w:cs="B Nazanin"/>
-          <w:sz w:val="24"/>
-          <w:szCs w:val="24"/>
-          <w:rtl/>
-          <w:lang w:bidi="fa-IR"/>
-        </w:rPr>
-        <w:t xml:space="preserve">را داریم که با </w:t>
-      </w:r>
-      <w:r>
-        <w:rPr>
-          <w:rFonts w:cs="B Nazanin"/>
-          <w:sz w:val="24"/>
-          <w:szCs w:val="24"/>
-          <w:lang w:bidi="fa-IR"/>
-        </w:rPr>
-        <w:t xml:space="preserve">image: </w:t>
-      </w:r>
-      <w:proofErr w:type="spellStart"/>
-      <w:r>
-        <w:rPr>
-          <w:rFonts w:cs="B Nazanin"/>
-          <w:sz w:val="24"/>
-          <w:szCs w:val="24"/>
-          <w:lang w:bidi="fa-IR"/>
-        </w:rPr>
-        <w:t>redis:latest</w:t>
-      </w:r>
-      <w:proofErr w:type="spellEnd"/>
-      <w:r>
-        <w:rPr>
-          <w:rFonts w:cs="B Nazanin"/>
-          <w:sz w:val="24"/>
-          <w:szCs w:val="24"/>
-          <w:lang w:bidi="fa-IR"/>
-        </w:rPr>
-        <w:t xml:space="preserve"> </w:t>
-      </w:r>
-      <w:r>
-        <w:rPr>
-          <w:rFonts w:cs="B Nazanin"/>
-          <w:sz w:val="24"/>
-          <w:szCs w:val="24"/>
-          <w:rtl/>
-          <w:lang w:bidi="fa-IR"/>
-        </w:rPr>
-        <w:t>از</w:t>
-      </w:r>
-      <w:r>
-        <w:rPr>
-          <w:rFonts w:cs="B Nazanin"/>
-          <w:sz w:val="24"/>
-          <w:szCs w:val="24"/>
-          <w:lang w:bidi="fa-IR"/>
-        </w:rPr>
-        <w:t xml:space="preserve"> Image </w:t>
-      </w:r>
-      <w:r>
-        <w:rPr>
-          <w:rFonts w:cs="B Nazanin"/>
-          <w:sz w:val="24"/>
-          <w:szCs w:val="24"/>
-          <w:rtl/>
-          <w:lang w:bidi="fa-IR"/>
-        </w:rPr>
-        <w:t>مربوط به</w:t>
-      </w:r>
-      <w:r>
-        <w:rPr>
-          <w:rFonts w:cs="B Nazanin"/>
-          <w:sz w:val="24"/>
-          <w:szCs w:val="24"/>
-          <w:lang w:bidi="fa-IR"/>
-        </w:rPr>
-        <w:t xml:space="preserve"> Redis </w:t>
-      </w:r>
-      <w:r>
-        <w:rPr>
-          <w:rFonts w:cs="B Nazanin"/>
-          <w:sz w:val="24"/>
-          <w:szCs w:val="24"/>
-          <w:rtl/>
-          <w:lang w:bidi="fa-IR"/>
-        </w:rPr>
-        <w:t xml:space="preserve">ساخته می‌شود و با </w:t>
-      </w:r>
-      <w:r>
-        <w:rPr>
-          <w:rFonts w:cs="B Nazanin"/>
-          <w:sz w:val="24"/>
-          <w:szCs w:val="24"/>
-          <w:lang w:bidi="fa-IR"/>
-        </w:rPr>
-        <w:t xml:space="preserve">"6379:6379" </w:t>
-      </w:r>
-      <w:r>
-        <w:rPr>
-          <w:rFonts w:cs="B Nazanin"/>
-          <w:sz w:val="24"/>
-          <w:szCs w:val="24"/>
-          <w:rtl/>
-          <w:lang w:bidi="fa-IR"/>
-        </w:rPr>
-        <w:t xml:space="preserve">پورت </w:t>
-      </w:r>
-      <w:r>
-        <w:rPr>
-          <w:rFonts w:cs="B Nazanin"/>
-          <w:sz w:val="24"/>
-          <w:szCs w:val="24"/>
-          <w:lang w:bidi="fa-IR"/>
-        </w:rPr>
-        <w:t xml:space="preserve">6379 </w:t>
-      </w:r>
-      <w:r>
-        <w:rPr>
-          <w:rFonts w:cs="B Nazanin"/>
-          <w:sz w:val="24"/>
-          <w:szCs w:val="24"/>
-          <w:rtl/>
-          <w:lang w:bidi="fa-IR"/>
-        </w:rPr>
-        <w:t xml:space="preserve">سیستم خودمان را به پورت </w:t>
-      </w:r>
-      <w:r>
-        <w:rPr>
-          <w:rFonts w:cs="B Nazanin"/>
-          <w:sz w:val="24"/>
-          <w:szCs w:val="24"/>
-          <w:lang w:bidi="fa-IR"/>
-        </w:rPr>
-        <w:t xml:space="preserve">6379 </w:t>
-      </w:r>
-      <w:r>
-        <w:rPr>
-          <w:rFonts w:cs="B Nazanin"/>
-          <w:sz w:val="24"/>
-          <w:szCs w:val="24"/>
-          <w:rtl/>
-          <w:lang w:bidi="fa-IR"/>
-        </w:rPr>
-        <w:t>داخل</w:t>
-      </w:r>
-      <w:r>
-        <w:rPr>
-          <w:rFonts w:cs="B Nazanin"/>
-          <w:sz w:val="24"/>
-          <w:szCs w:val="24"/>
-          <w:lang w:bidi="fa-IR"/>
-        </w:rPr>
-        <w:t xml:space="preserve"> Container </w:t>
-      </w:r>
-      <w:r>
-        <w:rPr>
-          <w:rFonts w:cs="B Nazanin"/>
-          <w:sz w:val="24"/>
-          <w:szCs w:val="24"/>
-          <w:rtl/>
-          <w:lang w:bidi="fa-IR"/>
-        </w:rPr>
-        <w:t xml:space="preserve">متصل می‌کنیم. همچنین </w:t>
-      </w:r>
-      <w:proofErr w:type="spellStart"/>
-      <w:r>
-        <w:rPr>
-          <w:rFonts w:cs="B Nazanin"/>
-          <w:sz w:val="24"/>
-          <w:szCs w:val="24"/>
-          <w:lang w:bidi="fa-IR"/>
-        </w:rPr>
-        <w:t>redis</w:t>
-      </w:r>
-      <w:proofErr w:type="spellEnd"/>
-      <w:r>
-        <w:rPr>
-          <w:rFonts w:cs="B Nazanin"/>
-          <w:sz w:val="24"/>
-          <w:szCs w:val="24"/>
-          <w:lang w:bidi="fa-IR"/>
-        </w:rPr>
-        <w:t xml:space="preserve">-data:/data </w:t>
-      </w:r>
-      <w:r>
-        <w:rPr>
-          <w:rFonts w:cs="B Nazanin"/>
-          <w:sz w:val="24"/>
-          <w:szCs w:val="24"/>
-          <w:rtl/>
-          <w:lang w:bidi="fa-IR"/>
-        </w:rPr>
-        <w:t>یعنی</w:t>
-      </w:r>
-      <w:r>
-        <w:rPr>
-          <w:rFonts w:cs="B Nazanin"/>
-          <w:sz w:val="24"/>
-          <w:szCs w:val="24"/>
-          <w:lang w:bidi="fa-IR"/>
-        </w:rPr>
-        <w:t xml:space="preserve"> Volume</w:t>
-      </w:r>
-      <w:r>
-        <w:rPr>
-          <w:rFonts w:cs="B Nazanin"/>
-          <w:sz w:val="24"/>
-          <w:szCs w:val="24"/>
-          <w:rtl/>
-          <w:lang w:bidi="fa-IR"/>
-        </w:rPr>
-        <w:t xml:space="preserve">ای به نام </w:t>
-      </w:r>
-      <w:proofErr w:type="spellStart"/>
-      <w:r>
-        <w:rPr>
-          <w:rFonts w:cs="B Nazanin"/>
-          <w:sz w:val="24"/>
-          <w:szCs w:val="24"/>
-          <w:lang w:bidi="fa-IR"/>
-        </w:rPr>
-        <w:t>redis</w:t>
-      </w:r>
-      <w:proofErr w:type="spellEnd"/>
-      <w:r>
-        <w:rPr>
-          <w:rFonts w:cs="B Nazanin"/>
-          <w:sz w:val="24"/>
-          <w:szCs w:val="24"/>
-          <w:lang w:bidi="fa-IR"/>
-        </w:rPr>
-        <w:t xml:space="preserve">-data </w:t>
-      </w:r>
-      <w:r>
-        <w:rPr>
-          <w:rFonts w:cs="B Nazanin"/>
-          <w:sz w:val="24"/>
-          <w:szCs w:val="24"/>
-          <w:rtl/>
-          <w:lang w:bidi="fa-IR"/>
-        </w:rPr>
-        <w:t xml:space="preserve">را به مسیر </w:t>
-      </w:r>
-      <w:r>
-        <w:rPr>
-          <w:rFonts w:cs="B Nazanin"/>
-          <w:sz w:val="24"/>
-          <w:szCs w:val="24"/>
-          <w:lang w:bidi="fa-IR"/>
-        </w:rPr>
-        <w:t xml:space="preserve">/data </w:t>
-      </w:r>
-      <w:r>
-        <w:rPr>
-          <w:rFonts w:cs="B Nazanin"/>
-          <w:sz w:val="24"/>
-          <w:szCs w:val="24"/>
-          <w:rtl/>
-          <w:lang w:bidi="fa-IR"/>
-        </w:rPr>
-        <w:t>داخل</w:t>
-      </w:r>
-      <w:r>
-        <w:rPr>
-          <w:rFonts w:cs="B Nazanin"/>
-          <w:sz w:val="24"/>
-          <w:szCs w:val="24"/>
-          <w:lang w:bidi="fa-IR"/>
-        </w:rPr>
-        <w:t xml:space="preserve"> Redis </w:t>
-      </w:r>
-      <w:r>
-        <w:rPr>
-          <w:rFonts w:cs="B Nazanin"/>
-          <w:sz w:val="24"/>
-          <w:szCs w:val="24"/>
-          <w:rtl/>
-          <w:lang w:bidi="fa-IR"/>
-        </w:rPr>
-        <w:t>متصل می‌کنیم تا داده‌های</w:t>
-      </w:r>
-      <w:r>
-        <w:rPr>
-          <w:rFonts w:cs="B Nazanin"/>
-          <w:sz w:val="24"/>
-          <w:szCs w:val="24"/>
-          <w:lang w:bidi="fa-IR"/>
-        </w:rPr>
-        <w:t xml:space="preserve"> Redis </w:t>
-      </w:r>
-      <w:r>
-        <w:rPr>
-          <w:rFonts w:cs="B Nazanin"/>
-          <w:sz w:val="24"/>
-          <w:szCs w:val="24"/>
-          <w:rtl/>
-          <w:lang w:bidi="fa-IR"/>
-        </w:rPr>
-        <w:t>در</w:t>
-      </w:r>
-      <w:r>
-        <w:rPr>
-          <w:rFonts w:cs="B Nazanin"/>
-          <w:sz w:val="24"/>
-          <w:szCs w:val="24"/>
-          <w:lang w:bidi="fa-IR"/>
-        </w:rPr>
-        <w:t xml:space="preserve"> Volume </w:t>
-      </w:r>
-      <w:r>
-        <w:rPr>
-          <w:rFonts w:cs="B Nazanin"/>
-          <w:sz w:val="24"/>
-          <w:szCs w:val="24"/>
-          <w:rtl/>
-          <w:lang w:bidi="fa-IR"/>
-        </w:rPr>
-        <w:t xml:space="preserve">نگهداری شوند. در نهایت بخش </w:t>
-      </w:r>
-      <w:r>
-        <w:rPr>
-          <w:rFonts w:cs="B Nazanin"/>
-          <w:sz w:val="24"/>
-          <w:szCs w:val="24"/>
-          <w:lang w:bidi="fa-IR"/>
-        </w:rPr>
-        <w:t xml:space="preserve">volumes: </w:t>
-      </w:r>
-      <w:r>
-        <w:rPr>
-          <w:rFonts w:cs="B Nazanin"/>
-          <w:sz w:val="24"/>
-          <w:szCs w:val="24"/>
-          <w:rtl/>
-          <w:lang w:bidi="fa-IR"/>
-        </w:rPr>
-        <w:t>در انتهای فایل اعلام می‌کند که دو</w:t>
-      </w:r>
-      <w:r>
-        <w:rPr>
-          <w:rFonts w:cs="B Nazanin"/>
-          <w:sz w:val="24"/>
-          <w:szCs w:val="24"/>
-          <w:lang w:bidi="fa-IR"/>
-        </w:rPr>
-        <w:t xml:space="preserve"> Volume </w:t>
-      </w:r>
-      <w:r>
-        <w:rPr>
-          <w:rFonts w:cs="B Nazanin"/>
-          <w:sz w:val="24"/>
-          <w:szCs w:val="24"/>
-          <w:rtl/>
-          <w:lang w:bidi="fa-IR"/>
-        </w:rPr>
-        <w:t xml:space="preserve">به نام‌های </w:t>
-      </w:r>
-      <w:proofErr w:type="spellStart"/>
-      <w:r>
-        <w:rPr>
-          <w:rFonts w:cs="B Nazanin"/>
-          <w:sz w:val="24"/>
-          <w:szCs w:val="24"/>
-          <w:lang w:bidi="fa-IR"/>
-        </w:rPr>
-        <w:t>redis</w:t>
-      </w:r>
-      <w:proofErr w:type="spellEnd"/>
-      <w:r>
-        <w:rPr>
-          <w:rFonts w:cs="B Nazanin"/>
-          <w:sz w:val="24"/>
-          <w:szCs w:val="24"/>
-          <w:lang w:bidi="fa-IR"/>
-        </w:rPr>
-        <w:t xml:space="preserve">-data </w:t>
-      </w:r>
-      <w:r>
-        <w:rPr>
-          <w:rFonts w:cs="B Nazanin"/>
-          <w:sz w:val="24"/>
-          <w:szCs w:val="24"/>
-          <w:rtl/>
-          <w:lang w:bidi="fa-IR"/>
-        </w:rPr>
-        <w:t xml:space="preserve">و </w:t>
-      </w:r>
-      <w:proofErr w:type="spellStart"/>
-      <w:r>
-        <w:rPr>
-          <w:rFonts w:cs="B Nazanin"/>
-          <w:sz w:val="24"/>
-          <w:szCs w:val="24"/>
-          <w:lang w:bidi="fa-IR"/>
-        </w:rPr>
-        <w:t>sql</w:t>
-      </w:r>
-      <w:proofErr w:type="spellEnd"/>
-      <w:r>
-        <w:rPr>
-          <w:rFonts w:cs="B Nazanin"/>
-          <w:sz w:val="24"/>
-          <w:szCs w:val="24"/>
-          <w:lang w:bidi="fa-IR"/>
-        </w:rPr>
-        <w:t xml:space="preserve">-data </w:t>
-      </w:r>
-      <w:r>
-        <w:rPr>
-          <w:rFonts w:cs="B Nazanin"/>
-          <w:sz w:val="24"/>
-          <w:szCs w:val="24"/>
-          <w:rtl/>
-          <w:lang w:bidi="fa-IR"/>
-        </w:rPr>
-        <w:t>توسط</w:t>
-      </w:r>
-      <w:r>
-        <w:rPr>
-          <w:rFonts w:cs="B Nazanin"/>
-          <w:sz w:val="24"/>
-          <w:szCs w:val="24"/>
-          <w:lang w:bidi="fa-IR"/>
-        </w:rPr>
-        <w:t xml:space="preserve"> Docker </w:t>
-      </w:r>
-      <w:r>
-        <w:rPr>
-          <w:rFonts w:cs="B Nazanin"/>
-          <w:sz w:val="24"/>
-          <w:szCs w:val="24"/>
-          <w:rtl/>
-          <w:lang w:bidi="fa-IR"/>
-        </w:rPr>
-        <w:t>مدیریت شوند</w:t>
-      </w:r>
-      <w:r>
-        <w:rPr>
-          <w:rFonts w:cs="B Nazanin"/>
-          <w:sz w:val="24"/>
-          <w:szCs w:val="24"/>
-          <w:lang w:bidi="fa-IR"/>
-        </w:rPr>
-        <w:t>.</w:t>
-      </w:r>
-    </w:p>
-    <w:p>
-      <w:pPr>
-        <w:bidi/>
-        <w:ind w:left="720"/>
-        <w:rPr>
-          <w:rFonts w:cs="B Nazanin"/>
-          <w:sz w:val="24"/>
-          <w:szCs w:val="24"/>
-          <w:rtl/>
-          <w:lang w:bidi="fa-IR"/>
-        </w:rPr>
-      </w:pPr>
-      <w:r>
-        <w:rPr>
-          <w:rFonts w:cs="B Nazanin" w:hint="cs"/>
-          <w:sz w:val="24"/>
-          <w:szCs w:val="24"/>
-          <w:rtl/>
-          <w:lang w:bidi="fa-IR"/>
-        </w:rPr>
-        <w:t xml:space="preserve">سوال اول ) مسیر </w:t>
-      </w:r>
-      <w:r>
-        <w:rPr>
-          <w:rFonts w:cs="B Nazanin"/>
-          <w:sz w:val="24"/>
-          <w:szCs w:val="24"/>
-          <w:lang w:bidi="fa-IR"/>
-        </w:rPr>
-        <w:t>/var/opt/</w:t>
-      </w:r>
-      <w:proofErr w:type="spellStart"/>
-      <w:r>
-        <w:rPr>
-          <w:rFonts w:cs="B Nazanin"/>
-          <w:sz w:val="24"/>
-          <w:szCs w:val="24"/>
-          <w:lang w:bidi="fa-IR"/>
-        </w:rPr>
-        <w:t>mssql</w:t>
-      </w:r>
-      <w:proofErr w:type="spellEnd"/>
-      <w:r>
-        <w:rPr>
-          <w:rFonts w:cs="B Nazanin" w:hint="cs"/>
-          <w:sz w:val="24"/>
-          <w:szCs w:val="24"/>
-          <w:rtl/>
-          <w:lang w:bidi="fa-IR"/>
-        </w:rPr>
-        <w:t xml:space="preserve"> کجاست ؟ </w:t>
-      </w:r>
-      <w:r>
-        <w:rPr>
-          <w:rFonts w:cs="B Nazanin" w:hint="cs"/>
-          <w:sz w:val="24"/>
-          <w:szCs w:val="24"/>
-          <w:rtl/>
-          <w:lang w:bidi="fa-IR"/>
-        </w:rPr>
-        <w:t xml:space="preserve">این مسیر داخل خود </w:t>
-      </w:r>
-      <w:r>
-        <w:rPr>
-          <w:rFonts w:cs="B Nazanin"/>
-          <w:sz w:val="24"/>
-          <w:szCs w:val="24"/>
-          <w:lang w:bidi="fa-IR"/>
-        </w:rPr>
-        <w:t>Image</w:t>
-      </w:r>
-      <w:r>
-        <w:rPr>
-          <w:rFonts w:cs="B Nazanin" w:hint="cs"/>
-          <w:sz w:val="24"/>
-          <w:szCs w:val="24"/>
-          <w:rtl/>
-          <w:lang w:bidi="fa-IR"/>
-        </w:rPr>
-        <w:t xml:space="preserve"> مربوط به </w:t>
-      </w:r>
-      <w:r>
-        <w:rPr>
-          <w:rFonts w:cs="B Nazanin"/>
-          <w:sz w:val="24"/>
-          <w:szCs w:val="24"/>
-          <w:lang w:bidi="fa-IR"/>
-        </w:rPr>
-        <w:t>SQL</w:t>
-      </w:r>
-      <w:r>
-        <w:rPr>
-          <w:rFonts w:cs="B Nazanin" w:hint="cs"/>
-          <w:sz w:val="24"/>
-          <w:szCs w:val="24"/>
-          <w:rtl/>
-          <w:lang w:bidi="fa-IR"/>
-        </w:rPr>
-        <w:t xml:space="preserve"> است و ما </w:t>
-      </w:r>
-      <w:proofErr w:type="spellStart"/>
-      <w:r>
-        <w:rPr>
-          <w:rFonts w:cs="B Nazanin" w:hint="cs"/>
-          <w:sz w:val="24"/>
-          <w:szCs w:val="24"/>
-          <w:rtl/>
-          <w:lang w:bidi="fa-IR"/>
-        </w:rPr>
-        <w:t>نمی</w:t>
-      </w:r>
-      <w:proofErr w:type="spellEnd"/>
-      <w:r>
-        <w:rPr>
-          <w:rFonts w:cs="B Nazanin" w:hint="cs"/>
-          <w:sz w:val="24"/>
-          <w:szCs w:val="24"/>
-          <w:rtl/>
-          <w:lang w:bidi="fa-IR"/>
-        </w:rPr>
-        <w:t xml:space="preserve"> توانیم از مسیر ویندوز به آن برسیم .</w:t>
-      </w:r>
-    </w:p>
-    <w:p>
-      <w:pPr>
-        <w:bidi/>
-        <w:ind w:left="720"/>
-        <w:rPr>
-          <w:rFonts w:cs="B Nazanin"/>
-          <w:sz w:val="24"/>
-          <w:szCs w:val="24"/>
-          <w:rtl/>
-          <w:lang w:bidi="fa-IR"/>
-        </w:rPr>
-      </w:pPr>
-      <w:r>
-        <w:rPr>
-          <w:rFonts w:cs="B Nazanin" w:hint="cs"/>
-          <w:sz w:val="24"/>
-          <w:szCs w:val="24"/>
-          <w:rtl/>
-          <w:lang w:bidi="fa-IR"/>
-        </w:rPr>
-        <w:t xml:space="preserve">سوال دوم ) </w:t>
-      </w:r>
-      <w:r>
-        <w:rPr>
-          <w:rFonts w:cs="B Nazanin"/>
-          <w:sz w:val="24"/>
-          <w:szCs w:val="24"/>
-          <w:rtl/>
-          <w:lang w:bidi="fa-IR"/>
-        </w:rPr>
-        <w:t>چرا دو</w:t>
-      </w:r>
-      <w:r>
-        <w:rPr>
-          <w:rFonts w:cs="B Nazanin"/>
-          <w:sz w:val="24"/>
-          <w:szCs w:val="24"/>
-          <w:lang w:bidi="fa-IR"/>
-        </w:rPr>
-        <w:t xml:space="preserve"> container </w:t>
-      </w:r>
-      <w:r>
-        <w:rPr>
-          <w:rFonts w:cs="B Nazanin"/>
-          <w:sz w:val="24"/>
-          <w:szCs w:val="24"/>
-          <w:rtl/>
-          <w:lang w:bidi="fa-IR"/>
-        </w:rPr>
-        <w:t>؟ نمیشه مگه داخل یک ظرف هر دو رو داشته باشیم ؟ یعنی هم ردیس هم اس کی ال داخل یک ظرف</w:t>
-      </w:r>
-      <w:r>
-        <w:rPr>
-          <w:rFonts w:cs="B Nazanin" w:hint="cs"/>
-          <w:sz w:val="24"/>
-          <w:szCs w:val="24"/>
-          <w:rtl/>
-          <w:lang w:bidi="fa-IR"/>
-        </w:rPr>
-        <w:t xml:space="preserve"> ؟ </w:t>
-      </w:r>
-    </w:p>
-    <w:p>
-      <w:pPr>
-        <w:bidi/>
-        <w:ind w:left="720"/>
-        <w:rPr>
-          <w:rFonts w:cs="B Nazanin"/>
-          <w:sz w:val="24"/>
-          <w:szCs w:val="24"/>
-          <w:rtl/>
-          <w:lang w:bidi="fa-IR"/>
-        </w:rPr>
-      </w:pPr>
-      <w:r>
-        <w:rPr>
-          <w:rFonts w:cs="B Nazanin"/>
-          <w:sz w:val="24"/>
-          <w:szCs w:val="24"/>
-          <w:rtl/>
-          <w:lang w:bidi="fa-IR"/>
-        </w:rPr>
-        <w:t xml:space="preserve">از نظر فنی </w:t>
-      </w:r>
-      <w:r>
-        <w:rPr>
-          <w:rFonts w:cs="B Nazanin"/>
-          <w:sz w:val="24"/>
-          <w:szCs w:val="24"/>
-          <w:rtl/>
-          <w:lang w:bidi="fa-IR"/>
-        </w:rPr>
-        <w:t>می‌شود</w:t>
-      </w:r>
-      <w:r>
-        <w:rPr>
-          <w:rFonts w:cs="B Nazanin"/>
-          <w:sz w:val="24"/>
-          <w:szCs w:val="24"/>
-          <w:rtl/>
-          <w:lang w:bidi="fa-IR"/>
-        </w:rPr>
-        <w:t>، ولی معمولاً کار درستی نیست</w:t>
-      </w:r>
-      <w:r>
-        <w:rPr>
-          <w:rFonts w:cs="B Nazanin"/>
-          <w:sz w:val="24"/>
-          <w:szCs w:val="24"/>
-          <w:lang w:bidi="fa-IR"/>
-        </w:rPr>
-        <w:t>.</w:t>
-      </w:r>
-      <w:r>
-        <w:rPr>
-          <w:rFonts w:cs="B Nazanin"/>
-          <w:sz w:val="24"/>
-          <w:szCs w:val="24"/>
-          <w:rtl/>
-          <w:lang w:bidi="fa-IR"/>
-        </w:rPr>
-        <w:t>قاعده‌ی</w:t>
-      </w:r>
-      <w:r>
-        <w:rPr>
-          <w:rFonts w:cs="B Nazanin"/>
-          <w:sz w:val="24"/>
-          <w:szCs w:val="24"/>
-          <w:lang w:bidi="fa-IR"/>
-        </w:rPr>
-        <w:t xml:space="preserve"> Docker </w:t>
-      </w:r>
-      <w:r>
-        <w:rPr>
-          <w:rFonts w:cs="B Nazanin"/>
-          <w:sz w:val="24"/>
-          <w:szCs w:val="24"/>
-          <w:rtl/>
-          <w:lang w:bidi="fa-IR"/>
-        </w:rPr>
-        <w:t>این است که بهتر است هر</w:t>
-      </w:r>
-      <w:r>
-        <w:rPr>
-          <w:rFonts w:cs="B Nazanin"/>
-          <w:sz w:val="24"/>
-          <w:szCs w:val="24"/>
-          <w:lang w:bidi="fa-IR"/>
-        </w:rPr>
-        <w:t xml:space="preserve"> Container </w:t>
-      </w:r>
-      <w:r>
-        <w:rPr>
-          <w:rFonts w:cs="B Nazanin"/>
-          <w:sz w:val="24"/>
-          <w:szCs w:val="24"/>
-          <w:rtl/>
-          <w:lang w:bidi="fa-IR"/>
-        </w:rPr>
-        <w:t>یک سرویس اصلی داشته باشد</w:t>
-      </w:r>
-      <w:r>
-        <w:rPr>
-          <w:rFonts w:cs="B Nazanin" w:hint="cs"/>
-          <w:sz w:val="24"/>
-          <w:szCs w:val="24"/>
-          <w:rtl/>
-          <w:lang w:bidi="fa-IR"/>
-        </w:rPr>
-        <w:t xml:space="preserve"> .</w:t>
-      </w:r>
-    </w:p>
-    <w:p>
-      <w:pPr>
-        <w:bidi/>
-        <w:ind w:left="720"/>
-        <w:rPr>
-          <w:rFonts w:cs="B Nazanin"/>
-          <w:sz w:val="24"/>
-          <w:szCs w:val="24"/>
-          <w:lang w:bidi="fa-IR"/>
-        </w:rPr>
-      </w:pPr>
-      <w:r>
-        <w:rPr>
-          <w:rFonts w:cs="B Nazanin"/>
-          <w:sz w:val="24"/>
-          <w:szCs w:val="24"/>
-          <w:rtl/>
-          <w:lang w:bidi="fa-IR"/>
-        </w:rPr>
-        <w:t>جدا بودن</w:t>
-      </w:r>
-      <w:r>
-        <w:rPr>
-          <w:rFonts w:cs="B Nazanin"/>
-          <w:sz w:val="24"/>
-          <w:szCs w:val="24"/>
-          <w:lang w:bidi="fa-IR"/>
-        </w:rPr>
-        <w:t xml:space="preserve"> Lifecycle </w:t>
-      </w:r>
-      <w:r>
-        <w:rPr>
-          <w:rFonts w:cs="B Nazanin" w:hint="cs"/>
-          <w:sz w:val="24"/>
-          <w:szCs w:val="24"/>
-          <w:rtl/>
-          <w:lang w:bidi="fa-IR"/>
-        </w:rPr>
-        <w:t>----</w:t>
-      </w:r>
-      <w:r>
-        <w:rPr>
-          <w:rFonts w:cs="B Nazanin" w:hint="cs"/>
-          <w:sz w:val="24"/>
-          <w:szCs w:val="24"/>
-          <w:rtl/>
-          <w:lang w:bidi="fa-IR"/>
-        </w:rPr>
-        <w:t>&gt;</w:t>
-      </w:r>
-      <w:r>
-        <w:rPr>
-          <w:rFonts w:cs="B Nazanin"/>
-          <w:sz w:val="24"/>
-          <w:szCs w:val="24"/>
-          <w:rtl/>
-          <w:lang w:bidi="fa-IR"/>
-        </w:rPr>
-        <w:t>اگر</w:t>
-      </w:r>
-      <w:r>
-        <w:rPr>
-          <w:rFonts w:cs="B Nazanin"/>
-          <w:sz w:val="24"/>
-          <w:szCs w:val="24"/>
-          <w:lang w:bidi="fa-IR"/>
-        </w:rPr>
-        <w:t xml:space="preserve"> Redis </w:t>
-      </w:r>
-      <w:r>
-        <w:rPr>
-          <w:rFonts w:cs="B Nazanin"/>
-          <w:sz w:val="24"/>
-          <w:szCs w:val="24"/>
-          <w:rtl/>
-          <w:lang w:bidi="fa-IR"/>
-        </w:rPr>
-        <w:t>را</w:t>
-      </w:r>
-      <w:r>
-        <w:rPr>
-          <w:rFonts w:cs="B Nazanin"/>
-          <w:sz w:val="24"/>
-          <w:szCs w:val="24"/>
-          <w:lang w:bidi="fa-IR"/>
-        </w:rPr>
-        <w:t xml:space="preserve"> Restart </w:t>
-      </w:r>
-      <w:r>
-        <w:rPr>
-          <w:rFonts w:cs="B Nazanin"/>
-          <w:sz w:val="24"/>
-          <w:szCs w:val="24"/>
-          <w:rtl/>
-          <w:lang w:bidi="fa-IR"/>
-        </w:rPr>
-        <w:t xml:space="preserve">کنی، </w:t>
-      </w:r>
-      <w:r>
-        <w:rPr>
-          <w:rFonts w:cs="B Nazanin"/>
-          <w:sz w:val="24"/>
-          <w:szCs w:val="24"/>
-          <w:lang w:bidi="fa-IR"/>
-        </w:rPr>
-        <w:t xml:space="preserve">SQL </w:t>
-      </w:r>
-      <w:r>
-        <w:rPr>
-          <w:rFonts w:cs="B Nazanin"/>
-          <w:sz w:val="24"/>
-          <w:szCs w:val="24"/>
-          <w:rtl/>
-          <w:lang w:bidi="fa-IR"/>
-        </w:rPr>
-        <w:t>را هم مجبور نیستی</w:t>
-      </w:r>
-      <w:r>
-        <w:rPr>
-          <w:rFonts w:cs="B Nazanin"/>
-          <w:sz w:val="24"/>
-          <w:szCs w:val="24"/>
-          <w:lang w:bidi="fa-IR"/>
-        </w:rPr>
-        <w:t xml:space="preserve"> Restart </w:t>
-      </w:r>
-      <w:r>
-        <w:rPr>
-          <w:rFonts w:cs="B Nazanin"/>
-          <w:sz w:val="24"/>
-          <w:szCs w:val="24"/>
-          <w:rtl/>
-          <w:lang w:bidi="fa-IR"/>
-        </w:rPr>
-        <w:t>کنی</w:t>
-      </w:r>
-      <w:r>
-        <w:rPr>
-          <w:rFonts w:cs="B Nazanin"/>
-          <w:sz w:val="24"/>
-          <w:szCs w:val="24"/>
-          <w:lang w:bidi="fa-IR"/>
-        </w:rPr>
-        <w:t xml:space="preserve">. </w:t>
-      </w:r>
-    </w:p>
-    <w:p>
-      <w:pPr>
-        <w:bidi/>
-        <w:ind w:left="720"/>
-        <w:rPr>
-          <w:rFonts w:cs="B Nazanin"/>
-          <w:sz w:val="24"/>
-          <w:szCs w:val="24"/>
-          <w:lang w:bidi="fa-IR"/>
-        </w:rPr>
-      </w:pPr>
-      <w:r>
-        <w:rPr>
-          <w:rFonts w:cs="B Nazanin"/>
-          <w:sz w:val="24"/>
-          <w:szCs w:val="24"/>
-          <w:rtl/>
-          <w:lang w:bidi="fa-IR"/>
-        </w:rPr>
-        <w:t xml:space="preserve">مدیریت منابع </w:t>
-      </w:r>
-      <w:r>
-        <w:rPr>
-          <w:rFonts w:cs="B Nazanin"/>
-          <w:sz w:val="24"/>
-          <w:szCs w:val="24"/>
-          <w:lang w:bidi="fa-IR"/>
-        </w:rPr>
-        <w:t xml:space="preserve">→ </w:t>
-      </w:r>
-      <w:r>
-        <w:rPr>
-          <w:rFonts w:cs="B Nazanin"/>
-          <w:sz w:val="24"/>
-          <w:szCs w:val="24"/>
-          <w:rtl/>
-          <w:lang w:bidi="fa-IR"/>
-        </w:rPr>
-        <w:t>می‌توانی برای</w:t>
-      </w:r>
-      <w:r>
-        <w:rPr>
-          <w:rFonts w:cs="B Nazanin"/>
-          <w:sz w:val="24"/>
-          <w:szCs w:val="24"/>
-          <w:lang w:bidi="fa-IR"/>
-        </w:rPr>
-        <w:t xml:space="preserve"> SQL </w:t>
-      </w:r>
-      <w:r>
-        <w:rPr>
-          <w:rFonts w:cs="B Nazanin"/>
-          <w:sz w:val="24"/>
-          <w:szCs w:val="24"/>
-          <w:rtl/>
-          <w:lang w:bidi="fa-IR"/>
-        </w:rPr>
-        <w:t>و</w:t>
-      </w:r>
-      <w:r>
-        <w:rPr>
-          <w:rFonts w:cs="B Nazanin"/>
-          <w:sz w:val="24"/>
-          <w:szCs w:val="24"/>
-          <w:lang w:bidi="fa-IR"/>
-        </w:rPr>
-        <w:t xml:space="preserve"> Redis </w:t>
-      </w:r>
-      <w:r>
-        <w:rPr>
-          <w:rFonts w:cs="B Nazanin"/>
-          <w:sz w:val="24"/>
-          <w:szCs w:val="24"/>
-          <w:rtl/>
-          <w:lang w:bidi="fa-IR"/>
-        </w:rPr>
-        <w:t>منابع متفاوتی در نظر بگیری</w:t>
-      </w:r>
-      <w:r>
-        <w:rPr>
-          <w:rFonts w:cs="B Nazanin"/>
-          <w:sz w:val="24"/>
-          <w:szCs w:val="24"/>
-          <w:lang w:bidi="fa-IR"/>
-        </w:rPr>
-        <w:t xml:space="preserve">. </w:t>
-      </w:r>
-    </w:p>
-    <w:p>
-      <w:pPr>
-        <w:bidi/>
-        <w:ind w:left="720"/>
-        <w:rPr>
-          <w:rFonts w:cs="B Nazanin"/>
-          <w:sz w:val="24"/>
-          <w:szCs w:val="24"/>
-          <w:lang w:bidi="fa-IR"/>
-        </w:rPr>
-      </w:pPr>
-      <w:r>
-        <w:rPr>
-          <w:rFonts w:cs="B Nazanin"/>
-          <w:sz w:val="24"/>
-          <w:szCs w:val="24"/>
-          <w:lang w:bidi="fa-IR"/>
-        </w:rPr>
-        <w:t xml:space="preserve"> </w:t>
-      </w:r>
-      <w:r>
-        <w:rPr>
-          <w:rFonts w:cs="B Nazanin"/>
-          <w:sz w:val="24"/>
-          <w:szCs w:val="24"/>
-          <w:lang w:bidi="fa-IR"/>
-        </w:rPr>
-        <w:t xml:space="preserve">Scale </w:t>
-      </w:r>
-      <w:r>
-        <w:rPr>
-          <w:rFonts w:cs="B Nazanin"/>
-          <w:sz w:val="24"/>
-          <w:szCs w:val="24"/>
-          <w:rtl/>
-          <w:lang w:bidi="fa-IR"/>
-        </w:rPr>
-        <w:t xml:space="preserve">کردن </w:t>
-      </w:r>
-      <w:r>
-        <w:rPr>
-          <w:rFonts w:cs="B Nazanin"/>
-          <w:sz w:val="24"/>
-          <w:szCs w:val="24"/>
-          <w:lang w:bidi="fa-IR"/>
-        </w:rPr>
-        <w:t xml:space="preserve">→ </w:t>
-      </w:r>
-      <w:r>
-        <w:rPr>
-          <w:rFonts w:cs="B Nazanin"/>
-          <w:sz w:val="24"/>
-          <w:szCs w:val="24"/>
-          <w:rtl/>
-          <w:lang w:bidi="fa-IR"/>
-        </w:rPr>
-        <w:t>اگر فقط</w:t>
-      </w:r>
-      <w:r>
-        <w:rPr>
-          <w:rFonts w:cs="B Nazanin"/>
-          <w:sz w:val="24"/>
-          <w:szCs w:val="24"/>
-          <w:lang w:bidi="fa-IR"/>
-        </w:rPr>
-        <w:t xml:space="preserve"> Redis </w:t>
-      </w:r>
-      <w:r>
-        <w:rPr>
-          <w:rFonts w:cs="B Nazanin"/>
-          <w:sz w:val="24"/>
-          <w:szCs w:val="24"/>
-          <w:rtl/>
-          <w:lang w:bidi="fa-IR"/>
-        </w:rPr>
-        <w:t xml:space="preserve">را بیشتر کنی، </w:t>
-      </w:r>
-      <w:r>
-        <w:rPr>
-          <w:rFonts w:cs="B Nazanin"/>
-          <w:sz w:val="24"/>
-          <w:szCs w:val="24"/>
-          <w:lang w:bidi="fa-IR"/>
-        </w:rPr>
-        <w:t xml:space="preserve">SQL </w:t>
-      </w:r>
-      <w:proofErr w:type="spellStart"/>
-      <w:r>
-        <w:rPr>
-          <w:rFonts w:cs="B Nazanin"/>
-          <w:sz w:val="24"/>
-          <w:szCs w:val="24"/>
-          <w:rtl/>
-          <w:lang w:bidi="fa-IR"/>
-        </w:rPr>
-        <w:t>دست‌نخورده</w:t>
-      </w:r>
-      <w:proofErr w:type="spellEnd"/>
-      <w:r>
-        <w:rPr>
-          <w:rFonts w:cs="B Nazanin"/>
-          <w:sz w:val="24"/>
-          <w:szCs w:val="24"/>
-          <w:rtl/>
-          <w:lang w:bidi="fa-IR"/>
-        </w:rPr>
-        <w:t xml:space="preserve"> </w:t>
-      </w:r>
-      <w:proofErr w:type="spellStart"/>
-      <w:r>
-        <w:rPr>
-          <w:rFonts w:cs="B Nazanin"/>
-          <w:sz w:val="24"/>
-          <w:szCs w:val="24"/>
-          <w:rtl/>
-          <w:lang w:bidi="fa-IR"/>
-        </w:rPr>
-        <w:t>می‌ماند</w:t>
-      </w:r>
-      <w:proofErr w:type="spellEnd"/>
-      <w:r>
-        <w:rPr>
-          <w:rFonts w:cs="B Nazanin"/>
-          <w:sz w:val="24"/>
-          <w:szCs w:val="24"/>
-          <w:lang w:bidi="fa-IR"/>
-        </w:rPr>
-        <w:t xml:space="preserve">. </w:t>
-      </w:r>
-    </w:p>
-    <w:p>
-      <w:pPr>
-        <w:bidi/>
-        <w:ind w:left="720"/>
-        <w:rPr>
-          <w:rFonts w:cs="B Nazanin"/>
-          <w:sz w:val="24"/>
-          <w:szCs w:val="24"/>
-          <w:lang w:bidi="fa-IR"/>
-        </w:rPr>
-      </w:pPr>
-      <w:r>
-        <w:rPr>
-          <w:rFonts w:cs="B Nazanin"/>
-          <w:sz w:val="24"/>
-          <w:szCs w:val="24"/>
-          <w:rtl/>
-          <w:lang w:bidi="fa-IR"/>
-        </w:rPr>
-        <w:t>نگهداری و</w:t>
-      </w:r>
-      <w:r>
-        <w:rPr>
-          <w:rFonts w:cs="B Nazanin"/>
-          <w:sz w:val="24"/>
-          <w:szCs w:val="24"/>
-          <w:lang w:bidi="fa-IR"/>
-        </w:rPr>
-        <w:t xml:space="preserve"> Debug </w:t>
-      </w:r>
-      <w:r>
-        <w:rPr>
-          <w:rFonts w:cs="B Nazanin"/>
-          <w:sz w:val="24"/>
-          <w:szCs w:val="24"/>
-          <w:rtl/>
-          <w:lang w:bidi="fa-IR"/>
-        </w:rPr>
-        <w:t xml:space="preserve">راحت‌تر </w:t>
-      </w:r>
-      <w:r>
-        <w:rPr>
-          <w:rFonts w:cs="B Nazanin"/>
-          <w:sz w:val="24"/>
-          <w:szCs w:val="24"/>
-          <w:lang w:bidi="fa-IR"/>
-        </w:rPr>
-        <w:t xml:space="preserve">→ </w:t>
-      </w:r>
-      <w:r>
-        <w:rPr>
-          <w:rFonts w:cs="B Nazanin"/>
-          <w:sz w:val="24"/>
-          <w:szCs w:val="24"/>
-          <w:rtl/>
-          <w:lang w:bidi="fa-IR"/>
-        </w:rPr>
-        <w:t>هر</w:t>
-      </w:r>
-      <w:r>
-        <w:rPr>
-          <w:rFonts w:cs="B Nazanin"/>
-          <w:sz w:val="24"/>
-          <w:szCs w:val="24"/>
-          <w:lang w:bidi="fa-IR"/>
-        </w:rPr>
-        <w:t xml:space="preserve"> Container </w:t>
-      </w:r>
-      <w:r>
-        <w:rPr>
-          <w:rFonts w:cs="B Nazanin"/>
-          <w:sz w:val="24"/>
-          <w:szCs w:val="24"/>
-          <w:rtl/>
-          <w:lang w:bidi="fa-IR"/>
-        </w:rPr>
-        <w:t>مسئول یک سرویس است</w:t>
-      </w:r>
-      <w:r>
-        <w:rPr>
-          <w:rFonts w:cs="B Nazanin"/>
-          <w:sz w:val="24"/>
-          <w:szCs w:val="24"/>
-          <w:lang w:bidi="fa-IR"/>
-        </w:rPr>
-        <w:t xml:space="preserve">. </w:t>
-      </w:r>
-    </w:p>
-    <w:p>
-      <w:pPr>
-        <w:bidi/>
-        <w:ind w:left="720"/>
-        <w:rPr>
-          <w:rFonts w:cs="B Nazanin"/>
-          <w:sz w:val="24"/>
-          <w:szCs w:val="24"/>
-          <w:lang w:bidi="fa-IR"/>
-        </w:rPr>
-      </w:pPr>
-      <w:r>
-        <w:rPr>
-          <w:rFonts w:cs="B Nazanin"/>
-          <w:sz w:val="24"/>
-          <w:szCs w:val="24"/>
-          <w:lang w:bidi="fa-IR"/>
-        </w:rPr>
-        <w:t>Image</w:t>
-      </w:r>
-      <w:r>
-        <w:rPr>
-          <w:rFonts w:cs="B Nazanin"/>
-          <w:sz w:val="24"/>
-          <w:szCs w:val="24"/>
-          <w:rtl/>
-          <w:lang w:bidi="fa-IR"/>
-        </w:rPr>
-        <w:t>ها</w:t>
-      </w:r>
-      <w:r>
-        <w:rPr>
-          <w:rFonts w:cs="B Nazanin"/>
-          <w:sz w:val="24"/>
-          <w:szCs w:val="24"/>
-          <w:lang w:bidi="fa-IR"/>
-        </w:rPr>
-        <w:sym w:font="Wingdings" w:char="F0DF"/>
-      </w:r>
-      <w:r>
-        <w:rPr>
-          <w:rFonts w:cs="B Nazanin"/>
-          <w:sz w:val="24"/>
-          <w:szCs w:val="24"/>
-          <w:lang w:bidi="fa-IR"/>
-        </w:rPr>
-        <w:t>----</w:t>
-      </w:r>
-      <w:r>
-        <w:rPr>
-          <w:rFonts w:cs="B Nazanin"/>
-          <w:sz w:val="24"/>
-          <w:szCs w:val="24"/>
-          <w:rtl/>
-          <w:lang w:bidi="fa-IR"/>
-        </w:rPr>
-        <w:t xml:space="preserve"> </w:t>
-      </w:r>
-      <w:r>
-        <w:rPr>
-          <w:rFonts w:cs="B Nazanin"/>
-          <w:sz w:val="24"/>
-          <w:szCs w:val="24"/>
-          <w:lang w:bidi="fa-IR"/>
-        </w:rPr>
-        <w:t xml:space="preserve">Image </w:t>
-      </w:r>
-      <w:r>
-        <w:rPr>
-          <w:rFonts w:cs="B Nazanin"/>
-          <w:sz w:val="24"/>
-          <w:szCs w:val="24"/>
-          <w:rtl/>
-          <w:lang w:bidi="fa-IR"/>
-        </w:rPr>
-        <w:t>رسمی</w:t>
-      </w:r>
-      <w:r>
-        <w:rPr>
-          <w:rFonts w:cs="B Nazanin"/>
-          <w:sz w:val="24"/>
-          <w:szCs w:val="24"/>
-          <w:lang w:bidi="fa-IR"/>
-        </w:rPr>
-        <w:t xml:space="preserve"> SQL </w:t>
-      </w:r>
-      <w:r>
-        <w:rPr>
-          <w:rFonts w:cs="B Nazanin"/>
-          <w:sz w:val="24"/>
-          <w:szCs w:val="24"/>
-          <w:rtl/>
-          <w:lang w:bidi="fa-IR"/>
-        </w:rPr>
-        <w:t>و</w:t>
-      </w:r>
-      <w:r>
-        <w:rPr>
-          <w:rFonts w:cs="B Nazanin"/>
-          <w:sz w:val="24"/>
-          <w:szCs w:val="24"/>
-          <w:lang w:bidi="fa-IR"/>
-        </w:rPr>
-        <w:t xml:space="preserve"> Image </w:t>
-      </w:r>
-      <w:r>
-        <w:rPr>
-          <w:rFonts w:cs="B Nazanin"/>
-          <w:sz w:val="24"/>
-          <w:szCs w:val="24"/>
-          <w:rtl/>
-          <w:lang w:bidi="fa-IR"/>
-        </w:rPr>
-        <w:t>رسمی</w:t>
-      </w:r>
-      <w:r>
-        <w:rPr>
-          <w:rFonts w:cs="B Nazanin"/>
-          <w:sz w:val="24"/>
-          <w:szCs w:val="24"/>
-          <w:lang w:bidi="fa-IR"/>
-        </w:rPr>
-        <w:t xml:space="preserve"> Redis </w:t>
-      </w:r>
-      <w:r>
-        <w:rPr>
-          <w:rFonts w:cs="B Nazanin"/>
-          <w:sz w:val="24"/>
-          <w:szCs w:val="24"/>
-          <w:rtl/>
-          <w:lang w:bidi="fa-IR"/>
-        </w:rPr>
-        <w:t xml:space="preserve">جدا هستند و </w:t>
-      </w:r>
-      <w:proofErr w:type="spellStart"/>
-      <w:r>
-        <w:rPr>
-          <w:rFonts w:cs="B Nazanin"/>
-          <w:sz w:val="24"/>
-          <w:szCs w:val="24"/>
-          <w:rtl/>
-          <w:lang w:bidi="fa-IR"/>
-        </w:rPr>
-        <w:t>هرکدام</w:t>
-      </w:r>
-      <w:proofErr w:type="spellEnd"/>
-      <w:r>
-        <w:rPr>
-          <w:rFonts w:cs="B Nazanin"/>
-          <w:sz w:val="24"/>
-          <w:szCs w:val="24"/>
-          <w:rtl/>
-          <w:lang w:bidi="fa-IR"/>
-        </w:rPr>
-        <w:t xml:space="preserve"> محیط موردنیاز خودشان را دارند</w:t>
-      </w:r>
-      <w:r>
-        <w:rPr>
-          <w:rFonts w:cs="B Nazanin"/>
-          <w:sz w:val="24"/>
-          <w:szCs w:val="24"/>
-          <w:lang w:bidi="fa-IR"/>
-        </w:rPr>
-        <w:t>.</w:t>
-      </w:r>
-    </w:p>
-    <w:p>
-      <w:pPr>
-        <w:bidi/>
-        <w:rPr>
-          <w:rFonts w:cs="B Nazanin"/>
-          <w:sz w:val="24"/>
-          <w:szCs w:val="24"/>
-          <w:rtl/>
-          <w:lang w:bidi="fa-IR"/>
-        </w:rPr>
-      </w:pPr>
-    </w:p>
-    <w:p>
-      <w:pPr>
-        <w:bidi/>
-        <w:rPr>
-          <w:rFonts w:cs="B Nazanin"/>
-          <w:sz w:val="24"/>
-          <w:szCs w:val="24"/>
-          <w:rtl/>
-          <w:lang w:bidi="fa-IR"/>
-        </w:rPr>
-      </w:pPr>
-    </w:p>
-    <w:p>
-      <w:pPr>
-        <w:bidi/>
-        <w:rPr>
-          <w:rFonts w:cs="B Nazanin"/>
-          <w:sz w:val="24"/>
-          <w:szCs w:val="24"/>
-          <w:lang w:bidi="fa-IR"/>
-        </w:rPr>
-      </w:pPr>
-      <w:r>
-        <w:rPr>
-          <w:rFonts w:cs="B Nazanin" w:hint="cs"/>
-          <w:sz w:val="24"/>
-          <w:szCs w:val="24"/>
-          <w:rtl/>
-          <w:lang w:bidi="fa-IR"/>
-        </w:rPr>
-        <w:t xml:space="preserve">نصب </w:t>
-      </w:r>
-      <w:r>
-        <w:rPr>
-          <w:rFonts w:cs="B Nazanin"/>
-          <w:sz w:val="24"/>
-          <w:szCs w:val="24"/>
-          <w:lang w:bidi="fa-IR"/>
-        </w:rPr>
-        <w:t>Redis</w:t>
-      </w:r>
-    </w:p>
-    <w:p>
-      <w:pPr>
-        <w:bidi/>
-        <w:rPr>
-          <w:rFonts w:cs="B Nazanin"/>
-          <w:sz w:val="24"/>
-          <w:szCs w:val="24"/>
-          <w:lang w:bidi="fa-IR"/>
-        </w:rPr>
-      </w:pPr>
-      <w:r>
-        <w:rPr>
-          <w:rFonts w:cs="B Nazanin" w:hint="cs"/>
-          <w:sz w:val="24"/>
-          <w:szCs w:val="24"/>
-          <w:rtl/>
-          <w:lang w:bidi="fa-IR"/>
-        </w:rPr>
-        <w:t xml:space="preserve">در لایه </w:t>
-      </w:r>
-      <w:proofErr w:type="spellStart"/>
-      <w:r>
-        <w:rPr>
-          <w:rFonts w:cs="B Nazanin"/>
-          <w:sz w:val="24"/>
-          <w:szCs w:val="24"/>
-          <w:lang w:bidi="fa-IR"/>
-        </w:rPr>
-        <w:t>infras</w:t>
-      </w:r>
-      <w:proofErr w:type="spellEnd"/>
-      <w:r>
-        <w:rPr>
-          <w:rFonts w:cs="B Nazanin" w:hint="cs"/>
-          <w:sz w:val="24"/>
-          <w:szCs w:val="24"/>
-          <w:rtl/>
-          <w:lang w:bidi="fa-IR"/>
-        </w:rPr>
-        <w:t xml:space="preserve"> باید پکیج </w:t>
-      </w:r>
-      <w:proofErr w:type="spellStart"/>
-      <w:r>
-        <w:rPr>
-          <w:rFonts w:cs="B Nazanin"/>
-          <w:sz w:val="24"/>
-          <w:szCs w:val="24"/>
-          <w:lang w:bidi="fa-IR"/>
-        </w:rPr>
-        <w:t>StackExchange.Redis</w:t>
-      </w:r>
-      <w:proofErr w:type="spellEnd"/>
-      <w:r>
-        <w:rPr>
-          <w:rFonts w:cs="B Nazanin" w:hint="cs"/>
-          <w:sz w:val="24"/>
-          <w:szCs w:val="24"/>
-          <w:rtl/>
-          <w:lang w:bidi="fa-IR"/>
-        </w:rPr>
-        <w:t xml:space="preserve"> را نصب کنیم و سپس در </w:t>
-      </w:r>
-      <w:proofErr w:type="spellStart"/>
-      <w:r>
-        <w:rPr>
-          <w:rFonts w:cs="B Nazanin"/>
-          <w:sz w:val="24"/>
-          <w:szCs w:val="24"/>
-          <w:lang w:bidi="fa-IR"/>
-        </w:rPr>
-        <w:t>program.cs</w:t>
-      </w:r>
-      <w:proofErr w:type="spellEnd"/>
-      <w:r>
-        <w:rPr>
           <w:rFonts w:cs="B Nazanin" w:hint="cs"/>
           <w:sz w:val="24"/>
           <w:szCs w:val="24"/>
@@ -16806,7 +16879,6 @@
           <w:rtl/>
           <w:lang w:bidi="fa-IR"/>
         </w:rPr>
-        <w:lastRenderedPageBreak/>
         <w:t xml:space="preserve">چرا </w:t>
       </w:r>
       <w:proofErr w:type="spellStart"/>
@@ -17184,13 +17256,27 @@
       <w:pPr>
         <w:bidi/>
         <w:rPr>
-          <w:rFonts w:cs="B Nazanin"/>
-          <w:sz w:val="24"/>
-          <w:szCs w:val="24"/>
-          <w:rtl/>
-          <w:lang w:bidi="fa-IR"/>
-        </w:rPr>
-      </w:pPr>
+          <w:rFonts w:cs="B Nazanin" w:hint="cs"/>
+          <w:b/>
+          <w:bCs/>
+          <w:sz w:val="28"/>
+          <w:szCs w:val="28"/>
+          <w:rtl/>
+          <w:lang w:bidi="fa-IR"/>
+        </w:rPr>
+      </w:pPr>
+      <w:r>
+        <w:rPr>
+          <w:rFonts w:cs="B Nazanin" w:hint="cs"/>
+          <w:b/>
+          <w:bCs/>
+          <w:sz w:val="28"/>
+          <w:szCs w:val="28"/>
+          <w:rtl/>
+          <w:lang w:bidi="fa-IR"/>
+        </w:rPr>
+        <w:t xml:space="preserve">سبد خرید </w:t>
+      </w:r>
     </w:p>
     <w:p>
       <w:pPr>
@@ -17343,7 +17429,6 @@
           <w:rtl/>
           <w:lang w:bidi="fa-IR"/>
         </w:rPr>
-        <w:lastRenderedPageBreak/>
         <w:t xml:space="preserve">سوالات </w:t>
       </w:r>
     </w:p>
@@ -17499,6 +17584,7 @@
         <w:rPr>
           <w:noProof/>
         </w:rPr>
+        <w:lastRenderedPageBreak/>
         <w:drawing>
           <wp:inline distT="0" distB="0" distL="0" distR="0" wp14:anchorId="61374A00" wp14:editId="02107822">
             <wp:extent cx="5943600" cy="4927600"/>
@@ -18252,7 +18338,6 @@
           <w:szCs w:val="24"/>
           <w:lang w:bidi="fa-IR"/>
         </w:rPr>
-        <w:lastRenderedPageBreak/>
         <w:t>class Dog : Animal</w:t>
       </w:r>
       <w:r>
@@ -18599,6 +18684,7 @@
           <w:szCs w:val="24"/>
           <w:lang w:bidi="fa-IR"/>
         </w:rPr>
+        <w:lastRenderedPageBreak/>
         <w:t>Product() : base(...)</w:t>
       </w:r>
     </w:p>

--- a/ECommerce By Neil Cummings.docx
+++ b/ECommerce By Neil Cummings.docx
@@ -249,8 +249,20 @@
           <w:rtl/>
           <w:lang w:bidi="fa-IR"/>
         </w:rPr>
-        <w:t xml:space="preserve"> برای اجرای برنامه تولید می شود تصادفی است .</w:t>
-      </w:r>
+        <w:t xml:space="preserve"> برای اجرای برنامه تولید می شود تصادفی </w:t>
+      </w:r>
+      <w:proofErr w:type="gramStart"/>
+      <w:r>
+        <w:rPr>
+          <w:rFonts w:cs="B Nazanin" w:hint="cs"/>
+          <w:sz w:val="24"/>
+          <w:szCs w:val="24"/>
+          <w:rtl/>
+          <w:lang w:bidi="fa-IR"/>
+        </w:rPr>
+        <w:t>است .</w:t>
+      </w:r>
+      <w:proofErr w:type="gramEnd"/>
     </w:p>
     <w:p>
       <w:pPr>
@@ -795,6 +807,7 @@
         <w:t xml:space="preserve"> در همه حالات خوانده میشود ولی </w:t>
       </w:r>
       <w:proofErr w:type="spellStart"/>
+      <w:proofErr w:type="gramStart"/>
       <w:r>
         <w:rPr>
           <w:rFonts w:cs="B Nazanin"/>
@@ -805,6 +818,7 @@
         <w:t>Appsettings.Development.Json</w:t>
       </w:r>
       <w:proofErr w:type="spellEnd"/>
+      <w:proofErr w:type="gramEnd"/>
       <w:r>
         <w:rPr>
           <w:rFonts w:cs="B Nazanin" w:hint="cs"/>
@@ -863,8 +877,20 @@
           <w:rtl/>
           <w:lang w:bidi="fa-IR"/>
         </w:rPr>
-        <w:t xml:space="preserve"> کنیم بیرون از کلاس در دسترس نخواهد بود .</w:t>
-      </w:r>
+        <w:t xml:space="preserve"> کنیم بیرون از کلاس در دسترس نخواهد </w:t>
+      </w:r>
+      <w:proofErr w:type="gramStart"/>
+      <w:r>
+        <w:rPr>
+          <w:rFonts w:cs="B Nazanin" w:hint="cs"/>
+          <w:sz w:val="24"/>
+          <w:szCs w:val="24"/>
+          <w:rtl/>
+          <w:lang w:bidi="fa-IR"/>
+        </w:rPr>
+        <w:t>بود .</w:t>
+      </w:r>
+      <w:proofErr w:type="gramEnd"/>
       <w:r>
         <w:rPr>
           <w:rFonts w:cs="B Nazanin" w:hint="cs"/>
@@ -1440,6 +1466,7 @@
         </w:rPr>
         <w:t xml:space="preserve"> capture </w:t>
       </w:r>
+      <w:proofErr w:type="gramStart"/>
       <w:r>
         <w:rPr>
           <w:rFonts w:cs="B Nazanin"/>
@@ -1457,7 +1484,18 @@
           <w:rtl/>
           <w:lang w:bidi="fa-IR"/>
         </w:rPr>
-        <w:t xml:space="preserve">  و صرفا نیاز نیست که برای </w:t>
+        <w:t xml:space="preserve">  و</w:t>
+      </w:r>
+      <w:proofErr w:type="gramEnd"/>
+      <w:r>
+        <w:rPr>
+          <w:rFonts w:cs="B Nazanin" w:hint="cs"/>
+          <w:sz w:val="24"/>
+          <w:szCs w:val="24"/>
+          <w:rtl/>
+          <w:lang w:bidi="fa-IR"/>
+        </w:rPr>
+        <w:t xml:space="preserve"> صرفا نیاز نیست که برای </w:t>
       </w:r>
       <w:r>
         <w:rPr>
@@ -2390,6 +2428,7 @@
           <w:lang w:bidi="fa-IR"/>
         </w:rPr>
       </w:pPr>
+      <w:proofErr w:type="gramStart"/>
       <w:r>
         <w:rPr>
           <w:rFonts w:cs="B Nazanin"/>
@@ -2410,6 +2449,7 @@
         <w:t>Container</w:t>
       </w:r>
       <w:proofErr w:type="spellEnd"/>
+      <w:proofErr w:type="gramEnd"/>
     </w:p>
     <w:p>
       <w:pPr>
@@ -5184,9 +5224,20 @@
           <w:szCs w:val="24"/>
           <w:lang w:bidi="fa-IR"/>
         </w:rPr>
-        <w:t>some-image:tag</w:t>
+        <w:t>some-</w:t>
+      </w:r>
+      <w:proofErr w:type="gramStart"/>
+      <w:r>
+        <w:rPr>
+          <w:rFonts w:cs="Cambria"/>
+          <w:sz w:val="24"/>
+          <w:szCs w:val="24"/>
+          <w:lang w:bidi="fa-IR"/>
+        </w:rPr>
+        <w:t>image:tag</w:t>
       </w:r>
       <w:proofErr w:type="spellEnd"/>
+      <w:proofErr w:type="gramEnd"/>
     </w:p>
     <w:p>
       <w:pPr>
@@ -5819,7 +5870,27 @@
           <w:szCs w:val="24"/>
           <w:lang w:bidi="fa-IR"/>
         </w:rPr>
-        <w:t>PORT_ON_HOST : PORT_IN_CONTAINER</w:t>
+        <w:t>PORT_ON_</w:t>
+      </w:r>
+      <w:proofErr w:type="gramStart"/>
+      <w:r>
+        <w:rPr>
+          <w:rFonts w:cs="B Nazanin"/>
+          <w:sz w:val="24"/>
+          <w:szCs w:val="24"/>
+          <w:lang w:bidi="fa-IR"/>
+        </w:rPr>
+        <w:t>HOST :</w:t>
+      </w:r>
+      <w:proofErr w:type="gramEnd"/>
+      <w:r>
+        <w:rPr>
+          <w:rFonts w:cs="B Nazanin"/>
+          <w:sz w:val="24"/>
+          <w:szCs w:val="24"/>
+          <w:lang w:bidi="fa-IR"/>
+        </w:rPr>
+        <w:t xml:space="preserve"> PORT_IN_CONTAINER</w:t>
       </w:r>
     </w:p>
     <w:p>
@@ -5861,14 +5932,25 @@
           <w:lang w:bidi="fa-IR"/>
         </w:rPr>
       </w:pPr>
-      <w:r>
-        <w:rPr>
-          <w:rFonts w:cs="B Nazanin"/>
-          <w:sz w:val="24"/>
-          <w:szCs w:val="24"/>
-          <w:lang w:bidi="fa-IR"/>
-        </w:rPr>
-        <w:t>1434 : 1433</w:t>
+      <w:proofErr w:type="gramStart"/>
+      <w:r>
+        <w:rPr>
+          <w:rFonts w:cs="B Nazanin"/>
+          <w:sz w:val="24"/>
+          <w:szCs w:val="24"/>
+          <w:lang w:bidi="fa-IR"/>
+        </w:rPr>
+        <w:t>1434 :</w:t>
+      </w:r>
+      <w:proofErr w:type="gramEnd"/>
+      <w:r>
+        <w:rPr>
+          <w:rFonts w:cs="B Nazanin"/>
+          <w:sz w:val="24"/>
+          <w:szCs w:val="24"/>
+          <w:lang w:bidi="fa-IR"/>
+        </w:rPr>
+        <w:t xml:space="preserve"> 1433</w:t>
       </w:r>
     </w:p>
     <w:p>
@@ -6170,7 +6252,27 @@
           <w:lang w:bidi="fa-IR"/>
         </w:rPr>
         <w:lastRenderedPageBreak/>
-        <w:t>Windows / Host : 1434</w:t>
+        <w:t xml:space="preserve">Windows / </w:t>
+      </w:r>
+      <w:proofErr w:type="gramStart"/>
+      <w:r>
+        <w:rPr>
+          <w:rFonts w:cs="B Nazanin"/>
+          <w:sz w:val="24"/>
+          <w:szCs w:val="24"/>
+          <w:lang w:bidi="fa-IR"/>
+        </w:rPr>
+        <w:t>Host :</w:t>
+      </w:r>
+      <w:proofErr w:type="gramEnd"/>
+      <w:r>
+        <w:rPr>
+          <w:rFonts w:cs="B Nazanin"/>
+          <w:sz w:val="24"/>
+          <w:szCs w:val="24"/>
+          <w:lang w:bidi="fa-IR"/>
+        </w:rPr>
+        <w:t xml:space="preserve"> 1434</w:t>
       </w:r>
     </w:p>
     <w:p>
@@ -6252,14 +6354,25 @@
           <w:lang w:bidi="fa-IR"/>
         </w:rPr>
       </w:pPr>
-      <w:r>
-        <w:rPr>
-          <w:rFonts w:cs="B Nazanin"/>
-          <w:sz w:val="24"/>
-          <w:szCs w:val="24"/>
-          <w:lang w:bidi="fa-IR"/>
-        </w:rPr>
-        <w:t>Container : 1433</w:t>
+      <w:proofErr w:type="gramStart"/>
+      <w:r>
+        <w:rPr>
+          <w:rFonts w:cs="B Nazanin"/>
+          <w:sz w:val="24"/>
+          <w:szCs w:val="24"/>
+          <w:lang w:bidi="fa-IR"/>
+        </w:rPr>
+        <w:t>Container :</w:t>
+      </w:r>
+      <w:proofErr w:type="gramEnd"/>
+      <w:r>
+        <w:rPr>
+          <w:rFonts w:cs="B Nazanin"/>
+          <w:sz w:val="24"/>
+          <w:szCs w:val="24"/>
+          <w:lang w:bidi="fa-IR"/>
+        </w:rPr>
+        <w:t xml:space="preserve"> 1433</w:t>
       </w:r>
     </w:p>
     <w:p>
@@ -8370,7 +8483,27 @@
           <w:szCs w:val="24"/>
           <w:lang w:bidi="fa-IR"/>
         </w:rPr>
-        <w:t>public decimal(18,2) Price { get; set; }</w:t>
+        <w:t xml:space="preserve">public </w:t>
+      </w:r>
+      <w:proofErr w:type="gramStart"/>
+      <w:r>
+        <w:rPr>
+          <w:rFonts w:cs="B Nazanin"/>
+          <w:sz w:val="24"/>
+          <w:szCs w:val="24"/>
+          <w:lang w:bidi="fa-IR"/>
+        </w:rPr>
+        <w:t>decimal(</w:t>
+      </w:r>
+      <w:proofErr w:type="gramEnd"/>
+      <w:r>
+        <w:rPr>
+          <w:rFonts w:cs="B Nazanin"/>
+          <w:sz w:val="24"/>
+          <w:szCs w:val="24"/>
+          <w:lang w:bidi="fa-IR"/>
+        </w:rPr>
+        <w:t>18,2) Price { get; set; }</w:t>
       </w:r>
     </w:p>
     <w:p>
@@ -8521,7 +8654,27 @@
           <w:szCs w:val="24"/>
           <w:lang w:bidi="fa-IR"/>
         </w:rPr>
-        <w:t>public decimal Price { get; set; }</w:t>
+        <w:t xml:space="preserve">public decimal Price </w:t>
+      </w:r>
+      <w:proofErr w:type="gramStart"/>
+      <w:r>
+        <w:rPr>
+          <w:rFonts w:cs="B Nazanin"/>
+          <w:sz w:val="24"/>
+          <w:szCs w:val="24"/>
+          <w:lang w:bidi="fa-IR"/>
+        </w:rPr>
+        <w:t>{ get</w:t>
+      </w:r>
+      <w:proofErr w:type="gramEnd"/>
+      <w:r>
+        <w:rPr>
+          <w:rFonts w:cs="B Nazanin"/>
+          <w:sz w:val="24"/>
+          <w:szCs w:val="24"/>
+          <w:lang w:bidi="fa-IR"/>
+        </w:rPr>
+        <w:t>; set; }</w:t>
       </w:r>
     </w:p>
     <w:p>
@@ -8601,6 +8754,7 @@
         </w:rPr>
       </w:pPr>
       <w:proofErr w:type="spellStart"/>
+      <w:proofErr w:type="gramStart"/>
       <w:r>
         <w:rPr>
           <w:rFonts w:cs="B Nazanin"/>
@@ -8611,6 +8765,7 @@
         <w:t>builder.Property</w:t>
       </w:r>
       <w:proofErr w:type="spellEnd"/>
+      <w:proofErr w:type="gramEnd"/>
       <w:r>
         <w:rPr>
           <w:rFonts w:cs="B Nazanin"/>
@@ -8659,7 +8814,17 @@
           <w:szCs w:val="24"/>
           <w:lang w:bidi="fa-IR"/>
         </w:rPr>
-        <w:t xml:space="preserve">       .</w:t>
+        <w:t xml:space="preserve">       </w:t>
+      </w:r>
+      <w:proofErr w:type="gramStart"/>
+      <w:r>
+        <w:rPr>
+          <w:rFonts w:cs="B Nazanin"/>
+          <w:sz w:val="24"/>
+          <w:szCs w:val="24"/>
+          <w:lang w:bidi="fa-IR"/>
+        </w:rPr>
+        <w:t>.</w:t>
       </w:r>
       <w:proofErr w:type="spellStart"/>
       <w:r>
@@ -8672,6 +8837,7 @@
         <w:t>HasColumnType</w:t>
       </w:r>
       <w:proofErr w:type="spellEnd"/>
+      <w:proofErr w:type="gramEnd"/>
       <w:r>
         <w:rPr>
           <w:rFonts w:cs="B Nazanin"/>
@@ -8724,6 +8890,7 @@
         </w:rPr>
       </w:pPr>
       <w:proofErr w:type="spellStart"/>
+      <w:proofErr w:type="gramStart"/>
       <w:r>
         <w:rPr>
           <w:rFonts w:cs="B Nazanin"/>
@@ -8734,6 +8901,7 @@
         <w:t>builder.Property</w:t>
       </w:r>
       <w:proofErr w:type="spellEnd"/>
+      <w:proofErr w:type="gramEnd"/>
       <w:r>
         <w:rPr>
           <w:rFonts w:cs="B Nazanin"/>
@@ -8782,7 +8950,17 @@
           <w:szCs w:val="24"/>
           <w:lang w:bidi="fa-IR"/>
         </w:rPr>
-        <w:t xml:space="preserve">       .</w:t>
+        <w:t xml:space="preserve">       </w:t>
+      </w:r>
+      <w:proofErr w:type="gramStart"/>
+      <w:r>
+        <w:rPr>
+          <w:rFonts w:cs="B Nazanin"/>
+          <w:sz w:val="24"/>
+          <w:szCs w:val="24"/>
+          <w:lang w:bidi="fa-IR"/>
+        </w:rPr>
+        <w:t>.</w:t>
       </w:r>
       <w:proofErr w:type="spellStart"/>
       <w:r>
@@ -8795,6 +8973,7 @@
         <w:t>HasPrecision</w:t>
       </w:r>
       <w:proofErr w:type="spellEnd"/>
+      <w:proofErr w:type="gramEnd"/>
       <w:r>
         <w:rPr>
           <w:rFonts w:cs="B Nazanin"/>
@@ -9312,6 +9491,7 @@
         </w:rPr>
       </w:pPr>
       <w:proofErr w:type="spellStart"/>
+      <w:proofErr w:type="gramStart"/>
       <w:r>
         <w:rPr>
           <w:rFonts w:cs="B Nazanin"/>
@@ -9329,7 +9509,17 @@
           <w:szCs w:val="24"/>
           <w:lang w:bidi="fa-IR"/>
         </w:rPr>
-        <w:t>(18, 2)</w:t>
+        <w:t>(</w:t>
+      </w:r>
+      <w:proofErr w:type="gramEnd"/>
+      <w:r>
+        <w:rPr>
+          <w:rFonts w:cs="B Nazanin"/>
+          <w:sz w:val="24"/>
+          <w:szCs w:val="24"/>
+          <w:lang w:bidi="fa-IR"/>
+        </w:rPr>
+        <w:t>18, 2)</w:t>
       </w:r>
     </w:p>
     <w:p>
@@ -9402,14 +9592,25 @@
           <w:lang w:bidi="fa-IR"/>
         </w:rPr>
       </w:pPr>
-      <w:r>
-        <w:rPr>
-          <w:rFonts w:cs="B Nazanin"/>
-          <w:sz w:val="24"/>
-          <w:szCs w:val="24"/>
-          <w:lang w:bidi="fa-IR"/>
-        </w:rPr>
-        <w:t>decimal(18,2)</w:t>
+      <w:proofErr w:type="gramStart"/>
+      <w:r>
+        <w:rPr>
+          <w:rFonts w:cs="B Nazanin"/>
+          <w:sz w:val="24"/>
+          <w:szCs w:val="24"/>
+          <w:lang w:bidi="fa-IR"/>
+        </w:rPr>
+        <w:t>decimal(</w:t>
+      </w:r>
+      <w:proofErr w:type="gramEnd"/>
+      <w:r>
+        <w:rPr>
+          <w:rFonts w:cs="B Nazanin"/>
+          <w:sz w:val="24"/>
+          <w:szCs w:val="24"/>
+          <w:lang w:bidi="fa-IR"/>
+        </w:rPr>
+        <w:t>18,2)</w:t>
       </w:r>
     </w:p>
     <w:p>
@@ -9480,25 +9681,45 @@
           <w:szCs w:val="24"/>
           <w:rtl/>
         </w:rPr>
-        <w:t xml:space="preserve"> و </w:t>
-      </w:r>
-      <w:r>
-        <w:rPr>
-          <w:rFonts w:cs="B Nazanin"/>
-          <w:sz w:val="24"/>
-          <w:szCs w:val="24"/>
-          <w:rtl/>
-        </w:rPr>
         <w:t xml:space="preserve"> </w:t>
       </w:r>
-      <w:r>
-        <w:rPr>
-          <w:rFonts w:cs="B Nazanin"/>
-          <w:sz w:val="24"/>
-          <w:szCs w:val="24"/>
-          <w:lang w:bidi="fa-IR"/>
-        </w:rPr>
-        <w:t xml:space="preserve">Fluent API </w:t>
+      <w:proofErr w:type="gramStart"/>
+      <w:r>
+        <w:rPr>
+          <w:rFonts w:cs="B Nazanin" w:hint="cs"/>
+          <w:sz w:val="24"/>
+          <w:szCs w:val="24"/>
+          <w:rtl/>
+        </w:rPr>
+        <w:t xml:space="preserve">و </w:t>
+      </w:r>
+      <w:r>
+        <w:rPr>
+          <w:rFonts w:cs="B Nazanin"/>
+          <w:sz w:val="24"/>
+          <w:szCs w:val="24"/>
+          <w:rtl/>
+        </w:rPr>
+        <w:t xml:space="preserve"> </w:t>
+      </w:r>
+      <w:r>
+        <w:rPr>
+          <w:rFonts w:cs="B Nazanin"/>
+          <w:sz w:val="24"/>
+          <w:szCs w:val="24"/>
+          <w:lang w:bidi="fa-IR"/>
+        </w:rPr>
+        <w:t>Fluent</w:t>
+      </w:r>
+      <w:proofErr w:type="gramEnd"/>
+      <w:r>
+        <w:rPr>
+          <w:rFonts w:cs="B Nazanin"/>
+          <w:sz w:val="24"/>
+          <w:szCs w:val="24"/>
+          <w:lang w:bidi="fa-IR"/>
+        </w:rPr>
+        <w:t xml:space="preserve"> API </w:t>
       </w:r>
       <w:r>
         <w:rPr>
@@ -10212,6 +10433,7 @@
         <w:t xml:space="preserve"> </w:t>
       </w:r>
       <w:proofErr w:type="spellStart"/>
+      <w:proofErr w:type="gramStart"/>
       <w:r>
         <w:rPr>
           <w:rFonts w:ascii="Cascadia Mono" w:hAnsi="Cascadia Mono" w:cs="Cascadia Mono"/>
@@ -10223,6 +10445,7 @@
         <w:t>context.Database.MigrateAsync</w:t>
       </w:r>
       <w:proofErr w:type="spellEnd"/>
+      <w:proofErr w:type="gramEnd"/>
       <w:r>
         <w:rPr>
           <w:rFonts w:ascii="Cascadia Mono" w:hAnsi="Cascadia Mono" w:cs="Cascadia Mono"/>
@@ -10594,6 +10817,7 @@
         </w:rPr>
         <w:t xml:space="preserve"> </w:t>
       </w:r>
+      <w:proofErr w:type="gramStart"/>
       <w:r>
         <w:rPr>
           <w:rFonts w:ascii="Cascadia Mono" w:hAnsi="Cascadia Mono" w:cs="Cascadia Mono"/>
@@ -10612,7 +10836,18 @@
           <w:szCs w:val="19"/>
           <w:highlight w:val="white"/>
         </w:rPr>
-        <w:t xml:space="preserve"> : </w:t>
+        <w:t xml:space="preserve"> :</w:t>
+      </w:r>
+      <w:proofErr w:type="gramEnd"/>
+      <w:r>
+        <w:rPr>
+          <w:rFonts w:ascii="Cascadia Mono" w:hAnsi="Cascadia Mono" w:cs="Cascadia Mono"/>
+          <w:color w:val="000000"/>
+          <w:sz w:val="19"/>
+          <w:szCs w:val="19"/>
+          <w:highlight w:val="white"/>
+        </w:rPr>
+        <w:t xml:space="preserve"> </w:t>
       </w:r>
       <w:proofErr w:type="spellStart"/>
       <w:r>
@@ -10891,8 +11126,20 @@
           <w:szCs w:val="19"/>
           <w:highlight w:val="white"/>
         </w:rPr>
-        <w:t xml:space="preserve"> Add(</w:t>
-      </w:r>
+        <w:t xml:space="preserve"> </w:t>
+      </w:r>
+      <w:proofErr w:type="gramStart"/>
+      <w:r>
+        <w:rPr>
+          <w:rFonts w:ascii="Cascadia Mono" w:hAnsi="Cascadia Mono" w:cs="Cascadia Mono"/>
+          <w:color w:val="000000"/>
+          <w:sz w:val="19"/>
+          <w:szCs w:val="19"/>
+          <w:highlight w:val="white"/>
+        </w:rPr>
+        <w:t>Add(</w:t>
+      </w:r>
+      <w:proofErr w:type="gramEnd"/>
       <w:r>
         <w:rPr>
           <w:rFonts w:ascii="Cascadia Mono" w:hAnsi="Cascadia Mono" w:cs="Cascadia Mono"/>
@@ -10964,6 +11211,7 @@
         <w:t xml:space="preserve">        </w:t>
       </w:r>
       <w:proofErr w:type="spellStart"/>
+      <w:proofErr w:type="gramStart"/>
       <w:r>
         <w:rPr>
           <w:rFonts w:ascii="Cascadia Mono" w:hAnsi="Cascadia Mono" w:cs="Cascadia Mono"/>
@@ -10975,6 +11223,7 @@
         <w:t>context.Set</w:t>
       </w:r>
       <w:proofErr w:type="spellEnd"/>
+      <w:proofErr w:type="gramEnd"/>
       <w:r>
         <w:rPr>
           <w:rFonts w:ascii="Cascadia Mono" w:hAnsi="Cascadia Mono" w:cs="Cascadia Mono"/>
@@ -11646,7 +11895,27 @@
           <w:szCs w:val="24"/>
           <w:lang w:bidi="fa-IR"/>
         </w:rPr>
-        <w:t>&lt;input 1 , input 2 , …. , Output&gt; name = lambda expression</w:t>
+        <w:t xml:space="preserve">&lt;input </w:t>
+      </w:r>
+      <w:proofErr w:type="gramStart"/>
+      <w:r>
+        <w:rPr>
+          <w:rFonts w:cs="B Nazanin"/>
+          <w:sz w:val="24"/>
+          <w:szCs w:val="24"/>
+          <w:lang w:bidi="fa-IR"/>
+        </w:rPr>
+        <w:t>1 ,</w:t>
+      </w:r>
+      <w:proofErr w:type="gramEnd"/>
+      <w:r>
+        <w:rPr>
+          <w:rFonts w:cs="B Nazanin"/>
+          <w:sz w:val="24"/>
+          <w:szCs w:val="24"/>
+          <w:lang w:bidi="fa-IR"/>
+        </w:rPr>
+        <w:t xml:space="preserve"> input 2 , …. , Output&gt; name = lambda expression</w:t>
       </w:r>
     </w:p>
     <w:p>
@@ -12600,31 +12869,44 @@
           <w:szCs w:val="36"/>
           <w:lang w:bidi="fa-IR"/>
         </w:rPr>
-        <w:t xml:space="preserve"> API </w:t>
-      </w:r>
-      <w:r>
-        <w:rPr>
-          <w:rFonts w:cs="B Nazanin" w:hint="cs"/>
+        <w:t xml:space="preserve"> </w:t>
+      </w:r>
+      <w:proofErr w:type="gramStart"/>
+      <w:r>
+        <w:rPr>
+          <w:rFonts w:cs="B Nazanin"/>
           <w:b/>
           <w:bCs/>
           <w:sz w:val="36"/>
           <w:szCs w:val="36"/>
-          <w:rtl/>
-          <w:lang w:bidi="fa-IR"/>
-        </w:rPr>
-        <w:t xml:space="preserve"> </w:t>
-      </w:r>
-      <w:r>
-        <w:rPr>
-          <w:rFonts w:cs="B Nazanin"/>
+          <w:lang w:bidi="fa-IR"/>
+        </w:rPr>
+        <w:t xml:space="preserve">API </w:t>
+      </w:r>
+      <w:r>
+        <w:rPr>
+          <w:rFonts w:cs="B Nazanin" w:hint="cs"/>
           <w:b/>
           <w:bCs/>
           <w:sz w:val="36"/>
           <w:szCs w:val="36"/>
+          <w:rtl/>
+          <w:lang w:bidi="fa-IR"/>
+        </w:rPr>
+        <w:t xml:space="preserve"> </w:t>
+      </w:r>
+      <w:r>
+        <w:rPr>
+          <w:rFonts w:cs="B Nazanin"/>
+          <w:b/>
+          <w:bCs/>
+          <w:sz w:val="36"/>
+          <w:szCs w:val="36"/>
           <w:lang w:bidi="fa-IR"/>
         </w:rPr>
         <w:t>--------------------</w:t>
       </w:r>
+      <w:proofErr w:type="gramEnd"/>
     </w:p>
     <w:p>
       <w:pPr>
@@ -13228,8 +13510,21 @@
           <w:rtl/>
           <w:lang w:bidi="fa-IR"/>
         </w:rPr>
-        <w:t>-.--.-.--.-.-.-.-.-.-.-.-.-.--.-.-.-.-.-.-.-.-.-.-.-.-.-</w:t>
-      </w:r>
+        <w:t>-.--.-.--.-.-.-.-.-.-.-.-.-.--.-.-.-.-.-.-.-.-.-.-.-.</w:t>
+      </w:r>
+      <w:proofErr w:type="gramStart"/>
+      <w:r>
+        <w:rPr>
+          <w:rFonts w:cs="B Nazanin" w:hint="cs"/>
+          <w:bCs/>
+          <w:sz w:val="36"/>
+          <w:szCs w:val="36"/>
+          <w:rtl/>
+          <w:lang w:bidi="fa-IR"/>
+        </w:rPr>
+        <w:t>-.-</w:t>
+      </w:r>
+      <w:proofErr w:type="gramEnd"/>
     </w:p>
     <w:p>
       <w:pPr>
@@ -13712,15 +14007,27 @@
           <w:rtl/>
           <w:lang w:bidi="fa-IR"/>
         </w:rPr>
-        <w:t xml:space="preserve"> یک پایگاه داده رابطه ای نیست .</w:t>
-      </w:r>
+        <w:t xml:space="preserve"> یک پایگاه داده رابطه ای </w:t>
+      </w:r>
+      <w:proofErr w:type="gramStart"/>
+      <w:r>
+        <w:rPr>
+          <w:rFonts w:cs="B Nazanin" w:hint="cs"/>
+          <w:sz w:val="24"/>
+          <w:szCs w:val="24"/>
+          <w:rtl/>
+          <w:lang w:bidi="fa-IR"/>
+        </w:rPr>
+        <w:t>نیست .</w:t>
+      </w:r>
+      <w:proofErr w:type="gramEnd"/>
     </w:p>
     <w:p>
       <w:pPr>
         <w:bidi/>
         <w:jc w:val="center"/>
         <w:rPr>
-          <w:rFonts w:cs="B Nazanin" w:hint="cs"/>
+          <w:rFonts w:cs="B Nazanin"/>
           <w:sz w:val="24"/>
           <w:szCs w:val="24"/>
           <w:rtl/>
@@ -13794,7 +14101,7 @@
       <w:pPr>
         <w:bidi/>
         <w:rPr>
-          <w:rFonts w:cs="B Nazanin" w:hint="cs"/>
+          <w:rFonts w:cs="B Nazanin"/>
           <w:sz w:val="24"/>
           <w:szCs w:val="24"/>
           <w:rtl/>
@@ -14551,7 +14858,7 @@
       <w:pPr>
         <w:bidi/>
         <w:rPr>
-          <w:rFonts w:cs="B Nazanin" w:hint="cs"/>
+          <w:rFonts w:cs="B Nazanin"/>
           <w:sz w:val="24"/>
           <w:szCs w:val="24"/>
           <w:rtl/>
@@ -14677,7 +14984,7 @@
           <w:rtl/>
           <w:lang w:bidi="fa-IR"/>
         </w:rPr>
-        <w:t xml:space="preserve">مشخص می‌کنیم که سرویس‌های ما چه چیزهایی هستند؛ در اینجا دو سرویس </w:t>
+        <w:t xml:space="preserve">مشخص </w:t>
       </w:r>
       <w:proofErr w:type="spellStart"/>
       <w:r>
@@ -14685,6 +14992,50 @@
           <w:rFonts w:cs="B Nazanin"/>
           <w:sz w:val="24"/>
           <w:szCs w:val="24"/>
+          <w:rtl/>
+          <w:lang w:bidi="fa-IR"/>
+        </w:rPr>
+        <w:t>می‌کنیم</w:t>
+      </w:r>
+      <w:proofErr w:type="spellEnd"/>
+      <w:r>
+        <w:rPr>
+          <w:rFonts w:cs="B Nazanin"/>
+          <w:sz w:val="24"/>
+          <w:szCs w:val="24"/>
+          <w:rtl/>
+          <w:lang w:bidi="fa-IR"/>
+        </w:rPr>
+        <w:t xml:space="preserve"> که </w:t>
+      </w:r>
+      <w:proofErr w:type="spellStart"/>
+      <w:r>
+        <w:rPr>
+          <w:rFonts w:cs="B Nazanin"/>
+          <w:sz w:val="24"/>
+          <w:szCs w:val="24"/>
+          <w:rtl/>
+          <w:lang w:bidi="fa-IR"/>
+        </w:rPr>
+        <w:t>سرویس‌های</w:t>
+      </w:r>
+      <w:proofErr w:type="spellEnd"/>
+      <w:r>
+        <w:rPr>
+          <w:rFonts w:cs="B Nazanin"/>
+          <w:sz w:val="24"/>
+          <w:szCs w:val="24"/>
+          <w:rtl/>
+          <w:lang w:bidi="fa-IR"/>
+        </w:rPr>
+        <w:t xml:space="preserve"> ما چه چیزهایی هستند؛ در اینجا دو سرویس </w:t>
+      </w:r>
+      <w:proofErr w:type="spellStart"/>
+      <w:r>
+        <w:rPr>
+          <w:rFonts w:cs="B Nazanin"/>
+          <w:sz w:val="24"/>
+          <w:szCs w:val="24"/>
           <w:lang w:bidi="fa-IR"/>
         </w:rPr>
         <w:t>sql</w:t>
@@ -14806,8 +15157,20 @@
           <w:rtl/>
           <w:lang w:bidi="fa-IR"/>
         </w:rPr>
-        <w:t>مشخص می‌کنیم</w:t>
-      </w:r>
+        <w:t xml:space="preserve">مشخص </w:t>
+      </w:r>
+      <w:proofErr w:type="spellStart"/>
+      <w:r>
+        <w:rPr>
+          <w:rFonts w:cs="B Nazanin"/>
+          <w:sz w:val="24"/>
+          <w:szCs w:val="24"/>
+          <w:rtl/>
+          <w:lang w:bidi="fa-IR"/>
+        </w:rPr>
+        <w:t>می‌کنیم</w:t>
+      </w:r>
+      <w:proofErr w:type="spellEnd"/>
       <w:r>
         <w:rPr>
           <w:rFonts w:cs="B Nazanin"/>
@@ -14874,15 +15237,49 @@
         </w:rPr>
         <w:t xml:space="preserve">environment </w:t>
       </w:r>
-      <w:r>
-        <w:rPr>
-          <w:rFonts w:cs="B Nazanin"/>
-          <w:sz w:val="24"/>
-          <w:szCs w:val="24"/>
-          <w:rtl/>
-          <w:lang w:bidi="fa-IR"/>
-        </w:rPr>
-        <w:t xml:space="preserve">تنظیمات لازم را می‌دهیم که </w:t>
+      <w:proofErr w:type="spellStart"/>
+      <w:r>
+        <w:rPr>
+          <w:rFonts w:cs="B Nazanin"/>
+          <w:sz w:val="24"/>
+          <w:szCs w:val="24"/>
+          <w:rtl/>
+          <w:lang w:bidi="fa-IR"/>
+        </w:rPr>
+        <w:t>تنظیمات</w:t>
+      </w:r>
+      <w:proofErr w:type="spellEnd"/>
+      <w:r>
+        <w:rPr>
+          <w:rFonts w:cs="B Nazanin"/>
+          <w:sz w:val="24"/>
+          <w:szCs w:val="24"/>
+          <w:rtl/>
+          <w:lang w:bidi="fa-IR"/>
+        </w:rPr>
+        <w:t xml:space="preserve"> لازم را </w:t>
+      </w:r>
+      <w:proofErr w:type="spellStart"/>
+      <w:r>
+        <w:rPr>
+          <w:rFonts w:cs="B Nazanin"/>
+          <w:sz w:val="24"/>
+          <w:szCs w:val="24"/>
+          <w:rtl/>
+          <w:lang w:bidi="fa-IR"/>
+        </w:rPr>
+        <w:t>می‌دهیم</w:t>
+      </w:r>
+      <w:proofErr w:type="spellEnd"/>
+      <w:r>
+        <w:rPr>
+          <w:rFonts w:cs="B Nazanin"/>
+          <w:sz w:val="24"/>
+          <w:szCs w:val="24"/>
+          <w:rtl/>
+          <w:lang w:bidi="fa-IR"/>
+        </w:rPr>
+        <w:t xml:space="preserve"> که </w:t>
       </w:r>
       <w:r>
         <w:rPr>
@@ -14901,7 +15298,29 @@
           <w:rtl/>
           <w:lang w:bidi="fa-IR"/>
         </w:rPr>
-        <w:t xml:space="preserve">یعنی شرایط استفاده را قبول کرده‌ایم و </w:t>
+        <w:t xml:space="preserve">یعنی شرایط استفاده را قبول </w:t>
+      </w:r>
+      <w:proofErr w:type="spellStart"/>
+      <w:r>
+        <w:rPr>
+          <w:rFonts w:cs="B Nazanin"/>
+          <w:sz w:val="24"/>
+          <w:szCs w:val="24"/>
+          <w:rtl/>
+          <w:lang w:bidi="fa-IR"/>
+        </w:rPr>
+        <w:t>کرده‌ایم</w:t>
+      </w:r>
+      <w:proofErr w:type="spellEnd"/>
+      <w:r>
+        <w:rPr>
+          <w:rFonts w:cs="B Nazanin"/>
+          <w:sz w:val="24"/>
+          <w:szCs w:val="24"/>
+          <w:rtl/>
+          <w:lang w:bidi="fa-IR"/>
+        </w:rPr>
+        <w:t xml:space="preserve"> و </w:t>
       </w:r>
       <w:r>
         <w:rPr>
@@ -14950,7 +15369,29 @@
           <w:rtl/>
           <w:lang w:bidi="fa-IR"/>
         </w:rPr>
-        <w:t xml:space="preserve">را مشخص می‌کنیم. در </w:t>
+        <w:t xml:space="preserve">را مشخص </w:t>
+      </w:r>
+      <w:proofErr w:type="spellStart"/>
+      <w:r>
+        <w:rPr>
+          <w:rFonts w:cs="B Nazanin"/>
+          <w:sz w:val="24"/>
+          <w:szCs w:val="24"/>
+          <w:rtl/>
+          <w:lang w:bidi="fa-IR"/>
+        </w:rPr>
+        <w:t>می‌کنیم</w:t>
+      </w:r>
+      <w:proofErr w:type="spellEnd"/>
+      <w:r>
+        <w:rPr>
+          <w:rFonts w:cs="B Nazanin"/>
+          <w:sz w:val="24"/>
+          <w:szCs w:val="24"/>
+          <w:rtl/>
+          <w:lang w:bidi="fa-IR"/>
+        </w:rPr>
+        <w:t xml:space="preserve">. در </w:t>
       </w:r>
       <w:r>
         <w:rPr>
@@ -15423,7 +15864,29 @@
           <w:rtl/>
           <w:lang w:bidi="fa-IR"/>
         </w:rPr>
-        <w:t xml:space="preserve">ساخته می‌شود و با </w:t>
+        <w:t xml:space="preserve">ساخته </w:t>
+      </w:r>
+      <w:proofErr w:type="spellStart"/>
+      <w:r>
+        <w:rPr>
+          <w:rFonts w:cs="B Nazanin"/>
+          <w:sz w:val="24"/>
+          <w:szCs w:val="24"/>
+          <w:rtl/>
+          <w:lang w:bidi="fa-IR"/>
+        </w:rPr>
+        <w:t>می‌شود</w:t>
+      </w:r>
+      <w:proofErr w:type="spellEnd"/>
+      <w:r>
+        <w:rPr>
+          <w:rFonts w:cs="B Nazanin"/>
+          <w:sz w:val="24"/>
+          <w:szCs w:val="24"/>
+          <w:rtl/>
+          <w:lang w:bidi="fa-IR"/>
+        </w:rPr>
+        <w:t xml:space="preserve"> و با </w:t>
       </w:r>
       <w:r>
         <w:rPr>
@@ -15434,15 +15897,27 @@
         </w:rPr>
         <w:t xml:space="preserve">"6379:6379" </w:t>
       </w:r>
-      <w:r>
-        <w:rPr>
-          <w:rFonts w:cs="B Nazanin"/>
-          <w:sz w:val="24"/>
-          <w:szCs w:val="24"/>
-          <w:rtl/>
-          <w:lang w:bidi="fa-IR"/>
-        </w:rPr>
-        <w:t xml:space="preserve">پورت </w:t>
+      <w:proofErr w:type="spellStart"/>
+      <w:r>
+        <w:rPr>
+          <w:rFonts w:cs="B Nazanin"/>
+          <w:sz w:val="24"/>
+          <w:szCs w:val="24"/>
+          <w:rtl/>
+          <w:lang w:bidi="fa-IR"/>
+        </w:rPr>
+        <w:t>پورت</w:t>
+      </w:r>
+      <w:proofErr w:type="spellEnd"/>
+      <w:r>
+        <w:rPr>
+          <w:rFonts w:cs="B Nazanin"/>
+          <w:sz w:val="24"/>
+          <w:szCs w:val="24"/>
+          <w:rtl/>
+          <w:lang w:bidi="fa-IR"/>
+        </w:rPr>
+        <w:t xml:space="preserve"> </w:t>
       </w:r>
       <w:r>
         <w:rPr>
@@ -15461,7 +15936,29 @@
           <w:rtl/>
           <w:lang w:bidi="fa-IR"/>
         </w:rPr>
-        <w:t xml:space="preserve">سیستم خودمان را به پورت </w:t>
+        <w:t xml:space="preserve">سیستم خودمان را به </w:t>
+      </w:r>
+      <w:proofErr w:type="spellStart"/>
+      <w:r>
+        <w:rPr>
+          <w:rFonts w:cs="B Nazanin"/>
+          <w:sz w:val="24"/>
+          <w:szCs w:val="24"/>
+          <w:rtl/>
+          <w:lang w:bidi="fa-IR"/>
+        </w:rPr>
+        <w:t>پورت</w:t>
+      </w:r>
+      <w:proofErr w:type="spellEnd"/>
+      <w:r>
+        <w:rPr>
+          <w:rFonts w:cs="B Nazanin"/>
+          <w:sz w:val="24"/>
+          <w:szCs w:val="24"/>
+          <w:rtl/>
+          <w:lang w:bidi="fa-IR"/>
+        </w:rPr>
+        <w:t xml:space="preserve"> </w:t>
       </w:r>
       <w:r>
         <w:rPr>
@@ -15499,7 +15996,7 @@
           <w:rtl/>
           <w:lang w:bidi="fa-IR"/>
         </w:rPr>
-        <w:t xml:space="preserve">متصل می‌کنیم. همچنین </w:t>
+        <w:t xml:space="preserve">متصل </w:t>
       </w:r>
       <w:proofErr w:type="spellStart"/>
       <w:r>
@@ -15507,6 +16004,28 @@
           <w:rFonts w:cs="B Nazanin"/>
           <w:sz w:val="24"/>
           <w:szCs w:val="24"/>
+          <w:rtl/>
+          <w:lang w:bidi="fa-IR"/>
+        </w:rPr>
+        <w:t>می‌کنیم</w:t>
+      </w:r>
+      <w:proofErr w:type="spellEnd"/>
+      <w:r>
+        <w:rPr>
+          <w:rFonts w:cs="B Nazanin"/>
+          <w:sz w:val="24"/>
+          <w:szCs w:val="24"/>
+          <w:rtl/>
+          <w:lang w:bidi="fa-IR"/>
+        </w:rPr>
+        <w:t xml:space="preserve">. همچنین </w:t>
+      </w:r>
+      <w:proofErr w:type="spellStart"/>
+      <w:r>
+        <w:rPr>
+          <w:rFonts w:cs="B Nazanin"/>
+          <w:sz w:val="24"/>
+          <w:szCs w:val="24"/>
           <w:lang w:bidi="fa-IR"/>
         </w:rPr>
         <w:t>redis</w:t>
@@ -15616,8 +16135,42 @@
           <w:rtl/>
           <w:lang w:bidi="fa-IR"/>
         </w:rPr>
-        <w:t>متصل می‌کنیم تا داده‌های</w:t>
-      </w:r>
+        <w:t xml:space="preserve">متصل </w:t>
+      </w:r>
+      <w:proofErr w:type="spellStart"/>
+      <w:r>
+        <w:rPr>
+          <w:rFonts w:cs="B Nazanin"/>
+          <w:sz w:val="24"/>
+          <w:szCs w:val="24"/>
+          <w:rtl/>
+          <w:lang w:bidi="fa-IR"/>
+        </w:rPr>
+        <w:t>می‌کنیم</w:t>
+      </w:r>
+      <w:proofErr w:type="spellEnd"/>
+      <w:r>
+        <w:rPr>
+          <w:rFonts w:cs="B Nazanin"/>
+          <w:sz w:val="24"/>
+          <w:szCs w:val="24"/>
+          <w:rtl/>
+          <w:lang w:bidi="fa-IR"/>
+        </w:rPr>
+        <w:t xml:space="preserve"> تا </w:t>
+      </w:r>
+      <w:proofErr w:type="spellStart"/>
+      <w:r>
+        <w:rPr>
+          <w:rFonts w:cs="B Nazanin"/>
+          <w:sz w:val="24"/>
+          <w:szCs w:val="24"/>
+          <w:rtl/>
+          <w:lang w:bidi="fa-IR"/>
+        </w:rPr>
+        <w:t>داده‌های</w:t>
+      </w:r>
+      <w:proofErr w:type="spellEnd"/>
       <w:r>
         <w:rPr>
           <w:rFonts w:cs="B Nazanin"/>
@@ -15673,7 +16226,29 @@
           <w:rtl/>
           <w:lang w:bidi="fa-IR"/>
         </w:rPr>
-        <w:t>در انتهای فایل اعلام می‌کند که دو</w:t>
+        <w:t xml:space="preserve">در انتهای فایل اعلام </w:t>
+      </w:r>
+      <w:proofErr w:type="spellStart"/>
+      <w:r>
+        <w:rPr>
+          <w:rFonts w:cs="B Nazanin"/>
+          <w:sz w:val="24"/>
+          <w:szCs w:val="24"/>
+          <w:rtl/>
+          <w:lang w:bidi="fa-IR"/>
+        </w:rPr>
+        <w:t>می‌کند</w:t>
+      </w:r>
+      <w:proofErr w:type="spellEnd"/>
+      <w:r>
+        <w:rPr>
+          <w:rFonts w:cs="B Nazanin"/>
+          <w:sz w:val="24"/>
+          <w:szCs w:val="24"/>
+          <w:rtl/>
+          <w:lang w:bidi="fa-IR"/>
+        </w:rPr>
+        <w:t xml:space="preserve"> که دو</w:t>
       </w:r>
       <w:r>
         <w:rPr>
@@ -15692,7 +16267,29 @@
           <w:rtl/>
           <w:lang w:bidi="fa-IR"/>
         </w:rPr>
-        <w:t xml:space="preserve">به نام‌های </w:t>
+        <w:t xml:space="preserve">به </w:t>
+      </w:r>
+      <w:proofErr w:type="spellStart"/>
+      <w:r>
+        <w:rPr>
+          <w:rFonts w:cs="B Nazanin"/>
+          <w:sz w:val="24"/>
+          <w:szCs w:val="24"/>
+          <w:rtl/>
+          <w:lang w:bidi="fa-IR"/>
+        </w:rPr>
+        <w:t>نام‌های</w:t>
+      </w:r>
+      <w:proofErr w:type="spellEnd"/>
+      <w:r>
+        <w:rPr>
+          <w:rFonts w:cs="B Nazanin"/>
+          <w:sz w:val="24"/>
+          <w:szCs w:val="24"/>
+          <w:rtl/>
+          <w:lang w:bidi="fa-IR"/>
+        </w:rPr>
+        <w:t xml:space="preserve"> </w:t>
       </w:r>
       <w:proofErr w:type="spellStart"/>
       <w:r>
@@ -16864,7 +17461,7 @@
       <w:pPr>
         <w:bidi/>
         <w:rPr>
-          <w:rFonts w:cs="B Nazanin" w:hint="cs"/>
+          <w:rFonts w:cs="B Nazanin"/>
           <w:sz w:val="24"/>
           <w:szCs w:val="24"/>
           <w:rtl/>
@@ -17025,7 +17622,7 @@
       <w:pPr>
         <w:bidi/>
         <w:rPr>
-          <w:rFonts w:cs="B Nazanin" w:hint="cs"/>
+          <w:rFonts w:cs="B Nazanin"/>
           <w:sz w:val="24"/>
           <w:szCs w:val="24"/>
           <w:rtl/>
@@ -17251,12 +17848,144 @@
           <w:lang w:bidi="fa-IR"/>
         </w:rPr>
       </w:pPr>
-    </w:p>
-    <w:p>
-      <w:pPr>
-        <w:bidi/>
-        <w:rPr>
-          <w:rFonts w:cs="B Nazanin" w:hint="cs"/>
+      <w:r>
+        <w:rPr>
+          <w:rFonts w:cs="B Nazanin" w:hint="cs"/>
+          <w:sz w:val="24"/>
+          <w:szCs w:val="24"/>
+          <w:rtl/>
+          <w:lang w:bidi="fa-IR"/>
+        </w:rPr>
+        <w:lastRenderedPageBreak/>
+        <w:t xml:space="preserve">چطور محتویات </w:t>
+      </w:r>
+      <w:proofErr w:type="spellStart"/>
+      <w:r>
+        <w:rPr>
+          <w:rFonts w:cs="B Nazanin" w:hint="cs"/>
+          <w:sz w:val="24"/>
+          <w:szCs w:val="24"/>
+          <w:rtl/>
+          <w:lang w:bidi="fa-IR"/>
+        </w:rPr>
+        <w:t>دیتابیس</w:t>
+      </w:r>
+      <w:proofErr w:type="spellEnd"/>
+      <w:r>
+        <w:rPr>
+          <w:rFonts w:cs="B Nazanin" w:hint="cs"/>
+          <w:sz w:val="24"/>
+          <w:szCs w:val="24"/>
+          <w:rtl/>
+          <w:lang w:bidi="fa-IR"/>
+        </w:rPr>
+        <w:t xml:space="preserve"> </w:t>
+      </w:r>
+      <w:r>
+        <w:rPr>
+          <w:rFonts w:cs="B Nazanin"/>
+          <w:sz w:val="24"/>
+          <w:szCs w:val="24"/>
+          <w:lang w:bidi="fa-IR"/>
+        </w:rPr>
+        <w:t>Redis</w:t>
+      </w:r>
+      <w:r>
+        <w:rPr>
+          <w:rFonts w:cs="B Nazanin" w:hint="cs"/>
+          <w:sz w:val="24"/>
+          <w:szCs w:val="24"/>
+          <w:rtl/>
+          <w:lang w:bidi="fa-IR"/>
+        </w:rPr>
+        <w:t xml:space="preserve"> رو ببینیم ؟ </w:t>
+      </w:r>
+    </w:p>
+    <w:p>
+      <w:pPr>
+        <w:bidi/>
+        <w:rPr>
+          <w:rFonts w:cs="B Nazanin"/>
+          <w:sz w:val="24"/>
+          <w:szCs w:val="24"/>
+          <w:lang w:bidi="fa-IR"/>
+        </w:rPr>
+      </w:pPr>
+      <w:r>
+        <w:rPr>
+          <w:rFonts w:cs="B Nazanin" w:hint="cs"/>
+          <w:sz w:val="24"/>
+          <w:szCs w:val="24"/>
+          <w:rtl/>
+          <w:lang w:bidi="fa-IR"/>
+        </w:rPr>
+        <w:t xml:space="preserve">ابتدا دستور </w:t>
+      </w:r>
+      <w:r>
+        <w:rPr>
+          <w:rFonts w:cs="B Nazanin"/>
+          <w:sz w:val="24"/>
+          <w:szCs w:val="24"/>
+          <w:lang w:bidi="fa-IR"/>
+        </w:rPr>
+        <w:t xml:space="preserve">docker exec -it ecommercebackend-redis-1 </w:t>
+      </w:r>
+      <w:proofErr w:type="spellStart"/>
+      <w:r>
+        <w:rPr>
+          <w:rFonts w:cs="B Nazanin"/>
+          <w:sz w:val="24"/>
+          <w:szCs w:val="24"/>
+          <w:lang w:bidi="fa-IR"/>
+        </w:rPr>
+        <w:t>redis</w:t>
+      </w:r>
+      <w:proofErr w:type="spellEnd"/>
+      <w:r>
+        <w:rPr>
+          <w:rFonts w:cs="B Nazanin"/>
+          <w:sz w:val="24"/>
+          <w:szCs w:val="24"/>
+          <w:lang w:bidi="fa-IR"/>
+        </w:rPr>
+        <w:t>-cli</w:t>
+      </w:r>
+      <w:r>
+        <w:rPr>
+          <w:rFonts w:cs="B Nazanin" w:hint="cs"/>
+          <w:sz w:val="24"/>
+          <w:szCs w:val="24"/>
+          <w:rtl/>
+          <w:lang w:bidi="fa-IR"/>
+        </w:rPr>
+        <w:t xml:space="preserve"> سپس دستور </w:t>
+      </w:r>
+      <w:r>
+        <w:rPr>
+          <w:rFonts w:cs="B Nazanin"/>
+          <w:sz w:val="24"/>
+          <w:szCs w:val="24"/>
+          <w:lang w:bidi="fa-IR"/>
+        </w:rPr>
+        <w:t>KEYS *</w:t>
+      </w:r>
+    </w:p>
+    <w:p>
+      <w:pPr>
+        <w:bidi/>
+        <w:rPr>
+          <w:rFonts w:cs="B Nazanin"/>
+          <w:sz w:val="24"/>
+          <w:szCs w:val="24"/>
+          <w:lang w:bidi="fa-IR"/>
+        </w:rPr>
+      </w:pPr>
+    </w:p>
+    <w:p>
+      <w:pPr>
+        <w:bidi/>
+        <w:rPr>
+          <w:rFonts w:cs="B Nazanin"/>
           <w:b/>
           <w:bCs/>
           <w:sz w:val="28"/>
@@ -17265,6 +17994,7 @@
           <w:lang w:bidi="fa-IR"/>
         </w:rPr>
       </w:pPr>
+      <w:proofErr w:type="spellStart"/>
       <w:r>
         <w:rPr>
           <w:rFonts w:cs="B Nazanin" w:hint="cs"/>
@@ -17275,183 +18005,335 @@
           <w:rtl/>
           <w:lang w:bidi="fa-IR"/>
         </w:rPr>
-        <w:t xml:space="preserve">سبد خرید </w:t>
-      </w:r>
-    </w:p>
-    <w:p>
-      <w:pPr>
-        <w:bidi/>
-        <w:rPr>
-          <w:rFonts w:cs="B Nazanin"/>
-          <w:sz w:val="24"/>
-          <w:szCs w:val="24"/>
-          <w:rtl/>
-          <w:lang w:bidi="fa-IR"/>
-        </w:rPr>
-      </w:pPr>
-    </w:p>
-    <w:p>
-      <w:pPr>
-        <w:bidi/>
-        <w:rPr>
-          <w:rFonts w:cs="B Nazanin"/>
-          <w:sz w:val="24"/>
-          <w:szCs w:val="24"/>
-          <w:rtl/>
-          <w:lang w:bidi="fa-IR"/>
-        </w:rPr>
-      </w:pPr>
-    </w:p>
-    <w:p>
-      <w:pPr>
-        <w:bidi/>
-        <w:rPr>
-          <w:rFonts w:cs="B Nazanin"/>
-          <w:sz w:val="24"/>
-          <w:szCs w:val="24"/>
-          <w:rtl/>
-          <w:lang w:bidi="fa-IR"/>
-        </w:rPr>
-      </w:pPr>
-    </w:p>
-    <w:p>
-      <w:pPr>
-        <w:bidi/>
-        <w:rPr>
-          <w:rFonts w:cs="B Nazanin"/>
-          <w:sz w:val="24"/>
-          <w:szCs w:val="24"/>
-          <w:rtl/>
-          <w:lang w:bidi="fa-IR"/>
-        </w:rPr>
-      </w:pPr>
-    </w:p>
-    <w:p>
-      <w:pPr>
-        <w:bidi/>
-        <w:rPr>
-          <w:rFonts w:cs="B Nazanin"/>
-          <w:sz w:val="24"/>
-          <w:szCs w:val="24"/>
-          <w:rtl/>
-          <w:lang w:bidi="fa-IR"/>
-        </w:rPr>
-      </w:pPr>
-    </w:p>
-    <w:p>
-      <w:pPr>
-        <w:bidi/>
-        <w:rPr>
-          <w:rFonts w:cs="B Nazanin"/>
-          <w:sz w:val="24"/>
-          <w:szCs w:val="24"/>
-          <w:rtl/>
-          <w:lang w:bidi="fa-IR"/>
-        </w:rPr>
-      </w:pPr>
-    </w:p>
-    <w:p>
-      <w:pPr>
-        <w:bidi/>
-        <w:rPr>
-          <w:rFonts w:cs="B Nazanin"/>
-          <w:sz w:val="24"/>
-          <w:szCs w:val="24"/>
-          <w:rtl/>
-          <w:lang w:bidi="fa-IR"/>
-        </w:rPr>
-      </w:pPr>
-    </w:p>
-    <w:p>
-      <w:pPr>
-        <w:bidi/>
-        <w:rPr>
-          <w:rFonts w:cs="B Nazanin"/>
-          <w:sz w:val="24"/>
-          <w:szCs w:val="24"/>
-          <w:rtl/>
-          <w:lang w:bidi="fa-IR"/>
-        </w:rPr>
-      </w:pPr>
-    </w:p>
-    <w:p>
-      <w:pPr>
-        <w:bidi/>
-        <w:rPr>
-          <w:rFonts w:cs="B Nazanin"/>
-          <w:sz w:val="24"/>
-          <w:szCs w:val="24"/>
-          <w:lang w:bidi="fa-IR"/>
-        </w:rPr>
-      </w:pPr>
-      <w:r>
-        <w:rPr>
-          <w:rFonts w:cs="B Nazanin"/>
-          <w:sz w:val="24"/>
-          <w:szCs w:val="24"/>
-          <w:rtl/>
-          <w:lang w:bidi="fa-IR"/>
-        </w:rPr>
-        <w:tab/>
-      </w:r>
-    </w:p>
-    <w:p>
-      <w:pPr>
-        <w:bidi/>
-        <w:rPr>
-          <w:rFonts w:cs="B Nazanin"/>
-          <w:sz w:val="24"/>
-          <w:szCs w:val="24"/>
-          <w:rtl/>
-          <w:lang w:bidi="fa-IR"/>
-        </w:rPr>
-      </w:pPr>
-    </w:p>
-    <w:p>
-      <w:pPr>
-        <w:bidi/>
-        <w:rPr>
-          <w:rFonts w:cs="B Nazanin"/>
+        <w:t>ماژول</w:t>
+      </w:r>
+      <w:proofErr w:type="spellEnd"/>
+      <w:r>
+        <w:rPr>
+          <w:rFonts w:cs="B Nazanin" w:hint="cs"/>
           <w:b/>
           <w:bCs/>
-          <w:sz w:val="40"/>
-          <w:szCs w:val="40"/>
-          <w:lang w:bidi="fa-IR"/>
-        </w:rPr>
-      </w:pPr>
-      <w:r>
-        <w:rPr>
-          <w:rFonts w:cs="B Nazanin" w:hint="cs"/>
+          <w:sz w:val="28"/>
+          <w:szCs w:val="28"/>
+          <w:rtl/>
+          <w:lang w:bidi="fa-IR"/>
+        </w:rPr>
+        <w:t xml:space="preserve"> 14 : هویت -----------------------------------------------</w:t>
+      </w:r>
+    </w:p>
+    <w:p>
+      <w:pPr>
+        <w:bidi/>
+        <w:rPr>
+          <w:rFonts w:cs="B Nazanin"/>
+          <w:sz w:val="24"/>
+          <w:szCs w:val="24"/>
+        </w:rPr>
+      </w:pPr>
+      <w:r>
+        <w:rPr>
+          <w:rFonts w:cs="B Nazanin"/>
+          <w:sz w:val="24"/>
+          <w:szCs w:val="24"/>
+          <w:rtl/>
+        </w:rPr>
+        <w:t xml:space="preserve">قرار است </w:t>
+      </w:r>
+      <w:r>
+        <w:rPr>
+          <w:rFonts w:cs="B Nazanin"/>
+          <w:sz w:val="24"/>
+          <w:szCs w:val="24"/>
+        </w:rPr>
+        <w:t>ASP.NET Identity</w:t>
+      </w:r>
+      <w:r>
+        <w:rPr>
+          <w:rFonts w:cs="B Nazanin"/>
+          <w:sz w:val="24"/>
+          <w:szCs w:val="24"/>
+        </w:rPr>
+        <w:t xml:space="preserve"> </w:t>
+      </w:r>
+      <w:r>
+        <w:rPr>
+          <w:rFonts w:cs="B Nazanin"/>
+          <w:sz w:val="24"/>
+          <w:szCs w:val="24"/>
+          <w:rtl/>
+        </w:rPr>
+        <w:t>را پیاده‌سازی کنیم. در سمت</w:t>
+      </w:r>
+      <w:r>
+        <w:rPr>
+          <w:rFonts w:cs="B Nazanin"/>
+          <w:sz w:val="24"/>
+          <w:szCs w:val="24"/>
+        </w:rPr>
+        <w:t xml:space="preserve"> Client</w:t>
+      </w:r>
+      <w:r>
+        <w:rPr>
+          <w:rFonts w:cs="B Nazanin"/>
+          <w:sz w:val="24"/>
+          <w:szCs w:val="24"/>
+          <w:rtl/>
+        </w:rPr>
+        <w:t xml:space="preserve">، احراز هویت مبتنی بر </w:t>
+      </w:r>
+      <w:r>
+        <w:rPr>
+          <w:rFonts w:cs="B Nazanin"/>
+          <w:sz w:val="24"/>
+          <w:szCs w:val="24"/>
+        </w:rPr>
+        <w:t>Cookie</w:t>
+      </w:r>
+      <w:r>
+        <w:rPr>
+          <w:rFonts w:cs="B Nazanin"/>
+          <w:sz w:val="24"/>
+          <w:szCs w:val="24"/>
+        </w:rPr>
+        <w:t xml:space="preserve"> </w:t>
+      </w:r>
+      <w:r>
+        <w:rPr>
+          <w:rFonts w:cs="B Nazanin"/>
+          <w:sz w:val="24"/>
+          <w:szCs w:val="24"/>
+          <w:rtl/>
+        </w:rPr>
+        <w:t>خواهد بود. بخشی از قابلیت‌های امنیتی و مدیریت احراز هویت نیز توسط ابزار مایکروسافت</w:t>
+      </w:r>
+      <w:r>
+        <w:rPr>
+          <w:rFonts w:cs="B Nazanin"/>
+          <w:sz w:val="24"/>
+          <w:szCs w:val="24"/>
+        </w:rPr>
+        <w:t xml:space="preserve"> (</w:t>
+      </w:r>
+      <w:r>
+        <w:rPr>
+          <w:rFonts w:cs="B Nazanin"/>
+          <w:sz w:val="24"/>
+          <w:szCs w:val="24"/>
+        </w:rPr>
+        <w:t>ASP.NET Identity</w:t>
+      </w:r>
+      <w:r>
+        <w:rPr>
+          <w:rFonts w:cs="B Nazanin"/>
+          <w:sz w:val="24"/>
+          <w:szCs w:val="24"/>
+        </w:rPr>
+        <w:t xml:space="preserve">) </w:t>
+      </w:r>
+      <w:r>
+        <w:rPr>
+          <w:rFonts w:cs="B Nazanin"/>
+          <w:sz w:val="24"/>
+          <w:szCs w:val="24"/>
+          <w:rtl/>
+        </w:rPr>
+        <w:t>تأمین می‌شود</w:t>
+      </w:r>
+      <w:r>
+        <w:rPr>
+          <w:rFonts w:cs="B Nazanin"/>
+          <w:sz w:val="24"/>
+          <w:szCs w:val="24"/>
+        </w:rPr>
+        <w:t>.</w:t>
+      </w:r>
+    </w:p>
+    <w:p>
+      <w:pPr>
+        <w:bidi/>
+        <w:rPr>
+          <w:rFonts w:cs="B Nazanin"/>
+          <w:sz w:val="24"/>
+          <w:szCs w:val="24"/>
+        </w:rPr>
+      </w:pPr>
+      <w:r>
+        <w:rPr>
+          <w:rFonts w:cs="B Nazanin"/>
+          <w:sz w:val="24"/>
+          <w:szCs w:val="24"/>
+          <w:rtl/>
+        </w:rPr>
+        <w:t>معایب پیاده‌سازی و مدیریت حساب‌های کاربران در برنامه به‌صورت دستی</w:t>
+      </w:r>
+    </w:p>
+    <w:p>
+      <w:pPr>
+        <w:bidi/>
+        <w:rPr>
+          <w:rFonts w:cs="B Nazanin"/>
+          <w:sz w:val="24"/>
+          <w:szCs w:val="24"/>
+          <w:lang w:bidi="fa-IR"/>
+        </w:rPr>
+      </w:pPr>
+      <w:r>
+        <w:rPr>
+          <w:rFonts w:cs="B Nazanin"/>
+          <w:sz w:val="24"/>
+          <w:szCs w:val="24"/>
+          <w:lang w:bidi="fa-IR"/>
+        </w:rPr>
+        <w:t>(</w:t>
+      </w:r>
+      <w:r>
+        <w:rPr>
+          <w:rFonts w:cs="B Nazanin"/>
+          <w:sz w:val="24"/>
+          <w:szCs w:val="24"/>
+          <w:rtl/>
+        </w:rPr>
+        <w:t>مانند مدیریت</w:t>
+      </w:r>
+      <w:r>
+        <w:rPr>
+          <w:rFonts w:cs="B Nazanin"/>
+          <w:sz w:val="24"/>
+          <w:szCs w:val="24"/>
+          <w:lang w:bidi="fa-IR"/>
+        </w:rPr>
+        <w:t xml:space="preserve"> Username </w:t>
+      </w:r>
+      <w:r>
+        <w:rPr>
+          <w:rFonts w:cs="B Nazanin"/>
+          <w:sz w:val="24"/>
+          <w:szCs w:val="24"/>
+          <w:rtl/>
+        </w:rPr>
+        <w:t>و</w:t>
+      </w:r>
+      <w:r>
+        <w:rPr>
+          <w:rFonts w:cs="B Nazanin"/>
+          <w:sz w:val="24"/>
+          <w:szCs w:val="24"/>
+          <w:lang w:bidi="fa-IR"/>
+        </w:rPr>
+        <w:t xml:space="preserve"> Password)</w:t>
+      </w:r>
+    </w:p>
+    <w:p>
+      <w:pPr>
+        <w:numPr>
+          <w:ilvl w:val="0"/>
+          <w:numId w:val="11"/>
+        </w:numPr>
+        <w:bidi/>
+        <w:rPr>
+          <w:rFonts w:cs="B Nazanin"/>
+          <w:sz w:val="24"/>
+          <w:szCs w:val="24"/>
+          <w:lang w:bidi="fa-IR"/>
+        </w:rPr>
+      </w:pPr>
+      <w:r>
+        <w:rPr>
+          <w:rFonts w:cs="B Nazanin"/>
           <w:b/>
           <w:bCs/>
-          <w:sz w:val="40"/>
-          <w:szCs w:val="40"/>
-          <w:rtl/>
-          <w:lang w:bidi="fa-IR"/>
-        </w:rPr>
-        <w:t xml:space="preserve">سوالات </w:t>
-      </w:r>
-    </w:p>
-    <w:p>
-      <w:pPr>
-        <w:bidi/>
+          <w:sz w:val="24"/>
+          <w:szCs w:val="24"/>
+          <w:rtl/>
+        </w:rPr>
+        <w:t>خطرات امنیتی</w:t>
+      </w:r>
+      <w:r>
+        <w:rPr>
+          <w:rFonts w:cs="B Nazanin"/>
+          <w:sz w:val="24"/>
+          <w:szCs w:val="24"/>
+          <w:lang w:bidi="fa-IR"/>
+        </w:rPr>
+        <w:br/>
+      </w:r>
+      <w:r>
+        <w:rPr>
+          <w:rFonts w:cs="B Nazanin"/>
+          <w:sz w:val="24"/>
+          <w:szCs w:val="24"/>
+          <w:rtl/>
+        </w:rPr>
+        <w:t>پیاده‌سازی دستی احراز هویت می‌تواند احتمال بروز خطاهای امنیتی را افزایش دهد</w:t>
+      </w:r>
+      <w:r>
+        <w:rPr>
+          <w:rFonts w:cs="B Nazanin"/>
+          <w:sz w:val="24"/>
+          <w:szCs w:val="24"/>
+          <w:lang w:bidi="fa-IR"/>
+        </w:rPr>
+        <w:t>.</w:t>
+      </w:r>
+    </w:p>
+    <w:p>
+      <w:pPr>
+        <w:numPr>
+          <w:ilvl w:val="0"/>
+          <w:numId w:val="11"/>
+        </w:numPr>
+        <w:bidi/>
+        <w:rPr>
+          <w:rFonts w:cs="B Nazanin"/>
+          <w:sz w:val="24"/>
+          <w:szCs w:val="24"/>
+          <w:lang w:bidi="fa-IR"/>
+        </w:rPr>
+      </w:pPr>
+      <w:r>
         <w:rPr>
           <w:rFonts w:cs="B Nazanin"/>
           <w:b/>
           <w:bCs/>
-          <w:sz w:val="40"/>
-          <w:szCs w:val="40"/>
-          <w:rtl/>
-          <w:lang w:bidi="fa-IR"/>
-        </w:rPr>
-      </w:pPr>
-    </w:p>
-    <w:p>
-      <w:pPr>
-        <w:pStyle w:val="ListParagraph"/>
+          <w:sz w:val="24"/>
+          <w:szCs w:val="24"/>
+          <w:rtl/>
+        </w:rPr>
+        <w:t>بار اضافی</w:t>
+      </w:r>
+      <w:r>
+        <w:rPr>
+          <w:rFonts w:cs="B Nazanin"/>
+          <w:sz w:val="24"/>
+          <w:szCs w:val="24"/>
+          <w:lang w:bidi="fa-IR"/>
+        </w:rPr>
+        <w:br/>
+      </w:r>
+      <w:r>
+        <w:rPr>
+          <w:rFonts w:cs="B Nazanin"/>
+          <w:sz w:val="24"/>
+          <w:szCs w:val="24"/>
+          <w:rtl/>
+        </w:rPr>
+        <w:t>توسعه‌دهندگان باید بخش‌های مختلف مربوط به احراز هویت، مدیریت کاربران، رمز عبور و امنیت را خودشان پیاده‌سازی و نگهداری کنند</w:t>
+      </w:r>
+      <w:r>
+        <w:rPr>
+          <w:rFonts w:cs="B Nazanin"/>
+          <w:sz w:val="24"/>
+          <w:szCs w:val="24"/>
+          <w:lang w:bidi="fa-IR"/>
+        </w:rPr>
+        <w:t>.</w:t>
+      </w:r>
+    </w:p>
+    <w:p>
+      <w:pPr>
         <w:numPr>
           <w:ilvl w:val="0"/>
-          <w:numId w:val="1"/>
+          <w:numId w:val="11"/>
         </w:numPr>
         <w:bidi/>
         <w:rPr>
@@ -17463,110 +18345,59 @@
       </w:pPr>
       <w:r>
         <w:rPr>
-          <w:rFonts w:cs="B Nazanin" w:hint="cs"/>
-          <w:sz w:val="24"/>
-          <w:szCs w:val="24"/>
-          <w:rtl/>
-          <w:lang w:bidi="fa-IR"/>
-        </w:rPr>
-        <w:t xml:space="preserve">اگر </w:t>
-      </w:r>
-      <w:r>
-        <w:rPr>
-          <w:rFonts w:cs="B Nazanin"/>
-          <w:sz w:val="24"/>
-          <w:szCs w:val="24"/>
-          <w:lang w:bidi="fa-IR"/>
-        </w:rPr>
-        <w:t>Route</w:t>
-      </w:r>
-      <w:r>
-        <w:rPr>
-          <w:rFonts w:cs="B Nazanin" w:hint="cs"/>
-          <w:sz w:val="24"/>
-          <w:szCs w:val="24"/>
-          <w:rtl/>
-          <w:lang w:bidi="fa-IR"/>
-        </w:rPr>
-        <w:t xml:space="preserve"> یک درخواست </w:t>
-      </w:r>
-      <w:r>
-        <w:rPr>
-          <w:rFonts w:cs="B Nazanin"/>
-          <w:sz w:val="24"/>
-          <w:szCs w:val="24"/>
-          <w:lang w:bidi="fa-IR"/>
-        </w:rPr>
-        <w:t>post</w:t>
-      </w:r>
-      <w:r>
-        <w:rPr>
-          <w:rFonts w:cs="B Nazanin" w:hint="cs"/>
-          <w:sz w:val="24"/>
-          <w:szCs w:val="24"/>
-          <w:rtl/>
-          <w:lang w:bidi="fa-IR"/>
-        </w:rPr>
-        <w:t xml:space="preserve"> باشد و ما در </w:t>
-      </w:r>
-      <w:proofErr w:type="spellStart"/>
-      <w:r>
-        <w:rPr>
-          <w:rFonts w:cs="B Nazanin"/>
-          <w:sz w:val="24"/>
-          <w:szCs w:val="24"/>
-          <w:lang w:bidi="fa-IR"/>
-        </w:rPr>
-        <w:t>api</w:t>
-      </w:r>
-      <w:proofErr w:type="spellEnd"/>
-      <w:r>
-        <w:rPr>
-          <w:rFonts w:cs="B Nazanin" w:hint="cs"/>
-          <w:sz w:val="24"/>
-          <w:szCs w:val="24"/>
-          <w:rtl/>
-          <w:lang w:bidi="fa-IR"/>
-        </w:rPr>
-        <w:t xml:space="preserve"> مثلا دو متد </w:t>
-      </w:r>
-      <w:r>
-        <w:rPr>
-          <w:rFonts w:cs="B Nazanin"/>
-          <w:sz w:val="24"/>
-          <w:szCs w:val="24"/>
-          <w:lang w:bidi="fa-IR"/>
-        </w:rPr>
-        <w:t>post</w:t>
-      </w:r>
-      <w:r>
-        <w:rPr>
-          <w:rFonts w:cs="B Nazanin" w:hint="cs"/>
-          <w:sz w:val="24"/>
-          <w:szCs w:val="24"/>
-          <w:rtl/>
-          <w:lang w:bidi="fa-IR"/>
-        </w:rPr>
-        <w:t xml:space="preserve"> داشته باشیم که دارای </w:t>
-      </w:r>
-      <w:r>
-        <w:rPr>
-          <w:rFonts w:cs="B Nazanin"/>
-          <w:sz w:val="24"/>
-          <w:szCs w:val="24"/>
-          <w:lang w:bidi="fa-IR"/>
-        </w:rPr>
-        <w:t>route</w:t>
-      </w:r>
-      <w:r>
-        <w:rPr>
-          <w:rFonts w:cs="B Nazanin" w:hint="cs"/>
-          <w:sz w:val="24"/>
-          <w:szCs w:val="24"/>
-          <w:rtl/>
-          <w:lang w:bidi="fa-IR"/>
-        </w:rPr>
-        <w:t xml:space="preserve"> مشخص هستند آنگاه به کدام ارجاع داده می شود ؟</w:t>
+          <w:rFonts w:cs="B Nazanin"/>
+          <w:b/>
+          <w:bCs/>
+          <w:sz w:val="24"/>
+          <w:szCs w:val="24"/>
+          <w:rtl/>
+        </w:rPr>
+        <w:t>هزینه و زمان توسعه بالا</w:t>
+      </w:r>
+      <w:r>
+        <w:rPr>
+          <w:rFonts w:cs="B Nazanin"/>
+          <w:sz w:val="24"/>
+          <w:szCs w:val="24"/>
+          <w:lang w:bidi="fa-IR"/>
+        </w:rPr>
+        <w:br/>
+      </w:r>
+      <w:r>
+        <w:rPr>
+          <w:rFonts w:cs="B Nazanin"/>
+          <w:sz w:val="24"/>
+          <w:szCs w:val="24"/>
+          <w:rtl/>
+        </w:rPr>
+        <w:t>پیاده‌سازی، تست، رفع خطا و نگهداری یک سیستم احراز هویت کامل، زمان و هزینه بیشتری نسبت به استفاده از یک راهکار آماده مانند</w:t>
+      </w:r>
+      <w:r>
+        <w:rPr>
+          <w:rFonts w:cs="B Nazanin"/>
+          <w:sz w:val="24"/>
+          <w:szCs w:val="24"/>
+          <w:lang w:bidi="fa-IR"/>
+        </w:rPr>
+        <w:t xml:space="preserve"> ASP.NET Identity </w:t>
+      </w:r>
+      <w:r>
+        <w:rPr>
+          <w:rFonts w:cs="B Nazanin"/>
+          <w:sz w:val="24"/>
+          <w:szCs w:val="24"/>
+          <w:rtl/>
+        </w:rPr>
+        <w:t>دارد</w:t>
+      </w:r>
+      <w:r>
+        <w:rPr>
+          <w:rFonts w:cs="B Nazanin"/>
+          <w:sz w:val="24"/>
+          <w:szCs w:val="24"/>
+          <w:lang w:bidi="fa-IR"/>
+        </w:rPr>
+        <w:t>.</w:t>
       </w:r>
     </w:p>
     <w:p>
@@ -17584,12 +18415,11 @@
         <w:rPr>
           <w:noProof/>
         </w:rPr>
-        <w:lastRenderedPageBreak/>
         <w:drawing>
-          <wp:inline distT="0" distB="0" distL="0" distR="0" wp14:anchorId="61374A00" wp14:editId="02107822">
-            <wp:extent cx="5943600" cy="4927600"/>
-            <wp:effectExtent l="0" t="0" r="0" b="6350"/>
-            <wp:docPr id="4" name="Picture 4"/>
+          <wp:inline distT="0" distB="0" distL="0" distR="0" wp14:anchorId="49905CAB" wp14:editId="3091504F">
+            <wp:extent cx="4799730" cy="2687541"/>
+            <wp:effectExtent l="0" t="0" r="1270" b="0"/>
+            <wp:docPr id="6" name="Picture 6"/>
             <wp:cNvGraphicFramePr>
               <a:graphicFrameLocks xmlns:a="http://schemas.openxmlformats.org/drawingml/2006/main" noChangeAspect="1"/>
             </wp:cNvGraphicFramePr>
@@ -17609,7 +18439,7 @@
                   <pic:spPr>
                     <a:xfrm>
                       <a:off x="0" y="0"/>
-                      <a:ext cx="5943600" cy="4927600"/>
+                      <a:ext cx="4807923" cy="2692128"/>
                     </a:xfrm>
                     <a:prstGeom prst="rect">
                       <a:avLst/>
@@ -17630,428 +18460,428 @@
           <w:sz w:val="24"/>
           <w:szCs w:val="24"/>
           <w:rtl/>
-          <w:lang w:bidi="fa-IR"/>
-        </w:rPr>
-      </w:pPr>
-    </w:p>
-    <w:p>
-      <w:pPr>
-        <w:bidi/>
-        <w:rPr>
-          <w:rFonts w:cs="B Nazanin"/>
-          <w:sz w:val="24"/>
-          <w:szCs w:val="24"/>
-          <w:rtl/>
-          <w:lang w:bidi="fa-IR"/>
-        </w:rPr>
-      </w:pPr>
-    </w:p>
-    <w:p>
-      <w:pPr>
-        <w:bidi/>
-        <w:rPr>
-          <w:rFonts w:cs="B Nazanin"/>
-          <w:sz w:val="24"/>
-          <w:szCs w:val="24"/>
-          <w:rtl/>
-          <w:lang w:bidi="fa-IR"/>
-        </w:rPr>
-      </w:pPr>
-    </w:p>
-    <w:p>
-      <w:pPr>
-        <w:bidi/>
-        <w:rPr>
-          <w:rFonts w:cs="B Nazanin"/>
-          <w:sz w:val="24"/>
-          <w:szCs w:val="24"/>
-          <w:rtl/>
-          <w:lang w:bidi="fa-IR"/>
-        </w:rPr>
-      </w:pPr>
-    </w:p>
-    <w:p>
-      <w:pPr>
-        <w:bidi/>
-        <w:rPr>
-          <w:rFonts w:cs="B Nazanin"/>
-          <w:sz w:val="24"/>
-          <w:szCs w:val="24"/>
-          <w:rtl/>
-          <w:lang w:bidi="fa-IR"/>
-        </w:rPr>
-      </w:pPr>
-    </w:p>
-    <w:p>
-      <w:pPr>
-        <w:bidi/>
-        <w:rPr>
-          <w:rFonts w:cs="B Nazanin"/>
-          <w:sz w:val="24"/>
-          <w:szCs w:val="24"/>
-          <w:rtl/>
-          <w:lang w:bidi="fa-IR"/>
-        </w:rPr>
-      </w:pPr>
-    </w:p>
-    <w:p>
-      <w:pPr>
-        <w:pStyle w:val="ListParagraph"/>
-        <w:numPr>
-          <w:ilvl w:val="0"/>
-          <w:numId w:val="1"/>
-        </w:numPr>
-        <w:bidi/>
-        <w:rPr>
-          <w:rFonts w:cs="B Nazanin"/>
-          <w:sz w:val="24"/>
-          <w:szCs w:val="24"/>
-          <w:lang w:bidi="fa-IR"/>
-        </w:rPr>
-      </w:pPr>
-      <w:r>
-        <w:rPr>
-          <w:rFonts w:cs="B Nazanin" w:hint="cs"/>
-          <w:sz w:val="24"/>
-          <w:szCs w:val="24"/>
-          <w:rtl/>
-          <w:lang w:bidi="fa-IR"/>
-        </w:rPr>
-        <w:t xml:space="preserve">آیا می توان برای </w:t>
-      </w:r>
-      <w:r>
-        <w:rPr>
-          <w:rFonts w:cs="B Nazanin"/>
-          <w:sz w:val="24"/>
-          <w:szCs w:val="24"/>
-          <w:lang w:bidi="fa-IR"/>
-        </w:rPr>
-        <w:t>Update</w:t>
-      </w:r>
-      <w:r>
-        <w:rPr>
-          <w:rFonts w:cs="B Nazanin" w:hint="cs"/>
-          <w:sz w:val="24"/>
-          <w:szCs w:val="24"/>
-          <w:rtl/>
-          <w:lang w:bidi="fa-IR"/>
+        </w:rPr>
+      </w:pPr>
+      <w:r>
+        <w:rPr>
+          <w:rFonts w:cs="B Nazanin" w:hint="cs"/>
+          <w:sz w:val="24"/>
+          <w:szCs w:val="24"/>
+          <w:rtl/>
+        </w:rPr>
+        <w:t xml:space="preserve">در برنامه های جدی تر بهتر است از </w:t>
+      </w:r>
+      <w:r>
+        <w:rPr>
+          <w:rFonts w:cs="B Nazanin"/>
+          <w:sz w:val="24"/>
+          <w:szCs w:val="24"/>
+        </w:rPr>
+        <w:t>Azure Identity</w:t>
+      </w:r>
+      <w:r>
+        <w:rPr>
+          <w:rFonts w:cs="B Nazanin" w:hint="cs"/>
+          <w:sz w:val="24"/>
+          <w:szCs w:val="24"/>
+          <w:rtl/>
+        </w:rPr>
+        <w:t xml:space="preserve"> و ... استفاده کنیم .</w:t>
+      </w:r>
+      <w:r>
+        <w:rPr>
+          <w:rFonts w:cs="B Nazanin" w:hint="cs"/>
+          <w:sz w:val="24"/>
+          <w:szCs w:val="24"/>
+          <w:rtl/>
+        </w:rPr>
+        <w:t xml:space="preserve"> </w:t>
+      </w:r>
+    </w:p>
+    <w:p>
+      <w:pPr>
+        <w:bidi/>
+        <w:rPr>
+          <w:rFonts w:cs="B Nazanin"/>
+          <w:sz w:val="24"/>
+          <w:szCs w:val="24"/>
+        </w:rPr>
+      </w:pPr>
+      <w:r>
+        <w:rPr>
+          <w:rFonts w:cs="B Nazanin" w:hint="cs"/>
+          <w:sz w:val="24"/>
+          <w:szCs w:val="24"/>
+          <w:rtl/>
+        </w:rPr>
+        <w:lastRenderedPageBreak/>
+        <w:t xml:space="preserve">باید پکیج </w:t>
+      </w:r>
+      <w:proofErr w:type="spellStart"/>
+      <w:r>
+        <w:rPr>
+          <w:rFonts w:cs="B Nazanin"/>
+          <w:sz w:val="24"/>
+          <w:szCs w:val="24"/>
+        </w:rPr>
+        <w:t>microsost.extensions.indentity.stores</w:t>
+      </w:r>
+      <w:proofErr w:type="spellEnd"/>
+      <w:r>
+        <w:rPr>
+          <w:rFonts w:cs="B Nazanin"/>
+          <w:sz w:val="24"/>
+          <w:szCs w:val="24"/>
+        </w:rPr>
+        <w:t xml:space="preserve"> </w:t>
+      </w:r>
+      <w:r>
+        <w:rPr>
+          <w:rFonts w:cs="B Nazanin" w:hint="cs"/>
+          <w:sz w:val="24"/>
+          <w:szCs w:val="24"/>
+          <w:rtl/>
+        </w:rPr>
+        <w:t xml:space="preserve"> را نصب کنیم . </w:t>
+      </w:r>
+      <w:r>
+        <w:rPr>
+          <w:rFonts w:cs="B Nazanin" w:hint="cs"/>
+          <w:sz w:val="24"/>
+          <w:szCs w:val="24"/>
+          <w:rtl/>
+        </w:rPr>
+        <w:t xml:space="preserve">در لایه </w:t>
+      </w:r>
+      <w:r>
+        <w:rPr>
+          <w:rFonts w:cs="B Nazanin"/>
+          <w:sz w:val="24"/>
+          <w:szCs w:val="24"/>
+        </w:rPr>
+        <w:t>Core</w:t>
+      </w:r>
+    </w:p>
+    <w:p>
+      <w:pPr>
+        <w:bidi/>
+        <w:rPr>
+          <w:rFonts w:cs="B Nazanin"/>
+          <w:sz w:val="24"/>
+          <w:szCs w:val="24"/>
+        </w:rPr>
+      </w:pPr>
+      <w:r>
+        <w:rPr>
+          <w:rFonts w:cs="B Nazanin" w:hint="cs"/>
+          <w:sz w:val="24"/>
+          <w:szCs w:val="24"/>
+          <w:rtl/>
+        </w:rPr>
+        <w:t xml:space="preserve">همچنین </w:t>
+      </w:r>
+      <w:proofErr w:type="spellStart"/>
+      <w:r>
+        <w:rPr>
+          <w:rFonts w:cs="B Nazanin"/>
+          <w:sz w:val="24"/>
+          <w:szCs w:val="24"/>
+        </w:rPr>
+        <w:t>Microsoft.aspnetcore.identity</w:t>
+      </w:r>
+      <w:proofErr w:type="spellEnd"/>
+      <w:r>
+        <w:rPr>
+          <w:rFonts w:cs="B Nazanin" w:hint="cs"/>
+          <w:sz w:val="24"/>
+          <w:szCs w:val="24"/>
+          <w:rtl/>
+        </w:rPr>
+        <w:t xml:space="preserve"> را هم باید نصب کنیم .</w:t>
+      </w:r>
+      <w:r>
+        <w:rPr>
+          <w:rFonts w:cs="B Nazanin"/>
+          <w:sz w:val="24"/>
+          <w:szCs w:val="24"/>
+        </w:rPr>
+        <w:t xml:space="preserve"> </w:t>
+      </w:r>
+      <w:r>
+        <w:rPr>
+          <w:rFonts w:cs="B Nazanin" w:hint="cs"/>
+          <w:sz w:val="24"/>
+          <w:szCs w:val="24"/>
+          <w:rtl/>
+        </w:rPr>
+        <w:t>در لایه</w:t>
+      </w:r>
+      <w:r>
+        <w:rPr>
+          <w:rFonts w:cs="B Nazanin" w:hint="cs"/>
+          <w:sz w:val="24"/>
+          <w:szCs w:val="24"/>
+          <w:rtl/>
+        </w:rPr>
+        <w:t xml:space="preserve"> </w:t>
+      </w:r>
+      <w:r>
+        <w:rPr>
+          <w:rFonts w:cs="B Nazanin"/>
+          <w:sz w:val="24"/>
+          <w:szCs w:val="24"/>
+        </w:rPr>
+        <w:t>INFRA</w:t>
+      </w:r>
+    </w:p>
+    <w:p>
+      <w:pPr>
+        <w:bidi/>
+        <w:rPr>
+          <w:rFonts w:cs="B Nazanin"/>
+          <w:sz w:val="24"/>
+          <w:szCs w:val="24"/>
+        </w:rPr>
+      </w:pPr>
+    </w:p>
+    <w:p>
+      <w:pPr>
+        <w:bidi/>
+        <w:rPr>
+          <w:rFonts w:cs="B Nazanin"/>
+          <w:sz w:val="24"/>
+          <w:szCs w:val="24"/>
+          <w:rtl/>
+        </w:rPr>
+      </w:pPr>
+      <w:r>
+        <w:rPr>
+          <w:rFonts w:cs="B Nazanin" w:hint="cs"/>
+          <w:sz w:val="24"/>
+          <w:szCs w:val="24"/>
+          <w:rtl/>
+        </w:rPr>
+        <w:t xml:space="preserve">تغییرات که باید در </w:t>
+      </w:r>
+      <w:r>
+        <w:rPr>
+          <w:rFonts w:cs="B Nazanin"/>
+          <w:sz w:val="24"/>
+          <w:szCs w:val="24"/>
+        </w:rPr>
+        <w:t>Context</w:t>
+      </w:r>
+      <w:r>
+        <w:rPr>
+          <w:rFonts w:cs="B Nazanin" w:hint="cs"/>
+          <w:sz w:val="24"/>
+          <w:szCs w:val="24"/>
+          <w:rtl/>
+        </w:rPr>
+        <w:t xml:space="preserve"> خود لحاظ کنیم :</w:t>
+      </w:r>
+    </w:p>
+    <w:p>
+      <w:pPr>
+        <w:bidi/>
+        <w:rPr>
+          <w:rFonts w:cs="B Nazanin"/>
+          <w:sz w:val="24"/>
+          <w:szCs w:val="24"/>
+          <w:rtl/>
+          <w:lang w:bidi="fa-IR"/>
+        </w:rPr>
+      </w:pPr>
+      <w:r>
+        <w:rPr>
+          <w:rFonts w:cs="B Nazanin" w:hint="cs"/>
+          <w:sz w:val="24"/>
+          <w:szCs w:val="24"/>
+          <w:rtl/>
+        </w:rPr>
+        <w:t xml:space="preserve">به جای </w:t>
+      </w:r>
+      <w:proofErr w:type="spellStart"/>
+      <w:r>
+        <w:rPr>
+          <w:rFonts w:cs="B Nazanin"/>
+          <w:sz w:val="24"/>
+          <w:szCs w:val="24"/>
+        </w:rPr>
+        <w:t>DBContext</w:t>
+      </w:r>
+      <w:proofErr w:type="spellEnd"/>
+      <w:r>
+        <w:rPr>
+          <w:rFonts w:cs="B Nazanin" w:hint="cs"/>
+          <w:sz w:val="24"/>
+          <w:szCs w:val="24"/>
+          <w:rtl/>
+        </w:rPr>
+        <w:t xml:space="preserve"> باید از </w:t>
+      </w:r>
+      <w:proofErr w:type="spellStart"/>
+      <w:r>
+        <w:rPr>
+          <w:rFonts w:cs="B Nazanin"/>
+          <w:sz w:val="24"/>
+          <w:szCs w:val="24"/>
+        </w:rPr>
+        <w:t>IdentityDbContext</w:t>
+      </w:r>
+      <w:proofErr w:type="spellEnd"/>
+      <w:r>
+        <w:rPr>
+          <w:rFonts w:cs="B Nazanin" w:hint="cs"/>
+          <w:sz w:val="24"/>
+          <w:szCs w:val="24"/>
+          <w:rtl/>
+        </w:rPr>
+        <w:t xml:space="preserve"> ارث بری کند</w:t>
+      </w:r>
+      <w:r>
+        <w:rPr>
+          <w:rFonts w:cs="B Nazanin" w:hint="cs"/>
+          <w:sz w:val="24"/>
+          <w:szCs w:val="24"/>
+          <w:rtl/>
+        </w:rPr>
+        <w:t xml:space="preserve"> ! مشکلی </w:t>
+      </w:r>
+      <w:proofErr w:type="spellStart"/>
+      <w:r>
+        <w:rPr>
+          <w:rFonts w:cs="B Nazanin" w:hint="cs"/>
+          <w:sz w:val="24"/>
+          <w:szCs w:val="24"/>
+          <w:rtl/>
+        </w:rPr>
+        <w:t>بوجود</w:t>
+      </w:r>
+      <w:proofErr w:type="spellEnd"/>
+      <w:r>
+        <w:rPr>
+          <w:rFonts w:cs="B Nazanin" w:hint="cs"/>
+          <w:sz w:val="24"/>
+          <w:szCs w:val="24"/>
+          <w:rtl/>
+        </w:rPr>
+        <w:t xml:space="preserve"> </w:t>
+      </w:r>
+      <w:proofErr w:type="spellStart"/>
+      <w:r>
+        <w:rPr>
+          <w:rFonts w:cs="B Nazanin" w:hint="cs"/>
+          <w:sz w:val="24"/>
+          <w:szCs w:val="24"/>
+          <w:rtl/>
+        </w:rPr>
+        <w:t>نمی</w:t>
+      </w:r>
+      <w:proofErr w:type="spellEnd"/>
+      <w:r>
+        <w:rPr>
+          <w:rFonts w:cs="B Nazanin" w:hint="cs"/>
+          <w:sz w:val="24"/>
+          <w:szCs w:val="24"/>
+          <w:rtl/>
+        </w:rPr>
+        <w:t xml:space="preserve"> آید چون خود </w:t>
+      </w:r>
+      <w:proofErr w:type="spellStart"/>
+      <w:r>
+        <w:rPr>
+          <w:rFonts w:cs="B Nazanin"/>
+          <w:sz w:val="24"/>
+          <w:szCs w:val="24"/>
+        </w:rPr>
+        <w:t>IdentityDbContext</w:t>
+      </w:r>
+      <w:proofErr w:type="spellEnd"/>
+      <w:r>
+        <w:rPr>
+          <w:rFonts w:cs="B Nazanin" w:hint="cs"/>
+          <w:sz w:val="24"/>
+          <w:szCs w:val="24"/>
+          <w:rtl/>
         </w:rPr>
         <w:t xml:space="preserve"> از </w:t>
       </w:r>
-      <w:r>
-        <w:rPr>
-          <w:rFonts w:cs="B Nazanin"/>
-          <w:sz w:val="24"/>
-          <w:szCs w:val="24"/>
-          <w:lang w:bidi="fa-IR"/>
-        </w:rPr>
-        <w:t>post</w:t>
-      </w:r>
-      <w:r>
-        <w:rPr>
-          <w:rFonts w:cs="B Nazanin" w:hint="cs"/>
-          <w:sz w:val="24"/>
-          <w:szCs w:val="24"/>
-          <w:rtl/>
-          <w:lang w:bidi="fa-IR"/>
-        </w:rPr>
-        <w:t xml:space="preserve"> به جای </w:t>
-      </w:r>
-      <w:r>
-        <w:rPr>
-          <w:rFonts w:cs="B Nazanin"/>
-          <w:sz w:val="24"/>
-          <w:szCs w:val="24"/>
-          <w:lang w:bidi="fa-IR"/>
-        </w:rPr>
-        <w:t>put</w:t>
-      </w:r>
-      <w:r>
-        <w:rPr>
-          <w:rFonts w:cs="B Nazanin" w:hint="cs"/>
-          <w:sz w:val="24"/>
-          <w:szCs w:val="24"/>
-          <w:rtl/>
-          <w:lang w:bidi="fa-IR"/>
-        </w:rPr>
-        <w:t xml:space="preserve"> استفاده کرد ؟</w:t>
-      </w:r>
-    </w:p>
-    <w:p>
-      <w:pPr>
-        <w:bidi/>
-        <w:ind w:left="360"/>
-        <w:rPr>
-          <w:rFonts w:cs="B Nazanin"/>
-          <w:sz w:val="24"/>
-          <w:szCs w:val="24"/>
-          <w:rtl/>
-          <w:lang w:bidi="fa-IR"/>
-        </w:rPr>
-      </w:pPr>
-      <w:r>
-        <w:rPr>
-          <w:rFonts w:cs="B Nazanin"/>
-          <w:sz w:val="24"/>
-          <w:szCs w:val="24"/>
-          <w:rtl/>
-          <w:lang w:bidi="fa-IR"/>
-        </w:rPr>
-        <w:t>نه، اگر برای</w:t>
-      </w:r>
-      <w:r>
-        <w:rPr>
-          <w:rFonts w:cs="B Nazanin"/>
-          <w:sz w:val="24"/>
-          <w:szCs w:val="24"/>
-          <w:lang w:bidi="fa-IR"/>
-        </w:rPr>
-        <w:t xml:space="preserve"> Update </w:t>
-      </w:r>
-      <w:r>
-        <w:rPr>
-          <w:rFonts w:cs="B Nazanin"/>
-          <w:sz w:val="24"/>
-          <w:szCs w:val="24"/>
-          <w:rtl/>
-          <w:lang w:bidi="fa-IR"/>
-        </w:rPr>
-        <w:t>از</w:t>
-      </w:r>
-      <w:r>
-        <w:rPr>
-          <w:rFonts w:cs="B Nazanin"/>
-          <w:sz w:val="24"/>
-          <w:szCs w:val="24"/>
-          <w:lang w:bidi="fa-IR"/>
-        </w:rPr>
-        <w:t xml:space="preserve"> POST </w:t>
-      </w:r>
-      <w:r>
-        <w:rPr>
-          <w:rFonts w:cs="B Nazanin"/>
-          <w:sz w:val="24"/>
-          <w:szCs w:val="24"/>
-          <w:rtl/>
-          <w:lang w:bidi="fa-IR"/>
-        </w:rPr>
-        <w:t>استفاده کنی، از نظر فنی لزوماً غلط نیست و</w:t>
-      </w:r>
-      <w:r>
-        <w:rPr>
-          <w:rFonts w:cs="B Nazanin"/>
-          <w:sz w:val="24"/>
-          <w:szCs w:val="24"/>
-          <w:lang w:bidi="fa-IR"/>
-        </w:rPr>
-        <w:t xml:space="preserve"> ASP.NET Core </w:t>
-      </w:r>
-      <w:r>
-        <w:rPr>
-          <w:rFonts w:cs="B Nazanin"/>
-          <w:sz w:val="24"/>
-          <w:szCs w:val="24"/>
-          <w:rtl/>
-          <w:lang w:bidi="fa-IR"/>
-        </w:rPr>
-        <w:t xml:space="preserve">هم </w:t>
-      </w:r>
       <w:proofErr w:type="spellStart"/>
       <w:r>
         <w:rPr>
           <w:rFonts w:cs="B Nazanin"/>
           <w:sz w:val="24"/>
           <w:szCs w:val="24"/>
-          <w:rtl/>
-          <w:lang w:bidi="fa-IR"/>
-        </w:rPr>
-        <w:t>می‌تواند</w:t>
+        </w:rPr>
+        <w:t>DBContext</w:t>
       </w:r>
       <w:proofErr w:type="spellEnd"/>
       <w:r>
         <w:rPr>
-          <w:rFonts w:cs="B Nazanin"/>
-          <w:sz w:val="24"/>
-          <w:szCs w:val="24"/>
-          <w:rtl/>
-          <w:lang w:bidi="fa-IR"/>
-        </w:rPr>
-        <w:t xml:space="preserve"> کاملاً با آن کار کند</w:t>
-      </w:r>
-      <w:r>
-        <w:rPr>
-          <w:rFonts w:cs="B Nazanin"/>
-          <w:sz w:val="24"/>
-          <w:szCs w:val="24"/>
-          <w:lang w:bidi="fa-IR"/>
-        </w:rPr>
-        <w:t>.</w:t>
-      </w:r>
-      <w:r>
-        <w:rPr>
-          <w:rFonts w:cs="B Nazanin"/>
-          <w:sz w:val="24"/>
-          <w:szCs w:val="24"/>
-          <w:rtl/>
-          <w:lang w:bidi="fa-IR"/>
-        </w:rPr>
-        <w:t>اما از نظر</w:t>
-      </w:r>
-      <w:r>
-        <w:rPr>
-          <w:rFonts w:cs="B Nazanin"/>
-          <w:sz w:val="24"/>
-          <w:szCs w:val="24"/>
-          <w:lang w:bidi="fa-IR"/>
-        </w:rPr>
-        <w:t xml:space="preserve"> RESTful API design </w:t>
-      </w:r>
-      <w:r>
-        <w:rPr>
-          <w:rFonts w:cs="B Nazanin"/>
-          <w:sz w:val="24"/>
-          <w:szCs w:val="24"/>
-          <w:rtl/>
-          <w:lang w:bidi="fa-IR"/>
-        </w:rPr>
-        <w:t>معمولاً برای</w:t>
-      </w:r>
-      <w:r>
-        <w:rPr>
-          <w:rFonts w:cs="B Nazanin"/>
-          <w:sz w:val="24"/>
-          <w:szCs w:val="24"/>
-          <w:lang w:bidi="fa-IR"/>
-        </w:rPr>
-        <w:t xml:space="preserve"> Update </w:t>
-      </w:r>
-      <w:r>
-        <w:rPr>
-          <w:rFonts w:cs="B Nazanin"/>
-          <w:sz w:val="24"/>
-          <w:szCs w:val="24"/>
-          <w:rtl/>
-          <w:lang w:bidi="fa-IR"/>
-        </w:rPr>
-        <w:t>از</w:t>
-      </w:r>
-      <w:r>
-        <w:rPr>
-          <w:rFonts w:cs="B Nazanin"/>
-          <w:sz w:val="24"/>
-          <w:szCs w:val="24"/>
-          <w:lang w:bidi="fa-IR"/>
-        </w:rPr>
-        <w:t xml:space="preserve"> PUT </w:t>
-      </w:r>
-      <w:r>
-        <w:rPr>
-          <w:rFonts w:cs="B Nazanin"/>
-          <w:sz w:val="24"/>
-          <w:szCs w:val="24"/>
-          <w:rtl/>
-          <w:lang w:bidi="fa-IR"/>
-        </w:rPr>
-        <w:t>یا</w:t>
-      </w:r>
-      <w:r>
-        <w:rPr>
-          <w:rFonts w:cs="B Nazanin"/>
-          <w:sz w:val="24"/>
-          <w:szCs w:val="24"/>
-          <w:lang w:bidi="fa-IR"/>
-        </w:rPr>
-        <w:t xml:space="preserve"> PATCH </w:t>
-      </w:r>
-      <w:r>
-        <w:rPr>
-          <w:rFonts w:cs="B Nazanin"/>
-          <w:sz w:val="24"/>
-          <w:szCs w:val="24"/>
-          <w:rtl/>
-          <w:lang w:bidi="fa-IR"/>
-        </w:rPr>
-        <w:t>استفاده می‌کنیم</w:t>
-      </w:r>
-      <w:r>
-        <w:rPr>
-          <w:rFonts w:cs="B Nazanin"/>
-          <w:sz w:val="24"/>
-          <w:szCs w:val="24"/>
-          <w:lang w:bidi="fa-IR"/>
-        </w:rPr>
-        <w:t>.</w:t>
-      </w:r>
-      <w:r>
-        <w:rPr>
-          <w:rFonts w:cs="B Nazanin" w:hint="cs"/>
-          <w:sz w:val="24"/>
-          <w:szCs w:val="24"/>
-          <w:rtl/>
-          <w:lang w:bidi="fa-IR"/>
-        </w:rPr>
-        <w:t xml:space="preserve">برای رعایت </w:t>
-      </w:r>
-      <w:r>
-        <w:rPr>
-          <w:rFonts w:cs="B Nazanin"/>
-          <w:sz w:val="24"/>
-          <w:szCs w:val="24"/>
-          <w:lang w:bidi="fa-IR"/>
-        </w:rPr>
-        <w:t>rest</w:t>
-      </w:r>
-      <w:r>
-        <w:rPr>
-          <w:rFonts w:cs="B Nazanin" w:hint="cs"/>
-          <w:sz w:val="24"/>
-          <w:szCs w:val="24"/>
-          <w:rtl/>
-          <w:lang w:bidi="fa-IR"/>
-        </w:rPr>
-        <w:t xml:space="preserve"> بودن یک </w:t>
-      </w:r>
-      <w:r>
-        <w:rPr>
-          <w:rFonts w:cs="B Nazanin"/>
-          <w:sz w:val="24"/>
-          <w:szCs w:val="24"/>
-          <w:lang w:bidi="fa-IR"/>
-        </w:rPr>
-        <w:t>API</w:t>
-      </w:r>
-      <w:r>
-        <w:rPr>
-          <w:rFonts w:cs="B Nazanin" w:hint="cs"/>
-          <w:sz w:val="24"/>
-          <w:szCs w:val="24"/>
-          <w:rtl/>
-          <w:lang w:bidi="fa-IR"/>
-        </w:rPr>
-        <w:t xml:space="preserve"> بهتر است از روش زیر استفاده کرد : </w:t>
-      </w:r>
-    </w:p>
-    <w:p>
-      <w:pPr>
-        <w:bidi/>
-        <w:ind w:left="360"/>
-        <w:rPr>
-          <w:rFonts w:cs="B Nazanin"/>
-          <w:sz w:val="24"/>
-          <w:szCs w:val="24"/>
-          <w:rtl/>
-          <w:lang w:bidi="fa-IR"/>
-        </w:rPr>
-      </w:pPr>
-    </w:p>
-    <w:p>
-      <w:pPr>
-        <w:bidi/>
-        <w:ind w:left="360"/>
-        <w:rPr>
-          <w:rFonts w:cs="B Nazanin"/>
-          <w:sz w:val="24"/>
-          <w:szCs w:val="24"/>
+          <w:rFonts w:cs="B Nazanin" w:hint="cs"/>
+          <w:sz w:val="24"/>
+          <w:szCs w:val="24"/>
+          <w:rtl/>
+        </w:rPr>
+        <w:t xml:space="preserve"> ارث بری می کند .</w:t>
+      </w:r>
+      <w:r>
+        <w:rPr>
+          <w:rFonts w:cs="B Nazanin"/>
+          <w:sz w:val="24"/>
+          <w:szCs w:val="24"/>
+        </w:rPr>
+        <w:t xml:space="preserve"> </w:t>
+      </w:r>
+      <w:r>
+        <w:rPr>
+          <w:rFonts w:cs="B Nazanin" w:hint="cs"/>
+          <w:sz w:val="24"/>
+          <w:szCs w:val="24"/>
+          <w:rtl/>
+          <w:lang w:bidi="fa-IR"/>
+        </w:rPr>
+        <w:t xml:space="preserve">حالا چرا از </w:t>
+      </w:r>
+      <w:proofErr w:type="spellStart"/>
+      <w:r>
+        <w:rPr>
+          <w:rFonts w:cs="B Nazanin"/>
+          <w:sz w:val="24"/>
+          <w:szCs w:val="24"/>
+        </w:rPr>
+        <w:t>IdentityDbContext</w:t>
+      </w:r>
+      <w:proofErr w:type="spellEnd"/>
+      <w:r>
+        <w:rPr>
+          <w:rFonts w:cs="B Nazanin" w:hint="cs"/>
+          <w:sz w:val="24"/>
+          <w:szCs w:val="24"/>
+          <w:rtl/>
+        </w:rPr>
+        <w:t xml:space="preserve"> استفاده کنیم . در واقع معنی </w:t>
+      </w:r>
+      <w:r>
+        <w:rPr>
+          <w:rFonts w:cs="B Nazanin" w:hint="cs"/>
+          <w:sz w:val="24"/>
+          <w:szCs w:val="24"/>
+          <w:rtl/>
+          <w:lang w:bidi="fa-IR"/>
+        </w:rPr>
+        <w:t xml:space="preserve">عکس ذیل چیست ؟ </w:t>
+      </w:r>
+    </w:p>
+    <w:p>
+      <w:pPr>
+        <w:bidi/>
+        <w:rPr>
+          <w:rFonts w:cs="B Nazanin" w:hint="cs"/>
+          <w:sz w:val="24"/>
+          <w:szCs w:val="24"/>
+          <w:rtl/>
           <w:lang w:bidi="fa-IR"/>
         </w:rPr>
       </w:pPr>
@@ -18060,10 +18890,10 @@
           <w:noProof/>
         </w:rPr>
         <w:drawing>
-          <wp:inline distT="0" distB="0" distL="0" distR="0" wp14:anchorId="0FB616AA" wp14:editId="3105F371">
-            <wp:extent cx="5943600" cy="2432050"/>
-            <wp:effectExtent l="0" t="0" r="0" b="6350"/>
-            <wp:docPr id="5" name="Picture 5"/>
+          <wp:inline distT="0" distB="0" distL="0" distR="0" wp14:anchorId="0B48CDCE" wp14:editId="738BCDF5">
+            <wp:extent cx="5943600" cy="296545"/>
+            <wp:effectExtent l="0" t="0" r="0" b="8255"/>
+            <wp:docPr id="13" name="Picture 13"/>
             <wp:cNvGraphicFramePr>
               <a:graphicFrameLocks xmlns:a="http://schemas.openxmlformats.org/drawingml/2006/main" noChangeAspect="1"/>
             </wp:cNvGraphicFramePr>
@@ -18083,7 +18913,7 @@
                   <pic:spPr>
                     <a:xfrm>
                       <a:off x="0" y="0"/>
-                      <a:ext cx="5943600" cy="2432050"/>
+                      <a:ext cx="5943600" cy="296545"/>
                     </a:xfrm>
                     <a:prstGeom prst="rect">
                       <a:avLst/>
@@ -18099,95 +18929,801 @@
     <w:p>
       <w:pPr>
         <w:bidi/>
-        <w:ind w:left="360"/>
-        <w:rPr>
-          <w:rFonts w:cs="B Nazanin"/>
-          <w:sz w:val="24"/>
-          <w:szCs w:val="24"/>
-          <w:lang w:bidi="fa-IR"/>
-        </w:rPr>
-      </w:pPr>
-    </w:p>
-    <w:p>
-      <w:pPr>
-        <w:bidi/>
-        <w:ind w:left="360"/>
-        <w:rPr>
-          <w:rFonts w:cs="B Nazanin"/>
-          <w:sz w:val="24"/>
-          <w:szCs w:val="24"/>
-          <w:lang w:bidi="fa-IR"/>
-        </w:rPr>
-      </w:pPr>
-    </w:p>
-    <w:p>
-      <w:pPr>
-        <w:bidi/>
-        <w:ind w:left="360"/>
-        <w:rPr>
-          <w:rFonts w:cs="B Nazanin"/>
-          <w:sz w:val="24"/>
-          <w:szCs w:val="24"/>
-          <w:lang w:bidi="fa-IR"/>
-        </w:rPr>
-      </w:pPr>
-    </w:p>
-    <w:p>
-      <w:pPr>
-        <w:bidi/>
-        <w:ind w:left="360"/>
-        <w:rPr>
-          <w:rFonts w:cs="B Nazanin"/>
-          <w:sz w:val="24"/>
-          <w:szCs w:val="24"/>
-          <w:lang w:bidi="fa-IR"/>
-        </w:rPr>
-      </w:pPr>
-    </w:p>
-    <w:p>
-      <w:pPr>
-        <w:bidi/>
-        <w:ind w:left="360"/>
-        <w:rPr>
-          <w:rFonts w:cs="B Nazanin"/>
-          <w:sz w:val="24"/>
-          <w:szCs w:val="24"/>
-          <w:lang w:bidi="fa-IR"/>
-        </w:rPr>
-      </w:pPr>
-    </w:p>
-    <w:p>
-      <w:pPr>
-        <w:bidi/>
-        <w:ind w:left="360"/>
-        <w:rPr>
-          <w:rFonts w:cs="B Nazanin"/>
-          <w:sz w:val="24"/>
-          <w:szCs w:val="24"/>
-          <w:lang w:bidi="fa-IR"/>
-        </w:rPr>
-      </w:pPr>
-    </w:p>
-    <w:p>
-      <w:pPr>
-        <w:bidi/>
-        <w:ind w:left="360"/>
-        <w:rPr>
-          <w:rFonts w:cs="B Nazanin"/>
-          <w:sz w:val="24"/>
-          <w:szCs w:val="24"/>
-          <w:lang w:bidi="fa-IR"/>
-        </w:rPr>
-      </w:pPr>
-    </w:p>
-    <w:p>
-      <w:pPr>
-        <w:bidi/>
-        <w:ind w:left="360"/>
-        <w:rPr>
-          <w:rFonts w:cs="B Nazanin"/>
-          <w:sz w:val="24"/>
-          <w:szCs w:val="24"/>
+        <w:rPr>
+          <w:rFonts w:cs="B Nazanin"/>
+          <w:sz w:val="24"/>
+          <w:szCs w:val="24"/>
+        </w:rPr>
+      </w:pPr>
+      <w:r>
+        <w:rPr>
+          <w:rFonts w:cs="B Nazanin" w:hint="cs"/>
+          <w:sz w:val="24"/>
+          <w:szCs w:val="24"/>
+          <w:rtl/>
+        </w:rPr>
+        <w:t xml:space="preserve">در ارث بری از </w:t>
+      </w:r>
+      <w:proofErr w:type="spellStart"/>
+      <w:r>
+        <w:rPr>
+          <w:rFonts w:cs="B Nazanin"/>
+          <w:sz w:val="24"/>
+          <w:szCs w:val="24"/>
+        </w:rPr>
+        <w:t>DBContext</w:t>
+      </w:r>
+      <w:proofErr w:type="spellEnd"/>
+      <w:r>
+        <w:rPr>
+          <w:rFonts w:cs="B Nazanin" w:hint="cs"/>
+          <w:sz w:val="24"/>
+          <w:szCs w:val="24"/>
+          <w:rtl/>
+        </w:rPr>
+        <w:t xml:space="preserve"> </w:t>
+      </w:r>
+      <w:r>
+        <w:rPr>
+          <w:rFonts w:cs="B Nazanin"/>
+          <w:sz w:val="24"/>
+          <w:szCs w:val="24"/>
+          <w:rtl/>
+        </w:rPr>
+        <w:t xml:space="preserve">خودمان </w:t>
+      </w:r>
+      <w:r>
+        <w:rPr>
+          <w:rFonts w:cs="B Nazanin"/>
+          <w:sz w:val="24"/>
+          <w:szCs w:val="24"/>
+        </w:rPr>
+        <w:t xml:space="preserve"> </w:t>
+      </w:r>
+      <w:proofErr w:type="spellStart"/>
+      <w:r>
+        <w:rPr>
+          <w:rFonts w:cs="B Nazanin"/>
+          <w:sz w:val="24"/>
+          <w:szCs w:val="24"/>
+        </w:rPr>
+        <w:t>DbSet</w:t>
+      </w:r>
+      <w:proofErr w:type="spellEnd"/>
+      <w:r>
+        <w:rPr>
+          <w:rFonts w:cs="B Nazanin"/>
+          <w:sz w:val="24"/>
+          <w:szCs w:val="24"/>
+          <w:rtl/>
+        </w:rPr>
+        <w:t>ها را تعریف می‌کردیم</w:t>
+      </w:r>
+      <w:r>
+        <w:rPr>
+          <w:rFonts w:cs="B Nazanin"/>
+          <w:sz w:val="24"/>
+          <w:szCs w:val="24"/>
+        </w:rPr>
+        <w:t>:</w:t>
+      </w:r>
+    </w:p>
+    <w:p>
+      <w:pPr>
+        <w:bidi/>
+        <w:jc w:val="right"/>
+        <w:rPr>
+          <w:rFonts w:cs="B Nazanin"/>
+          <w:sz w:val="24"/>
+          <w:szCs w:val="24"/>
+        </w:rPr>
+      </w:pPr>
+      <w:r>
+        <w:rPr>
+          <w:rFonts w:cs="B Nazanin"/>
+          <w:sz w:val="24"/>
+          <w:szCs w:val="24"/>
+        </w:rPr>
+        <w:t xml:space="preserve">public </w:t>
+      </w:r>
+      <w:proofErr w:type="spellStart"/>
+      <w:r>
+        <w:rPr>
+          <w:rFonts w:cs="B Nazanin"/>
+          <w:sz w:val="24"/>
+          <w:szCs w:val="24"/>
+        </w:rPr>
+        <w:t>DbSet</w:t>
+      </w:r>
+      <w:proofErr w:type="spellEnd"/>
+      <w:r>
+        <w:rPr>
+          <w:rFonts w:cs="B Nazanin"/>
+          <w:sz w:val="24"/>
+          <w:szCs w:val="24"/>
+        </w:rPr>
+        <w:t xml:space="preserve">&lt;Product&gt; Products </w:t>
+      </w:r>
+      <w:proofErr w:type="gramStart"/>
+      <w:r>
+        <w:rPr>
+          <w:rFonts w:cs="B Nazanin"/>
+          <w:sz w:val="24"/>
+          <w:szCs w:val="24"/>
+        </w:rPr>
+        <w:t>{ get</w:t>
+      </w:r>
+      <w:proofErr w:type="gramEnd"/>
+      <w:r>
+        <w:rPr>
+          <w:rFonts w:cs="B Nazanin"/>
+          <w:sz w:val="24"/>
+          <w:szCs w:val="24"/>
+        </w:rPr>
+        <w:t>; set; }</w:t>
+      </w:r>
+    </w:p>
+    <w:p>
+      <w:pPr>
+        <w:bidi/>
+        <w:jc w:val="right"/>
+        <w:rPr>
+          <w:rFonts w:cs="B Nazanin"/>
+          <w:sz w:val="24"/>
+          <w:szCs w:val="24"/>
+        </w:rPr>
+      </w:pPr>
+      <w:r>
+        <w:rPr>
+          <w:rFonts w:cs="B Nazanin"/>
+          <w:sz w:val="24"/>
+          <w:szCs w:val="24"/>
+        </w:rPr>
+        <w:t xml:space="preserve">public </w:t>
+      </w:r>
+      <w:proofErr w:type="spellStart"/>
+      <w:r>
+        <w:rPr>
+          <w:rFonts w:cs="B Nazanin"/>
+          <w:sz w:val="24"/>
+          <w:szCs w:val="24"/>
+        </w:rPr>
+        <w:t>DbSet</w:t>
+      </w:r>
+      <w:proofErr w:type="spellEnd"/>
+      <w:r>
+        <w:rPr>
+          <w:rFonts w:cs="B Nazanin"/>
+          <w:sz w:val="24"/>
+          <w:szCs w:val="24"/>
+        </w:rPr>
+        <w:t xml:space="preserve">&lt;Order&gt; Orders </w:t>
+      </w:r>
+      <w:proofErr w:type="gramStart"/>
+      <w:r>
+        <w:rPr>
+          <w:rFonts w:cs="B Nazanin"/>
+          <w:sz w:val="24"/>
+          <w:szCs w:val="24"/>
+        </w:rPr>
+        <w:t>{ get</w:t>
+      </w:r>
+      <w:proofErr w:type="gramEnd"/>
+      <w:r>
+        <w:rPr>
+          <w:rFonts w:cs="B Nazanin"/>
+          <w:sz w:val="24"/>
+          <w:szCs w:val="24"/>
+        </w:rPr>
+        <w:t>; set; }</w:t>
+      </w:r>
+    </w:p>
+    <w:p>
+      <w:pPr>
+        <w:bidi/>
+        <w:rPr>
+          <w:rFonts w:cs="B Nazanin"/>
+          <w:sz w:val="24"/>
+          <w:szCs w:val="24"/>
+        </w:rPr>
+      </w:pPr>
+      <w:r>
+        <w:rPr>
+          <w:rFonts w:cs="B Nazanin"/>
+          <w:sz w:val="24"/>
+          <w:szCs w:val="24"/>
+          <w:rtl/>
+        </w:rPr>
+        <w:t xml:space="preserve">اما وقتی </w:t>
+      </w:r>
+      <w:r>
+        <w:rPr>
+          <w:rFonts w:cs="B Nazanin"/>
+          <w:sz w:val="24"/>
+          <w:szCs w:val="24"/>
+        </w:rPr>
+        <w:t xml:space="preserve"> </w:t>
+      </w:r>
+      <w:r>
+        <w:rPr>
+          <w:rFonts w:cs="B Nazanin"/>
+          <w:sz w:val="24"/>
+          <w:szCs w:val="24"/>
+        </w:rPr>
+        <w:t xml:space="preserve">ASP.NET Identity </w:t>
+      </w:r>
+      <w:r>
+        <w:rPr>
+          <w:rFonts w:cs="B Nazanin"/>
+          <w:sz w:val="24"/>
+          <w:szCs w:val="24"/>
+          <w:rtl/>
+        </w:rPr>
+        <w:t xml:space="preserve">وارد پروژه می‌شود، </w:t>
+      </w:r>
+      <w:r>
+        <w:rPr>
+          <w:rFonts w:cs="B Nazanin"/>
+          <w:sz w:val="24"/>
+          <w:szCs w:val="24"/>
+        </w:rPr>
+        <w:t xml:space="preserve"> </w:t>
+      </w:r>
+      <w:r>
+        <w:rPr>
+          <w:rFonts w:cs="B Nazanin"/>
+          <w:sz w:val="24"/>
+          <w:szCs w:val="24"/>
+        </w:rPr>
+        <w:t xml:space="preserve">Identity </w:t>
+      </w:r>
+      <w:r>
+        <w:rPr>
+          <w:rFonts w:cs="B Nazanin"/>
+          <w:sz w:val="24"/>
+          <w:szCs w:val="24"/>
+          <w:rtl/>
+        </w:rPr>
+        <w:t>خودش یک‌سری جدول لازم دارد، مثل</w:t>
+      </w:r>
+      <w:r>
+        <w:rPr>
+          <w:rFonts w:cs="B Nazanin"/>
+          <w:sz w:val="24"/>
+          <w:szCs w:val="24"/>
+        </w:rPr>
+        <w:t>:</w:t>
+      </w:r>
+    </w:p>
+    <w:p>
+      <w:pPr>
+        <w:bidi/>
+        <w:jc w:val="right"/>
+        <w:rPr>
+          <w:rFonts w:cs="B Nazanin"/>
+          <w:sz w:val="24"/>
+          <w:szCs w:val="24"/>
+        </w:rPr>
+      </w:pPr>
+      <w:proofErr w:type="spellStart"/>
+      <w:r>
+        <w:rPr>
+          <w:rFonts w:cs="B Nazanin"/>
+          <w:sz w:val="24"/>
+          <w:szCs w:val="24"/>
+        </w:rPr>
+        <w:t>AspNetUsers</w:t>
+      </w:r>
+      <w:proofErr w:type="spellEnd"/>
+    </w:p>
+    <w:p>
+      <w:pPr>
+        <w:bidi/>
+        <w:jc w:val="right"/>
+        <w:rPr>
+          <w:rFonts w:cs="B Nazanin"/>
+          <w:sz w:val="24"/>
+          <w:szCs w:val="24"/>
+        </w:rPr>
+      </w:pPr>
+      <w:proofErr w:type="spellStart"/>
+      <w:r>
+        <w:rPr>
+          <w:rFonts w:cs="B Nazanin"/>
+          <w:sz w:val="24"/>
+          <w:szCs w:val="24"/>
+        </w:rPr>
+        <w:t>AspNetRoles</w:t>
+      </w:r>
+      <w:proofErr w:type="spellEnd"/>
+    </w:p>
+    <w:p>
+      <w:pPr>
+        <w:bidi/>
+        <w:jc w:val="right"/>
+        <w:rPr>
+          <w:rFonts w:cs="B Nazanin"/>
+          <w:sz w:val="24"/>
+          <w:szCs w:val="24"/>
+        </w:rPr>
+      </w:pPr>
+      <w:proofErr w:type="spellStart"/>
+      <w:r>
+        <w:rPr>
+          <w:rFonts w:cs="B Nazanin"/>
+          <w:sz w:val="24"/>
+          <w:szCs w:val="24"/>
+        </w:rPr>
+        <w:t>AspNetUserRoles</w:t>
+      </w:r>
+      <w:proofErr w:type="spellEnd"/>
+    </w:p>
+    <w:p>
+      <w:pPr>
+        <w:bidi/>
+        <w:jc w:val="right"/>
+        <w:rPr>
+          <w:rFonts w:cs="B Nazanin"/>
+          <w:sz w:val="24"/>
+          <w:szCs w:val="24"/>
+        </w:rPr>
+      </w:pPr>
+      <w:proofErr w:type="spellStart"/>
+      <w:r>
+        <w:rPr>
+          <w:rFonts w:cs="B Nazanin"/>
+          <w:sz w:val="24"/>
+          <w:szCs w:val="24"/>
+        </w:rPr>
+        <w:t>AspNetUserClaims</w:t>
+      </w:r>
+      <w:proofErr w:type="spellEnd"/>
+    </w:p>
+    <w:p>
+      <w:pPr>
+        <w:bidi/>
+        <w:jc w:val="right"/>
+        <w:rPr>
+          <w:rFonts w:cs="B Nazanin"/>
+          <w:sz w:val="24"/>
+          <w:szCs w:val="24"/>
+        </w:rPr>
+      </w:pPr>
+      <w:proofErr w:type="spellStart"/>
+      <w:r>
+        <w:rPr>
+          <w:rFonts w:cs="B Nazanin"/>
+          <w:sz w:val="24"/>
+          <w:szCs w:val="24"/>
+        </w:rPr>
+        <w:t>AspNetUserLogins</w:t>
+      </w:r>
+      <w:proofErr w:type="spellEnd"/>
+    </w:p>
+    <w:p>
+      <w:pPr>
+        <w:bidi/>
+        <w:rPr>
+          <w:rFonts w:cs="B Nazanin"/>
+          <w:sz w:val="24"/>
+          <w:szCs w:val="24"/>
+        </w:rPr>
+      </w:pPr>
+      <w:r>
+        <w:rPr>
+          <w:rFonts w:cs="B Nazanin"/>
+          <w:sz w:val="24"/>
+          <w:szCs w:val="24"/>
+        </w:rPr>
+        <w:t xml:space="preserve"> </w:t>
+      </w:r>
+      <w:proofErr w:type="spellStart"/>
+      <w:r>
+        <w:rPr>
+          <w:rFonts w:cs="B Nazanin"/>
+          <w:sz w:val="24"/>
+          <w:szCs w:val="24"/>
+        </w:rPr>
+        <w:t>IdentityDbContext</w:t>
+      </w:r>
+      <w:proofErr w:type="spellEnd"/>
+      <w:r>
+        <w:rPr>
+          <w:rFonts w:cs="B Nazanin"/>
+          <w:sz w:val="24"/>
+          <w:szCs w:val="24"/>
+        </w:rPr>
+        <w:t xml:space="preserve"> </w:t>
+      </w:r>
+      <w:r>
+        <w:rPr>
+          <w:rFonts w:cs="B Nazanin"/>
+          <w:sz w:val="24"/>
+          <w:szCs w:val="24"/>
+          <w:rtl/>
+        </w:rPr>
+        <w:t>این زیرساخت را از قبل برای ما فراهم می‌کند</w:t>
+      </w:r>
+      <w:r>
+        <w:rPr>
+          <w:rFonts w:cs="B Nazanin"/>
+          <w:sz w:val="24"/>
+          <w:szCs w:val="24"/>
+        </w:rPr>
+        <w:t>.</w:t>
+      </w:r>
+    </w:p>
+    <w:p>
+      <w:pPr>
+        <w:bidi/>
+        <w:rPr>
+          <w:rFonts w:cs="B Nazanin"/>
+          <w:sz w:val="24"/>
+          <w:szCs w:val="24"/>
+        </w:rPr>
+      </w:pPr>
+      <w:r>
+        <w:rPr>
+          <w:rFonts w:cs="B Nazanin"/>
+          <w:sz w:val="24"/>
+          <w:szCs w:val="24"/>
+          <w:rtl/>
+        </w:rPr>
+        <w:t>مثلاً</w:t>
+      </w:r>
+      <w:r>
+        <w:rPr>
+          <w:rFonts w:cs="B Nazanin"/>
+          <w:sz w:val="24"/>
+          <w:szCs w:val="24"/>
+        </w:rPr>
+        <w:t>:</w:t>
+      </w:r>
+    </w:p>
+    <w:p>
+      <w:pPr>
+        <w:bidi/>
+        <w:jc w:val="right"/>
+        <w:rPr>
+          <w:rFonts w:cs="B Nazanin"/>
+          <w:sz w:val="24"/>
+          <w:szCs w:val="24"/>
+        </w:rPr>
+      </w:pPr>
+      <w:proofErr w:type="spellStart"/>
+      <w:r>
+        <w:rPr>
+          <w:rFonts w:cs="B Nazanin"/>
+          <w:sz w:val="24"/>
+          <w:szCs w:val="24"/>
+        </w:rPr>
+        <w:t>IdentityDbContext</w:t>
+      </w:r>
+      <w:proofErr w:type="spellEnd"/>
+      <w:r>
+        <w:rPr>
+          <w:rFonts w:cs="B Nazanin"/>
+          <w:sz w:val="24"/>
+          <w:szCs w:val="24"/>
+        </w:rPr>
+        <w:t>&lt;</w:t>
+      </w:r>
+      <w:proofErr w:type="spellStart"/>
+      <w:r>
+        <w:rPr>
+          <w:rFonts w:cs="B Nazanin"/>
+          <w:sz w:val="24"/>
+          <w:szCs w:val="24"/>
+        </w:rPr>
+        <w:t>AppUser</w:t>
+      </w:r>
+      <w:proofErr w:type="spellEnd"/>
+      <w:r>
+        <w:rPr>
+          <w:rFonts w:cs="B Nazanin"/>
+          <w:sz w:val="24"/>
+          <w:szCs w:val="24"/>
+        </w:rPr>
+        <w:t>&gt;</w:t>
+      </w:r>
+    </w:p>
+    <w:p>
+      <w:pPr>
+        <w:bidi/>
+        <w:rPr>
+          <w:rFonts w:cs="B Nazanin"/>
+          <w:sz w:val="24"/>
+          <w:szCs w:val="24"/>
+        </w:rPr>
+      </w:pPr>
+      <w:r>
+        <w:rPr>
+          <w:rFonts w:cs="B Nazanin"/>
+          <w:sz w:val="24"/>
+          <w:szCs w:val="24"/>
+          <w:rtl/>
+        </w:rPr>
+        <w:t>یعنی</w:t>
+      </w:r>
+      <w:r>
+        <w:rPr>
+          <w:rFonts w:cs="B Nazanin"/>
+          <w:sz w:val="24"/>
+          <w:szCs w:val="24"/>
+        </w:rPr>
+        <w:t>:</w:t>
+      </w:r>
+    </w:p>
+    <w:p>
+      <w:pPr>
+        <w:bidi/>
+        <w:rPr>
+          <w:rFonts w:cs="B Nazanin"/>
+          <w:sz w:val="24"/>
+          <w:szCs w:val="24"/>
+        </w:rPr>
+      </w:pPr>
+      <w:r>
+        <w:rPr>
+          <w:rFonts w:cs="B Nazanin"/>
+          <w:sz w:val="24"/>
+          <w:szCs w:val="24"/>
+          <w:rtl/>
+        </w:rPr>
+        <w:t>این</w:t>
+      </w:r>
+      <w:r>
+        <w:rPr>
+          <w:rFonts w:cs="B Nazanin"/>
+          <w:sz w:val="24"/>
+          <w:szCs w:val="24"/>
+        </w:rPr>
+        <w:t xml:space="preserve"> </w:t>
+      </w:r>
+      <w:proofErr w:type="spellStart"/>
+      <w:r>
+        <w:rPr>
+          <w:rFonts w:cs="B Nazanin"/>
+          <w:sz w:val="24"/>
+          <w:szCs w:val="24"/>
+        </w:rPr>
+        <w:t>DbContext</w:t>
+      </w:r>
+      <w:proofErr w:type="spellEnd"/>
+      <w:r>
+        <w:rPr>
+          <w:rFonts w:cs="B Nazanin"/>
+          <w:sz w:val="24"/>
+          <w:szCs w:val="24"/>
+        </w:rPr>
+        <w:t xml:space="preserve"> </w:t>
+      </w:r>
+      <w:r>
+        <w:rPr>
+          <w:rFonts w:cs="B Nazanin"/>
+          <w:sz w:val="24"/>
+          <w:szCs w:val="24"/>
+          <w:rtl/>
+        </w:rPr>
+        <w:t>علاوه بر قابلیت‌های معمول</w:t>
+      </w:r>
+      <w:r>
+        <w:rPr>
+          <w:rFonts w:cs="B Nazanin"/>
+          <w:sz w:val="24"/>
+          <w:szCs w:val="24"/>
+        </w:rPr>
+        <w:t xml:space="preserve"> EF Core</w:t>
+      </w:r>
+      <w:r>
+        <w:rPr>
+          <w:rFonts w:cs="B Nazanin"/>
+          <w:sz w:val="24"/>
+          <w:szCs w:val="24"/>
+          <w:rtl/>
+        </w:rPr>
+        <w:t>، جداول و تنظیمات مربوط به</w:t>
+      </w:r>
+      <w:r>
+        <w:rPr>
+          <w:rFonts w:cs="B Nazanin"/>
+          <w:sz w:val="24"/>
+          <w:szCs w:val="24"/>
+        </w:rPr>
+        <w:t xml:space="preserve"> Identity </w:t>
+      </w:r>
+      <w:r>
+        <w:rPr>
+          <w:rFonts w:cs="B Nazanin"/>
+          <w:sz w:val="24"/>
+          <w:szCs w:val="24"/>
+          <w:rtl/>
+        </w:rPr>
+        <w:t>را هم مدیریت کن و</w:t>
+      </w:r>
+      <w:r>
+        <w:rPr>
+          <w:rFonts w:cs="B Nazanin"/>
+          <w:sz w:val="24"/>
+          <w:szCs w:val="24"/>
+        </w:rPr>
+        <w:t xml:space="preserve"> User </w:t>
+      </w:r>
+      <w:r>
+        <w:rPr>
+          <w:rFonts w:cs="B Nazanin"/>
+          <w:sz w:val="24"/>
+          <w:szCs w:val="24"/>
+          <w:rtl/>
+        </w:rPr>
+        <w:t xml:space="preserve">اصلی من هم </w:t>
+      </w:r>
+      <w:proofErr w:type="spellStart"/>
+      <w:r>
+        <w:rPr>
+          <w:rFonts w:cs="B Nazanin"/>
+          <w:sz w:val="24"/>
+          <w:szCs w:val="24"/>
+        </w:rPr>
+        <w:t>AppUser</w:t>
+      </w:r>
+      <w:proofErr w:type="spellEnd"/>
+      <w:r>
+        <w:rPr>
+          <w:rFonts w:cs="B Nazanin"/>
+          <w:sz w:val="24"/>
+          <w:szCs w:val="24"/>
+        </w:rPr>
+        <w:t xml:space="preserve"> </w:t>
+      </w:r>
+      <w:r>
+        <w:rPr>
+          <w:rFonts w:cs="B Nazanin"/>
+          <w:sz w:val="24"/>
+          <w:szCs w:val="24"/>
+          <w:rtl/>
+        </w:rPr>
+        <w:t>است</w:t>
+      </w:r>
+    </w:p>
+    <w:p>
+      <w:pPr>
+        <w:bidi/>
+        <w:rPr>
+          <w:rFonts w:cs="B Nazanin"/>
+          <w:sz w:val="24"/>
+          <w:szCs w:val="24"/>
+          <w:rtl/>
+        </w:rPr>
+      </w:pPr>
+    </w:p>
+    <w:p>
+      <w:pPr>
+        <w:bidi/>
+        <w:rPr>
+          <w:rFonts w:cs="B Nazanin"/>
+          <w:sz w:val="24"/>
+          <w:szCs w:val="24"/>
+          <w:rtl/>
+          <w:lang w:bidi="fa-IR"/>
+        </w:rPr>
+      </w:pPr>
+    </w:p>
+    <w:p>
+      <w:pPr>
+        <w:bidi/>
+        <w:rPr>
+          <w:rFonts w:cs="B Nazanin"/>
+          <w:sz w:val="24"/>
+          <w:szCs w:val="24"/>
+          <w:rtl/>
+          <w:lang w:bidi="fa-IR"/>
+        </w:rPr>
+      </w:pPr>
+    </w:p>
+    <w:p>
+      <w:pPr>
+        <w:bidi/>
+        <w:rPr>
+          <w:rFonts w:cs="B Nazanin"/>
+          <w:sz w:val="24"/>
+          <w:szCs w:val="24"/>
+          <w:rtl/>
+          <w:lang w:bidi="fa-IR"/>
+        </w:rPr>
+      </w:pPr>
+    </w:p>
+    <w:p>
+      <w:pPr>
+        <w:bidi/>
+        <w:rPr>
+          <w:rFonts w:cs="B Nazanin"/>
+          <w:sz w:val="24"/>
+          <w:szCs w:val="24"/>
+          <w:rtl/>
+          <w:lang w:bidi="fa-IR"/>
+        </w:rPr>
+      </w:pPr>
+    </w:p>
+    <w:p>
+      <w:pPr>
+        <w:bidi/>
+        <w:rPr>
+          <w:rFonts w:cs="B Nazanin"/>
+          <w:sz w:val="24"/>
+          <w:szCs w:val="24"/>
+          <w:rtl/>
+          <w:lang w:bidi="fa-IR"/>
+        </w:rPr>
+      </w:pPr>
+    </w:p>
+    <w:p>
+      <w:pPr>
+        <w:bidi/>
+        <w:rPr>
+          <w:rFonts w:cs="B Nazanin"/>
+          <w:sz w:val="24"/>
+          <w:szCs w:val="24"/>
+          <w:lang w:bidi="fa-IR"/>
+        </w:rPr>
+      </w:pPr>
+      <w:r>
+        <w:rPr>
+          <w:rFonts w:cs="B Nazanin"/>
+          <w:sz w:val="24"/>
+          <w:szCs w:val="24"/>
+          <w:rtl/>
+          <w:lang w:bidi="fa-IR"/>
+        </w:rPr>
+        <w:tab/>
+      </w:r>
+    </w:p>
+    <w:p>
+      <w:pPr>
+        <w:bidi/>
+        <w:rPr>
+          <w:rFonts w:cs="B Nazanin"/>
+          <w:sz w:val="24"/>
+          <w:szCs w:val="24"/>
+          <w:rtl/>
+          <w:lang w:bidi="fa-IR"/>
+        </w:rPr>
+      </w:pPr>
+    </w:p>
+    <w:p>
+      <w:pPr>
+        <w:bidi/>
+        <w:rPr>
+          <w:rFonts w:cs="B Nazanin"/>
+          <w:b/>
+          <w:bCs/>
+          <w:sz w:val="40"/>
+          <w:szCs w:val="40"/>
+          <w:lang w:bidi="fa-IR"/>
+        </w:rPr>
+      </w:pPr>
+      <w:r>
+        <w:rPr>
+          <w:rFonts w:cs="B Nazanin" w:hint="cs"/>
+          <w:b/>
+          <w:bCs/>
+          <w:sz w:val="40"/>
+          <w:szCs w:val="40"/>
+          <w:rtl/>
+          <w:lang w:bidi="fa-IR"/>
+        </w:rPr>
+        <w:t xml:space="preserve">سوالات </w:t>
+      </w:r>
+    </w:p>
+    <w:p>
+      <w:pPr>
+        <w:bidi/>
+        <w:rPr>
+          <w:rFonts w:cs="B Nazanin"/>
+          <w:b/>
+          <w:bCs/>
+          <w:sz w:val="40"/>
+          <w:szCs w:val="40"/>
           <w:rtl/>
           <w:lang w:bidi="fa-IR"/>
         </w:rPr>
@@ -18216,18 +19752,55 @@
           <w:rtl/>
           <w:lang w:bidi="fa-IR"/>
         </w:rPr>
-        <w:t xml:space="preserve">در کل عبارت دو نقطه یا  : چه کاربرد </w:t>
+        <w:t xml:space="preserve">اگر </w:t>
+      </w:r>
+      <w:r>
+        <w:rPr>
+          <w:rFonts w:cs="B Nazanin"/>
+          <w:sz w:val="24"/>
+          <w:szCs w:val="24"/>
+          <w:lang w:bidi="fa-IR"/>
+        </w:rPr>
+        <w:t>Route</w:t>
+      </w:r>
+      <w:r>
+        <w:rPr>
+          <w:rFonts w:cs="B Nazanin" w:hint="cs"/>
+          <w:sz w:val="24"/>
+          <w:szCs w:val="24"/>
+          <w:rtl/>
+          <w:lang w:bidi="fa-IR"/>
+        </w:rPr>
+        <w:t xml:space="preserve"> یک درخواست </w:t>
+      </w:r>
+      <w:r>
+        <w:rPr>
+          <w:rFonts w:cs="B Nazanin"/>
+          <w:sz w:val="24"/>
+          <w:szCs w:val="24"/>
+          <w:lang w:bidi="fa-IR"/>
+        </w:rPr>
+        <w:t>post</w:t>
+      </w:r>
+      <w:r>
+        <w:rPr>
+          <w:rFonts w:cs="B Nazanin" w:hint="cs"/>
+          <w:sz w:val="24"/>
+          <w:szCs w:val="24"/>
+          <w:rtl/>
+          <w:lang w:bidi="fa-IR"/>
+        </w:rPr>
+        <w:t xml:space="preserve"> باشد و ما در </w:t>
       </w:r>
       <w:proofErr w:type="spellStart"/>
       <w:r>
         <w:rPr>
-          <w:rFonts w:cs="B Nazanin" w:hint="cs"/>
-          <w:sz w:val="24"/>
-          <w:szCs w:val="24"/>
-          <w:rtl/>
-          <w:lang w:bidi="fa-IR"/>
-        </w:rPr>
-        <w:t>هایی</w:t>
+          <w:rFonts w:cs="B Nazanin"/>
+          <w:sz w:val="24"/>
+          <w:szCs w:val="24"/>
+          <w:lang w:bidi="fa-IR"/>
+        </w:rPr>
+        <w:t>api</w:t>
       </w:r>
       <w:proofErr w:type="spellEnd"/>
       <w:r>
@@ -18238,1092 +19811,50 @@
           <w:rtl/>
           <w:lang w:bidi="fa-IR"/>
         </w:rPr>
-        <w:t xml:space="preserve"> در </w:t>
-      </w:r>
-      <w:r>
-        <w:rPr>
-          <w:rFonts w:cs="B Nazanin"/>
-          <w:sz w:val="24"/>
-          <w:szCs w:val="24"/>
-          <w:lang w:bidi="fa-IR"/>
-        </w:rPr>
-        <w:t>C#</w:t>
-      </w:r>
-      <w:r>
-        <w:rPr>
-          <w:rFonts w:cs="B Nazanin" w:hint="cs"/>
-          <w:sz w:val="24"/>
-          <w:szCs w:val="24"/>
-          <w:rtl/>
-          <w:lang w:bidi="fa-IR"/>
-        </w:rPr>
-        <w:t xml:space="preserve"> دارد ؟</w:t>
-      </w:r>
-      <w:r>
-        <w:rPr>
-          <w:rFonts w:cs="B Nazanin" w:hint="cs"/>
-          <w:sz w:val="24"/>
-          <w:szCs w:val="24"/>
-          <w:rtl/>
-          <w:lang w:bidi="fa-IR"/>
-        </w:rPr>
-        <w:t xml:space="preserve"> در کل این عبارت 4 کاربرد دارد :</w:t>
-      </w:r>
-    </w:p>
-    <w:p>
-      <w:pPr>
-        <w:bidi/>
-        <w:rPr>
-          <w:rFonts w:cs="B Nazanin"/>
-          <w:sz w:val="24"/>
-          <w:szCs w:val="24"/>
-          <w:lang w:bidi="fa-IR"/>
-        </w:rPr>
-      </w:pPr>
-    </w:p>
-    <w:p>
-      <w:pPr>
-        <w:pStyle w:val="ListParagraph"/>
-        <w:numPr>
-          <w:ilvl w:val="2"/>
-          <w:numId w:val="7"/>
-        </w:numPr>
-        <w:bidi/>
-        <w:rPr>
-          <w:rFonts w:cs="B Nazanin"/>
-          <w:sz w:val="24"/>
-          <w:szCs w:val="24"/>
-          <w:lang w:bidi="fa-IR"/>
-        </w:rPr>
-      </w:pPr>
-      <w:proofErr w:type="spellStart"/>
-      <w:r>
-        <w:rPr>
-          <w:rFonts w:cs="B Nazanin"/>
-          <w:sz w:val="24"/>
-          <w:szCs w:val="24"/>
-          <w:rtl/>
-          <w:lang w:bidi="fa-IR"/>
-        </w:rPr>
-        <w:t>ارث‌بری</w:t>
-      </w:r>
-      <w:proofErr w:type="spellEnd"/>
-      <w:r>
-        <w:rPr>
-          <w:rFonts w:cs="B Nazanin"/>
-          <w:sz w:val="24"/>
-          <w:szCs w:val="24"/>
-          <w:rtl/>
-          <w:lang w:bidi="fa-IR"/>
-        </w:rPr>
-        <w:t xml:space="preserve"> از کلاس </w:t>
-      </w:r>
-    </w:p>
-    <w:p>
-      <w:pPr>
-        <w:bidi/>
-        <w:ind w:left="360"/>
-        <w:jc w:val="right"/>
-        <w:rPr>
-          <w:rFonts w:cs="B Nazanin"/>
-          <w:sz w:val="24"/>
-          <w:szCs w:val="24"/>
-          <w:lang w:bidi="fa-IR"/>
-        </w:rPr>
-      </w:pPr>
-      <w:r>
-        <w:rPr>
-          <w:rFonts w:cs="B Nazanin"/>
-          <w:sz w:val="24"/>
-          <w:szCs w:val="24"/>
-          <w:lang w:bidi="fa-IR"/>
-        </w:rPr>
-        <w:t>class Dog : Animal</w:t>
-      </w:r>
-      <w:r>
-        <w:rPr>
-          <w:rFonts w:cs="B Nazanin"/>
-          <w:sz w:val="24"/>
-          <w:szCs w:val="24"/>
-          <w:lang w:bidi="fa-IR"/>
-        </w:rPr>
-        <w:tab/>
-      </w:r>
-    </w:p>
-    <w:p>
-      <w:pPr>
-        <w:bidi/>
-        <w:ind w:left="360"/>
-        <w:rPr>
-          <w:rFonts w:cs="B Nazanin"/>
-          <w:sz w:val="24"/>
-          <w:szCs w:val="24"/>
-          <w:lang w:bidi="fa-IR"/>
-        </w:rPr>
-      </w:pPr>
-      <w:r>
-        <w:rPr>
-          <w:rFonts w:cs="B Nazanin"/>
-          <w:sz w:val="24"/>
-          <w:szCs w:val="24"/>
-          <w:rtl/>
-          <w:lang w:bidi="fa-IR"/>
-        </w:rPr>
-        <w:t xml:space="preserve">یعنی </w:t>
-      </w:r>
-      <w:r>
-        <w:rPr>
-          <w:rFonts w:cs="B Nazanin"/>
-          <w:sz w:val="24"/>
-          <w:szCs w:val="24"/>
-          <w:lang w:bidi="fa-IR"/>
-        </w:rPr>
-        <w:t xml:space="preserve">Dog </w:t>
-      </w:r>
-      <w:r>
-        <w:rPr>
-          <w:rFonts w:cs="B Nazanin"/>
-          <w:sz w:val="24"/>
-          <w:szCs w:val="24"/>
-          <w:rtl/>
-          <w:lang w:bidi="fa-IR"/>
-        </w:rPr>
-        <w:t xml:space="preserve">از </w:t>
-      </w:r>
-      <w:r>
-        <w:rPr>
-          <w:rFonts w:cs="B Nazanin"/>
-          <w:sz w:val="24"/>
-          <w:szCs w:val="24"/>
-          <w:lang w:bidi="fa-IR"/>
-        </w:rPr>
-        <w:t xml:space="preserve">Animal </w:t>
-      </w:r>
-      <w:r>
-        <w:rPr>
-          <w:rFonts w:cs="B Nazanin"/>
-          <w:sz w:val="24"/>
-          <w:szCs w:val="24"/>
-          <w:rtl/>
-          <w:lang w:bidi="fa-IR"/>
-        </w:rPr>
-        <w:t>ارث می‌برد</w:t>
-      </w:r>
-      <w:r>
-        <w:rPr>
-          <w:rFonts w:cs="B Nazanin"/>
-          <w:sz w:val="24"/>
-          <w:szCs w:val="24"/>
-          <w:lang w:bidi="fa-IR"/>
-        </w:rPr>
-        <w:t>.</w:t>
-      </w:r>
-    </w:p>
-    <w:p>
-      <w:pPr>
-        <w:bidi/>
-        <w:ind w:left="360"/>
-        <w:rPr>
-          <w:rFonts w:cs="B Nazanin"/>
-          <w:sz w:val="24"/>
-          <w:szCs w:val="24"/>
-          <w:lang w:bidi="fa-IR"/>
-        </w:rPr>
-      </w:pPr>
-      <w:r>
-        <w:rPr>
-          <w:rFonts w:cs="B Nazanin"/>
-          <w:sz w:val="24"/>
-          <w:szCs w:val="24"/>
-          <w:lang w:bidi="fa-IR"/>
-        </w:rPr>
-        <w:t xml:space="preserve"> (ii      </w:t>
-      </w:r>
-      <w:proofErr w:type="spellStart"/>
-      <w:r>
-        <w:rPr>
-          <w:rFonts w:cs="B Nazanin"/>
-          <w:sz w:val="24"/>
-          <w:szCs w:val="24"/>
-          <w:rtl/>
-          <w:lang w:bidi="fa-IR"/>
-        </w:rPr>
-        <w:t>پیاده‌سازی</w:t>
-      </w:r>
-      <w:proofErr w:type="spellEnd"/>
-      <w:r>
-        <w:rPr>
-          <w:rFonts w:cs="B Nazanin"/>
-          <w:sz w:val="24"/>
-          <w:szCs w:val="24"/>
-          <w:lang w:bidi="fa-IR"/>
-        </w:rPr>
-        <w:t xml:space="preserve"> Interface </w:t>
-      </w:r>
-    </w:p>
-    <w:p>
-      <w:pPr>
-        <w:rPr>
-          <w:rFonts w:cs="B Nazanin"/>
-          <w:sz w:val="24"/>
-          <w:szCs w:val="24"/>
-          <w:lang w:bidi="fa-IR"/>
-        </w:rPr>
-      </w:pPr>
-      <w:r>
-        <w:rPr>
-          <w:rFonts w:cs="B Nazanin"/>
-          <w:sz w:val="24"/>
-          <w:szCs w:val="24"/>
-          <w:lang w:bidi="fa-IR"/>
-        </w:rPr>
-        <w:t xml:space="preserve">class Product : </w:t>
-      </w:r>
-      <w:proofErr w:type="spellStart"/>
-      <w:r>
-        <w:rPr>
-          <w:rFonts w:cs="B Nazanin"/>
-          <w:sz w:val="24"/>
-          <w:szCs w:val="24"/>
-          <w:lang w:bidi="fa-IR"/>
-        </w:rPr>
-        <w:t>IProduct</w:t>
-      </w:r>
-      <w:proofErr w:type="spellEnd"/>
-    </w:p>
-    <w:p>
-      <w:pPr>
-        <w:bidi/>
-        <w:ind w:left="360"/>
-        <w:rPr>
-          <w:rFonts w:cs="B Nazanin"/>
-          <w:sz w:val="24"/>
-          <w:szCs w:val="24"/>
-          <w:lang w:bidi="fa-IR"/>
-        </w:rPr>
-      </w:pPr>
-      <w:r>
-        <w:rPr>
-          <w:rFonts w:cs="B Nazanin"/>
-          <w:sz w:val="24"/>
-          <w:szCs w:val="24"/>
-          <w:rtl/>
-          <w:lang w:bidi="fa-IR"/>
-        </w:rPr>
-        <w:t xml:space="preserve">یعنی </w:t>
-      </w:r>
-      <w:r>
-        <w:rPr>
-          <w:rFonts w:cs="B Nazanin"/>
-          <w:sz w:val="24"/>
-          <w:szCs w:val="24"/>
-          <w:lang w:bidi="fa-IR"/>
-        </w:rPr>
-        <w:t>Product</w:t>
-      </w:r>
-      <w:r>
-        <w:rPr>
-          <w:rFonts w:cs="B Nazanin"/>
-          <w:sz w:val="24"/>
-          <w:szCs w:val="24"/>
-          <w:rtl/>
-          <w:lang w:bidi="fa-IR"/>
-        </w:rPr>
-        <w:t xml:space="preserve">، </w:t>
-      </w:r>
-      <w:proofErr w:type="spellStart"/>
-      <w:r>
-        <w:rPr>
-          <w:rFonts w:cs="B Nazanin"/>
-          <w:sz w:val="24"/>
-          <w:szCs w:val="24"/>
-          <w:lang w:bidi="fa-IR"/>
-        </w:rPr>
-        <w:t>IProduct</w:t>
-      </w:r>
-      <w:proofErr w:type="spellEnd"/>
-      <w:r>
-        <w:rPr>
-          <w:rFonts w:cs="B Nazanin"/>
-          <w:sz w:val="24"/>
-          <w:szCs w:val="24"/>
-          <w:lang w:bidi="fa-IR"/>
-        </w:rPr>
-        <w:t xml:space="preserve"> </w:t>
-      </w:r>
-      <w:r>
-        <w:rPr>
-          <w:rFonts w:cs="B Nazanin"/>
-          <w:sz w:val="24"/>
-          <w:szCs w:val="24"/>
-          <w:rtl/>
-          <w:lang w:bidi="fa-IR"/>
-        </w:rPr>
-        <w:t xml:space="preserve">را </w:t>
-      </w:r>
-      <w:proofErr w:type="spellStart"/>
-      <w:r>
-        <w:rPr>
-          <w:rFonts w:cs="B Nazanin"/>
-          <w:sz w:val="24"/>
-          <w:szCs w:val="24"/>
-          <w:rtl/>
-          <w:lang w:bidi="fa-IR"/>
-        </w:rPr>
-        <w:t>پیاده‌سازی</w:t>
-      </w:r>
-      <w:proofErr w:type="spellEnd"/>
-      <w:r>
-        <w:rPr>
-          <w:rFonts w:cs="B Nazanin"/>
-          <w:sz w:val="24"/>
-          <w:szCs w:val="24"/>
-          <w:rtl/>
-          <w:lang w:bidi="fa-IR"/>
-        </w:rPr>
-        <w:t xml:space="preserve"> </w:t>
-      </w:r>
-      <w:proofErr w:type="spellStart"/>
-      <w:r>
-        <w:rPr>
-          <w:rFonts w:cs="B Nazanin"/>
-          <w:sz w:val="24"/>
-          <w:szCs w:val="24"/>
-          <w:rtl/>
-          <w:lang w:bidi="fa-IR"/>
-        </w:rPr>
-        <w:t>می‌کند</w:t>
-      </w:r>
-      <w:proofErr w:type="spellEnd"/>
-      <w:r>
-        <w:rPr>
-          <w:rFonts w:cs="B Nazanin"/>
-          <w:sz w:val="24"/>
-          <w:szCs w:val="24"/>
-          <w:lang w:bidi="fa-IR"/>
-        </w:rPr>
-        <w:t>.</w:t>
-      </w:r>
-    </w:p>
-    <w:p>
-      <w:pPr>
-        <w:bidi/>
-        <w:ind w:left="360"/>
-        <w:rPr>
-          <w:rFonts w:cs="B Nazanin"/>
-          <w:sz w:val="24"/>
-          <w:szCs w:val="24"/>
-          <w:lang w:bidi="fa-IR"/>
-        </w:rPr>
-      </w:pPr>
-      <w:r>
-        <w:rPr>
-          <w:rFonts w:cs="B Nazanin" w:hint="cs"/>
-          <w:sz w:val="24"/>
-          <w:szCs w:val="24"/>
-          <w:rtl/>
-          <w:lang w:bidi="fa-IR"/>
-        </w:rPr>
-        <w:t xml:space="preserve">      </w:t>
-      </w:r>
-      <w:r>
-        <w:rPr>
-          <w:rFonts w:cs="B Nazanin"/>
-          <w:sz w:val="24"/>
-          <w:szCs w:val="24"/>
-          <w:lang w:bidi="fa-IR"/>
-        </w:rPr>
-        <w:t>(iii</w:t>
-      </w:r>
-      <w:r>
-        <w:rPr>
-          <w:rFonts w:cs="B Nazanin"/>
-          <w:sz w:val="24"/>
-          <w:szCs w:val="24"/>
-          <w:rtl/>
-          <w:lang w:bidi="fa-IR"/>
-        </w:rPr>
-        <w:t>صدا زدن</w:t>
-      </w:r>
-      <w:r>
-        <w:rPr>
-          <w:rFonts w:cs="B Nazanin"/>
-          <w:sz w:val="24"/>
-          <w:szCs w:val="24"/>
-          <w:lang w:bidi="fa-IR"/>
-        </w:rPr>
-        <w:t xml:space="preserve"> Constructor </w:t>
-      </w:r>
-      <w:r>
-        <w:rPr>
-          <w:rFonts w:cs="B Nazanin"/>
-          <w:sz w:val="24"/>
-          <w:szCs w:val="24"/>
-          <w:rtl/>
-          <w:lang w:bidi="fa-IR"/>
-        </w:rPr>
-        <w:t xml:space="preserve">پدر </w:t>
-      </w:r>
-    </w:p>
-    <w:p>
-      <w:pPr>
-        <w:bidi/>
-        <w:ind w:left="360"/>
-        <w:jc w:val="right"/>
-        <w:rPr>
-          <w:rFonts w:cs="B Nazanin"/>
-          <w:sz w:val="24"/>
-          <w:szCs w:val="24"/>
-          <w:lang w:bidi="fa-IR"/>
-        </w:rPr>
-      </w:pPr>
-      <w:r>
-        <w:rPr>
-          <w:rFonts w:cs="B Nazanin"/>
-          <w:sz w:val="24"/>
-          <w:szCs w:val="24"/>
-          <w:lang w:bidi="fa-IR"/>
-        </w:rPr>
-        <w:lastRenderedPageBreak/>
-        <w:t>Product() : base(...)</w:t>
-      </w:r>
-    </w:p>
-    <w:p>
-      <w:pPr>
-        <w:bidi/>
-        <w:ind w:left="360"/>
-        <w:rPr>
-          <w:rFonts w:cs="B Nazanin"/>
-          <w:sz w:val="24"/>
-          <w:szCs w:val="24"/>
-          <w:lang w:bidi="fa-IR"/>
-        </w:rPr>
-      </w:pPr>
-      <w:r>
-        <w:rPr>
-          <w:rFonts w:cs="B Nazanin"/>
-          <w:sz w:val="24"/>
-          <w:szCs w:val="24"/>
-          <w:rtl/>
-          <w:lang w:bidi="fa-IR"/>
-        </w:rPr>
-        <w:t>یعنی</w:t>
-      </w:r>
-      <w:r>
-        <w:rPr>
-          <w:rFonts w:cs="B Nazanin"/>
-          <w:sz w:val="24"/>
-          <w:szCs w:val="24"/>
-          <w:lang w:bidi="fa-IR"/>
-        </w:rPr>
-        <w:t xml:space="preserve"> Constructor </w:t>
-      </w:r>
-      <w:r>
-        <w:rPr>
-          <w:rFonts w:cs="B Nazanin"/>
-          <w:sz w:val="24"/>
-          <w:szCs w:val="24"/>
-          <w:rtl/>
-          <w:lang w:bidi="fa-IR"/>
-        </w:rPr>
-        <w:t>کلاس پدر را صدا بزن</w:t>
-      </w:r>
-      <w:r>
-        <w:rPr>
-          <w:rFonts w:cs="B Nazanin"/>
-          <w:sz w:val="24"/>
-          <w:szCs w:val="24"/>
-          <w:lang w:bidi="fa-IR"/>
-        </w:rPr>
-        <w:t>.</w:t>
-      </w:r>
-    </w:p>
-    <w:p>
-      <w:pPr>
-        <w:bidi/>
-        <w:ind w:left="360"/>
-        <w:rPr>
-          <w:rFonts w:cs="B Nazanin"/>
-          <w:sz w:val="24"/>
-          <w:szCs w:val="24"/>
-          <w:lang w:bidi="fa-IR"/>
-        </w:rPr>
-      </w:pPr>
-      <w:r>
-        <w:rPr>
-          <w:rFonts w:cs="B Nazanin" w:hint="cs"/>
-          <w:sz w:val="24"/>
-          <w:szCs w:val="24"/>
-          <w:rtl/>
-          <w:lang w:bidi="fa-IR"/>
-        </w:rPr>
-        <w:t xml:space="preserve"> </w:t>
-      </w:r>
-      <w:r>
-        <w:rPr>
-          <w:rFonts w:cs="B Nazanin"/>
-          <w:sz w:val="24"/>
-          <w:szCs w:val="24"/>
-          <w:lang w:bidi="fa-IR"/>
-        </w:rPr>
-        <w:t xml:space="preserve"> (</w:t>
-      </w:r>
-      <w:r>
-        <w:rPr>
-          <w:rFonts w:cs="B Nazanin"/>
-          <w:sz w:val="24"/>
-          <w:szCs w:val="24"/>
-          <w:lang w:bidi="fa-IR"/>
-        </w:rPr>
-        <w:t>iv</w:t>
-      </w:r>
-      <w:r>
-        <w:rPr>
-          <w:rFonts w:cs="B Nazanin"/>
-          <w:sz w:val="24"/>
-          <w:szCs w:val="24"/>
-          <w:rtl/>
-          <w:lang w:bidi="fa-IR"/>
-        </w:rPr>
-        <w:t xml:space="preserve"> زدن</w:t>
-      </w:r>
-      <w:r>
-        <w:rPr>
-          <w:rFonts w:cs="B Nazanin"/>
-          <w:sz w:val="24"/>
-          <w:szCs w:val="24"/>
-          <w:lang w:bidi="fa-IR"/>
-        </w:rPr>
-        <w:t xml:space="preserve"> Constructor </w:t>
-      </w:r>
-      <w:r>
-        <w:rPr>
-          <w:rFonts w:cs="B Nazanin"/>
-          <w:sz w:val="24"/>
-          <w:szCs w:val="24"/>
-          <w:rtl/>
-          <w:lang w:bidi="fa-IR"/>
-        </w:rPr>
-        <w:t xml:space="preserve">دیگر همین کلاس </w:t>
-      </w:r>
-    </w:p>
-    <w:p>
-      <w:pPr>
-        <w:bidi/>
-        <w:ind w:left="360"/>
-        <w:jc w:val="right"/>
-        <w:rPr>
-          <w:rFonts w:cs="B Nazanin"/>
-          <w:sz w:val="24"/>
-          <w:szCs w:val="24"/>
-          <w:lang w:bidi="fa-IR"/>
-        </w:rPr>
-      </w:pPr>
-      <w:r>
-        <w:rPr>
-          <w:rFonts w:cs="B Nazanin"/>
-          <w:sz w:val="24"/>
-          <w:szCs w:val="24"/>
-          <w:lang w:bidi="fa-IR"/>
-        </w:rPr>
-        <w:t>Product() : this(...)</w:t>
-      </w:r>
-    </w:p>
-    <w:p>
-      <w:pPr>
-        <w:bidi/>
-        <w:rPr>
-          <w:rFonts w:cs="B Nazanin"/>
-          <w:sz w:val="24"/>
-          <w:szCs w:val="24"/>
-          <w:lang w:bidi="fa-IR"/>
-        </w:rPr>
-      </w:pPr>
-      <w:r>
-        <w:rPr>
-          <w:rFonts w:cs="B Nazanin"/>
-          <w:sz w:val="24"/>
-          <w:szCs w:val="24"/>
-          <w:lang w:bidi="fa-IR"/>
-        </w:rPr>
-        <w:t xml:space="preserve">   </w:t>
-      </w:r>
-      <w:r>
-        <w:rPr>
-          <w:rFonts w:cs="B Nazanin"/>
-          <w:sz w:val="24"/>
-          <w:szCs w:val="24"/>
-          <w:rtl/>
-          <w:lang w:bidi="fa-IR"/>
-        </w:rPr>
-        <w:t>یعنی</w:t>
-      </w:r>
-      <w:r>
-        <w:rPr>
-          <w:rFonts w:cs="B Nazanin"/>
-          <w:sz w:val="24"/>
-          <w:szCs w:val="24"/>
-          <w:lang w:bidi="fa-IR"/>
-        </w:rPr>
-        <w:t xml:space="preserve"> Constructor </w:t>
-      </w:r>
-      <w:r>
-        <w:rPr>
-          <w:rFonts w:cs="B Nazanin"/>
-          <w:sz w:val="24"/>
-          <w:szCs w:val="24"/>
-          <w:rtl/>
-          <w:lang w:bidi="fa-IR"/>
-        </w:rPr>
-        <w:t>دیگری از همین کلاس را صدا بزن</w:t>
-      </w:r>
-      <w:r>
-        <w:rPr>
-          <w:rFonts w:cs="B Nazanin"/>
-          <w:sz w:val="24"/>
-          <w:szCs w:val="24"/>
-          <w:lang w:bidi="fa-IR"/>
-        </w:rPr>
-        <w:t>.</w:t>
-      </w:r>
-    </w:p>
-    <w:p>
-      <w:pPr>
-        <w:bidi/>
-        <w:rPr>
-          <w:rFonts w:cs="B Nazanin"/>
-          <w:sz w:val="24"/>
-          <w:szCs w:val="24"/>
-          <w:lang w:bidi="fa-IR"/>
-        </w:rPr>
-      </w:pPr>
-    </w:p>
-    <w:p>
-      <w:pPr>
-        <w:pStyle w:val="ListParagraph"/>
-        <w:numPr>
-          <w:ilvl w:val="0"/>
-          <w:numId w:val="1"/>
-        </w:numPr>
-        <w:bidi/>
-        <w:rPr>
-          <w:rFonts w:cs="B Nazanin"/>
-          <w:sz w:val="24"/>
-          <w:szCs w:val="24"/>
-          <w:lang w:bidi="fa-IR"/>
-        </w:rPr>
-      </w:pPr>
-      <w:r>
-        <w:rPr>
-          <w:rFonts w:cs="B Nazanin" w:hint="cs"/>
-          <w:sz w:val="24"/>
-          <w:szCs w:val="24"/>
-          <w:rtl/>
-          <w:lang w:bidi="fa-IR"/>
-        </w:rPr>
-        <w:t xml:space="preserve">کلید واژه </w:t>
-      </w:r>
-      <w:r>
-        <w:rPr>
-          <w:rFonts w:cs="B Nazanin"/>
-          <w:sz w:val="24"/>
-          <w:szCs w:val="24"/>
-          <w:lang w:bidi="fa-IR"/>
-        </w:rPr>
-        <w:t>Virtual</w:t>
-      </w:r>
-      <w:r>
-        <w:rPr>
-          <w:rFonts w:cs="B Nazanin" w:hint="cs"/>
-          <w:sz w:val="24"/>
-          <w:szCs w:val="24"/>
-          <w:rtl/>
-          <w:lang w:bidi="fa-IR"/>
-        </w:rPr>
-        <w:t xml:space="preserve"> یعنی چی ؟ این کلید واژه اگر قبل از هر کدام از اعضای کلاس پدر بیاید یعنی کلاس فرزند می تواند رفتار این عضو از کلاس پدر را در بنده خود تغییر دهد . در واقع </w:t>
-      </w:r>
-      <w:r>
-        <w:rPr>
-          <w:rFonts w:cs="B Nazanin"/>
-          <w:sz w:val="24"/>
-          <w:szCs w:val="24"/>
-          <w:lang w:bidi="fa-IR"/>
-        </w:rPr>
-        <w:t>Virtual</w:t>
-      </w:r>
-      <w:r>
-        <w:rPr>
-          <w:rFonts w:cs="B Nazanin" w:hint="cs"/>
-          <w:sz w:val="24"/>
-          <w:szCs w:val="24"/>
-          <w:rtl/>
-          <w:lang w:bidi="fa-IR"/>
-        </w:rPr>
-        <w:t xml:space="preserve"> به معنای آن نیست که کلاس فرزند بتواند این عضو را در بدنه خود صدا بزند (که در حالت عادی هم می تواند) بلکه به معنای آن است که می تواند رفتار آن عضو را تغییر دهد . </w:t>
-      </w:r>
-      <w:r>
-        <w:rPr>
-          <w:rtl/>
-        </w:rPr>
-        <w:t xml:space="preserve">خب چطور یک عضو از کلاس رو </w:t>
-      </w:r>
-      <w:r>
-        <w:rPr>
-          <w:rFonts w:hint="cs"/>
-          <w:rtl/>
-        </w:rPr>
-        <w:t>طوری محدود کنم</w:t>
-      </w:r>
-      <w:r>
-        <w:rPr>
-          <w:rtl/>
-        </w:rPr>
-        <w:t xml:space="preserve"> که در کلاس های فرزند خود قابل صدا زدن </w:t>
-      </w:r>
-      <w:r>
-        <w:rPr>
-          <w:rFonts w:hint="cs"/>
-          <w:rtl/>
-        </w:rPr>
-        <w:t>نباشد</w:t>
-      </w:r>
-      <w:r>
-        <w:rPr>
-          <w:rtl/>
-        </w:rPr>
-        <w:t xml:space="preserve"> ؟</w:t>
-      </w:r>
-      <w:r>
-        <w:rPr>
-          <w:rFonts w:hint="cs"/>
-          <w:rtl/>
-        </w:rPr>
-        <w:t xml:space="preserve"> با کلید واژه </w:t>
-      </w:r>
-      <w:r>
-        <w:t>Private</w:t>
-      </w:r>
-      <w:r>
-        <w:rPr>
-          <w:rFonts w:hint="cs"/>
-          <w:rtl/>
-          <w:lang w:bidi="fa-IR"/>
-        </w:rPr>
-        <w:t xml:space="preserve"> می توان عضو را طوری محدود کرد که فقط در بدنه خود کلاس قابل استفاده و صدا زدن باشد . (برای آماده سازی برای سوال بعدی یا سوال 5)</w:t>
-      </w:r>
-    </w:p>
-    <w:p>
-      <w:pPr>
-        <w:bidi/>
-        <w:rPr>
-          <w:rFonts w:cs="B Nazanin"/>
-          <w:sz w:val="24"/>
-          <w:szCs w:val="24"/>
-          <w:rtl/>
-          <w:lang w:bidi="fa-IR"/>
-        </w:rPr>
-      </w:pPr>
-    </w:p>
-    <w:p>
-      <w:pPr>
-        <w:pStyle w:val="ListParagraph"/>
-        <w:numPr>
-          <w:ilvl w:val="0"/>
-          <w:numId w:val="1"/>
-        </w:numPr>
-        <w:bidi/>
-        <w:rPr>
-          <w:rFonts w:cs="B Nazanin"/>
-          <w:sz w:val="24"/>
-          <w:szCs w:val="24"/>
-          <w:lang w:bidi="fa-IR"/>
-        </w:rPr>
-      </w:pPr>
-      <w:r>
-        <w:rPr>
-          <w:rFonts w:cs="B Nazanin" w:hint="cs"/>
-          <w:sz w:val="24"/>
-          <w:szCs w:val="24"/>
-          <w:rtl/>
-          <w:lang w:bidi="fa-IR"/>
-        </w:rPr>
-        <w:t xml:space="preserve">کلید واژه </w:t>
-      </w:r>
-      <w:r>
-        <w:rPr>
-          <w:rFonts w:cs="B Nazanin"/>
-          <w:sz w:val="24"/>
-          <w:szCs w:val="24"/>
-          <w:lang w:bidi="fa-IR"/>
-        </w:rPr>
-        <w:t>Protected</w:t>
-      </w:r>
-      <w:r>
-        <w:rPr>
-          <w:rFonts w:cs="B Nazanin" w:hint="cs"/>
-          <w:sz w:val="24"/>
-          <w:szCs w:val="24"/>
-          <w:rtl/>
-          <w:lang w:bidi="fa-IR"/>
-        </w:rPr>
-        <w:t xml:space="preserve"> به چه معناست ؟ یعنی این عضو از کلاس فقط در بدنه خود کلاس و در بدنه تمام فرزندان آن قابل دسترس و صدا کردن است و در بیرون از موارد مذکور در دسترس نیست . </w:t>
-      </w:r>
-    </w:p>
-    <w:p>
-      <w:pPr>
-        <w:pStyle w:val="ListParagraph"/>
-        <w:rPr>
-          <w:rFonts w:cs="B Nazanin"/>
-          <w:sz w:val="24"/>
-          <w:szCs w:val="24"/>
-          <w:rtl/>
-          <w:lang w:bidi="fa-IR"/>
-        </w:rPr>
-      </w:pPr>
-    </w:p>
-    <w:p>
-      <w:pPr>
-        <w:pStyle w:val="ListParagraph"/>
-        <w:numPr>
-          <w:ilvl w:val="0"/>
-          <w:numId w:val="1"/>
-        </w:numPr>
-        <w:bidi/>
-        <w:rPr>
-          <w:rFonts w:cs="B Nazanin"/>
-          <w:sz w:val="24"/>
-          <w:szCs w:val="24"/>
-          <w:lang w:bidi="fa-IR"/>
-        </w:rPr>
-      </w:pPr>
-      <w:r>
-        <w:rPr>
-          <w:rFonts w:cs="B Nazanin" w:hint="cs"/>
-          <w:sz w:val="24"/>
-          <w:szCs w:val="24"/>
-          <w:rtl/>
-          <w:lang w:bidi="fa-IR"/>
-        </w:rPr>
-        <w:t xml:space="preserve">آیا همیشه </w:t>
-      </w:r>
-      <w:r>
-        <w:rPr>
-          <w:rFonts w:cs="B Nazanin"/>
-          <w:sz w:val="24"/>
-          <w:szCs w:val="24"/>
-          <w:lang w:bidi="fa-IR"/>
-        </w:rPr>
-        <w:t>Property</w:t>
-      </w:r>
-      <w:r>
-        <w:rPr>
-          <w:rFonts w:cs="B Nazanin" w:hint="cs"/>
-          <w:sz w:val="24"/>
-          <w:szCs w:val="24"/>
-          <w:rtl/>
-          <w:lang w:bidi="fa-IR"/>
-        </w:rPr>
-        <w:t xml:space="preserve"> همیشه </w:t>
-      </w:r>
-      <w:r>
-        <w:rPr>
-          <w:rFonts w:cs="B Nazanin"/>
-          <w:sz w:val="24"/>
-          <w:szCs w:val="24"/>
-          <w:lang w:bidi="fa-IR"/>
-        </w:rPr>
-        <w:t xml:space="preserve">public </w:t>
-      </w:r>
-      <w:r>
-        <w:rPr>
-          <w:rFonts w:cs="B Nazanin" w:hint="cs"/>
-          <w:sz w:val="24"/>
-          <w:szCs w:val="24"/>
-          <w:rtl/>
-          <w:lang w:bidi="fa-IR"/>
-        </w:rPr>
-        <w:t xml:space="preserve"> هست ؟ خیر اصلا ربطی ندارد . یک صفت می تواند </w:t>
-      </w:r>
-      <w:r>
-        <w:rPr>
-          <w:rFonts w:cs="B Nazanin"/>
-          <w:sz w:val="24"/>
-          <w:szCs w:val="24"/>
-          <w:lang w:bidi="fa-IR"/>
-        </w:rPr>
-        <w:t>public private protected</w:t>
-      </w:r>
-      <w:r>
-        <w:rPr>
-          <w:rFonts w:cs="B Nazanin" w:hint="cs"/>
-          <w:sz w:val="24"/>
-          <w:szCs w:val="24"/>
-          <w:rtl/>
-          <w:lang w:bidi="fa-IR"/>
-        </w:rPr>
-        <w:t xml:space="preserve"> یا ... باشد . در واقع </w:t>
-      </w:r>
-      <w:r>
-        <w:rPr>
-          <w:rFonts w:cs="B Nazanin"/>
-          <w:sz w:val="24"/>
-          <w:szCs w:val="24"/>
-          <w:lang w:bidi="fa-IR"/>
-        </w:rPr>
-        <w:t>property</w:t>
-      </w:r>
-      <w:r>
-        <w:rPr>
-          <w:rFonts w:cs="B Nazanin" w:hint="cs"/>
-          <w:sz w:val="24"/>
-          <w:szCs w:val="24"/>
-          <w:rtl/>
-          <w:lang w:bidi="fa-IR"/>
-        </w:rPr>
-        <w:t xml:space="preserve"> یک عضو از یک کلاس است و فرق آن با </w:t>
-      </w:r>
-      <w:r>
-        <w:rPr>
-          <w:rFonts w:cs="B Nazanin"/>
-          <w:sz w:val="24"/>
-          <w:szCs w:val="24"/>
-          <w:lang w:bidi="fa-IR"/>
-        </w:rPr>
-        <w:t>field</w:t>
-      </w:r>
-      <w:r>
-        <w:rPr>
-          <w:rFonts w:cs="B Nazanin" w:hint="cs"/>
-          <w:sz w:val="24"/>
-          <w:szCs w:val="24"/>
-          <w:rtl/>
-          <w:lang w:bidi="fa-IR"/>
-        </w:rPr>
-        <w:t xml:space="preserve"> آن است که </w:t>
-      </w:r>
-      <w:r>
-        <w:rPr>
-          <w:rFonts w:cs="B Nazanin"/>
-          <w:sz w:val="24"/>
-          <w:szCs w:val="24"/>
-          <w:lang w:bidi="fa-IR"/>
-        </w:rPr>
-        <w:t>property</w:t>
-      </w:r>
-      <w:r>
-        <w:rPr>
-          <w:rFonts w:cs="B Nazanin" w:hint="cs"/>
-          <w:sz w:val="24"/>
-          <w:szCs w:val="24"/>
-          <w:rtl/>
-          <w:lang w:bidi="fa-IR"/>
-        </w:rPr>
-        <w:t xml:space="preserve"> قابلیت </w:t>
-      </w:r>
-      <w:r>
-        <w:rPr>
-          <w:rFonts w:cs="B Nazanin"/>
-          <w:sz w:val="24"/>
-          <w:szCs w:val="24"/>
-          <w:lang w:bidi="fa-IR"/>
-        </w:rPr>
-        <w:t>get set</w:t>
-      </w:r>
-      <w:r>
-        <w:rPr>
-          <w:rFonts w:cs="B Nazanin" w:hint="cs"/>
-          <w:sz w:val="24"/>
-          <w:szCs w:val="24"/>
-          <w:rtl/>
-          <w:lang w:bidi="fa-IR"/>
-        </w:rPr>
-        <w:t xml:space="preserve"> دارد ولی </w:t>
-      </w:r>
-      <w:r>
-        <w:rPr>
-          <w:rFonts w:cs="B Nazanin"/>
-          <w:sz w:val="24"/>
-          <w:szCs w:val="24"/>
-          <w:lang w:bidi="fa-IR"/>
-        </w:rPr>
-        <w:t>filed</w:t>
-      </w:r>
-      <w:r>
-        <w:rPr>
-          <w:rFonts w:cs="B Nazanin" w:hint="cs"/>
-          <w:sz w:val="24"/>
-          <w:szCs w:val="24"/>
-          <w:rtl/>
-          <w:lang w:bidi="fa-IR"/>
-        </w:rPr>
-        <w:t xml:space="preserve"> ندارد . در واقع </w:t>
-      </w:r>
-      <w:r>
-        <w:rPr>
-          <w:rFonts w:cs="B Nazanin"/>
-          <w:sz w:val="24"/>
-          <w:szCs w:val="24"/>
-          <w:lang w:bidi="fa-IR"/>
-        </w:rPr>
-        <w:t>property</w:t>
-      </w:r>
-      <w:r>
-        <w:rPr>
-          <w:rFonts w:cs="B Nazanin" w:hint="cs"/>
-          <w:sz w:val="24"/>
-          <w:szCs w:val="24"/>
-          <w:rtl/>
-          <w:lang w:bidi="fa-IR"/>
-        </w:rPr>
-        <w:t xml:space="preserve"> به ما امکان می دهد نحوه خواندن و نوشتن یک مقدار را کنترل کنیم . در واقع </w:t>
-      </w:r>
-      <w:r>
-        <w:rPr>
-          <w:rFonts w:cs="B Nazanin"/>
-          <w:sz w:val="24"/>
-          <w:szCs w:val="24"/>
-          <w:lang w:bidi="fa-IR"/>
-        </w:rPr>
-        <w:t>Filed</w:t>
-      </w:r>
-      <w:r>
-        <w:rPr>
-          <w:rFonts w:cs="B Nazanin" w:hint="cs"/>
-          <w:sz w:val="24"/>
-          <w:szCs w:val="24"/>
-          <w:rtl/>
-          <w:lang w:bidi="fa-IR"/>
-        </w:rPr>
-        <w:t xml:space="preserve"> برای نگهداری مستقیم یک مقدار در بدنه خود کلاس استفاده می شود .</w:t>
-      </w:r>
-      <w:r>
-        <w:rPr>
-          <w:rFonts w:cs="B Nazanin" w:hint="cs"/>
-          <w:sz w:val="24"/>
-          <w:szCs w:val="24"/>
-          <w:rtl/>
-          <w:lang w:bidi="fa-IR"/>
-        </w:rPr>
-        <w:t xml:space="preserve"> لیست دسته بندی اعضای یک کلاس در شکل زیر آورده شده است : </w:t>
-      </w:r>
-    </w:p>
-    <w:p>
-      <w:pPr>
-        <w:pStyle w:val="ListParagraph"/>
-        <w:rPr>
-          <w:rFonts w:cs="B Nazanin"/>
-          <w:sz w:val="24"/>
-          <w:szCs w:val="24"/>
-          <w:rtl/>
-          <w:lang w:bidi="fa-IR"/>
-        </w:rPr>
-      </w:pPr>
-    </w:p>
-    <w:p>
-      <w:pPr>
-        <w:pStyle w:val="ListParagraph"/>
-        <w:bidi/>
-        <w:jc w:val="right"/>
+        <w:t xml:space="preserve"> مثلا دو متد </w:t>
+      </w:r>
+      <w:r>
+        <w:rPr>
+          <w:rFonts w:cs="B Nazanin"/>
+          <w:sz w:val="24"/>
+          <w:szCs w:val="24"/>
+          <w:lang w:bidi="fa-IR"/>
+        </w:rPr>
+        <w:t>post</w:t>
+      </w:r>
+      <w:r>
+        <w:rPr>
+          <w:rFonts w:cs="B Nazanin" w:hint="cs"/>
+          <w:sz w:val="24"/>
+          <w:szCs w:val="24"/>
+          <w:rtl/>
+          <w:lang w:bidi="fa-IR"/>
+        </w:rPr>
+        <w:t xml:space="preserve"> داشته باشیم که دارای </w:t>
+      </w:r>
+      <w:r>
+        <w:rPr>
+          <w:rFonts w:cs="B Nazanin"/>
+          <w:sz w:val="24"/>
+          <w:szCs w:val="24"/>
+          <w:lang w:bidi="fa-IR"/>
+        </w:rPr>
+        <w:t>route</w:t>
+      </w:r>
+      <w:r>
+        <w:rPr>
+          <w:rFonts w:cs="B Nazanin" w:hint="cs"/>
+          <w:sz w:val="24"/>
+          <w:szCs w:val="24"/>
+          <w:rtl/>
+          <w:lang w:bidi="fa-IR"/>
+        </w:rPr>
+        <w:t xml:space="preserve"> مشخص هستند آنگاه به کدام ارجاع داده می شود ؟</w:t>
+      </w:r>
+    </w:p>
+    <w:p>
+      <w:pPr>
+        <w:bidi/>
         <w:rPr>
           <w:rFonts w:cs="B Nazanin"/>
           <w:sz w:val="24"/>
@@ -19338,10 +19869,10 @@
         </w:rPr>
         <w:lastRenderedPageBreak/>
         <w:drawing>
-          <wp:inline distT="0" distB="0" distL="0" distR="0" wp14:anchorId="30C6F8DC" wp14:editId="7B6AD6BE">
-            <wp:extent cx="1240225" cy="2586251"/>
-            <wp:effectExtent l="0" t="0" r="0" b="5080"/>
-            <wp:docPr id="8" name="Picture 8"/>
+          <wp:inline distT="0" distB="0" distL="0" distR="0" wp14:anchorId="61374A00" wp14:editId="02107822">
+            <wp:extent cx="5943600" cy="4927600"/>
+            <wp:effectExtent l="0" t="0" r="0" b="6350"/>
+            <wp:docPr id="4" name="Picture 4"/>
             <wp:cNvGraphicFramePr>
               <a:graphicFrameLocks xmlns:a="http://schemas.openxmlformats.org/drawingml/2006/main" noChangeAspect="1"/>
             </wp:cNvGraphicFramePr>
@@ -19361,7 +19892,7 @@
                   <pic:spPr>
                     <a:xfrm>
                       <a:off x="0" y="0"/>
-                      <a:ext cx="1240225" cy="2586251"/>
+                      <a:ext cx="5943600" cy="4927600"/>
                     </a:xfrm>
                     <a:prstGeom prst="rect">
                       <a:avLst/>
@@ -19381,6 +19912,67 @@
           <w:rFonts w:cs="B Nazanin"/>
           <w:sz w:val="24"/>
           <w:szCs w:val="24"/>
+          <w:rtl/>
+          <w:lang w:bidi="fa-IR"/>
+        </w:rPr>
+      </w:pPr>
+    </w:p>
+    <w:p>
+      <w:pPr>
+        <w:bidi/>
+        <w:rPr>
+          <w:rFonts w:cs="B Nazanin"/>
+          <w:sz w:val="24"/>
+          <w:szCs w:val="24"/>
+          <w:rtl/>
+          <w:lang w:bidi="fa-IR"/>
+        </w:rPr>
+      </w:pPr>
+    </w:p>
+    <w:p>
+      <w:pPr>
+        <w:bidi/>
+        <w:rPr>
+          <w:rFonts w:cs="B Nazanin"/>
+          <w:sz w:val="24"/>
+          <w:szCs w:val="24"/>
+          <w:rtl/>
+          <w:lang w:bidi="fa-IR"/>
+        </w:rPr>
+      </w:pPr>
+    </w:p>
+    <w:p>
+      <w:pPr>
+        <w:bidi/>
+        <w:rPr>
+          <w:rFonts w:cs="B Nazanin"/>
+          <w:sz w:val="24"/>
+          <w:szCs w:val="24"/>
+          <w:rtl/>
+          <w:lang w:bidi="fa-IR"/>
+        </w:rPr>
+      </w:pPr>
+    </w:p>
+    <w:p>
+      <w:pPr>
+        <w:bidi/>
+        <w:rPr>
+          <w:rFonts w:cs="B Nazanin"/>
+          <w:sz w:val="24"/>
+          <w:szCs w:val="24"/>
+          <w:rtl/>
+          <w:lang w:bidi="fa-IR"/>
+        </w:rPr>
+      </w:pPr>
+    </w:p>
+    <w:p>
+      <w:pPr>
+        <w:bidi/>
+        <w:rPr>
+          <w:rFonts w:cs="B Nazanin"/>
+          <w:sz w:val="24"/>
+          <w:szCs w:val="24"/>
+          <w:rtl/>
           <w:lang w:bidi="fa-IR"/>
         </w:rPr>
       </w:pPr>
@@ -19408,174 +20000,318 @@
           <w:rtl/>
           <w:lang w:bidi="fa-IR"/>
         </w:rPr>
-        <w:t xml:space="preserve">عبارت </w:t>
-      </w:r>
-      <w:r>
-        <w:rPr>
-          <w:rFonts w:cs="B Nazanin"/>
-          <w:sz w:val="24"/>
-          <w:szCs w:val="24"/>
-          <w:lang w:bidi="fa-IR"/>
-        </w:rPr>
-        <w:t>??</w:t>
-      </w:r>
-      <w:r>
-        <w:rPr>
-          <w:rFonts w:cs="B Nazanin" w:hint="cs"/>
-          <w:sz w:val="24"/>
-          <w:szCs w:val="24"/>
-          <w:rtl/>
-          <w:lang w:bidi="fa-IR"/>
-        </w:rPr>
-        <w:t xml:space="preserve"> یعنی چ</w:t>
-      </w:r>
-      <w:r>
-        <w:rPr>
-          <w:rFonts w:cs="B Nazanin" w:hint="cs"/>
-          <w:sz w:val="24"/>
-          <w:szCs w:val="24"/>
-          <w:rtl/>
-          <w:lang w:bidi="fa-IR"/>
-        </w:rPr>
-        <w:t>ه</w:t>
-      </w:r>
-      <w:r>
-        <w:rPr>
-          <w:rFonts w:cs="B Nazanin" w:hint="cs"/>
-          <w:sz w:val="24"/>
-          <w:szCs w:val="24"/>
-          <w:rtl/>
-          <w:lang w:bidi="fa-IR"/>
-        </w:rPr>
-        <w:t xml:space="preserve"> ؟</w:t>
-      </w:r>
-      <w:r>
-        <w:rPr>
-          <w:rFonts w:cs="B Nazanin" w:hint="cs"/>
-          <w:sz w:val="24"/>
-          <w:szCs w:val="24"/>
-          <w:rtl/>
-          <w:lang w:bidi="fa-IR"/>
-        </w:rPr>
-        <w:t xml:space="preserve"> ی</w:t>
-      </w:r>
-      <w:r>
-        <w:rPr>
-          <w:rFonts w:cs="B Nazanin"/>
-          <w:sz w:val="24"/>
-          <w:szCs w:val="24"/>
-          <w:rtl/>
-          <w:lang w:bidi="fa-IR"/>
-        </w:rPr>
-        <w:t xml:space="preserve">عنی اگر مقدار سمت چپ </w:t>
-      </w:r>
-      <w:r>
-        <w:rPr>
-          <w:rFonts w:cs="B Nazanin"/>
-          <w:sz w:val="24"/>
-          <w:szCs w:val="24"/>
-          <w:lang w:bidi="fa-IR"/>
-        </w:rPr>
-        <w:t xml:space="preserve"> </w:t>
-      </w:r>
-      <w:r>
-        <w:rPr>
-          <w:rFonts w:cs="B Nazanin"/>
-          <w:sz w:val="24"/>
-          <w:szCs w:val="24"/>
-          <w:lang w:bidi="fa-IR"/>
-        </w:rPr>
-        <w:t xml:space="preserve">null </w:t>
-      </w:r>
-      <w:r>
-        <w:rPr>
-          <w:rFonts w:cs="B Nazanin"/>
-          <w:sz w:val="24"/>
-          <w:szCs w:val="24"/>
-          <w:rtl/>
-          <w:lang w:bidi="fa-IR"/>
-        </w:rPr>
-        <w:t>بود</w:t>
-      </w:r>
-      <w:r>
-        <w:rPr>
-          <w:rFonts w:cs="B Nazanin" w:hint="cs"/>
-          <w:sz w:val="24"/>
-          <w:szCs w:val="24"/>
-          <w:rtl/>
-          <w:lang w:bidi="fa-IR"/>
-        </w:rPr>
-        <w:t xml:space="preserve"> </w:t>
-      </w:r>
-      <w:r>
-        <w:rPr>
-          <w:rFonts w:cs="B Nazanin"/>
-          <w:sz w:val="24"/>
-          <w:szCs w:val="24"/>
-          <w:rtl/>
-          <w:lang w:bidi="fa-IR"/>
-        </w:rPr>
-        <w:t>، مقدار سمت راست را استفاده ک</w:t>
-      </w:r>
-      <w:r>
-        <w:rPr>
-          <w:rFonts w:cs="B Nazanin" w:hint="cs"/>
-          <w:sz w:val="24"/>
-          <w:szCs w:val="24"/>
-          <w:rtl/>
-          <w:lang w:bidi="fa-IR"/>
-        </w:rPr>
-        <w:t xml:space="preserve">ن به آن در زبان سی </w:t>
+        <w:t xml:space="preserve">آیا می توان برای </w:t>
+      </w:r>
+      <w:r>
+        <w:rPr>
+          <w:rFonts w:cs="B Nazanin"/>
+          <w:sz w:val="24"/>
+          <w:szCs w:val="24"/>
+          <w:lang w:bidi="fa-IR"/>
+        </w:rPr>
+        <w:t>Update</w:t>
+      </w:r>
+      <w:r>
+        <w:rPr>
+          <w:rFonts w:cs="B Nazanin" w:hint="cs"/>
+          <w:sz w:val="24"/>
+          <w:szCs w:val="24"/>
+          <w:rtl/>
+          <w:lang w:bidi="fa-IR"/>
+        </w:rPr>
+        <w:t xml:space="preserve"> از </w:t>
+      </w:r>
+      <w:r>
+        <w:rPr>
+          <w:rFonts w:cs="B Nazanin"/>
+          <w:sz w:val="24"/>
+          <w:szCs w:val="24"/>
+          <w:lang w:bidi="fa-IR"/>
+        </w:rPr>
+        <w:t>post</w:t>
+      </w:r>
+      <w:r>
+        <w:rPr>
+          <w:rFonts w:cs="B Nazanin" w:hint="cs"/>
+          <w:sz w:val="24"/>
+          <w:szCs w:val="24"/>
+          <w:rtl/>
+          <w:lang w:bidi="fa-IR"/>
+        </w:rPr>
+        <w:t xml:space="preserve"> به جای </w:t>
+      </w:r>
+      <w:r>
+        <w:rPr>
+          <w:rFonts w:cs="B Nazanin"/>
+          <w:sz w:val="24"/>
+          <w:szCs w:val="24"/>
+          <w:lang w:bidi="fa-IR"/>
+        </w:rPr>
+        <w:t>put</w:t>
+      </w:r>
+      <w:r>
+        <w:rPr>
+          <w:rFonts w:cs="B Nazanin" w:hint="cs"/>
+          <w:sz w:val="24"/>
+          <w:szCs w:val="24"/>
+          <w:rtl/>
+          <w:lang w:bidi="fa-IR"/>
+        </w:rPr>
+        <w:t xml:space="preserve"> استفاده کرد ؟</w:t>
+      </w:r>
+    </w:p>
+    <w:p>
+      <w:pPr>
+        <w:bidi/>
+        <w:ind w:left="360"/>
+        <w:rPr>
+          <w:rFonts w:cs="B Nazanin"/>
+          <w:sz w:val="24"/>
+          <w:szCs w:val="24"/>
+          <w:rtl/>
+          <w:lang w:bidi="fa-IR"/>
+        </w:rPr>
+      </w:pPr>
+      <w:r>
+        <w:rPr>
+          <w:rFonts w:cs="B Nazanin"/>
+          <w:sz w:val="24"/>
+          <w:szCs w:val="24"/>
+          <w:rtl/>
+          <w:lang w:bidi="fa-IR"/>
+        </w:rPr>
+        <w:t>نه، اگر برای</w:t>
+      </w:r>
+      <w:r>
+        <w:rPr>
+          <w:rFonts w:cs="B Nazanin"/>
+          <w:sz w:val="24"/>
+          <w:szCs w:val="24"/>
+          <w:lang w:bidi="fa-IR"/>
+        </w:rPr>
+        <w:t xml:space="preserve"> Update </w:t>
+      </w:r>
+      <w:r>
+        <w:rPr>
+          <w:rFonts w:cs="B Nazanin"/>
+          <w:sz w:val="24"/>
+          <w:szCs w:val="24"/>
+          <w:rtl/>
+          <w:lang w:bidi="fa-IR"/>
+        </w:rPr>
+        <w:t>از</w:t>
+      </w:r>
+      <w:r>
+        <w:rPr>
+          <w:rFonts w:cs="B Nazanin"/>
+          <w:sz w:val="24"/>
+          <w:szCs w:val="24"/>
+          <w:lang w:bidi="fa-IR"/>
+        </w:rPr>
+        <w:t xml:space="preserve"> POST </w:t>
+      </w:r>
+      <w:r>
+        <w:rPr>
+          <w:rFonts w:cs="B Nazanin"/>
+          <w:sz w:val="24"/>
+          <w:szCs w:val="24"/>
+          <w:rtl/>
+          <w:lang w:bidi="fa-IR"/>
+        </w:rPr>
+        <w:t>استفاده کنی، از نظر فنی لزوماً غلط نیست و</w:t>
+      </w:r>
+      <w:r>
+        <w:rPr>
+          <w:rFonts w:cs="B Nazanin"/>
+          <w:sz w:val="24"/>
+          <w:szCs w:val="24"/>
+          <w:lang w:bidi="fa-IR"/>
+        </w:rPr>
+        <w:t xml:space="preserve"> ASP.NET Core </w:t>
+      </w:r>
+      <w:r>
+        <w:rPr>
+          <w:rFonts w:cs="B Nazanin"/>
+          <w:sz w:val="24"/>
+          <w:szCs w:val="24"/>
+          <w:rtl/>
+          <w:lang w:bidi="fa-IR"/>
+        </w:rPr>
+        <w:t xml:space="preserve">هم </w:t>
       </w:r>
       <w:proofErr w:type="spellStart"/>
       <w:r>
         <w:rPr>
-          <w:rFonts w:cs="B Nazanin" w:hint="cs"/>
-          <w:sz w:val="24"/>
-          <w:szCs w:val="24"/>
-          <w:rtl/>
-          <w:lang w:bidi="fa-IR"/>
-        </w:rPr>
-        <w:t>شارپ</w:t>
+          <w:rFonts w:cs="B Nazanin"/>
+          <w:sz w:val="24"/>
+          <w:szCs w:val="24"/>
+          <w:rtl/>
+          <w:lang w:bidi="fa-IR"/>
+        </w:rPr>
+        <w:t>می‌تواند</w:t>
       </w:r>
       <w:proofErr w:type="spellEnd"/>
       <w:r>
         <w:rPr>
-          <w:rFonts w:cs="B Nazanin" w:hint="cs"/>
-          <w:sz w:val="24"/>
-          <w:szCs w:val="24"/>
-          <w:rtl/>
-          <w:lang w:bidi="fa-IR"/>
-        </w:rPr>
-        <w:t xml:space="preserve">  </w:t>
-      </w:r>
-      <w:r>
-        <w:rPr>
-          <w:rFonts w:cs="B Nazanin"/>
-          <w:sz w:val="24"/>
-          <w:szCs w:val="24"/>
-          <w:lang w:bidi="fa-IR"/>
-        </w:rPr>
-        <w:t>Null-coalescing operator</w:t>
-      </w:r>
-      <w:r>
-        <w:rPr>
-          <w:rFonts w:cs="B Nazanin" w:hint="cs"/>
-          <w:sz w:val="24"/>
-          <w:szCs w:val="24"/>
-          <w:rtl/>
-          <w:lang w:bidi="fa-IR"/>
-        </w:rPr>
-        <w:t xml:space="preserve"> می گویند . </w:t>
-      </w:r>
-      <w:r>
-        <w:rPr>
-          <w:rFonts w:cs="B Nazanin"/>
-          <w:sz w:val="24"/>
-          <w:szCs w:val="24"/>
-          <w:lang w:bidi="fa-IR"/>
-        </w:rPr>
-        <w:t xml:space="preserve"> </w:t>
+          <w:rFonts w:cs="B Nazanin"/>
+          <w:sz w:val="24"/>
+          <w:szCs w:val="24"/>
+          <w:rtl/>
+          <w:lang w:bidi="fa-IR"/>
+        </w:rPr>
+        <w:t xml:space="preserve"> کاملاً با آن کار کند</w:t>
+      </w:r>
+      <w:r>
+        <w:rPr>
+          <w:rFonts w:cs="B Nazanin"/>
+          <w:sz w:val="24"/>
+          <w:szCs w:val="24"/>
+          <w:lang w:bidi="fa-IR"/>
+        </w:rPr>
+        <w:t>.</w:t>
+      </w:r>
+      <w:r>
+        <w:rPr>
+          <w:rFonts w:cs="B Nazanin"/>
+          <w:sz w:val="24"/>
+          <w:szCs w:val="24"/>
+          <w:rtl/>
+          <w:lang w:bidi="fa-IR"/>
+        </w:rPr>
+        <w:t>اما از نظر</w:t>
+      </w:r>
+      <w:r>
+        <w:rPr>
+          <w:rFonts w:cs="B Nazanin"/>
+          <w:sz w:val="24"/>
+          <w:szCs w:val="24"/>
+          <w:lang w:bidi="fa-IR"/>
+        </w:rPr>
+        <w:t xml:space="preserve"> RESTful API design </w:t>
+      </w:r>
+      <w:r>
+        <w:rPr>
+          <w:rFonts w:cs="B Nazanin"/>
+          <w:sz w:val="24"/>
+          <w:szCs w:val="24"/>
+          <w:rtl/>
+          <w:lang w:bidi="fa-IR"/>
+        </w:rPr>
+        <w:t>معمولاً برای</w:t>
+      </w:r>
+      <w:r>
+        <w:rPr>
+          <w:rFonts w:cs="B Nazanin"/>
+          <w:sz w:val="24"/>
+          <w:szCs w:val="24"/>
+          <w:lang w:bidi="fa-IR"/>
+        </w:rPr>
+        <w:t xml:space="preserve"> Update </w:t>
+      </w:r>
+      <w:r>
+        <w:rPr>
+          <w:rFonts w:cs="B Nazanin"/>
+          <w:sz w:val="24"/>
+          <w:szCs w:val="24"/>
+          <w:rtl/>
+          <w:lang w:bidi="fa-IR"/>
+        </w:rPr>
+        <w:t>از</w:t>
+      </w:r>
+      <w:r>
+        <w:rPr>
+          <w:rFonts w:cs="B Nazanin"/>
+          <w:sz w:val="24"/>
+          <w:szCs w:val="24"/>
+          <w:lang w:bidi="fa-IR"/>
+        </w:rPr>
+        <w:t xml:space="preserve"> PUT </w:t>
+      </w:r>
+      <w:r>
+        <w:rPr>
+          <w:rFonts w:cs="B Nazanin"/>
+          <w:sz w:val="24"/>
+          <w:szCs w:val="24"/>
+          <w:rtl/>
+          <w:lang w:bidi="fa-IR"/>
+        </w:rPr>
+        <w:t>یا</w:t>
+      </w:r>
+      <w:r>
+        <w:rPr>
+          <w:rFonts w:cs="B Nazanin"/>
+          <w:sz w:val="24"/>
+          <w:szCs w:val="24"/>
+          <w:lang w:bidi="fa-IR"/>
+        </w:rPr>
+        <w:t xml:space="preserve"> PATCH </w:t>
+      </w:r>
+      <w:r>
+        <w:rPr>
+          <w:rFonts w:cs="B Nazanin"/>
+          <w:sz w:val="24"/>
+          <w:szCs w:val="24"/>
+          <w:rtl/>
+          <w:lang w:bidi="fa-IR"/>
+        </w:rPr>
+        <w:t>استفاده می‌کنیم</w:t>
+      </w:r>
+      <w:r>
+        <w:rPr>
+          <w:rFonts w:cs="B Nazanin"/>
+          <w:sz w:val="24"/>
+          <w:szCs w:val="24"/>
+          <w:lang w:bidi="fa-IR"/>
+        </w:rPr>
+        <w:t>.</w:t>
+      </w:r>
+      <w:r>
+        <w:rPr>
+          <w:rFonts w:cs="B Nazanin" w:hint="cs"/>
+          <w:sz w:val="24"/>
+          <w:szCs w:val="24"/>
+          <w:rtl/>
+          <w:lang w:bidi="fa-IR"/>
+        </w:rPr>
+        <w:t xml:space="preserve">برای رعایت </w:t>
+      </w:r>
+      <w:r>
+        <w:rPr>
+          <w:rFonts w:cs="B Nazanin"/>
+          <w:sz w:val="24"/>
+          <w:szCs w:val="24"/>
+          <w:lang w:bidi="fa-IR"/>
+        </w:rPr>
+        <w:t>rest</w:t>
+      </w:r>
+      <w:r>
+        <w:rPr>
+          <w:rFonts w:cs="B Nazanin" w:hint="cs"/>
+          <w:sz w:val="24"/>
+          <w:szCs w:val="24"/>
+          <w:rtl/>
+          <w:lang w:bidi="fa-IR"/>
+        </w:rPr>
+        <w:t xml:space="preserve"> بودن یک </w:t>
+      </w:r>
+      <w:r>
+        <w:rPr>
+          <w:rFonts w:cs="B Nazanin"/>
+          <w:sz w:val="24"/>
+          <w:szCs w:val="24"/>
+          <w:lang w:bidi="fa-IR"/>
+        </w:rPr>
+        <w:t>API</w:t>
+      </w:r>
+      <w:r>
+        <w:rPr>
+          <w:rFonts w:cs="B Nazanin" w:hint="cs"/>
+          <w:sz w:val="24"/>
+          <w:szCs w:val="24"/>
+          <w:rtl/>
+          <w:lang w:bidi="fa-IR"/>
+        </w:rPr>
+        <w:t xml:space="preserve"> بهتر است از روش زیر استفاده کرد : </w:t>
       </w:r>
     </w:p>
     <w:p>
@@ -19586,6 +20322,19 @@
           <w:rFonts w:cs="B Nazanin"/>
           <w:sz w:val="24"/>
           <w:szCs w:val="24"/>
+          <w:rtl/>
+          <w:lang w:bidi="fa-IR"/>
+        </w:rPr>
+      </w:pPr>
+    </w:p>
+    <w:p>
+      <w:pPr>
+        <w:bidi/>
+        <w:ind w:left="360"/>
+        <w:rPr>
+          <w:rFonts w:cs="B Nazanin"/>
+          <w:sz w:val="24"/>
+          <w:szCs w:val="24"/>
           <w:lang w:bidi="fa-IR"/>
         </w:rPr>
       </w:pPr>
@@ -19594,10 +20343,10 @@
           <w:noProof/>
         </w:rPr>
         <w:drawing>
-          <wp:inline distT="0" distB="0" distL="0" distR="0" wp14:anchorId="6F8BC644" wp14:editId="60420C19">
-            <wp:extent cx="2371725" cy="962025"/>
-            <wp:effectExtent l="0" t="0" r="9525" b="9525"/>
-            <wp:docPr id="12" name="Picture 12"/>
+          <wp:inline distT="0" distB="0" distL="0" distR="0" wp14:anchorId="0FB616AA" wp14:editId="3105F371">
+            <wp:extent cx="5943600" cy="2432050"/>
+            <wp:effectExtent l="0" t="0" r="0" b="6350"/>
+            <wp:docPr id="5" name="Picture 5"/>
             <wp:cNvGraphicFramePr>
               <a:graphicFrameLocks xmlns:a="http://schemas.openxmlformats.org/drawingml/2006/main" noChangeAspect="1"/>
             </wp:cNvGraphicFramePr>
@@ -19617,6 +20366,1604 @@
                   <pic:spPr>
                     <a:xfrm>
                       <a:off x="0" y="0"/>
+                      <a:ext cx="5943600" cy="2432050"/>
+                    </a:xfrm>
+                    <a:prstGeom prst="rect">
+                      <a:avLst/>
+                    </a:prstGeom>
+                  </pic:spPr>
+                </pic:pic>
+              </a:graphicData>
+            </a:graphic>
+          </wp:inline>
+        </w:drawing>
+      </w:r>
+    </w:p>
+    <w:p>
+      <w:pPr>
+        <w:bidi/>
+        <w:ind w:left="360"/>
+        <w:rPr>
+          <w:rFonts w:cs="B Nazanin"/>
+          <w:sz w:val="24"/>
+          <w:szCs w:val="24"/>
+          <w:lang w:bidi="fa-IR"/>
+        </w:rPr>
+      </w:pPr>
+    </w:p>
+    <w:p>
+      <w:pPr>
+        <w:bidi/>
+        <w:ind w:left="360"/>
+        <w:rPr>
+          <w:rFonts w:cs="B Nazanin"/>
+          <w:sz w:val="24"/>
+          <w:szCs w:val="24"/>
+          <w:lang w:bidi="fa-IR"/>
+        </w:rPr>
+      </w:pPr>
+    </w:p>
+    <w:p>
+      <w:pPr>
+        <w:bidi/>
+        <w:ind w:left="360"/>
+        <w:rPr>
+          <w:rFonts w:cs="B Nazanin"/>
+          <w:sz w:val="24"/>
+          <w:szCs w:val="24"/>
+          <w:lang w:bidi="fa-IR"/>
+        </w:rPr>
+      </w:pPr>
+    </w:p>
+    <w:p>
+      <w:pPr>
+        <w:bidi/>
+        <w:ind w:left="360"/>
+        <w:rPr>
+          <w:rFonts w:cs="B Nazanin"/>
+          <w:sz w:val="24"/>
+          <w:szCs w:val="24"/>
+          <w:lang w:bidi="fa-IR"/>
+        </w:rPr>
+      </w:pPr>
+    </w:p>
+    <w:p>
+      <w:pPr>
+        <w:bidi/>
+        <w:ind w:left="360"/>
+        <w:rPr>
+          <w:rFonts w:cs="B Nazanin"/>
+          <w:sz w:val="24"/>
+          <w:szCs w:val="24"/>
+          <w:lang w:bidi="fa-IR"/>
+        </w:rPr>
+      </w:pPr>
+    </w:p>
+    <w:p>
+      <w:pPr>
+        <w:bidi/>
+        <w:ind w:left="360"/>
+        <w:rPr>
+          <w:rFonts w:cs="B Nazanin"/>
+          <w:sz w:val="24"/>
+          <w:szCs w:val="24"/>
+          <w:lang w:bidi="fa-IR"/>
+        </w:rPr>
+      </w:pPr>
+    </w:p>
+    <w:p>
+      <w:pPr>
+        <w:bidi/>
+        <w:ind w:left="360"/>
+        <w:rPr>
+          <w:rFonts w:cs="B Nazanin"/>
+          <w:sz w:val="24"/>
+          <w:szCs w:val="24"/>
+          <w:lang w:bidi="fa-IR"/>
+        </w:rPr>
+      </w:pPr>
+    </w:p>
+    <w:p>
+      <w:pPr>
+        <w:bidi/>
+        <w:ind w:left="360"/>
+        <w:rPr>
+          <w:rFonts w:cs="B Nazanin"/>
+          <w:sz w:val="24"/>
+          <w:szCs w:val="24"/>
+          <w:rtl/>
+          <w:lang w:bidi="fa-IR"/>
+        </w:rPr>
+      </w:pPr>
+    </w:p>
+    <w:p>
+      <w:pPr>
+        <w:pStyle w:val="ListParagraph"/>
+        <w:numPr>
+          <w:ilvl w:val="0"/>
+          <w:numId w:val="1"/>
+        </w:numPr>
+        <w:bidi/>
+        <w:rPr>
+          <w:rFonts w:cs="B Nazanin"/>
+          <w:sz w:val="24"/>
+          <w:szCs w:val="24"/>
+          <w:lang w:bidi="fa-IR"/>
+        </w:rPr>
+      </w:pPr>
+      <w:r>
+        <w:rPr>
+          <w:rFonts w:cs="B Nazanin" w:hint="cs"/>
+          <w:sz w:val="24"/>
+          <w:szCs w:val="24"/>
+          <w:rtl/>
+          <w:lang w:bidi="fa-IR"/>
+        </w:rPr>
+        <w:t xml:space="preserve">در کل عبارت دو نقطه یا  : چه کاربرد </w:t>
+      </w:r>
+      <w:proofErr w:type="spellStart"/>
+      <w:r>
+        <w:rPr>
+          <w:rFonts w:cs="B Nazanin" w:hint="cs"/>
+          <w:sz w:val="24"/>
+          <w:szCs w:val="24"/>
+          <w:rtl/>
+          <w:lang w:bidi="fa-IR"/>
+        </w:rPr>
+        <w:t>هایی</w:t>
+      </w:r>
+      <w:proofErr w:type="spellEnd"/>
+      <w:r>
+        <w:rPr>
+          <w:rFonts w:cs="B Nazanin" w:hint="cs"/>
+          <w:sz w:val="24"/>
+          <w:szCs w:val="24"/>
+          <w:rtl/>
+          <w:lang w:bidi="fa-IR"/>
+        </w:rPr>
+        <w:t xml:space="preserve"> در </w:t>
+      </w:r>
+      <w:r>
+        <w:rPr>
+          <w:rFonts w:cs="B Nazanin"/>
+          <w:sz w:val="24"/>
+          <w:szCs w:val="24"/>
+          <w:lang w:bidi="fa-IR"/>
+        </w:rPr>
+        <w:t>C#</w:t>
+      </w:r>
+      <w:r>
+        <w:rPr>
+          <w:rFonts w:cs="B Nazanin" w:hint="cs"/>
+          <w:sz w:val="24"/>
+          <w:szCs w:val="24"/>
+          <w:rtl/>
+          <w:lang w:bidi="fa-IR"/>
+        </w:rPr>
+        <w:t xml:space="preserve"> دارد ؟</w:t>
+      </w:r>
+      <w:r>
+        <w:rPr>
+          <w:rFonts w:cs="B Nazanin" w:hint="cs"/>
+          <w:sz w:val="24"/>
+          <w:szCs w:val="24"/>
+          <w:rtl/>
+          <w:lang w:bidi="fa-IR"/>
+        </w:rPr>
+        <w:t xml:space="preserve"> در کل این عبارت 4 کاربرد دارد :</w:t>
+      </w:r>
+    </w:p>
+    <w:p>
+      <w:pPr>
+        <w:bidi/>
+        <w:rPr>
+          <w:rFonts w:cs="B Nazanin"/>
+          <w:sz w:val="24"/>
+          <w:szCs w:val="24"/>
+          <w:lang w:bidi="fa-IR"/>
+        </w:rPr>
+      </w:pPr>
+    </w:p>
+    <w:p>
+      <w:pPr>
+        <w:pStyle w:val="ListParagraph"/>
+        <w:numPr>
+          <w:ilvl w:val="2"/>
+          <w:numId w:val="7"/>
+        </w:numPr>
+        <w:bidi/>
+        <w:rPr>
+          <w:rFonts w:cs="B Nazanin"/>
+          <w:sz w:val="24"/>
+          <w:szCs w:val="24"/>
+          <w:lang w:bidi="fa-IR"/>
+        </w:rPr>
+      </w:pPr>
+      <w:proofErr w:type="spellStart"/>
+      <w:r>
+        <w:rPr>
+          <w:rFonts w:cs="B Nazanin"/>
+          <w:sz w:val="24"/>
+          <w:szCs w:val="24"/>
+          <w:rtl/>
+          <w:lang w:bidi="fa-IR"/>
+        </w:rPr>
+        <w:t>ارث‌بری</w:t>
+      </w:r>
+      <w:proofErr w:type="spellEnd"/>
+      <w:r>
+        <w:rPr>
+          <w:rFonts w:cs="B Nazanin"/>
+          <w:sz w:val="24"/>
+          <w:szCs w:val="24"/>
+          <w:rtl/>
+          <w:lang w:bidi="fa-IR"/>
+        </w:rPr>
+        <w:t xml:space="preserve"> از کلاس </w:t>
+      </w:r>
+    </w:p>
+    <w:p>
+      <w:pPr>
+        <w:bidi/>
+        <w:ind w:left="360"/>
+        <w:jc w:val="right"/>
+        <w:rPr>
+          <w:rFonts w:cs="B Nazanin"/>
+          <w:sz w:val="24"/>
+          <w:szCs w:val="24"/>
+          <w:lang w:bidi="fa-IR"/>
+        </w:rPr>
+      </w:pPr>
+      <w:r>
+        <w:rPr>
+          <w:rFonts w:cs="B Nazanin"/>
+          <w:sz w:val="24"/>
+          <w:szCs w:val="24"/>
+          <w:lang w:bidi="fa-IR"/>
+        </w:rPr>
+        <w:t xml:space="preserve">class </w:t>
+      </w:r>
+      <w:proofErr w:type="gramStart"/>
+      <w:r>
+        <w:rPr>
+          <w:rFonts w:cs="B Nazanin"/>
+          <w:sz w:val="24"/>
+          <w:szCs w:val="24"/>
+          <w:lang w:bidi="fa-IR"/>
+        </w:rPr>
+        <w:t>Dog :</w:t>
+      </w:r>
+      <w:proofErr w:type="gramEnd"/>
+      <w:r>
+        <w:rPr>
+          <w:rFonts w:cs="B Nazanin"/>
+          <w:sz w:val="24"/>
+          <w:szCs w:val="24"/>
+          <w:lang w:bidi="fa-IR"/>
+        </w:rPr>
+        <w:t xml:space="preserve"> Animal</w:t>
+      </w:r>
+      <w:r>
+        <w:rPr>
+          <w:rFonts w:cs="B Nazanin"/>
+          <w:sz w:val="24"/>
+          <w:szCs w:val="24"/>
+          <w:lang w:bidi="fa-IR"/>
+        </w:rPr>
+        <w:tab/>
+      </w:r>
+    </w:p>
+    <w:p>
+      <w:pPr>
+        <w:bidi/>
+        <w:ind w:left="360"/>
+        <w:rPr>
+          <w:rFonts w:cs="B Nazanin"/>
+          <w:sz w:val="24"/>
+          <w:szCs w:val="24"/>
+          <w:lang w:bidi="fa-IR"/>
+        </w:rPr>
+      </w:pPr>
+      <w:r>
+        <w:rPr>
+          <w:rFonts w:cs="B Nazanin"/>
+          <w:sz w:val="24"/>
+          <w:szCs w:val="24"/>
+          <w:rtl/>
+          <w:lang w:bidi="fa-IR"/>
+        </w:rPr>
+        <w:t xml:space="preserve">یعنی </w:t>
+      </w:r>
+      <w:r>
+        <w:rPr>
+          <w:rFonts w:cs="B Nazanin"/>
+          <w:sz w:val="24"/>
+          <w:szCs w:val="24"/>
+          <w:lang w:bidi="fa-IR"/>
+        </w:rPr>
+        <w:t xml:space="preserve">Dog </w:t>
+      </w:r>
+      <w:r>
+        <w:rPr>
+          <w:rFonts w:cs="B Nazanin"/>
+          <w:sz w:val="24"/>
+          <w:szCs w:val="24"/>
+          <w:rtl/>
+          <w:lang w:bidi="fa-IR"/>
+        </w:rPr>
+        <w:t xml:space="preserve">از </w:t>
+      </w:r>
+      <w:r>
+        <w:rPr>
+          <w:rFonts w:cs="B Nazanin"/>
+          <w:sz w:val="24"/>
+          <w:szCs w:val="24"/>
+          <w:lang w:bidi="fa-IR"/>
+        </w:rPr>
+        <w:t xml:space="preserve">Animal </w:t>
+      </w:r>
+      <w:r>
+        <w:rPr>
+          <w:rFonts w:cs="B Nazanin"/>
+          <w:sz w:val="24"/>
+          <w:szCs w:val="24"/>
+          <w:rtl/>
+          <w:lang w:bidi="fa-IR"/>
+        </w:rPr>
+        <w:t>ارث می‌برد</w:t>
+      </w:r>
+      <w:r>
+        <w:rPr>
+          <w:rFonts w:cs="B Nazanin"/>
+          <w:sz w:val="24"/>
+          <w:szCs w:val="24"/>
+          <w:lang w:bidi="fa-IR"/>
+        </w:rPr>
+        <w:t>.</w:t>
+      </w:r>
+    </w:p>
+    <w:p>
+      <w:pPr>
+        <w:bidi/>
+        <w:ind w:left="360"/>
+        <w:rPr>
+          <w:rFonts w:cs="B Nazanin"/>
+          <w:sz w:val="24"/>
+          <w:szCs w:val="24"/>
+          <w:lang w:bidi="fa-IR"/>
+        </w:rPr>
+      </w:pPr>
+      <w:r>
+        <w:rPr>
+          <w:rFonts w:cs="B Nazanin"/>
+          <w:sz w:val="24"/>
+          <w:szCs w:val="24"/>
+          <w:lang w:bidi="fa-IR"/>
+        </w:rPr>
+        <w:t xml:space="preserve"> (ii      </w:t>
+      </w:r>
+      <w:proofErr w:type="spellStart"/>
+      <w:r>
+        <w:rPr>
+          <w:rFonts w:cs="B Nazanin"/>
+          <w:sz w:val="24"/>
+          <w:szCs w:val="24"/>
+          <w:rtl/>
+          <w:lang w:bidi="fa-IR"/>
+        </w:rPr>
+        <w:t>پیاده‌سازی</w:t>
+      </w:r>
+      <w:proofErr w:type="spellEnd"/>
+      <w:r>
+        <w:rPr>
+          <w:rFonts w:cs="B Nazanin"/>
+          <w:sz w:val="24"/>
+          <w:szCs w:val="24"/>
+          <w:lang w:bidi="fa-IR"/>
+        </w:rPr>
+        <w:t xml:space="preserve"> Interface </w:t>
+      </w:r>
+    </w:p>
+    <w:p>
+      <w:pPr>
+        <w:rPr>
+          <w:rFonts w:cs="B Nazanin"/>
+          <w:sz w:val="24"/>
+          <w:szCs w:val="24"/>
+          <w:lang w:bidi="fa-IR"/>
+        </w:rPr>
+      </w:pPr>
+      <w:r>
+        <w:rPr>
+          <w:rFonts w:cs="B Nazanin"/>
+          <w:sz w:val="24"/>
+          <w:szCs w:val="24"/>
+          <w:lang w:bidi="fa-IR"/>
+        </w:rPr>
+        <w:t xml:space="preserve">class </w:t>
+      </w:r>
+      <w:proofErr w:type="gramStart"/>
+      <w:r>
+        <w:rPr>
+          <w:rFonts w:cs="B Nazanin"/>
+          <w:sz w:val="24"/>
+          <w:szCs w:val="24"/>
+          <w:lang w:bidi="fa-IR"/>
+        </w:rPr>
+        <w:t>Product :</w:t>
+      </w:r>
+      <w:proofErr w:type="gramEnd"/>
+      <w:r>
+        <w:rPr>
+          <w:rFonts w:cs="B Nazanin"/>
+          <w:sz w:val="24"/>
+          <w:szCs w:val="24"/>
+          <w:lang w:bidi="fa-IR"/>
+        </w:rPr>
+        <w:t xml:space="preserve"> </w:t>
+      </w:r>
+      <w:proofErr w:type="spellStart"/>
+      <w:r>
+        <w:rPr>
+          <w:rFonts w:cs="B Nazanin"/>
+          <w:sz w:val="24"/>
+          <w:szCs w:val="24"/>
+          <w:lang w:bidi="fa-IR"/>
+        </w:rPr>
+        <w:t>IProduct</w:t>
+      </w:r>
+      <w:proofErr w:type="spellEnd"/>
+    </w:p>
+    <w:p>
+      <w:pPr>
+        <w:bidi/>
+        <w:ind w:left="360"/>
+        <w:rPr>
+          <w:rFonts w:cs="B Nazanin"/>
+          <w:sz w:val="24"/>
+          <w:szCs w:val="24"/>
+          <w:lang w:bidi="fa-IR"/>
+        </w:rPr>
+      </w:pPr>
+      <w:r>
+        <w:rPr>
+          <w:rFonts w:cs="B Nazanin"/>
+          <w:sz w:val="24"/>
+          <w:szCs w:val="24"/>
+          <w:rtl/>
+          <w:lang w:bidi="fa-IR"/>
+        </w:rPr>
+        <w:t xml:space="preserve">یعنی </w:t>
+      </w:r>
+      <w:r>
+        <w:rPr>
+          <w:rFonts w:cs="B Nazanin"/>
+          <w:sz w:val="24"/>
+          <w:szCs w:val="24"/>
+          <w:lang w:bidi="fa-IR"/>
+        </w:rPr>
+        <w:t>Product</w:t>
+      </w:r>
+      <w:r>
+        <w:rPr>
+          <w:rFonts w:cs="B Nazanin"/>
+          <w:sz w:val="24"/>
+          <w:szCs w:val="24"/>
+          <w:rtl/>
+          <w:lang w:bidi="fa-IR"/>
+        </w:rPr>
+        <w:t xml:space="preserve">، </w:t>
+      </w:r>
+      <w:proofErr w:type="spellStart"/>
+      <w:r>
+        <w:rPr>
+          <w:rFonts w:cs="B Nazanin"/>
+          <w:sz w:val="24"/>
+          <w:szCs w:val="24"/>
+          <w:lang w:bidi="fa-IR"/>
+        </w:rPr>
+        <w:t>IProduct</w:t>
+      </w:r>
+      <w:proofErr w:type="spellEnd"/>
+      <w:r>
+        <w:rPr>
+          <w:rFonts w:cs="B Nazanin"/>
+          <w:sz w:val="24"/>
+          <w:szCs w:val="24"/>
+          <w:lang w:bidi="fa-IR"/>
+        </w:rPr>
+        <w:t xml:space="preserve"> </w:t>
+      </w:r>
+      <w:r>
+        <w:rPr>
+          <w:rFonts w:cs="B Nazanin"/>
+          <w:sz w:val="24"/>
+          <w:szCs w:val="24"/>
+          <w:rtl/>
+          <w:lang w:bidi="fa-IR"/>
+        </w:rPr>
+        <w:t xml:space="preserve">را </w:t>
+      </w:r>
+      <w:proofErr w:type="spellStart"/>
+      <w:r>
+        <w:rPr>
+          <w:rFonts w:cs="B Nazanin"/>
+          <w:sz w:val="24"/>
+          <w:szCs w:val="24"/>
+          <w:rtl/>
+          <w:lang w:bidi="fa-IR"/>
+        </w:rPr>
+        <w:t>پیاده‌سازی</w:t>
+      </w:r>
+      <w:proofErr w:type="spellEnd"/>
+      <w:r>
+        <w:rPr>
+          <w:rFonts w:cs="B Nazanin"/>
+          <w:sz w:val="24"/>
+          <w:szCs w:val="24"/>
+          <w:rtl/>
+          <w:lang w:bidi="fa-IR"/>
+        </w:rPr>
+        <w:t xml:space="preserve"> </w:t>
+      </w:r>
+      <w:proofErr w:type="spellStart"/>
+      <w:r>
+        <w:rPr>
+          <w:rFonts w:cs="B Nazanin"/>
+          <w:sz w:val="24"/>
+          <w:szCs w:val="24"/>
+          <w:rtl/>
+          <w:lang w:bidi="fa-IR"/>
+        </w:rPr>
+        <w:t>می‌کند</w:t>
+      </w:r>
+      <w:proofErr w:type="spellEnd"/>
+      <w:r>
+        <w:rPr>
+          <w:rFonts w:cs="B Nazanin"/>
+          <w:sz w:val="24"/>
+          <w:szCs w:val="24"/>
+          <w:lang w:bidi="fa-IR"/>
+        </w:rPr>
+        <w:t>.</w:t>
+      </w:r>
+    </w:p>
+    <w:p>
+      <w:pPr>
+        <w:bidi/>
+        <w:ind w:left="360"/>
+        <w:rPr>
+          <w:rFonts w:cs="B Nazanin"/>
+          <w:sz w:val="24"/>
+          <w:szCs w:val="24"/>
+          <w:lang w:bidi="fa-IR"/>
+        </w:rPr>
+      </w:pPr>
+      <w:r>
+        <w:rPr>
+          <w:rFonts w:cs="B Nazanin" w:hint="cs"/>
+          <w:sz w:val="24"/>
+          <w:szCs w:val="24"/>
+          <w:rtl/>
+          <w:lang w:bidi="fa-IR"/>
+        </w:rPr>
+        <w:t xml:space="preserve">      </w:t>
+      </w:r>
+      <w:r>
+        <w:rPr>
+          <w:rFonts w:cs="B Nazanin"/>
+          <w:sz w:val="24"/>
+          <w:szCs w:val="24"/>
+          <w:lang w:bidi="fa-IR"/>
+        </w:rPr>
+        <w:t>(iii</w:t>
+      </w:r>
+      <w:r>
+        <w:rPr>
+          <w:rFonts w:cs="B Nazanin"/>
+          <w:sz w:val="24"/>
+          <w:szCs w:val="24"/>
+          <w:rtl/>
+          <w:lang w:bidi="fa-IR"/>
+        </w:rPr>
+        <w:t>صدا زدن</w:t>
+      </w:r>
+      <w:r>
+        <w:rPr>
+          <w:rFonts w:cs="B Nazanin"/>
+          <w:sz w:val="24"/>
+          <w:szCs w:val="24"/>
+          <w:lang w:bidi="fa-IR"/>
+        </w:rPr>
+        <w:t xml:space="preserve"> Constructor </w:t>
+      </w:r>
+      <w:r>
+        <w:rPr>
+          <w:rFonts w:cs="B Nazanin"/>
+          <w:sz w:val="24"/>
+          <w:szCs w:val="24"/>
+          <w:rtl/>
+          <w:lang w:bidi="fa-IR"/>
+        </w:rPr>
+        <w:t xml:space="preserve">پدر </w:t>
+      </w:r>
+    </w:p>
+    <w:p>
+      <w:pPr>
+        <w:bidi/>
+        <w:ind w:left="360"/>
+        <w:jc w:val="right"/>
+        <w:rPr>
+          <w:rFonts w:cs="B Nazanin"/>
+          <w:sz w:val="24"/>
+          <w:szCs w:val="24"/>
+          <w:lang w:bidi="fa-IR"/>
+        </w:rPr>
+      </w:pPr>
+      <w:proofErr w:type="gramStart"/>
+      <w:r>
+        <w:rPr>
+          <w:rFonts w:cs="B Nazanin"/>
+          <w:sz w:val="24"/>
+          <w:szCs w:val="24"/>
+          <w:lang w:bidi="fa-IR"/>
+        </w:rPr>
+        <w:lastRenderedPageBreak/>
+        <w:t>Product(</w:t>
+      </w:r>
+      <w:proofErr w:type="gramEnd"/>
+      <w:r>
+        <w:rPr>
+          <w:rFonts w:cs="B Nazanin"/>
+          <w:sz w:val="24"/>
+          <w:szCs w:val="24"/>
+          <w:lang w:bidi="fa-IR"/>
+        </w:rPr>
+        <w:t>) : base(...)</w:t>
+      </w:r>
+    </w:p>
+    <w:p>
+      <w:pPr>
+        <w:bidi/>
+        <w:ind w:left="360"/>
+        <w:rPr>
+          <w:rFonts w:cs="B Nazanin"/>
+          <w:sz w:val="24"/>
+          <w:szCs w:val="24"/>
+          <w:lang w:bidi="fa-IR"/>
+        </w:rPr>
+      </w:pPr>
+      <w:r>
+        <w:rPr>
+          <w:rFonts w:cs="B Nazanin"/>
+          <w:sz w:val="24"/>
+          <w:szCs w:val="24"/>
+          <w:rtl/>
+          <w:lang w:bidi="fa-IR"/>
+        </w:rPr>
+        <w:t>یعنی</w:t>
+      </w:r>
+      <w:r>
+        <w:rPr>
+          <w:rFonts w:cs="B Nazanin"/>
+          <w:sz w:val="24"/>
+          <w:szCs w:val="24"/>
+          <w:lang w:bidi="fa-IR"/>
+        </w:rPr>
+        <w:t xml:space="preserve"> Constructor </w:t>
+      </w:r>
+      <w:r>
+        <w:rPr>
+          <w:rFonts w:cs="B Nazanin"/>
+          <w:sz w:val="24"/>
+          <w:szCs w:val="24"/>
+          <w:rtl/>
+          <w:lang w:bidi="fa-IR"/>
+        </w:rPr>
+        <w:t>کلاس پدر را صدا بزن</w:t>
+      </w:r>
+      <w:r>
+        <w:rPr>
+          <w:rFonts w:cs="B Nazanin"/>
+          <w:sz w:val="24"/>
+          <w:szCs w:val="24"/>
+          <w:lang w:bidi="fa-IR"/>
+        </w:rPr>
+        <w:t>.</w:t>
+      </w:r>
+    </w:p>
+    <w:p>
+      <w:pPr>
+        <w:bidi/>
+        <w:ind w:left="360"/>
+        <w:rPr>
+          <w:rFonts w:cs="B Nazanin"/>
+          <w:sz w:val="24"/>
+          <w:szCs w:val="24"/>
+          <w:lang w:bidi="fa-IR"/>
+        </w:rPr>
+      </w:pPr>
+      <w:r>
+        <w:rPr>
+          <w:rFonts w:cs="B Nazanin" w:hint="cs"/>
+          <w:sz w:val="24"/>
+          <w:szCs w:val="24"/>
+          <w:rtl/>
+          <w:lang w:bidi="fa-IR"/>
+        </w:rPr>
+        <w:t xml:space="preserve"> </w:t>
+      </w:r>
+      <w:r>
+        <w:rPr>
+          <w:rFonts w:cs="B Nazanin"/>
+          <w:sz w:val="24"/>
+          <w:szCs w:val="24"/>
+          <w:lang w:bidi="fa-IR"/>
+        </w:rPr>
+        <w:t xml:space="preserve"> (</w:t>
+      </w:r>
+      <w:proofErr w:type="gramStart"/>
+      <w:r>
+        <w:rPr>
+          <w:rFonts w:cs="B Nazanin"/>
+          <w:sz w:val="24"/>
+          <w:szCs w:val="24"/>
+          <w:lang w:bidi="fa-IR"/>
+        </w:rPr>
+        <w:t>iv</w:t>
+      </w:r>
+      <w:proofErr w:type="gramEnd"/>
+      <w:r>
+        <w:rPr>
+          <w:rFonts w:cs="B Nazanin"/>
+          <w:sz w:val="24"/>
+          <w:szCs w:val="24"/>
+          <w:rtl/>
+          <w:lang w:bidi="fa-IR"/>
+        </w:rPr>
+        <w:t xml:space="preserve"> زدن</w:t>
+      </w:r>
+      <w:r>
+        <w:rPr>
+          <w:rFonts w:cs="B Nazanin"/>
+          <w:sz w:val="24"/>
+          <w:szCs w:val="24"/>
+          <w:lang w:bidi="fa-IR"/>
+        </w:rPr>
+        <w:t xml:space="preserve"> Constructor </w:t>
+      </w:r>
+      <w:r>
+        <w:rPr>
+          <w:rFonts w:cs="B Nazanin"/>
+          <w:sz w:val="24"/>
+          <w:szCs w:val="24"/>
+          <w:rtl/>
+          <w:lang w:bidi="fa-IR"/>
+        </w:rPr>
+        <w:t xml:space="preserve">دیگر همین کلاس </w:t>
+      </w:r>
+    </w:p>
+    <w:p>
+      <w:pPr>
+        <w:bidi/>
+        <w:ind w:left="360"/>
+        <w:jc w:val="right"/>
+        <w:rPr>
+          <w:rFonts w:cs="B Nazanin"/>
+          <w:sz w:val="24"/>
+          <w:szCs w:val="24"/>
+          <w:lang w:bidi="fa-IR"/>
+        </w:rPr>
+      </w:pPr>
+      <w:proofErr w:type="gramStart"/>
+      <w:r>
+        <w:rPr>
+          <w:rFonts w:cs="B Nazanin"/>
+          <w:sz w:val="24"/>
+          <w:szCs w:val="24"/>
+          <w:lang w:bidi="fa-IR"/>
+        </w:rPr>
+        <w:t>Product(</w:t>
+      </w:r>
+      <w:proofErr w:type="gramEnd"/>
+      <w:r>
+        <w:rPr>
+          <w:rFonts w:cs="B Nazanin"/>
+          <w:sz w:val="24"/>
+          <w:szCs w:val="24"/>
+          <w:lang w:bidi="fa-IR"/>
+        </w:rPr>
+        <w:t>) : this(...)</w:t>
+      </w:r>
+    </w:p>
+    <w:p>
+      <w:pPr>
+        <w:bidi/>
+        <w:rPr>
+          <w:rFonts w:cs="B Nazanin"/>
+          <w:sz w:val="24"/>
+          <w:szCs w:val="24"/>
+          <w:lang w:bidi="fa-IR"/>
+        </w:rPr>
+      </w:pPr>
+      <w:r>
+        <w:rPr>
+          <w:rFonts w:cs="B Nazanin"/>
+          <w:sz w:val="24"/>
+          <w:szCs w:val="24"/>
+          <w:lang w:bidi="fa-IR"/>
+        </w:rPr>
+        <w:t xml:space="preserve">   </w:t>
+      </w:r>
+      <w:r>
+        <w:rPr>
+          <w:rFonts w:cs="B Nazanin"/>
+          <w:sz w:val="24"/>
+          <w:szCs w:val="24"/>
+          <w:rtl/>
+          <w:lang w:bidi="fa-IR"/>
+        </w:rPr>
+        <w:t>یعنی</w:t>
+      </w:r>
+      <w:r>
+        <w:rPr>
+          <w:rFonts w:cs="B Nazanin"/>
+          <w:sz w:val="24"/>
+          <w:szCs w:val="24"/>
+          <w:lang w:bidi="fa-IR"/>
+        </w:rPr>
+        <w:t xml:space="preserve"> Constructor </w:t>
+      </w:r>
+      <w:r>
+        <w:rPr>
+          <w:rFonts w:cs="B Nazanin"/>
+          <w:sz w:val="24"/>
+          <w:szCs w:val="24"/>
+          <w:rtl/>
+          <w:lang w:bidi="fa-IR"/>
+        </w:rPr>
+        <w:t>دیگری از همین کلاس را صدا بزن</w:t>
+      </w:r>
+      <w:r>
+        <w:rPr>
+          <w:rFonts w:cs="B Nazanin"/>
+          <w:sz w:val="24"/>
+          <w:szCs w:val="24"/>
+          <w:lang w:bidi="fa-IR"/>
+        </w:rPr>
+        <w:t>.</w:t>
+      </w:r>
+    </w:p>
+    <w:p>
+      <w:pPr>
+        <w:bidi/>
+        <w:rPr>
+          <w:rFonts w:cs="B Nazanin"/>
+          <w:sz w:val="24"/>
+          <w:szCs w:val="24"/>
+          <w:lang w:bidi="fa-IR"/>
+        </w:rPr>
+      </w:pPr>
+    </w:p>
+    <w:p>
+      <w:pPr>
+        <w:pStyle w:val="ListParagraph"/>
+        <w:numPr>
+          <w:ilvl w:val="0"/>
+          <w:numId w:val="1"/>
+        </w:numPr>
+        <w:bidi/>
+        <w:rPr>
+          <w:rFonts w:cs="B Nazanin"/>
+          <w:sz w:val="24"/>
+          <w:szCs w:val="24"/>
+          <w:lang w:bidi="fa-IR"/>
+        </w:rPr>
+      </w:pPr>
+      <w:r>
+        <w:rPr>
+          <w:rFonts w:cs="B Nazanin" w:hint="cs"/>
+          <w:sz w:val="24"/>
+          <w:szCs w:val="24"/>
+          <w:rtl/>
+          <w:lang w:bidi="fa-IR"/>
+        </w:rPr>
+        <w:t xml:space="preserve">کلید واژه </w:t>
+      </w:r>
+      <w:r>
+        <w:rPr>
+          <w:rFonts w:cs="B Nazanin"/>
+          <w:sz w:val="24"/>
+          <w:szCs w:val="24"/>
+          <w:lang w:bidi="fa-IR"/>
+        </w:rPr>
+        <w:t>Virtual</w:t>
+      </w:r>
+      <w:r>
+        <w:rPr>
+          <w:rFonts w:cs="B Nazanin" w:hint="cs"/>
+          <w:sz w:val="24"/>
+          <w:szCs w:val="24"/>
+          <w:rtl/>
+          <w:lang w:bidi="fa-IR"/>
+        </w:rPr>
+        <w:t xml:space="preserve"> یعنی چی ؟ این کلید واژه اگر قبل از هر کدام از اعضای کلاس پدر بیاید یعنی کلاس فرزند می تواند رفتار این عضو از کلاس پدر را در بنده خود تغییر دهد . در واقع </w:t>
+      </w:r>
+      <w:r>
+        <w:rPr>
+          <w:rFonts w:cs="B Nazanin"/>
+          <w:sz w:val="24"/>
+          <w:szCs w:val="24"/>
+          <w:lang w:bidi="fa-IR"/>
+        </w:rPr>
+        <w:t>Virtual</w:t>
+      </w:r>
+      <w:r>
+        <w:rPr>
+          <w:rFonts w:cs="B Nazanin" w:hint="cs"/>
+          <w:sz w:val="24"/>
+          <w:szCs w:val="24"/>
+          <w:rtl/>
+          <w:lang w:bidi="fa-IR"/>
+        </w:rPr>
+        <w:t xml:space="preserve"> به معنای آن نیست که کلاس فرزند بتواند این عضو را در بدنه خود صدا بزند (که در حالت عادی هم می تواند) بلکه به معنای آن است که می تواند رفتار آن عضو را تغییر دهد . </w:t>
+      </w:r>
+      <w:r>
+        <w:rPr>
+          <w:rtl/>
+        </w:rPr>
+        <w:t xml:space="preserve">خب چطور یک عضو از کلاس رو </w:t>
+      </w:r>
+      <w:r>
+        <w:rPr>
+          <w:rFonts w:hint="cs"/>
+          <w:rtl/>
+        </w:rPr>
+        <w:t>طوری محدود کنم</w:t>
+      </w:r>
+      <w:r>
+        <w:rPr>
+          <w:rtl/>
+        </w:rPr>
+        <w:t xml:space="preserve"> که در کلاس های فرزند خود قابل صدا زدن </w:t>
+      </w:r>
+      <w:r>
+        <w:rPr>
+          <w:rFonts w:hint="cs"/>
+          <w:rtl/>
+        </w:rPr>
+        <w:t>نباشد</w:t>
+      </w:r>
+      <w:r>
+        <w:rPr>
+          <w:rtl/>
+        </w:rPr>
+        <w:t xml:space="preserve"> ؟</w:t>
+      </w:r>
+      <w:r>
+        <w:rPr>
+          <w:rFonts w:hint="cs"/>
+          <w:rtl/>
+        </w:rPr>
+        <w:t xml:space="preserve"> با کلید واژه </w:t>
+      </w:r>
+      <w:r>
+        <w:t>Private</w:t>
+      </w:r>
+      <w:r>
+        <w:rPr>
+          <w:rFonts w:hint="cs"/>
+          <w:rtl/>
+          <w:lang w:bidi="fa-IR"/>
+        </w:rPr>
+        <w:t xml:space="preserve"> می توان عضو را طوری محدود کرد که فقط در بدنه خود کلاس قابل استفاده و صدا زدن باشد . (برای آماده سازی برای سوال بعدی یا سوال 5)</w:t>
+      </w:r>
+    </w:p>
+    <w:p>
+      <w:pPr>
+        <w:bidi/>
+        <w:rPr>
+          <w:rFonts w:cs="B Nazanin"/>
+          <w:sz w:val="24"/>
+          <w:szCs w:val="24"/>
+          <w:rtl/>
+          <w:lang w:bidi="fa-IR"/>
+        </w:rPr>
+      </w:pPr>
+    </w:p>
+    <w:p>
+      <w:pPr>
+        <w:pStyle w:val="ListParagraph"/>
+        <w:numPr>
+          <w:ilvl w:val="0"/>
+          <w:numId w:val="1"/>
+        </w:numPr>
+        <w:bidi/>
+        <w:rPr>
+          <w:rFonts w:cs="B Nazanin"/>
+          <w:sz w:val="24"/>
+          <w:szCs w:val="24"/>
+          <w:lang w:bidi="fa-IR"/>
+        </w:rPr>
+      </w:pPr>
+      <w:r>
+        <w:rPr>
+          <w:rFonts w:cs="B Nazanin" w:hint="cs"/>
+          <w:sz w:val="24"/>
+          <w:szCs w:val="24"/>
+          <w:rtl/>
+          <w:lang w:bidi="fa-IR"/>
+        </w:rPr>
+        <w:t xml:space="preserve">کلید واژه </w:t>
+      </w:r>
+      <w:r>
+        <w:rPr>
+          <w:rFonts w:cs="B Nazanin"/>
+          <w:sz w:val="24"/>
+          <w:szCs w:val="24"/>
+          <w:lang w:bidi="fa-IR"/>
+        </w:rPr>
+        <w:t>Protected</w:t>
+      </w:r>
+      <w:r>
+        <w:rPr>
+          <w:rFonts w:cs="B Nazanin" w:hint="cs"/>
+          <w:sz w:val="24"/>
+          <w:szCs w:val="24"/>
+          <w:rtl/>
+          <w:lang w:bidi="fa-IR"/>
+        </w:rPr>
+        <w:t xml:space="preserve"> به چه معناست ؟ یعنی این عضو از کلاس فقط در بدنه خود کلاس و در بدنه تمام فرزندان آن قابل دسترس و صدا کردن است و در بیرون از موارد مذکور در دسترس نیست . </w:t>
+      </w:r>
+    </w:p>
+    <w:p>
+      <w:pPr>
+        <w:pStyle w:val="ListParagraph"/>
+        <w:rPr>
+          <w:rFonts w:cs="B Nazanin"/>
+          <w:sz w:val="24"/>
+          <w:szCs w:val="24"/>
+          <w:rtl/>
+          <w:lang w:bidi="fa-IR"/>
+        </w:rPr>
+      </w:pPr>
+    </w:p>
+    <w:p>
+      <w:pPr>
+        <w:pStyle w:val="ListParagraph"/>
+        <w:numPr>
+          <w:ilvl w:val="0"/>
+          <w:numId w:val="1"/>
+        </w:numPr>
+        <w:bidi/>
+        <w:rPr>
+          <w:rFonts w:cs="B Nazanin"/>
+          <w:sz w:val="24"/>
+          <w:szCs w:val="24"/>
+          <w:lang w:bidi="fa-IR"/>
+        </w:rPr>
+      </w:pPr>
+      <w:r>
+        <w:rPr>
+          <w:rFonts w:cs="B Nazanin" w:hint="cs"/>
+          <w:sz w:val="24"/>
+          <w:szCs w:val="24"/>
+          <w:rtl/>
+          <w:lang w:bidi="fa-IR"/>
+        </w:rPr>
+        <w:t xml:space="preserve">آیا همیشه </w:t>
+      </w:r>
+      <w:r>
+        <w:rPr>
+          <w:rFonts w:cs="B Nazanin"/>
+          <w:sz w:val="24"/>
+          <w:szCs w:val="24"/>
+          <w:lang w:bidi="fa-IR"/>
+        </w:rPr>
+        <w:t>Property</w:t>
+      </w:r>
+      <w:r>
+        <w:rPr>
+          <w:rFonts w:cs="B Nazanin" w:hint="cs"/>
+          <w:sz w:val="24"/>
+          <w:szCs w:val="24"/>
+          <w:rtl/>
+          <w:lang w:bidi="fa-IR"/>
+        </w:rPr>
+        <w:t xml:space="preserve"> همیشه </w:t>
+      </w:r>
+      <w:r>
+        <w:rPr>
+          <w:rFonts w:cs="B Nazanin"/>
+          <w:sz w:val="24"/>
+          <w:szCs w:val="24"/>
+          <w:lang w:bidi="fa-IR"/>
+        </w:rPr>
+        <w:t xml:space="preserve">public </w:t>
+      </w:r>
+      <w:r>
+        <w:rPr>
+          <w:rFonts w:cs="B Nazanin" w:hint="cs"/>
+          <w:sz w:val="24"/>
+          <w:szCs w:val="24"/>
+          <w:rtl/>
+          <w:lang w:bidi="fa-IR"/>
+        </w:rPr>
+        <w:t xml:space="preserve"> هست ؟ خیر اصلا ربطی ندارد . یک صفت می تواند </w:t>
+      </w:r>
+      <w:r>
+        <w:rPr>
+          <w:rFonts w:cs="B Nazanin"/>
+          <w:sz w:val="24"/>
+          <w:szCs w:val="24"/>
+          <w:lang w:bidi="fa-IR"/>
+        </w:rPr>
+        <w:t>public private protected</w:t>
+      </w:r>
+      <w:r>
+        <w:rPr>
+          <w:rFonts w:cs="B Nazanin" w:hint="cs"/>
+          <w:sz w:val="24"/>
+          <w:szCs w:val="24"/>
+          <w:rtl/>
+          <w:lang w:bidi="fa-IR"/>
+        </w:rPr>
+        <w:t xml:space="preserve"> یا ... باشد . در واقع </w:t>
+      </w:r>
+      <w:r>
+        <w:rPr>
+          <w:rFonts w:cs="B Nazanin"/>
+          <w:sz w:val="24"/>
+          <w:szCs w:val="24"/>
+          <w:lang w:bidi="fa-IR"/>
+        </w:rPr>
+        <w:t>property</w:t>
+      </w:r>
+      <w:r>
+        <w:rPr>
+          <w:rFonts w:cs="B Nazanin" w:hint="cs"/>
+          <w:sz w:val="24"/>
+          <w:szCs w:val="24"/>
+          <w:rtl/>
+          <w:lang w:bidi="fa-IR"/>
+        </w:rPr>
+        <w:t xml:space="preserve"> یک عضو از یک کلاس است و فرق آن با </w:t>
+      </w:r>
+      <w:r>
+        <w:rPr>
+          <w:rFonts w:cs="B Nazanin"/>
+          <w:sz w:val="24"/>
+          <w:szCs w:val="24"/>
+          <w:lang w:bidi="fa-IR"/>
+        </w:rPr>
+        <w:t>field</w:t>
+      </w:r>
+      <w:r>
+        <w:rPr>
+          <w:rFonts w:cs="B Nazanin" w:hint="cs"/>
+          <w:sz w:val="24"/>
+          <w:szCs w:val="24"/>
+          <w:rtl/>
+          <w:lang w:bidi="fa-IR"/>
+        </w:rPr>
+        <w:t xml:space="preserve"> آن است که </w:t>
+      </w:r>
+      <w:r>
+        <w:rPr>
+          <w:rFonts w:cs="B Nazanin"/>
+          <w:sz w:val="24"/>
+          <w:szCs w:val="24"/>
+          <w:lang w:bidi="fa-IR"/>
+        </w:rPr>
+        <w:t>property</w:t>
+      </w:r>
+      <w:r>
+        <w:rPr>
+          <w:rFonts w:cs="B Nazanin" w:hint="cs"/>
+          <w:sz w:val="24"/>
+          <w:szCs w:val="24"/>
+          <w:rtl/>
+          <w:lang w:bidi="fa-IR"/>
+        </w:rPr>
+        <w:t xml:space="preserve"> قابلیت </w:t>
+      </w:r>
+      <w:r>
+        <w:rPr>
+          <w:rFonts w:cs="B Nazanin"/>
+          <w:sz w:val="24"/>
+          <w:szCs w:val="24"/>
+          <w:lang w:bidi="fa-IR"/>
+        </w:rPr>
+        <w:t>get set</w:t>
+      </w:r>
+      <w:r>
+        <w:rPr>
+          <w:rFonts w:cs="B Nazanin" w:hint="cs"/>
+          <w:sz w:val="24"/>
+          <w:szCs w:val="24"/>
+          <w:rtl/>
+          <w:lang w:bidi="fa-IR"/>
+        </w:rPr>
+        <w:t xml:space="preserve"> دارد ولی </w:t>
+      </w:r>
+      <w:r>
+        <w:rPr>
+          <w:rFonts w:cs="B Nazanin"/>
+          <w:sz w:val="24"/>
+          <w:szCs w:val="24"/>
+          <w:lang w:bidi="fa-IR"/>
+        </w:rPr>
+        <w:t>filed</w:t>
+      </w:r>
+      <w:r>
+        <w:rPr>
+          <w:rFonts w:cs="B Nazanin" w:hint="cs"/>
+          <w:sz w:val="24"/>
+          <w:szCs w:val="24"/>
+          <w:rtl/>
+          <w:lang w:bidi="fa-IR"/>
+        </w:rPr>
+        <w:t xml:space="preserve"> ندارد . در واقع </w:t>
+      </w:r>
+      <w:r>
+        <w:rPr>
+          <w:rFonts w:cs="B Nazanin"/>
+          <w:sz w:val="24"/>
+          <w:szCs w:val="24"/>
+          <w:lang w:bidi="fa-IR"/>
+        </w:rPr>
+        <w:t>property</w:t>
+      </w:r>
+      <w:r>
+        <w:rPr>
+          <w:rFonts w:cs="B Nazanin" w:hint="cs"/>
+          <w:sz w:val="24"/>
+          <w:szCs w:val="24"/>
+          <w:rtl/>
+          <w:lang w:bidi="fa-IR"/>
+        </w:rPr>
+        <w:t xml:space="preserve"> به ما امکان می دهد نحوه خواندن و نوشتن یک مقدار را کنترل کنیم . در واقع </w:t>
+      </w:r>
+      <w:r>
+        <w:rPr>
+          <w:rFonts w:cs="B Nazanin"/>
+          <w:sz w:val="24"/>
+          <w:szCs w:val="24"/>
+          <w:lang w:bidi="fa-IR"/>
+        </w:rPr>
+        <w:t>Filed</w:t>
+      </w:r>
+      <w:r>
+        <w:rPr>
+          <w:rFonts w:cs="B Nazanin" w:hint="cs"/>
+          <w:sz w:val="24"/>
+          <w:szCs w:val="24"/>
+          <w:rtl/>
+          <w:lang w:bidi="fa-IR"/>
+        </w:rPr>
+        <w:t xml:space="preserve"> برای نگهداری مستقیم یک مقدار در بدنه خود کلاس استفاده می شود .</w:t>
+      </w:r>
+      <w:r>
+        <w:rPr>
+          <w:rFonts w:cs="B Nazanin" w:hint="cs"/>
+          <w:sz w:val="24"/>
+          <w:szCs w:val="24"/>
+          <w:rtl/>
+          <w:lang w:bidi="fa-IR"/>
+        </w:rPr>
+        <w:t xml:space="preserve"> لیست دسته بندی اعضای یک کلاس در شکل زیر آورده شده است : </w:t>
+      </w:r>
+    </w:p>
+    <w:p>
+      <w:pPr>
+        <w:pStyle w:val="ListParagraph"/>
+        <w:rPr>
+          <w:rFonts w:cs="B Nazanin"/>
+          <w:sz w:val="24"/>
+          <w:szCs w:val="24"/>
+          <w:rtl/>
+          <w:lang w:bidi="fa-IR"/>
+        </w:rPr>
+      </w:pPr>
+    </w:p>
+    <w:p>
+      <w:pPr>
+        <w:pStyle w:val="ListParagraph"/>
+        <w:bidi/>
+        <w:jc w:val="right"/>
+        <w:rPr>
+          <w:rFonts w:cs="B Nazanin"/>
+          <w:sz w:val="24"/>
+          <w:szCs w:val="24"/>
+          <w:rtl/>
+          <w:lang w:bidi="fa-IR"/>
+        </w:rPr>
+      </w:pPr>
+      <w:r>
+        <w:rPr>
+          <w:noProof/>
+        </w:rPr>
+        <w:lastRenderedPageBreak/>
+        <w:drawing>
+          <wp:inline distT="0" distB="0" distL="0" distR="0" wp14:anchorId="30C6F8DC" wp14:editId="7B6AD6BE">
+            <wp:extent cx="1240225" cy="2586251"/>
+            <wp:effectExtent l="0" t="0" r="0" b="5080"/>
+            <wp:docPr id="8" name="Picture 8"/>
+            <wp:cNvGraphicFramePr>
+              <a:graphicFrameLocks xmlns:a="http://schemas.openxmlformats.org/drawingml/2006/main" noChangeAspect="1"/>
+            </wp:cNvGraphicFramePr>
+            <a:graphic xmlns:a="http://schemas.openxmlformats.org/drawingml/2006/main">
+              <a:graphicData uri="http://schemas.openxmlformats.org/drawingml/2006/picture">
+                <pic:pic xmlns:pic="http://schemas.openxmlformats.org/drawingml/2006/picture">
+                  <pic:nvPicPr>
+                    <pic:cNvPr id="1" name=""/>
+                    <pic:cNvPicPr/>
+                  </pic:nvPicPr>
+                  <pic:blipFill>
+                    <a:blip r:embed="rId19"/>
+                    <a:stretch>
+                      <a:fillRect/>
+                    </a:stretch>
+                  </pic:blipFill>
+                  <pic:spPr>
+                    <a:xfrm>
+                      <a:off x="0" y="0"/>
+                      <a:ext cx="1240225" cy="2586251"/>
+                    </a:xfrm>
+                    <a:prstGeom prst="rect">
+                      <a:avLst/>
+                    </a:prstGeom>
+                  </pic:spPr>
+                </pic:pic>
+              </a:graphicData>
+            </a:graphic>
+          </wp:inline>
+        </w:drawing>
+      </w:r>
+    </w:p>
+    <w:p>
+      <w:pPr>
+        <w:bidi/>
+        <w:rPr>
+          <w:rFonts w:cs="B Nazanin"/>
+          <w:sz w:val="24"/>
+          <w:szCs w:val="24"/>
+          <w:lang w:bidi="fa-IR"/>
+        </w:rPr>
+      </w:pPr>
+    </w:p>
+    <w:p>
+      <w:pPr>
+        <w:pStyle w:val="ListParagraph"/>
+        <w:numPr>
+          <w:ilvl w:val="0"/>
+          <w:numId w:val="1"/>
+        </w:numPr>
+        <w:bidi/>
+        <w:rPr>
+          <w:rFonts w:cs="B Nazanin"/>
+          <w:sz w:val="24"/>
+          <w:szCs w:val="24"/>
+          <w:lang w:bidi="fa-IR"/>
+        </w:rPr>
+      </w:pPr>
+      <w:r>
+        <w:rPr>
+          <w:rFonts w:cs="B Nazanin" w:hint="cs"/>
+          <w:sz w:val="24"/>
+          <w:szCs w:val="24"/>
+          <w:rtl/>
+          <w:lang w:bidi="fa-IR"/>
+        </w:rPr>
+        <w:t xml:space="preserve">عبارت </w:t>
+      </w:r>
+      <w:r>
+        <w:rPr>
+          <w:rFonts w:cs="B Nazanin"/>
+          <w:sz w:val="24"/>
+          <w:szCs w:val="24"/>
+          <w:lang w:bidi="fa-IR"/>
+        </w:rPr>
+        <w:t>??</w:t>
+      </w:r>
+      <w:r>
+        <w:rPr>
+          <w:rFonts w:cs="B Nazanin" w:hint="cs"/>
+          <w:sz w:val="24"/>
+          <w:szCs w:val="24"/>
+          <w:rtl/>
+          <w:lang w:bidi="fa-IR"/>
+        </w:rPr>
+        <w:t xml:space="preserve"> یعنی چ</w:t>
+      </w:r>
+      <w:r>
+        <w:rPr>
+          <w:rFonts w:cs="B Nazanin" w:hint="cs"/>
+          <w:sz w:val="24"/>
+          <w:szCs w:val="24"/>
+          <w:rtl/>
+          <w:lang w:bidi="fa-IR"/>
+        </w:rPr>
+        <w:t>ه</w:t>
+      </w:r>
+      <w:r>
+        <w:rPr>
+          <w:rFonts w:cs="B Nazanin" w:hint="cs"/>
+          <w:sz w:val="24"/>
+          <w:szCs w:val="24"/>
+          <w:rtl/>
+          <w:lang w:bidi="fa-IR"/>
+        </w:rPr>
+        <w:t xml:space="preserve"> ؟</w:t>
+      </w:r>
+      <w:r>
+        <w:rPr>
+          <w:rFonts w:cs="B Nazanin" w:hint="cs"/>
+          <w:sz w:val="24"/>
+          <w:szCs w:val="24"/>
+          <w:rtl/>
+          <w:lang w:bidi="fa-IR"/>
+        </w:rPr>
+        <w:t xml:space="preserve"> ی</w:t>
+      </w:r>
+      <w:r>
+        <w:rPr>
+          <w:rFonts w:cs="B Nazanin"/>
+          <w:sz w:val="24"/>
+          <w:szCs w:val="24"/>
+          <w:rtl/>
+          <w:lang w:bidi="fa-IR"/>
+        </w:rPr>
+        <w:t xml:space="preserve">عنی اگر مقدار سمت چپ </w:t>
+      </w:r>
+      <w:r>
+        <w:rPr>
+          <w:rFonts w:cs="B Nazanin"/>
+          <w:sz w:val="24"/>
+          <w:szCs w:val="24"/>
+          <w:lang w:bidi="fa-IR"/>
+        </w:rPr>
+        <w:t xml:space="preserve"> </w:t>
+      </w:r>
+      <w:r>
+        <w:rPr>
+          <w:rFonts w:cs="B Nazanin"/>
+          <w:sz w:val="24"/>
+          <w:szCs w:val="24"/>
+          <w:lang w:bidi="fa-IR"/>
+        </w:rPr>
+        <w:t xml:space="preserve">null </w:t>
+      </w:r>
+      <w:r>
+        <w:rPr>
+          <w:rFonts w:cs="B Nazanin"/>
+          <w:sz w:val="24"/>
+          <w:szCs w:val="24"/>
+          <w:rtl/>
+          <w:lang w:bidi="fa-IR"/>
+        </w:rPr>
+        <w:t>بود</w:t>
+      </w:r>
+      <w:r>
+        <w:rPr>
+          <w:rFonts w:cs="B Nazanin" w:hint="cs"/>
+          <w:sz w:val="24"/>
+          <w:szCs w:val="24"/>
+          <w:rtl/>
+          <w:lang w:bidi="fa-IR"/>
+        </w:rPr>
+        <w:t xml:space="preserve"> </w:t>
+      </w:r>
+      <w:r>
+        <w:rPr>
+          <w:rFonts w:cs="B Nazanin"/>
+          <w:sz w:val="24"/>
+          <w:szCs w:val="24"/>
+          <w:rtl/>
+          <w:lang w:bidi="fa-IR"/>
+        </w:rPr>
+        <w:t>، مقدار سمت راست را استفاده ک</w:t>
+      </w:r>
+      <w:r>
+        <w:rPr>
+          <w:rFonts w:cs="B Nazanin" w:hint="cs"/>
+          <w:sz w:val="24"/>
+          <w:szCs w:val="24"/>
+          <w:rtl/>
+          <w:lang w:bidi="fa-IR"/>
+        </w:rPr>
+        <w:t xml:space="preserve">ن به آن در زبان سی </w:t>
+      </w:r>
+      <w:proofErr w:type="spellStart"/>
+      <w:r>
+        <w:rPr>
+          <w:rFonts w:cs="B Nazanin" w:hint="cs"/>
+          <w:sz w:val="24"/>
+          <w:szCs w:val="24"/>
+          <w:rtl/>
+          <w:lang w:bidi="fa-IR"/>
+        </w:rPr>
+        <w:t>شارپ</w:t>
+      </w:r>
+      <w:proofErr w:type="spellEnd"/>
+      <w:r>
+        <w:rPr>
+          <w:rFonts w:cs="B Nazanin" w:hint="cs"/>
+          <w:sz w:val="24"/>
+          <w:szCs w:val="24"/>
+          <w:rtl/>
+          <w:lang w:bidi="fa-IR"/>
+        </w:rPr>
+        <w:t xml:space="preserve">  </w:t>
+      </w:r>
+      <w:r>
+        <w:rPr>
+          <w:rFonts w:cs="B Nazanin"/>
+          <w:sz w:val="24"/>
+          <w:szCs w:val="24"/>
+          <w:lang w:bidi="fa-IR"/>
+        </w:rPr>
+        <w:t>Null-coalescing operator</w:t>
+      </w:r>
+      <w:r>
+        <w:rPr>
+          <w:rFonts w:cs="B Nazanin" w:hint="cs"/>
+          <w:sz w:val="24"/>
+          <w:szCs w:val="24"/>
+          <w:rtl/>
+          <w:lang w:bidi="fa-IR"/>
+        </w:rPr>
+        <w:t xml:space="preserve"> می گویند . </w:t>
+      </w:r>
+      <w:r>
+        <w:rPr>
+          <w:rFonts w:cs="B Nazanin"/>
+          <w:sz w:val="24"/>
+          <w:szCs w:val="24"/>
+          <w:lang w:bidi="fa-IR"/>
+        </w:rPr>
+        <w:t xml:space="preserve"> </w:t>
+      </w:r>
+    </w:p>
+    <w:p>
+      <w:pPr>
+        <w:bidi/>
+        <w:ind w:left="360"/>
+        <w:rPr>
+          <w:rFonts w:cs="B Nazanin"/>
+          <w:sz w:val="24"/>
+          <w:szCs w:val="24"/>
+          <w:lang w:bidi="fa-IR"/>
+        </w:rPr>
+      </w:pPr>
+      <w:r>
+        <w:rPr>
+          <w:noProof/>
+        </w:rPr>
+        <w:drawing>
+          <wp:inline distT="0" distB="0" distL="0" distR="0" wp14:anchorId="6F8BC644" wp14:editId="60420C19">
+            <wp:extent cx="2371725" cy="962025"/>
+            <wp:effectExtent l="0" t="0" r="9525" b="9525"/>
+            <wp:docPr id="12" name="Picture 12"/>
+            <wp:cNvGraphicFramePr>
+              <a:graphicFrameLocks xmlns:a="http://schemas.openxmlformats.org/drawingml/2006/main" noChangeAspect="1"/>
+            </wp:cNvGraphicFramePr>
+            <a:graphic xmlns:a="http://schemas.openxmlformats.org/drawingml/2006/main">
+              <a:graphicData uri="http://schemas.openxmlformats.org/drawingml/2006/picture">
+                <pic:pic xmlns:pic="http://schemas.openxmlformats.org/drawingml/2006/picture">
+                  <pic:nvPicPr>
+                    <pic:cNvPr id="1" name=""/>
+                    <pic:cNvPicPr/>
+                  </pic:nvPicPr>
+                  <pic:blipFill>
+                    <a:blip r:embed="rId20"/>
+                    <a:stretch>
+                      <a:fillRect/>
+                    </a:stretch>
+                  </pic:blipFill>
+                  <pic:spPr>
+                    <a:xfrm>
+                      <a:off x="0" y="0"/>
                       <a:ext cx="2371725" cy="962025"/>
                     </a:xfrm>
                     <a:prstGeom prst="rect">
@@ -19635,7 +21982,7 @@
         <w:bidi/>
         <w:ind w:left="360"/>
         <w:rPr>
-          <w:rFonts w:cs="B Nazanin" w:hint="cs"/>
+          <w:rFonts w:cs="B Nazanin"/>
           <w:sz w:val="24"/>
           <w:szCs w:val="24"/>
           <w:rtl/>
@@ -20098,6 +22445,119 @@
     </w:lvl>
   </w:abstractNum>
   <w:abstractNum w:abstractNumId="2" w15:restartNumberingAfterBreak="0">
+    <w:nsid w:val="18C86C45"/>
+    <w:multiLevelType w:val="multilevel"/>
+    <w:tmpl w:val="B1E29DBE"/>
+    <w:lvl w:ilvl="0">
+      <w:start w:val="1"/>
+      <w:numFmt w:val="decimal"/>
+      <w:lvlText w:val="%1."/>
+      <w:lvlJc w:val="left"/>
+      <w:pPr>
+        <w:tabs>
+          <w:tab w:val="num" w:pos="720"/>
+        </w:tabs>
+        <w:ind w:left="720" w:hanging="360"/>
+      </w:pPr>
+    </w:lvl>
+    <w:lvl w:ilvl="1" w:tentative="1">
+      <w:start w:val="1"/>
+      <w:numFmt w:val="decimal"/>
+      <w:lvlText w:val="%2."/>
+      <w:lvlJc w:val="left"/>
+      <w:pPr>
+        <w:tabs>
+          <w:tab w:val="num" w:pos="1440"/>
+        </w:tabs>
+        <w:ind w:left="1440" w:hanging="360"/>
+      </w:pPr>
+    </w:lvl>
+    <w:lvl w:ilvl="2" w:tentative="1">
+      <w:start w:val="1"/>
+      <w:numFmt w:val="decimal"/>
+      <w:lvlText w:val="%3."/>
+      <w:lvlJc w:val="left"/>
+      <w:pPr>
+        <w:tabs>
+          <w:tab w:val="num" w:pos="2160"/>
+        </w:tabs>
+        <w:ind w:left="2160" w:hanging="360"/>
+      </w:pPr>
+    </w:lvl>
+    <w:lvl w:ilvl="3" w:tentative="1">
+      <w:start w:val="1"/>
+      <w:numFmt w:val="decimal"/>
+      <w:lvlText w:val="%4."/>
+      <w:lvlJc w:val="left"/>
+      <w:pPr>
+        <w:tabs>
+          <w:tab w:val="num" w:pos="2880"/>
+        </w:tabs>
+        <w:ind w:left="2880" w:hanging="360"/>
+      </w:pPr>
+    </w:lvl>
+    <w:lvl w:ilvl="4" w:tentative="1">
+      <w:start w:val="1"/>
+      <w:numFmt w:val="decimal"/>
+      <w:lvlText w:val="%5."/>
+      <w:lvlJc w:val="left"/>
+      <w:pPr>
+        <w:tabs>
+          <w:tab w:val="num" w:pos="3600"/>
+        </w:tabs>
+        <w:ind w:left="3600" w:hanging="360"/>
+      </w:pPr>
+    </w:lvl>
+    <w:lvl w:ilvl="5" w:tentative="1">
+      <w:start w:val="1"/>
+      <w:numFmt w:val="decimal"/>
+      <w:lvlText w:val="%6."/>
+      <w:lvlJc w:val="left"/>
+      <w:pPr>
+        <w:tabs>
+          <w:tab w:val="num" w:pos="4320"/>
+        </w:tabs>
+        <w:ind w:left="4320" w:hanging="360"/>
+      </w:pPr>
+    </w:lvl>
+    <w:lvl w:ilvl="6" w:tentative="1">
+      <w:start w:val="1"/>
+      <w:numFmt w:val="decimal"/>
+      <w:lvlText w:val="%7."/>
+      <w:lvlJc w:val="left"/>
+      <w:pPr>
+        <w:tabs>
+          <w:tab w:val="num" w:pos="5040"/>
+        </w:tabs>
+        <w:ind w:left="5040" w:hanging="360"/>
+      </w:pPr>
+    </w:lvl>
+    <w:lvl w:ilvl="7" w:tentative="1">
+      <w:start w:val="1"/>
+      <w:numFmt w:val="decimal"/>
+      <w:lvlText w:val="%8."/>
+      <w:lvlJc w:val="left"/>
+      <w:pPr>
+        <w:tabs>
+          <w:tab w:val="num" w:pos="5760"/>
+        </w:tabs>
+        <w:ind w:left="5760" w:hanging="360"/>
+      </w:pPr>
+    </w:lvl>
+    <w:lvl w:ilvl="8" w:tentative="1">
+      <w:start w:val="1"/>
+      <w:numFmt w:val="decimal"/>
+      <w:lvlText w:val="%9."/>
+      <w:lvlJc w:val="left"/>
+      <w:pPr>
+        <w:tabs>
+          <w:tab w:val="num" w:pos="6480"/>
+        </w:tabs>
+        <w:ind w:left="6480" w:hanging="360"/>
+      </w:pPr>
+    </w:lvl>
+  </w:abstractNum>
+  <w:abstractNum w:abstractNumId="3" w15:restartNumberingAfterBreak="0">
     <w:nsid w:val="245C1995"/>
     <w:multiLevelType w:val="multilevel"/>
     <w:tmpl w:val="565EEFA2"/>
@@ -20210,7 +22670,7 @@
       </w:pPr>
     </w:lvl>
   </w:abstractNum>
-  <w:abstractNum w:abstractNumId="3" w15:restartNumberingAfterBreak="0">
+  <w:abstractNum w:abstractNumId="4" w15:restartNumberingAfterBreak="0">
     <w:nsid w:val="33C8462F"/>
     <w:multiLevelType w:val="hybridMultilevel"/>
     <w:tmpl w:val="F85A157C"/>
@@ -20299,10 +22759,10 @@
       </w:pPr>
     </w:lvl>
   </w:abstractNum>
-  <w:abstractNum w:abstractNumId="4" w15:restartNumberingAfterBreak="0">
-    <w:nsid w:val="436076F7"/>
+  <w:abstractNum w:abstractNumId="5" w15:restartNumberingAfterBreak="0">
+    <w:nsid w:val="38C50E1C"/>
     <w:multiLevelType w:val="hybridMultilevel"/>
-    <w:tmpl w:val="5B88F8A8"/>
+    <w:tmpl w:val="A39414FC"/>
     <w:lvl w:ilvl="0" w:tplc="04090011">
       <w:start w:val="1"/>
       <w:numFmt w:val="decimal"/>
@@ -20388,209 +22848,10 @@
       </w:pPr>
     </w:lvl>
   </w:abstractNum>
-  <w:abstractNum w:abstractNumId="5" w15:restartNumberingAfterBreak="0">
-    <w:nsid w:val="554D2A37"/>
-    <w:multiLevelType w:val="multilevel"/>
-    <w:tmpl w:val="945C24F2"/>
-    <w:lvl w:ilvl="0">
-      <w:start w:val="1"/>
-      <w:numFmt w:val="decimal"/>
-      <w:lvlText w:val="%1."/>
-      <w:lvlJc w:val="left"/>
-      <w:pPr>
-        <w:tabs>
-          <w:tab w:val="num" w:pos="720"/>
-        </w:tabs>
-        <w:ind w:left="720" w:hanging="360"/>
-      </w:pPr>
-    </w:lvl>
-    <w:lvl w:ilvl="1" w:tentative="1">
-      <w:start w:val="1"/>
-      <w:numFmt w:val="decimal"/>
-      <w:lvlText w:val="%2."/>
-      <w:lvlJc w:val="left"/>
-      <w:pPr>
-        <w:tabs>
-          <w:tab w:val="num" w:pos="1440"/>
-        </w:tabs>
-        <w:ind w:left="1440" w:hanging="360"/>
-      </w:pPr>
-    </w:lvl>
-    <w:lvl w:ilvl="2" w:tentative="1">
-      <w:start w:val="1"/>
-      <w:numFmt w:val="decimal"/>
-      <w:lvlText w:val="%3."/>
-      <w:lvlJc w:val="left"/>
-      <w:pPr>
-        <w:tabs>
-          <w:tab w:val="num" w:pos="2160"/>
-        </w:tabs>
-        <w:ind w:left="2160" w:hanging="360"/>
-      </w:pPr>
-    </w:lvl>
-    <w:lvl w:ilvl="3" w:tentative="1">
-      <w:start w:val="1"/>
-      <w:numFmt w:val="decimal"/>
-      <w:lvlText w:val="%4."/>
-      <w:lvlJc w:val="left"/>
-      <w:pPr>
-        <w:tabs>
-          <w:tab w:val="num" w:pos="2880"/>
-        </w:tabs>
-        <w:ind w:left="2880" w:hanging="360"/>
-      </w:pPr>
-    </w:lvl>
-    <w:lvl w:ilvl="4" w:tentative="1">
-      <w:start w:val="1"/>
-      <w:numFmt w:val="decimal"/>
-      <w:lvlText w:val="%5."/>
-      <w:lvlJc w:val="left"/>
-      <w:pPr>
-        <w:tabs>
-          <w:tab w:val="num" w:pos="3600"/>
-        </w:tabs>
-        <w:ind w:left="3600" w:hanging="360"/>
-      </w:pPr>
-    </w:lvl>
-    <w:lvl w:ilvl="5" w:tentative="1">
-      <w:start w:val="1"/>
-      <w:numFmt w:val="decimal"/>
-      <w:lvlText w:val="%6."/>
-      <w:lvlJc w:val="left"/>
-      <w:pPr>
-        <w:tabs>
-          <w:tab w:val="num" w:pos="4320"/>
-        </w:tabs>
-        <w:ind w:left="4320" w:hanging="360"/>
-      </w:pPr>
-    </w:lvl>
-    <w:lvl w:ilvl="6" w:tentative="1">
-      <w:start w:val="1"/>
-      <w:numFmt w:val="decimal"/>
-      <w:lvlText w:val="%7."/>
-      <w:lvlJc w:val="left"/>
-      <w:pPr>
-        <w:tabs>
-          <w:tab w:val="num" w:pos="5040"/>
-        </w:tabs>
-        <w:ind w:left="5040" w:hanging="360"/>
-      </w:pPr>
-    </w:lvl>
-    <w:lvl w:ilvl="7" w:tentative="1">
-      <w:start w:val="1"/>
-      <w:numFmt w:val="decimal"/>
-      <w:lvlText w:val="%8."/>
-      <w:lvlJc w:val="left"/>
-      <w:pPr>
-        <w:tabs>
-          <w:tab w:val="num" w:pos="5760"/>
-        </w:tabs>
-        <w:ind w:left="5760" w:hanging="360"/>
-      </w:pPr>
-    </w:lvl>
-    <w:lvl w:ilvl="8" w:tentative="1">
-      <w:start w:val="1"/>
-      <w:numFmt w:val="decimal"/>
-      <w:lvlText w:val="%9."/>
-      <w:lvlJc w:val="left"/>
-      <w:pPr>
-        <w:tabs>
-          <w:tab w:val="num" w:pos="6480"/>
-        </w:tabs>
-        <w:ind w:left="6480" w:hanging="360"/>
-      </w:pPr>
-    </w:lvl>
-  </w:abstractNum>
   <w:abstractNum w:abstractNumId="6" w15:restartNumberingAfterBreak="0">
-    <w:nsid w:val="56F832EC"/>
-    <w:multiLevelType w:val="multilevel"/>
-    <w:tmpl w:val="0409001D"/>
-    <w:lvl w:ilvl="0">
-      <w:start w:val="1"/>
-      <w:numFmt w:val="decimal"/>
-      <w:lvlText w:val="%1)"/>
-      <w:lvlJc w:val="left"/>
-      <w:pPr>
-        <w:ind w:left="360" w:hanging="360"/>
-      </w:pPr>
-    </w:lvl>
-    <w:lvl w:ilvl="1">
-      <w:start w:val="1"/>
-      <w:numFmt w:val="lowerLetter"/>
-      <w:lvlText w:val="%2)"/>
-      <w:lvlJc w:val="left"/>
-      <w:pPr>
-        <w:ind w:left="720" w:hanging="360"/>
-      </w:pPr>
-    </w:lvl>
-    <w:lvl w:ilvl="2">
-      <w:start w:val="1"/>
-      <w:numFmt w:val="lowerRoman"/>
-      <w:lvlText w:val="%3)"/>
-      <w:lvlJc w:val="left"/>
-      <w:pPr>
-        <w:ind w:left="1080" w:hanging="360"/>
-      </w:pPr>
-    </w:lvl>
-    <w:lvl w:ilvl="3">
-      <w:start w:val="1"/>
-      <w:numFmt w:val="decimal"/>
-      <w:lvlText w:val="(%4)"/>
-      <w:lvlJc w:val="left"/>
-      <w:pPr>
-        <w:ind w:left="1440" w:hanging="360"/>
-      </w:pPr>
-    </w:lvl>
-    <w:lvl w:ilvl="4">
-      <w:start w:val="1"/>
-      <w:numFmt w:val="lowerLetter"/>
-      <w:lvlText w:val="(%5)"/>
-      <w:lvlJc w:val="left"/>
-      <w:pPr>
-        <w:ind w:left="1800" w:hanging="360"/>
-      </w:pPr>
-    </w:lvl>
-    <w:lvl w:ilvl="5">
-      <w:start w:val="1"/>
-      <w:numFmt w:val="lowerRoman"/>
-      <w:lvlText w:val="(%6)"/>
-      <w:lvlJc w:val="left"/>
-      <w:pPr>
-        <w:ind w:left="2160" w:hanging="360"/>
-      </w:pPr>
-    </w:lvl>
-    <w:lvl w:ilvl="6">
-      <w:start w:val="1"/>
-      <w:numFmt w:val="decimal"/>
-      <w:lvlText w:val="%7."/>
-      <w:lvlJc w:val="left"/>
-      <w:pPr>
-        <w:ind w:left="2520" w:hanging="360"/>
-      </w:pPr>
-    </w:lvl>
-    <w:lvl w:ilvl="7">
-      <w:start w:val="1"/>
-      <w:numFmt w:val="lowerLetter"/>
-      <w:lvlText w:val="%8."/>
-      <w:lvlJc w:val="left"/>
-      <w:pPr>
-        <w:ind w:left="2880" w:hanging="360"/>
-      </w:pPr>
-    </w:lvl>
-    <w:lvl w:ilvl="8">
-      <w:start w:val="1"/>
-      <w:numFmt w:val="lowerRoman"/>
-      <w:lvlText w:val="%9."/>
-      <w:lvlJc w:val="left"/>
-      <w:pPr>
-        <w:ind w:left="3240" w:hanging="360"/>
-      </w:pPr>
-    </w:lvl>
-  </w:abstractNum>
-  <w:abstractNum w:abstractNumId="7" w15:restartNumberingAfterBreak="0">
-    <w:nsid w:val="68901ECE"/>
+    <w:nsid w:val="436076F7"/>
     <w:multiLevelType w:val="hybridMultilevel"/>
-    <w:tmpl w:val="518C031A"/>
+    <w:tmpl w:val="5B88F8A8"/>
     <w:lvl w:ilvl="0" w:tplc="04090011">
       <w:start w:val="1"/>
       <w:numFmt w:val="decimal"/>
@@ -20676,7 +22937,295 @@
       </w:pPr>
     </w:lvl>
   </w:abstractNum>
+  <w:abstractNum w:abstractNumId="7" w15:restartNumberingAfterBreak="0">
+    <w:nsid w:val="554D2A37"/>
+    <w:multiLevelType w:val="multilevel"/>
+    <w:tmpl w:val="945C24F2"/>
+    <w:lvl w:ilvl="0">
+      <w:start w:val="1"/>
+      <w:numFmt w:val="decimal"/>
+      <w:lvlText w:val="%1."/>
+      <w:lvlJc w:val="left"/>
+      <w:pPr>
+        <w:tabs>
+          <w:tab w:val="num" w:pos="720"/>
+        </w:tabs>
+        <w:ind w:left="720" w:hanging="360"/>
+      </w:pPr>
+    </w:lvl>
+    <w:lvl w:ilvl="1" w:tentative="1">
+      <w:start w:val="1"/>
+      <w:numFmt w:val="decimal"/>
+      <w:lvlText w:val="%2."/>
+      <w:lvlJc w:val="left"/>
+      <w:pPr>
+        <w:tabs>
+          <w:tab w:val="num" w:pos="1440"/>
+        </w:tabs>
+        <w:ind w:left="1440" w:hanging="360"/>
+      </w:pPr>
+    </w:lvl>
+    <w:lvl w:ilvl="2" w:tentative="1">
+      <w:start w:val="1"/>
+      <w:numFmt w:val="decimal"/>
+      <w:lvlText w:val="%3."/>
+      <w:lvlJc w:val="left"/>
+      <w:pPr>
+        <w:tabs>
+          <w:tab w:val="num" w:pos="2160"/>
+        </w:tabs>
+        <w:ind w:left="2160" w:hanging="360"/>
+      </w:pPr>
+    </w:lvl>
+    <w:lvl w:ilvl="3" w:tentative="1">
+      <w:start w:val="1"/>
+      <w:numFmt w:val="decimal"/>
+      <w:lvlText w:val="%4."/>
+      <w:lvlJc w:val="left"/>
+      <w:pPr>
+        <w:tabs>
+          <w:tab w:val="num" w:pos="2880"/>
+        </w:tabs>
+        <w:ind w:left="2880" w:hanging="360"/>
+      </w:pPr>
+    </w:lvl>
+    <w:lvl w:ilvl="4" w:tentative="1">
+      <w:start w:val="1"/>
+      <w:numFmt w:val="decimal"/>
+      <w:lvlText w:val="%5."/>
+      <w:lvlJc w:val="left"/>
+      <w:pPr>
+        <w:tabs>
+          <w:tab w:val="num" w:pos="3600"/>
+        </w:tabs>
+        <w:ind w:left="3600" w:hanging="360"/>
+      </w:pPr>
+    </w:lvl>
+    <w:lvl w:ilvl="5" w:tentative="1">
+      <w:start w:val="1"/>
+      <w:numFmt w:val="decimal"/>
+      <w:lvlText w:val="%6."/>
+      <w:lvlJc w:val="left"/>
+      <w:pPr>
+        <w:tabs>
+          <w:tab w:val="num" w:pos="4320"/>
+        </w:tabs>
+        <w:ind w:left="4320" w:hanging="360"/>
+      </w:pPr>
+    </w:lvl>
+    <w:lvl w:ilvl="6" w:tentative="1">
+      <w:start w:val="1"/>
+      <w:numFmt w:val="decimal"/>
+      <w:lvlText w:val="%7."/>
+      <w:lvlJc w:val="left"/>
+      <w:pPr>
+        <w:tabs>
+          <w:tab w:val="num" w:pos="5040"/>
+        </w:tabs>
+        <w:ind w:left="5040" w:hanging="360"/>
+      </w:pPr>
+    </w:lvl>
+    <w:lvl w:ilvl="7" w:tentative="1">
+      <w:start w:val="1"/>
+      <w:numFmt w:val="decimal"/>
+      <w:lvlText w:val="%8."/>
+      <w:lvlJc w:val="left"/>
+      <w:pPr>
+        <w:tabs>
+          <w:tab w:val="num" w:pos="5760"/>
+        </w:tabs>
+        <w:ind w:left="5760" w:hanging="360"/>
+      </w:pPr>
+    </w:lvl>
+    <w:lvl w:ilvl="8" w:tentative="1">
+      <w:start w:val="1"/>
+      <w:numFmt w:val="decimal"/>
+      <w:lvlText w:val="%9."/>
+      <w:lvlJc w:val="left"/>
+      <w:pPr>
+        <w:tabs>
+          <w:tab w:val="num" w:pos="6480"/>
+        </w:tabs>
+        <w:ind w:left="6480" w:hanging="360"/>
+      </w:pPr>
+    </w:lvl>
+  </w:abstractNum>
   <w:abstractNum w:abstractNumId="8" w15:restartNumberingAfterBreak="0">
+    <w:nsid w:val="56F832EC"/>
+    <w:multiLevelType w:val="multilevel"/>
+    <w:tmpl w:val="0409001D"/>
+    <w:lvl w:ilvl="0">
+      <w:start w:val="1"/>
+      <w:numFmt w:val="decimal"/>
+      <w:lvlText w:val="%1)"/>
+      <w:lvlJc w:val="left"/>
+      <w:pPr>
+        <w:ind w:left="360" w:hanging="360"/>
+      </w:pPr>
+    </w:lvl>
+    <w:lvl w:ilvl="1">
+      <w:start w:val="1"/>
+      <w:numFmt w:val="lowerLetter"/>
+      <w:lvlText w:val="%2)"/>
+      <w:lvlJc w:val="left"/>
+      <w:pPr>
+        <w:ind w:left="720" w:hanging="360"/>
+      </w:pPr>
+    </w:lvl>
+    <w:lvl w:ilvl="2">
+      <w:start w:val="1"/>
+      <w:numFmt w:val="lowerRoman"/>
+      <w:lvlText w:val="%3)"/>
+      <w:lvlJc w:val="left"/>
+      <w:pPr>
+        <w:ind w:left="1080" w:hanging="360"/>
+      </w:pPr>
+    </w:lvl>
+    <w:lvl w:ilvl="3">
+      <w:start w:val="1"/>
+      <w:numFmt w:val="decimal"/>
+      <w:lvlText w:val="(%4)"/>
+      <w:lvlJc w:val="left"/>
+      <w:pPr>
+        <w:ind w:left="1440" w:hanging="360"/>
+      </w:pPr>
+    </w:lvl>
+    <w:lvl w:ilvl="4">
+      <w:start w:val="1"/>
+      <w:numFmt w:val="lowerLetter"/>
+      <w:lvlText w:val="(%5)"/>
+      <w:lvlJc w:val="left"/>
+      <w:pPr>
+        <w:ind w:left="1800" w:hanging="360"/>
+      </w:pPr>
+    </w:lvl>
+    <w:lvl w:ilvl="5">
+      <w:start w:val="1"/>
+      <w:numFmt w:val="lowerRoman"/>
+      <w:lvlText w:val="(%6)"/>
+      <w:lvlJc w:val="left"/>
+      <w:pPr>
+        <w:ind w:left="2160" w:hanging="360"/>
+      </w:pPr>
+    </w:lvl>
+    <w:lvl w:ilvl="6">
+      <w:start w:val="1"/>
+      <w:numFmt w:val="decimal"/>
+      <w:lvlText w:val="%7."/>
+      <w:lvlJc w:val="left"/>
+      <w:pPr>
+        <w:ind w:left="2520" w:hanging="360"/>
+      </w:pPr>
+    </w:lvl>
+    <w:lvl w:ilvl="7">
+      <w:start w:val="1"/>
+      <w:numFmt w:val="lowerLetter"/>
+      <w:lvlText w:val="%8."/>
+      <w:lvlJc w:val="left"/>
+      <w:pPr>
+        <w:ind w:left="2880" w:hanging="360"/>
+      </w:pPr>
+    </w:lvl>
+    <w:lvl w:ilvl="8">
+      <w:start w:val="1"/>
+      <w:numFmt w:val="lowerRoman"/>
+      <w:lvlText w:val="%9."/>
+      <w:lvlJc w:val="left"/>
+      <w:pPr>
+        <w:ind w:left="3240" w:hanging="360"/>
+      </w:pPr>
+    </w:lvl>
+  </w:abstractNum>
+  <w:abstractNum w:abstractNumId="9" w15:restartNumberingAfterBreak="0">
+    <w:nsid w:val="68901ECE"/>
+    <w:multiLevelType w:val="hybridMultilevel"/>
+    <w:tmpl w:val="518C031A"/>
+    <w:lvl w:ilvl="0" w:tplc="04090011">
+      <w:start w:val="1"/>
+      <w:numFmt w:val="decimal"/>
+      <w:lvlText w:val="%1)"/>
+      <w:lvlJc w:val="left"/>
+      <w:pPr>
+        <w:ind w:left="720" w:hanging="360"/>
+      </w:pPr>
+      <w:rPr>
+        <w:rFonts w:hint="default"/>
+      </w:rPr>
+    </w:lvl>
+    <w:lvl w:ilvl="1" w:tplc="04090019" w:tentative="1">
+      <w:start w:val="1"/>
+      <w:numFmt w:val="lowerLetter"/>
+      <w:lvlText w:val="%2."/>
+      <w:lvlJc w:val="left"/>
+      <w:pPr>
+        <w:ind w:left="1440" w:hanging="360"/>
+      </w:pPr>
+    </w:lvl>
+    <w:lvl w:ilvl="2" w:tplc="0409001B" w:tentative="1">
+      <w:start w:val="1"/>
+      <w:numFmt w:val="lowerRoman"/>
+      <w:lvlText w:val="%3."/>
+      <w:lvlJc w:val="right"/>
+      <w:pPr>
+        <w:ind w:left="2160" w:hanging="180"/>
+      </w:pPr>
+    </w:lvl>
+    <w:lvl w:ilvl="3" w:tplc="0409000F" w:tentative="1">
+      <w:start w:val="1"/>
+      <w:numFmt w:val="decimal"/>
+      <w:lvlText w:val="%4."/>
+      <w:lvlJc w:val="left"/>
+      <w:pPr>
+        <w:ind w:left="2880" w:hanging="360"/>
+      </w:pPr>
+    </w:lvl>
+    <w:lvl w:ilvl="4" w:tplc="04090019" w:tentative="1">
+      <w:start w:val="1"/>
+      <w:numFmt w:val="lowerLetter"/>
+      <w:lvlText w:val="%5."/>
+      <w:lvlJc w:val="left"/>
+      <w:pPr>
+        <w:ind w:left="3600" w:hanging="360"/>
+      </w:pPr>
+    </w:lvl>
+    <w:lvl w:ilvl="5" w:tplc="0409001B" w:tentative="1">
+      <w:start w:val="1"/>
+      <w:numFmt w:val="lowerRoman"/>
+      <w:lvlText w:val="%6."/>
+      <w:lvlJc w:val="right"/>
+      <w:pPr>
+        <w:ind w:left="4320" w:hanging="180"/>
+      </w:pPr>
+    </w:lvl>
+    <w:lvl w:ilvl="6" w:tplc="0409000F" w:tentative="1">
+      <w:start w:val="1"/>
+      <w:numFmt w:val="decimal"/>
+      <w:lvlText w:val="%7."/>
+      <w:lvlJc w:val="left"/>
+      <w:pPr>
+        <w:ind w:left="5040" w:hanging="360"/>
+      </w:pPr>
+    </w:lvl>
+    <w:lvl w:ilvl="7" w:tplc="04090019" w:tentative="1">
+      <w:start w:val="1"/>
+      <w:numFmt w:val="lowerLetter"/>
+      <w:lvlText w:val="%8."/>
+      <w:lvlJc w:val="left"/>
+      <w:pPr>
+        <w:ind w:left="5760" w:hanging="360"/>
+      </w:pPr>
+    </w:lvl>
+    <w:lvl w:ilvl="8" w:tplc="0409001B" w:tentative="1">
+      <w:start w:val="1"/>
+      <w:numFmt w:val="lowerRoman"/>
+      <w:lvlText w:val="%9."/>
+      <w:lvlJc w:val="right"/>
+      <w:pPr>
+        <w:ind w:left="6480" w:hanging="180"/>
+      </w:pPr>
+    </w:lvl>
+  </w:abstractNum>
+  <w:abstractNum w:abstractNumId="10" w15:restartNumberingAfterBreak="0">
     <w:nsid w:val="792B48E0"/>
     <w:multiLevelType w:val="multilevel"/>
     <w:tmpl w:val="0C58ECD8"/>
@@ -20790,31 +23339,37 @@
     </w:lvl>
   </w:abstractNum>
   <w:num w:numId="1">
-    <w:abstractNumId w:val="3"/>
+    <w:abstractNumId w:val="4"/>
   </w:num>
   <w:num w:numId="2">
+    <w:abstractNumId w:val="9"/>
+  </w:num>
+  <w:num w:numId="3">
     <w:abstractNumId w:val="7"/>
   </w:num>
-  <w:num w:numId="3">
-    <w:abstractNumId w:val="5"/>
-  </w:num>
   <w:num w:numId="4">
-    <w:abstractNumId w:val="8"/>
+    <w:abstractNumId w:val="10"/>
   </w:num>
   <w:num w:numId="5">
     <w:abstractNumId w:val="1"/>
   </w:num>
   <w:num w:numId="6">
-    <w:abstractNumId w:val="2"/>
+    <w:abstractNumId w:val="3"/>
   </w:num>
   <w:num w:numId="7">
-    <w:abstractNumId w:val="6"/>
+    <w:abstractNumId w:val="8"/>
   </w:num>
   <w:num w:numId="8">
-    <w:abstractNumId w:val="4"/>
+    <w:abstractNumId w:val="6"/>
   </w:num>
   <w:num w:numId="9">
     <w:abstractNumId w:val="0"/>
+  </w:num>
+  <w:num w:numId="10">
+    <w:abstractNumId w:val="5"/>
+  </w:num>
+  <w:num w:numId="11">
+    <w:abstractNumId w:val="2"/>
   </w:num>
 </w:numbering>
 </file>

--- a/ECommerce By Neil Cummings.docx
+++ b/ECommerce By Neil Cummings.docx
@@ -249,20 +249,8 @@
           <w:rtl/>
           <w:lang w:bidi="fa-IR"/>
         </w:rPr>
-        <w:t xml:space="preserve"> برای اجرای برنامه تولید می شود تصادفی </w:t>
-      </w:r>
-      <w:proofErr w:type="gramStart"/>
-      <w:r>
-        <w:rPr>
-          <w:rFonts w:cs="B Nazanin" w:hint="cs"/>
-          <w:sz w:val="24"/>
-          <w:szCs w:val="24"/>
-          <w:rtl/>
-          <w:lang w:bidi="fa-IR"/>
-        </w:rPr>
-        <w:t>است .</w:t>
-      </w:r>
-      <w:proofErr w:type="gramEnd"/>
+        <w:t xml:space="preserve"> برای اجرای برنامه تولید می شود تصادفی است .</w:t>
+      </w:r>
     </w:p>
     <w:p>
       <w:pPr>
@@ -807,7 +795,6 @@
         <w:t xml:space="preserve"> در همه حالات خوانده میشود ولی </w:t>
       </w:r>
       <w:proofErr w:type="spellStart"/>
-      <w:proofErr w:type="gramStart"/>
       <w:r>
         <w:rPr>
           <w:rFonts w:cs="B Nazanin"/>
@@ -818,7 +805,6 @@
         <w:t>Appsettings.Development.Json</w:t>
       </w:r>
       <w:proofErr w:type="spellEnd"/>
-      <w:proofErr w:type="gramEnd"/>
       <w:r>
         <w:rPr>
           <w:rFonts w:cs="B Nazanin" w:hint="cs"/>
@@ -877,20 +863,8 @@
           <w:rtl/>
           <w:lang w:bidi="fa-IR"/>
         </w:rPr>
-        <w:t xml:space="preserve"> کنیم بیرون از کلاس در دسترس نخواهد </w:t>
-      </w:r>
-      <w:proofErr w:type="gramStart"/>
-      <w:r>
-        <w:rPr>
-          <w:rFonts w:cs="B Nazanin" w:hint="cs"/>
-          <w:sz w:val="24"/>
-          <w:szCs w:val="24"/>
-          <w:rtl/>
-          <w:lang w:bidi="fa-IR"/>
-        </w:rPr>
-        <w:t>بود .</w:t>
-      </w:r>
-      <w:proofErr w:type="gramEnd"/>
+        <w:t xml:space="preserve"> کنیم بیرون از کلاس در دسترس نخواهد بود .</w:t>
+      </w:r>
       <w:r>
         <w:rPr>
           <w:rFonts w:cs="B Nazanin" w:hint="cs"/>
@@ -1466,7 +1440,6 @@
         </w:rPr>
         <w:t xml:space="preserve"> capture </w:t>
       </w:r>
-      <w:proofErr w:type="gramStart"/>
       <w:r>
         <w:rPr>
           <w:rFonts w:cs="B Nazanin"/>
@@ -1484,18 +1457,7 @@
           <w:rtl/>
           <w:lang w:bidi="fa-IR"/>
         </w:rPr>
-        <w:t xml:space="preserve">  و</w:t>
-      </w:r>
-      <w:proofErr w:type="gramEnd"/>
-      <w:r>
-        <w:rPr>
-          <w:rFonts w:cs="B Nazanin" w:hint="cs"/>
-          <w:sz w:val="24"/>
-          <w:szCs w:val="24"/>
-          <w:rtl/>
-          <w:lang w:bidi="fa-IR"/>
-        </w:rPr>
-        <w:t xml:space="preserve"> صرفا نیاز نیست که برای </w:t>
+        <w:t xml:space="preserve">  و صرفا نیاز نیست که برای </w:t>
       </w:r>
       <w:r>
         <w:rPr>
@@ -2428,7 +2390,6 @@
           <w:lang w:bidi="fa-IR"/>
         </w:rPr>
       </w:pPr>
-      <w:proofErr w:type="gramStart"/>
       <w:r>
         <w:rPr>
           <w:rFonts w:cs="B Nazanin"/>
@@ -2449,7 +2410,6 @@
         <w:t>Container</w:t>
       </w:r>
       <w:proofErr w:type="spellEnd"/>
-      <w:proofErr w:type="gramEnd"/>
     </w:p>
     <w:p>
       <w:pPr>
@@ -5224,20 +5184,9 @@
           <w:szCs w:val="24"/>
           <w:lang w:bidi="fa-IR"/>
         </w:rPr>
-        <w:t>some-</w:t>
-      </w:r>
-      <w:proofErr w:type="gramStart"/>
-      <w:r>
-        <w:rPr>
-          <w:rFonts w:cs="Cambria"/>
-          <w:sz w:val="24"/>
-          <w:szCs w:val="24"/>
-          <w:lang w:bidi="fa-IR"/>
-        </w:rPr>
-        <w:t>image:tag</w:t>
+        <w:t>some-image:tag</w:t>
       </w:r>
       <w:proofErr w:type="spellEnd"/>
-      <w:proofErr w:type="gramEnd"/>
     </w:p>
     <w:p>
       <w:pPr>
@@ -5870,27 +5819,7 @@
           <w:szCs w:val="24"/>
           <w:lang w:bidi="fa-IR"/>
         </w:rPr>
-        <w:t>PORT_ON_</w:t>
-      </w:r>
-      <w:proofErr w:type="gramStart"/>
-      <w:r>
-        <w:rPr>
-          <w:rFonts w:cs="B Nazanin"/>
-          <w:sz w:val="24"/>
-          <w:szCs w:val="24"/>
-          <w:lang w:bidi="fa-IR"/>
-        </w:rPr>
-        <w:t>HOST :</w:t>
-      </w:r>
-      <w:proofErr w:type="gramEnd"/>
-      <w:r>
-        <w:rPr>
-          <w:rFonts w:cs="B Nazanin"/>
-          <w:sz w:val="24"/>
-          <w:szCs w:val="24"/>
-          <w:lang w:bidi="fa-IR"/>
-        </w:rPr>
-        <w:t xml:space="preserve"> PORT_IN_CONTAINER</w:t>
+        <w:t>PORT_ON_HOST : PORT_IN_CONTAINER</w:t>
       </w:r>
     </w:p>
     <w:p>
@@ -5932,25 +5861,14 @@
           <w:lang w:bidi="fa-IR"/>
         </w:rPr>
       </w:pPr>
-      <w:proofErr w:type="gramStart"/>
-      <w:r>
-        <w:rPr>
-          <w:rFonts w:cs="B Nazanin"/>
-          <w:sz w:val="24"/>
-          <w:szCs w:val="24"/>
-          <w:lang w:bidi="fa-IR"/>
-        </w:rPr>
-        <w:t>1434 :</w:t>
-      </w:r>
-      <w:proofErr w:type="gramEnd"/>
-      <w:r>
-        <w:rPr>
-          <w:rFonts w:cs="B Nazanin"/>
-          <w:sz w:val="24"/>
-          <w:szCs w:val="24"/>
-          <w:lang w:bidi="fa-IR"/>
-        </w:rPr>
-        <w:t xml:space="preserve"> 1433</w:t>
+      <w:r>
+        <w:rPr>
+          <w:rFonts w:cs="B Nazanin"/>
+          <w:sz w:val="24"/>
+          <w:szCs w:val="24"/>
+          <w:lang w:bidi="fa-IR"/>
+        </w:rPr>
+        <w:t>1434 : 1433</w:t>
       </w:r>
     </w:p>
     <w:p>
@@ -6252,27 +6170,7 @@
           <w:lang w:bidi="fa-IR"/>
         </w:rPr>
         <w:lastRenderedPageBreak/>
-        <w:t xml:space="preserve">Windows / </w:t>
-      </w:r>
-      <w:proofErr w:type="gramStart"/>
-      <w:r>
-        <w:rPr>
-          <w:rFonts w:cs="B Nazanin"/>
-          <w:sz w:val="24"/>
-          <w:szCs w:val="24"/>
-          <w:lang w:bidi="fa-IR"/>
-        </w:rPr>
-        <w:t>Host :</w:t>
-      </w:r>
-      <w:proofErr w:type="gramEnd"/>
-      <w:r>
-        <w:rPr>
-          <w:rFonts w:cs="B Nazanin"/>
-          <w:sz w:val="24"/>
-          <w:szCs w:val="24"/>
-          <w:lang w:bidi="fa-IR"/>
-        </w:rPr>
-        <w:t xml:space="preserve"> 1434</w:t>
+        <w:t>Windows / Host : 1434</w:t>
       </w:r>
     </w:p>
     <w:p>
@@ -6354,25 +6252,14 @@
           <w:lang w:bidi="fa-IR"/>
         </w:rPr>
       </w:pPr>
-      <w:proofErr w:type="gramStart"/>
-      <w:r>
-        <w:rPr>
-          <w:rFonts w:cs="B Nazanin"/>
-          <w:sz w:val="24"/>
-          <w:szCs w:val="24"/>
-          <w:lang w:bidi="fa-IR"/>
-        </w:rPr>
-        <w:t>Container :</w:t>
-      </w:r>
-      <w:proofErr w:type="gramEnd"/>
-      <w:r>
-        <w:rPr>
-          <w:rFonts w:cs="B Nazanin"/>
-          <w:sz w:val="24"/>
-          <w:szCs w:val="24"/>
-          <w:lang w:bidi="fa-IR"/>
-        </w:rPr>
-        <w:t xml:space="preserve"> 1433</w:t>
+      <w:r>
+        <w:rPr>
+          <w:rFonts w:cs="B Nazanin"/>
+          <w:sz w:val="24"/>
+          <w:szCs w:val="24"/>
+          <w:lang w:bidi="fa-IR"/>
+        </w:rPr>
+        <w:t>Container : 1433</w:t>
       </w:r>
     </w:p>
     <w:p>
@@ -8483,27 +8370,7 @@
           <w:szCs w:val="24"/>
           <w:lang w:bidi="fa-IR"/>
         </w:rPr>
-        <w:t xml:space="preserve">public </w:t>
-      </w:r>
-      <w:proofErr w:type="gramStart"/>
-      <w:r>
-        <w:rPr>
-          <w:rFonts w:cs="B Nazanin"/>
-          <w:sz w:val="24"/>
-          <w:szCs w:val="24"/>
-          <w:lang w:bidi="fa-IR"/>
-        </w:rPr>
-        <w:t>decimal(</w:t>
-      </w:r>
-      <w:proofErr w:type="gramEnd"/>
-      <w:r>
-        <w:rPr>
-          <w:rFonts w:cs="B Nazanin"/>
-          <w:sz w:val="24"/>
-          <w:szCs w:val="24"/>
-          <w:lang w:bidi="fa-IR"/>
-        </w:rPr>
-        <w:t>18,2) Price { get; set; }</w:t>
+        <w:t>public decimal(18,2) Price { get; set; }</w:t>
       </w:r>
     </w:p>
     <w:p>
@@ -8654,27 +8521,7 @@
           <w:szCs w:val="24"/>
           <w:lang w:bidi="fa-IR"/>
         </w:rPr>
-        <w:t xml:space="preserve">public decimal Price </w:t>
-      </w:r>
-      <w:proofErr w:type="gramStart"/>
-      <w:r>
-        <w:rPr>
-          <w:rFonts w:cs="B Nazanin"/>
-          <w:sz w:val="24"/>
-          <w:szCs w:val="24"/>
-          <w:lang w:bidi="fa-IR"/>
-        </w:rPr>
-        <w:t>{ get</w:t>
-      </w:r>
-      <w:proofErr w:type="gramEnd"/>
-      <w:r>
-        <w:rPr>
-          <w:rFonts w:cs="B Nazanin"/>
-          <w:sz w:val="24"/>
-          <w:szCs w:val="24"/>
-          <w:lang w:bidi="fa-IR"/>
-        </w:rPr>
-        <w:t>; set; }</w:t>
+        <w:t>public decimal Price { get; set; }</w:t>
       </w:r>
     </w:p>
     <w:p>
@@ -8754,7 +8601,6 @@
         </w:rPr>
       </w:pPr>
       <w:proofErr w:type="spellStart"/>
-      <w:proofErr w:type="gramStart"/>
       <w:r>
         <w:rPr>
           <w:rFonts w:cs="B Nazanin"/>
@@ -8765,7 +8611,6 @@
         <w:t>builder.Property</w:t>
       </w:r>
       <w:proofErr w:type="spellEnd"/>
-      <w:proofErr w:type="gramEnd"/>
       <w:r>
         <w:rPr>
           <w:rFonts w:cs="B Nazanin"/>
@@ -8814,17 +8659,7 @@
           <w:szCs w:val="24"/>
           <w:lang w:bidi="fa-IR"/>
         </w:rPr>
-        <w:t xml:space="preserve">       </w:t>
-      </w:r>
-      <w:proofErr w:type="gramStart"/>
-      <w:r>
-        <w:rPr>
-          <w:rFonts w:cs="B Nazanin"/>
-          <w:sz w:val="24"/>
-          <w:szCs w:val="24"/>
-          <w:lang w:bidi="fa-IR"/>
-        </w:rPr>
-        <w:t>.</w:t>
+        <w:t xml:space="preserve">       .</w:t>
       </w:r>
       <w:proofErr w:type="spellStart"/>
       <w:r>
@@ -8837,7 +8672,6 @@
         <w:t>HasColumnType</w:t>
       </w:r>
       <w:proofErr w:type="spellEnd"/>
-      <w:proofErr w:type="gramEnd"/>
       <w:r>
         <w:rPr>
           <w:rFonts w:cs="B Nazanin"/>
@@ -8890,7 +8724,6 @@
         </w:rPr>
       </w:pPr>
       <w:proofErr w:type="spellStart"/>
-      <w:proofErr w:type="gramStart"/>
       <w:r>
         <w:rPr>
           <w:rFonts w:cs="B Nazanin"/>
@@ -8901,7 +8734,6 @@
         <w:t>builder.Property</w:t>
       </w:r>
       <w:proofErr w:type="spellEnd"/>
-      <w:proofErr w:type="gramEnd"/>
       <w:r>
         <w:rPr>
           <w:rFonts w:cs="B Nazanin"/>
@@ -8950,17 +8782,7 @@
           <w:szCs w:val="24"/>
           <w:lang w:bidi="fa-IR"/>
         </w:rPr>
-        <w:t xml:space="preserve">       </w:t>
-      </w:r>
-      <w:proofErr w:type="gramStart"/>
-      <w:r>
-        <w:rPr>
-          <w:rFonts w:cs="B Nazanin"/>
-          <w:sz w:val="24"/>
-          <w:szCs w:val="24"/>
-          <w:lang w:bidi="fa-IR"/>
-        </w:rPr>
-        <w:t>.</w:t>
+        <w:t xml:space="preserve">       .</w:t>
       </w:r>
       <w:proofErr w:type="spellStart"/>
       <w:r>
@@ -8973,7 +8795,6 @@
         <w:t>HasPrecision</w:t>
       </w:r>
       <w:proofErr w:type="spellEnd"/>
-      <w:proofErr w:type="gramEnd"/>
       <w:r>
         <w:rPr>
           <w:rFonts w:cs="B Nazanin"/>
@@ -9491,7 +9312,6 @@
         </w:rPr>
       </w:pPr>
       <w:proofErr w:type="spellStart"/>
-      <w:proofErr w:type="gramStart"/>
       <w:r>
         <w:rPr>
           <w:rFonts w:cs="B Nazanin"/>
@@ -9509,17 +9329,7 @@
           <w:szCs w:val="24"/>
           <w:lang w:bidi="fa-IR"/>
         </w:rPr>
-        <w:t>(</w:t>
-      </w:r>
-      <w:proofErr w:type="gramEnd"/>
-      <w:r>
-        <w:rPr>
-          <w:rFonts w:cs="B Nazanin"/>
-          <w:sz w:val="24"/>
-          <w:szCs w:val="24"/>
-          <w:lang w:bidi="fa-IR"/>
-        </w:rPr>
-        <w:t>18, 2)</w:t>
+        <w:t>(18, 2)</w:t>
       </w:r>
     </w:p>
     <w:p>
@@ -9592,25 +9402,14 @@
           <w:lang w:bidi="fa-IR"/>
         </w:rPr>
       </w:pPr>
-      <w:proofErr w:type="gramStart"/>
-      <w:r>
-        <w:rPr>
-          <w:rFonts w:cs="B Nazanin"/>
-          <w:sz w:val="24"/>
-          <w:szCs w:val="24"/>
-          <w:lang w:bidi="fa-IR"/>
-        </w:rPr>
-        <w:t>decimal(</w:t>
-      </w:r>
-      <w:proofErr w:type="gramEnd"/>
-      <w:r>
-        <w:rPr>
-          <w:rFonts w:cs="B Nazanin"/>
-          <w:sz w:val="24"/>
-          <w:szCs w:val="24"/>
-          <w:lang w:bidi="fa-IR"/>
-        </w:rPr>
-        <w:t>18,2)</w:t>
+      <w:r>
+        <w:rPr>
+          <w:rFonts w:cs="B Nazanin"/>
+          <w:sz w:val="24"/>
+          <w:szCs w:val="24"/>
+          <w:lang w:bidi="fa-IR"/>
+        </w:rPr>
+        <w:t>decimal(18,2)</w:t>
       </w:r>
     </w:p>
     <w:p>
@@ -9681,45 +9480,25 @@
           <w:szCs w:val="24"/>
           <w:rtl/>
         </w:rPr>
+        <w:t xml:space="preserve"> و </w:t>
+      </w:r>
+      <w:r>
+        <w:rPr>
+          <w:rFonts w:cs="B Nazanin"/>
+          <w:sz w:val="24"/>
+          <w:szCs w:val="24"/>
+          <w:rtl/>
+        </w:rPr>
         <w:t xml:space="preserve"> </w:t>
       </w:r>
-      <w:proofErr w:type="gramStart"/>
-      <w:r>
-        <w:rPr>
-          <w:rFonts w:cs="B Nazanin" w:hint="cs"/>
-          <w:sz w:val="24"/>
-          <w:szCs w:val="24"/>
-          <w:rtl/>
-        </w:rPr>
-        <w:t xml:space="preserve">و </w:t>
-      </w:r>
-      <w:r>
-        <w:rPr>
-          <w:rFonts w:cs="B Nazanin"/>
-          <w:sz w:val="24"/>
-          <w:szCs w:val="24"/>
-          <w:rtl/>
-        </w:rPr>
-        <w:t xml:space="preserve"> </w:t>
-      </w:r>
-      <w:r>
-        <w:rPr>
-          <w:rFonts w:cs="B Nazanin"/>
-          <w:sz w:val="24"/>
-          <w:szCs w:val="24"/>
-          <w:lang w:bidi="fa-IR"/>
-        </w:rPr>
-        <w:t>Fluent</w:t>
-      </w:r>
-      <w:proofErr w:type="gramEnd"/>
-      <w:r>
-        <w:rPr>
-          <w:rFonts w:cs="B Nazanin"/>
-          <w:sz w:val="24"/>
-          <w:szCs w:val="24"/>
-          <w:lang w:bidi="fa-IR"/>
-        </w:rPr>
-        <w:t xml:space="preserve"> API </w:t>
+      <w:r>
+        <w:rPr>
+          <w:rFonts w:cs="B Nazanin"/>
+          <w:sz w:val="24"/>
+          <w:szCs w:val="24"/>
+          <w:lang w:bidi="fa-IR"/>
+        </w:rPr>
+        <w:t xml:space="preserve">Fluent API </w:t>
       </w:r>
       <w:r>
         <w:rPr>
@@ -10433,7 +10212,6 @@
         <w:t xml:space="preserve"> </w:t>
       </w:r>
       <w:proofErr w:type="spellStart"/>
-      <w:proofErr w:type="gramStart"/>
       <w:r>
         <w:rPr>
           <w:rFonts w:ascii="Cascadia Mono" w:hAnsi="Cascadia Mono" w:cs="Cascadia Mono"/>
@@ -10445,7 +10223,6 @@
         <w:t>context.Database.MigrateAsync</w:t>
       </w:r>
       <w:proofErr w:type="spellEnd"/>
-      <w:proofErr w:type="gramEnd"/>
       <w:r>
         <w:rPr>
           <w:rFonts w:ascii="Cascadia Mono" w:hAnsi="Cascadia Mono" w:cs="Cascadia Mono"/>
@@ -10817,7 +10594,6 @@
         </w:rPr>
         <w:t xml:space="preserve"> </w:t>
       </w:r>
-      <w:proofErr w:type="gramStart"/>
       <w:r>
         <w:rPr>
           <w:rFonts w:ascii="Cascadia Mono" w:hAnsi="Cascadia Mono" w:cs="Cascadia Mono"/>
@@ -10836,10 +10612,229 @@
           <w:szCs w:val="19"/>
           <w:highlight w:val="white"/>
         </w:rPr>
-        <w:t xml:space="preserve"> :</w:t>
-      </w:r>
-      <w:proofErr w:type="gramEnd"/>
-      <w:r>
+        <w:t xml:space="preserve"> : </w:t>
+      </w:r>
+      <w:proofErr w:type="spellStart"/>
+      <w:r>
+        <w:rPr>
+          <w:rFonts w:ascii="Cascadia Mono" w:hAnsi="Cascadia Mono" w:cs="Cascadia Mono"/>
+          <w:color w:val="2B91AF"/>
+          <w:sz w:val="19"/>
+          <w:szCs w:val="19"/>
+          <w:highlight w:val="white"/>
+        </w:rPr>
+        <w:t>BaseEntity</w:t>
+      </w:r>
+      <w:proofErr w:type="spellEnd"/>
+    </w:p>
+    <w:p>
+      <w:pPr>
+        <w:rPr>
+          <w:rFonts w:ascii="Cascadia Mono" w:hAnsi="Cascadia Mono" w:cs="Cascadia Mono"/>
+          <w:color w:val="2B91AF"/>
+          <w:sz w:val="19"/>
+          <w:szCs w:val="19"/>
+          <w:rtl/>
+        </w:rPr>
+      </w:pPr>
+    </w:p>
+    <w:p>
+      <w:pPr>
+        <w:bidi/>
+        <w:rPr>
+          <w:rFonts w:cs="B Nazanin"/>
+          <w:sz w:val="24"/>
+          <w:szCs w:val="24"/>
+          <w:rtl/>
+          <w:lang w:bidi="fa-IR"/>
+        </w:rPr>
+      </w:pPr>
+      <w:r>
+        <w:rPr>
+          <w:rFonts w:cs="B Nazanin" w:hint="cs"/>
+          <w:sz w:val="24"/>
+          <w:szCs w:val="24"/>
+          <w:rtl/>
+          <w:lang w:bidi="fa-IR"/>
+        </w:rPr>
+        <w:t xml:space="preserve">یعنی </w:t>
+      </w:r>
+      <w:r>
+        <w:rPr>
+          <w:rFonts w:cs="B Nazanin"/>
+          <w:sz w:val="24"/>
+          <w:szCs w:val="24"/>
+          <w:lang w:bidi="fa-IR"/>
+        </w:rPr>
+        <w:t>T</w:t>
+      </w:r>
+      <w:r>
+        <w:rPr>
+          <w:rFonts w:cs="B Nazanin" w:hint="cs"/>
+          <w:sz w:val="24"/>
+          <w:szCs w:val="24"/>
+          <w:rtl/>
+          <w:lang w:bidi="fa-IR"/>
+        </w:rPr>
+        <w:t xml:space="preserve"> هر چه می تواند باشد</w:t>
+      </w:r>
+      <w:r>
+        <w:rPr>
+          <w:rFonts w:cs="B Nazanin" w:hint="cs"/>
+          <w:sz w:val="24"/>
+          <w:szCs w:val="24"/>
+          <w:rtl/>
+          <w:lang w:bidi="fa-IR"/>
+        </w:rPr>
+        <w:t xml:space="preserve"> به شرط آن که حتما یا </w:t>
+      </w:r>
+      <w:proofErr w:type="spellStart"/>
+      <w:r>
+        <w:rPr>
+          <w:rFonts w:cs="B Nazanin"/>
+          <w:sz w:val="24"/>
+          <w:szCs w:val="24"/>
+          <w:lang w:bidi="fa-IR"/>
+        </w:rPr>
+        <w:t>baseEntity</w:t>
+      </w:r>
+      <w:proofErr w:type="spellEnd"/>
+      <w:r>
+        <w:rPr>
+          <w:rFonts w:cs="B Nazanin" w:hint="cs"/>
+          <w:sz w:val="24"/>
+          <w:szCs w:val="24"/>
+          <w:rtl/>
+          <w:lang w:bidi="fa-IR"/>
+        </w:rPr>
+        <w:t xml:space="preserve"> باشد یا حتما از آن ارث برده باشد </w:t>
+      </w:r>
+      <w:r>
+        <w:rPr>
+          <w:rFonts w:cs="B Nazanin" w:hint="cs"/>
+          <w:sz w:val="24"/>
+          <w:szCs w:val="24"/>
+          <w:rtl/>
+          <w:lang w:bidi="fa-IR"/>
+        </w:rPr>
+        <w:t>.</w:t>
+      </w:r>
+      <w:r>
+        <w:rPr>
+          <w:rFonts w:cs="B Nazanin" w:hint="cs"/>
+          <w:sz w:val="24"/>
+          <w:szCs w:val="24"/>
+          <w:rtl/>
+          <w:lang w:bidi="fa-IR"/>
+        </w:rPr>
+        <w:t xml:space="preserve"> مثلا در مثال بالا چه کلاسی از </w:t>
+      </w:r>
+      <w:proofErr w:type="spellStart"/>
+      <w:r>
+        <w:rPr>
+          <w:rFonts w:cs="B Nazanin"/>
+          <w:sz w:val="24"/>
+          <w:szCs w:val="24"/>
+          <w:lang w:bidi="fa-IR"/>
+        </w:rPr>
+        <w:t>baseentity</w:t>
+      </w:r>
+      <w:proofErr w:type="spellEnd"/>
+      <w:r>
+        <w:rPr>
+          <w:rFonts w:cs="B Nazanin" w:hint="cs"/>
+          <w:sz w:val="24"/>
+          <w:szCs w:val="24"/>
+          <w:rtl/>
+          <w:lang w:bidi="fa-IR"/>
+        </w:rPr>
+        <w:t xml:space="preserve"> ارث می برد ؟ حتما تمام موجودیت های خام ما پس تنها برای آنها می توانیم در کلاس </w:t>
+      </w:r>
+      <w:r>
+        <w:rPr>
+          <w:rFonts w:cs="B Nazanin"/>
+          <w:sz w:val="24"/>
+          <w:szCs w:val="24"/>
+          <w:lang w:bidi="fa-IR"/>
+        </w:rPr>
+        <w:t>interface</w:t>
+      </w:r>
+      <w:r>
+        <w:rPr>
+          <w:rFonts w:cs="B Nazanin" w:hint="cs"/>
+          <w:sz w:val="24"/>
+          <w:szCs w:val="24"/>
+          <w:rtl/>
+          <w:lang w:bidi="fa-IR"/>
+        </w:rPr>
+        <w:t xml:space="preserve"> استفاده به عمل آوریم .</w:t>
+      </w:r>
+    </w:p>
+    <w:p>
+      <w:pPr>
+        <w:bidi/>
+        <w:rPr>
+          <w:rFonts w:cs="B Nazanin"/>
+          <w:sz w:val="24"/>
+          <w:szCs w:val="24"/>
+          <w:lang w:bidi="fa-IR"/>
+        </w:rPr>
+      </w:pPr>
+      <w:r>
+        <w:rPr>
+          <w:rFonts w:cs="B Nazanin" w:hint="cs"/>
+          <w:sz w:val="24"/>
+          <w:szCs w:val="24"/>
+          <w:rtl/>
+          <w:lang w:bidi="fa-IR"/>
+        </w:rPr>
+        <w:t xml:space="preserve">چرا در کد مربوط به پیاده سازی </w:t>
+      </w:r>
+      <w:r>
+        <w:rPr>
+          <w:rFonts w:cs="B Nazanin"/>
+          <w:sz w:val="24"/>
+          <w:szCs w:val="24"/>
+          <w:lang w:bidi="fa-IR"/>
+        </w:rPr>
+        <w:t>Generic Repository</w:t>
+      </w:r>
+      <w:r>
+        <w:rPr>
+          <w:rFonts w:cs="B Nazanin" w:hint="cs"/>
+          <w:sz w:val="24"/>
+          <w:szCs w:val="24"/>
+          <w:rtl/>
+          <w:lang w:bidi="fa-IR"/>
+        </w:rPr>
+        <w:t xml:space="preserve"> ما از </w:t>
+      </w:r>
+      <w:r>
+        <w:rPr>
+          <w:rFonts w:cs="B Nazanin"/>
+          <w:sz w:val="24"/>
+          <w:szCs w:val="24"/>
+          <w:lang w:bidi="fa-IR"/>
+        </w:rPr>
+        <w:t>Set&lt;T&gt;</w:t>
+      </w:r>
+      <w:r>
+        <w:rPr>
+          <w:rFonts w:cs="B Nazanin" w:hint="cs"/>
+          <w:sz w:val="24"/>
+          <w:szCs w:val="24"/>
+          <w:rtl/>
+          <w:lang w:bidi="fa-IR"/>
+        </w:rPr>
+        <w:t xml:space="preserve"> استفاده می کنیم :</w:t>
+      </w:r>
+    </w:p>
+    <w:p>
+      <w:pPr>
+        <w:autoSpaceDE w:val="0"/>
+        <w:autoSpaceDN w:val="0"/>
+        <w:adjustRightInd w:val="0"/>
+        <w:spacing w:after="0" w:line="240" w:lineRule="auto"/>
         <w:rPr>
           <w:rFonts w:ascii="Cascadia Mono" w:hAnsi="Cascadia Mono" w:cs="Cascadia Mono"/>
           <w:color w:val="000000"/>
@@ -10847,9 +10842,57 @@
           <w:szCs w:val="19"/>
           <w:highlight w:val="white"/>
         </w:rPr>
+      </w:pPr>
+      <w:r>
+        <w:rPr>
+          <w:rFonts w:ascii="Cascadia Mono" w:hAnsi="Cascadia Mono" w:cs="Cascadia Mono"/>
+          <w:color w:val="000000"/>
+          <w:sz w:val="19"/>
+          <w:szCs w:val="19"/>
+          <w:highlight w:val="white"/>
+        </w:rPr>
+        <w:t xml:space="preserve">     </w:t>
+      </w:r>
+      <w:r>
+        <w:rPr>
+          <w:rFonts w:ascii="Cascadia Mono" w:hAnsi="Cascadia Mono" w:cs="Cascadia Mono"/>
+          <w:color w:val="0000FF"/>
+          <w:sz w:val="19"/>
+          <w:szCs w:val="19"/>
+          <w:highlight w:val="white"/>
+        </w:rPr>
+        <w:t>public</w:t>
+      </w:r>
+      <w:r>
+        <w:rPr>
+          <w:rFonts w:ascii="Cascadia Mono" w:hAnsi="Cascadia Mono" w:cs="Cascadia Mono"/>
+          <w:color w:val="000000"/>
+          <w:sz w:val="19"/>
+          <w:szCs w:val="19"/>
+          <w:highlight w:val="white"/>
+        </w:rPr>
         <w:t xml:space="preserve"> </w:t>
       </w:r>
-      <w:proofErr w:type="spellStart"/>
+      <w:r>
+        <w:rPr>
+          <w:rFonts w:ascii="Cascadia Mono" w:hAnsi="Cascadia Mono" w:cs="Cascadia Mono"/>
+          <w:color w:val="0000FF"/>
+          <w:sz w:val="19"/>
+          <w:szCs w:val="19"/>
+          <w:highlight w:val="white"/>
+        </w:rPr>
+        <w:t>void</w:t>
+      </w:r>
+      <w:r>
+        <w:rPr>
+          <w:rFonts w:ascii="Cascadia Mono" w:hAnsi="Cascadia Mono" w:cs="Cascadia Mono"/>
+          <w:color w:val="000000"/>
+          <w:sz w:val="19"/>
+          <w:szCs w:val="19"/>
+          <w:highlight w:val="white"/>
+        </w:rPr>
+        <w:t xml:space="preserve"> Add(</w:t>
+      </w:r>
       <w:r>
         <w:rPr>
           <w:rFonts w:ascii="Cascadia Mono" w:hAnsi="Cascadia Mono" w:cs="Cascadia Mono"/>
@@ -10858,218 +10901,9 @@
           <w:szCs w:val="19"/>
           <w:highlight w:val="white"/>
         </w:rPr>
-        <w:t>BaseEntity</w:t>
-      </w:r>
-      <w:proofErr w:type="spellEnd"/>
-    </w:p>
-    <w:p>
-      <w:pPr>
-        <w:rPr>
-          <w:rFonts w:ascii="Cascadia Mono" w:hAnsi="Cascadia Mono" w:cs="Cascadia Mono"/>
-          <w:color w:val="2B91AF"/>
-          <w:sz w:val="19"/>
-          <w:szCs w:val="19"/>
-          <w:rtl/>
-        </w:rPr>
-      </w:pPr>
-    </w:p>
-    <w:p>
-      <w:pPr>
-        <w:bidi/>
-        <w:rPr>
-          <w:rFonts w:cs="B Nazanin"/>
-          <w:sz w:val="24"/>
-          <w:szCs w:val="24"/>
-          <w:rtl/>
-          <w:lang w:bidi="fa-IR"/>
-        </w:rPr>
-      </w:pPr>
-      <w:r>
-        <w:rPr>
-          <w:rFonts w:cs="B Nazanin" w:hint="cs"/>
-          <w:sz w:val="24"/>
-          <w:szCs w:val="24"/>
-          <w:rtl/>
-          <w:lang w:bidi="fa-IR"/>
-        </w:rPr>
-        <w:t xml:space="preserve">یعنی </w:t>
-      </w:r>
-      <w:r>
-        <w:rPr>
-          <w:rFonts w:cs="B Nazanin"/>
-          <w:sz w:val="24"/>
-          <w:szCs w:val="24"/>
-          <w:lang w:bidi="fa-IR"/>
-        </w:rPr>
         <w:t>T</w:t>
       </w:r>
       <w:r>
-        <w:rPr>
-          <w:rFonts w:cs="B Nazanin" w:hint="cs"/>
-          <w:sz w:val="24"/>
-          <w:szCs w:val="24"/>
-          <w:rtl/>
-          <w:lang w:bidi="fa-IR"/>
-        </w:rPr>
-        <w:t xml:space="preserve"> هر چه می تواند باشد</w:t>
-      </w:r>
-      <w:r>
-        <w:rPr>
-          <w:rFonts w:cs="B Nazanin" w:hint="cs"/>
-          <w:sz w:val="24"/>
-          <w:szCs w:val="24"/>
-          <w:rtl/>
-          <w:lang w:bidi="fa-IR"/>
-        </w:rPr>
-        <w:t xml:space="preserve"> به شرط آن که حتما یا </w:t>
-      </w:r>
-      <w:proofErr w:type="spellStart"/>
-      <w:r>
-        <w:rPr>
-          <w:rFonts w:cs="B Nazanin"/>
-          <w:sz w:val="24"/>
-          <w:szCs w:val="24"/>
-          <w:lang w:bidi="fa-IR"/>
-        </w:rPr>
-        <w:t>baseEntity</w:t>
-      </w:r>
-      <w:proofErr w:type="spellEnd"/>
-      <w:r>
-        <w:rPr>
-          <w:rFonts w:cs="B Nazanin" w:hint="cs"/>
-          <w:sz w:val="24"/>
-          <w:szCs w:val="24"/>
-          <w:rtl/>
-          <w:lang w:bidi="fa-IR"/>
-        </w:rPr>
-        <w:t xml:space="preserve"> باشد یا حتما از آن ارث برده باشد </w:t>
-      </w:r>
-      <w:r>
-        <w:rPr>
-          <w:rFonts w:cs="B Nazanin" w:hint="cs"/>
-          <w:sz w:val="24"/>
-          <w:szCs w:val="24"/>
-          <w:rtl/>
-          <w:lang w:bidi="fa-IR"/>
-        </w:rPr>
-        <w:t>.</w:t>
-      </w:r>
-      <w:r>
-        <w:rPr>
-          <w:rFonts w:cs="B Nazanin" w:hint="cs"/>
-          <w:sz w:val="24"/>
-          <w:szCs w:val="24"/>
-          <w:rtl/>
-          <w:lang w:bidi="fa-IR"/>
-        </w:rPr>
-        <w:t xml:space="preserve"> مثلا در مثال بالا چه کلاسی از </w:t>
-      </w:r>
-      <w:proofErr w:type="spellStart"/>
-      <w:r>
-        <w:rPr>
-          <w:rFonts w:cs="B Nazanin"/>
-          <w:sz w:val="24"/>
-          <w:szCs w:val="24"/>
-          <w:lang w:bidi="fa-IR"/>
-        </w:rPr>
-        <w:t>baseentity</w:t>
-      </w:r>
-      <w:proofErr w:type="spellEnd"/>
-      <w:r>
-        <w:rPr>
-          <w:rFonts w:cs="B Nazanin" w:hint="cs"/>
-          <w:sz w:val="24"/>
-          <w:szCs w:val="24"/>
-          <w:rtl/>
-          <w:lang w:bidi="fa-IR"/>
-        </w:rPr>
-        <w:t xml:space="preserve"> ارث می برد ؟ حتما تمام موجودیت های خام ما پس تنها برای آنها می توانیم در کلاس </w:t>
-      </w:r>
-      <w:r>
-        <w:rPr>
-          <w:rFonts w:cs="B Nazanin"/>
-          <w:sz w:val="24"/>
-          <w:szCs w:val="24"/>
-          <w:lang w:bidi="fa-IR"/>
-        </w:rPr>
-        <w:t>interface</w:t>
-      </w:r>
-      <w:r>
-        <w:rPr>
-          <w:rFonts w:cs="B Nazanin" w:hint="cs"/>
-          <w:sz w:val="24"/>
-          <w:szCs w:val="24"/>
-          <w:rtl/>
-          <w:lang w:bidi="fa-IR"/>
-        </w:rPr>
-        <w:t xml:space="preserve"> استفاده به عمل آوریم .</w:t>
-      </w:r>
-    </w:p>
-    <w:p>
-      <w:pPr>
-        <w:bidi/>
-        <w:rPr>
-          <w:rFonts w:cs="B Nazanin"/>
-          <w:sz w:val="24"/>
-          <w:szCs w:val="24"/>
-          <w:lang w:bidi="fa-IR"/>
-        </w:rPr>
-      </w:pPr>
-      <w:r>
-        <w:rPr>
-          <w:rFonts w:cs="B Nazanin" w:hint="cs"/>
-          <w:sz w:val="24"/>
-          <w:szCs w:val="24"/>
-          <w:rtl/>
-          <w:lang w:bidi="fa-IR"/>
-        </w:rPr>
-        <w:t xml:space="preserve">چرا در کد مربوط به پیاده سازی </w:t>
-      </w:r>
-      <w:r>
-        <w:rPr>
-          <w:rFonts w:cs="B Nazanin"/>
-          <w:sz w:val="24"/>
-          <w:szCs w:val="24"/>
-          <w:lang w:bidi="fa-IR"/>
-        </w:rPr>
-        <w:t>Generic Repository</w:t>
-      </w:r>
-      <w:r>
-        <w:rPr>
-          <w:rFonts w:cs="B Nazanin" w:hint="cs"/>
-          <w:sz w:val="24"/>
-          <w:szCs w:val="24"/>
-          <w:rtl/>
-          <w:lang w:bidi="fa-IR"/>
-        </w:rPr>
-        <w:t xml:space="preserve"> ما از </w:t>
-      </w:r>
-      <w:r>
-        <w:rPr>
-          <w:rFonts w:cs="B Nazanin"/>
-          <w:sz w:val="24"/>
-          <w:szCs w:val="24"/>
-          <w:lang w:bidi="fa-IR"/>
-        </w:rPr>
-        <w:t>Set&lt;T&gt;</w:t>
-      </w:r>
-      <w:r>
-        <w:rPr>
-          <w:rFonts w:cs="B Nazanin" w:hint="cs"/>
-          <w:sz w:val="24"/>
-          <w:szCs w:val="24"/>
-          <w:rtl/>
-          <w:lang w:bidi="fa-IR"/>
-        </w:rPr>
-        <w:t xml:space="preserve"> استفاده می کنیم :</w:t>
-      </w:r>
-    </w:p>
-    <w:p>
-      <w:pPr>
-        <w:autoSpaceDE w:val="0"/>
-        <w:autoSpaceDN w:val="0"/>
-        <w:adjustRightInd w:val="0"/>
-        <w:spacing w:after="0" w:line="240" w:lineRule="auto"/>
         <w:rPr>
           <w:rFonts w:ascii="Cascadia Mono" w:hAnsi="Cascadia Mono" w:cs="Cascadia Mono"/>
           <w:color w:val="000000"/>
@@ -11077,8 +10911,15 @@
           <w:szCs w:val="19"/>
           <w:highlight w:val="white"/>
         </w:rPr>
-      </w:pPr>
-      <w:r>
+        <w:t xml:space="preserve"> entity)</w:t>
+      </w:r>
+    </w:p>
+    <w:p>
+      <w:pPr>
+        <w:autoSpaceDE w:val="0"/>
+        <w:autoSpaceDN w:val="0"/>
+        <w:adjustRightInd w:val="0"/>
+        <w:spacing w:after="0" w:line="240" w:lineRule="auto"/>
         <w:rPr>
           <w:rFonts w:ascii="Cascadia Mono" w:hAnsi="Cascadia Mono" w:cs="Cascadia Mono"/>
           <w:color w:val="000000"/>
@@ -11086,18 +10927,7 @@
           <w:szCs w:val="19"/>
           <w:highlight w:val="white"/>
         </w:rPr>
-        <w:t xml:space="preserve">     </w:t>
-      </w:r>
-      <w:r>
-        <w:rPr>
-          <w:rFonts w:ascii="Cascadia Mono" w:hAnsi="Cascadia Mono" w:cs="Cascadia Mono"/>
-          <w:color w:val="0000FF"/>
-          <w:sz w:val="19"/>
-          <w:szCs w:val="19"/>
-          <w:highlight w:val="white"/>
-        </w:rPr>
-        <w:t>public</w:t>
-      </w:r>
+      </w:pPr>
       <w:r>
         <w:rPr>
           <w:rFonts w:ascii="Cascadia Mono" w:hAnsi="Cascadia Mono" w:cs="Cascadia Mono"/>
@@ -11106,19 +10936,15 @@
           <w:szCs w:val="19"/>
           <w:highlight w:val="white"/>
         </w:rPr>
-        <w:t xml:space="preserve"> </w:t>
-      </w:r>
-      <w:r>
-        <w:rPr>
-          <w:rFonts w:ascii="Cascadia Mono" w:hAnsi="Cascadia Mono" w:cs="Cascadia Mono"/>
-          <w:color w:val="0000FF"/>
-          <w:sz w:val="19"/>
-          <w:szCs w:val="19"/>
-          <w:highlight w:val="white"/>
-        </w:rPr>
-        <w:t>void</w:t>
-      </w:r>
-      <w:r>
+        <w:t xml:space="preserve">     {</w:t>
+      </w:r>
+    </w:p>
+    <w:p>
+      <w:pPr>
+        <w:autoSpaceDE w:val="0"/>
+        <w:autoSpaceDN w:val="0"/>
+        <w:adjustRightInd w:val="0"/>
+        <w:spacing w:after="0" w:line="240" w:lineRule="auto"/>
         <w:rPr>
           <w:rFonts w:ascii="Cascadia Mono" w:hAnsi="Cascadia Mono" w:cs="Cascadia Mono"/>
           <w:color w:val="000000"/>
@@ -11126,9 +10952,7 @@
           <w:szCs w:val="19"/>
           <w:highlight w:val="white"/>
         </w:rPr>
-        <w:t xml:space="preserve"> </w:t>
-      </w:r>
-      <w:proofErr w:type="gramStart"/>
+      </w:pPr>
       <w:r>
         <w:rPr>
           <w:rFonts w:ascii="Cascadia Mono" w:hAnsi="Cascadia Mono" w:cs="Cascadia Mono"/>
@@ -11137,9 +10961,30 @@
           <w:szCs w:val="19"/>
           <w:highlight w:val="white"/>
         </w:rPr>
-        <w:t>Add(</w:t>
-      </w:r>
-      <w:proofErr w:type="gramEnd"/>
+        <w:t xml:space="preserve">        </w:t>
+      </w:r>
+      <w:proofErr w:type="spellStart"/>
+      <w:r>
+        <w:rPr>
+          <w:rFonts w:ascii="Cascadia Mono" w:hAnsi="Cascadia Mono" w:cs="Cascadia Mono"/>
+          <w:color w:val="000000"/>
+          <w:sz w:val="19"/>
+          <w:szCs w:val="19"/>
+          <w:highlight w:val="white"/>
+        </w:rPr>
+        <w:t>context.Set</w:t>
+      </w:r>
+      <w:proofErr w:type="spellEnd"/>
+      <w:r>
+        <w:rPr>
+          <w:rFonts w:ascii="Cascadia Mono" w:hAnsi="Cascadia Mono" w:cs="Cascadia Mono"/>
+          <w:color w:val="000000"/>
+          <w:sz w:val="19"/>
+          <w:szCs w:val="19"/>
+          <w:highlight w:val="white"/>
+        </w:rPr>
+        <w:t>&lt;</w:t>
+      </w:r>
       <w:r>
         <w:rPr>
           <w:rFonts w:ascii="Cascadia Mono" w:hAnsi="Cascadia Mono" w:cs="Cascadia Mono"/>
@@ -11158,7 +11003,7 @@
           <w:szCs w:val="19"/>
           <w:highlight w:val="white"/>
         </w:rPr>
-        <w:t xml:space="preserve"> entity)</w:t>
+        <w:t>&gt;().Add(entity);</w:t>
       </w:r>
     </w:p>
     <w:p>
@@ -11183,100 +11028,6 @@
           <w:szCs w:val="19"/>
           <w:highlight w:val="white"/>
         </w:rPr>
-        <w:t xml:space="preserve">     {</w:t>
-      </w:r>
-    </w:p>
-    <w:p>
-      <w:pPr>
-        <w:autoSpaceDE w:val="0"/>
-        <w:autoSpaceDN w:val="0"/>
-        <w:adjustRightInd w:val="0"/>
-        <w:spacing w:after="0" w:line="240" w:lineRule="auto"/>
-        <w:rPr>
-          <w:rFonts w:ascii="Cascadia Mono" w:hAnsi="Cascadia Mono" w:cs="Cascadia Mono"/>
-          <w:color w:val="000000"/>
-          <w:sz w:val="19"/>
-          <w:szCs w:val="19"/>
-          <w:highlight w:val="white"/>
-        </w:rPr>
-      </w:pPr>
-      <w:r>
-        <w:rPr>
-          <w:rFonts w:ascii="Cascadia Mono" w:hAnsi="Cascadia Mono" w:cs="Cascadia Mono"/>
-          <w:color w:val="000000"/>
-          <w:sz w:val="19"/>
-          <w:szCs w:val="19"/>
-          <w:highlight w:val="white"/>
-        </w:rPr>
-        <w:t xml:space="preserve">        </w:t>
-      </w:r>
-      <w:proofErr w:type="spellStart"/>
-      <w:proofErr w:type="gramStart"/>
-      <w:r>
-        <w:rPr>
-          <w:rFonts w:ascii="Cascadia Mono" w:hAnsi="Cascadia Mono" w:cs="Cascadia Mono"/>
-          <w:color w:val="000000"/>
-          <w:sz w:val="19"/>
-          <w:szCs w:val="19"/>
-          <w:highlight w:val="white"/>
-        </w:rPr>
-        <w:t>context.Set</w:t>
-      </w:r>
-      <w:proofErr w:type="spellEnd"/>
-      <w:proofErr w:type="gramEnd"/>
-      <w:r>
-        <w:rPr>
-          <w:rFonts w:ascii="Cascadia Mono" w:hAnsi="Cascadia Mono" w:cs="Cascadia Mono"/>
-          <w:color w:val="000000"/>
-          <w:sz w:val="19"/>
-          <w:szCs w:val="19"/>
-          <w:highlight w:val="white"/>
-        </w:rPr>
-        <w:t>&lt;</w:t>
-      </w:r>
-      <w:r>
-        <w:rPr>
-          <w:rFonts w:ascii="Cascadia Mono" w:hAnsi="Cascadia Mono" w:cs="Cascadia Mono"/>
-          <w:color w:val="2B91AF"/>
-          <w:sz w:val="19"/>
-          <w:szCs w:val="19"/>
-          <w:highlight w:val="white"/>
-        </w:rPr>
-        <w:t>T</w:t>
-      </w:r>
-      <w:r>
-        <w:rPr>
-          <w:rFonts w:ascii="Cascadia Mono" w:hAnsi="Cascadia Mono" w:cs="Cascadia Mono"/>
-          <w:color w:val="000000"/>
-          <w:sz w:val="19"/>
-          <w:szCs w:val="19"/>
-          <w:highlight w:val="white"/>
-        </w:rPr>
-        <w:t>&gt;().Add(entity);</w:t>
-      </w:r>
-    </w:p>
-    <w:p>
-      <w:pPr>
-        <w:autoSpaceDE w:val="0"/>
-        <w:autoSpaceDN w:val="0"/>
-        <w:adjustRightInd w:val="0"/>
-        <w:spacing w:after="0" w:line="240" w:lineRule="auto"/>
-        <w:rPr>
-          <w:rFonts w:ascii="Cascadia Mono" w:hAnsi="Cascadia Mono" w:cs="Cascadia Mono"/>
-          <w:color w:val="000000"/>
-          <w:sz w:val="19"/>
-          <w:szCs w:val="19"/>
-          <w:highlight w:val="white"/>
-        </w:rPr>
-      </w:pPr>
-      <w:r>
-        <w:rPr>
-          <w:rFonts w:ascii="Cascadia Mono" w:hAnsi="Cascadia Mono" w:cs="Cascadia Mono"/>
-          <w:color w:val="000000"/>
-          <w:sz w:val="19"/>
-          <w:szCs w:val="19"/>
-          <w:highlight w:val="white"/>
-        </w:rPr>
         <w:t xml:space="preserve">     }</w:t>
       </w:r>
     </w:p>
@@ -11895,27 +11646,7 @@
           <w:szCs w:val="24"/>
           <w:lang w:bidi="fa-IR"/>
         </w:rPr>
-        <w:t xml:space="preserve">&lt;input </w:t>
-      </w:r>
-      <w:proofErr w:type="gramStart"/>
-      <w:r>
-        <w:rPr>
-          <w:rFonts w:cs="B Nazanin"/>
-          <w:sz w:val="24"/>
-          <w:szCs w:val="24"/>
-          <w:lang w:bidi="fa-IR"/>
-        </w:rPr>
-        <w:t>1 ,</w:t>
-      </w:r>
-      <w:proofErr w:type="gramEnd"/>
-      <w:r>
-        <w:rPr>
-          <w:rFonts w:cs="B Nazanin"/>
-          <w:sz w:val="24"/>
-          <w:szCs w:val="24"/>
-          <w:lang w:bidi="fa-IR"/>
-        </w:rPr>
-        <w:t xml:space="preserve"> input 2 , …. , Output&gt; name = lambda expression</w:t>
+        <w:t>&lt;input 1 , input 2 , …. , Output&gt; name = lambda expression</w:t>
       </w:r>
     </w:p>
     <w:p>
@@ -12869,44 +12600,31 @@
           <w:szCs w:val="36"/>
           <w:lang w:bidi="fa-IR"/>
         </w:rPr>
-        <w:t xml:space="preserve"> </w:t>
-      </w:r>
-      <w:proofErr w:type="gramStart"/>
-      <w:r>
-        <w:rPr>
-          <w:rFonts w:cs="B Nazanin"/>
+        <w:t xml:space="preserve"> API </w:t>
+      </w:r>
+      <w:r>
+        <w:rPr>
+          <w:rFonts w:cs="B Nazanin" w:hint="cs"/>
           <w:b/>
           <w:bCs/>
           <w:sz w:val="36"/>
           <w:szCs w:val="36"/>
-          <w:lang w:bidi="fa-IR"/>
-        </w:rPr>
-        <w:t xml:space="preserve">API </w:t>
-      </w:r>
-      <w:r>
-        <w:rPr>
-          <w:rFonts w:cs="B Nazanin" w:hint="cs"/>
+          <w:rtl/>
+          <w:lang w:bidi="fa-IR"/>
+        </w:rPr>
+        <w:t xml:space="preserve"> </w:t>
+      </w:r>
+      <w:r>
+        <w:rPr>
+          <w:rFonts w:cs="B Nazanin"/>
           <w:b/>
           <w:bCs/>
           <w:sz w:val="36"/>
           <w:szCs w:val="36"/>
-          <w:rtl/>
-          <w:lang w:bidi="fa-IR"/>
-        </w:rPr>
-        <w:t xml:space="preserve"> </w:t>
-      </w:r>
-      <w:r>
-        <w:rPr>
-          <w:rFonts w:cs="B Nazanin"/>
-          <w:b/>
-          <w:bCs/>
-          <w:sz w:val="36"/>
-          <w:szCs w:val="36"/>
           <w:lang w:bidi="fa-IR"/>
         </w:rPr>
         <w:t>--------------------</w:t>
       </w:r>
-      <w:proofErr w:type="gramEnd"/>
     </w:p>
     <w:p>
       <w:pPr>
@@ -13510,21 +13228,8 @@
           <w:rtl/>
           <w:lang w:bidi="fa-IR"/>
         </w:rPr>
-        <w:t>-.--.-.--.-.-.-.-.-.-.-.-.-.--.-.-.-.-.-.-.-.-.-.-.-.</w:t>
-      </w:r>
-      <w:proofErr w:type="gramStart"/>
-      <w:r>
-        <w:rPr>
-          <w:rFonts w:cs="B Nazanin" w:hint="cs"/>
-          <w:bCs/>
-          <w:sz w:val="36"/>
-          <w:szCs w:val="36"/>
-          <w:rtl/>
-          <w:lang w:bidi="fa-IR"/>
-        </w:rPr>
-        <w:t>-.-</w:t>
-      </w:r>
-      <w:proofErr w:type="gramEnd"/>
+        <w:t>-.--.-.--.-.-.-.-.-.-.-.-.-.--.-.-.-.-.-.-.-.-.-.-.-.-.-</w:t>
+      </w:r>
     </w:p>
     <w:p>
       <w:pPr>
@@ -14007,20 +13712,8 @@
           <w:rtl/>
           <w:lang w:bidi="fa-IR"/>
         </w:rPr>
-        <w:t xml:space="preserve"> یک پایگاه داده رابطه ای </w:t>
-      </w:r>
-      <w:proofErr w:type="gramStart"/>
-      <w:r>
-        <w:rPr>
-          <w:rFonts w:cs="B Nazanin" w:hint="cs"/>
-          <w:sz w:val="24"/>
-          <w:szCs w:val="24"/>
-          <w:rtl/>
-          <w:lang w:bidi="fa-IR"/>
-        </w:rPr>
-        <w:t>نیست .</w:t>
-      </w:r>
-      <w:proofErr w:type="gramEnd"/>
+        <w:t xml:space="preserve"> یک پایگاه داده رابطه ای نیست .</w:t>
+      </w:r>
     </w:p>
     <w:p>
       <w:pPr>
@@ -18566,9 +18259,11 @@
       <w:pPr>
         <w:bidi/>
         <w:rPr>
-          <w:rFonts w:cs="B Nazanin"/>
-          <w:sz w:val="24"/>
-          <w:szCs w:val="24"/>
+          <w:rFonts w:cs="B Nazanin" w:hint="cs"/>
+          <w:sz w:val="24"/>
+          <w:szCs w:val="24"/>
+          <w:rtl/>
+          <w:lang w:bidi="fa-IR"/>
         </w:rPr>
       </w:pPr>
       <w:r>
@@ -18632,6 +18327,57 @@
           <w:szCs w:val="24"/>
         </w:rPr>
         <w:t>INFRA</w:t>
+      </w:r>
+      <w:r>
+        <w:rPr>
+          <w:rFonts w:cs="B Nazanin" w:hint="cs"/>
+          <w:sz w:val="24"/>
+          <w:szCs w:val="24"/>
+          <w:rtl/>
+          <w:lang w:bidi="fa-IR"/>
+        </w:rPr>
+        <w:t xml:space="preserve"> . دلیل آن برای </w:t>
+      </w:r>
+      <w:proofErr w:type="spellStart"/>
+      <w:r>
+        <w:rPr>
+          <w:rFonts w:cs="B Nazanin" w:hint="cs"/>
+          <w:sz w:val="24"/>
+          <w:szCs w:val="24"/>
+          <w:rtl/>
+          <w:lang w:bidi="fa-IR"/>
+        </w:rPr>
+        <w:t>مدیرت</w:t>
+      </w:r>
+      <w:proofErr w:type="spellEnd"/>
+      <w:r>
+        <w:rPr>
+          <w:rFonts w:cs="B Nazanin" w:hint="cs"/>
+          <w:sz w:val="24"/>
+          <w:szCs w:val="24"/>
+          <w:rtl/>
+          <w:lang w:bidi="fa-IR"/>
+        </w:rPr>
+        <w:t xml:space="preserve"> </w:t>
+      </w:r>
+      <w:r>
+        <w:rPr>
+          <w:rFonts w:cs="B Nazanin"/>
+          <w:sz w:val="24"/>
+          <w:szCs w:val="24"/>
+          <w:lang w:bidi="fa-IR"/>
+        </w:rPr>
+        <w:t>Context</w:t>
+      </w:r>
+      <w:r>
+        <w:rPr>
+          <w:rFonts w:cs="B Nazanin" w:hint="cs"/>
+          <w:sz w:val="24"/>
+          <w:szCs w:val="24"/>
+          <w:rtl/>
+          <w:lang w:bidi="fa-IR"/>
+        </w:rPr>
+        <w:t xml:space="preserve"> است</w:t>
       </w:r>
     </w:p>
     <w:p>
@@ -19042,25 +18788,7 @@
           <w:sz w:val="24"/>
           <w:szCs w:val="24"/>
         </w:rPr>
-        <w:t xml:space="preserve">&lt;Product&gt; Products </w:t>
-      </w:r>
-      <w:proofErr w:type="gramStart"/>
-      <w:r>
-        <w:rPr>
-          <w:rFonts w:cs="B Nazanin"/>
-          <w:sz w:val="24"/>
-          <w:szCs w:val="24"/>
-        </w:rPr>
-        <w:t>{ get</w:t>
-      </w:r>
-      <w:proofErr w:type="gramEnd"/>
-      <w:r>
-        <w:rPr>
-          <w:rFonts w:cs="B Nazanin"/>
-          <w:sz w:val="24"/>
-          <w:szCs w:val="24"/>
-        </w:rPr>
-        <w:t>; set; }</w:t>
+        <w:t>&lt;Product&gt; Products { get; set; }</w:t>
       </w:r>
     </w:p>
     <w:p>
@@ -19097,25 +18825,7 @@
           <w:sz w:val="24"/>
           <w:szCs w:val="24"/>
         </w:rPr>
-        <w:t xml:space="preserve">&lt;Order&gt; Orders </w:t>
-      </w:r>
-      <w:proofErr w:type="gramStart"/>
-      <w:r>
-        <w:rPr>
-          <w:rFonts w:cs="B Nazanin"/>
-          <w:sz w:val="24"/>
-          <w:szCs w:val="24"/>
-        </w:rPr>
-        <w:t>{ get</w:t>
-      </w:r>
-      <w:proofErr w:type="gramEnd"/>
-      <w:r>
-        <w:rPr>
-          <w:rFonts w:cs="B Nazanin"/>
-          <w:sz w:val="24"/>
-          <w:szCs w:val="24"/>
-        </w:rPr>
-        <w:t>; set; }</w:t>
+        <w:t>&lt;Order&gt; Orders { get; set; }</w:t>
       </w:r>
     </w:p>
     <w:p>
@@ -19558,6 +19268,14 @@
         </w:rPr>
         <w:t xml:space="preserve">اصلی من هم </w:t>
       </w:r>
+      <w:r>
+        <w:rPr>
+          <w:rFonts w:cs="B Nazanin"/>
+          <w:sz w:val="24"/>
+          <w:szCs w:val="24"/>
+        </w:rPr>
+        <w:t xml:space="preserve"> </w:t>
+      </w:r>
       <w:proofErr w:type="spellStart"/>
       <w:r>
         <w:rPr>
@@ -19584,6 +19302,214 @@
           <w:rtl/>
         </w:rPr>
         <w:t>است</w:t>
+      </w:r>
+      <w:r>
+        <w:rPr>
+          <w:rFonts w:cs="B Nazanin"/>
+          <w:sz w:val="24"/>
+          <w:szCs w:val="24"/>
+        </w:rPr>
+        <w:t xml:space="preserve"> . </w:t>
+      </w:r>
+    </w:p>
+    <w:p>
+      <w:pPr>
+        <w:bidi/>
+        <w:rPr>
+          <w:rFonts w:cs="B Nazanin"/>
+          <w:sz w:val="24"/>
+          <w:szCs w:val="24"/>
+          <w:rtl/>
+          <w:lang w:bidi="fa-IR"/>
+        </w:rPr>
+      </w:pPr>
+      <w:r>
+        <w:rPr>
+          <w:rFonts w:cs="B Nazanin" w:hint="cs"/>
+          <w:sz w:val="24"/>
+          <w:szCs w:val="24"/>
+          <w:rtl/>
+        </w:rPr>
+        <w:t xml:space="preserve">یک سوال حاشیه ای </w:t>
+      </w:r>
+      <w:r>
+        <w:rPr>
+          <w:rFonts w:cs="B Nazanin" w:hint="cs"/>
+          <w:sz w:val="24"/>
+          <w:szCs w:val="24"/>
+          <w:rtl/>
+        </w:rPr>
+        <w:t xml:space="preserve">) اصلا در </w:t>
+      </w:r>
+      <w:r>
+        <w:rPr>
+          <w:rFonts w:cs="B Nazanin"/>
+          <w:sz w:val="24"/>
+          <w:szCs w:val="24"/>
+        </w:rPr>
+        <w:t>Context</w:t>
+      </w:r>
+      <w:r>
+        <w:rPr>
+          <w:rFonts w:cs="B Nazanin" w:hint="cs"/>
+          <w:sz w:val="24"/>
+          <w:szCs w:val="24"/>
+          <w:rtl/>
+          <w:lang w:bidi="fa-IR"/>
+        </w:rPr>
+        <w:t xml:space="preserve"> چه چیز </w:t>
+      </w:r>
+      <w:proofErr w:type="spellStart"/>
+      <w:r>
+        <w:rPr>
+          <w:rFonts w:cs="B Nazanin" w:hint="cs"/>
+          <w:sz w:val="24"/>
+          <w:szCs w:val="24"/>
+          <w:rtl/>
+          <w:lang w:bidi="fa-IR"/>
+        </w:rPr>
+        <w:t>هایی</w:t>
+      </w:r>
+      <w:proofErr w:type="spellEnd"/>
+      <w:r>
+        <w:rPr>
+          <w:rFonts w:cs="B Nazanin" w:hint="cs"/>
+          <w:sz w:val="24"/>
+          <w:szCs w:val="24"/>
+          <w:rtl/>
+          <w:lang w:bidi="fa-IR"/>
+        </w:rPr>
+        <w:t xml:space="preserve"> را تعریف می کنیم :</w:t>
+      </w:r>
+    </w:p>
+    <w:p>
+      <w:pPr>
+        <w:pStyle w:val="ListParagraph"/>
+        <w:numPr>
+          <w:ilvl w:val="0"/>
+          <w:numId w:val="12"/>
+        </w:numPr>
+        <w:bidi/>
+        <w:rPr>
+          <w:rFonts w:cs="B Nazanin"/>
+          <w:sz w:val="24"/>
+          <w:szCs w:val="24"/>
+          <w:lang w:bidi="fa-IR"/>
+        </w:rPr>
+      </w:pPr>
+      <w:r>
+        <w:rPr>
+          <w:rFonts w:cs="B Nazanin" w:hint="cs"/>
+          <w:sz w:val="24"/>
+          <w:szCs w:val="24"/>
+          <w:rtl/>
+          <w:lang w:bidi="fa-IR"/>
+        </w:rPr>
+        <w:t xml:space="preserve">جداول </w:t>
+      </w:r>
+    </w:p>
+    <w:p>
+      <w:pPr>
+        <w:pStyle w:val="ListParagraph"/>
+        <w:numPr>
+          <w:ilvl w:val="0"/>
+          <w:numId w:val="12"/>
+        </w:numPr>
+        <w:bidi/>
+        <w:rPr>
+          <w:rFonts w:cs="B Nazanin"/>
+          <w:sz w:val="24"/>
+          <w:szCs w:val="24"/>
+          <w:lang w:bidi="fa-IR"/>
+        </w:rPr>
+      </w:pPr>
+      <w:proofErr w:type="spellStart"/>
+      <w:r>
+        <w:rPr>
+          <w:rFonts w:cs="B Nazanin" w:hint="cs"/>
+          <w:sz w:val="24"/>
+          <w:szCs w:val="24"/>
+          <w:rtl/>
+          <w:lang w:bidi="fa-IR"/>
+        </w:rPr>
+        <w:lastRenderedPageBreak/>
+        <w:t>تنظیمات</w:t>
+      </w:r>
+      <w:proofErr w:type="spellEnd"/>
+      <w:r>
+        <w:rPr>
+          <w:rFonts w:cs="B Nazanin" w:hint="cs"/>
+          <w:sz w:val="24"/>
+          <w:szCs w:val="24"/>
+          <w:rtl/>
+          <w:lang w:bidi="fa-IR"/>
+        </w:rPr>
+        <w:t xml:space="preserve"> </w:t>
+      </w:r>
+      <w:r>
+        <w:rPr>
+          <w:rFonts w:cs="B Nazanin"/>
+          <w:sz w:val="24"/>
+          <w:szCs w:val="24"/>
+          <w:lang w:bidi="fa-IR"/>
+        </w:rPr>
+        <w:t>Entity</w:t>
+      </w:r>
+      <w:r>
+        <w:rPr>
+          <w:rFonts w:cs="B Nazanin" w:hint="cs"/>
+          <w:sz w:val="24"/>
+          <w:szCs w:val="24"/>
+          <w:rtl/>
+          <w:lang w:bidi="fa-IR"/>
+        </w:rPr>
+        <w:t xml:space="preserve"> ها (همان </w:t>
+      </w:r>
+      <w:r>
+        <w:rPr>
+          <w:rFonts w:cs="B Nazanin"/>
+          <w:sz w:val="24"/>
+          <w:szCs w:val="24"/>
+          <w:lang w:bidi="fa-IR"/>
+        </w:rPr>
+        <w:t>Config</w:t>
+      </w:r>
+      <w:r>
+        <w:rPr>
+          <w:rFonts w:cs="B Nazanin" w:hint="cs"/>
+          <w:sz w:val="24"/>
+          <w:szCs w:val="24"/>
+          <w:rtl/>
+          <w:lang w:bidi="fa-IR"/>
+        </w:rPr>
+        <w:t xml:space="preserve"> ها)</w:t>
+      </w:r>
+    </w:p>
+    <w:p>
+      <w:pPr>
+        <w:pStyle w:val="ListParagraph"/>
+        <w:numPr>
+          <w:ilvl w:val="0"/>
+          <w:numId w:val="12"/>
+        </w:numPr>
+        <w:bidi/>
+        <w:rPr>
+          <w:rFonts w:cs="B Nazanin" w:hint="cs"/>
+          <w:sz w:val="24"/>
+          <w:szCs w:val="24"/>
+          <w:rtl/>
+          <w:lang w:bidi="fa-IR"/>
+        </w:rPr>
+      </w:pPr>
+      <w:r>
+        <w:rPr>
+          <w:rFonts w:cs="B Nazanin" w:hint="cs"/>
+          <w:sz w:val="24"/>
+          <w:szCs w:val="24"/>
+          <w:rtl/>
+          <w:lang w:bidi="fa-IR"/>
+        </w:rPr>
+        <w:t>...</w:t>
       </w:r>
     </w:p>
     <w:p>
@@ -20621,27 +20547,7 @@
           <w:szCs w:val="24"/>
           <w:lang w:bidi="fa-IR"/>
         </w:rPr>
-        <w:t xml:space="preserve">class </w:t>
-      </w:r>
-      <w:proofErr w:type="gramStart"/>
-      <w:r>
-        <w:rPr>
-          <w:rFonts w:cs="B Nazanin"/>
-          <w:sz w:val="24"/>
-          <w:szCs w:val="24"/>
-          <w:lang w:bidi="fa-IR"/>
-        </w:rPr>
-        <w:t>Dog :</w:t>
-      </w:r>
-      <w:proofErr w:type="gramEnd"/>
-      <w:r>
-        <w:rPr>
-          <w:rFonts w:cs="B Nazanin"/>
-          <w:sz w:val="24"/>
-          <w:szCs w:val="24"/>
-          <w:lang w:bidi="fa-IR"/>
-        </w:rPr>
-        <w:t xml:space="preserve"> Animal</w:t>
+        <w:t>class Dog : Animal</w:t>
       </w:r>
       <w:r>
         <w:rPr>
@@ -20780,27 +20686,7 @@
           <w:szCs w:val="24"/>
           <w:lang w:bidi="fa-IR"/>
         </w:rPr>
-        <w:t xml:space="preserve">class </w:t>
-      </w:r>
-      <w:proofErr w:type="gramStart"/>
-      <w:r>
-        <w:rPr>
-          <w:rFonts w:cs="B Nazanin"/>
-          <w:sz w:val="24"/>
-          <w:szCs w:val="24"/>
-          <w:lang w:bidi="fa-IR"/>
-        </w:rPr>
-        <w:t>Product :</w:t>
-      </w:r>
-      <w:proofErr w:type="gramEnd"/>
-      <w:r>
-        <w:rPr>
-          <w:rFonts w:cs="B Nazanin"/>
-          <w:sz w:val="24"/>
-          <w:szCs w:val="24"/>
-          <w:lang w:bidi="fa-IR"/>
-        </w:rPr>
-        <w:t xml:space="preserve"> </w:t>
+        <w:t xml:space="preserve">class Product : </w:t>
       </w:r>
       <w:proofErr w:type="spellStart"/>
       <w:r>
@@ -21000,7 +20886,6 @@
           <w:lang w:bidi="fa-IR"/>
         </w:rPr>
       </w:pPr>
-      <w:proofErr w:type="gramStart"/>
       <w:r>
         <w:rPr>
           <w:rFonts w:cs="B Nazanin"/>
@@ -21009,17 +20894,7 @@
           <w:lang w:bidi="fa-IR"/>
         </w:rPr>
         <w:lastRenderedPageBreak/>
-        <w:t>Product(</w:t>
-      </w:r>
-      <w:proofErr w:type="gramEnd"/>
-      <w:r>
-        <w:rPr>
-          <w:rFonts w:cs="B Nazanin"/>
-          <w:sz w:val="24"/>
-          <w:szCs w:val="24"/>
-          <w:lang w:bidi="fa-IR"/>
-        </w:rPr>
-        <w:t>) : base(...)</w:t>
+        <w:t>Product() : base(...)</w:t>
       </w:r>
     </w:p>
     <w:p>
@@ -21102,7 +20977,6 @@
         </w:rPr>
         <w:t xml:space="preserve"> (</w:t>
       </w:r>
-      <w:proofErr w:type="gramStart"/>
       <w:r>
         <w:rPr>
           <w:rFonts w:cs="B Nazanin"/>
@@ -21112,7 +20986,6 @@
         </w:rPr>
         <w:t>iv</w:t>
       </w:r>
-      <w:proofErr w:type="gramEnd"/>
       <w:r>
         <w:rPr>
           <w:rFonts w:cs="B Nazanin"/>
@@ -21155,25 +21028,14 @@
           <w:lang w:bidi="fa-IR"/>
         </w:rPr>
       </w:pPr>
-      <w:proofErr w:type="gramStart"/>
-      <w:r>
-        <w:rPr>
-          <w:rFonts w:cs="B Nazanin"/>
-          <w:sz w:val="24"/>
-          <w:szCs w:val="24"/>
-          <w:lang w:bidi="fa-IR"/>
-        </w:rPr>
-        <w:t>Product(</w:t>
-      </w:r>
-      <w:proofErr w:type="gramEnd"/>
-      <w:r>
-        <w:rPr>
-          <w:rFonts w:cs="B Nazanin"/>
-          <w:sz w:val="24"/>
-          <w:szCs w:val="24"/>
-          <w:lang w:bidi="fa-IR"/>
-        </w:rPr>
-        <w:t>) : this(...)</w:t>
+      <w:r>
+        <w:rPr>
+          <w:rFonts w:cs="B Nazanin"/>
+          <w:sz w:val="24"/>
+          <w:szCs w:val="24"/>
+          <w:lang w:bidi="fa-IR"/>
+        </w:rPr>
+        <w:t>Product() : this(...)</w:t>
       </w:r>
     </w:p>
     <w:p>
@@ -23137,9 +22999,9 @@
     </w:lvl>
   </w:abstractNum>
   <w:abstractNum w:abstractNumId="9" w15:restartNumberingAfterBreak="0">
-    <w:nsid w:val="68901ECE"/>
+    <w:nsid w:val="6074165B"/>
     <w:multiLevelType w:val="hybridMultilevel"/>
-    <w:tmpl w:val="518C031A"/>
+    <w:tmpl w:val="070C90F4"/>
     <w:lvl w:ilvl="0" w:tplc="04090011">
       <w:start w:val="1"/>
       <w:numFmt w:val="decimal"/>
@@ -23226,6 +23088,95 @@
     </w:lvl>
   </w:abstractNum>
   <w:abstractNum w:abstractNumId="10" w15:restartNumberingAfterBreak="0">
+    <w:nsid w:val="68901ECE"/>
+    <w:multiLevelType w:val="hybridMultilevel"/>
+    <w:tmpl w:val="518C031A"/>
+    <w:lvl w:ilvl="0" w:tplc="04090011">
+      <w:start w:val="1"/>
+      <w:numFmt w:val="decimal"/>
+      <w:lvlText w:val="%1)"/>
+      <w:lvlJc w:val="left"/>
+      <w:pPr>
+        <w:ind w:left="720" w:hanging="360"/>
+      </w:pPr>
+      <w:rPr>
+        <w:rFonts w:hint="default"/>
+      </w:rPr>
+    </w:lvl>
+    <w:lvl w:ilvl="1" w:tplc="04090019" w:tentative="1">
+      <w:start w:val="1"/>
+      <w:numFmt w:val="lowerLetter"/>
+      <w:lvlText w:val="%2."/>
+      <w:lvlJc w:val="left"/>
+      <w:pPr>
+        <w:ind w:left="1440" w:hanging="360"/>
+      </w:pPr>
+    </w:lvl>
+    <w:lvl w:ilvl="2" w:tplc="0409001B" w:tentative="1">
+      <w:start w:val="1"/>
+      <w:numFmt w:val="lowerRoman"/>
+      <w:lvlText w:val="%3."/>
+      <w:lvlJc w:val="right"/>
+      <w:pPr>
+        <w:ind w:left="2160" w:hanging="180"/>
+      </w:pPr>
+    </w:lvl>
+    <w:lvl w:ilvl="3" w:tplc="0409000F" w:tentative="1">
+      <w:start w:val="1"/>
+      <w:numFmt w:val="decimal"/>
+      <w:lvlText w:val="%4."/>
+      <w:lvlJc w:val="left"/>
+      <w:pPr>
+        <w:ind w:left="2880" w:hanging="360"/>
+      </w:pPr>
+    </w:lvl>
+    <w:lvl w:ilvl="4" w:tplc="04090019" w:tentative="1">
+      <w:start w:val="1"/>
+      <w:numFmt w:val="lowerLetter"/>
+      <w:lvlText w:val="%5."/>
+      <w:lvlJc w:val="left"/>
+      <w:pPr>
+        <w:ind w:left="3600" w:hanging="360"/>
+      </w:pPr>
+    </w:lvl>
+    <w:lvl w:ilvl="5" w:tplc="0409001B" w:tentative="1">
+      <w:start w:val="1"/>
+      <w:numFmt w:val="lowerRoman"/>
+      <w:lvlText w:val="%6."/>
+      <w:lvlJc w:val="right"/>
+      <w:pPr>
+        <w:ind w:left="4320" w:hanging="180"/>
+      </w:pPr>
+    </w:lvl>
+    <w:lvl w:ilvl="6" w:tplc="0409000F" w:tentative="1">
+      <w:start w:val="1"/>
+      <w:numFmt w:val="decimal"/>
+      <w:lvlText w:val="%7."/>
+      <w:lvlJc w:val="left"/>
+      <w:pPr>
+        <w:ind w:left="5040" w:hanging="360"/>
+      </w:pPr>
+    </w:lvl>
+    <w:lvl w:ilvl="7" w:tplc="04090019" w:tentative="1">
+      <w:start w:val="1"/>
+      <w:numFmt w:val="lowerLetter"/>
+      <w:lvlText w:val="%8."/>
+      <w:lvlJc w:val="left"/>
+      <w:pPr>
+        <w:ind w:left="5760" w:hanging="360"/>
+      </w:pPr>
+    </w:lvl>
+    <w:lvl w:ilvl="8" w:tplc="0409001B" w:tentative="1">
+      <w:start w:val="1"/>
+      <w:numFmt w:val="lowerRoman"/>
+      <w:lvlText w:val="%9."/>
+      <w:lvlJc w:val="right"/>
+      <w:pPr>
+        <w:ind w:left="6480" w:hanging="180"/>
+      </w:pPr>
+    </w:lvl>
+  </w:abstractNum>
+  <w:abstractNum w:abstractNumId="11" w15:restartNumberingAfterBreak="0">
     <w:nsid w:val="792B48E0"/>
     <w:multiLevelType w:val="multilevel"/>
     <w:tmpl w:val="0C58ECD8"/>
@@ -23342,13 +23293,13 @@
     <w:abstractNumId w:val="4"/>
   </w:num>
   <w:num w:numId="2">
-    <w:abstractNumId w:val="9"/>
+    <w:abstractNumId w:val="10"/>
   </w:num>
   <w:num w:numId="3">
     <w:abstractNumId w:val="7"/>
   </w:num>
   <w:num w:numId="4">
-    <w:abstractNumId w:val="10"/>
+    <w:abstractNumId w:val="11"/>
   </w:num>
   <w:num w:numId="5">
     <w:abstractNumId w:val="1"/>
@@ -23370,6 +23321,9 @@
   </w:num>
   <w:num w:numId="11">
     <w:abstractNumId w:val="2"/>
+  </w:num>
+  <w:num w:numId="12">
+    <w:abstractNumId w:val="9"/>
   </w:num>
 </w:numbering>
 </file>

--- a/ECommerce By Neil Cummings.docx
+++ b/ECommerce By Neil Cummings.docx
@@ -18259,7 +18259,7 @@
       <w:pPr>
         <w:bidi/>
         <w:rPr>
-          <w:rFonts w:cs="B Nazanin" w:hint="cs"/>
+          <w:rFonts w:cs="B Nazanin"/>
           <w:sz w:val="24"/>
           <w:szCs w:val="24"/>
           <w:rtl/>
@@ -18492,17 +18492,16 @@
           <w:szCs w:val="24"/>
           <w:rtl/>
         </w:rPr>
-        <w:t xml:space="preserve"> ! مشکلی </w:t>
+        <w:t xml:space="preserve"> ! مشکلی بوجود نمی آید چون خود </w:t>
       </w:r>
       <w:proofErr w:type="spellStart"/>
       <w:r>
         <w:rPr>
-          <w:rFonts w:cs="B Nazanin" w:hint="cs"/>
-          <w:sz w:val="24"/>
-          <w:szCs w:val="24"/>
-          <w:rtl/>
-        </w:rPr>
-        <w:t>بوجود</w:t>
+          <w:rFonts w:cs="B Nazanin"/>
+          <w:sz w:val="24"/>
+          <w:szCs w:val="24"/>
+        </w:rPr>
+        <w:t>IdentityDbContext</w:t>
       </w:r>
       <w:proofErr w:type="spellEnd"/>
       <w:r>
@@ -18512,17 +18511,53 @@
           <w:szCs w:val="24"/>
           <w:rtl/>
         </w:rPr>
+        <w:t xml:space="preserve"> از </w:t>
+      </w:r>
+      <w:proofErr w:type="spellStart"/>
+      <w:r>
+        <w:rPr>
+          <w:rFonts w:cs="B Nazanin"/>
+          <w:sz w:val="24"/>
+          <w:szCs w:val="24"/>
+        </w:rPr>
+        <w:t>DBContext</w:t>
+      </w:r>
+      <w:proofErr w:type="spellEnd"/>
+      <w:r>
+        <w:rPr>
+          <w:rFonts w:cs="B Nazanin" w:hint="cs"/>
+          <w:sz w:val="24"/>
+          <w:szCs w:val="24"/>
+          <w:rtl/>
+        </w:rPr>
+        <w:t xml:space="preserve"> ارث بری می کند .</w:t>
+      </w:r>
+      <w:r>
+        <w:rPr>
+          <w:rFonts w:cs="B Nazanin"/>
+          <w:sz w:val="24"/>
+          <w:szCs w:val="24"/>
+        </w:rPr>
         <w:t xml:space="preserve"> </w:t>
       </w:r>
+      <w:r>
+        <w:rPr>
+          <w:rFonts w:cs="B Nazanin" w:hint="cs"/>
+          <w:sz w:val="24"/>
+          <w:szCs w:val="24"/>
+          <w:rtl/>
+          <w:lang w:bidi="fa-IR"/>
+        </w:rPr>
+        <w:t xml:space="preserve">حالا چرا از </w:t>
+      </w:r>
       <w:proofErr w:type="spellStart"/>
       <w:r>
         <w:rPr>
-          <w:rFonts w:cs="B Nazanin" w:hint="cs"/>
-          <w:sz w:val="24"/>
-          <w:szCs w:val="24"/>
-          <w:rtl/>
-        </w:rPr>
-        <w:t>نمی</w:t>
+          <w:rFonts w:cs="B Nazanin"/>
+          <w:sz w:val="24"/>
+          <w:szCs w:val="24"/>
+        </w:rPr>
+        <w:t>IdentityDbContext</w:t>
       </w:r>
       <w:proofErr w:type="spellEnd"/>
       <w:r>
@@ -18532,81 +18567,6 @@
           <w:szCs w:val="24"/>
           <w:rtl/>
         </w:rPr>
-        <w:t xml:space="preserve"> آید چون خود </w:t>
-      </w:r>
-      <w:proofErr w:type="spellStart"/>
-      <w:r>
-        <w:rPr>
-          <w:rFonts w:cs="B Nazanin"/>
-          <w:sz w:val="24"/>
-          <w:szCs w:val="24"/>
-        </w:rPr>
-        <w:t>IdentityDbContext</w:t>
-      </w:r>
-      <w:proofErr w:type="spellEnd"/>
-      <w:r>
-        <w:rPr>
-          <w:rFonts w:cs="B Nazanin" w:hint="cs"/>
-          <w:sz w:val="24"/>
-          <w:szCs w:val="24"/>
-          <w:rtl/>
-        </w:rPr>
-        <w:t xml:space="preserve"> از </w:t>
-      </w:r>
-      <w:proofErr w:type="spellStart"/>
-      <w:r>
-        <w:rPr>
-          <w:rFonts w:cs="B Nazanin"/>
-          <w:sz w:val="24"/>
-          <w:szCs w:val="24"/>
-        </w:rPr>
-        <w:t>DBContext</w:t>
-      </w:r>
-      <w:proofErr w:type="spellEnd"/>
-      <w:r>
-        <w:rPr>
-          <w:rFonts w:cs="B Nazanin" w:hint="cs"/>
-          <w:sz w:val="24"/>
-          <w:szCs w:val="24"/>
-          <w:rtl/>
-        </w:rPr>
-        <w:t xml:space="preserve"> ارث بری می کند .</w:t>
-      </w:r>
-      <w:r>
-        <w:rPr>
-          <w:rFonts w:cs="B Nazanin"/>
-          <w:sz w:val="24"/>
-          <w:szCs w:val="24"/>
-        </w:rPr>
-        <w:t xml:space="preserve"> </w:t>
-      </w:r>
-      <w:r>
-        <w:rPr>
-          <w:rFonts w:cs="B Nazanin" w:hint="cs"/>
-          <w:sz w:val="24"/>
-          <w:szCs w:val="24"/>
-          <w:rtl/>
-          <w:lang w:bidi="fa-IR"/>
-        </w:rPr>
-        <w:t xml:space="preserve">حالا چرا از </w:t>
-      </w:r>
-      <w:proofErr w:type="spellStart"/>
-      <w:r>
-        <w:rPr>
-          <w:rFonts w:cs="B Nazanin"/>
-          <w:sz w:val="24"/>
-          <w:szCs w:val="24"/>
-        </w:rPr>
-        <w:t>IdentityDbContext</w:t>
-      </w:r>
-      <w:proofErr w:type="spellEnd"/>
-      <w:r>
-        <w:rPr>
-          <w:rFonts w:cs="B Nazanin" w:hint="cs"/>
-          <w:sz w:val="24"/>
-          <w:szCs w:val="24"/>
-          <w:rtl/>
-        </w:rPr>
         <w:t xml:space="preserve"> استفاده کنیم . در واقع معنی </w:t>
       </w:r>
       <w:r>
@@ -18624,7 +18584,7 @@
       <w:pPr>
         <w:bidi/>
         <w:rPr>
-          <w:rFonts w:cs="B Nazanin" w:hint="cs"/>
+          <w:rFonts w:cs="B Nazanin"/>
           <w:sz w:val="24"/>
           <w:szCs w:val="24"/>
           <w:rtl/>
@@ -19494,7 +19454,7 @@
         </w:numPr>
         <w:bidi/>
         <w:rPr>
-          <w:rFonts w:cs="B Nazanin" w:hint="cs"/>
+          <w:rFonts w:cs="B Nazanin"/>
           <w:sz w:val="24"/>
           <w:szCs w:val="24"/>
           <w:rtl/>
@@ -21997,31 +21957,648 @@
     </w:p>
     <w:p>
       <w:pPr>
+        <w:bidi/>
+        <w:ind w:left="360"/>
+        <w:rPr>
+          <w:rFonts w:cs="B Nazanin"/>
+          <w:sz w:val="24"/>
+          <w:szCs w:val="24"/>
+          <w:lang w:bidi="fa-IR"/>
+        </w:rPr>
+      </w:pPr>
+    </w:p>
+    <w:p>
+      <w:pPr>
         <w:pStyle w:val="ListParagraph"/>
-        <w:bidi/>
-        <w:rPr>
-          <w:rFonts w:cs="B Nazanin"/>
-          <w:sz w:val="24"/>
-          <w:szCs w:val="24"/>
-          <w:lang w:bidi="fa-IR"/>
-        </w:rPr>
-      </w:pPr>
-    </w:p>
-    <w:p>
-      <w:pPr>
-        <w:bidi/>
-        <w:rPr>
-          <w:rFonts w:cs="B Nazanin"/>
-          <w:sz w:val="24"/>
-          <w:szCs w:val="24"/>
-          <w:rtl/>
-          <w:lang w:bidi="fa-IR"/>
-        </w:rPr>
-      </w:pPr>
-    </w:p>
-    <w:p>
-      <w:pPr>
-        <w:bidi/>
+        <w:numPr>
+          <w:ilvl w:val="0"/>
+          <w:numId w:val="1"/>
+        </w:numPr>
+        <w:bidi/>
+        <w:rPr>
+          <w:rFonts w:cs="B Nazanin"/>
+          <w:sz w:val="24"/>
+          <w:szCs w:val="24"/>
+          <w:lang w:bidi="fa-IR"/>
+        </w:rPr>
+      </w:pPr>
+      <w:r>
+        <w:rPr>
+          <w:rFonts w:cs="B Nazanin" w:hint="cs"/>
+          <w:sz w:val="24"/>
+          <w:szCs w:val="24"/>
+          <w:rtl/>
+          <w:lang w:bidi="fa-IR"/>
+        </w:rPr>
+        <w:t xml:space="preserve">آیا فقط در زمان استفاده از متد </w:t>
+      </w:r>
+      <w:proofErr w:type="spellStart"/>
+      <w:r>
+        <w:rPr>
+          <w:rFonts w:cs="B Nazanin" w:hint="cs"/>
+          <w:sz w:val="24"/>
+          <w:szCs w:val="24"/>
+          <w:rtl/>
+          <w:lang w:bidi="fa-IR"/>
+        </w:rPr>
+        <w:t>هایی</w:t>
+      </w:r>
+      <w:proofErr w:type="spellEnd"/>
+      <w:r>
+        <w:rPr>
+          <w:rFonts w:cs="B Nazanin" w:hint="cs"/>
+          <w:sz w:val="24"/>
+          <w:szCs w:val="24"/>
+          <w:rtl/>
+          <w:lang w:bidi="fa-IR"/>
+        </w:rPr>
+        <w:t xml:space="preserve"> که دارند به </w:t>
+      </w:r>
+      <w:r>
+        <w:rPr>
+          <w:rFonts w:cs="B Nazanin"/>
+          <w:sz w:val="24"/>
+          <w:szCs w:val="24"/>
+          <w:lang w:bidi="fa-IR"/>
+        </w:rPr>
+        <w:t>Database</w:t>
+      </w:r>
+      <w:r>
+        <w:rPr>
+          <w:rFonts w:cs="B Nazanin" w:hint="cs"/>
+          <w:sz w:val="24"/>
+          <w:szCs w:val="24"/>
+          <w:rtl/>
+          <w:lang w:bidi="fa-IR"/>
+        </w:rPr>
+        <w:t xml:space="preserve"> </w:t>
+      </w:r>
+      <w:proofErr w:type="spellStart"/>
+      <w:r>
+        <w:rPr>
+          <w:rFonts w:cs="B Nazanin" w:hint="cs"/>
+          <w:sz w:val="24"/>
+          <w:szCs w:val="24"/>
+          <w:rtl/>
+          <w:lang w:bidi="fa-IR"/>
+        </w:rPr>
+        <w:t>کوئری</w:t>
+      </w:r>
+      <w:proofErr w:type="spellEnd"/>
+      <w:r>
+        <w:rPr>
+          <w:rFonts w:cs="B Nazanin" w:hint="cs"/>
+          <w:sz w:val="24"/>
+          <w:szCs w:val="24"/>
+          <w:rtl/>
+          <w:lang w:bidi="fa-IR"/>
+        </w:rPr>
+        <w:t xml:space="preserve"> میفرستند باید از </w:t>
+      </w:r>
+      <w:r>
+        <w:rPr>
+          <w:rFonts w:cs="B Nazanin"/>
+          <w:sz w:val="24"/>
+          <w:szCs w:val="24"/>
+          <w:lang w:bidi="fa-IR"/>
+        </w:rPr>
+        <w:t>Async/Await</w:t>
+      </w:r>
+      <w:r>
+        <w:rPr>
+          <w:rFonts w:cs="B Nazanin" w:hint="cs"/>
+          <w:sz w:val="24"/>
+          <w:szCs w:val="24"/>
+          <w:rtl/>
+          <w:lang w:bidi="fa-IR"/>
+        </w:rPr>
+        <w:t xml:space="preserve"> استفاده کر</w:t>
+      </w:r>
+      <w:r>
+        <w:rPr>
+          <w:rFonts w:cs="B Nazanin" w:hint="cs"/>
+          <w:sz w:val="24"/>
+          <w:szCs w:val="24"/>
+          <w:rtl/>
+          <w:lang w:bidi="fa-IR"/>
+        </w:rPr>
+        <w:t>د</w:t>
+      </w:r>
+      <w:r>
+        <w:rPr>
+          <w:rFonts w:cs="B Nazanin" w:hint="cs"/>
+          <w:sz w:val="24"/>
+          <w:szCs w:val="24"/>
+          <w:rtl/>
+          <w:lang w:bidi="fa-IR"/>
+        </w:rPr>
+        <w:t>؟</w:t>
+      </w:r>
+      <w:r>
+        <w:rPr>
+          <w:rFonts w:cs="B Nazanin"/>
+          <w:sz w:val="24"/>
+          <w:szCs w:val="24"/>
+          <w:lang w:bidi="fa-IR"/>
+        </w:rPr>
+        <w:t xml:space="preserve"> </w:t>
+      </w:r>
+      <w:r>
+        <w:rPr>
+          <w:rFonts w:cs="B Nazanin"/>
+          <w:sz w:val="24"/>
+          <w:szCs w:val="24"/>
+          <w:rtl/>
+          <w:lang w:bidi="fa-IR"/>
+        </w:rPr>
+        <w:t>نه، فقط برای متد</w:t>
+      </w:r>
+      <w:r>
+        <w:rPr>
+          <w:rFonts w:cs="B Nazanin"/>
+          <w:sz w:val="24"/>
+          <w:szCs w:val="24"/>
+          <w:lang w:bidi="fa-IR"/>
+        </w:rPr>
+        <w:t xml:space="preserve"> </w:t>
+      </w:r>
+      <w:proofErr w:type="spellStart"/>
+      <w:r>
+        <w:rPr>
+          <w:rFonts w:cs="B Nazanin"/>
+          <w:sz w:val="24"/>
+          <w:szCs w:val="24"/>
+          <w:rtl/>
+          <w:lang w:bidi="fa-IR"/>
+        </w:rPr>
+        <w:t>هایی</w:t>
+      </w:r>
+      <w:proofErr w:type="spellEnd"/>
+      <w:r>
+        <w:rPr>
+          <w:rFonts w:cs="B Nazanin"/>
+          <w:sz w:val="24"/>
+          <w:szCs w:val="24"/>
+          <w:rtl/>
+          <w:lang w:bidi="fa-IR"/>
+        </w:rPr>
+        <w:t xml:space="preserve"> که به</w:t>
+      </w:r>
+      <w:r>
+        <w:rPr>
+          <w:rFonts w:cs="B Nazanin"/>
+          <w:sz w:val="24"/>
+          <w:szCs w:val="24"/>
+          <w:lang w:bidi="fa-IR"/>
+        </w:rPr>
+        <w:t xml:space="preserve"> Database </w:t>
+      </w:r>
+      <w:proofErr w:type="spellStart"/>
+      <w:r>
+        <w:rPr>
+          <w:rFonts w:cs="B Nazanin"/>
+          <w:sz w:val="24"/>
+          <w:szCs w:val="24"/>
+          <w:rtl/>
+          <w:lang w:bidi="fa-IR"/>
+        </w:rPr>
+        <w:t>کوئری</w:t>
+      </w:r>
+      <w:proofErr w:type="spellEnd"/>
+      <w:r>
+        <w:rPr>
+          <w:rFonts w:cs="B Nazanin"/>
+          <w:sz w:val="24"/>
+          <w:szCs w:val="24"/>
+          <w:rtl/>
+          <w:lang w:bidi="fa-IR"/>
+        </w:rPr>
+        <w:t xml:space="preserve"> می</w:t>
+      </w:r>
+      <w:r>
+        <w:rPr>
+          <w:rFonts w:cs="B Nazanin"/>
+          <w:sz w:val="24"/>
+          <w:szCs w:val="24"/>
+          <w:lang w:bidi="fa-IR"/>
+        </w:rPr>
+        <w:t xml:space="preserve"> </w:t>
+      </w:r>
+      <w:r>
+        <w:rPr>
+          <w:rFonts w:cs="B Nazanin"/>
+          <w:sz w:val="24"/>
+          <w:szCs w:val="24"/>
+          <w:rtl/>
+          <w:lang w:bidi="fa-IR"/>
+        </w:rPr>
+        <w:t>‌فر</w:t>
+      </w:r>
+      <w:r>
+        <w:rPr>
+          <w:rFonts w:cs="B Nazanin"/>
+          <w:sz w:val="24"/>
+          <w:szCs w:val="24"/>
+          <w:lang w:bidi="fa-IR"/>
+        </w:rPr>
+        <w:t xml:space="preserve"> </w:t>
+      </w:r>
+      <w:proofErr w:type="spellStart"/>
+      <w:r>
+        <w:rPr>
+          <w:rFonts w:cs="B Nazanin"/>
+          <w:sz w:val="24"/>
+          <w:szCs w:val="24"/>
+          <w:rtl/>
+          <w:lang w:bidi="fa-IR"/>
+        </w:rPr>
+        <w:t>ستند</w:t>
+      </w:r>
+      <w:proofErr w:type="spellEnd"/>
+      <w:r>
+        <w:rPr>
+          <w:rFonts w:cs="B Nazanin"/>
+          <w:sz w:val="24"/>
+          <w:szCs w:val="24"/>
+          <w:rtl/>
+          <w:lang w:bidi="fa-IR"/>
+        </w:rPr>
+        <w:t xml:space="preserve"> نیست؛ اما در </w:t>
+      </w:r>
+      <w:proofErr w:type="spellStart"/>
+      <w:r>
+        <w:rPr>
+          <w:rFonts w:cs="B Nazanin"/>
+          <w:sz w:val="24"/>
+          <w:szCs w:val="24"/>
+          <w:rtl/>
+          <w:lang w:bidi="fa-IR"/>
+        </w:rPr>
+        <w:t>پروژه‌های</w:t>
+      </w:r>
+      <w:proofErr w:type="spellEnd"/>
+      <w:r>
+        <w:rPr>
+          <w:rFonts w:cs="B Nazanin"/>
+          <w:sz w:val="24"/>
+          <w:szCs w:val="24"/>
+          <w:lang w:bidi="fa-IR"/>
+        </w:rPr>
+        <w:t xml:space="preserve"> Backend</w:t>
+      </w:r>
+      <w:r>
+        <w:rPr>
+          <w:rFonts w:cs="B Nazanin"/>
+          <w:sz w:val="24"/>
+          <w:szCs w:val="24"/>
+          <w:rtl/>
+          <w:lang w:bidi="fa-IR"/>
+        </w:rPr>
+        <w:t xml:space="preserve">، یکی از </w:t>
+      </w:r>
+      <w:proofErr w:type="spellStart"/>
+      <w:r>
+        <w:rPr>
+          <w:rFonts w:cs="B Nazanin"/>
+          <w:sz w:val="24"/>
+          <w:szCs w:val="24"/>
+          <w:rtl/>
+          <w:lang w:bidi="fa-IR"/>
+        </w:rPr>
+        <w:t>مهم‌ترین</w:t>
+      </w:r>
+      <w:proofErr w:type="spellEnd"/>
+      <w:r>
+        <w:rPr>
+          <w:rFonts w:cs="B Nazanin"/>
+          <w:sz w:val="24"/>
+          <w:szCs w:val="24"/>
+          <w:rtl/>
+          <w:lang w:bidi="fa-IR"/>
+        </w:rPr>
+        <w:t xml:space="preserve"> جاهایی که </w:t>
+      </w:r>
+      <w:r>
+        <w:rPr>
+          <w:rFonts w:cs="B Nazanin"/>
+          <w:sz w:val="24"/>
+          <w:szCs w:val="24"/>
+          <w:lang w:bidi="fa-IR"/>
+        </w:rPr>
+        <w:t xml:space="preserve">async/await </w:t>
+      </w:r>
+      <w:r>
+        <w:rPr>
+          <w:rFonts w:cs="B Nazanin"/>
+          <w:sz w:val="24"/>
+          <w:szCs w:val="24"/>
+          <w:rtl/>
+          <w:lang w:bidi="fa-IR"/>
+        </w:rPr>
+        <w:t xml:space="preserve">استفاده </w:t>
+      </w:r>
+      <w:proofErr w:type="spellStart"/>
+      <w:r>
+        <w:rPr>
+          <w:rFonts w:cs="B Nazanin"/>
+          <w:sz w:val="24"/>
+          <w:szCs w:val="24"/>
+          <w:rtl/>
+          <w:lang w:bidi="fa-IR"/>
+        </w:rPr>
+        <w:t>می‌شود</w:t>
+      </w:r>
+      <w:proofErr w:type="spellEnd"/>
+      <w:r>
+        <w:rPr>
+          <w:rFonts w:cs="B Nazanin"/>
+          <w:sz w:val="24"/>
+          <w:szCs w:val="24"/>
+          <w:rtl/>
+          <w:lang w:bidi="fa-IR"/>
+        </w:rPr>
+        <w:t xml:space="preserve">، عملیات </w:t>
+      </w:r>
+      <w:r>
+        <w:rPr>
+          <w:rFonts w:cs="B Nazanin"/>
+          <w:sz w:val="24"/>
+          <w:szCs w:val="24"/>
+          <w:lang w:bidi="fa-IR"/>
+        </w:rPr>
+        <w:t xml:space="preserve"> </w:t>
+      </w:r>
+      <w:r>
+        <w:rPr>
+          <w:rFonts w:cs="B Nazanin"/>
+          <w:sz w:val="24"/>
+          <w:szCs w:val="24"/>
+          <w:lang w:bidi="fa-IR"/>
+        </w:rPr>
+        <w:t xml:space="preserve">I/O </w:t>
+      </w:r>
+      <w:r>
+        <w:rPr>
+          <w:rFonts w:cs="B Nazanin"/>
+          <w:sz w:val="24"/>
+          <w:szCs w:val="24"/>
+          <w:rtl/>
+          <w:lang w:bidi="fa-IR"/>
+        </w:rPr>
+        <w:t xml:space="preserve">مثل </w:t>
+      </w:r>
+      <w:proofErr w:type="spellStart"/>
+      <w:r>
+        <w:rPr>
+          <w:rFonts w:cs="B Nazanin"/>
+          <w:sz w:val="24"/>
+          <w:szCs w:val="24"/>
+          <w:rtl/>
+          <w:lang w:bidi="fa-IR"/>
+        </w:rPr>
+        <w:t>دیتابیس</w:t>
+      </w:r>
+      <w:proofErr w:type="spellEnd"/>
+      <w:r>
+        <w:rPr>
+          <w:rFonts w:cs="B Nazanin"/>
+          <w:sz w:val="24"/>
+          <w:szCs w:val="24"/>
+          <w:rtl/>
+          <w:lang w:bidi="fa-IR"/>
+        </w:rPr>
+        <w:t xml:space="preserve"> است</w:t>
+      </w:r>
+      <w:r>
+        <w:rPr>
+          <w:rFonts w:cs="B Nazanin"/>
+          <w:sz w:val="24"/>
+          <w:szCs w:val="24"/>
+          <w:lang w:bidi="fa-IR"/>
+        </w:rPr>
+        <w:t>.</w:t>
+      </w:r>
+    </w:p>
+    <w:p>
+      <w:pPr>
+        <w:pStyle w:val="ListParagraph"/>
+        <w:bidi/>
+        <w:rPr>
+          <w:rFonts w:cs="B Nazanin"/>
+          <w:sz w:val="24"/>
+          <w:szCs w:val="24"/>
+          <w:lang w:bidi="fa-IR"/>
+        </w:rPr>
+      </w:pPr>
+      <w:r>
+        <w:rPr>
+          <w:rFonts w:cs="B Nazanin"/>
+          <w:sz w:val="24"/>
+          <w:szCs w:val="24"/>
+          <w:rtl/>
+          <w:lang w:bidi="fa-IR"/>
+        </w:rPr>
+        <w:t>قاعده‌</w:t>
+      </w:r>
+      <w:r>
+        <w:rPr>
+          <w:rFonts w:cs="B Nazanin"/>
+          <w:sz w:val="24"/>
+          <w:szCs w:val="24"/>
+          <w:lang w:bidi="fa-IR"/>
+        </w:rPr>
+        <w:t xml:space="preserve"> </w:t>
+      </w:r>
+      <w:r>
+        <w:rPr>
+          <w:rFonts w:cs="B Nazanin"/>
+          <w:sz w:val="24"/>
+          <w:szCs w:val="24"/>
+          <w:rtl/>
+          <w:lang w:bidi="fa-IR"/>
+        </w:rPr>
+        <w:t>ی ساده</w:t>
+      </w:r>
+      <w:r>
+        <w:rPr>
+          <w:rFonts w:cs="B Nazanin"/>
+          <w:sz w:val="24"/>
+          <w:szCs w:val="24"/>
+          <w:lang w:bidi="fa-IR"/>
+        </w:rPr>
+        <w:t>:</w:t>
+      </w:r>
+      <w:r>
+        <w:rPr>
+          <w:rFonts w:cs="B Nazanin"/>
+          <w:sz w:val="24"/>
+          <w:szCs w:val="24"/>
+          <w:rtl/>
+          <w:lang w:bidi="fa-IR"/>
+        </w:rPr>
+        <w:t>هر</w:t>
+      </w:r>
+      <w:r>
+        <w:rPr>
+          <w:rFonts w:cs="B Nazanin"/>
+          <w:sz w:val="24"/>
+          <w:szCs w:val="24"/>
+          <w:lang w:bidi="fa-IR"/>
+        </w:rPr>
+        <w:t xml:space="preserve"> </w:t>
+      </w:r>
+      <w:r>
+        <w:rPr>
+          <w:rFonts w:cs="B Nazanin"/>
+          <w:sz w:val="24"/>
+          <w:szCs w:val="24"/>
+          <w:rtl/>
+          <w:lang w:bidi="fa-IR"/>
+        </w:rPr>
+        <w:t>جا عملیات زمان‌</w:t>
+      </w:r>
+      <w:r>
+        <w:rPr>
+          <w:rFonts w:cs="B Nazanin"/>
+          <w:sz w:val="24"/>
+          <w:szCs w:val="24"/>
+          <w:lang w:bidi="fa-IR"/>
+        </w:rPr>
+        <w:t xml:space="preserve"> </w:t>
+      </w:r>
+      <w:r>
+        <w:rPr>
+          <w:rFonts w:cs="B Nazanin"/>
+          <w:sz w:val="24"/>
+          <w:szCs w:val="24"/>
+          <w:rtl/>
+          <w:lang w:bidi="fa-IR"/>
+        </w:rPr>
+        <w:t xml:space="preserve">بر و </w:t>
+      </w:r>
+      <w:r>
+        <w:rPr>
+          <w:rFonts w:cs="B Nazanin"/>
+          <w:sz w:val="24"/>
+          <w:szCs w:val="24"/>
+          <w:lang w:bidi="fa-IR"/>
+        </w:rPr>
+        <w:t xml:space="preserve"> </w:t>
+      </w:r>
+      <w:r>
+        <w:rPr>
+          <w:rFonts w:cs="B Nazanin"/>
+          <w:sz w:val="24"/>
+          <w:szCs w:val="24"/>
+          <w:lang w:bidi="fa-IR"/>
+        </w:rPr>
+        <w:t xml:space="preserve">I/O-bound </w:t>
+      </w:r>
+      <w:r>
+        <w:rPr>
+          <w:rFonts w:cs="B Nazanin"/>
+          <w:sz w:val="24"/>
+          <w:szCs w:val="24"/>
+          <w:rtl/>
+          <w:lang w:bidi="fa-IR"/>
+        </w:rPr>
+        <w:t xml:space="preserve">داریم و </w:t>
+      </w:r>
+      <w:proofErr w:type="spellStart"/>
+      <w:r>
+        <w:rPr>
+          <w:rFonts w:cs="B Nazanin"/>
+          <w:sz w:val="24"/>
+          <w:szCs w:val="24"/>
+          <w:rtl/>
+          <w:lang w:bidi="fa-IR"/>
+        </w:rPr>
+        <w:t>نمی‌خواهیم</w:t>
+      </w:r>
+      <w:proofErr w:type="spellEnd"/>
+      <w:r>
+        <w:rPr>
+          <w:rFonts w:cs="B Nazanin"/>
+          <w:sz w:val="24"/>
+          <w:szCs w:val="24"/>
+          <w:lang w:bidi="fa-IR"/>
+        </w:rPr>
+        <w:t xml:space="preserve"> Thread </w:t>
+      </w:r>
+      <w:r>
+        <w:rPr>
+          <w:rFonts w:cs="B Nazanin"/>
+          <w:sz w:val="24"/>
+          <w:szCs w:val="24"/>
+          <w:rtl/>
+          <w:lang w:bidi="fa-IR"/>
+        </w:rPr>
+        <w:t xml:space="preserve">را در مدت انتظار </w:t>
+      </w:r>
+      <w:proofErr w:type="spellStart"/>
+      <w:r>
+        <w:rPr>
+          <w:rFonts w:cs="B Nazanin"/>
+          <w:sz w:val="24"/>
+          <w:szCs w:val="24"/>
+          <w:rtl/>
+          <w:lang w:bidi="fa-IR"/>
+        </w:rPr>
+        <w:t>بلاک</w:t>
+      </w:r>
+      <w:proofErr w:type="spellEnd"/>
+      <w:r>
+        <w:rPr>
+          <w:rFonts w:cs="B Nazanin"/>
+          <w:sz w:val="24"/>
+          <w:szCs w:val="24"/>
+          <w:rtl/>
+          <w:lang w:bidi="fa-IR"/>
+        </w:rPr>
+        <w:t xml:space="preserve"> کنیم، معمولاً </w:t>
+      </w:r>
+      <w:r>
+        <w:rPr>
+          <w:rFonts w:cs="B Nazanin"/>
+          <w:sz w:val="24"/>
+          <w:szCs w:val="24"/>
+          <w:lang w:bidi="fa-IR"/>
+        </w:rPr>
+        <w:t xml:space="preserve"> </w:t>
+      </w:r>
+      <w:r>
+        <w:rPr>
+          <w:rFonts w:cs="B Nazanin"/>
+          <w:sz w:val="24"/>
+          <w:szCs w:val="24"/>
+          <w:lang w:bidi="fa-IR"/>
+        </w:rPr>
+        <w:t xml:space="preserve">async/await </w:t>
+      </w:r>
+      <w:r>
+        <w:rPr>
+          <w:rFonts w:cs="B Nazanin"/>
+          <w:sz w:val="24"/>
+          <w:szCs w:val="24"/>
+          <w:rtl/>
+          <w:lang w:bidi="fa-IR"/>
+        </w:rPr>
+        <w:t>مناسب است</w:t>
+      </w:r>
+      <w:r>
+        <w:rPr>
+          <w:rFonts w:cs="B Nazanin"/>
+          <w:sz w:val="24"/>
+          <w:szCs w:val="24"/>
+          <w:lang w:bidi="fa-IR"/>
+        </w:rPr>
+        <w:t>.</w:t>
+      </w:r>
+    </w:p>
+    <w:p>
+      <w:pPr>
+        <w:bidi/>
+        <w:ind w:left="360"/>
         <w:rPr>
           <w:rFonts w:cs="B Nazanin"/>
           <w:sz w:val="24"/>
@@ -23731,6 +24308,7 @@
   <w:style w:type="character" w:default="1" w:styleId="DefaultParagraphFont">
     <w:name w:val="Default Paragraph Font"/>
     <w:uiPriority w:val="1"/>
+    <w:semiHidden/>
     <w:unhideWhenUsed/>
   </w:style>
   <w:style w:type="table" w:default="1" w:styleId="TableNormal">
